--- a/Тамразов.docx
+++ b/Тамразов.docx
@@ -987,6 +987,14 @@
           <w:lang w:eastAsia="ru-RU"/>
         </w:rPr>
         <w:t xml:space="preserve">Федеральная территория «Сириус» - 2026 </w:t>
+      </w:r>
+      <w:r>
+        <w:rPr>
+          <w:rFonts w:eastAsia="Times New Roman" w:cs="Times New Roman"/>
+          <w:color w:val="000000"/>
+          <w:szCs w:val="28"/>
+          <w:lang w:eastAsia="ru-RU"/>
+        </w:rPr>
         <w:br w:type="page"/>
       </w:r>
     </w:p>
@@ -1593,6 +1601,14 @@
           <w:lang w:eastAsia="ru-RU"/>
         </w:rPr>
         <w:t xml:space="preserve">Разработать алгоритм предобработки и синхронизации разночастотных физиологических сигналов, включая: сегментацию ЭМГ по </w:t>
+      </w:r>
+      <w:r>
+        <w:rPr>
+          <w:rFonts w:eastAsia="Times New Roman" w:cs="Times New Roman"/>
+          <w:color w:val="000000"/>
+          <w:szCs w:val="28"/>
+          <w:lang w:eastAsia="ru-RU"/>
+        </w:rPr>
         <w:lastRenderedPageBreak/>
         <w:t>фазам педалирования на основе данных гироскопа, фильтрацию и нормализацию ЭМГ, сглаживание SmO₂, интерполяцию RR-интервалов и расчёт DFA-α1 в скользящем окне.</w:t>
       </w:r>
@@ -3223,6 +3239,8 @@
       </w:pPr>
       <w:r>
         <w:t>Лактатный порог (LT) – и</w:t>
+      </w:r>
+      <w:r>
         <w:softHyphen/>
         <w:t>нтенсивность нагрузки, при которой концентрация лактата в крови начинает нелинейно возрастать относительно базального уровня покоя; различают первый (LT1, ~2–2,5 ммоль/л) и второй (LT2, ~4 ммоль/л) лактатные пороги.</w:t>
       </w:r>
@@ -5161,7 +5179,11 @@
           </w:pPr>
           <w:r>
             <w:fldChar w:fldCharType="begin"/>
+          </w:r>
+          <w:r>
             <w:instrText xml:space="preserve"> TOC \o "1-3" \h \z \u </w:instrText>
+          </w:r>
+          <w:r>
             <w:fldChar w:fldCharType="separate"/>
           </w:r>
           <w:hyperlink w:anchor="_Toc228326027" w:history="1">
@@ -5178,10 +5200,46 @@
                 <w:webHidden/>
               </w:rPr>
               <w:tab/>
+            </w:r>
+            <w:r>
+              <w:rPr>
+                <w:noProof/>
+                <w:webHidden/>
+              </w:rPr>
               <w:fldChar w:fldCharType="begin"/>
+            </w:r>
+            <w:r>
+              <w:rPr>
+                <w:noProof/>
+                <w:webHidden/>
+              </w:rPr>
               <w:instrText xml:space="preserve"> PAGEREF _Toc228326027 \h </w:instrText>
+            </w:r>
+            <w:r>
+              <w:rPr>
+                <w:noProof/>
+                <w:webHidden/>
+              </w:rPr>
+            </w:r>
+            <w:r>
+              <w:rPr>
+                <w:noProof/>
+                <w:webHidden/>
+              </w:rPr>
               <w:fldChar w:fldCharType="separate"/>
+            </w:r>
+            <w:r>
+              <w:rPr>
+                <w:noProof/>
+                <w:webHidden/>
+              </w:rPr>
               <w:t>16</w:t>
+            </w:r>
+            <w:r>
+              <w:rPr>
+                <w:noProof/>
+                <w:webHidden/>
+              </w:rPr>
               <w:fldChar w:fldCharType="end"/>
             </w:r>
           </w:hyperlink>
@@ -5214,10 +5272,46 @@
                 <w:webHidden/>
               </w:rPr>
               <w:tab/>
+            </w:r>
+            <w:r>
+              <w:rPr>
+                <w:noProof/>
+                <w:webHidden/>
+              </w:rPr>
               <w:fldChar w:fldCharType="begin"/>
+            </w:r>
+            <w:r>
+              <w:rPr>
+                <w:noProof/>
+                <w:webHidden/>
+              </w:rPr>
               <w:instrText xml:space="preserve"> PAGEREF _Toc228326028 \h </w:instrText>
+            </w:r>
+            <w:r>
+              <w:rPr>
+                <w:noProof/>
+                <w:webHidden/>
+              </w:rPr>
+            </w:r>
+            <w:r>
+              <w:rPr>
+                <w:noProof/>
+                <w:webHidden/>
+              </w:rPr>
               <w:fldChar w:fldCharType="separate"/>
+            </w:r>
+            <w:r>
+              <w:rPr>
+                <w:noProof/>
+                <w:webHidden/>
+              </w:rPr>
               <w:t>19</w:t>
+            </w:r>
+            <w:r>
+              <w:rPr>
+                <w:noProof/>
+                <w:webHidden/>
+              </w:rPr>
               <w:fldChar w:fldCharType="end"/>
             </w:r>
           </w:hyperlink>
@@ -5247,10 +5341,46 @@
                 <w:webHidden/>
               </w:rPr>
               <w:tab/>
+            </w:r>
+            <w:r>
+              <w:rPr>
+                <w:noProof/>
+                <w:webHidden/>
+              </w:rPr>
               <w:fldChar w:fldCharType="begin"/>
+            </w:r>
+            <w:r>
+              <w:rPr>
+                <w:noProof/>
+                <w:webHidden/>
+              </w:rPr>
               <w:instrText xml:space="preserve"> PAGEREF _Toc228326029 \h </w:instrText>
+            </w:r>
+            <w:r>
+              <w:rPr>
+                <w:noProof/>
+                <w:webHidden/>
+              </w:rPr>
+            </w:r>
+            <w:r>
+              <w:rPr>
+                <w:noProof/>
+                <w:webHidden/>
+              </w:rPr>
               <w:fldChar w:fldCharType="separate"/>
+            </w:r>
+            <w:r>
+              <w:rPr>
+                <w:noProof/>
+                <w:webHidden/>
+              </w:rPr>
               <w:t>19</w:t>
+            </w:r>
+            <w:r>
+              <w:rPr>
+                <w:noProof/>
+                <w:webHidden/>
+              </w:rPr>
               <w:fldChar w:fldCharType="end"/>
             </w:r>
           </w:hyperlink>
@@ -5280,10 +5410,46 @@
                 <w:webHidden/>
               </w:rPr>
               <w:tab/>
+            </w:r>
+            <w:r>
+              <w:rPr>
+                <w:noProof/>
+                <w:webHidden/>
+              </w:rPr>
               <w:fldChar w:fldCharType="begin"/>
+            </w:r>
+            <w:r>
+              <w:rPr>
+                <w:noProof/>
+                <w:webHidden/>
+              </w:rPr>
               <w:instrText xml:space="preserve"> PAGEREF _Toc228326030 \h </w:instrText>
+            </w:r>
+            <w:r>
+              <w:rPr>
+                <w:noProof/>
+                <w:webHidden/>
+              </w:rPr>
+            </w:r>
+            <w:r>
+              <w:rPr>
+                <w:noProof/>
+                <w:webHidden/>
+              </w:rPr>
               <w:fldChar w:fldCharType="separate"/>
+            </w:r>
+            <w:r>
+              <w:rPr>
+                <w:noProof/>
+                <w:webHidden/>
+              </w:rPr>
               <w:t>22</w:t>
+            </w:r>
+            <w:r>
+              <w:rPr>
+                <w:noProof/>
+                <w:webHidden/>
+              </w:rPr>
               <w:fldChar w:fldCharType="end"/>
             </w:r>
           </w:hyperlink>
@@ -5316,10 +5482,46 @@
                 <w:webHidden/>
               </w:rPr>
               <w:tab/>
+            </w:r>
+            <w:r>
+              <w:rPr>
+                <w:noProof/>
+                <w:webHidden/>
+              </w:rPr>
               <w:fldChar w:fldCharType="begin"/>
+            </w:r>
+            <w:r>
+              <w:rPr>
+                <w:noProof/>
+                <w:webHidden/>
+              </w:rPr>
               <w:instrText xml:space="preserve"> PAGEREF _Toc228326031 \h </w:instrText>
+            </w:r>
+            <w:r>
+              <w:rPr>
+                <w:noProof/>
+                <w:webHidden/>
+              </w:rPr>
+            </w:r>
+            <w:r>
+              <w:rPr>
+                <w:noProof/>
+                <w:webHidden/>
+              </w:rPr>
               <w:fldChar w:fldCharType="separate"/>
+            </w:r>
+            <w:r>
+              <w:rPr>
+                <w:noProof/>
+                <w:webHidden/>
+              </w:rPr>
               <w:t>22</w:t>
+            </w:r>
+            <w:r>
+              <w:rPr>
+                <w:noProof/>
+                <w:webHidden/>
+              </w:rPr>
               <w:fldChar w:fldCharType="end"/>
             </w:r>
           </w:hyperlink>
@@ -5352,10 +5554,46 @@
                 <w:webHidden/>
               </w:rPr>
               <w:tab/>
+            </w:r>
+            <w:r>
+              <w:rPr>
+                <w:noProof/>
+                <w:webHidden/>
+              </w:rPr>
               <w:fldChar w:fldCharType="begin"/>
+            </w:r>
+            <w:r>
+              <w:rPr>
+                <w:noProof/>
+                <w:webHidden/>
+              </w:rPr>
               <w:instrText xml:space="preserve"> PAGEREF _Toc228326032 \h </w:instrText>
+            </w:r>
+            <w:r>
+              <w:rPr>
+                <w:noProof/>
+                <w:webHidden/>
+              </w:rPr>
+            </w:r>
+            <w:r>
+              <w:rPr>
+                <w:noProof/>
+                <w:webHidden/>
+              </w:rPr>
               <w:fldChar w:fldCharType="separate"/>
+            </w:r>
+            <w:r>
+              <w:rPr>
+                <w:noProof/>
+                <w:webHidden/>
+              </w:rPr>
               <w:t>25</w:t>
+            </w:r>
+            <w:r>
+              <w:rPr>
+                <w:noProof/>
+                <w:webHidden/>
+              </w:rPr>
               <w:fldChar w:fldCharType="end"/>
             </w:r>
           </w:hyperlink>
@@ -5385,10 +5623,46 @@
                 <w:webHidden/>
               </w:rPr>
               <w:tab/>
+            </w:r>
+            <w:r>
+              <w:rPr>
+                <w:noProof/>
+                <w:webHidden/>
+              </w:rPr>
               <w:fldChar w:fldCharType="begin"/>
+            </w:r>
+            <w:r>
+              <w:rPr>
+                <w:noProof/>
+                <w:webHidden/>
+              </w:rPr>
               <w:instrText xml:space="preserve"> PAGEREF _Toc228326033 \h </w:instrText>
+            </w:r>
+            <w:r>
+              <w:rPr>
+                <w:noProof/>
+                <w:webHidden/>
+              </w:rPr>
+            </w:r>
+            <w:r>
+              <w:rPr>
+                <w:noProof/>
+                <w:webHidden/>
+              </w:rPr>
               <w:fldChar w:fldCharType="separate"/>
+            </w:r>
+            <w:r>
+              <w:rPr>
+                <w:noProof/>
+                <w:webHidden/>
+              </w:rPr>
               <w:t>29</w:t>
+            </w:r>
+            <w:r>
+              <w:rPr>
+                <w:noProof/>
+                <w:webHidden/>
+              </w:rPr>
               <w:fldChar w:fldCharType="end"/>
             </w:r>
           </w:hyperlink>
@@ -5418,10 +5692,46 @@
                 <w:webHidden/>
               </w:rPr>
               <w:tab/>
+            </w:r>
+            <w:r>
+              <w:rPr>
+                <w:noProof/>
+                <w:webHidden/>
+              </w:rPr>
               <w:fldChar w:fldCharType="begin"/>
+            </w:r>
+            <w:r>
+              <w:rPr>
+                <w:noProof/>
+                <w:webHidden/>
+              </w:rPr>
               <w:instrText xml:space="preserve"> PAGEREF _Toc228326034 \h </w:instrText>
+            </w:r>
+            <w:r>
+              <w:rPr>
+                <w:noProof/>
+                <w:webHidden/>
+              </w:rPr>
+            </w:r>
+            <w:r>
+              <w:rPr>
+                <w:noProof/>
+                <w:webHidden/>
+              </w:rPr>
               <w:fldChar w:fldCharType="separate"/>
+            </w:r>
+            <w:r>
+              <w:rPr>
+                <w:noProof/>
+                <w:webHidden/>
+              </w:rPr>
               <w:t>33</w:t>
+            </w:r>
+            <w:r>
+              <w:rPr>
+                <w:noProof/>
+                <w:webHidden/>
+              </w:rPr>
               <w:fldChar w:fldCharType="end"/>
             </w:r>
           </w:hyperlink>
@@ -5451,10 +5761,46 @@
                 <w:webHidden/>
               </w:rPr>
               <w:tab/>
+            </w:r>
+            <w:r>
+              <w:rPr>
+                <w:noProof/>
+                <w:webHidden/>
+              </w:rPr>
               <w:fldChar w:fldCharType="begin"/>
+            </w:r>
+            <w:r>
+              <w:rPr>
+                <w:noProof/>
+                <w:webHidden/>
+              </w:rPr>
               <w:instrText xml:space="preserve"> PAGEREF _Toc228326035 \h </w:instrText>
+            </w:r>
+            <w:r>
+              <w:rPr>
+                <w:noProof/>
+                <w:webHidden/>
+              </w:rPr>
+            </w:r>
+            <w:r>
+              <w:rPr>
+                <w:noProof/>
+                <w:webHidden/>
+              </w:rPr>
               <w:fldChar w:fldCharType="separate"/>
+            </w:r>
+            <w:r>
+              <w:rPr>
+                <w:noProof/>
+                <w:webHidden/>
+              </w:rPr>
               <w:t>36</w:t>
+            </w:r>
+            <w:r>
+              <w:rPr>
+                <w:noProof/>
+                <w:webHidden/>
+              </w:rPr>
               <w:fldChar w:fldCharType="end"/>
             </w:r>
           </w:hyperlink>
@@ -5484,10 +5830,46 @@
                 <w:webHidden/>
               </w:rPr>
               <w:tab/>
+            </w:r>
+            <w:r>
+              <w:rPr>
+                <w:noProof/>
+                <w:webHidden/>
+              </w:rPr>
               <w:fldChar w:fldCharType="begin"/>
+            </w:r>
+            <w:r>
+              <w:rPr>
+                <w:noProof/>
+                <w:webHidden/>
+              </w:rPr>
               <w:instrText xml:space="preserve"> PAGEREF _Toc228326036 \h </w:instrText>
+            </w:r>
+            <w:r>
+              <w:rPr>
+                <w:noProof/>
+                <w:webHidden/>
+              </w:rPr>
+            </w:r>
+            <w:r>
+              <w:rPr>
+                <w:noProof/>
+                <w:webHidden/>
+              </w:rPr>
               <w:fldChar w:fldCharType="separate"/>
+            </w:r>
+            <w:r>
+              <w:rPr>
+                <w:noProof/>
+                <w:webHidden/>
+              </w:rPr>
               <w:t>40</w:t>
+            </w:r>
+            <w:r>
+              <w:rPr>
+                <w:noProof/>
+                <w:webHidden/>
+              </w:rPr>
               <w:fldChar w:fldCharType="end"/>
             </w:r>
           </w:hyperlink>
@@ -5528,10 +5910,46 @@
                 <w:webHidden/>
               </w:rPr>
               <w:tab/>
+            </w:r>
+            <w:r>
+              <w:rPr>
+                <w:noProof/>
+                <w:webHidden/>
+              </w:rPr>
               <w:fldChar w:fldCharType="begin"/>
+            </w:r>
+            <w:r>
+              <w:rPr>
+                <w:noProof/>
+                <w:webHidden/>
+              </w:rPr>
               <w:instrText xml:space="preserve"> PAGEREF _Toc228326037 \h </w:instrText>
+            </w:r>
+            <w:r>
+              <w:rPr>
+                <w:noProof/>
+                <w:webHidden/>
+              </w:rPr>
+            </w:r>
+            <w:r>
+              <w:rPr>
+                <w:noProof/>
+                <w:webHidden/>
+              </w:rPr>
               <w:fldChar w:fldCharType="separate"/>
+            </w:r>
+            <w:r>
+              <w:rPr>
+                <w:noProof/>
+                <w:webHidden/>
+              </w:rPr>
               <w:t>40</w:t>
+            </w:r>
+            <w:r>
+              <w:rPr>
+                <w:noProof/>
+                <w:webHidden/>
+              </w:rPr>
               <w:fldChar w:fldCharType="end"/>
             </w:r>
           </w:hyperlink>
@@ -5564,10 +5982,46 @@
                 <w:webHidden/>
               </w:rPr>
               <w:tab/>
+            </w:r>
+            <w:r>
+              <w:rPr>
+                <w:noProof/>
+                <w:webHidden/>
+              </w:rPr>
               <w:fldChar w:fldCharType="begin"/>
+            </w:r>
+            <w:r>
+              <w:rPr>
+                <w:noProof/>
+                <w:webHidden/>
+              </w:rPr>
               <w:instrText xml:space="preserve"> PAGEREF _Toc228326038 \h </w:instrText>
+            </w:r>
+            <w:r>
+              <w:rPr>
+                <w:noProof/>
+                <w:webHidden/>
+              </w:rPr>
+            </w:r>
+            <w:r>
+              <w:rPr>
+                <w:noProof/>
+                <w:webHidden/>
+              </w:rPr>
               <w:fldChar w:fldCharType="separate"/>
+            </w:r>
+            <w:r>
+              <w:rPr>
+                <w:noProof/>
+                <w:webHidden/>
+              </w:rPr>
               <w:t>43</w:t>
+            </w:r>
+            <w:r>
+              <w:rPr>
+                <w:noProof/>
+                <w:webHidden/>
+              </w:rPr>
               <w:fldChar w:fldCharType="end"/>
             </w:r>
           </w:hyperlink>
@@ -5600,10 +6054,46 @@
                 <w:webHidden/>
               </w:rPr>
               <w:tab/>
+            </w:r>
+            <w:r>
+              <w:rPr>
+                <w:noProof/>
+                <w:webHidden/>
+              </w:rPr>
               <w:fldChar w:fldCharType="begin"/>
+            </w:r>
+            <w:r>
+              <w:rPr>
+                <w:noProof/>
+                <w:webHidden/>
+              </w:rPr>
               <w:instrText xml:space="preserve"> PAGEREF _Toc228326039 \h </w:instrText>
+            </w:r>
+            <w:r>
+              <w:rPr>
+                <w:noProof/>
+                <w:webHidden/>
+              </w:rPr>
+            </w:r>
+            <w:r>
+              <w:rPr>
+                <w:noProof/>
+                <w:webHidden/>
+              </w:rPr>
               <w:fldChar w:fldCharType="separate"/>
+            </w:r>
+            <w:r>
+              <w:rPr>
+                <w:noProof/>
+                <w:webHidden/>
+              </w:rPr>
               <w:t>46</w:t>
+            </w:r>
+            <w:r>
+              <w:rPr>
+                <w:noProof/>
+                <w:webHidden/>
+              </w:rPr>
               <w:fldChar w:fldCharType="end"/>
             </w:r>
           </w:hyperlink>
@@ -5644,10 +6134,46 @@
                 <w:webHidden/>
               </w:rPr>
               <w:tab/>
+            </w:r>
+            <w:r>
+              <w:rPr>
+                <w:noProof/>
+                <w:webHidden/>
+              </w:rPr>
               <w:fldChar w:fldCharType="begin"/>
+            </w:r>
+            <w:r>
+              <w:rPr>
+                <w:noProof/>
+                <w:webHidden/>
+              </w:rPr>
               <w:instrText xml:space="preserve"> PAGEREF _Toc228326040 \h </w:instrText>
+            </w:r>
+            <w:r>
+              <w:rPr>
+                <w:noProof/>
+                <w:webHidden/>
+              </w:rPr>
+            </w:r>
+            <w:r>
+              <w:rPr>
+                <w:noProof/>
+                <w:webHidden/>
+              </w:rPr>
               <w:fldChar w:fldCharType="separate"/>
+            </w:r>
+            <w:r>
+              <w:rPr>
+                <w:noProof/>
+                <w:webHidden/>
+              </w:rPr>
               <w:t>49</w:t>
+            </w:r>
+            <w:r>
+              <w:rPr>
+                <w:noProof/>
+                <w:webHidden/>
+              </w:rPr>
               <w:fldChar w:fldCharType="end"/>
             </w:r>
           </w:hyperlink>
@@ -5677,10 +6203,46 @@
                 <w:webHidden/>
               </w:rPr>
               <w:tab/>
+            </w:r>
+            <w:r>
+              <w:rPr>
+                <w:noProof/>
+                <w:webHidden/>
+              </w:rPr>
               <w:fldChar w:fldCharType="begin"/>
+            </w:r>
+            <w:r>
+              <w:rPr>
+                <w:noProof/>
+                <w:webHidden/>
+              </w:rPr>
               <w:instrText xml:space="preserve"> PAGEREF _Toc228326041 \h </w:instrText>
+            </w:r>
+            <w:r>
+              <w:rPr>
+                <w:noProof/>
+                <w:webHidden/>
+              </w:rPr>
+            </w:r>
+            <w:r>
+              <w:rPr>
+                <w:noProof/>
+                <w:webHidden/>
+              </w:rPr>
               <w:fldChar w:fldCharType="separate"/>
+            </w:r>
+            <w:r>
+              <w:rPr>
+                <w:noProof/>
+                <w:webHidden/>
+              </w:rPr>
               <w:t>49</w:t>
+            </w:r>
+            <w:r>
+              <w:rPr>
+                <w:noProof/>
+                <w:webHidden/>
+              </w:rPr>
               <w:fldChar w:fldCharType="end"/>
             </w:r>
           </w:hyperlink>
@@ -5721,10 +6283,46 @@
                 <w:webHidden/>
               </w:rPr>
               <w:tab/>
+            </w:r>
+            <w:r>
+              <w:rPr>
+                <w:noProof/>
+                <w:webHidden/>
+              </w:rPr>
               <w:fldChar w:fldCharType="begin"/>
+            </w:r>
+            <w:r>
+              <w:rPr>
+                <w:noProof/>
+                <w:webHidden/>
+              </w:rPr>
               <w:instrText xml:space="preserve"> PAGEREF _Toc228326042 \h </w:instrText>
+            </w:r>
+            <w:r>
+              <w:rPr>
+                <w:noProof/>
+                <w:webHidden/>
+              </w:rPr>
+            </w:r>
+            <w:r>
+              <w:rPr>
+                <w:noProof/>
+                <w:webHidden/>
+              </w:rPr>
               <w:fldChar w:fldCharType="separate"/>
+            </w:r>
+            <w:r>
+              <w:rPr>
+                <w:noProof/>
+                <w:webHidden/>
+              </w:rPr>
               <w:t>51</w:t>
+            </w:r>
+            <w:r>
+              <w:rPr>
+                <w:noProof/>
+                <w:webHidden/>
+              </w:rPr>
               <w:fldChar w:fldCharType="end"/>
             </w:r>
           </w:hyperlink>
@@ -5757,10 +6355,46 @@
                 <w:webHidden/>
               </w:rPr>
               <w:tab/>
+            </w:r>
+            <w:r>
+              <w:rPr>
+                <w:noProof/>
+                <w:webHidden/>
+              </w:rPr>
               <w:fldChar w:fldCharType="begin"/>
+            </w:r>
+            <w:r>
+              <w:rPr>
+                <w:noProof/>
+                <w:webHidden/>
+              </w:rPr>
               <w:instrText xml:space="preserve"> PAGEREF _Toc228326043 \h </w:instrText>
+            </w:r>
+            <w:r>
+              <w:rPr>
+                <w:noProof/>
+                <w:webHidden/>
+              </w:rPr>
+            </w:r>
+            <w:r>
+              <w:rPr>
+                <w:noProof/>
+                <w:webHidden/>
+              </w:rPr>
               <w:fldChar w:fldCharType="separate"/>
+            </w:r>
+            <w:r>
+              <w:rPr>
+                <w:noProof/>
+                <w:webHidden/>
+              </w:rPr>
               <w:t>54</w:t>
+            </w:r>
+            <w:r>
+              <w:rPr>
+                <w:noProof/>
+                <w:webHidden/>
+              </w:rPr>
               <w:fldChar w:fldCharType="end"/>
             </w:r>
           </w:hyperlink>
@@ -5790,10 +6424,46 @@
                 <w:webHidden/>
               </w:rPr>
               <w:tab/>
+            </w:r>
+            <w:r>
+              <w:rPr>
+                <w:noProof/>
+                <w:webHidden/>
+              </w:rPr>
               <w:fldChar w:fldCharType="begin"/>
+            </w:r>
+            <w:r>
+              <w:rPr>
+                <w:noProof/>
+                <w:webHidden/>
+              </w:rPr>
               <w:instrText xml:space="preserve"> PAGEREF _Toc228326044 \h </w:instrText>
+            </w:r>
+            <w:r>
+              <w:rPr>
+                <w:noProof/>
+                <w:webHidden/>
+              </w:rPr>
+            </w:r>
+            <w:r>
+              <w:rPr>
+                <w:noProof/>
+                <w:webHidden/>
+              </w:rPr>
               <w:fldChar w:fldCharType="separate"/>
+            </w:r>
+            <w:r>
+              <w:rPr>
+                <w:noProof/>
+                <w:webHidden/>
+              </w:rPr>
               <w:t>54</w:t>
+            </w:r>
+            <w:r>
+              <w:rPr>
+                <w:noProof/>
+                <w:webHidden/>
+              </w:rPr>
               <w:fldChar w:fldCharType="end"/>
             </w:r>
           </w:hyperlink>
@@ -5823,10 +6493,46 @@
                 <w:webHidden/>
               </w:rPr>
               <w:tab/>
+            </w:r>
+            <w:r>
+              <w:rPr>
+                <w:noProof/>
+                <w:webHidden/>
+              </w:rPr>
               <w:fldChar w:fldCharType="begin"/>
+            </w:r>
+            <w:r>
+              <w:rPr>
+                <w:noProof/>
+                <w:webHidden/>
+              </w:rPr>
               <w:instrText xml:space="preserve"> PAGEREF _Toc228326045 \h </w:instrText>
+            </w:r>
+            <w:r>
+              <w:rPr>
+                <w:noProof/>
+                <w:webHidden/>
+              </w:rPr>
+            </w:r>
+            <w:r>
+              <w:rPr>
+                <w:noProof/>
+                <w:webHidden/>
+              </w:rPr>
               <w:fldChar w:fldCharType="separate"/>
+            </w:r>
+            <w:r>
+              <w:rPr>
+                <w:noProof/>
+                <w:webHidden/>
+              </w:rPr>
               <w:t>54</w:t>
+            </w:r>
+            <w:r>
+              <w:rPr>
+                <w:noProof/>
+                <w:webHidden/>
+              </w:rPr>
               <w:fldChar w:fldCharType="end"/>
             </w:r>
           </w:hyperlink>
@@ -5856,10 +6562,46 @@
                 <w:webHidden/>
               </w:rPr>
               <w:tab/>
+            </w:r>
+            <w:r>
+              <w:rPr>
+                <w:noProof/>
+                <w:webHidden/>
+              </w:rPr>
               <w:fldChar w:fldCharType="begin"/>
+            </w:r>
+            <w:r>
+              <w:rPr>
+                <w:noProof/>
+                <w:webHidden/>
+              </w:rPr>
               <w:instrText xml:space="preserve"> PAGEREF _Toc228326046 \h </w:instrText>
+            </w:r>
+            <w:r>
+              <w:rPr>
+                <w:noProof/>
+                <w:webHidden/>
+              </w:rPr>
+            </w:r>
+            <w:r>
+              <w:rPr>
+                <w:noProof/>
+                <w:webHidden/>
+              </w:rPr>
               <w:fldChar w:fldCharType="separate"/>
+            </w:r>
+            <w:r>
+              <w:rPr>
+                <w:noProof/>
+                <w:webHidden/>
+              </w:rPr>
               <w:t>55</w:t>
+            </w:r>
+            <w:r>
+              <w:rPr>
+                <w:noProof/>
+                <w:webHidden/>
+              </w:rPr>
               <w:fldChar w:fldCharType="end"/>
             </w:r>
           </w:hyperlink>
@@ -5892,10 +6634,46 @@
                 <w:webHidden/>
               </w:rPr>
               <w:tab/>
+            </w:r>
+            <w:r>
+              <w:rPr>
+                <w:noProof/>
+                <w:webHidden/>
+              </w:rPr>
               <w:fldChar w:fldCharType="begin"/>
+            </w:r>
+            <w:r>
+              <w:rPr>
+                <w:noProof/>
+                <w:webHidden/>
+              </w:rPr>
               <w:instrText xml:space="preserve"> PAGEREF _Toc228326047 \h </w:instrText>
+            </w:r>
+            <w:r>
+              <w:rPr>
+                <w:noProof/>
+                <w:webHidden/>
+              </w:rPr>
+            </w:r>
+            <w:r>
+              <w:rPr>
+                <w:noProof/>
+                <w:webHidden/>
+              </w:rPr>
               <w:fldChar w:fldCharType="separate"/>
+            </w:r>
+            <w:r>
+              <w:rPr>
+                <w:noProof/>
+                <w:webHidden/>
+              </w:rPr>
               <w:t>55</w:t>
+            </w:r>
+            <w:r>
+              <w:rPr>
+                <w:noProof/>
+                <w:webHidden/>
+              </w:rPr>
               <w:fldChar w:fldCharType="end"/>
             </w:r>
           </w:hyperlink>
@@ -5928,10 +6706,46 @@
                 <w:webHidden/>
               </w:rPr>
               <w:tab/>
+            </w:r>
+            <w:r>
+              <w:rPr>
+                <w:noProof/>
+                <w:webHidden/>
+              </w:rPr>
               <w:fldChar w:fldCharType="begin"/>
+            </w:r>
+            <w:r>
+              <w:rPr>
+                <w:noProof/>
+                <w:webHidden/>
+              </w:rPr>
               <w:instrText xml:space="preserve"> PAGEREF _Toc228326048 \h </w:instrText>
+            </w:r>
+            <w:r>
+              <w:rPr>
+                <w:noProof/>
+                <w:webHidden/>
+              </w:rPr>
+            </w:r>
+            <w:r>
+              <w:rPr>
+                <w:noProof/>
+                <w:webHidden/>
+              </w:rPr>
               <w:fldChar w:fldCharType="separate"/>
+            </w:r>
+            <w:r>
+              <w:rPr>
+                <w:noProof/>
+                <w:webHidden/>
+              </w:rPr>
               <w:t>55</w:t>
+            </w:r>
+            <w:r>
+              <w:rPr>
+                <w:noProof/>
+                <w:webHidden/>
+              </w:rPr>
               <w:fldChar w:fldCharType="end"/>
             </w:r>
           </w:hyperlink>
@@ -5964,10 +6778,46 @@
                 <w:webHidden/>
               </w:rPr>
               <w:tab/>
+            </w:r>
+            <w:r>
+              <w:rPr>
+                <w:noProof/>
+                <w:webHidden/>
+              </w:rPr>
               <w:fldChar w:fldCharType="begin"/>
+            </w:r>
+            <w:r>
+              <w:rPr>
+                <w:noProof/>
+                <w:webHidden/>
+              </w:rPr>
               <w:instrText xml:space="preserve"> PAGEREF _Toc228326049 \h </w:instrText>
+            </w:r>
+            <w:r>
+              <w:rPr>
+                <w:noProof/>
+                <w:webHidden/>
+              </w:rPr>
+            </w:r>
+            <w:r>
+              <w:rPr>
+                <w:noProof/>
+                <w:webHidden/>
+              </w:rPr>
               <w:fldChar w:fldCharType="separate"/>
+            </w:r>
+            <w:r>
+              <w:rPr>
+                <w:noProof/>
+                <w:webHidden/>
+              </w:rPr>
               <w:t>56</w:t>
+            </w:r>
+            <w:r>
+              <w:rPr>
+                <w:noProof/>
+                <w:webHidden/>
+              </w:rPr>
               <w:fldChar w:fldCharType="end"/>
             </w:r>
           </w:hyperlink>
@@ -5997,10 +6847,46 @@
                 <w:webHidden/>
               </w:rPr>
               <w:tab/>
+            </w:r>
+            <w:r>
+              <w:rPr>
+                <w:noProof/>
+                <w:webHidden/>
+              </w:rPr>
               <w:fldChar w:fldCharType="begin"/>
+            </w:r>
+            <w:r>
+              <w:rPr>
+                <w:noProof/>
+                <w:webHidden/>
+              </w:rPr>
               <w:instrText xml:space="preserve"> PAGEREF _Toc228326050 \h </w:instrText>
+            </w:r>
+            <w:r>
+              <w:rPr>
+                <w:noProof/>
+                <w:webHidden/>
+              </w:rPr>
+            </w:r>
+            <w:r>
+              <w:rPr>
+                <w:noProof/>
+                <w:webHidden/>
+              </w:rPr>
               <w:fldChar w:fldCharType="separate"/>
+            </w:r>
+            <w:r>
+              <w:rPr>
+                <w:noProof/>
+                <w:webHidden/>
+              </w:rPr>
               <w:t>56</w:t>
+            </w:r>
+            <w:r>
+              <w:rPr>
+                <w:noProof/>
+                <w:webHidden/>
+              </w:rPr>
               <w:fldChar w:fldCharType="end"/>
             </w:r>
           </w:hyperlink>
@@ -6033,10 +6919,46 @@
                 <w:webHidden/>
               </w:rPr>
               <w:tab/>
+            </w:r>
+            <w:r>
+              <w:rPr>
+                <w:noProof/>
+                <w:webHidden/>
+              </w:rPr>
               <w:fldChar w:fldCharType="begin"/>
+            </w:r>
+            <w:r>
+              <w:rPr>
+                <w:noProof/>
+                <w:webHidden/>
+              </w:rPr>
               <w:instrText xml:space="preserve"> PAGEREF _Toc228326051 \h </w:instrText>
+            </w:r>
+            <w:r>
+              <w:rPr>
+                <w:noProof/>
+                <w:webHidden/>
+              </w:rPr>
+            </w:r>
+            <w:r>
+              <w:rPr>
+                <w:noProof/>
+                <w:webHidden/>
+              </w:rPr>
               <w:fldChar w:fldCharType="separate"/>
+            </w:r>
+            <w:r>
+              <w:rPr>
+                <w:noProof/>
+                <w:webHidden/>
+              </w:rPr>
               <w:t>56</w:t>
+            </w:r>
+            <w:r>
+              <w:rPr>
+                <w:noProof/>
+                <w:webHidden/>
+              </w:rPr>
               <w:fldChar w:fldCharType="end"/>
             </w:r>
           </w:hyperlink>
@@ -6069,10 +6991,46 @@
                 <w:webHidden/>
               </w:rPr>
               <w:tab/>
+            </w:r>
+            <w:r>
+              <w:rPr>
+                <w:noProof/>
+                <w:webHidden/>
+              </w:rPr>
               <w:fldChar w:fldCharType="begin"/>
+            </w:r>
+            <w:r>
+              <w:rPr>
+                <w:noProof/>
+                <w:webHidden/>
+              </w:rPr>
               <w:instrText xml:space="preserve"> PAGEREF _Toc228326052 \h </w:instrText>
+            </w:r>
+            <w:r>
+              <w:rPr>
+                <w:noProof/>
+                <w:webHidden/>
+              </w:rPr>
+            </w:r>
+            <w:r>
+              <w:rPr>
+                <w:noProof/>
+                <w:webHidden/>
+              </w:rPr>
               <w:fldChar w:fldCharType="separate"/>
+            </w:r>
+            <w:r>
+              <w:rPr>
+                <w:noProof/>
+                <w:webHidden/>
+              </w:rPr>
               <w:t>57</w:t>
+            </w:r>
+            <w:r>
+              <w:rPr>
+                <w:noProof/>
+                <w:webHidden/>
+              </w:rPr>
               <w:fldChar w:fldCharType="end"/>
             </w:r>
           </w:hyperlink>
@@ -6105,10 +7063,46 @@
                 <w:webHidden/>
               </w:rPr>
               <w:tab/>
+            </w:r>
+            <w:r>
+              <w:rPr>
+                <w:noProof/>
+                <w:webHidden/>
+              </w:rPr>
               <w:fldChar w:fldCharType="begin"/>
+            </w:r>
+            <w:r>
+              <w:rPr>
+                <w:noProof/>
+                <w:webHidden/>
+              </w:rPr>
               <w:instrText xml:space="preserve"> PAGEREF _Toc228326053 \h </w:instrText>
+            </w:r>
+            <w:r>
+              <w:rPr>
+                <w:noProof/>
+                <w:webHidden/>
+              </w:rPr>
+            </w:r>
+            <w:r>
+              <w:rPr>
+                <w:noProof/>
+                <w:webHidden/>
+              </w:rPr>
               <w:fldChar w:fldCharType="separate"/>
+            </w:r>
+            <w:r>
+              <w:rPr>
+                <w:noProof/>
+                <w:webHidden/>
+              </w:rPr>
               <w:t>58</w:t>
+            </w:r>
+            <w:r>
+              <w:rPr>
+                <w:noProof/>
+                <w:webHidden/>
+              </w:rPr>
               <w:fldChar w:fldCharType="end"/>
             </w:r>
           </w:hyperlink>
@@ -6138,10 +7132,46 @@
                 <w:webHidden/>
               </w:rPr>
               <w:tab/>
+            </w:r>
+            <w:r>
+              <w:rPr>
+                <w:noProof/>
+                <w:webHidden/>
+              </w:rPr>
               <w:fldChar w:fldCharType="begin"/>
+            </w:r>
+            <w:r>
+              <w:rPr>
+                <w:noProof/>
+                <w:webHidden/>
+              </w:rPr>
               <w:instrText xml:space="preserve"> PAGEREF _Toc228326054 \h </w:instrText>
+            </w:r>
+            <w:r>
+              <w:rPr>
+                <w:noProof/>
+                <w:webHidden/>
+              </w:rPr>
+            </w:r>
+            <w:r>
+              <w:rPr>
+                <w:noProof/>
+                <w:webHidden/>
+              </w:rPr>
               <w:fldChar w:fldCharType="separate"/>
+            </w:r>
+            <w:r>
+              <w:rPr>
+                <w:noProof/>
+                <w:webHidden/>
+              </w:rPr>
               <w:t>58</w:t>
+            </w:r>
+            <w:r>
+              <w:rPr>
+                <w:noProof/>
+                <w:webHidden/>
+              </w:rPr>
               <w:fldChar w:fldCharType="end"/>
             </w:r>
           </w:hyperlink>
@@ -6174,10 +7204,46 @@
                 <w:webHidden/>
               </w:rPr>
               <w:tab/>
+            </w:r>
+            <w:r>
+              <w:rPr>
+                <w:noProof/>
+                <w:webHidden/>
+              </w:rPr>
               <w:fldChar w:fldCharType="begin"/>
+            </w:r>
+            <w:r>
+              <w:rPr>
+                <w:noProof/>
+                <w:webHidden/>
+              </w:rPr>
               <w:instrText xml:space="preserve"> PAGEREF _Toc228326055 \h </w:instrText>
+            </w:r>
+            <w:r>
+              <w:rPr>
+                <w:noProof/>
+                <w:webHidden/>
+              </w:rPr>
+            </w:r>
+            <w:r>
+              <w:rPr>
+                <w:noProof/>
+                <w:webHidden/>
+              </w:rPr>
               <w:fldChar w:fldCharType="separate"/>
+            </w:r>
+            <w:r>
+              <w:rPr>
+                <w:noProof/>
+                <w:webHidden/>
+              </w:rPr>
               <w:t>58</w:t>
+            </w:r>
+            <w:r>
+              <w:rPr>
+                <w:noProof/>
+                <w:webHidden/>
+              </w:rPr>
               <w:fldChar w:fldCharType="end"/>
             </w:r>
           </w:hyperlink>
@@ -6210,10 +7276,46 @@
                 <w:webHidden/>
               </w:rPr>
               <w:tab/>
+            </w:r>
+            <w:r>
+              <w:rPr>
+                <w:noProof/>
+                <w:webHidden/>
+              </w:rPr>
               <w:fldChar w:fldCharType="begin"/>
+            </w:r>
+            <w:r>
+              <w:rPr>
+                <w:noProof/>
+                <w:webHidden/>
+              </w:rPr>
               <w:instrText xml:space="preserve"> PAGEREF _Toc228326056 \h </w:instrText>
+            </w:r>
+            <w:r>
+              <w:rPr>
+                <w:noProof/>
+                <w:webHidden/>
+              </w:rPr>
+            </w:r>
+            <w:r>
+              <w:rPr>
+                <w:noProof/>
+                <w:webHidden/>
+              </w:rPr>
               <w:fldChar w:fldCharType="separate"/>
+            </w:r>
+            <w:r>
+              <w:rPr>
+                <w:noProof/>
+                <w:webHidden/>
+              </w:rPr>
               <w:t>59</w:t>
+            </w:r>
+            <w:r>
+              <w:rPr>
+                <w:noProof/>
+                <w:webHidden/>
+              </w:rPr>
               <w:fldChar w:fldCharType="end"/>
             </w:r>
           </w:hyperlink>
@@ -6246,10 +7348,46 @@
                 <w:webHidden/>
               </w:rPr>
               <w:tab/>
+            </w:r>
+            <w:r>
+              <w:rPr>
+                <w:noProof/>
+                <w:webHidden/>
+              </w:rPr>
               <w:fldChar w:fldCharType="begin"/>
+            </w:r>
+            <w:r>
+              <w:rPr>
+                <w:noProof/>
+                <w:webHidden/>
+              </w:rPr>
               <w:instrText xml:space="preserve"> PAGEREF _Toc228326057 \h </w:instrText>
+            </w:r>
+            <w:r>
+              <w:rPr>
+                <w:noProof/>
+                <w:webHidden/>
+              </w:rPr>
+            </w:r>
+            <w:r>
+              <w:rPr>
+                <w:noProof/>
+                <w:webHidden/>
+              </w:rPr>
               <w:fldChar w:fldCharType="separate"/>
+            </w:r>
+            <w:r>
+              <w:rPr>
+                <w:noProof/>
+                <w:webHidden/>
+              </w:rPr>
               <w:t>59</w:t>
+            </w:r>
+            <w:r>
+              <w:rPr>
+                <w:noProof/>
+                <w:webHidden/>
+              </w:rPr>
               <w:fldChar w:fldCharType="end"/>
             </w:r>
           </w:hyperlink>
@@ -6279,10 +7417,46 @@
                 <w:webHidden/>
               </w:rPr>
               <w:tab/>
+            </w:r>
+            <w:r>
+              <w:rPr>
+                <w:noProof/>
+                <w:webHidden/>
+              </w:rPr>
               <w:fldChar w:fldCharType="begin"/>
+            </w:r>
+            <w:r>
+              <w:rPr>
+                <w:noProof/>
+                <w:webHidden/>
+              </w:rPr>
               <w:instrText xml:space="preserve"> PAGEREF _Toc228326058 \h </w:instrText>
+            </w:r>
+            <w:r>
+              <w:rPr>
+                <w:noProof/>
+                <w:webHidden/>
+              </w:rPr>
+            </w:r>
+            <w:r>
+              <w:rPr>
+                <w:noProof/>
+                <w:webHidden/>
+              </w:rPr>
               <w:fldChar w:fldCharType="separate"/>
+            </w:r>
+            <w:r>
+              <w:rPr>
+                <w:noProof/>
+                <w:webHidden/>
+              </w:rPr>
               <w:t>59</w:t>
+            </w:r>
+            <w:r>
+              <w:rPr>
+                <w:noProof/>
+                <w:webHidden/>
+              </w:rPr>
               <w:fldChar w:fldCharType="end"/>
             </w:r>
           </w:hyperlink>
@@ -6312,10 +7486,46 @@
                 <w:webHidden/>
               </w:rPr>
               <w:tab/>
+            </w:r>
+            <w:r>
+              <w:rPr>
+                <w:noProof/>
+                <w:webHidden/>
+              </w:rPr>
               <w:fldChar w:fldCharType="begin"/>
+            </w:r>
+            <w:r>
+              <w:rPr>
+                <w:noProof/>
+                <w:webHidden/>
+              </w:rPr>
               <w:instrText xml:space="preserve"> PAGEREF _Toc228326059 \h </w:instrText>
+            </w:r>
+            <w:r>
+              <w:rPr>
+                <w:noProof/>
+                <w:webHidden/>
+              </w:rPr>
+            </w:r>
+            <w:r>
+              <w:rPr>
+                <w:noProof/>
+                <w:webHidden/>
+              </w:rPr>
               <w:fldChar w:fldCharType="separate"/>
+            </w:r>
+            <w:r>
+              <w:rPr>
+                <w:noProof/>
+                <w:webHidden/>
+              </w:rPr>
               <w:t>60</w:t>
+            </w:r>
+            <w:r>
+              <w:rPr>
+                <w:noProof/>
+                <w:webHidden/>
+              </w:rPr>
               <w:fldChar w:fldCharType="end"/>
             </w:r>
           </w:hyperlink>
@@ -6345,10 +7555,46 @@
                 <w:webHidden/>
               </w:rPr>
               <w:tab/>
+            </w:r>
+            <w:r>
+              <w:rPr>
+                <w:noProof/>
+                <w:webHidden/>
+              </w:rPr>
               <w:fldChar w:fldCharType="begin"/>
+            </w:r>
+            <w:r>
+              <w:rPr>
+                <w:noProof/>
+                <w:webHidden/>
+              </w:rPr>
               <w:instrText xml:space="preserve"> PAGEREF _Toc228326060 \h </w:instrText>
+            </w:r>
+            <w:r>
+              <w:rPr>
+                <w:noProof/>
+                <w:webHidden/>
+              </w:rPr>
+            </w:r>
+            <w:r>
+              <w:rPr>
+                <w:noProof/>
+                <w:webHidden/>
+              </w:rPr>
               <w:fldChar w:fldCharType="separate"/>
+            </w:r>
+            <w:r>
+              <w:rPr>
+                <w:noProof/>
+                <w:webHidden/>
+              </w:rPr>
               <w:t>61</w:t>
+            </w:r>
+            <w:r>
+              <w:rPr>
+                <w:noProof/>
+                <w:webHidden/>
+              </w:rPr>
               <w:fldChar w:fldCharType="end"/>
             </w:r>
           </w:hyperlink>
@@ -6381,10 +7627,46 @@
                 <w:webHidden/>
               </w:rPr>
               <w:tab/>
+            </w:r>
+            <w:r>
+              <w:rPr>
+                <w:noProof/>
+                <w:webHidden/>
+              </w:rPr>
               <w:fldChar w:fldCharType="begin"/>
+            </w:r>
+            <w:r>
+              <w:rPr>
+                <w:noProof/>
+                <w:webHidden/>
+              </w:rPr>
               <w:instrText xml:space="preserve"> PAGEREF _Toc228326061 \h </w:instrText>
+            </w:r>
+            <w:r>
+              <w:rPr>
+                <w:noProof/>
+                <w:webHidden/>
+              </w:rPr>
+            </w:r>
+            <w:r>
+              <w:rPr>
+                <w:noProof/>
+                <w:webHidden/>
+              </w:rPr>
               <w:fldChar w:fldCharType="separate"/>
+            </w:r>
+            <w:r>
+              <w:rPr>
+                <w:noProof/>
+                <w:webHidden/>
+              </w:rPr>
               <w:t>61</w:t>
+            </w:r>
+            <w:r>
+              <w:rPr>
+                <w:noProof/>
+                <w:webHidden/>
+              </w:rPr>
               <w:fldChar w:fldCharType="end"/>
             </w:r>
           </w:hyperlink>
@@ -6417,10 +7699,46 @@
                 <w:webHidden/>
               </w:rPr>
               <w:tab/>
+            </w:r>
+            <w:r>
+              <w:rPr>
+                <w:noProof/>
+                <w:webHidden/>
+              </w:rPr>
               <w:fldChar w:fldCharType="begin"/>
+            </w:r>
+            <w:r>
+              <w:rPr>
+                <w:noProof/>
+                <w:webHidden/>
+              </w:rPr>
               <w:instrText xml:space="preserve"> PAGEREF _Toc228326062 \h </w:instrText>
+            </w:r>
+            <w:r>
+              <w:rPr>
+                <w:noProof/>
+                <w:webHidden/>
+              </w:rPr>
+            </w:r>
+            <w:r>
+              <w:rPr>
+                <w:noProof/>
+                <w:webHidden/>
+              </w:rPr>
               <w:fldChar w:fldCharType="separate"/>
+            </w:r>
+            <w:r>
+              <w:rPr>
+                <w:noProof/>
+                <w:webHidden/>
+              </w:rPr>
               <w:t>61</w:t>
+            </w:r>
+            <w:r>
+              <w:rPr>
+                <w:noProof/>
+                <w:webHidden/>
+              </w:rPr>
               <w:fldChar w:fldCharType="end"/>
             </w:r>
           </w:hyperlink>
@@ -6453,10 +7771,46 @@
                 <w:webHidden/>
               </w:rPr>
               <w:tab/>
+            </w:r>
+            <w:r>
+              <w:rPr>
+                <w:noProof/>
+                <w:webHidden/>
+              </w:rPr>
               <w:fldChar w:fldCharType="begin"/>
+            </w:r>
+            <w:r>
+              <w:rPr>
+                <w:noProof/>
+                <w:webHidden/>
+              </w:rPr>
               <w:instrText xml:space="preserve"> PAGEREF _Toc228326063 \h </w:instrText>
+            </w:r>
+            <w:r>
+              <w:rPr>
+                <w:noProof/>
+                <w:webHidden/>
+              </w:rPr>
+            </w:r>
+            <w:r>
+              <w:rPr>
+                <w:noProof/>
+                <w:webHidden/>
+              </w:rPr>
               <w:fldChar w:fldCharType="separate"/>
+            </w:r>
+            <w:r>
+              <w:rPr>
+                <w:noProof/>
+                <w:webHidden/>
+              </w:rPr>
               <w:t>61</w:t>
+            </w:r>
+            <w:r>
+              <w:rPr>
+                <w:noProof/>
+                <w:webHidden/>
+              </w:rPr>
               <w:fldChar w:fldCharType="end"/>
             </w:r>
           </w:hyperlink>
@@ -6489,10 +7843,46 @@
                 <w:webHidden/>
               </w:rPr>
               <w:tab/>
+            </w:r>
+            <w:r>
+              <w:rPr>
+                <w:noProof/>
+                <w:webHidden/>
+              </w:rPr>
               <w:fldChar w:fldCharType="begin"/>
+            </w:r>
+            <w:r>
+              <w:rPr>
+                <w:noProof/>
+                <w:webHidden/>
+              </w:rPr>
               <w:instrText xml:space="preserve"> PAGEREF _Toc228326064 \h </w:instrText>
+            </w:r>
+            <w:r>
+              <w:rPr>
+                <w:noProof/>
+                <w:webHidden/>
+              </w:rPr>
+            </w:r>
+            <w:r>
+              <w:rPr>
+                <w:noProof/>
+                <w:webHidden/>
+              </w:rPr>
               <w:fldChar w:fldCharType="separate"/>
+            </w:r>
+            <w:r>
+              <w:rPr>
+                <w:noProof/>
+                <w:webHidden/>
+              </w:rPr>
               <w:t>61</w:t>
+            </w:r>
+            <w:r>
+              <w:rPr>
+                <w:noProof/>
+                <w:webHidden/>
+              </w:rPr>
               <w:fldChar w:fldCharType="end"/>
             </w:r>
           </w:hyperlink>
@@ -6522,10 +7912,46 @@
                 <w:webHidden/>
               </w:rPr>
               <w:tab/>
+            </w:r>
+            <w:r>
+              <w:rPr>
+                <w:noProof/>
+                <w:webHidden/>
+              </w:rPr>
               <w:fldChar w:fldCharType="begin"/>
+            </w:r>
+            <w:r>
+              <w:rPr>
+                <w:noProof/>
+                <w:webHidden/>
+              </w:rPr>
               <w:instrText xml:space="preserve"> PAGEREF _Toc228326065 \h </w:instrText>
+            </w:r>
+            <w:r>
+              <w:rPr>
+                <w:noProof/>
+                <w:webHidden/>
+              </w:rPr>
+            </w:r>
+            <w:r>
+              <w:rPr>
+                <w:noProof/>
+                <w:webHidden/>
+              </w:rPr>
               <w:fldChar w:fldCharType="separate"/>
+            </w:r>
+            <w:r>
+              <w:rPr>
+                <w:noProof/>
+                <w:webHidden/>
+              </w:rPr>
               <w:t>61</w:t>
+            </w:r>
+            <w:r>
+              <w:rPr>
+                <w:noProof/>
+                <w:webHidden/>
+              </w:rPr>
               <w:fldChar w:fldCharType="end"/>
             </w:r>
           </w:hyperlink>
@@ -6558,10 +7984,46 @@
                 <w:webHidden/>
               </w:rPr>
               <w:tab/>
+            </w:r>
+            <w:r>
+              <w:rPr>
+                <w:noProof/>
+                <w:webHidden/>
+              </w:rPr>
               <w:fldChar w:fldCharType="begin"/>
+            </w:r>
+            <w:r>
+              <w:rPr>
+                <w:noProof/>
+                <w:webHidden/>
+              </w:rPr>
               <w:instrText xml:space="preserve"> PAGEREF _Toc228326066 \h </w:instrText>
+            </w:r>
+            <w:r>
+              <w:rPr>
+                <w:noProof/>
+                <w:webHidden/>
+              </w:rPr>
+            </w:r>
+            <w:r>
+              <w:rPr>
+                <w:noProof/>
+                <w:webHidden/>
+              </w:rPr>
               <w:fldChar w:fldCharType="separate"/>
+            </w:r>
+            <w:r>
+              <w:rPr>
+                <w:noProof/>
+                <w:webHidden/>
+              </w:rPr>
               <w:t>62</w:t>
+            </w:r>
+            <w:r>
+              <w:rPr>
+                <w:noProof/>
+                <w:webHidden/>
+              </w:rPr>
               <w:fldChar w:fldCharType="end"/>
             </w:r>
           </w:hyperlink>
@@ -6591,10 +8053,46 @@
                 <w:webHidden/>
               </w:rPr>
               <w:tab/>
+            </w:r>
+            <w:r>
+              <w:rPr>
+                <w:noProof/>
+                <w:webHidden/>
+              </w:rPr>
               <w:fldChar w:fldCharType="begin"/>
+            </w:r>
+            <w:r>
+              <w:rPr>
+                <w:noProof/>
+                <w:webHidden/>
+              </w:rPr>
               <w:instrText xml:space="preserve"> PAGEREF _Toc228326067 \h </w:instrText>
+            </w:r>
+            <w:r>
+              <w:rPr>
+                <w:noProof/>
+                <w:webHidden/>
+              </w:rPr>
+            </w:r>
+            <w:r>
+              <w:rPr>
+                <w:noProof/>
+                <w:webHidden/>
+              </w:rPr>
               <w:fldChar w:fldCharType="separate"/>
+            </w:r>
+            <w:r>
+              <w:rPr>
+                <w:noProof/>
+                <w:webHidden/>
+              </w:rPr>
               <w:t>63</w:t>
+            </w:r>
+            <w:r>
+              <w:rPr>
+                <w:noProof/>
+                <w:webHidden/>
+              </w:rPr>
               <w:fldChar w:fldCharType="end"/>
             </w:r>
           </w:hyperlink>
@@ -6624,10 +8122,46 @@
                 <w:webHidden/>
               </w:rPr>
               <w:tab/>
+            </w:r>
+            <w:r>
+              <w:rPr>
+                <w:noProof/>
+                <w:webHidden/>
+              </w:rPr>
               <w:fldChar w:fldCharType="begin"/>
+            </w:r>
+            <w:r>
+              <w:rPr>
+                <w:noProof/>
+                <w:webHidden/>
+              </w:rPr>
               <w:instrText xml:space="preserve"> PAGEREF _Toc228326068 \h </w:instrText>
+            </w:r>
+            <w:r>
+              <w:rPr>
+                <w:noProof/>
+                <w:webHidden/>
+              </w:rPr>
+            </w:r>
+            <w:r>
+              <w:rPr>
+                <w:noProof/>
+                <w:webHidden/>
+              </w:rPr>
               <w:fldChar w:fldCharType="separate"/>
+            </w:r>
+            <w:r>
+              <w:rPr>
+                <w:noProof/>
+                <w:webHidden/>
+              </w:rPr>
               <w:t>64</w:t>
+            </w:r>
+            <w:r>
+              <w:rPr>
+                <w:noProof/>
+                <w:webHidden/>
+              </w:rPr>
               <w:fldChar w:fldCharType="end"/>
             </w:r>
           </w:hyperlink>
@@ -6702,6 +8236,8 @@
       </w:pPr>
       <w:r>
         <w:t xml:space="preserve">Методологическую основу работы составляет системный подход к анализу физиологических сигналов: многоканальные данные с носимых </w:t>
+      </w:r>
+      <w:r>
         <w:lastRenderedPageBreak/>
         <w:t>датчиков рассматриваются как взаимодополняющие проекции единого физиологического процесса – перехода от аэробного к анаэробному режиму энергообеспечения. Применяемые методы включают ступенчатое велоэргометрическое тестирование с верификацией лактатных порогов по капиллярной крови (методы Dmax и mDmax); синхронную многоканальную запись поверхностной ЭМГ, данных ИМУ, фотоплетизмографии (NIRS) и кардиоинтервалографии; цифровую обработку сигналов (полосовая фильтрация, вейвлетное преобразование, детрендированный флуктуационный анализ); машинное обучение на временных рядах физиологических сигналов; статистическую оценку с использованием LOSO-валидации и интерпретацию модели методом SHAP.</w:t>
       </w:r>
@@ -6828,6 +8364,8 @@
       </w:pPr>
       <w:r>
         <w:t xml:space="preserve">Ключевую роль в понимании лактатного порога сыграли работы по кинетике лактата. Messonnier с соавторами [Messonnier, Emhoff, 2013] в серии экспериментов с изотопными метками показали, что лактатный порог </w:t>
+      </w:r>
+      <w:r>
         <w:lastRenderedPageBreak/>
         <w:t>соответствует точке, при которой скорость удаления и утилизации лактата тканями – метаболический клиренс лактата (MCR) – достигает максимума: при переходе от интенсивности LT−10% к уровню LT MCR снижается на 30%, а у тренированных спортсменов MCR при LT был на 34% выше, чем у нетренированных (62,5 против 46,5 мл·кг⁻¹·мин⁻¹, p&lt;0,05). Таким образом, порог отражает не просто момент появления лактата, а точку ограничения его клиренса. Примерно 70–80% утилизируемого лактата окисляется непосредственно, а 20–30% служат субстратом для глюконеогенеза [Messonnier, Emhoff, 2013]. Транспортные белки MCT1 и MCT4, которые переносят лактат через мембрану мышечной клетки, играют роль лимитирующего звена при высокой интенсивности: семидневная тренировка увеличивает содержание MCT1 в мышечной ткани на 118%, что сопровождается повышением скорости выхода лактата из мышечного волокна в венозную кровь [Bonen, McCullagh, 1998].</w:t>
       </w:r>
@@ -6881,10 +8419,16 @@
       </w:pPr>
       <w:r>
         <w:t xml:space="preserve">Описанные различия в лимитирующих факторах имеют прямые следствия для выбора информативных неинвазивных маркеров в гетерогенной выборке. У высокотренированных спортсменов высокая митохондриальная </w:t>
+      </w:r>
+      <w:r>
         <w:lastRenderedPageBreak/>
         <w:t xml:space="preserve">плотность и ёмкость окислительного фосфорилирования смещают узкое горлышко в сторону доставки кислорода к работающей мышце [Messonnier, Emhoff, 2013]: NIRS-сигнал SmO₂ непосредственно отражает момент, когда доставка перестаёт покрывать метаболический спрос, и должен давать чёткий breakpoint. У менее тренированных испытуемых первичным ограничивающим звеном остаётся митохондриальная ёмкость </w:t>
+      </w:r>
+      <w:r>
         <w:softHyphen/>
         <w:t xml:space="preserve">– скорость гликолитического синтеза пирувата превышает способность митохондрий его окислять при ещё адекватной доставке кислорода [Wackerhage, Gehlert, 2022], что может размывать NIRS-breakpoint, тогда как более раннее рекрутирование быстрых волокон типа II и соответствующий вегетативный ответ усиливают информативность ЭМГ и HRV-маркеров. Таким образом, для выборки с широким диапазоном тренированности ни одна модальность не является универсально оптимальной </w:t>
+      </w:r>
+      <w:r>
         <w:softHyphen/>
         <w:t>– гипотеза, которая может быть проверена посредством SHAP-анализа вклада признаков.</w:t>
       </w:r>
@@ -6936,6 +8480,8 @@
       </w:r>
       <w:r>
         <w:t xml:space="preserve">) позволяет неинвазивно регистрировать электрическую активность скелетных мышц и тем самым косвенно отражать паттерн рекрутирования двигательных единиц, то есть последовательность и степень включения различных двигательных единиц мышцы в работу. Принципиальная возможность использования ЭМГ для определения анаэробного порога была продемонстрирована ещё в работе </w:t>
+      </w:r>
+      <w:r>
         <w:lastRenderedPageBreak/>
         <w:t>Nagata и соавторов [Nagata, Moritani, 1981], в которой была обнаружена высокая корреляция между ЭМГ-порогом по интегрированной ЭМГ (IEMG-AT) и кровяным анаэробным порогом (r=0,921, p&lt;0,001, n=10). В той же работе было показано, что значимое увеличение ширины частотной полосы FRQ70% (полоса на уровне 70% пиковой частоты спектра) происходит непосредственно после достижения кровяного анаэробного порога (mean diff. = 10,3 Гц, t=2,82, p&lt;0,05), тогда как пиковая частота (PFR) не меняется значимо. При этом ЭМГ-порог по VO₂ определяется с незначительной задержкой относительно кровяного AT (mean diff. = 0,20 л/мин, t=3,98, p&lt;0,05), хотя в 4 из 10 случаев оба порога совпадали точно.</w:t>
       </w:r>
@@ -6972,10 +8518,7 @@
         <w:t>Vastus lateralis</w:t>
       </w:r>
       <w:r>
-        <w:t xml:space="preserve"> (VL) является главным разгибателем коленного сустава и обеспечивает преобладающий вклад в фазу давления на педаль (load-фаза, ~0°–180° цикла педалирования).</w:t>
-      </w:r>
-      <w:r>
-        <w:t xml:space="preserve"> Метод ATHHb-ЭМГ, разработанный и валидированный Поповым с соавторами [Popov, Vinogradova, 2019; Попов, Кузнецов, 2019], основан на совместном анализе нормированного сигнала ЭМГ (nEMG) и нормированного дезоксигемоглобина (nHHb) по VL. В велоэргометрическом тесте с нарастающей нагрузкой (n=40) корреляция метода с лактатным порогом LT4 составила r=0,89 (p&lt;0,001), а коэффициент вариации при тест-ретесте – около 3%, что значительно превышает воспроизводимость традиционных ЭМГ-пороговых методов [Popov, Vinogradova, 2019]. Алгоритм использует V-slope метод (минимальная сумма квадратов остатков при двух кусочно-линейных регрессиях) и аппроксимацию nEMG полиномом 5-й степени для определения мощности на пороге.</w:t>
+        <w:t xml:space="preserve"> (VL) является главным разгибателем коленного сустава и обеспечивает преобладающий вклад в фазу давления на педаль (load-фаза, ~0°–180° цикла педалирования). Метод ATHHb-ЭМГ, разработанный и валидированный Поповым с соавторами [Popov, Vinogradova, 2019; Попов, Кузнецов, 2019], основан на совместном анализе нормированного сигнала ЭМГ (nEMG) и нормированного дезоксигемоглобина (nHHb) по VL. В велоэргометрическом тесте с нарастающей нагрузкой (n=40) корреляция метода с лактатным порогом LT4 составила r=0,89 (p&lt;0,001), а коэффициент вариации при тест-ретесте – около 3%, что значительно превышает воспроизводимость традиционных ЭМГ-пороговых методов [Popov, Vinogradova, 2019]. Алгоритм использует V-slope метод (минимальная сумма квадратов остатков при двух кусочно-линейных регрессиях) и аппроксимацию nEMG полиномом 5-й степени для определения мощности на пороге.</w:t>
       </w:r>
     </w:p>
     <w:p>
@@ -6983,9 +8526,16 @@
         <w:ind w:firstLine="708"/>
       </w:pPr>
       <w:r>
-        <w:t xml:space="preserve">Важным методологическим подтверждением запаздывающего характера ЭМГ-порога относительно мышечной оксигенации служит исследование Racinais с соавторами [Racinais и др., 2014], в котором на 25 велосипедистах одновременно регистрировались NIRS на VL, ЭМГ на VL, RF и BF, а также газоаналитические показатели в инкрементальном тесте. Авторы установили, что ЭМГ-порог по VL наступает уже после VT2 (89±5% от пиковой нагрузки), а на RF – при 82±14% (оба значимо позже VT2, p&lt;0,05, d&gt;0,6), тогда как мышечный NIRS breakpoint совпадает с VT2 (около 78–80% нагрузки). Полученный временной градиент означает, что NIRS реагирует на метаболические события второго порога раньше, чем ЭМГ способна отразить рекрутирование высокопороговых ДЕ. Этот вывод имеет прямое значение для архитектуры мультимодального предиктора: ЭМГ как сигнал по природе </w:t>
+        <w:t>Важным методологическим подтверждением запаздывающего характера ЭМГ-порога относительно мышечной оксигенации служит исследование Racinais с соавторами [Racinais и др., 2014], в котором на 25 велосипедистах одновременно регистрировались NIRS на VL, ЭМГ на VL, RF и BF, а также газоаналитические показатели в инкрементальном тесте. Авторы установили, что ЭМГ-порог по VL наступает уже после VT2 (89±5% от пиковой нагрузки), а на RF – при 82±14% (оба значимо позже VT2, p&lt;0,05, d&gt;0,6), тогда как мышечный NIRS breakpoint совпадает с VT2 (около 78–80% нагрузки). Полученный временной градиент означает, что NIRS реагирует на метаболические события второго порога раньше, чем ЭМГ способна отразить рекрутирование высокопороговых ДЕ. Этот вывод имеет прямое значение для архитектуры мультимодального предиктора: ЭМГ как сигнал по природе запаздывает, тогда как NIRS – опережающий маркер, и комбинация этих модальностей восполняет ограничения каждой по отдельности.</w:t>
+      </w:r>
+    </w:p>
+    <w:p>
+      <w:pPr>
+        <w:ind w:firstLine="708"/>
+      </w:pPr>
+      <w:r>
         <w:lastRenderedPageBreak/>
-        <w:t>запаздывает, тогда как NIRS – опережающий маркер, и комбинация этих модальностей восполняет ограничения каждой по отдельности.</w:t>
+        <w:t>Разделение ЭМГ-активности по фазам педалирования открывает дополнительный аналитический потенциал. Гироскоп, интегрированный в датчик Delsys Trigno (угловая скорость оси педали), позволяет в реальном времени идентифицировать load- и rest-фазы цикла. При нарастании интенсивности изменяется относительный вклад фаз в суммарную ЭМГ-активность: растёт доля load-фазы, что отражает увеличение вербовки ДЕ в наиболее нагруженный период цикла. Этот признак, практически не исследованный в литературе как маркер порога, представляет собой потенциальный информационный канал для повышения точности ML-модели. Для модели это важно потому, что одинаковая суммарная ЭМГ-активность может соответствовать разному распределению усилия по фазам цикла, а значит фазовый признак добавляет информацию, которой нет в обычных усреднённых амплитудных метриках. Существующие же работы по ЭМГ и порогу сосредоточены преимущественно на амплитудных и спектральных характеристиках без учёта фазовой структуры педального цикла.</w:t>
       </w:r>
     </w:p>
     <w:p>
@@ -6993,17 +8543,7 @@
         <w:ind w:firstLine="708"/>
       </w:pPr>
       <w:r>
-        <w:t>Разделение ЭМГ-активности по фазам педалирования открывает дополнительный аналитический потенциал. Гироскоп, интегрированный в датчик Delsys Trigno (угловая скорость оси педали), позволяет в реальном времени идентифицировать load- и rest-фазы цикла. При нарастании интенсивности изменяется относительный вклад фаз в суммарную ЭМГ-активность: растёт доля load-фазы, что отражает увеличение вербовки ДЕ в наиболее нагруженный период цикла. Этот признак, практически не исследованный в литературе как маркер порога, представляет собой потенциальный информационный канал для повышения точности ML-модели. Для модели это важно потому, что одинаковая суммарная ЭМГ-активность может соответствовать разному распределению усилия по фазам цикла, а значит фазовый признак добавляет информацию, которой нет в обычных усреднённых амплитудных метриках. Существующие же работы по ЭМГ и порогу сосредоточены преимущественно на амплитудных и спектральных характеристиках без учёта фазовой структуры педального цикла.</w:t>
-      </w:r>
-    </w:p>
-    <w:p>
-      <w:pPr>
-        <w:ind w:firstLine="708"/>
-      </w:pPr>
-      <w:r>
-        <w:t xml:space="preserve">Среди методологических ограничений метода sEMG при велоэргометрии следует выделить несколько принципиальных. Во-первых, межэлектродные расстояния и положение электрода относительно двигательных точек и зон иннервации существенно влияют на амплитуду и форму сигнала, что затрудняет межсессионное сравнение без точного воспроизведения наложения. Во-вторых, нормализация IEMG/RMS – обязательное условие для корректного сравнения между испытуемыми: без нормировки абсолютные значения несопоставимы из-за различий в толщине подкожного жира, морфологии мышцы и импедансе кожи. В методе Попова [Popov, Vinogradova, 2019] нормировка выполняется на диапазон [EMGmax − EMGmin] по всему тесту, что исключает необходимость максимального произвольного сокращения. В-третьих, у пациентов с нейромышечными </w:t>
-        <w:lastRenderedPageBreak/>
-        <w:t>расстройствами ЭМГ-пороги значимо смещены и имеют более низкую воспроизводимость [Voet, Janssen, 2022], однако для популяции тренированных триатлонистов данное ограничение нерелевантно.</w:t>
+        <w:t>Среди методологических ограничений метода sEMG при велоэргометрии следует выделить несколько принципиальных. Во-первых, межэлектродные расстояния и положение электрода относительно двигательных точек и зон иннервации существенно влияют на амплитуду и форму сигнала, что затрудняет межсессионное сравнение без точного воспроизведения наложения. Во-вторых, нормализация IEMG/RMS – обязательное условие для корректного сравнения между испытуемыми: без нормировки абсолютные значения несопоставимы из-за различий в толщине подкожного жира, морфологии мышцы и импедансе кожи. В методе Попова [Popov, Vinogradova, 2019] нормировка выполняется на диапазон [EMGmax − EMGmin] по всему тесту, что исключает необходимость максимального произвольного сокращения. В-третьих, у пациентов с нейромышечными расстройствами ЭМГ-пороги значимо смещены и имеют более низкую воспроизводимость [Voet, Janssen, 2022], однако для популяции тренированных триатлонистов данное ограничение нерелевантно.</w:t>
       </w:r>
     </w:p>
     <w:p>
@@ -7015,6 +8555,7 @@
           <w:i/>
           <w:iCs/>
         </w:rPr>
+        <w:lastRenderedPageBreak/>
         <w:t>Несмотря на демонстрацию принципиальной работоспособности ЭМГ как маркера лактатного порога, существующие подходы не обеспечивают онлайн-детекцию в скользящем окне с учётом фазовой структуры педального цикла, а комбинированный анализ ЭМГ VL с синхронной NIRS на той же мышце – как основа мультимодального предиктора – в литературе не реализован.</w:t>
       </w:r>
     </w:p>
@@ -7041,9 +8582,11 @@
         <w:ind w:firstLine="708"/>
       </w:pPr>
       <w:r>
-        <w:t xml:space="preserve">Дискретное вейвлетное преобразование (DWT) разлагает ЭМГ-сигнал на иерархию уровней декомпозиции, каждый из которых соответствует </w:t>
+        <w:t xml:space="preserve">Дискретное вейвлетное преобразование (DWT) разлагает ЭМГ-сигнал на иерархию уровней декомпозиции, каждый из которых соответствует определённому поддиапазону частот. Для ЭМГ с частотой дискретизации 2000 Гц при использовании вейвлета Daubechies 6-го порядка (db6) уровни d1–d2 (~500–1000 Гц) преимущественно содержат высокочастотный шум, уровни </w:t>
+      </w:r>
+      <w:r>
         <w:lastRenderedPageBreak/>
-        <w:t xml:space="preserve">определённому поддиапазону частот. Для ЭМГ с частотой дискретизации 2000 Гц при использовании вейвлета Daubechies 6-го порядка (db6) уровни d1–d2 (~500–1000 Гц) преимущественно содержат высокочастотный шум, уровни d3–d5 (~50–250 Гц) – основную мышечную активность, а более низкие уровни – медленные тренды и артефакты движения. На каждом уровне могут вычисляться количественные признаки: энергия (сумма квадратов вейвлет-коэффициентов), дисперсия и вейвлет-энтропия; в ML-пайплайне такие величины образуют входной вектор признаков, по которому модель оценивает состояние утомления или вероятность приближения к пороговой зоне. Wang и соавторы [Wang и др., 2018] провели сопоставление ЭМГ-индексов на VL в 30-секундном all-out велоэргометрическом тесте (n=10) и показали, что MNF, рассчитанная по вейвлет-пакетному разложению с db6, по grey relational grade – мере близости динамики признака к выбранной референсной кривой утомления – значимо превзошла классические индексы – RMS, MF и MPF на основе FFT, MDF, а также сложность Лемпеля-Зива – для оценки мышечного утомления при динамическом педалировании. Jamaluddin и соавторы [Jamaluddin и др., 2023] ввели семейство Wavelet Index (WI) признаков (WIRM1551, WIRE51 и др.), отражающих распределение энергии по шкалам и частотным диапазонам, и применили их к задаче неинвазивной идентификации затяжной мышечной усталости (prolonged fatigue) у 20 участников по 5-дневному протоколу. Классификатор Naive Bayes на наборе WI и классических признаков достиг точности 98% на </w:t>
+        <w:t xml:space="preserve">d3–d5 (~50–250 Гц) – основную мышечную активность, а более низкие уровни – медленные тренды и артефакты движения. На каждом уровне могут вычисляться количественные признаки: энергия (сумма квадратов вейвлет-коэффициентов), дисперсия и вейвлет-энтропия; в ML-пайплайне такие величины образуют входной вектор признаков, по которому модель оценивает состояние утомления или вероятность приближения к пороговой зоне. Wang и соавторы [Wang и др., 2018] провели сопоставление ЭМГ-индексов на VL в 30-секундном all-out велоэргометрическом тесте (n=10) и показали, что MNF, рассчитанная по вейвлет-пакетному разложению с db6, по grey relational grade – мере близости динамики признака к выбранной референсной кривой утомления – значимо превзошла классические индексы – RMS, MF и MPF на основе FFT, MDF, а также сложность Лемпеля-Зива – для оценки мышечного утомления при динамическом педалировании. Jamaluddin и соавторы [Jamaluddin и др., 2023] ввели семейство Wavelet Index (WI) признаков (WIRM1551, WIRE51 и др.), отражающих распределение энергии по шкалам и частотным диапазонам, и применили их к задаче неинвазивной идентификации затяжной мышечной усталости (prolonged fatigue) у 20 участников по 5-дневному протоколу. Классификатор Naive Bayes на наборе WI и классических признаков достиг точности 98% на </w:t>
       </w:r>
       <w:r>
         <w:rPr>
@@ -7079,9 +8622,19 @@
         <w:t>m. vastus lateralis</w:t>
       </w:r>
       <w:r>
-        <w:t xml:space="preserve"> точность того же классификатора составила лишь 9% – на порядки ниже, чем на других мышцах квадрицепса, и изменения классических индексов (ΔFmed, ΔRMS, ΔMAV) между нормальным состоянием и состоянием prolonged fatigue были статистически незначимыми именно на VL. Этот результат свидетельствует о специфической вариабельности ЭМГ VL при длительной утомляемости и </w:t>
+        <w:t xml:space="preserve"> точность того же классификатора составила лишь 9% – на порядки ниже, чем на других мышцах квадрицепса, и изменения классических индексов (ΔFmed, ΔRMS, ΔMAV) между нормальным состоянием и состоянием prolonged fatigue были статистически незначимыми именно на VL. Этот результат свидетельствует о специфической вариабельности ЭМГ VL при длительной утомляемости и требует осторожной интерпретации вейвлетных признаков на этой мышце в контексте задачи детекции лактатного порога.</w:t>
+      </w:r>
+    </w:p>
+    <w:p>
+      <w:pPr>
+        <w:ind w:firstLine="708"/>
+      </w:pPr>
+      <w:r>
+        <w:t xml:space="preserve">Непрерывное вейвлетное преобразование (CWT) предоставляет более гибкий, хотя и вычислительно более затратный, инструмент для разведочного </w:t>
+      </w:r>
+      <w:r>
         <w:lastRenderedPageBreak/>
-        <w:t>требует осторожной интерпретации вейвлетных признаков на этой мышце в контексте задачи детекции лактатного порога.</w:t>
+        <w:t>анализа ЭМГ. В отличие от DWT, где анализ выполняется только на заранее заданных уровнях масштаба, CWT обеспечивает почти непрерывное покрытие частотно-временной плоскости, формируя скалограмму – двумерную карту того, как энергия сигнала распределяется по времени и частоте, что удобно для визуализации структурных изменений сигнала. Graham и соавторы [Graham и др., 2015] применили CWT к ЭМГ-данным велоэргометрических испытаний при трёх интенсивностях – 73%, 100% и 133% VO₂peak – и обнаружили, что при 133% VO₂peak уже с первого интервала наблюдалось достоверно большее падение центральной частоты и одновременный рост площади всплеска (intensity·duration), тогда как RMS и MDF в эти моменты ещё не различали условия. CWT, тем самым, выявила режим супрамаксимальной нагрузки как качественно отличный от 100% VO₂peak там, где классические показатели регистрировали лишь количественное различие. Для практических ML-приложений DWT/вейвлет-пакеты остаются предпочтительнее CWT в силу фиксированной вычислительной стоимости и компактного представления признаков, тогда как CWT – основной инструмент разведочного анализа.</w:t>
       </w:r>
     </w:p>
     <w:p>
@@ -7089,17 +8642,11 @@
         <w:ind w:firstLine="708"/>
       </w:pPr>
       <w:r>
-        <w:t>Непрерывное вейвлетное преобразование (CWT) предоставляет более гибкий, хотя и вычислительно более затратный, инструмент для разведочного анализа ЭМГ. В отличие от DWT, где анализ выполняется только на заранее заданных уровнях масштаба, CWT обеспечивает почти непрерывное покрытие частотно-временной плоскости, формируя скалограмму – двумерную карту того, как энергия сигнала распределяется по времени и частоте, что удобно для визуализации структурных изменений сигнала. Graham и соавторы [Graham и др., 2015] применили CWT к ЭМГ-данным велоэргометрических испытаний при трёх интенсивностях – 73%, 100% и 133% VO₂peak – и обнаружили, что при 133% VO₂peak уже с первого интервала наблюдалось достоверно большее падение центральной частоты и одновременный рост площади всплеска (intensity·duration), тогда как RMS и MDF в эти моменты ещё не различали условия. CWT, тем самым, выявила режим супрамаксимальной нагрузки как качественно отличный от 100% VO₂peak там, где классические показатели регистрировали лишь количественное различие. Для практических ML-приложений DWT/вейвлет-пакеты остаются предпочтительнее CWT в силу фиксированной вычислительной стоимости и компактного представления признаков, тогда как CWT – основной инструмент разведочного анализа.</w:t>
-      </w:r>
-    </w:p>
-    <w:p>
-      <w:pPr>
-        <w:ind w:firstLine="708"/>
-      </w:pPr>
-      <w:r>
-        <w:t xml:space="preserve">Естественное расширение вейвлетного представления – комбинирование с нелинейными признаками сигнала, поскольку ЭМГ по своей природе несёт нелинейные характеристики, отражающие непредсказуемость паттернов разряда отдельных двигательных единиц. Wang G. и соавторы [Wang G. и др., 2014] предложили использовать вейвлет-разложение совместно с корреляционной размерностью (нелинейной мерой сложности динамической системы): на 3-м уровне декомпозиции при двух каналах ЭМГ предплечья достигнута 100% точность классификации четырёх двигательных паттернов, что превзошло методы без вейвлет-предобработки и </w:t>
+        <w:t xml:space="preserve">Естественное расширение вейвлетного представления – комбинирование с нелинейными признаками сигнала, поскольку ЭМГ по своей природе несёт нелинейные характеристики, отражающие непредсказуемость паттернов разряда отдельных двигательных единиц. Wang G. и соавторы [Wang G. и др., 2014] предложили использовать вейвлет-разложение совместно с корреляционной размерностью (нелинейной мерой сложности динамической системы): на 3-м уровне декомпозиции при двух каналах ЭМГ предплечья достигнута 100% точность классификации четырёх двигательных паттернов, что превзошло методы без вейвлет-предобработки и без нелинейных признаков. Принципиальное значение этого подхода для задачи онлайн-детекции порога заключается в том, что нелинейные характеристики, рассчитанные на отдельных уровнях декомпозиции, сохраняют временную привязку частотного содержимого, тогда как глобальные нелинейные индексы её утрачивают. Для ML-модели порога это </w:t>
+      </w:r>
+      <w:r>
         <w:lastRenderedPageBreak/>
-        <w:t>без нелинейных признаков. Принципиальное значение этого подхода для задачи онлайн-детекции порога заключается в том, что нелинейные характеристики, рассчитанные на отдельных уровнях декомпозиции, сохраняют временную привязку частотного содержимого, тогда как глобальные нелинейные индексы её утрачивают. Для ML-модели порога это означает потенциальную возможность построения признакового пространства, в котором каждый уровень DWT представлен своим набором линейных и нелинейных характеристик.</w:t>
+        <w:t>означает потенциальную возможность построения признакового пространства, в котором каждый уровень DWT представлен своим набором линейных и нелинейных характеристик.</w:t>
       </w:r>
     </w:p>
     <w:p>
@@ -7119,168 +8666,104 @@
           <w:i/>
           <w:iCs/>
         </w:rPr>
-        <w:t xml:space="preserve">Несмотря на демонстрированную информативность вейвлетных признаков ЭМГ при задачах классификации мышечной усталости, распознавания движений и идентификации затяжной утомляемости, их применение для онлайн-детекции аэробно-анаэробного порога при ступенчатом велоэргометрическом тесте – особенно на VL в сочетании</w:t>
-        <w:lastRenderedPageBreak/>
-        <w:t>с NIRS и HRV – в рецензируемой литературе систематически не исследовалось. Этот разрыв имеет VL-специфический аспект: именно на этой мышце вейвлетные признаки демонстрировали наименьшую точность при идентификации длительной утомляемости [Jamaluddin и др., 2023], что требует дополнительной валидации в физиологическом контексте задачи настоящей диссертации.</w:t>
-      </w:r>
-    </w:p>
-    <w:p>
-      <w:pPr>
-        <w:pStyle w:val="21"/>
-      </w:pPr>
-      <w:bookmarkStart w:id="7" w:name="_Toc228326033"/>
-      <w:r>
-        <w:t>1.3 Ближняя инфракрасная спектроскопия и локальная мышечная оксигенация</w:t>
-      </w:r>
-      <w:bookmarkEnd w:id="7"/>
-    </w:p>
-    <w:p>
-      <w:pPr>
-        <w:ind w:firstLine="708"/>
-      </w:pPr>
-      <w:r>
-        <w:t>Ближняя инфракрасная спектроскопия (NIRS) основана на различии спектров поглощения оксигемоглобина (O₂Hb) и дезоксигемоглобина (HHb) в ближнем инфракрасном диапазоне (700–900 нм). При непрерывном облучении ткани и регистрации отражённого сигнала NIRS позволяет оценивать текущий баланс между доставкой и утилизацией кислорода непосредственно в работающей мышце – без временных задержек, присущих системным маркерам (лактат крови, вентиляционные показатели). Показатель тканевой сатурации кислорода (SmO₂, %) отражает соотношение O₂Hb к суммарному гемоглобину (THb) в зондируемом объёме ткани и является наиболее клинически интерпретируемым выходным параметром портативных систем – Moxy Monitor и Train.Red.</w:t>
-      </w:r>
-    </w:p>
-    <w:p>
-      <w:pPr>
-        <w:ind w:firstLine="708"/>
-      </w:pPr>
-      <w:r>
-        <w:t xml:space="preserve">Ключевой вопрос применения NIRS для детекции порога – какой именно параметр наиболее точно отражает лактатный порог. Wang и соавторы [Wang, Yoshikawa, 2006] в инкрементальном велоэргометрическом тесте (n=15) провели сравнительный анализ трёх NIRS-переменных. Точка перегиба ΔHHb была определена у всех 15 испытуемых; её корреляция с вентиляционным порогом составила r=0,99 по нагрузке и r=0,97 по VO₂ (p&lt;0,0001), а с лактатным порогом – r=0,76 по нагрузке и r=0,80 по VO₂ (p&lt;0,05). Точка перегиба ΔO₂Hb была определена лишь у 11 из 15 испытуемых и соответствовала значительно более высоким нагрузкам. TOI (тканевой индекс оксигенации) коррелировал с вентиляционным порогом (VT) и </w:t>
-        <w:lastRenderedPageBreak/>
-        <w:t>нормированным индексом максимального суммарного гемоглобина (nTHImax), но не был специфичным маркером лактатного порога (LT). Авторы заключили, что ΔHHb является оптимальным NIRS-параметром для определения LT при велоэргометрии, поскольку точно отражает динамику O₂-метаболизма независимо от перфузии.</w:t>
-      </w:r>
-    </w:p>
-    <w:p>
-      <w:pPr>
-        <w:ind w:firstLine="708"/>
-      </w:pPr>
-      <w:r>
-        <w:t>Соответствие NIRS-порога (breakpoint оксигенации) вентиляционным и лактатным порогам подтверждено рядом независимых исследований. Lin и Huang [2020] в выборке из 100 испытуемых показали, что полиномиальная регрессия 3-й степени, применённая к кривым O₂Hb и HHb, позволяет автоматически определять VT1 и VT2: пик функции O₂Hb соответствует VT1 (35,0 ± 1,0 против 35,8 ± 1,0 мл·кг⁻¹·мин⁻¹ по вентиляционному методу, p&gt;0,05), а пик функции HHb – VT2 (46,2 ± 1,1 против 47,4 ± 1,0 мл·кг⁻¹·мин⁻¹, p&gt;0,05). Воспроизводимость метода высокая: r=0,94 между сессиями, Bland–Altman в пределах 95% CI. Coquart и Mucci [2017] показали, что первая точка перегиба O₂Hb в латеральной широкой мышце бедра (</w:t>
-      </w:r>
-      <w:r>
-        <w:rPr>
-          <w:i/>
-        </w:rPr>
-        <w:t>m. vastus lateralis</w:t>
-      </w:r>
-      <w:r>
-        <w:t>; O₂Hb-T) коррелирует с газообменным порогом (GET, gas exchange threshold) (r=0,79, p&lt;0,001, n=14) и наступает раньше GET: NIRS отражает локальный метаболизм мышцы без вентиляционной задержки. При этом оба параметра предсказывают время до истощения при 90% Wpeak (r=0,81 и r=0,72, p&lt;0,01 соответственно).</w:t>
-      </w:r>
-    </w:p>
-    <w:p>
-      <w:pPr>
-        <w:ind w:firstLine="708"/>
-      </w:pPr>
-      <w:r>
-        <w:t xml:space="preserve">Двустороннее измерение SmO₂ повышает точность детекции порогов. Reinpõld и Rannama [2024] в выборке велосипедистов установили, что усреднённый билатеральный сигнал SmO₂ (Avr) обеспечивает лучшее соответствие с VT: смещение Pkg@BP2 относительно Pkg@VT2 составило лишь 0,03 ± 0,22 Вт/кг (R²=0,86, p&gt;0,05). BP1 был систематически ниже VT1 (0,12 ± 0,29 Вт/кг, R²=0,72), причём у велосипедистов спринтерского типа наблюдалась тенденция к более раннему системному VT по сравнению с локальным NIRS-порогом. Авторы подчёркивают, что индивидуальная вариабельность между системными и локальными порогами остаётся высокой, </w:t>
-        <w:lastRenderedPageBreak/>
-        <w:t>что исключает их полную взаимозаменяемость на индивидуальном уровне без верификации лактатным тестом. Иными словами, даже если средние значения по группе хорошо совпадают, у конкретного спортсмена локальный мышечный порог по NIRS может заметно не совпасть с системным порогом, определённым по дыханию или лактату. Валидация портативного NIRS-датчика van der Zwaard и соавторов [2016] на велосипедистах показала умеренную корреляцию BP с VT1 (r=0,58–0,68), что авторы объясняют крупным шагом нагрузочных ступеней (30–50 Вт) – важное методологическое замечание для дизайна ступенчатых тестов.</w:t>
-      </w:r>
-    </w:p>
-    <w:p>
-      <w:pPr>
-        <w:ind w:firstLine="708"/>
-      </w:pPr>
-      <w:r>
-        <w:t xml:space="preserve">Среди преимуществ NIRS перед системными маркерами выделяют: непрерывность регистрации (против дискретных заборов крови), локальность сигнала (конкретная мышца, а не системный пул), и отсутствие временной задержки, связанной с транспортом лактата от мышцы к месту забора крови. В частности, Farzam и Starkweather [2018] продемонстрировали, что портативная CW-NIRS (Humon Beta) коррелирует с лабораторной системой MetaOx по SmO₂ (r=0,86, RMSE=3,4%), а Driller и Borges [2016] провели валидацию носимого датчика BSXinsight на </w:t>
+        <w:t xml:space="preserve">Несмотря на демонстрированную информативность вейвлетных признаков ЭМГ при задачах классификации мышечной усталости, распознавания движений и идентификации затяжной утомляемости, их применение для онлайн-детекции аэробно-анаэробного порога при ступенчатом велоэргометрическом тесте – особенно на VL в сочетаниис NIRS и HRV – в рецензируемой литературе систематически не исследовалось. Этот разрыв имеет VL-специфический аспект: именно на этой мышце вейвлетные признаки демонстрировали наименьшую точность при идентификации длительной утомляемости [Jamaluddin и др., 2023], что </w:t>
       </w:r>
       <w:r>
         <w:rPr>
           <w:i/>
           <w:iCs/>
         </w:rPr>
-        <w:t>m. gastrocnemius</w:t>
-      </w:r>
-      <w:r>
-        <w:t xml:space="preserve"> у велосипедистов: наилучшее соответствие было получено с методом Dmax (TEE=8,6 Вт, 4,4%; 95% LoA = ±17 Вт; r=0,96).</w:t>
-      </w:r>
+        <w:lastRenderedPageBreak/>
+        <w:t>требует дополнительной валидации в физиологическом контексте задачи настоящей диссертации.</w:t>
+      </w:r>
+    </w:p>
+    <w:p>
+      <w:pPr>
+        <w:pStyle w:val="21"/>
+      </w:pPr>
+      <w:bookmarkStart w:id="7" w:name="_Toc228326033"/>
+      <w:r>
+        <w:t>1.3 Ближняя инфракрасная спектроскопия и локальная мышечная оксигенация</w:t>
+      </w:r>
+      <w:bookmarkEnd w:id="7"/>
     </w:p>
     <w:p>
       <w:pPr>
         <w:ind w:firstLine="708"/>
       </w:pPr>
       <w:r>
-        <w:t xml:space="preserve">Основным методологическим ограничением NIRS при измерении на работающих мышцах является влияние толщины подкожной жировой клетчатки (ATT, adipose tissue thickness). van der Zwaard и соавторы [2016] показали, что ATT объясняет около 80% межиндивидуальной вариабельности SmO₂: при большей толщине жирового слоя регистрируемое снижение SmO₂ уменьшается, так как в зондируемый объём включается оксигенированная жировая ткань. Popov и Vinogradova [2019] указывают, что при толщине жирового слоя более 10 мм мышечный сигнал может быть существенно замаскирован. Farzam и соавторы [2018] подчёркивают, что простой порог SmO₂ недостаточен для надёжного определения LT: необходимы алгоритмы, </w:t>
+        <w:t>Ближняя инфракрасная спектроскопия (NIRS) основана на различии спектров поглощения оксигемоглобина (O₂Hb) и дезоксигемоглобина (HHb) в ближнем инфракрасном диапазоне (700–900 нм). При непрерывном облучении ткани и регистрации отражённого сигнала NIRS позволяет оценивать текущий баланс между доставкой и утилизацией кислорода непосредственно в работающей мышце – без временных задержек, присущих системным маркерам (лактат крови, вентиляционные показатели). Показатель тканевой сатурации кислорода (SmO₂, %) отражает соотношение O₂Hb к суммарному гемоглобину (THb) в зондируемом объёме ткани и является наиболее клинически интерпретируемым выходным параметром портативных систем – Moxy Monitor и Train.Red.</w:t>
+      </w:r>
+    </w:p>
+    <w:p>
+      <w:pPr>
+        <w:ind w:firstLine="708"/>
+      </w:pPr>
+      <w:r>
+        <w:t xml:space="preserve">Ключевой вопрос применения NIRS для детекции порога – какой именно параметр наиболее точно отражает лактатный порог. Wang и соавторы [Wang, Yoshikawa, 2006] в инкрементальном велоэргометрическом тесте (n=15) провели сравнительный анализ трёх NIRS-переменных. Точка перегиба ΔHHb была определена у всех 15 испытуемых; её корреляция с вентиляционным порогом составила r=0,99 по нагрузке и r=0,97 по VO₂ (p&lt;0,0001), а с лактатным порогом – r=0,76 по нагрузке и r=0,80 по VO₂ (p&lt;0,05). Точка перегиба ΔO₂Hb была определена лишь у 11 из 15 испытуемых и соответствовала значительно более высоким нагрузкам. TOI (тканевой индекс оксигенации) коррелировал с вентиляционным порогом (VT) и нормированным индексом максимального суммарного гемоглобина (nTHImax), но не был специфичным маркером лактатного порога (LT). Авторы заключили, что ΔHHb является оптимальным NIRS-параметром для </w:t>
+      </w:r>
+      <w:r>
         <w:lastRenderedPageBreak/>
-        <w:t>учитывающие динамику HbO, HbR и HbT совместно. Дополнительным ограничением является низкая воспроизводимость алгоритмов детекции порога по кривой StO₂: Cayot и Robinson [2021] показали, что методы Dmax и mDmax дают ICC=0,351 и ICC=0,385 соответственно – недопустимо низкие значения для клинического применения, хотя сами кривые StO₂ воспроизводимы (ICC=0,841–0,873). Из этого следует, что проблема заключается не в стабильности сигнала NIRS, а в неадекватности существующих алгоритмов его обработки.</w:t>
+        <w:t>определения LT при велоэргометрии, поскольку точно отражает динамику O₂-метаболизма независимо от перфузии.</w:t>
       </w:r>
     </w:p>
     <w:p>
       <w:pPr>
         <w:ind w:firstLine="708"/>
       </w:pPr>
+      <w:r>
+        <w:t>Соответствие NIRS-порога (breakpoint оксигенации) вентиляционным и лактатным порогам подтверждено рядом независимых исследований. Lin и Huang [2020] в выборке из 100 испытуемых показали, что полиномиальная регрессия 3-й степени, применённая к кривым O₂Hb и HHb, позволяет автоматически определять VT1 и VT2: пик функции O₂Hb соответствует VT1 (35,0 ± 1,0 против 35,8 ± 1,0 мл·кг⁻¹·мин⁻¹ по вентиляционному методу, p&gt;0,05), а пик функции HHb – VT2 (46,2 ± 1,1 против 47,4 ± 1,0 мл·кг⁻¹·мин⁻¹, p&gt;0,05). Воспроизводимость метода высокая: r=0,94 между сессиями, Bland–Altman в пределах 95% CI. Coquart и Mucci [2017] показали, что первая точка перегиба O₂Hb в латеральной широкой мышце бедра (</w:t>
+      </w:r>
+      <w:r>
+        <w:rPr>
+          <w:i/>
+        </w:rPr>
+        <w:t>m. vastus lateralis</w:t>
+      </w:r>
+      <w:r>
+        <w:t>; O₂Hb-T) коррелирует с газообменным порогом (GET, gas exchange threshold) (r=0,79, p&lt;0,001, n=14) и наступает раньше GET: NIRS отражает локальный метаболизм мышцы без вентиляционной задержки. При этом оба параметра предсказывают время до истощения при 90% Wpeak (r=0,81 и r=0,72, p&lt;0,01 соответственно).</w:t>
+      </w:r>
+    </w:p>
+    <w:p>
+      <w:pPr>
+        <w:ind w:firstLine="708"/>
+      </w:pPr>
+      <w:r>
+        <w:t xml:space="preserve">Двустороннее измерение SmO₂ повышает точность детекции порогов. Reinpõld и Rannama [2024] в выборке велосипедистов установили, что усреднённый билатеральный сигнал SmO₂ (Avr) обеспечивает лучшее соответствие с VT: смещение Pkg@BP2 относительно Pkg@VT2 составило лишь 0,03 ± 0,22 Вт/кг (R²=0,86, p&gt;0,05). BP1 был систематически ниже VT1 (0,12 ± 0,29 Вт/кг, R²=0,72), причём у велосипедистов спринтерского типа наблюдалась тенденция к более раннему системному VT по сравнению с локальным NIRS-порогом. Авторы подчёркивают, что индивидуальная вариабельность между системными и локальными порогами остаётся высокой, что исключает их полную взаимозаменяемость на индивидуальном уровне без верификации лактатным тестом. Иными словами, даже если средние значения по группе хорошо совпадают, у конкретного спортсмена локальный </w:t>
+      </w:r>
+      <w:r>
+        <w:lastRenderedPageBreak/>
+        <w:t>мышечный порог по NIRS может заметно не совпасть с системным порогом, определённым по дыханию или лактату. Валидация портативного NIRS-датчика van der Zwaard и соавторов [2016] на велосипедистах показала умеренную корреляцию BP с VT1 (r=0,58–0,68), что авторы объясняют крупным шагом нагрузочных ступеней (30–50 Вт) – важное методологическое замечание для дизайна ступенчатых тестов.</w:t>
+      </w:r>
+    </w:p>
+    <w:p>
+      <w:pPr>
+        <w:ind w:firstLine="708"/>
+      </w:pPr>
+      <w:r>
+        <w:t xml:space="preserve">Среди преимуществ NIRS перед системными маркерами выделяют: непрерывность регистрации (против дискретных заборов крови), локальность сигнала (конкретная мышца, а не системный пул), и отсутствие временной задержки, связанной с транспортом лактата от мышцы к месту забора крови. В частности, Farzam и Starkweather [2018] продемонстрировали, что портативная CW-NIRS (Humon Beta) коррелирует с лабораторной системой MetaOx по SmO₂ (r=0,86, RMSE=3,4%), а Driller и Borges [2016] провели валидацию носимого датчика BSXinsight на </w:t>
+      </w:r>
       <w:r>
         <w:rPr>
           <w:i/>
           <w:iCs/>
         </w:rPr>
-        <w:t>Несмотря на доказанную валидность NIRS для детекции порогов, стандартные алгоритмы (Dmax, mDmax) демонстрируют неприемлемую воспроизводимость при их применении к SmO₂. Применение методов ML для автоматической и воспроизводимой детекции двух точек перегиба SmO₂ в реальном времени, в том числе в сочетании с ЭМГ-сигналом той же мышцы, остаётся нерешённой задачей.</w:t>
-      </w:r>
-    </w:p>
-    <w:p>
-      <w:pPr>
-        <w:pStyle w:val="21"/>
-      </w:pPr>
-      <w:bookmarkStart w:id="8" w:name="_Toc228326034"/>
-      <w:r>
-        <w:t>1.4 Вариабельность сердечного ритма и DFA-α1 как онлайн-маркер первого порога</w:t>
-      </w:r>
-      <w:bookmarkEnd w:id="8"/>
+        <w:t>m. gastrocnemius</w:t>
+      </w:r>
+      <w:r>
+        <w:t xml:space="preserve"> у велосипедистов: наилучшее соответствие было получено с методом Dmax (TEE=8,6 Вт, 4,4%; 95% LoA = ±17 Вт; r=0,96).</w:t>
+      </w:r>
     </w:p>
     <w:p>
       <w:pPr>
         <w:ind w:firstLine="708"/>
       </w:pPr>
       <w:r>
-        <w:t xml:space="preserve">Вариабельность сердечного ритма (HRV) – показатель изменчивости последовательности RR-интервалов, отражающий состояние вегетативной нервной системы. При нарастании интенсивности физической нагрузки баланс сдвигается от парасимпатической к симпатической активности: RMSSD (квадратный корень из среднего квадрата последовательных разностей RR) нелинейно снижается, причём наиболее резкое падение совпадает с зоной VT1. Традиционные линейные метрики HRV (SDNN, SD1) имеют ограниченный динамический диапазон при нагрузке выше умеренной, что снижает их информативность в диапазоне выше первого порога. Метод детрендированного флуктуационного анализа (DFA) позволяет оценить фрактальные свойства RR-ряда через показатель краткосрочного масштабирования DFA-α1, который обладает широким динамическим </w:t>
+        <w:t xml:space="preserve">Основным методологическим ограничением NIRS при измерении на работающих мышцах является влияние толщины подкожной жировой клетчатки (ATT, adipose tissue thickness). van der Zwaard и соавторы [2016] показали, что ATT объясняет около 80% межиндивидуальной вариабельности SmO₂: при большей толщине жирового слоя регистрируемое снижение SmO₂ уменьшается, так как в зондируемый объём включается оксигенированная жировая ткань. Popov и Vinogradova [2019] указывают, что при толщине жирового слоя более 10 мм мышечный сигнал может быть существенно замаскирован. Farzam и соавторы [2018] подчёркивают, что простой порог SmO₂ недостаточен для надёжного определения LT: необходимы алгоритмы, учитывающие динамику HbO, HbR и HbT совместно. Дополнительным ограничением является низкая воспроизводимость алгоритмов детекции порога по кривой StO₂: Cayot и Robinson [2021] показали, что методы Dmax и </w:t>
+      </w:r>
+      <w:r>
         <w:lastRenderedPageBreak/>
-        <w:t>диапазоном на протяжении всего инкрементального теста [Rogers, Gronwald, 2022].</w:t>
-      </w:r>
-    </w:p>
-    <w:p>
-      <w:pPr>
-        <w:ind w:firstLine="708"/>
-      </w:pPr>
-      <w:r>
-        <w:t>Теоретическое обоснование метода DFA-α1 строится следующим образом. В покое RR-ряд демонстрирует персистентные долгосрочные корреляции (DFA-α1 ≈ 1,0–1,2), характерные для фрактального поведения; по мере нарастания нагрузки корреляционная структура постепенно разрушается. Rogers и Gronwald [2022] обобщили накопленные к тому моменту данные: DFA-α1 = 0,75 ассоциирован с аэробным порогом (VT1) и получил обозначение «HRV-порог» (HRVT), а DFA-α1 = 0,50 соответствует анаэробному порогу (VT2/HRVT2). Практически это снижает зависимость признака от абсолютного масштаба измерений и упрощает его включение в ML-модель: DFA-α1 можно использовать как единый относительный показатель в разных протоколах и у спортсменов разного уровня, хотя индивидуальная вариабельность реакции сохраняется [Rogers, Gronwald, 2022]. Алгоритм расчёта реализован в скользящем окне (рекомендуемый диапазон 4–16 ударов) с обновлением каждые 5 секунд, что делает его применимым для мониторинга в реальном времени. Коррекция артефактов RR при уровне менее 3% не приводит к значимому смещению HRVT, что обеспечивает практическую устойчивость метода [Rogers, Gronwald, 2022].</w:t>
-      </w:r>
-    </w:p>
-    <w:p>
-      <w:pPr>
-        <w:ind w:firstLine="708"/>
-      </w:pPr>
-      <w:r>
-        <w:t xml:space="preserve">Валидность метода DFA-α1 подтверждена в нескольких независимых исследованиях. Schaffarczyk и Gronwald [2022] в выборке женщин-велосипедисток показали хорошее совпадение между HRVT1 (DFA-α1=0,75) и VT1: статистические показатели согласованности и корреляции были высокими как для VO₂ (ICC=0,77; r=0,81), так и для ЧСС (ICC=0,87; r=0,87; p&lt;0,001). HRVT2 (DFA-α1=0,50) соответствовал VT2 с ICC=0,84, r=0,86 (VO₂) и ICC=0,90, r=0,90 (ЧСС). Смещение по Bland–Altman для VT1 vs HRVT1 составило −1,3 мл·кг⁻¹·мин⁻¹ (LoA: −6,0 до +3,3), что приемлемо для практического применения. Важно, что данная работа впервые провела систематическую валидацию на женской популяции, ранее недостаточно </w:t>
-        <w:lastRenderedPageBreak/>
-        <w:t>изученной в контексте DFA-α1. Schaffarczyk и соавторы [Schaffarczyk, Rogers, 2022] также исследовали чувствительность DFA-α1 к тренировочному статусу у триатлонистов (n=11): после тяжёлой беговой тренировки DFA-α1 во время стандартизованной разминки при 90% VT1 значимо снижался (p=0,001, d=−1,44), тогда как нейромышечные тесты (CMJ) не выявляли значимых изменений, что свидетельствует о том, что DFA-α1 отражает вегетативный аспект усталости.</w:t>
-      </w:r>
-    </w:p>
-    <w:p>
-      <w:pPr>
-        <w:ind w:firstLine="708"/>
-      </w:pPr>
-      <w:r>
-        <w:t>Отдельного внимания заслуживает влияние биологического пола на кинетику DFA-α1 при нагрузке. Schaffarczyk и Gronwald [2022] показали, что у пременопаузальных женщин DFA-α1 снижается позже в ходе рамп-протокола: эстроген усиливает парасимпатический контроль сердца, вследствие чего фрактальные корреляции RR-ряда разрушаются при более высокой интенсивности. Это приводит к систематическому смещению HRVT1 и расширению пределов согласия (LoA) при сравнении с VT1 у женщин по сравнению с мужчинами. Важно, что HRVT2 у женщин демонстрирует хорошее соответствие с VT2 – авторы объясняют это тем, что второй порог отражает системную дестабилизацию, более резистентную к гормональным флуктуациям. Для настоящего исследования, включающего триатлонистов обоих полов, данный эффект является потенциальным источником систематической ошибки в DFA-α1-признаке и должен учитываться при анализе результатов модели [Schaffarczyk, Gronwald, 2022].</w:t>
-      </w:r>
-    </w:p>
-    <w:p>
-      <w:pPr>
-        <w:ind w:firstLine="708"/>
-      </w:pPr>
-      <w:r>
-        <w:t xml:space="preserve">Принципиальные ограничения метода DFA-α1 связаны с требованиями к качеству RR-сигнала и стационарности нагрузки. Первое: метод требует достаточной длины окна для надёжного оценивания фрактального показателя – рекомендованный диапазон составляет 4–16 ударов (порядка 2 минут при ЧСС 120–160 уд/мин), что ограничивает временное разрешение при онлайн-применении. Второе: при наличии артефактов RR (&gt;3%) необходима коррекция, а при высоком уровне шума надёжность оценок снижается. Третье: метод показывает высокую межиндивидуальную вариабельность: один и тот </w:t>
-        <w:lastRenderedPageBreak/>
-        <w:t>же прирост нагрузки может вызывать существенно разную реакцию DFA-α1 у разных спортсменов, что требует индивидуальной калибровки [Schaffarczyk, Rogers, 2022].</w:t>
-      </w:r>
-    </w:p>
-    <w:p>
-      <w:pPr>
-        <w:ind w:firstLine="708"/>
-      </w:pPr>
-      <w:r>
-        <w:t>Накопленные количественные данные по соответствию HRV-порогов лактатным и вентиляционным были обобщены в недавнем систематическом обзоре с мета-анализом Tanner и соавторов [Tanner и др., 2024], охватывающем 50 исследований и 1160 субъектов. Согласно результатам мета-анализа, HRVT1 не отличался значимо от LT1/VT1 (стандартизованная средняя разность SMD=0,08 при незначимом значении), а коэффициент корреляции составил r=0,85 (95% CI 0,75–0,91). Для второго порога HRVT2 vs LT2/VT2 величины оказались соизмеримыми: SMD=−0,06 (незначимо), r=0,85 (95% CI 0,80–0,89). Принципиально важным выводом является то, что характеристики субъектов, тип эргометра, начальная мощность и шаг нагрузки не влияют на точность определения HRVT – метод устойчив к вариациям протокола; HRVT2 несколько лучше определяется при коротких ступенях нагрузки. Таким образом, мета-анализ показывает, что HRV-пороги в среднем хорошо воспроизводят лактатные и вентиляционные пороги в разных протоколах нагрузки; поэтому RR-интервалы обоснованно рассматриваются как самостоятельный неинвазивный входной канал мультимодальной системы предсказания порогов.</w:t>
+        <w:t>mDmax дают ICC=0,351 и ICC=0,385 соответственно – недопустимо низкие значения для клинического применения, хотя сами кривые StO₂ воспроизводимы (ICC=0,841–0,873). Из этого следует, что проблема заключается не в стабильности сигнала NIRS, а в неадекватности существующих алгоритмов его обработки.</w:t>
       </w:r>
     </w:p>
     <w:p>
@@ -7292,26 +8775,49 @@
           <w:i/>
           <w:iCs/>
         </w:rPr>
-        <w:t>Метод DFA-α1 валидирован как неинвазивный маркер VT1, однако его применение ограничено первым порогом и требует качественного RR-ряда без существенных артефактов. Schaffarczyk и Gronwald [2022] указывают на перспективность онлайн-расчёта DFA-α1 через носимые устройства (смарт-часы, нагрудные ремни) как следующий шаг развития метода, однако интеграция этого показателя с ЭМГ и NIRS в единый предиктивный алгоритм одновременного определения LT1 и LT2 в литературе не реализована.</w:t>
+        <w:t>Несмотря на доказанную валидность NIRS для детекции порогов, стандартные алгоритмы (Dmax, mDmax) демонстрируют неприемлемую воспроизводимость при их применении к SmO₂. Применение методов ML для автоматической и воспроизводимой детекции двух точек перегиба SmO₂ в реальном времени, в том числе в сочетании с ЭМГ-сигналом той же мышцы, остаётся нерешённой задачей.</w:t>
       </w:r>
     </w:p>
     <w:p>
       <w:pPr>
         <w:pStyle w:val="21"/>
       </w:pPr>
-      <w:bookmarkStart w:id="9" w:name="_Toc228326035"/>
+      <w:bookmarkStart w:id="8" w:name="_Toc228326034"/>
+      <w:r>
+        <w:t>1.4 Вариабельность сердечного ритма и DFA-α1 как онлайн-маркер первого порога</w:t>
+      </w:r>
+      <w:bookmarkEnd w:id="8"/>
+    </w:p>
+    <w:p>
+      <w:pPr>
+        <w:ind w:firstLine="708"/>
+      </w:pPr>
+      <w:r>
+        <w:t>Вариабельность сердечного ритма (HRV) – показатель изменчивости последовательности RR-интервалов, отражающий состояние вегетативной нервной системы. При нарастании интенсивности физической нагрузки баланс сдвигается от парасимпатической к симпатической активности: RMSSD (квадратный корень из среднего квадрата последовательных разностей RR) нелинейно снижается, причём наиболее резкое падение совпадает с зоной VT1. Традиционные линейные метрики HRV (SDNN, SD1) имеют ограниченный динамический диапазон при нагрузке выше умеренной, что снижает их информативность в диапазоне выше первого порога. Метод детрендированного флуктуационного анализа (DFA) позволяет оценить фрактальные свойства RR-ряда через показатель краткосрочного масштабирования DFA-α1, который обладает широким динамическим диапазоном на протяжении всего инкрементального теста [Rogers, Gronwald, 2022].</w:t>
+      </w:r>
+    </w:p>
+    <w:p>
+      <w:pPr>
+        <w:ind w:firstLine="708"/>
+      </w:pPr>
+      <w:r>
+        <w:t xml:space="preserve">Теоретическое обоснование метода DFA-α1 строится следующим образом. В покое RR-ряд демонстрирует персистентные долгосрочные </w:t>
+      </w:r>
       <w:r>
         <w:lastRenderedPageBreak/>
-        <w:t>1.5 Кинетика лактата: задержка системного сигнала относительно локального</w:t>
-      </w:r>
-      <w:bookmarkEnd w:id="9"/>
+        <w:t>корреляции (DFA-α1 ≈ 1,0–1,2), характерные для фрактального поведения; по мере нарастания нагрузки корреляционная структура постепенно разрушается. Rogers и Gronwald [2022] обобщили накопленные к тому моменту данные: DFA-α1 = 0,75 ассоциирован с аэробным порогом (VT1) и получил обозначение «HRV-порог» (HRVT), а DFA-α1 = 0,50 соответствует анаэробному порогу (VT2/HRVT2). Практически это снижает зависимость признака от абсолютного масштаба измерений и упрощает его включение в ML-модель: DFA-α1 можно использовать как единый относительный показатель в разных протоколах и у спортсменов разного уровня, хотя индивидуальная вариабельность реакции сохраняется [Rogers, Gronwald, 2022]. Алгоритм расчёта реализован в скользящем окне (рекомендуемый диапазон 4–16 ударов) с обновлением каждые 5 секунд, что делает его применимым для мониторинга в реальном времени. Коррекция артефактов RR при уровне менее 3% не приводит к значимому смещению HRVT, что обеспечивает практическую устойчивость метода [Rogers, Gronwald, 2022].</w:t>
+      </w:r>
     </w:p>
     <w:p>
       <w:pPr>
         <w:ind w:firstLine="708"/>
       </w:pPr>
       <w:r>
-        <w:t>Для корректной интерпретации лактатного порога, определяемого по капиллярной крови, необходимо понимать механизмы и временные характеристики транспорта лактата из работающей мышцы в системный кровоток. Bangsbo и Johansen [1993] в классическом эксперименте с одноногим педалированием показали, что скорость выхода лактата из мышцы в кровь определяется разницей его концентраций между мышцей и кровью: чем эта разница больше, тем быстрее лактат покидает мышцу. В диапазоне внутримышечных концентраций от 0 до 45 ммоль·кг⁻¹ сырой массы эта зависимость была линейной, однако при высоких концентрациях транспортная система частично насыщается, и выход лактата начинает отставать от роста этого градиента. Доля медленных волокон (%ST) обратно пропорциональна градиенту лактата мышца–кровь: мышцы с большей долей медленных волокон удерживают меньший градиент при той же нагрузке. Внутримышечный pH при интенсивных нагрузках снижается до 6,73, а феморальный венозный pH – до 7,14–7,15, что само по себе влияет на транспортную кинетику [Bangsbo, Johansen, 1993].</w:t>
+        <w:t xml:space="preserve">Валидность метода DFA-α1 подтверждена в нескольких независимых исследованиях. Schaffarczyk и Gronwald [2022] в выборке женщин-велосипедисток показали хорошее совпадение между HRVT1 (DFA-α1=0,75) и VT1: статистические показатели согласованности и корреляции были высокими как для VO₂ (ICC=0,77; r=0,81), так и для ЧСС (ICC=0,87; r=0,87; p&lt;0,001). HRVT2 (DFA-α1=0,50) соответствовал VT2 с ICC=0,84, r=0,86 (VO₂) и ICC=0,90, r=0,90 (ЧСС). Смещение по Bland–Altman для VT1 vs HRVT1 составило −1,3 мл·кг⁻¹·мин⁻¹ (LoA: −6,0 до +3,3), что приемлемо для практического применения. Важно, что данная работа впервые провела систематическую валидацию на женской популяции, ранее недостаточно изученной в контексте DFA-α1. Schaffarczyk и соавторы [Schaffarczyk, Rogers, 2022] также исследовали чувствительность DFA-α1 к тренировочному статусу у триатлонистов (n=11): после тяжёлой беговой тренировки DFA-α1 во время стандартизованной разминки при 90% VT1 значимо снижался (p=0,001, d=−1,44), тогда как нейромышечные тесты (CMJ) не выявляли значимых </w:t>
+      </w:r>
+      <w:r>
+        <w:lastRenderedPageBreak/>
+        <w:t>изменений, что свидетельствует о том, что DFA-α1 отражает вегетативный аспект усталости.</w:t>
       </w:r>
     </w:p>
     <w:p>
@@ -7319,72 +8825,27 @@
         <w:ind w:firstLine="708"/>
       </w:pPr>
       <w:r>
-        <w:t xml:space="preserve">MacLean и Bangsbo [1999] впервые применили метод микродиализа для мониторинга интерстициального лактата в </w:t>
-      </w:r>
-      <w:r>
-        <w:rPr>
-          <w:i/>
-        </w:rPr>
-        <w:t>m. vastus lateralis</w:t>
-      </w:r>
-      <w:r>
-        <w:t xml:space="preserve"> в реальном времени при динамической нагрузке. Было установлено, что концентрация лактата в интерстиции VL в покое составляет 2,5 ± 0,2 мМ – значительно выше, чем в артериальной (0,9 ± 0,2 мМ) и венозной (1,1 ± 0,2 мМ) плазме. При нарастании нагрузки относительное извлечение вещества микродиализным зондом из окружающей ткани (probe recovery) для лактата, возрастала с ~32% в покое до ~66% при максимальной нагрузке. Это указывало на более быстрый перенос лактата в интерстициальном пространстве сокращающейся мышцы. Изменения интерстициального лактата коррелировали с венозными, но не с артериальными концентрациями, что подтверждает: интерстициальный лактат отражает локальный метаболизм, а не системный пул [MacLean, Bangsbo, </w:t>
+        <w:t>Отдельного внимания заслуживает влияние биологического пола на кинетику DFA-α1 при нагрузке. Schaffarczyk и Gronwald [2022] показали, что у пременопаузальных женщин DFA-α1 снижается позже в ходе рамп-протокола: эстроген усиливает парасимпатический контроль сердца, вследствие чего фрактальные корреляции RR-ряда разрушаются при более высокой интенсивности. Это приводит к систематическому смещению HRVT1 и расширению пределов согласия (LoA) при сравнении с VT1 у женщин по сравнению с мужчинами. Важно, что HRVT2 у женщин демонстрирует хорошее соответствие с VT2 – авторы объясняют это тем, что второй порог отражает системную дестабилизацию, более резистентную к гормональным флуктуациям. Для настоящего исследования, включающего триатлонистов обоих полов, данный эффект является потенциальным источником систематической ошибки в DFA-α1-признаке и должен учитываться при анализе результатов модели [Schaffarczyk, Gronwald, 2022].</w:t>
+      </w:r>
+    </w:p>
+    <w:p>
+      <w:pPr>
+        <w:ind w:firstLine="708"/>
+      </w:pPr>
+      <w:r>
+        <w:t>Принципиальные ограничения метода DFA-α1 связаны с требованиями к качеству RR-сигнала и стационарности нагрузки. Первое: метод требует достаточной длины окна для надёжного оценивания фрактального показателя – рекомендованный диапазон составляет 4–16 ударов (порядка 2 минут при ЧСС 120–160 уд/мин), что ограничивает временное разрешение при онлайн-применении. Второе: при наличии артефактов RR (&gt;3%) необходима коррекция, а при высоком уровне шума надёжность оценок снижается. Третье: метод показывает высокую межиндивидуальную вариабельность: один и тот же прирост нагрузки может вызывать существенно разную реакцию DFA-α1 у разных спортсменов, что требует индивидуальной калибровки [Schaffarczyk, Rogers, 2022].</w:t>
+      </w:r>
+    </w:p>
+    <w:p>
+      <w:pPr>
+        <w:ind w:firstLine="708"/>
+      </w:pPr>
+      <w:r>
+        <w:t xml:space="preserve">Накопленные количественные данные по соответствию HRV-порогов лактатным и вентиляционным были обобщены в недавнем систематическом </w:t>
+      </w:r>
+      <w:r>
         <w:lastRenderedPageBreak/>
-        <w:t>1999]. Эти данные прямо указывают на существование концентрационной задержки: в начале ступени нагрузки капиллярный лактат (кончик пальца или мочка уха) отстаёт от реального внутримышечного значения.</w:t>
-      </w:r>
-    </w:p>
-    <w:p>
-      <w:pPr>
-        <w:ind w:firstLine="708"/>
-      </w:pPr>
-      <w:r>
-        <w:t xml:space="preserve">Следствием описанной задержки является принципиальная зависимость определяемого лактатного порога от длительности ступеней тестового протокола. Ji и Sommer [2021] и Wackerhage с Gehlert [2022] указывают, что ступени короче 3–4 минут не позволяют достичь квазистационарного состояния лактата: системный лактат в конце короткой ступени продолжает нарастать и не отражает равновесное состояние, характерное для данной мощности. Это методически смещает определяемый порог в сторону завышения. Иными словами, если ступень слишком короткая, кровь ещё не успевает показать полный ответ на данную мощность, и потому порог ошибочно фиксируется на более высокой нагрузке, чем та, при которой метаболический переход уже начался в мышце. Дополнительно, протокол тестирования существенно влияет и на само значение порога: разные комбинации VO₂max и </w:t>
-      </w:r>
-      <w:r>
-        <w:rPr>
-          <w:i/>
-        </w:rPr>
-        <w:t>VLa</w:t>
-      </w:r>
-      <w:r>
-        <w:t>max могут давать идентичные лактатные кривые с равным LTAn, что делает стандартизацию протокола обязательным условием для межиндивидуального сравнения [Ji, Sommer, 2021]. В протоколе настоящего исследования используются ступени по 3 мин, что представляет разумный компромисс между требованиями к стационарности и практической длительностью теста для тренированных спортсменов.</w:t>
-      </w:r>
-    </w:p>
-    <w:p>
-      <w:pPr>
-        <w:ind w:firstLine="708"/>
-      </w:pPr>
-      <w:r>
-        <w:t xml:space="preserve">Принципиально важную роль в понимании кинетики системного лактата играет объём вовлечённой мышечной массы. van Hall и Jensen-Urstad [2003] в исследовании с одновременной работой рук и ног (имитация лыжного хода) показали, что при большой вовлечённой мышечной массе скорость появления лактата в кровотоке (Ra) может достигать 184 ± 17 мкмоль·кг⁻¹·мин⁻¹, хотя артериальная концентрация остаётся низкой (&lt;2,5 ммоль/л). Это объясняется тем, что часть работающих мышц одновременно активно поглощает лактат из крови и использует его как энергетический субстрат: около 95% поглощённого </w:t>
-        <w:lastRenderedPageBreak/>
-        <w:t>лактата окисляется непосредственно. Это означает, что при видах спорта с большой мышечной массой (лыжи, гребля) системный лактат принципиально ненадёжно отражает локальный метаболизм конкретной мышцы: часть мышц производит лактат, тогда как другая часть его потребляет через межмышечный шаттл [Brooks, 2023]. Велоэргометрия обладает в этом отношении методологическим преимуществом: нагрузка изолирована преимущественно на мышцы нижних конечностей (VL, RF, gastrocnemius), что существенно снижает масштаб межмышечного лактатного шаттлинга и делает системный лактат более репрезентативным для локального метаболизма квадрицепса.</w:t>
-      </w:r>
-    </w:p>
-    <w:p>
-      <w:pPr>
-        <w:ind w:firstLine="708"/>
-      </w:pPr>
-      <w:r>
-        <w:t>Неработающие мышцы вносят существенный вклад в клиренс лактата из системного кровотока. Bangsbo и Aagaard [1995] показали, что поглощение лактата неактивной мышцей пропорционально кровотоку: при двукратном увеличении перфузии поглощение удваивается, что указывает на перфузионное, а не транспортёрное ограничение в данных условиях. Транспорт лактата в неактивную мышцу котранспортируется с H⁺ и вносит вклад в буферизацию системного ацидоза. При длительной нагрузке поглощение лактата неактивной мышцей снижается из-за её собственного закисления – ещё один аргумент в пользу временной нестационарности системного лактата. MCT1 играет центральную роль в этом процессе: Bonen и McCullagh [1998] установили, что семидневная тренировка увеличивает содержание MCT1 в мышце на 118%, а наклон регрессии мышца–феморальная вена возрастает на 33%, что отражает ускорение экструзии лактата и улучшение системного клиренса.</w:t>
-      </w:r>
-    </w:p>
-    <w:p>
-      <w:pPr>
-        <w:ind w:firstLine="708"/>
-      </w:pPr>
-      <w:r>
-        <w:t xml:space="preserve">Концепция лактатного шаттла, развитая Brooks [2023], переосмысливает роль лактата как основного энергетического субстрата для аэробных тканей, а не как «отхода» анаэробного метаболизма. Лактат является связующим звеном между гликолитическими и окислительными компартментами как внутри одного волокна (внутриклеточный шаттл), так и между мышцами, а также от мышц к сердцу, мозгу и почкам (межклеточный и межорганный шаттл). Для </w:t>
-        <w:lastRenderedPageBreak/>
-        <w:t xml:space="preserve">задачи настоящей диссертации это означает, что NIRS-сигнал на </w:t>
-      </w:r>
-      <w:r>
-        <w:rPr>
-          <w:i/>
-        </w:rPr>
-        <w:t>m. vastus lateralis</w:t>
-      </w:r>
-      <w:r>
-        <w:t xml:space="preserve"> ближе к моменту локальных метаболических изменений в основной работающей мышце, тогда как капиллярный лактат отражает не только его продукцию, но и последующий транспорт, перераспределение и клиренс в других тканях. Поэтому временное расхождение между NIRS breakpoint и лактатной меткой следует рассматривать не только как ошибку измерения, но и как физиологическое свойство самих сигналов. Таким образом, NIRS breakpoint на VL теоретически ближе к «правде» о мышечном метаболизме, чем капиллярный лактат, хотя на практике оба сигнала несут взаимодополняющую информацию.</w:t>
+        <w:t>обзоре с мета-анализом Tanner и соавторов [Tanner и др., 2024], охватывающем 50 исследований и 1160 субъектов. Согласно результатам мета-анализа, HRVT1 не отличался значимо от LT1/VT1 (стандартизованная средняя разность SMD=0,08 при незначимом значении), а коэффициент корреляции составил r=0,85 (95% CI 0,75–0,91). Для второго порога HRVT2 vs LT2/VT2 величины оказались соизмеримыми: SMD=−0,06 (незначимо), r=0,85 (95% CI 0,80–0,89). Принципиально важным выводом является то, что характеристики субъектов, тип эргометра, начальная мощность и шаг нагрузки не влияют на точность определения HRVT – метод устойчив к вариациям протокола; HRVT2 несколько лучше определяется при коротких ступенях нагрузки. Таким образом, мета-анализ показывает, что HRV-пороги в среднем хорошо воспроизводят лактатные и вентиляционные пороги в разных протоколах нагрузки; поэтому RR-интервалы обоснованно рассматриваются как самостоятельный неинвазивный входной канал мультимодальной системы предсказания порогов.</w:t>
       </w:r>
     </w:p>
     <w:p>
@@ -7396,44 +8857,46 @@
           <w:i/>
           <w:iCs/>
         </w:rPr>
-        <w:t>Количественные данные о временной задержке между внутримышечным лактатом и капиллярным лактатом при ступенчатом велоэргометрическом тесте с шагом 30 Вт / 3 мин в литературе систематически не представлены. Это ограничивает точность разметки временных меток порога в ML-датасете и является источником неустранимой погрешности при верификации модели по лактатным меткам.</w:t>
+        <w:t>Метод DFA-α1 валидирован как неинвазивный маркер VT1, однако его применение ограничено первым порогом и требует качественного RR-ряда без существенных артефактов. Schaffarczyk и Gronwald [2022] указывают на перспективность онлайн-расчёта DFA-α1 через носимые устройства (смарт-часы, нагрудные ремни) как следующий шаг развития метода, однако интеграция этого показателя с ЭМГ и NIRS в единый предиктивный алгоритм одновременного определения LT1 и LT2 в литературе не реализована.</w:t>
       </w:r>
     </w:p>
     <w:p>
       <w:pPr>
         <w:pStyle w:val="21"/>
       </w:pPr>
-      <w:bookmarkStart w:id="10" w:name="_Toc228326036"/>
-      <w:r>
-        <w:t>1.6 Машинное обучение и алгоритмы онлайн-детекции аэробно-анаэробного перехода</w:t>
-      </w:r>
-      <w:bookmarkEnd w:id="10"/>
+      <w:bookmarkStart w:id="9" w:name="_Toc228326035"/>
+      <w:r>
+        <w:t>1.5 Кинетика лактата: задержка системного сигнала относительно локального</w:t>
+      </w:r>
+      <w:bookmarkEnd w:id="9"/>
     </w:p>
     <w:p>
       <w:pPr>
         <w:ind w:firstLine="708"/>
       </w:pPr>
       <w:r>
-        <w:t>Автоматическая детекция аэробно-анаэробного перехода по физиологическим временным рядам является активно развивающейся областью, в которой методы машинного обучения постепенно вытесняют традиционные визуальные и пороговые алгоритмы. Принципиальные преимущества ML-подходов – способность улавливать нелинейные зависимости и интегрировать информацию из множества каналов – делают их особенно перспективными для задачи онлайн-детекции, где ни один отдельный физиологический сигнал не является достаточно надёжным в условиях реального времени.</w:t>
-      </w:r>
-    </w:p>
-    <w:p>
-      <w:pPr>
-        <w:pStyle w:val="31"/>
-      </w:pPr>
-      <w:bookmarkStart w:id="11" w:name="_Toc228326037"/>
+        <w:t xml:space="preserve">Для корректной интерпретации лактатного порога, определяемого по капиллярной крови, необходимо понимать механизмы и временные характеристики транспорта лактата из работающей мышцы в системный кровоток. Bangsbo и Johansen [1993] в классическом эксперименте с </w:t>
+      </w:r>
       <w:r>
         <w:lastRenderedPageBreak/>
-        <w:t>1.6.1 Классический ML на ручных признаках</w:t>
-      </w:r>
-      <w:bookmarkEnd w:id="11"/>
+        <w:t>одноногим педалированием показали, что скорость выхода лактата из мышцы в кровь определяется разницей его концентраций между мышцей и кровью: чем эта разница больше, тем быстрее лактат покидает мышцу. В диапазоне внутримышечных концентраций от 0 до 45 ммоль·кг⁻¹ сырой массы эта зависимость была линейной, однако при высоких концентрациях транспортная система частично насыщается, и выход лактата начинает отставать от роста этого градиента. Доля медленных волокон (%ST) обратно пропорциональна градиенту лактата мышца–кровь: мышцы с большей долей медленных волокон удерживают меньший градиент при той же нагрузке. Внутримышечный pH при интенсивных нагрузках снижается до 6,73, а феморальный венозный pH – до 7,14–7,15, что само по себе влияет на транспортную кинетику [Bangsbo, Johansen, 1993].</w:t>
+      </w:r>
     </w:p>
     <w:p>
       <w:pPr>
         <w:ind w:firstLine="708"/>
       </w:pPr>
       <w:r>
-        <w:t>Среди существующих ML-подходов к классификации зон интенсивности и предсказанию порогов наиболее системный анализ был проведён Tomaszewski и Majorczyk [2024] на датасете из 183 протоколов кардиопульмонального нагрузочного тестирования (CPET) с лактатными метками. Для предсказания аэробного порога (AeT) лучшим алгоритмом оказался Random Forest (R²=0,645, MAE=4,63 Вт, MSE=44,45, RMSE=6,67 Вт), для анаэробного порога (AnT) – LightGBM (R²=0,803, MAE=3,44 Вт). Анализ вклада признаков в решение модели (SHAP-анализ) показал, что наибольшее влияние на предсказание оказывают минимальный уровень лактата и ЧСС в момент максимального лактата, то есть показатели, описывающие индивидуальные особенности лактатного ответа у спортсмена. ML-модели в этой работе, однако, использовали лишь лактатные и кардиореспираторные признаки, не включая ЭМГ или NIRS.</w:t>
+        <w:t xml:space="preserve">MacLean и Bangsbo [1999] впервые применили метод микродиализа для мониторинга интерстициального лактата в </w:t>
+      </w:r>
+      <w:r>
+        <w:rPr>
+          <w:i/>
+        </w:rPr>
+        <w:t>m. vastus lateralis</w:t>
+      </w:r>
+      <w:r>
+        <w:t xml:space="preserve"> в реальном времени при динамической нагрузке. Было установлено, что концентрация лактата в интерстиции VL в покое составляет 2,5 ± 0,2 мМ – значительно выше, чем в артериальной (0,9 ± 0,2 мМ) и венозной (1,1 ± 0,2 мМ) плазме. При нарастании нагрузки относительное извлечение вещества микродиализным зондом из окружающей ткани (probe recovery) для лактата, возрастала с ~32% в покое до ~66% при максимальной нагрузке. Это указывало на более быстрый перенос лактата в интерстициальном пространстве сокращающейся мышцы. Изменения интерстициального лактата коррелировали с венозными, но не с артериальными концентрациями, что подтверждает: интерстициальный лактат отражает локальный метаболизм, а не системный пул [MacLean, Bangsbo, 1999]. Эти данные прямо указывают на существование концентрационной задержки: в начале ступени нагрузки капиллярный лактат (кончик пальца или мочка уха) отстаёт от реального внутримышечного значения.</w:t>
       </w:r>
     </w:p>
     <w:p>
@@ -7441,7 +8904,11 @@
         <w:ind w:firstLine="708"/>
       </w:pPr>
       <w:r>
-        <w:t xml:space="preserve">Модельные подходы к предсказанию мощности на LT2 разрабатывались также в контексте метаболического моделирования. Fischer и Hävecker [2025] показали, что регрессионная модель на основе трёх физиологических показателей – максимального потребления кислорода (VO₂peak), доли этого максимума, используемой на уровне LT2 (%VO₂peak@LT2), и экономичности педалирования (Cc) – объясняет не менее 98% вариации мощности на LT2 у молодых велосипедистов (ICC≥0,961). При определении Cc при 90% LT2 точность достигала ICC≥0,986. Вклад VO₂peak составлял 62–67% от общего R², тогда как включение </w:t>
+        <w:t xml:space="preserve">Следствием описанной задержки является принципиальная зависимость определяемого лактатного порога от длительности ступеней тестового </w:t>
+      </w:r>
+      <w:r>
+        <w:lastRenderedPageBreak/>
+        <w:t xml:space="preserve">протокола. Ji и Sommer [2021] и Wackerhage с Gehlert [2022] указывают, что ступени короче 3–4 минут не позволяют достичь квазистационарного состояния лактата: системный лактат в конце короткой ступени продолжает нарастать и не отражает равновесное состояние, характерное для данной мощности. Это методически смещает определяемый порог в сторону завышения. Иными словами, если ступень слишком короткая, кровь ещё не успевает показать полный ответ на данную мощность, и потому порог ошибочно фиксируется на более высокой нагрузке, чем та, при которой метаболический переход уже начался в мышце. Дополнительно, протокол тестирования существенно влияет и на само значение порога: разные комбинации VO₂max и </w:t>
       </w:r>
       <w:r>
         <w:rPr>
@@ -7450,185 +8917,48 @@
         <w:t>VLa</w:t>
       </w:r>
       <w:r>
-        <w:t xml:space="preserve">max не улучшало точности предсказания. Ji и Sommer [2021] продемонстрировали, что расчётный лактатный анаэробный порог (cLTAn) через метаболическую симуляцию модели Мадера (VO₂max + </w:t>
+        <w:t>max могут давать идентичные лактатные кривые с равным LTAn, что делает стандартизацию протокола обязательным условием для межиндивидуального сравнения [Ji, Sommer, 2021]. В протоколе настоящего исследования используются ступени по 3 мин, что представляет разумный компромисс между требованиями к стационарности и практической длительностью теста для тренированных спортсменов.</w:t>
+      </w:r>
+    </w:p>
+    <w:p>
+      <w:pPr>
+        <w:ind w:firstLine="708"/>
+      </w:pPr>
+      <w:r>
+        <w:t xml:space="preserve">Принципиально важную роль в понимании кинетики системного лактата играет объём вовлечённой мышечной массы. van Hall и Jensen-Urstad [2003] в исследовании с одновременной работой рук и ног (имитация лыжного хода) показали, что при большой вовлечённой мышечной массе скорость появления лактата в кровотоке (Ra) может достигать 184 ± 17 мкмоль·кг⁻¹·мин⁻¹, хотя артериальная концентрация остаётся низкой (&lt;2,5 ммоль/л). Это объясняется тем, что часть работающих мышц одновременно активно поглощает лактат из крови и использует его как энергетический субстрат: около 95% поглощённого лактата окисляется непосредственно. Это означает, что при видах спорта с большой мышечной массой (лыжи, гребля) системный лактат принципиально ненадёжно отражает локальный метаболизм конкретной мышцы: часть мышц производит лактат, тогда как другая часть его потребляет через межмышечный шаттл [Brooks, 2023]. Велоэргометрия обладает в этом отношении методологическим преимуществом: нагрузка изолирована преимущественно </w:t>
+      </w:r>
+      <w:r>
+        <w:lastRenderedPageBreak/>
+        <w:t>на мышцы нижних конечностей (VL, RF, gastrocnemius), что существенно снижает масштаб межмышечного лактатного шаттлинга и делает системный лактат более репрезентативным для локального метаболизма квадрицепса.</w:t>
+      </w:r>
+    </w:p>
+    <w:p>
+      <w:pPr>
+        <w:ind w:firstLine="708"/>
+      </w:pPr>
+      <w:r>
+        <w:t>Неработающие мышцы вносят существенный вклад в клиренс лактата из системного кровотока. Bangsbo и Aagaard [1995] показали, что поглощение лактата неактивной мышцей пропорционально кровотоку: при двукратном увеличении перфузии поглощение удваивается, что указывает на перфузионное, а не транспортёрное ограничение в данных условиях. Транспорт лактата в неактивную мышцу котранспортируется с H⁺ и вносит вклад в буферизацию системного ацидоза. При длительной нагрузке поглощение лактата неактивной мышцей снижается из-за её собственного закисления – ещё один аргумент в пользу временной нестационарности системного лактата. MCT1 играет центральную роль в этом процессе: Bonen и McCullagh [1998] установили, что семидневная тренировка увеличивает содержание MCT1 в мышце на 118%, а наклон регрессии мышца–феморальная вена возрастает на 33%, что отражает ускорение экструзии лактата и улучшение системного клиренса.</w:t>
+      </w:r>
+    </w:p>
+    <w:p>
+      <w:pPr>
+        <w:ind w:firstLine="708"/>
+      </w:pPr>
+      <w:r>
+        <w:t xml:space="preserve">Концепция лактатного шаттла, развитая Brooks [2023], переосмысливает роль лактата как основного энергетического субстрата для аэробных тканей, а не как «отхода» анаэробного метаболизма. Лактат является связующим звеном между гликолитическими и окислительными компартментами как внутри одного волокна (внутриклеточный шаттл), так и между мышцами, а также от мышц к сердцу, мозгу и почкам (межклеточный и межорганный шаттл). Для задачи настоящей диссертации это означает, что NIRS-сигнал на </w:t>
       </w:r>
       <w:r>
         <w:rPr>
           <w:i/>
         </w:rPr>
-        <w:t>VLa</w:t>
-      </w:r>
-      <w:r>
-        <w:t>max + экономичность бега) сопоставим с mDmax (ICC=0,87) и OBLA (ICC=0,74), однако применение этих методов возможно лишь по результатам уже завершённого теста, а не в реальном времени. Здесь mDmax и OBLA выступают не онлайн-алгоритмами, а традиционными постфактум-</w:t>
+        <w:t>m. vastus lateralis</w:t>
+      </w:r>
+      <w:r>
+        <w:t xml:space="preserve"> ближе к моменту локальных метаболических изменений в основной работающей мышце, тогда как капиллярный лактат отражает не только его продукцию, но и последующий транспорт, перераспределение и клиренс в других тканях. Поэтому временное расхождение между NIRS breakpoint и лактатной меткой следует рассматривать не только как ошибку измерения, но </w:t>
+      </w:r>
+      <w:r>
         <w:lastRenderedPageBreak/>
-        <w:t>критериями разметки порога по полной лактатной кривой; поэтому сопоставимость с ними не решает задачу детекции по ходу теста.</w:t>
-      </w:r>
-    </w:p>
-    <w:p>
-      <w:pPr>
-        <w:ind w:firstLine="708"/>
-      </w:pPr>
-      <w:r>
-        <w:t>Алгоритмы автоматической детекции точки перегиба (</w:t>
-      </w:r>
-      <w:r>
-        <w:rPr>
-          <w:i/>
-        </w:rPr>
-        <w:t>changepoint detection</w:t>
-      </w:r>
-      <w:r>
-        <w:t xml:space="preserve">) являются альтернативой полным ML-моделям в задачах, где нужно не классифицировать весь сигнал целиком, а найти момент, когда его поведение заметно меняется. В контексте физиологических данных это может быть точка, после которой показатель начинает расти, снижаться или колебаться по иному закону, чем раньше. Полиномиальная регрессия 3-й степени, применённая Lin и Huang [2020] к NIRS-сигналам, позволяет автоматически определять VT1 (пик O₂Hb) и VT2 (пик HHb) без ручной разметки. V-slope метод двойной кусочно-линейной регрессии с минимизацией суммы квадратов остатков, применённый Поповым и соавторами [Popov, Vinogradova, 2019] к совместному сигналу nHHb–nEMG, успешно детектирует единственную точку перегиба. Для выявления двух порогов и детекции в скользящем окне требуются более гибкие подходы, например CUSUM (cumulative sum control chart), BOCPD (Bayesian online </w:t>
-      </w:r>
-      <w:r>
-        <w:rPr>
-          <w:i/>
-        </w:rPr>
-        <w:t>changepoint detection</w:t>
-      </w:r>
-      <w:r>
-        <w:t xml:space="preserve">) или алгоритм </w:t>
-      </w:r>
-      <w:r>
-        <w:rPr>
-          <w:i/>
-        </w:rPr>
-        <w:t>ruptures</w:t>
-      </w:r>
-      <w:r>
-        <w:t xml:space="preserve"> (Python), однако применительно к многоканальным физиологическим сигналам (ЭМГ + NIRS + HRV) подобных работ в доступной литературе не представлено.</w:t>
-      </w:r>
-    </w:p>
-    <w:p>
-      <w:pPr>
-        <w:ind w:firstLine="708"/>
-      </w:pPr>
-      <w:r>
-        <w:t xml:space="preserve">Работы с одиночными каналами демонстрируют ограниченную точность. Для NIRS: метод Dmax/mDmax по StO₂ показывает ICC&lt;0,40 при тест-ретесте [Cayot, Robinson, 2021], тогда как полиномиальный метод по O₂Hb/HHb воспроизводим и точен [Lin, Huang, 2020]. Для ЭМГ: V-slope по nHHb–nEMG достигает r=0,89 с LT4 [Popov, Vinogradova, 2019], но не предназначен для онлайн-применения. Для HRV: DFA-α1=0,75 детектирует VT1 с ICC=0,77–0,87 [Schaffarczyk, Gronwald, 2022], однако для LT2 надёжного порогового значения не предложено. Существующие мультимодальные работы, как правило, объединяют два канала: NIRS + ЭМГ (метод ATHHb-ЭМГ Попова), NIRS + вентиляция (Coquart, Mucci, 2017) или </w:t>
-        <w:lastRenderedPageBreak/>
-        <w:t>HRV + нагрузка (Rogers, Gronwald, 2022). Системы, объединяющие все три сигнальных модальности – ЭМГ, NIRS и HRV – для одновременного предсказания обоих порогов в скользящем окне реального времени, в доступной рецензированной литературе отсутствуют.</w:t>
-      </w:r>
-    </w:p>
-    <w:p>
-      <w:pPr>
-        <w:ind w:firstLine="708"/>
-      </w:pPr>
-      <w:r>
-        <w:t>Критический анализ применения ML в спортивной науке, проведённый Rodu и соавторами [Rodu и др., 2024], подчёркивает, что supervised ML должен дополнять, а не заменять гипотетико-дедуктивный подход: алгоритмы хорошо предсказывают численный результат, но сами по себе не объясняют, какие физиологические механизмы за ним стоят. Поэтому без связи с предметным знанием модель может обнаружить статистическую закономерность, которую нельзя уверенно интерпретировать как реальный механизм аэробно-анаэробного перехода. Авторы рассматривают три кейс-стади и обосновывают необходимость explainable ML – SHAP-анализа, интерпретируемых деревьев, локальных surrogate-моделей – как средства снижения риска артефактных выводов. Для настоящей диссертации это служит обоснованием обязательного сочетания SHAP-анализа значимости признаков с физиологической интерпретацией результатов: ML-модель не самодостаточна, и её предсказания подлежат проверке стандартными методами и согласованию с устоявшимися механистическими представлениями о порогах.</w:t>
-      </w:r>
-    </w:p>
-    <w:p>
-      <w:pPr>
-        <w:pStyle w:val="31"/>
-      </w:pPr>
-      <w:bookmarkStart w:id="12" w:name="_Toc228326038"/>
-      <w:r>
-        <w:t>1.6.2 ML для временных рядов: LSTM, TCN и вейвлетные сети</w:t>
-      </w:r>
-      <w:bookmarkEnd w:id="12"/>
-    </w:p>
-    <w:p>
-      <w:pPr>
-        <w:ind w:firstLine="708"/>
-      </w:pPr>
-      <w:r>
-        <w:t xml:space="preserve">Классический ML на ручных признаках предполагает структурную потерю временной зависимости сигнала: операция скользящего окна агрегирует множество отсчётов в один скалярный вектор признаков Под скользящим окном здесь понимается разбиение непрерывного сигнала на короткие временные фрагменты, каждый из которых затем сводится к фиксированному набору числовых признаков., и последовательные зависимости между окнами разрушаются на этапе подачи в модель. Random Forest, XGBoost и аналогичные ансамблевые методы получают на вход разрозненные точки в признаковом пространстве и вынуждены полагаться на </w:t>
-        <w:lastRenderedPageBreak/>
-        <w:t>инженера-исследователя в части построения признаков, отражающих темпоральную динамику (например, скользящие производные, лаговые признаки, оценки наклона). Альтернативный класс моделей – нейронные сети для временных рядов (LSTM, GRU, TCN) – сохраняет последовательную структуру сигнала на уровне архитектуры и способен обучаться на временной эволюции состояния системы как таковой. Для задачи онлайн-детекции аэробно-анаэробного перехода это архитектурное преимущество принципиально: переход – событие, определяемое не моментальным значением сигнала, а характером его эволюции на временном горизонте порядка десятков секунд.</w:t>
-      </w:r>
-    </w:p>
-    <w:p>
-      <w:pPr>
-        <w:ind w:firstLine="708"/>
-      </w:pPr>
-      <w:r>
-        <w:t>Применимость рекуррентных архитектур к физиологическим временным рядам убедительно продемонстрирована Zeng и соавторами [Zeng и др., 2022] на крупномасштабном медицинском датасете: на выборке из 8599 пациентов на ИВЛ с 89 признаками LSTM достиг AUROC=0,828, GRU – 0,829 (статистически неотличимо), при этом обе RNN-модели превзошли Random Forest (0,820) и XGBoost. Принципиально важным архитектурным свойством, отмеченным авторами, является то, что RNN обновляет предсказание вместе с поступлением каждого нового временного шага, тогда как ансамбль на ручных признаках выдаёт оценку только в конце окна. Это свойство прямо соответствует задаче онлайн-детекции порога в скользящем окне ступенчатого теста: с каждой новой секундой модель уточняет вероятности P(LT1) и P(LT2) на основе обновлённой истории. Дополнительный вывод исследования – облегчённая RNN-модель на 26 отобранных признаках была сопоставима с полной версией на всех 89 признаках – показывает перспективность отбора признаков (feature selection) совместно с RNN-архитектурами, что особенно актуально при ограниченных размерах датасета. – показывает перспективность совместного применения feature selection и RNN-архитектур, что особенно актуально при ограниченных размерах датасета.</w:t>
-      </w:r>
-    </w:p>
-    <w:p>
-      <w:pPr>
-        <w:ind w:firstLine="708"/>
-      </w:pPr>
-      <w:r>
-        <w:lastRenderedPageBreak/>
-        <w:t>Прямую демонстрацию того, что глубокая нейронная сеть способна предсказывать вентиляционный порог по одному физиологическому сигналу, привели Miura и соавторы [Miura и др., 2020]. На выборке из 260 пациентов с сердечно-сосудистыми заболеваниями, проходивших CPET-тестирование, авторы обучили CNN на одноканальном ЭКГ (1000 Гц) и получили r=0,875 (p&lt;0,001) между предсказанным и измеренным VT в тестовой когорте; смещение по Bland–Altman составило −0,05 мл·кг⁻¹·мин⁻¹ (незначимо). Корреляция выше 0,7 сохранялась во всех субгруппах по полу, возрасту и диагнозу – модель обобщалась на гетерогенную популяцию. Принципиальное значение этой работы заключается в демонстрации применимости глубокого обучения для воспроизведения экспертной газоаналитической метки порога; ограничения – отличие популяции пациентов с ССЗ от здоровых тренированных спортсменов и одноканальная природа входа, уступающая мультимодальному стеку по информативности.</w:t>
-      </w:r>
-    </w:p>
-    <w:p>
-      <w:pPr>
-        <w:ind w:firstLine="708"/>
-      </w:pPr>
-      <w:r>
-        <w:t xml:space="preserve">Альтернативой LSTM/GRU при предсказании метаболических переменных в реальном времени служат темпоральные свёрточные сети (TCN), основанные на каузальных свёртках с расширяющимися дилатациями. Здесь каузальные свёртки означают, что модель в каждый момент использует только текущее и прошлые значения сигнала, не заглядывая в будущее, а расширяющиеся дилатации позволяют охватывать всё более длинную историю без резкого роста числа параметров. Amelard и соавторы [Amelard и др., 2021] реализовали TCN-архитектуру для посекундного предсказания VO₂ из четырёх сигналов умной рубашки (ЧСС, резерв ЧСС, частота дыхания, минутная вентиляция) и мощности нагрузки у 22 участников на велоэргометре. Авторами было установлено, что оптимальная длина истории составляет 218 секунд, а при 187, 97 и 76 секундах отклонение модели от лучшей конфигурации не превышало 3% – TCN устойчива к выбору длины рецептивного поля. Точность модели достигла −22 мл/мин (95% CI [−262, 218]) по всем диапазонам интенсивности; классификация интенсивности (vigorous/moderate/light) на основе предсказанного VO₂ – 94,1%. Прямое </w:t>
-        <w:lastRenderedPageBreak/>
-        <w:t>сравнение показало превосходство TCN над LSTM и Random Forest. Для задачи онлайн-детекции порога TCN обладает несколькими операционными преимуществами по сравнению с LSTM: параллельное обучение (быстрее за счёт отсутствия последовательных рекуррентных шагов), управляемое рецептивное поле (длина истории задаётся явно через дилатации), стабильный инференс без проблем затухающих градиентов. Классификация интенсивности по предсказанному VO₂ непосредственно параллельна задаче настоящей работы, в которой выходом модели является вероятность нахождения в зоне ниже LT1, между LT1 и LT2 либо выше LT2.</w:t>
-      </w:r>
-    </w:p>
-    <w:p>
-      <w:pPr>
-        <w:ind w:firstLine="708"/>
-      </w:pPr>
-      <w:r>
-        <w:rPr>
-          <w:i/>
-        </w:rPr>
-        <w:t>Концептуальный мост между сигнальной обработкой и глубоким обучением представляют вейвлетные нейронные сети (wavelet CNN). В этих архитектурах первый слой реализует обучаемое вейвлет-преобразование: фильтры, инициализированные как фиксированный базис (например, db6), оптимизируются вместе с остальными параметрами сети под задачу. Тем самым, модель самостоятельно подбирает оптимальный частотный базис для конкретной классификационной или регрессионной задачи, что устраняет произвольность выбора базиса в классической DWT-предобработке. Tsinganos и соавторы [Tsinganos и др., 2020] хотя и не применяли wavelet CNN в чистом виде, использовали wavelet decomposition как технику аугментации при обучении CNN на ЭМГ и получили прирост точности до +16% – что косвенно подтверждает эффективность вейвлетных представлений в архитектурах глубокого обучения. При многоканальной записи (например, четыре канала ЭМГ Delsys Trigno на VL и четыре канала на RF) двумерная свёртка по пространству электродов и времени способна выучивать совместные пространственно-временные паттерны активации, что представляет потенциальное расширение настоящего исследования.</w:t>
-      </w:r>
-    </w:p>
-    <w:p>
-      <w:pPr>
-        <w:ind w:firstLine="708"/>
-      </w:pPr>
-      <w:r>
-        <w:t xml:space="preserve">При ограниченном объёме выборки глубокие архитектуры (LSTM, TCN) несут более высокий риск переобучения, чем ансамблевые методы на</w:t>
-        <w:lastRenderedPageBreak/>
-        <w:t>ручных признаках; Amelard и соавторы [Amelard и др., 2021] успешно применили TCN при n=22, однако их входные данные включали метаболические сигналы (минутная вентиляция, дыхательный объём), недоступные в полевых условиях настоящего исследования. Сбалансированный выбор архитектуры, таким образом, определяется размером датасета, доступностью входных каналов и интерпретационными требованиями: для основного результата диссертации представляется обоснованным использование baseline-моделей RF/XGBoost на ручных признаках с SHAP-анализом, тогда как TCN рассматривается как направление расширенного эксперимента, предполагающего возможное последующее увеличение выборки.</w:t>
-      </w:r>
-    </w:p>
-    <w:p>
-      <w:pPr>
-        <w:pStyle w:val="31"/>
-      </w:pPr>
-      <w:bookmarkStart w:id="13" w:name="_Toc228326039"/>
-      <w:r>
-        <w:t>1.6.3 Обучение при малых датасетах и стратегии валидации</w:t>
-      </w:r>
-      <w:bookmarkEnd w:id="13"/>
-    </w:p>
-    <w:p>
-      <w:pPr>
-        <w:ind w:firstLine="708"/>
-      </w:pPr>
-      <w:r>
-        <w:t>В спортивной физиологии большинство исследований ограничены 10–40 субъектами вследствие трудоёмкости протоколов нагрузочного тестирования, инвазивного характера лактатного анализа и стоимости специализированного оборудования (метаболические анализаторы, многоканальные ЭМГ-системы, NIRS). Настоящее исследование включает n=19 испытуемых, что находится в характерном для области диапазоне. При малом числе испытуемых и большом числе извлекаемых признаков возрастает риск переобучения модели на особенностях конкретной выборки; поэтому особое значение приобретают выбор архитектуры, схема валидации и допустимые способы расширения обучающего набора.</w:t>
-      </w:r>
-    </w:p>
-    <w:p>
-      <w:pPr>
-        <w:ind w:firstLine="708"/>
-      </w:pPr>
-      <w:r>
-        <w:t xml:space="preserve">При оценке обобщающей способности модели при малых n обычная k-fold кросс-валидация приводит к утечке данных: временные сегменты одного субъекта могут одновременно оказаться в обучающей и тестовой подвыборках, что искусственно завышает оцениваемое качество. В этом случае тестовая подвыборка уже не является независимой: модель может опираться на индивидуальные особенности сигнала того же испытуемого, а не демонстрировать переносимость на нового человека. Единственный </w:t>
-        <w:lastRenderedPageBreak/>
-        <w:t>корректный метод оценки обобщаемости на новых субъектах в данном контексте – Leave-One-Subject-Out (LOSO): на каждой итерации модель обучается на n−1 субъектах и тестируется на одном оставленном. Rodu и соавторы [Rodu и др., 2024] прямо подчёркивают, что невалидированные ML-результаты в спортивной науке нередко отражают «запоминание» обучающей выборки, а не реальную предсказательную силу, и требуют осторожной интерпретации. При n=19 LOSO обеспечивает 19 независимых тестовых оценок, что достаточно для статистически интерпретируемой агрегированной метрики и для построения доверительных интервалов с использованием bootstrap или непараметрических методов.</w:t>
-      </w:r>
-    </w:p>
-    <w:p>
-      <w:pPr>
-        <w:ind w:firstLine="708"/>
-      </w:pPr>
-      <w:r>
-        <w:t>Стратегии аугментации обучающих данных, то есть искусственного создания дополнительных вариантов уже записанных сигналов, позволяют отчасти компенсировать малый размер выборки. Tsinganos и соавторы [Tsinganos и др., 2020] систематически оценили техники аугментации ЭМГ и установили, что методы структурной модификации сигнала – плавная деформация амплитуды во времени (magnitude warping) и вейвлетное разложение (wavelet decomposition) – обеспечивают прирост точности классификации до +16% на двух эталонных датасетах, тогда как простое аддитивное зашумление и использование перекрывающихся окон дают значительно меньший выигрыш. Принципиальным методологическим ограничением является то, что аугментация выполняется в пределах одного субъекта обучающей выборки: синтетические сэмплы наследуют индивидуальные паттерны и не вносят новой межсубъектной вариабельности. Из этого следует, что аугментация не отменяет необходимости LOSO-валидации – напротив, она применима только к тренировочному фолду, тогда как тестовый фолд (оставляемый субъект) во избежание утечки сигнала всегда остаётся нетронутым.</w:t>
-      </w:r>
-    </w:p>
-    <w:p>
-      <w:pPr>
-        <w:ind w:firstLine="708"/>
-      </w:pPr>
-      <w:r>
-        <w:t xml:space="preserve">Выбор класса модели при ограниченных данных подчиняется компромиссу между выразительностью и риском переобучения. При n&lt;50 </w:t>
-        <w:lastRenderedPageBreak/>
-        <w:t>субъектов ансамблевые методы (Random Forest, XGBoost, LightGBM) в качестве основной модели обычно предпочтительнее глубоких нейронных сетей: меньшее число параметров снижает риск переобучения, а древовидная структура обеспечивает интерпретируемость через SHAP-анализ. Дополнительным преимуществом являются низкие вычислительные затраты обучения и инференса, что существенно для онлайн-применения. Tomaszewski и Majorczyk [2024] достигли R²=0,803 для предсказания AnT с помощью LightGBM на 183 субъектах, и аналогичные результаты с RF/XGBoost на меньших выборках задокументированы в смежных работах [Tomaszewski, Majorczyk, 2024]. Параллельно Zeng и соавторы [Zeng и др., 2022] показали, что облегчённая RNN-модель на 26 отобранных признаках сопоставима с полной версией на всех 89 признаках; это подчёркивает важность предварительного отбора информативных признаков при ограниченных данных. Rodu и соавторы [Rodu и др., 2024] рекомендуют начинать ML-исследование в спорте с интерпретируемых моделей и переходить к более сложным только при доказанной нехватке выразительной способности у baseline.</w:t>
+        <w:t>и как физиологическое свойство самих сигналов. Таким образом, NIRS breakpoint на VL теоретически ближе к «правде» о мышечном метаболизме, чем капиллярный лактат, хотя на практике оба сигнала несут взаимодополняющую информацию.</w:t>
       </w:r>
     </w:p>
     <w:p>
@@ -7640,6 +8970,288 @@
           <w:i/>
           <w:iCs/>
         </w:rPr>
+        <w:t>Количественные данные о временной задержке между внутримышечным лактатом и капиллярным лактатом при ступенчатом велоэргометрическом тесте с шагом 30 Вт / 3 мин в литературе систематически не представлены. Это ограничивает точность разметки временных меток порога в ML-датасете и является источником неустранимой погрешности при верификации модели по лактатным меткам.</w:t>
+      </w:r>
+    </w:p>
+    <w:p>
+      <w:pPr>
+        <w:pStyle w:val="21"/>
+      </w:pPr>
+      <w:bookmarkStart w:id="10" w:name="_Toc228326036"/>
+      <w:r>
+        <w:t>1.6 Машинное обучение и алгоритмы онлайн-детекции аэробно-анаэробного перехода</w:t>
+      </w:r>
+      <w:bookmarkEnd w:id="10"/>
+    </w:p>
+    <w:p>
+      <w:pPr>
+        <w:ind w:firstLine="708"/>
+      </w:pPr>
+      <w:r>
+        <w:t>Автоматическая детекция аэробно-анаэробного перехода по физиологическим временным рядам является активно развивающейся областью, в которой методы машинного обучения постепенно вытесняют традиционные визуальные и пороговые алгоритмы. Принципиальные преимущества ML-подходов – способность улавливать нелинейные зависимости и интегрировать информацию из множества каналов – делают их особенно перспективными для задачи онлайн-детекции, где ни один отдельный физиологический сигнал не является достаточно надёжным в условиях реального времени.</w:t>
+      </w:r>
+    </w:p>
+    <w:p>
+      <w:pPr>
+        <w:pStyle w:val="31"/>
+      </w:pPr>
+      <w:bookmarkStart w:id="11" w:name="_Toc228326037"/>
+      <w:r>
+        <w:t>1.6.1 Классический ML на ручных признаках</w:t>
+      </w:r>
+      <w:bookmarkEnd w:id="11"/>
+    </w:p>
+    <w:p>
+      <w:pPr>
+        <w:ind w:firstLine="708"/>
+      </w:pPr>
+      <w:r>
+        <w:t xml:space="preserve">Среди существующих ML-подходов к классификации зон интенсивности и предсказанию порогов наиболее системный анализ был проведён Tomaszewski и Majorczyk [2024] на датасете из 183 протоколов кардиопульмонального нагрузочного тестирования (CPET) с лактатными метками. Для предсказания аэробного порога (AeT) лучшим алгоритмом оказался Random Forest (R²=0,645, MAE=4,63 Вт, MSE=44,45, RMSE=6,67 Вт), для анаэробного порога (AnT) – LightGBM (R²=0,803, MAE=3,44 Вт). Анализ </w:t>
+      </w:r>
+      <w:r>
+        <w:lastRenderedPageBreak/>
+        <w:t>вклада признаков в решение модели (SHAP-анализ) показал, что наибольшее влияние на предсказание оказывают минимальный уровень лактата и ЧСС в момент максимального лактата, то есть показатели, описывающие индивидуальные особенности лактатного ответа у спортсмена. ML-модели в этой работе, однако, использовали лишь лактатные и кардиореспираторные признаки, не включая ЭМГ или NIRS.</w:t>
+      </w:r>
+    </w:p>
+    <w:p>
+      <w:pPr>
+        <w:ind w:firstLine="708"/>
+      </w:pPr>
+      <w:r>
+        <w:t xml:space="preserve">Модельные подходы к предсказанию мощности на LT2 разрабатывались также в контексте метаболического моделирования. Fischer и Hävecker [2025] показали, что регрессионная модель на основе трёх физиологических показателей – максимального потребления кислорода (VO₂peak), доли этого максимума, используемой на уровне LT2 (%VO₂peak@LT2), и экономичности педалирования (Cc) – объясняет не менее 98% вариации мощности на LT2 у молодых велосипедистов (ICC≥0,961). При определении Cc при 90% LT2 точность достигала ICC≥0,986. Вклад VO₂peak составлял 62–67% от общего R², тогда как включение </w:t>
+      </w:r>
+      <w:r>
+        <w:rPr>
+          <w:i/>
+        </w:rPr>
+        <w:t>VLa</w:t>
+      </w:r>
+      <w:r>
+        <w:t xml:space="preserve">max не улучшало точности предсказания. Ji и Sommer [2021] продемонстрировали, что расчётный лактатный анаэробный порог (cLTAn) через метаболическую симуляцию модели Мадера (VO₂max + </w:t>
+      </w:r>
+      <w:r>
+        <w:rPr>
+          <w:i/>
+        </w:rPr>
+        <w:t>VLa</w:t>
+      </w:r>
+      <w:r>
+        <w:t>max + экономичность бега) сопоставим с mDmax (ICC=0,87) и OBLA (ICC=0,74), однако применение этих методов возможно лишь по результатам уже завершённого теста, а не в реальном времени. Здесь mDmax и OBLA выступают не онлайн-алгоритмами, а традиционными постфактум-критериями разметки порога по полной лактатной кривой; поэтому сопоставимость с ними не решает задачу детекции по ходу теста.</w:t>
+      </w:r>
+    </w:p>
+    <w:p>
+      <w:pPr>
+        <w:ind w:firstLine="708"/>
+      </w:pPr>
+      <w:r>
+        <w:t>Алгоритмы автоматической детекции точки перегиба (</w:t>
+      </w:r>
+      <w:r>
+        <w:rPr>
+          <w:i/>
+        </w:rPr>
+        <w:t>changepoint detection</w:t>
+      </w:r>
+      <w:r>
+        <w:t xml:space="preserve">) являются альтернативой полным ML-моделям в задачах, где нужно не классифицировать весь сигнал целиком, а найти момент, когда его поведение заметно меняется. В контексте физиологических данных это может быть точка, после которой показатель начинает расти, снижаться или колебаться по иному закону, чем раньше. Полиномиальная регрессия 3-й </w:t>
+      </w:r>
+      <w:r>
+        <w:lastRenderedPageBreak/>
+        <w:t xml:space="preserve">степени, применённая Lin и Huang [2020] к NIRS-сигналам, позволяет автоматически определять VT1 (пик O₂Hb) и VT2 (пик HHb) без ручной разметки. V-slope метод двойной кусочно-линейной регрессии с минимизацией суммы квадратов остатков, применённый Поповым и соавторами [Popov, Vinogradova, 2019] к совместному сигналу nHHb–nEMG, успешно детектирует единственную точку перегиба. Для выявления двух порогов и детекции в скользящем окне требуются более гибкие подходы, например CUSUM (cumulative sum control chart), BOCPD (Bayesian online </w:t>
+      </w:r>
+      <w:r>
+        <w:rPr>
+          <w:i/>
+        </w:rPr>
+        <w:t>changepoint detection</w:t>
+      </w:r>
+      <w:r>
+        <w:t xml:space="preserve">) или алгоритм </w:t>
+      </w:r>
+      <w:r>
+        <w:rPr>
+          <w:i/>
+        </w:rPr>
+        <w:t>ruptures</w:t>
+      </w:r>
+      <w:r>
+        <w:t xml:space="preserve"> (Python), однако применительно к многоканальным физиологическим сигналам (ЭМГ + NIRS + HRV) подобных работ в доступной литературе не представлено.</w:t>
+      </w:r>
+    </w:p>
+    <w:p>
+      <w:pPr>
+        <w:ind w:firstLine="708"/>
+      </w:pPr>
+      <w:r>
+        <w:t>Работы с одиночными каналами демонстрируют ограниченную точность. Для NIRS: метод Dmax/mDmax по StO₂ показывает ICC&lt;0,40 при тест-ретесте [Cayot, Robinson, 2021], тогда как полиномиальный метод по O₂Hb/HHb воспроизводим и точен [Lin, Huang, 2020]. Для ЭМГ: V-slope по nHHb–nEMG достигает r=0,89 с LT4 [Popov, Vinogradova, 2019], но не предназначен для онлайн-применения. Для HRV: DFA-α1=0,75 детектирует VT1 с ICC=0,77–0,87 [Schaffarczyk, Gronwald, 2022], однако для LT2 надёжного порогового значения не предложено. Существующие мультимодальные работы, как правило, объединяют два канала: NIRS + ЭМГ (метод ATHHb-ЭМГ Попова), NIRS + вентиляция (Coquart, Mucci, 2017) или HRV + нагрузка (Rogers, Gronwald, 2022). Системы, объединяющие все три сигнальных модальности – ЭМГ, NIRS и HRV – для одновременного предсказания обоих порогов в скользящем окне реального времени, в доступной рецензированной литературе отсутствуют.</w:t>
+      </w:r>
+    </w:p>
+    <w:p>
+      <w:pPr>
+        <w:ind w:firstLine="708"/>
+      </w:pPr>
+      <w:r>
+        <w:t xml:space="preserve">Критический анализ применения ML в спортивной науке, проведённый Rodu и соавторами [Rodu и др., 2024], подчёркивает, что supervised ML должен дополнять, а не заменять гипотетико-дедуктивный подход: алгоритмы хорошо предсказывают численный результат, но сами по себе не объясняют, какие </w:t>
+      </w:r>
+      <w:r>
+        <w:lastRenderedPageBreak/>
+        <w:t>физиологические механизмы за ним стоят. Поэтому без связи с предметным знанием модель может обнаружить статистическую закономерность, которую нельзя уверенно интерпретировать как реальный механизм аэробно-анаэробного перехода. Авторы рассматривают три кейс-стади и обосновывают необходимость explainable ML – SHAP-анализа, интерпретируемых деревьев, локальных surrogate-моделей – как средства снижения риска артефактных выводов. Для настоящей диссертации это служит обоснованием обязательного сочетания SHAP-анализа значимости признаков с физиологической интерпретацией результатов: ML-модель не самодостаточна, и её предсказания подлежат проверке стандартными методами и согласованию с устоявшимися механистическими представлениями о порогах.</w:t>
+      </w:r>
+    </w:p>
+    <w:p>
+      <w:pPr>
+        <w:pStyle w:val="31"/>
+      </w:pPr>
+      <w:bookmarkStart w:id="12" w:name="_Toc228326038"/>
+      <w:r>
+        <w:t>1.6.2 ML для временных рядов: LSTM, TCN и вейвлетные сети</w:t>
+      </w:r>
+      <w:bookmarkEnd w:id="12"/>
+    </w:p>
+    <w:p>
+      <w:pPr>
+        <w:ind w:firstLine="708"/>
+      </w:pPr>
+      <w:r>
+        <w:t xml:space="preserve">Классический ML на ручных признаках предполагает структурную потерю временной зависимости сигнала: операция скользящего окна агрегирует множество отсчётов в один скалярный вектор признаков Под скользящим окном здесь понимается разбиение непрерывного сигнала на короткие временные фрагменты, каждый из которых затем сводится к фиксированному набору числовых признаков., и последовательные зависимости между окнами разрушаются на этапе подачи в модель. Random Forest, XGBoost и аналогичные ансамблевые методы получают на вход разрозненные точки в признаковом пространстве и вынуждены полагаться на инженера-исследователя в части построения признаков, отражающих темпоральную динамику (например, скользящие производные, лаговые признаки, оценки наклона). Альтернативный класс моделей – нейронные сети для временных рядов (LSTM, GRU, TCN) – сохраняет последовательную структуру сигнала на уровне архитектуры и способен обучаться на временной эволюции состояния системы как таковой. Для задачи онлайн-детекции аэробно-анаэробного перехода это архитектурное преимущество принципиально: переход – событие, определяемое не моментальным </w:t>
+      </w:r>
+      <w:r>
+        <w:lastRenderedPageBreak/>
+        <w:t>значением сигнала, а характером его эволюции на временном горизонте порядка десятков секунд.</w:t>
+      </w:r>
+    </w:p>
+    <w:p>
+      <w:pPr>
+        <w:ind w:firstLine="708"/>
+      </w:pPr>
+      <w:r>
+        <w:t>Применимость рекуррентных архитектур к физиологическим временным рядам убедительно продемонстрирована Zeng и соавторами [Zeng и др., 2022] на крупномасштабном медицинском датасете: на выборке из 8599 пациентов на ИВЛ с 89 признаками LSTM достиг AUROC=0,828, GRU – 0,829 (статистически неотличимо), при этом обе RNN-модели превзошли Random Forest (0,820) и XGBoost. Принципиально важным архитектурным свойством, отмеченным авторами, является то, что RNN обновляет предсказание вместе с поступлением каждого нового временного шага, тогда как ансамбль на ручных признаках выдаёт оценку только в конце окна. Это свойство прямо соответствует задаче онлайн-детекции порога в скользящем окне ступенчатого теста: с каждой новой секундой модель уточняет вероятности P(LT1) и P(LT2) на основе обновлённой истории. Дополнительный вывод исследования – облегчённая RNN-модель на 26 отобранных признаках была сопоставима с полной версией на всех 89 признаках – показывает перспективность отбора признаков (feature selection) совместно с RNN-архитектурами, что особенно актуально при ограниченных размерах датасета. – показывает перспективность совместного применения feature selection и RNN-архитектур, что особенно актуально при ограниченных размерах датасета.</w:t>
+      </w:r>
+    </w:p>
+    <w:p>
+      <w:pPr>
+        <w:ind w:firstLine="708"/>
+      </w:pPr>
+      <w:r>
+        <w:t xml:space="preserve">Прямую демонстрацию того, что глубокая нейронная сеть способна предсказывать вентиляционный порог по одному физиологическому сигналу, привели Miura и соавторы [Miura и др., 2020]. На выборке из 260 пациентов с сердечно-сосудистыми заболеваниями, проходивших CPET-тестирование, авторы обучили CNN на одноканальном ЭКГ (1000 Гц) и получили r=0,875 (p&lt;0,001) между предсказанным и измеренным VT в тестовой когорте; смещение по Bland–Altman составило −0,05 мл·кг⁻¹·мин⁻¹ (незначимо). Корреляция выше 0,7 сохранялась во всех субгруппах по полу, возрасту и </w:t>
+      </w:r>
+      <w:r>
+        <w:lastRenderedPageBreak/>
+        <w:t>диагнозу – модель обобщалась на гетерогенную популяцию. Принципиальное значение этой работы заключается в демонстрации применимости глубокого обучения для воспроизведения экспертной газоаналитической метки порога; ограничения – отличие популяции пациентов с ССЗ от здоровых тренированных спортсменов и одноканальная природа входа, уступающая мультимодальному стеку по информативности.</w:t>
+      </w:r>
+    </w:p>
+    <w:p>
+      <w:pPr>
+        <w:ind w:firstLine="708"/>
+      </w:pPr>
+      <w:r>
+        <w:t xml:space="preserve">Альтернативой LSTM/GRU при предсказании метаболических переменных в реальном времени служат темпоральные свёрточные сети (TCN), основанные на каузальных свёртках с расширяющимися дилатациями. Здесь каузальные свёртки означают, что модель в каждый момент использует только текущее и прошлые значения сигнала, не заглядывая в будущее, а расширяющиеся дилатации позволяют охватывать всё более длинную историю без резкого роста числа параметров. Amelard и соавторы [Amelard и др., 2021] реализовали TCN-архитектуру для посекундного предсказания VO₂ из четырёх сигналов умной рубашки (ЧСС, резерв ЧСС, частота дыхания, минутная вентиляция) и мощности нагрузки у 22 участников на велоэргометре. Авторами было установлено, что оптимальная длина истории составляет 218 секунд, а при 187, 97 и 76 секундах отклонение модели от лучшей конфигурации не превышало 3% – TCN устойчива к выбору длины рецептивного поля. Точность модели достигла −22 мл/мин (95% CI [−262, 218]) по всем диапазонам интенсивности; классификация интенсивности (vigorous/moderate/light) на основе предсказанного VO₂ – 94,1%. Прямое сравнение показало превосходство TCN над LSTM и Random Forest. Для задачи онлайн-детекции порога TCN обладает несколькими операционными преимуществами по сравнению с LSTM: параллельное обучение (быстрее за счёт отсутствия последовательных рекуррентных шагов), управляемое рецептивное поле (длина истории задаётся явно через дилатации), стабильный инференс без проблем затухающих градиентов. Классификация интенсивности по предсказанному VO₂ непосредственно параллельна задаче </w:t>
+      </w:r>
+      <w:r>
+        <w:lastRenderedPageBreak/>
+        <w:t>настоящей работы, в которой выходом модели является вероятность нахождения в зоне ниже LT1, между LT1 и LT2 либо выше LT2.</w:t>
+      </w:r>
+    </w:p>
+    <w:p>
+      <w:pPr>
+        <w:ind w:firstLine="708"/>
+      </w:pPr>
+      <w:r>
+        <w:rPr>
+          <w:i/>
+        </w:rPr>
+        <w:t>Концептуальный мост между сигнальной обработкой и глубоким обучением представляют вейвлетные нейронные сети (wavelet CNN). В этих архитектурах первый слой реализует обучаемое вейвлет-преобразование: фильтры, инициализированные как фиксированный базис (например, db6), оптимизируются вместе с остальными параметрами сети под задачу. Тем самым, модель самостоятельно подбирает оптимальный частотный базис для конкретной классификационной или регрессионной задачи, что устраняет произвольность выбора базиса в классической DWT-предобработке. Tsinganos и соавторы [Tsinganos и др., 2020] хотя и не применяли wavelet CNN в чистом виде, использовали wavelet decomposition как технику аугментации при обучении CNN на ЭМГ и получили прирост точности до +16% – что косвенно подтверждает эффективность вейвлетных представлений в архитектурах глубокого обучения. При многоканальной записи (например, четыре канала ЭМГ Delsys Trigno на VL и четыре канала на RF) двумерная свёртка по пространству электродов и времени способна выучивать совместные пространственно-временные паттерны активации, что представляет потенциальное расширение настоящего исследования.</w:t>
+      </w:r>
+    </w:p>
+    <w:p>
+      <w:pPr>
+        <w:ind w:firstLine="708"/>
+      </w:pPr>
+      <w:r>
+        <w:t xml:space="preserve">При ограниченном объёме выборки глубокие архитектуры (LSTM, TCN) несут более высокий риск переобучения, чем ансамблевые методы наручных признаках; Amelard и соавторы [Amelard и др., 2021] успешно применили TCN при n=22, однако их входные данные включали метаболические сигналы (минутная вентиляция, дыхательный объём), недоступные в полевых условиях настоящего исследования. Сбалансированный выбор архитектуры, таким образом, определяется размером датасета, доступностью входных каналов и интерпретационными требованиями: для основного результата диссертации представляется обоснованным использование baseline-моделей RF/XGBoost </w:t>
+      </w:r>
+      <w:r>
+        <w:lastRenderedPageBreak/>
+        <w:t>на ручных признаках с SHAP-анализом, тогда как TCN рассматривается как направление расширенного эксперимента, предполагающего возможное последующее увеличение выборки.</w:t>
+      </w:r>
+    </w:p>
+    <w:p>
+      <w:pPr>
+        <w:pStyle w:val="31"/>
+      </w:pPr>
+      <w:bookmarkStart w:id="13" w:name="_Toc228326039"/>
+      <w:r>
+        <w:t>1.6.3 Обучение при малых датасетах и стратегии валидации</w:t>
+      </w:r>
+      <w:bookmarkEnd w:id="13"/>
+    </w:p>
+    <w:p>
+      <w:pPr>
+        <w:ind w:firstLine="708"/>
+      </w:pPr>
+      <w:r>
+        <w:t>В спортивной физиологии большинство исследований ограничены 10–40 субъектами вследствие трудоёмкости протоколов нагрузочного тестирования, инвазивного характера лактатного анализа и стоимости специализированного оборудования (метаболические анализаторы, многоканальные ЭМГ-системы, NIRS). Настоящее исследование включает 1</w:t>
+      </w:r>
+      <w:r>
+        <w:t>8</w:t>
+      </w:r>
+      <w:r>
+        <w:t xml:space="preserve"> испытуемых, что находится в характерном для области диапазоне. При малом числе испытуемых и большом числе извлекаемых признаков возрастает риск переобучения модели на особенностях конкретной выборки; поэтому особое значение приобретают выбор архитектуры, схема валидации и допустимые способы расширения обучающего набора.</w:t>
+      </w:r>
+    </w:p>
+    <w:p>
+      <w:pPr>
+        <w:ind w:firstLine="708"/>
+      </w:pPr>
+      <w:r>
+        <w:t>При оценке обобщающей способности модели при малых n обычная k-fold кросс-валидация приводит к утечке данных: временные сегменты одного субъекта могут одновременно оказаться в обучающей и тестовой подвыборках, что искусственно завышает оцениваемое качество. В этом случае тестовая подвыборка уже не является независимой: модель может опираться на индивидуальные особенности сигнала того же испытуемого, а не демонстрировать переносимость на нового человека. Единственный корректный метод оценки обобщаемости на новых субъектах в данном контексте – Leave-One-Subject-Out (LOSO): на каждой итерации модель обучается на n−1 субъектах и тестируется на одном оставленном. Rodu и соавторы [Rodu и др., 2024] прямо подчёркивают, что невалидированные ML-результаты в спортивной науке нередко отражают «запоминание» обучающей выборки, а не реальную предсказательную силу, и требуют осторожной интерпретации. При n=1</w:t>
+      </w:r>
+      <w:r>
+        <w:t>8</w:t>
+      </w:r>
+      <w:r>
+        <w:t xml:space="preserve"> LOSO обеспечивает 1</w:t>
+      </w:r>
+      <w:r>
+        <w:t>8</w:t>
+      </w:r>
+      <w:r>
+        <w:t xml:space="preserve"> независимых тестовых оценок, что достаточно для статистически интерпретируемой агрегированной </w:t>
+      </w:r>
+      <w:r>
+        <w:lastRenderedPageBreak/>
+        <w:t>метрики и для построения доверительных интервалов с использованием bootstrap или непараметрических методов.</w:t>
+      </w:r>
+    </w:p>
+    <w:p>
+      <w:pPr>
+        <w:ind w:firstLine="708"/>
+      </w:pPr>
+      <w:r>
+        <w:t>Стратегии аугментации обучающих данных, то есть искусственного создания дополнительных вариантов уже записанных сигналов, позволяют отчасти компенсировать малый размер выборки. Tsinganos и соавторы [Tsinganos и др., 2020] систематически оценили техники аугментации ЭМГ и установили, что методы структурной модификации сигнала – плавная деформация амплитуды во времени (magnitude warping) и вейвлетное разложение (wavelet decomposition) – обеспечивают прирост точности классификации до +16% на двух эталонных датасетах, тогда как простое аддитивное зашумление и использование перекрывающихся окон дают значительно меньший выигрыш. Принципиальным методологическим ограничением является то, что аугментация выполняется в пределах одного субъекта обучающей выборки: синтетические сэмплы наследуют индивидуальные паттерны и не вносят новой межсубъектной вариабельности. Из этого следует, что аугментация не отменяет необходимости LOSO-валидации – напротив, она применима только к тренировочному фолду, тогда как тестовый фолд (оставляемый субъект) во избежание утечки сигнала всегда остаётся нетронутым.</w:t>
+      </w:r>
+    </w:p>
+    <w:p>
+      <w:pPr>
+        <w:ind w:firstLine="708"/>
+      </w:pPr>
+      <w:r>
+        <w:t xml:space="preserve">Выбор класса модели при ограниченных данных подчиняется компромиссу между выразительностью и риском переобучения. При n&lt;50 субъектов ансамблевые методы (Random Forest, XGBoost, LightGBM) в качестве основной модели обычно предпочтительнее глубоких нейронных сетей: меньшее число параметров снижает риск переобучения, а древовидная структура обеспечивает интерпретируемость через SHAP-анализ. Дополнительным преимуществом являются низкие вычислительные затраты обучения и инференса, что существенно для онлайн-применения. Tomaszewski и Majorczyk [2024] достигли R²=0,803 для предсказания AnT с помощью LightGBM на 183 субъектах, и аналогичные результаты с RF/XGBoost на </w:t>
+      </w:r>
+      <w:r>
+        <w:lastRenderedPageBreak/>
+        <w:t>меньших выборках задокументированы в смежных работах [Tomaszewski, Majorczyk, 2024]. Параллельно Zeng и соавторы [Zeng и др., 2022] показали, что облегчённая RNN-модель на 26 отобранных признаках сопоставима с полной версией на всех 89 признаках; это подчёркивает важность предварительного отбора информативных признаков при ограниченных данных. Rodu и соавторы [Rodu и др., 2024] рекомендуют начинать ML-исследование в спорте с интерпретируемых моделей и переходить к более сложным только при доказанной нехватке выразительной способности у baseline.</w:t>
+      </w:r>
+    </w:p>
+    <w:p>
+      <w:pPr>
+        <w:ind w:firstLine="708"/>
+      </w:pPr>
+      <w:r>
+        <w:rPr>
+          <w:i/>
+          <w:iCs/>
+        </w:rPr>
         <w:t>Специфических рекомендаций по комбинированным стратегиям аугментации (в том числе вейвлетной) и валидации (LOSO) для задачи детекции лактатного порога по мультимодальным сигналам ЭМГ + NIRS + HRV при ограниченном объёме выборки в литературе не представлено. Настоящая работа является одной из первых, системно применяющих LOSO-валидацию совместно с вейвлетной аугментацией ЭМГ в физиологическом контексте предсказания обоих порогов аэробно-анаэробного перехода у тренированных триатлонистов.</w:t>
       </w:r>
     </w:p>
@@ -7661,9 +9273,7 @@
         <w:rPr>
           <w:b/>
         </w:rPr>
-        <w:t xml:space="preserve">В существующей литературе не представлено ни одной системы, одновременно объединяющей поверхностную электромиографию (ЭМГ), мышечную ближнюю инфракрасную спектроскопию (NIRS) и </w:t>
-        <w:lastRenderedPageBreak/>
-        <w:t xml:space="preserve">вариабельность сердечного ритма, представленную показателем DFA-α1, в единый алгоритм онлайн-предсказания обоих порогов – LT1 и LT2 – в скользящем окне в ходе ступенчатого нагрузочного теста. Прямым подтверждением этого разрыва служит работа Kimoto и соавторов [Kimoto и др., 2023], в которой описан беспроводной многослойный датчик, объединяющий ЭМГ, механомиограмму (MMG) и NIRS на одной точке </w:t>
+        <w:t xml:space="preserve">В существующей литературе не представлено ни одной системы, одновременно объединяющей поверхностную электромиографию (ЭМГ), мышечную ближнюю инфракрасную спектроскопию (NIRS) и вариабельность сердечного ритма, представленную показателем DFA-α1, в единый алгоритм онлайн-предсказания обоих порогов – LT1 и LT2 – в скользящем окне в ходе ступенчатого нагрузочного теста. Прямым подтверждением этого разрыва служит работа Kimoto и соавторов [Kimoto и др., 2023], в которой описан беспроводной многослойный датчик, объединяющий ЭМГ, механомиограмму (MMG) и NIRS на одной точке </w:t>
       </w:r>
       <w:r>
         <w:rPr>
@@ -7676,7 +9286,14 @@
         <w:rPr>
           <w:b/>
         </w:rPr>
-        <w:t xml:space="preserve"> при велоэргометрии: авторы прямо констатируют в абстракте, что детекция анаэробного порога по комбинированным мультисенсорным данным «явно не решена» – техническая платформа существует, тогда как алгоритм онлайн-детекции порога по такого рода мультимодальным сигналам остаётся открытой задачей. Именно это отсутствие определяет актуальность и новизну настоящей диссертационной работы.</w:t>
+        <w:t xml:space="preserve"> при велоэргометрии: авторы прямо констатируют в абстракте, что детекция анаэробного порога по комбинированным </w:t>
+      </w:r>
+      <w:r>
+        <w:rPr>
+          <w:b/>
+        </w:rPr>
+        <w:lastRenderedPageBreak/>
+        <w:t>мультисенсорным данным «явно не решена» – техническая платформа существует, тогда как алгоритм онлайн-детекции порога по такого рода мультимодальным сигналам остаётся открытой задачей. Именно это отсутствие определяет актуальность и новизну настоящей диссертационной работы.</w:t>
       </w:r>
     </w:p>
     <w:p>
@@ -7702,17 +9319,19 @@
         <w:ind w:firstLine="708"/>
       </w:pPr>
       <w:r>
-        <w:t xml:space="preserve">Согласно доменным характеристикам популяции данного исследования, для любителей-триатлонистов типичны значения VT1 в диапазоне 150–220 Вт и VT2 – 200–280 Вт при велоэргометрии, тогда как профессионалы демонстрируют VT1 220–300 Вт и VT2 290–380 Вт. Референсные нормы мощности на LT2 для популяции, разработанные Fiedler и Woll [2025] на базе репрезентативного немецкого исследования DEGS1, подтверждают выраженную зависимость порога от тренировочного статуса и пола. </w:t>
+        <w:t>Согласно доменным характеристикам популяции данного исследования, для любителей-триатлонистов типичны значения VT1 в диапазоне 150–220 Вт и VT2 – 200–280 Вт при велоэргометрии, тогда как профессионалы демонстрируют VT1 220–300 Вт и VT2 290–380 Вт. Референсные нормы мощности на LT2 для популяции, разработанные Fiedler и Woll [2025] на базе репрезентативного немецкого исследования DEGS1, подтверждают выраженную зависимость порога от тренировочного статуса и пола. Метаболическая модель Fischer и Hävecker [2025] показывает, что VO₂peak вносит наибольший вклад в мощность на LT2 (62–67% R²), что согласуется с общей физиологией: чем выше аэробная ёмкость, тем при более высокой абсолютной мощности наступает порог.</w:t>
+      </w:r>
+    </w:p>
+    <w:p>
+      <w:pPr>
+        <w:ind w:firstLine="708"/>
+      </w:pPr>
+      <w:r>
+        <w:t xml:space="preserve">Стандартизация ступенчатых протоколов критична для воспроизводимости лактатного теста. Для тренированных спортсменов рекомендованы ступени мощностью 20–30 Вт с длительностью 3–5 минут: при более коротких ступенях не достигается квазистационарное состояние </w:t>
+      </w:r>
+      <w:r>
         <w:lastRenderedPageBreak/>
-        <w:t>Метаболическая модель Fischer и Hävecker [2025] показывает, что VO₂peak вносит наибольший вклад в мощность на LT2 (62–67% R²), что согласуется с общей физиологией: чем выше аэробная ёмкость, тем при более высокой абсолютной мощности наступает порог.</w:t>
-      </w:r>
-    </w:p>
-    <w:p>
-      <w:pPr>
-        <w:ind w:firstLine="708"/>
-      </w:pPr>
-      <w:r>
-        <w:t>Стандартизация ступенчатых протоколов критична для воспроизводимости лактатного теста. Для тренированных спортсменов рекомендованы ступени мощностью 20–30 Вт с длительностью 3–5 минут: при более коротких ступенях не достигается квазистационарное состояние метаболизма, что смещает лактатный порог в сторону завышения [Kominami, Nishijima, 2015]. В протоколе данной диссертации используются ступени +30 Вт / 3 мин, начиная с 60 Вт, с забором лактата за 15 секунд до начала каждой новой ступени. Schaffarczyk и Rogers [2022] применяли эквивалентный протокол для DFA-α1 в популяции триатлонистов, что делает данные работы непосредственно применимыми к нашей выборке.</w:t>
+        <w:t>метаболизма, что смещает лактатный порог в сторону завышения [Kominami, Nishijima, 2015]. В протоколе данной диссертации используются ступени +30 Вт / 3 мин, начиная с 60 Вт, с забором лактата за 15 секунд до начала каждой новой ступени. Schaffarczyk и Rogers [2022] применяли эквивалентный протокол для DFA-α1 в популяции триатлонистов, что делает данные работы непосредственно применимыми к нашей выборке.</w:t>
       </w:r>
     </w:p>
     <w:p>
@@ -7732,37 +9351,37 @@
           <w:i/>
           <w:iCs/>
         </w:rPr>
-        <w:t xml:space="preserve">Несмотря на физиологическую обоснованность выбора популяции, в литературе отсутствуют работы, в которых одновременная регистрация </w:t>
+        <w:t>Несмотря на физиологическую обоснованность выбора популяции, в литературе отсутствуют работы, в которых одновременная регистрация ЭМГ, NIRS и RR применялась бы для изучения неинвазивных маркеров порога именно у триатлонистов в условиях стандартного ступенчатого теста.</w:t>
+      </w:r>
+    </w:p>
+    <w:p>
+      <w:pPr>
+        <w:pStyle w:val="31"/>
+      </w:pPr>
+      <w:bookmarkStart w:id="16" w:name="_Toc228326042"/>
+      <w:r>
+        <w:t>1.8 Заключение по обзору литературы</w:t>
+      </w:r>
+      <w:bookmarkEnd w:id="16"/>
+    </w:p>
+    <w:p>
+      <w:pPr>
+        <w:ind w:firstLine="708"/>
+      </w:pPr>
+      <w:r>
+        <w:t xml:space="preserve">Проведённый обзор литературы позволяет систематизировать текущее состояние знаний по проблеме неинвазивного определения аэробно-анаэробного перехода и выявить ключевой разрыв между имеющимися методами и практической потребностью. Физиологические механизмы двух порогов (VT1/LT1 и VT2/LT2) детально изучены: они связаны с кинетикой лактата, рекрутированием двигательных единиц, кислородным балансом в </w:t>
+      </w:r>
+      <w:r>
         <w:lastRenderedPageBreak/>
-        <w:t>ЭМГ, NIRS и RR применялась бы для изучения неинвазивных маркеров порога именно у триатлонистов в условиях стандартного ступенчатого теста.</w:t>
-      </w:r>
-    </w:p>
-    <w:p>
-      <w:pPr>
-        <w:pStyle w:val="31"/>
-      </w:pPr>
-      <w:bookmarkStart w:id="16" w:name="_Toc228326042"/>
-      <w:r>
-        <w:t>1.8 Заключение по обзору литературы</w:t>
-      </w:r>
-      <w:bookmarkEnd w:id="16"/>
+        <w:t>мышце и вегетативными сдвигами. Каждый из рассмотренных сигнальных каналов – ЭМГ, NIRS и HRV – демонстрирует достоверную информативность в отношении отдельных аспектов перехода: ЭМГ отражает рекрутирование быстрых ДЕ, NIRS – локальный кислородный дефицит, DFA-α1 – вегетативные сдвиги, ассоциированные с VT1; при этом HRV-пороги дополнительно валидированы крупномасштабным мета-анализом [Tanner и др., 2024], что делает их одним из наиболее обоснованных неинвазивных суррогатов лактатных и вентиляционных порогов.</w:t>
+      </w:r>
     </w:p>
     <w:p>
       <w:pPr>
         <w:ind w:firstLine="708"/>
       </w:pPr>
       <w:r>
-        <w:t>Проведённый обзор литературы позволяет систематизировать текущее состояние знаний по проблеме неинвазивного определения аэробно-анаэробного перехода и выявить ключевой разрыв между имеющимися методами и практической потребностью. Физиологические механизмы двух порогов (VT1/LT1 и VT2/LT2) детально изучены: они связаны с кинетикой лактата, рекрутированием двигательных единиц, кислородным балансом в мышце и вегетативными сдвигами. Каждый из рассмотренных сигнальных каналов – ЭМГ, NIRS и HRV – демонстрирует достоверную информативность в отношении отдельных аспектов перехода: ЭМГ отражает рекрутирование быстрых ДЕ, NIRS – локальный кислородный дефицит, DFA-α1 – вегетативные сдвиги, ассоциированные с VT1; при этом HRV-пороги дополнительно валидированы крупномасштабным мета-анализом [Tanner и др., 2024], что делает их одним из наиболее обоснованных неинвазивных суррогатов лактатных и вентиляционных порогов.</w:t>
-      </w:r>
-    </w:p>
-    <w:p>
-      <w:pPr>
-        <w:ind w:firstLine="708"/>
-      </w:pPr>
-      <w:r>
-        <w:t xml:space="preserve">Вместе с тем анализ литературы выявил несколько принципиальных ограничений существующих подходов. Первое: существующие алгоритмы детекции порога по отдельным каналам (Dmax/mDmax по StO₂, V-slope по nHHb–nEMG, пороговое значение DFA-α1=0,75) разработаны для постфактум-анализа или для одиночного канала, но не для онлайн-предсказания в скользящем окне. Второе: из рассмотренных работ ни одна не объединяет три сигнальных модальности (ЭМГ + NIRS + HRV) в единую систему – даже в работах с многослойными датчиками алгоритм мультимодальной онлайн-детекции порога остаётся, по прямому признанию авторов, нерешённой задачей [Kimoto и др., 2023]. Третье: детекция второго порога (LT2) по неинвазивным сигналам – принципиально более сложная задача, почти не решавшаяся методами ML. Четвёртое: фазовая структура </w:t>
-        <w:lastRenderedPageBreak/>
-        <w:t>педального цикла (push/pull), доступная через гироскоп датчика Delsys Trigno, не использовалась в качестве источника признаков ни в одной из найденных работ. Пятое: при характерных для области ограниченных размерах выборок комбинированные стратегии вейвлетной аугментации ЭМГ-сигнала [Tsinganos и др., 2020] и LOSO-валидации систематически не применялись в задаче детекции порогов.</w:t>
+        <w:t>Вместе с тем анализ литературы выявил несколько принципиальных ограничений существующих подходов. Первое: существующие алгоритмы детекции порога по отдельным каналам (Dmax/mDmax по StO₂, V-slope по nHHb–nEMG, пороговое значение DFA-α1=0,75) разработаны для постфактум-анализа или для одиночного канала, но не для онлайн-предсказания в скользящем окне. Второе: из рассмотренных работ ни одна не объединяет три сигнальных модальности (ЭМГ + NIRS + HRV) в единую систему – даже в работах с многослойными датчиками алгоритм мультимодальной онлайн-детекции порога остаётся, по прямому признанию авторов, нерешённой задачей [Kimoto и др., 2023]. Третье: детекция второго порога (LT2) по неинвазивным сигналам – принципиально более сложная задача, почти не решавшаяся методами ML. Четвёртое: фазовая структура педального цикла (push/pull), доступная через гироскоп датчика Delsys Trigno, не использовалась в качестве источника признаков ни в одной из найденных работ. Пятое: при характерных для области ограниченных размерах выборок комбинированные стратегии вейвлетной аугментации ЭМГ-сигнала [Tsinganos и др., 2020] и LOSO-валидации систематически не применялись в задаче детекции порогов.</w:t>
       </w:r>
     </w:p>
     <w:p>
@@ -7780,7 +9399,11 @@
         <w:t>gap</w:t>
       </w:r>
       <w:r>
-        <w:t xml:space="preserve"> данного исследования формулируется следующим образом: в мировой литературе отсутствует системная методология онлайн-предсказания обоих порогов аэробно-анаэробного перехода (LT1 и LT2) по мультимодальным неинвазивным сигналам работающей мышцы – электромиографии (включая её вейвлетные представления), ближней инфракрасной спектроскопии и кардиальной вариабельности – в скользящем окне в ходе стандартного ступенчатого велоэргометрического теста у тренированных спортсменов на выносливость.</w:t>
+        <w:t xml:space="preserve"> данного исследования формулируется следующим образом: в мировой литературе отсутствует системная методология онлайн-предсказания обоих порогов аэробно-анаэробного перехода (LT1 и LT2) по </w:t>
+      </w:r>
+      <w:r>
+        <w:lastRenderedPageBreak/>
+        <w:t>мультимодальным неинвазивным сигналам работающей мышцы – электромиографии (включая её вейвлетные представления), ближней инфракрасной спектроскопии и кардиальной вариабельности – в скользящем окне в ходе стандартного ступенчатого велоэргометрического теста у тренированных спортсменов на выносливость.</w:t>
       </w:r>
     </w:p>
     <w:p>
@@ -7843,18 +9466,8 @@
         <w:ind w:firstLine="709"/>
       </w:pPr>
       <w:r>
-        <w:t>В исследование включены 19 испытуемых с различным уровнем физической подготовки. Критерии включения: регулярные тренировки объёмом не менее трёх часов в неделю, отсутствие травм опорно-двигательного аппарата в течение последних трёх месяцев, отсутствие сердечно-сосудистых противопоказаний к максимальным нагрузочным тестам. Все участники предварительно ознакомились с протоколом исследования и подписали форму добровольного информированного согласия. Антропометрические характеристики выборки (возраст, пол, масса тела, рост) фиксировались в метаданных файла записи.</w:t>
-      </w:r>
-    </w:p>
-    <w:p>
-      <w:pPr>
-        <w:pStyle w:val="21"/>
-      </w:pPr>
-      <w:bookmarkStart w:id="19" w:name="_Toc228326045"/>
-      <w:r>
-        <w:t>2.2 Протокол нагрузочного тестирования</w:t>
-      </w:r>
-      <w:bookmarkEnd w:id="19"/>
+        <w:t>В исследование включены 18 испытуемых (11 мужчин, 7 женщин) с различным уровнем физической подготовки — от людей, регулярно занимающихся в тренажёрных залах, до спортсменов, систематически тренирующихся в циклических видах спорта на выносливость. Критерии включения: регулярные физические тренировки объёмом не менее трёх часов в неделю, отсутствие травм опорно-двигательного аппарата в течение последних трёх месяцев, отсутствие сердечно-сосудистых противопоказаний к максимальным нагрузочным тестам. Характеристики выборки приведены в таблице 2.1.</w:t>
+      </w:r>
     </w:p>
     <w:p>
       <w:pPr>
@@ -7863,8 +9476,416 @@
         <w:ind w:firstLine="709"/>
       </w:pPr>
       <w:r>
-        <w:t>Тестирование проводилось на велоэргометре Lode Excalibur Sport с электромагнитным управлением нагрузкой, обеспечивающим воспроизводимость мощности независимо от каденса. Использовался ступенчатый протокол с нарастающей нагрузкой: первая ступень составляла 30 Вт (1 мин) для разминки и стабилизации сигналов датчиков; начиная с 60 Вт мощность увеличивалась на 30 Вт каждые 3 мин до достижения волевого отказа испытуемого. Критерием остановки служила невозможность поддерживать каденс в пределах 80-90 об/мин. После отказа следовал период восстановления 2–4 мин при половине от максимальной мощности, который также фиксировался системой сбора. Последовательность ступеней мощности в программе сбора данных соответствовала предустановленной программе велоэргометра, что обеспечивало соответствие между мощностью нагрузки и временной разметкой в файле записи.</w:t>
-      </w:r>
+        <w:t xml:space="preserve">Разброс времени достижения LT2 составил от 10 до 25 минут от начала основного теста, что отражает широкий диапазон аэробных возможностей участников. Гетерогенность выборки является методологическим преимуществом: ML-модель, обученная в таких условиях, вынуждена опираться на паттерны изменения сигналов, инвариантные к абсолютному уровню нагрузки, что повышает её </w:t>
+      </w:r>
+      <w:proofErr w:type="spellStart"/>
+      <w:r>
+        <w:t>обобщаемость</w:t>
+      </w:r>
+      <w:proofErr w:type="spellEnd"/>
+      <w:r>
+        <w:t xml:space="preserve"> на новых испытуемых.</w:t>
+      </w:r>
+    </w:p>
+    <w:p>
+      <w:pPr>
+        <w:pStyle w:val="ad"/>
+      </w:pPr>
+      <w:r>
+        <w:t>Таблица 2.1. Характеристики участников исследования</w:t>
+      </w:r>
+    </w:p>
+    <w:tbl>
+      <w:tblPr>
+        <w:tblStyle w:val="a9"/>
+        <w:tblW w:w="0" w:type="auto"/>
+        <w:tblLook w:val="04A0" w:firstRow="1" w:lastRow="0" w:firstColumn="1" w:lastColumn="0" w:noHBand="0" w:noVBand="1"/>
+      </w:tblPr>
+      <w:tblGrid>
+        <w:gridCol w:w="5240"/>
+        <w:gridCol w:w="2126"/>
+        <w:gridCol w:w="1979"/>
+      </w:tblGrid>
+      <w:tr>
+        <w:tc>
+          <w:tcPr>
+            <w:tcW w:w="5240" w:type="dxa"/>
+          </w:tcPr>
+          <w:p>
+            <w:pPr>
+              <w:pStyle w:val="aa"/>
+              <w:jc w:val="center"/>
+              <w:rPr>
+                <w:b/>
+                <w:bCs/>
+              </w:rPr>
+            </w:pPr>
+            <w:proofErr w:type="spellStart"/>
+            <w:r>
+              <w:rPr>
+                <w:b/>
+                <w:bCs/>
+              </w:rPr>
+              <w:t>Параметр</w:t>
+            </w:r>
+            <w:proofErr w:type="spellEnd"/>
+          </w:p>
+        </w:tc>
+        <w:tc>
+          <w:tcPr>
+            <w:tcW w:w="2126" w:type="dxa"/>
+          </w:tcPr>
+          <w:p>
+            <w:pPr>
+              <w:pStyle w:val="aa"/>
+              <w:jc w:val="center"/>
+              <w:rPr>
+                <w:b/>
+                <w:bCs/>
+              </w:rPr>
+            </w:pPr>
+            <w:r>
+              <w:rPr>
+                <w:b/>
+                <w:bCs/>
+              </w:rPr>
+              <w:t>M ± SD</w:t>
+            </w:r>
+          </w:p>
+        </w:tc>
+        <w:tc>
+          <w:tcPr>
+            <w:tcW w:w="1979" w:type="dxa"/>
+          </w:tcPr>
+          <w:p>
+            <w:pPr>
+              <w:pStyle w:val="aa"/>
+              <w:jc w:val="center"/>
+              <w:rPr>
+                <w:b/>
+                <w:bCs/>
+              </w:rPr>
+            </w:pPr>
+            <w:proofErr w:type="spellStart"/>
+            <w:r>
+              <w:rPr>
+                <w:b/>
+                <w:bCs/>
+              </w:rPr>
+              <w:t>Min</w:t>
+            </w:r>
+            <w:proofErr w:type="spellEnd"/>
+            <w:r>
+              <w:rPr>
+                <w:b/>
+                <w:bCs/>
+              </w:rPr>
+              <w:t>–</w:t>
+            </w:r>
+            <w:proofErr w:type="spellStart"/>
+            <w:r>
+              <w:rPr>
+                <w:b/>
+                <w:bCs/>
+              </w:rPr>
+              <w:t>Max</w:t>
+            </w:r>
+            <w:proofErr w:type="spellEnd"/>
+          </w:p>
+        </w:tc>
+      </w:tr>
+      <w:tr>
+        <w:tc>
+          <w:tcPr>
+            <w:tcW w:w="5240" w:type="dxa"/>
+          </w:tcPr>
+          <w:p>
+            <w:pPr>
+              <w:pStyle w:val="aa"/>
+            </w:pPr>
+            <w:r>
+              <w:t>Возраст, лет</w:t>
+            </w:r>
+          </w:p>
+        </w:tc>
+        <w:tc>
+          <w:tcPr>
+            <w:tcW w:w="2126" w:type="dxa"/>
+          </w:tcPr>
+          <w:p>
+            <w:pPr>
+              <w:pStyle w:val="aa"/>
+            </w:pPr>
+            <w:r>
+              <w:t>33,1 ± 7,5</w:t>
+            </w:r>
+          </w:p>
+        </w:tc>
+        <w:tc>
+          <w:tcPr>
+            <w:tcW w:w="1979" w:type="dxa"/>
+          </w:tcPr>
+          <w:p>
+            <w:pPr>
+              <w:pStyle w:val="aa"/>
+            </w:pPr>
+            <w:r>
+              <w:t>22–43</w:t>
+            </w:r>
+          </w:p>
+        </w:tc>
+      </w:tr>
+      <w:tr>
+        <w:tc>
+          <w:tcPr>
+            <w:tcW w:w="5240" w:type="dxa"/>
+          </w:tcPr>
+          <w:p>
+            <w:pPr>
+              <w:pStyle w:val="aa"/>
+            </w:pPr>
+            <w:r>
+              <w:t>Рост, см</w:t>
+            </w:r>
+          </w:p>
+        </w:tc>
+        <w:tc>
+          <w:tcPr>
+            <w:tcW w:w="2126" w:type="dxa"/>
+          </w:tcPr>
+          <w:p>
+            <w:pPr>
+              <w:pStyle w:val="aa"/>
+            </w:pPr>
+            <w:r>
+              <w:t>171,5 ± 8,8</w:t>
+            </w:r>
+          </w:p>
+        </w:tc>
+        <w:tc>
+          <w:tcPr>
+            <w:tcW w:w="1979" w:type="dxa"/>
+          </w:tcPr>
+          <w:p>
+            <w:pPr>
+              <w:pStyle w:val="aa"/>
+            </w:pPr>
+            <w:r>
+              <w:t>151–183</w:t>
+            </w:r>
+          </w:p>
+        </w:tc>
+      </w:tr>
+      <w:tr>
+        <w:tc>
+          <w:tcPr>
+            <w:tcW w:w="5240" w:type="dxa"/>
+          </w:tcPr>
+          <w:p>
+            <w:pPr>
+              <w:pStyle w:val="aa"/>
+            </w:pPr>
+            <w:r>
+              <w:t>Масса тела, кг</w:t>
+            </w:r>
+          </w:p>
+        </w:tc>
+        <w:tc>
+          <w:tcPr>
+            <w:tcW w:w="2126" w:type="dxa"/>
+          </w:tcPr>
+          <w:p>
+            <w:pPr>
+              <w:pStyle w:val="aa"/>
+            </w:pPr>
+            <w:r>
+              <w:t>71,2 ± 14,8</w:t>
+            </w:r>
+          </w:p>
+        </w:tc>
+        <w:tc>
+          <w:tcPr>
+            <w:tcW w:w="1979" w:type="dxa"/>
+          </w:tcPr>
+          <w:p>
+            <w:pPr>
+              <w:pStyle w:val="aa"/>
+            </w:pPr>
+            <w:r>
+              <w:t>45–104</w:t>
+            </w:r>
+          </w:p>
+        </w:tc>
+      </w:tr>
+      <w:tr>
+        <w:tc>
+          <w:tcPr>
+            <w:tcW w:w="5240" w:type="dxa"/>
+          </w:tcPr>
+          <w:p>
+            <w:pPr>
+              <w:pStyle w:val="aa"/>
+            </w:pPr>
+            <w:r>
+              <w:t>ИМТ, кг/м²</w:t>
+            </w:r>
+          </w:p>
+        </w:tc>
+        <w:tc>
+          <w:tcPr>
+            <w:tcW w:w="2126" w:type="dxa"/>
+          </w:tcPr>
+          <w:p>
+            <w:pPr>
+              <w:pStyle w:val="aa"/>
+            </w:pPr>
+            <w:r>
+              <w:t>24,0 ± 3,2</w:t>
+            </w:r>
+          </w:p>
+        </w:tc>
+        <w:tc>
+          <w:tcPr>
+            <w:tcW w:w="1979" w:type="dxa"/>
+          </w:tcPr>
+          <w:p>
+            <w:pPr>
+              <w:pStyle w:val="aa"/>
+            </w:pPr>
+            <w:r>
+              <w:t>19–32</w:t>
+            </w:r>
+          </w:p>
+        </w:tc>
+      </w:tr>
+      <w:tr>
+        <w:tc>
+          <w:tcPr>
+            <w:tcW w:w="5240" w:type="dxa"/>
+          </w:tcPr>
+          <w:p>
+            <w:pPr>
+              <w:pStyle w:val="aa"/>
+            </w:pPr>
+            <w:proofErr w:type="spellStart"/>
+            <w:r>
+              <w:t>Время</w:t>
+            </w:r>
+            <w:proofErr w:type="spellEnd"/>
+            <w:r>
+              <w:t xml:space="preserve"> </w:t>
+            </w:r>
+            <w:proofErr w:type="spellStart"/>
+            <w:r>
+              <w:t>достижения</w:t>
+            </w:r>
+            <w:proofErr w:type="spellEnd"/>
+            <w:r>
+              <w:t xml:space="preserve"> LT2, </w:t>
+            </w:r>
+            <w:proofErr w:type="spellStart"/>
+            <w:r>
+              <w:t>мин</w:t>
+            </w:r>
+            <w:proofErr w:type="spellEnd"/>
+          </w:p>
+        </w:tc>
+        <w:tc>
+          <w:tcPr>
+            <w:tcW w:w="2126" w:type="dxa"/>
+          </w:tcPr>
+          <w:p>
+            <w:pPr>
+              <w:pStyle w:val="aa"/>
+            </w:pPr>
+            <w:r>
+              <w:t>14,8 ± 4,7</w:t>
+            </w:r>
+          </w:p>
+        </w:tc>
+        <w:tc>
+          <w:tcPr>
+            <w:tcW w:w="1979" w:type="dxa"/>
+          </w:tcPr>
+          <w:p>
+            <w:pPr>
+              <w:pStyle w:val="aa"/>
+            </w:pPr>
+            <w:r>
+              <w:t>10,1–25,1</w:t>
+            </w:r>
+          </w:p>
+        </w:tc>
+      </w:tr>
+      <w:tr>
+        <w:tc>
+          <w:tcPr>
+            <w:tcW w:w="5240" w:type="dxa"/>
+          </w:tcPr>
+          <w:p>
+            <w:pPr>
+              <w:pStyle w:val="aa"/>
+            </w:pPr>
+            <w:proofErr w:type="spellStart"/>
+            <w:r>
+              <w:t>Время</w:t>
+            </w:r>
+            <w:proofErr w:type="spellEnd"/>
+            <w:r>
+              <w:t xml:space="preserve"> </w:t>
+            </w:r>
+            <w:proofErr w:type="spellStart"/>
+            <w:r>
+              <w:t>достижения</w:t>
+            </w:r>
+            <w:proofErr w:type="spellEnd"/>
+            <w:r>
+              <w:t xml:space="preserve"> LT1, </w:t>
+            </w:r>
+            <w:proofErr w:type="spellStart"/>
+            <w:r>
+              <w:t>мин</w:t>
+            </w:r>
+            <w:proofErr w:type="spellEnd"/>
+          </w:p>
+        </w:tc>
+        <w:tc>
+          <w:tcPr>
+            <w:tcW w:w="2126" w:type="dxa"/>
+          </w:tcPr>
+          <w:p>
+            <w:pPr>
+              <w:pStyle w:val="aa"/>
+            </w:pPr>
+            <w:r>
+              <w:t>10,9 ± 2,7</w:t>
+            </w:r>
+          </w:p>
+        </w:tc>
+        <w:tc>
+          <w:tcPr>
+            <w:tcW w:w="1979" w:type="dxa"/>
+          </w:tcPr>
+          <w:p>
+            <w:pPr>
+              <w:pStyle w:val="aa"/>
+            </w:pPr>
+            <w:r>
+              <w:t>9,7–18,8</w:t>
+            </w:r>
+          </w:p>
+        </w:tc>
+      </w:tr>
+    </w:tbl>
+    <w:p>
+      <w:pPr>
+        <w:pStyle w:val="21"/>
+      </w:pPr>
+      <w:bookmarkStart w:id="19" w:name="_Toc228326045"/>
+      <w:r>
+        <w:t>2.2 Протокол нагрузочного тестирования</w:t>
+      </w:r>
+      <w:bookmarkEnd w:id="19"/>
     </w:p>
     <w:p>
       <w:pPr>
@@ -7873,30 +9894,24 @@
         <w:ind w:firstLine="709"/>
       </w:pPr>
       <w:r>
-        <w:t xml:space="preserve">За 15 сек до начала каждой новой ступени выполнялся забор капиллярной крови из пальца для определения концентрации лактата. Анализ проводился на портативном биохимическом анализаторе Biosen C-line с диапазоном измерения 0,5–40,0 ммоль/л и погрешностью измерения менее 2%. Результаты лактатного анализа вносились в файл HDF5 отдельным каналом по </w:t>
+        <w:t xml:space="preserve">Тестирование проводилось на велоэргометре Lode Excalibur Sport с электромагнитным управлением нагрузкой, обеспечивающим воспроизводимость мощности независимо от каденса. Использовался ступенчатый протокол с нарастающей нагрузкой: первая ступень составляла 30 Вт (1 мин) для разминки и </w:t>
+      </w:r>
+      <w:r>
+        <w:t xml:space="preserve">калибровки </w:t>
+      </w:r>
+      <w:r>
+        <w:t xml:space="preserve">сигналов датчиков; начиная с 60 Вт мощность увеличивалась на 30 Вт каждые 3 мин до достижения волевого отказа испытуемого. Критерием остановки служила невозможность </w:t>
+      </w:r>
+      <w:r>
         <w:lastRenderedPageBreak/>
-        <w:t>завершении теста.</w:t>
-      </w:r>
-    </w:p>
-    <w:p>
-      <w:pPr>
-        <w:pStyle w:val="21"/>
-      </w:pPr>
-      <w:bookmarkStart w:id="20" w:name="_Toc228326046"/>
-      <w:r>
-        <w:t>2.3 Аппаратный комплекс регистрации</w:t>
-      </w:r>
-      <w:bookmarkEnd w:id="20"/>
-    </w:p>
-    <w:p>
-      <w:pPr>
-        <w:pStyle w:val="31"/>
-      </w:pPr>
-      <w:bookmarkStart w:id="21" w:name="_Toc228326047"/>
-      <w:r>
-        <w:t>2.3.1 Электромиография и инерционные измерения</w:t>
-      </w:r>
-      <w:bookmarkEnd w:id="21"/>
+        <w:t xml:space="preserve">поддерживать каденс в пределах </w:t>
+      </w:r>
+      <w:r>
+        <w:t>65-80</w:t>
+      </w:r>
+      <w:r>
+        <w:t xml:space="preserve"> об/мин. После отказа следовал период восстановления 2–4 мин при половине от максимальной мощности, который также фиксировался.</w:t>
+      </w:r>
     </w:p>
     <w:p>
       <w:pPr>
@@ -7905,27 +9920,28 @@
         <w:ind w:firstLine="709"/>
       </w:pPr>
       <w:r>
-        <w:t>Поверхностная ЭМГ регистрировалась с m. vastus lateralis (VL) доминантной ноги двумя датчиками (в дистальной и проксимальной зонах мышцы) при помощи беспроводных датчиков Delsys Trigno Avant</w:t>
-      </w:r>
-      <w:r>
-        <w:rPr>
-          <w:lang w:val="en-US"/>
-        </w:rPr>
-        <w:t>i</w:t>
-      </w:r>
-      <w:r>
-        <w:t>. Каждый датчик представляет собой сдвоенный биполярный электрод с межэлектродным расстоянием 10 мм и встроенным трёхосевым акселерометром и гироскопом. Частота дискретизации ЭМГ-канала составляла 1926 Гц, гироскопического канала – 148 Гц. Датчики устанавливались по стандартным анатомическим ориентирам SENIAM: дистальный — на 2/3 расстояния от передней верхней ости подвздошной кости до верхнего края надколенника, проксимальный — на 1/3 того же расстояния, оба с наклоном в направлении волокон мышцы. Перед установкой кожа обрабатывалась абразивной пастой и спиртом для снижения импеданса контакта. Соединение с системой сбора данных осуществлялось через протокол TCP посредством подключения к Trigno Control Utility (TCU) – фирменному серверному приложению, транслирующему бинарный поток данных с датчиков по выделенному data-порту. Сигнал ЭМГ, поступающий от TCU, не содержит нумерации пакетов, поэтому восстановление временной оси при разрывах соединения производилось путём повторной синхронизации с внутренней шиной времени системы с последующим восстановлением временных меток по дельте от частоты дискретизации.</w:t>
-      </w:r>
+        <w:t>За 15 сек до начала каждой новой ступени выполнялся забор капиллярной крови из пальца для определения концентрации лактата. Анализ проводился на портативном биохимическом анализаторе Biosen C-line с диапазоном измерения 0,5–40,0 ммоль/л и погрешностью измерения менее 2%. Результаты лактатного анализа вносились в файл HDF5 отдельным каналом по завершении теста.</w:t>
+      </w:r>
+    </w:p>
+    <w:p>
+      <w:pPr>
+        <w:pStyle w:val="21"/>
+      </w:pPr>
+      <w:bookmarkStart w:id="20" w:name="_Toc228326046"/>
+      <w:r>
+        <w:t>2.3 Аппаратный комплекс регистрации</w:t>
+      </w:r>
+      <w:bookmarkEnd w:id="20"/>
     </w:p>
     <w:p>
       <w:pPr>
         <w:pStyle w:val="31"/>
       </w:pPr>
-      <w:bookmarkStart w:id="22" w:name="_Toc228326048"/>
-      <w:r>
-        <w:t>2.3.2 Ближняя инфракрасная спектроскопия</w:t>
-      </w:r>
-      <w:bookmarkEnd w:id="22"/>
+      <w:bookmarkStart w:id="21" w:name="_Toc228326047"/>
+      <w:r>
+        <w:t>2.3.1 Электромиография и инерционные измерения</w:t>
+      </w:r>
+      <w:bookmarkEnd w:id="21"/>
     </w:p>
     <w:p>
       <w:pPr>
@@ -7934,20 +9950,31 @@
         <w:ind w:firstLine="709"/>
       </w:pPr>
       <w:r>
-        <w:t xml:space="preserve">Мышечная оксигенация регистрировалась датчиком Moxy Monitor, основанным на принципе непрерывной волновой ближней инфракрасной спектроскопии (cwNIRS). Датчик фиксировался над серединой брюшка m. vastus lateralis той же ноги, что и ЭМГ-датчики, при помощи адгезивного крепления поверх компрессионного рукава, исключающего смещение при педалировании. Устройство передавало данные по протоколу ANT+ с </w:t>
+        <w:t>Поверхностная ЭМГ регистрировалась с m. vastus lateralis (VL) доминантной ноги двумя датчиками (в дистальной и проксимальной зонах мышцы) при помощи беспроводных датчиков Delsys Trigno Avant</w:t>
+      </w:r>
+      <w:r>
+        <w:rPr>
+          <w:lang w:val="en-US"/>
+        </w:rPr>
+        <w:t>i</w:t>
+      </w:r>
+      <w:r>
+        <w:t xml:space="preserve">. Каждый датчик представляет собой сдвоенный биполярный электрод с межэлектродным расстоянием 10 мм и встроенным трёхосевым акселерометром и гироскопом. Частота дискретизации ЭМГ-канала составляла 1926 Гц, гироскопического канала – 148 Гц. Датчики устанавливались по стандартным анатомическим ориентирам SENIAM: дистальный — на 2/3 расстояния от передней верхней ости подвздошной кости до верхнего края надколенника, проксимальный — на 1/3 того же расстояния, оба с наклоном в направлении волокон мышцы. Перед установкой кожа обрабатывалась абразивной пастой и спиртом для снижения импеданса контакта. Соединение с системой сбора данных осуществлялось через протокол TCP посредством подключения к Trigno Control Utility (TCU) – фирменному серверному приложению, транслирующему бинарный поток данных с датчиков по выделенному data-порту. Сигнал ЭМГ, поступающий от TCU, не содержит нумерации пакетов, поэтому восстановление временной оси при разрывах соединения производилось путём повторной синхронизации с внутренней шиной времени системы с последующим восстановлением </w:t>
+      </w:r>
+      <w:r>
         <w:lastRenderedPageBreak/>
-        <w:t>частотой 3–4 Гц. Регистрируемые переменные: насыщение мышечного гемоглобина кислородом (SmO₂, %) и суммарная концентрация гемоглобина (THb, г/дл). Временные метки каждого пакета соответствовали времени его прихода на шину по внутренним часам системы; пропущенные пакеты не интерполировались на этапе сбора и фиксировались как отсутствие точки в временном ряду.</w:t>
+        <w:t>временных меток по дельте от частоты дискретизации.</w:t>
       </w:r>
     </w:p>
     <w:p>
       <w:pPr>
         <w:pStyle w:val="31"/>
       </w:pPr>
-      <w:bookmarkStart w:id="23" w:name="_Toc228326049"/>
-      <w:r>
-        <w:t>2.3.3 Сердечный ритм</w:t>
-      </w:r>
-      <w:bookmarkEnd w:id="23"/>
+      <w:bookmarkStart w:id="22" w:name="_Toc228326048"/>
+      <w:r>
+        <w:t>2.3.2 Ближняя инфракрасная спектроскопия</w:t>
+      </w:r>
+      <w:bookmarkEnd w:id="22"/>
     </w:p>
     <w:p>
       <w:pPr>
@@ -7956,8 +9983,18 @@
         <w:ind w:firstLine="709"/>
       </w:pPr>
       <w:r>
-        <w:t>RR-интервалы регистрировались биосенсорным поясом Zephyr BioHarness 3 (Medtronic, США), передающим данные по Bluetooth Low Energy согласно официально опубликованному производителем протоколу пакетной передачи. Система принимала бинарные пакеты фиксированной структуры, из которых извлекались последовательности RR-интервалов в миллисекундах. Поскольку RR-интервалы представляют собой событийный ряд, а не равноинтервальную дискретизацию, временная ось для данного канала накапливалась суммированием последовательных интервалов. При обнаружении разрыва последовательности нумерации пакетов временная ось синхронизировалась с внутренней шиной системы и продолжалась от точки восстановления.</w:t>
-      </w:r>
+        <w:t>Мышечная оксигенация регистрировалась датчиком Moxy Monitor, основанным на принципе непрерывной волновой ближней инфракрасной спектроскопии (cwNIRS). Датчик фиксировался над серединой брюшка m. vastus lateralis той же ноги, что и ЭМГ-датчики, при помощи адгезивного крепления поверх компрессионного рукава, исключающего смещение при педалировании. Устройство передавало данные по протоколу ANT+ с частотой 3–4 Гц. Регистрируемые переменные: насыщение мышечного гемоглобина кислородом (SmO₂, %) и суммарная концентрация гемоглобина (THb, г/дл). Временные метки каждого пакета соответствовали времени его прихода на шину по внутренним часам системы; пропущенные пакеты не интерполировались на этапе сбора и фиксировались как отсутствие точки в временном ряду.</w:t>
+      </w:r>
+    </w:p>
+    <w:p>
+      <w:pPr>
+        <w:pStyle w:val="31"/>
+      </w:pPr>
+      <w:bookmarkStart w:id="23" w:name="_Toc228326049"/>
+      <w:r>
+        <w:t>2.3.3 Сердечный ритм</w:t>
+      </w:r>
+      <w:bookmarkEnd w:id="23"/>
     </w:p>
     <w:p>
       <w:pPr>
@@ -7965,26 +10002,9 @@
         <w:spacing w:after="0"/>
         <w:ind w:firstLine="709"/>
       </w:pPr>
-    </w:p>
-    <w:p>
-      <w:pPr>
-        <w:pStyle w:val="21"/>
-      </w:pPr>
-      <w:bookmarkStart w:id="24" w:name="_Toc228326050"/>
-      <w:r>
-        <w:t>2.4 Система синхронного сбора данных Sensync</w:t>
-      </w:r>
-      <w:bookmarkEnd w:id="24"/>
-    </w:p>
-    <w:p>
-      <w:pPr>
-        <w:pStyle w:val="31"/>
-      </w:pPr>
-      <w:bookmarkStart w:id="25" w:name="_Toc228326051"/>
-      <w:r>
-        <w:t>2.4.1 Архитектура и мотивация</w:t>
-      </w:r>
-      <w:bookmarkEnd w:id="25"/>
+      <w:r>
+        <w:t>RR-интервалы регистрировались биосенсорным поясом Zephyr BioHarness 3 (Medtronic, США), передающим данные по Bluetooth Low Energy согласно официально опубликованному производителем протоколу пакетной передачи. Система принимала бинарные пакеты фиксированной структуры, из которых извлекались последовательности RR-интервалов в миллисекундах. Поскольку RR-интервалы представляют собой событийный ряд, а не равноинтервальную дискретизацию, временная ось для данного канала накапливалась суммированием последовательных интервалов. При обнаружении разрыва последовательности нумерации пакетов временная ось синхронизировалась с внутренней шиной системы и продолжалась от точки восстановления.</w:t>
+      </w:r>
     </w:p>
     <w:p>
       <w:pPr>
@@ -7992,9 +10012,26 @@
         <w:spacing w:after="0"/>
         <w:ind w:firstLine="709"/>
       </w:pPr>
-      <w:r>
-        <w:t>Для синхронной регистрации сигналов с разнородных источников разработана оригинальная программная система Sensync. Необходимость собственной разработки обусловлена отсутствием готовых решений, обеспечивающих одновременную запись разночастотных потоков (1926 Гц, 148 Гц, 3–4 Гц, событийный RR) в единый файл с общей временной осью и возможностью последующего воспроизведения и анализа в том же программном окружении.</w:t>
-      </w:r>
+    </w:p>
+    <w:p>
+      <w:pPr>
+        <w:pStyle w:val="21"/>
+      </w:pPr>
+      <w:bookmarkStart w:id="24" w:name="_Toc228326050"/>
+      <w:r>
+        <w:t>2.4 Система синхронного сбора данных Sensync</w:t>
+      </w:r>
+      <w:bookmarkEnd w:id="24"/>
+    </w:p>
+    <w:p>
+      <w:pPr>
+        <w:pStyle w:val="31"/>
+      </w:pPr>
+      <w:bookmarkStart w:id="25" w:name="_Toc228326051"/>
+      <w:r>
+        <w:t>2.4.1 Архитектура и мотивация</w:t>
+      </w:r>
+      <w:bookmarkEnd w:id="25"/>
     </w:p>
     <w:p>
       <w:pPr>
@@ -8003,20 +10040,12 @@
         <w:ind w:firstLine="709"/>
       </w:pPr>
       <w:r>
-        <w:t xml:space="preserve">Система прошла четыре крупные итерации разработки. На первом этапе реализовано приложение на Python с управляющим циклом трёх фаз (сбор с </w:t>
+        <w:t xml:space="preserve">Для синхронной регистрации сигналов с разнородных источников </w:t>
+      </w:r>
+      <w:r>
         <w:lastRenderedPageBreak/>
-        <w:t>адаптеров, обработка, визуализация в Matplotlib). Ограниченные возможности управления привели к добавлению GUI-оболочки на Flet с сохранением Python-ядра. На третьем этапе визуализация была вынесена в отдельное React-приложение с обменом через Protocol Buffers, однако производительность такого решения оказалась недостаточной для высокочастотных потоков ЭМГ. На четвёртом этапе принято решение о полном переходе на платформу Node.js / Electron / React с отказом от управляющего цикла в пользу событийно-ориентированной (event-driven) архитектуры. Ключевым мотивом последней итерации стал опыт работы с частично потерянными и несинхронизованными данными, собранными на предыдущем оборудовании, – это показало критичность единой временной модели для корректного совмещения разночастотных каналов.</w:t>
-      </w:r>
-    </w:p>
-    <w:p>
-      <w:pPr>
-        <w:pStyle w:val="31"/>
-      </w:pPr>
-      <w:bookmarkStart w:id="26" w:name="_Toc228326052"/>
-      <w:r>
-        <w:t>2.4.2 Реализация</w:t>
-      </w:r>
-      <w:bookmarkEnd w:id="26"/>
+        <w:t>разработана оригинальная программная система Sensync. Необходимость собственной разработки обусловлена отсутствием готовых решений, обеспечивающих одновременную запись разночастотных потоков (1926 Гц, 148 Гц, 3–4 Гц, событийный RR) в единый файл с общей временной осью и возможностью последующего воспроизведения и анализа в том же программном окружении.</w:t>
+      </w:r>
     </w:p>
     <w:p>
       <w:pPr>
@@ -8025,8 +10054,18 @@
         <w:ind w:firstLine="709"/>
       </w:pPr>
       <w:r>
-        <w:t>Sensync реализована как модульное десктопное приложение на платформе Electron (Node.js, TypeScript, React 19). Каждый источник данных инкапсулирован в изолированном плагине, выполняемом в отдельном потоке (worker_thread), что обеспечивает независимость обработки каналов и задействование нескольких процессорных ядер. Взаимодействие между плагинами осуществляется через внутреннюю событийную шину без прямых вызовов между модулями. Конфигурация набора активных плагинов и их взаимодействий задаётся профилем запуска, что позволяет переключаться между экспериментальными сценариями без изменения кода.</w:t>
-      </w:r>
+        <w:t>Система прошла четыре крупные итерации разработки. На первом этапе реализовано приложение на Python с управляющим циклом трёх фаз (сбор с адаптеров, обработка, визуализация в Matplotlib). Ограниченные возможности управления привели к добавлению GUI-оболочки на Flet с сохранением Python-ядра. На третьем этапе визуализация была вынесена в отдельное React-приложение с обменом через Protocol Buffers, однако производительность такого решения оказалась недостаточной для высокочастотных потоков ЭМГ. На четвёртом этапе принято решение о полном переходе на платформу Node.js / Electron / React с отказом от управляющего цикла в пользу событийно-ориентированной (event-driven) архитектуры. Ключевым мотивом последней итерации стал опыт работы с частично потерянными и несинхронизованными данными, собранными на предыдущем оборудовании, – это показало критичность единой временной модели для корректного совмещения разночастотных каналов.</w:t>
+      </w:r>
+    </w:p>
+    <w:p>
+      <w:pPr>
+        <w:pStyle w:val="31"/>
+      </w:pPr>
+      <w:bookmarkStart w:id="26" w:name="_Toc228326052"/>
+      <w:r>
+        <w:t>2.4.2 Реализация</w:t>
+      </w:r>
+      <w:bookmarkEnd w:id="26"/>
     </w:p>
     <w:p>
       <w:pPr>
@@ -8035,7 +10074,7 @@
         <w:ind w:firstLine="709"/>
       </w:pPr>
       <w:r>
-        <w:t>Временная модель системы опирается на внутреннюю шину сессионного времени, отсчитываемого от момента старта записи; абсолютное время начала протокола сохраняется в метаданных. Это позволяет корректно обрабатывать разрывы соединения и обеспечивает воспроизводимость временных отношений между каналами при последующем анализе.</w:t>
+        <w:t>Sensync реализована как модульное десктопное приложение на платформе Electron (Node.js, TypeScript, React 19). Каждый источник данных инкапсулирован в изолированном плагине, выполняемом в отдельном потоке (worker_thread), что обеспечивает независимость обработки каналов и задействование нескольких процессорных ядер. Взаимодействие между плагинами осуществляется через внутреннюю событийную шину без прямых вызовов между модулями. Конфигурация набора активных плагинов и их взаимодействий задаётся профилем запуска, что позволяет переключаться между экспериментальными сценариями без изменения кода.</w:t>
       </w:r>
     </w:p>
     <w:p>
@@ -8045,9 +10084,18 @@
         <w:ind w:firstLine="709"/>
       </w:pPr>
       <w:r>
-        <w:t xml:space="preserve">Данные всех каналов записываются в единый файл формата HDF5 (Hierarchical Data Format version 5): каждый источник формирует отдельный набор данных (dataset) в иерархической структуре файла и буферизирует </w:t>
         <w:lastRenderedPageBreak/>
-        <w:t>записи независимо батчами. Формат HDF5 обеспечивает эффективное хранение разнородных временных рядов, поддерживает произвольный доступ к сегментам данных и допускает хранение метаданных (возраст, пол, масса тела, рост, время начала протокола) непосредственно в том же файле. Данные лактата вносятся в тот же файл отдельным каналом по завершении теста.</w:t>
+        <w:t>Временная модель системы опирается на внутреннюю шину сессионного времени, отсчитываемого от момента старта записи; абсолютное время начала протокола сохраняется в метаданных. Это позволяет корректно обрабатывать разрывы соединения и обеспечивает воспроизводимость временных отношений между каналами при последующем анализе.</w:t>
+      </w:r>
+    </w:p>
+    <w:p>
+      <w:pPr>
+        <w:widowControl w:val="0"/>
+        <w:spacing w:after="0"/>
+        <w:ind w:firstLine="709"/>
+      </w:pPr>
+      <w:r>
+        <w:t>Данные всех каналов записываются в единый файл формата HDF5 (Hierarchical Data Format version 5): каждый источник формирует отдельный набор данных (dataset) в иерархической структуре файла и буферизирует записи независимо батчами. Формат HDF5 обеспечивает эффективное хранение разнородных временных рядов, поддерживает произвольный доступ к сегментам данных и допускает хранение метаданных (возраст, пол, масса тела, рост, время начала протокола) непосредственно в том же файле. Данные лактата вносятся в тот же файл отдельным каналом по завершении теста.</w:t>
       </w:r>
     </w:p>
     <w:p>
@@ -8344,8 +10392,13 @@
             <w:pPr>
               <w:pStyle w:val="aa"/>
             </w:pPr>
-            <w:r>
-              <w:t>Подключение Moxy Monitor</w:t>
+            <w:proofErr w:type="spellStart"/>
+            <w:r>
+              <w:t>Подключение</w:t>
+            </w:r>
+            <w:proofErr w:type="spellEnd"/>
+            <w:r>
+              <w:t xml:space="preserve"> Moxy Monitor</w:t>
             </w:r>
           </w:p>
         </w:tc>
@@ -8487,6 +10540,7 @@
       </w:pPr>
       <w:bookmarkStart w:id="28" w:name="_Toc228326054"/>
       <w:r>
+        <w:lastRenderedPageBreak/>
         <w:t>2.5 Предобработка сигналов</w:t>
       </w:r>
       <w:bookmarkEnd w:id="28"/>
@@ -8518,47 +10572,46 @@
         <w:ind w:firstLine="709"/>
       </w:pPr>
       <w:r>
-        <w:t xml:space="preserve">Разделение активности по фазам педалирования выполнялось на основе гироскопических данных (148 Гц): load-фаза (~0°–180° цикла)</w:t>
+        <w:t>Разделение активности по фазам педалирования выполнялось на основе гироскопических данных (148 Гц): load-фаза (~0°–180° цикла) и rest-фаза (~180°–360°) определялись по пиковой угловой скорости гироскопа с использованием алгоритма детекции пиков.</w:t>
+      </w:r>
+    </w:p>
+    <w:p>
+      <w:pPr>
+        <w:pStyle w:val="31"/>
+      </w:pPr>
+      <w:bookmarkStart w:id="30" w:name="_Toc228326056"/>
+      <w:r>
+        <w:t>2.5.2 Мышечная оксигенация</w:t>
+      </w:r>
+      <w:bookmarkEnd w:id="30"/>
+    </w:p>
+    <w:p>
+      <w:r>
+        <w:t>Сигналы SmO₂ и THb (3–4 Гц) сглаживались скользящим средним в окне 10 сек для подавления артефактов движения. Производная скорости десатурации ΔSmO₂/Δt вычислялась как разность соседних значений SmO₂, делённая на соответствующий временной интервал. Пропущенные точки (единичные выпавшие ANT+-пакеты) не интерполировались; признаки на соответствующих сегментах помечались как невалидные.</w:t>
+      </w:r>
+    </w:p>
+    <w:p>
+      <w:pPr>
+        <w:pStyle w:val="31"/>
+      </w:pPr>
+      <w:bookmarkStart w:id="31" w:name="_Toc228326057"/>
+      <w:r>
+        <w:t>2.5.2 RR-интервалы и HRV</w:t>
+      </w:r>
+      <w:bookmarkEnd w:id="31"/>
+    </w:p>
+    <w:p>
+      <w:r>
+        <w:t>Перед вычислением HRV-признаков выполнялась детекция артефактов RR: интервалы, отклоняющиеся более чем на 20% от скользящей медианы в окне 5 кардиоциклов, помечались как артефакты и замещались кубической интерполяцией по соседним валидным значениям. Равноинтервальный ряд RR (с шагом 250 мс) формировался кубической интерполяцией для вычисления RMSSD. Показатель DFA-α1 вычислялся в скользящем окне 4–16 кардиоциклов по методу детрендированного флуктуационного анализа.</w:t>
+      </w:r>
+    </w:p>
+    <w:p>
+      <w:pPr>
+        <w:pStyle w:val="21"/>
+      </w:pPr>
+      <w:bookmarkStart w:id="32" w:name="_Toc228326058"/>
+      <w:r>
         <w:lastRenderedPageBreak/>
-        <w:t xml:space="preserve"> и rest-фаза (~180°–360°) определялись по пиковой угловой скорости гироскопа с использованием алгоритма детекции пиков.</w:t>
-      </w:r>
-    </w:p>
-    <w:p>
-      <w:pPr>
-        <w:pStyle w:val="31"/>
-      </w:pPr>
-      <w:bookmarkStart w:id="30" w:name="_Toc228326056"/>
-      <w:r>
-        <w:t>2.5.2 Мышечная оксигенация</w:t>
-      </w:r>
-      <w:bookmarkEnd w:id="30"/>
-    </w:p>
-    <w:p>
-      <w:r>
-        <w:t>Сигналы SmO₂ и THb (3–4 Гц) сглаживались скользящим средним в окне 10 сек для подавления артефактов движения. Производная скорости десатурации ΔSmO₂/Δt вычислялась как разность соседних значений SmO₂, делённая на соответствующий временной интервал. Пропущенные точки (единичные выпавшие ANT+-пакеты) не интерполировались; признаки на соответствующих сегментах помечались как невалидные.</w:t>
-      </w:r>
-    </w:p>
-    <w:p>
-      <w:pPr>
-        <w:pStyle w:val="31"/>
-      </w:pPr>
-      <w:bookmarkStart w:id="31" w:name="_Toc228326057"/>
-      <w:r>
-        <w:t>2.5.2 RR-интервалы и HRV</w:t>
-      </w:r>
-      <w:bookmarkEnd w:id="31"/>
-    </w:p>
-    <w:p>
-      <w:r>
-        <w:t>Перед вычислением HRV-признаков выполнялась детекция артефактов RR: интервалы, отклоняющиеся более чем на 20% от скользящей медианы в окне 5 кардиоциклов, помечались как артефакты и замещались кубической интерполяцией по соседним валидным значениям. Равноинтервальный ряд RR (с шагом 250 мс) формировался кубической интерполяцией для вычисления RMSSD. Показатель DFA-α1 вычислялся в скользящем окне 4–16 кардиоциклов по методу детрендированного флуктуационного анализа.</w:t>
-      </w:r>
-    </w:p>
-    <w:p>
-      <w:pPr>
-        <w:pStyle w:val="21"/>
-      </w:pPr>
-      <w:bookmarkStart w:id="32" w:name="_Toc228326058"/>
-      <w:r>
         <w:t>2.6 Определение лактатных порогов (ground truth)</w:t>
       </w:r>
       <w:bookmarkEnd w:id="32"/>
@@ -8570,9 +10623,7 @@
     </w:p>
     <w:p>
       <w:r>
-        <w:t xml:space="preserve">Разметка временных рядов для обучения модели: тайминг забора лактата (за 15 сек до начала новой ступени) учитывался при присвоении меток – метка порога относилась к началу ступени, на которой концентрация превысила </w:t>
-        <w:lastRenderedPageBreak/>
-        <w:t>пороговое значение. Ступень 30 Вт (продолжительностью 1 мин) исключалась из обучающей выборки ввиду недостаточной длительности для формирования 30-секундного скользящего окна. Из оставшихся ступеней скользящее окно применялось непрерывно на протяжении всей их длительности, включая переходные участки между ступенями. Такой подход соответствует условиям онлайн-применения модели, при котором предсказание должно быть доступно в любой момент нагрузочного теста, а не только в установившемся режиме.</w:t>
+        <w:t>Разметка временных рядов для обучения модели: тайминг забора лактата (за 15 сек до начала новой ступени) учитывался при присвоении меток – метка порога относилась к началу ступени, на которой концентрация превысила пороговое значение. Ступень 30 Вт (продолжительностью 1 мин) исключалась из обучающей выборки ввиду недостаточной длительности для формирования 30-секундного скользящего окна. Из оставшихся ступеней скользящее окно применялось непрерывно на протяжении всей их длительности, включая переходные участки между ступенями. Такой подход соответствует условиям онлайн-применения модели, при котором предсказание должно быть доступно в любой момент нагрузочного теста, а не только в установившемся режиме.</w:t>
       </w:r>
     </w:p>
     <w:p>
@@ -8679,6 +10730,7 @@
         <w:jc w:val="left"/>
       </w:pPr>
       <w:r>
+        <w:lastRenderedPageBreak/>
         <w:t>SmO₂ (абсолютное значение, %);</w:t>
       </w:r>
     </w:p>
@@ -8813,7 +10865,6 @@
       </w:pPr>
       <w:bookmarkStart w:id="34" w:name="_Toc228326060"/>
       <w:r>
-        <w:lastRenderedPageBreak/>
         <w:t>2.8 Модели машинного обучения</w:t>
       </w:r>
       <w:bookmarkEnd w:id="34"/>
@@ -9510,6 +11561,12 @@
               <w:lang w:val="en-US"/>
             </w:rPr>
             <w:t xml:space="preserve">8. Racinais S., Buchheit M., Girard O.. Breakpoints in ventilation, cerebral and muscle oxygenation, and muscle activity during an incremental cycling exercise </w:t>
+          </w:r>
+          <w:r>
+            <w:rPr>
+              <w:color w:val="000000"/>
+              <w:lang w:val="en-US"/>
+            </w:rPr>
             <w:lastRenderedPageBreak/>
             <w:t xml:space="preserve">// Frontiers in Physiology. – 2014. – </w:t>
           </w:r>
@@ -10361,6 +12418,12 @@
               <w:lang w:val="en-US"/>
             </w:rPr>
             <w:t xml:space="preserve">24. Cayot T.E., Robinson S.J., Fahs C.A.. Estimating the Lactate Threshold Using Wireless Near-Infrared Spectroscopy and Threshold Detection Algorithms // </w:t>
+          </w:r>
+          <w:r>
+            <w:rPr>
+              <w:color w:val="000000"/>
+              <w:lang w:val="en-US"/>
+            </w:rPr>
             <w:lastRenderedPageBreak/>
             <w:t xml:space="preserve">International Journal of Exercise Science. – 2021. – </w:t>
           </w:r>
@@ -10775,6 +12838,12 @@
               <w:lang w:val="en-US"/>
             </w:rPr>
             <w:t xml:space="preserve">32. Brooks G.A.. What the Lactate Shuttle Means for Sports Nutrition // </w:t>
+          </w:r>
+          <w:r>
+            <w:rPr>
+              <w:color w:val="000000"/>
+              <w:lang w:val="en-US"/>
+            </w:rPr>
             <w:lastRenderedPageBreak/>
             <w:t xml:space="preserve">Nutrients. – 2023. – </w:t>
           </w:r>
@@ -15801,6 +17870,7 @@
   </w:compat>
   <w:rsids>
     <w:rsidRoot w:val="00152326"/>
+    <w:rsid w:val="00061440"/>
     <w:rsid w:val="00152326"/>
     <w:rsid w:val="001F50A1"/>
     <w:rsid w:val="0030575D"/>
@@ -15817,6 +17887,7 @@
     <w:rsid w:val="0093618A"/>
     <w:rsid w:val="00940A13"/>
     <w:rsid w:val="0099256A"/>
+    <w:rsid w:val="00AF4403"/>
     <w:rsid w:val="00B75200"/>
     <w:rsid w:val="00BA287F"/>
     <w:rsid w:val="00C366AC"/>

--- a/Тамразов.docx
+++ b/Тамразов.docx
@@ -9190,13 +9190,7 @@
         <w:ind w:firstLine="708"/>
       </w:pPr>
       <w:r>
-        <w:t>В спортивной физиологии большинство исследований ограничены 10–40 субъектами вследствие трудоёмкости протоколов нагрузочного тестирования, инвазивного характера лактатного анализа и стоимости специализированного оборудования (метаболические анализаторы, многоканальные ЭМГ-системы, NIRS). Настоящее исследование включает 1</w:t>
-      </w:r>
-      <w:r>
-        <w:t>8</w:t>
-      </w:r>
-      <w:r>
-        <w:t xml:space="preserve"> испытуемых, что находится в характерном для области диапазоне. При малом числе испытуемых и большом числе извлекаемых признаков возрастает риск переобучения модели на особенностях конкретной выборки; поэтому особое значение приобретают выбор архитектуры, схема валидации и допустимые способы расширения обучающего набора.</w:t>
+        <w:t>В спортивной физиологии большинство исследований ограничены 10–40 субъектами вследствие трудоёмкости протоколов нагрузочного тестирования, инвазивного характера лактатного анализа и стоимости специализированного оборудования (метаболические анализаторы, многоканальные ЭМГ-системы, NIRS). Настоящее исследование включает n=19 испытуемых, что находится в характерном для области диапазоне. При малом числе испытуемых и большом числе извлекаемых признаков возрастает риск переобучения модели на особенностях конкретной выборки; поэтому особое значение приобретают выбор архитектуры, схема валидации и допустимые способы расширения обучающего набора.</w:t>
       </w:r>
     </w:p>
     <w:p>
@@ -9204,19 +9198,7 @@
         <w:ind w:firstLine="708"/>
       </w:pPr>
       <w:r>
-        <w:t>При оценке обобщающей способности модели при малых n обычная k-fold кросс-валидация приводит к утечке данных: временные сегменты одного субъекта могут одновременно оказаться в обучающей и тестовой подвыборках, что искусственно завышает оцениваемое качество. В этом случае тестовая подвыборка уже не является независимой: модель может опираться на индивидуальные особенности сигнала того же испытуемого, а не демонстрировать переносимость на нового человека. Единственный корректный метод оценки обобщаемости на новых субъектах в данном контексте – Leave-One-Subject-Out (LOSO): на каждой итерации модель обучается на n−1 субъектах и тестируется на одном оставленном. Rodu и соавторы [Rodu и др., 2024] прямо подчёркивают, что невалидированные ML-результаты в спортивной науке нередко отражают «запоминание» обучающей выборки, а не реальную предсказательную силу, и требуют осторожной интерпретации. При n=1</w:t>
-      </w:r>
-      <w:r>
-        <w:t>8</w:t>
-      </w:r>
-      <w:r>
-        <w:t xml:space="preserve"> LOSO обеспечивает 1</w:t>
-      </w:r>
-      <w:r>
-        <w:t>8</w:t>
-      </w:r>
-      <w:r>
-        <w:t xml:space="preserve"> независимых тестовых оценок, что достаточно для статистически интерпретируемой агрегированной </w:t>
+        <w:t xml:space="preserve">При оценке обобщающей способности модели при малых n обычная k-fold кросс-валидация приводит к утечке данных: временные сегменты одного субъекта могут одновременно оказаться в обучающей и тестовой подвыборках, что искусственно завышает оцениваемое качество. В этом случае тестовая подвыборка уже не является независимой: модель может опираться на индивидуальные особенности сигнала того же испытуемого, а не демонстрировать переносимость на нового человека. Единственный корректный метод оценки обобщаемости на новых субъектах в данном контексте – Leave-One-Subject-Out (LOSO): на каждой итерации модель обучается на n−1 субъектах и тестируется на одном оставленном. Rodu и соавторы [Rodu и др., 2024] прямо подчёркивают, что невалидированные ML-результаты в спортивной науке нередко отражают «запоминание» обучающей выборки, а не реальную предсказательную силу, и требуют осторожной интерпретации. При n=19 LOSO обеспечивает 19 независимых тестовых оценок, что достаточно для статистически интерпретируемой агрегированной </w:t>
       </w:r>
       <w:r>
         <w:lastRenderedPageBreak/>
@@ -9466,7 +9448,13 @@
         <w:ind w:firstLine="709"/>
       </w:pPr>
       <w:r>
-        <w:t>В исследование включены 18 испытуемых (11 мужчин, 7 женщин) с различным уровнем физической подготовки — от людей, регулярно занимающихся в тренажёрных залах, до спортсменов, систематически тренирующихся в циклических видах спорта на выносливость. Критерии включения: регулярные физические тренировки объёмом не менее трёх часов в неделю, отсутствие травм опорно-двигательного аппарата в течение последних трёх месяцев, отсутствие сердечно-сосудистых противопоказаний к максимальным нагрузочным тестам. Характеристики выборки приведены в таблице 2.1.</w:t>
+        <w:t xml:space="preserve">В исследование включены 18 испытуемых (11 мужчин, 7 женщин) с различным уровнем физической подготовки </w:t>
+      </w:r>
+      <w:r>
+        <w:t>–</w:t>
+      </w:r>
+      <w:r>
+        <w:t xml:space="preserve"> от людей, регулярно занимающихся в тренажёрных залах, до спортсменов, систематически тренирующихся в циклических видах спорта на выносливость. Критерии включения: регулярные физические тренировки объёмом не менее трёх часов в неделю, отсутствие травм опорно-двигательного аппарата в течение последних трёх месяцев, отсутствие сердечно-сосудистых противопоказаний к максимальным нагрузочным тестам. Все участники подписали форму добровольного информированного согласия. Характеристики выборки приведены в таблице 2.1.</w:t>
       </w:r>
     </w:p>
     <w:p>
@@ -9490,9 +9478,30 @@
     <w:p>
       <w:pPr>
         <w:pStyle w:val="ad"/>
-      </w:pPr>
-      <w:r>
-        <w:t>Таблица 2.1. Характеристики участников исследования</w:t>
+        <w:rPr>
+          <w:lang w:val="en-US"/>
+        </w:rPr>
+      </w:pPr>
+      <w:r>
+        <w:t>Таблица 2.</w:t>
+      </w:r>
+      <w:r>
+        <w:rPr>
+          <w:lang w:val="en-US"/>
+        </w:rPr>
+        <w:t>1</w:t>
+      </w:r>
+      <w:r>
+        <w:t>.</w:t>
+      </w:r>
+      <w:r>
+        <w:t xml:space="preserve"> Характеристики участников исследования</w:t>
+      </w:r>
+      <w:r>
+        <w:rPr>
+          <w:lang w:val="en-US"/>
+        </w:rPr>
+        <w:t>.</w:t>
       </w:r>
     </w:p>
     <w:tbl>
@@ -9502,14 +9511,14 @@
         <w:tblLook w:val="04A0" w:firstRow="1" w:lastRow="0" w:firstColumn="1" w:lastColumn="0" w:noHBand="0" w:noVBand="1"/>
       </w:tblPr>
       <w:tblGrid>
-        <w:gridCol w:w="5240"/>
-        <w:gridCol w:w="2126"/>
-        <w:gridCol w:w="1979"/>
+        <w:gridCol w:w="3466"/>
+        <w:gridCol w:w="3287"/>
+        <w:gridCol w:w="2592"/>
       </w:tblGrid>
       <w:tr>
         <w:tc>
           <w:tcPr>
-            <w:tcW w:w="5240" w:type="dxa"/>
+            <w:tcW w:w="3466" w:type="dxa"/>
           </w:tcPr>
           <w:p>
             <w:pPr>
@@ -9533,7 +9542,7 @@
         </w:tc>
         <w:tc>
           <w:tcPr>
-            <w:tcW w:w="2126" w:type="dxa"/>
+            <w:tcW w:w="3287" w:type="dxa"/>
           </w:tcPr>
           <w:p>
             <w:pPr>
@@ -9542,6 +9551,7 @@
               <w:rPr>
                 <w:b/>
                 <w:bCs/>
+                <w:lang w:val="ru-RU"/>
               </w:rPr>
             </w:pPr>
             <w:r>
@@ -9555,7 +9565,7 @@
         </w:tc>
         <w:tc>
           <w:tcPr>
-            <w:tcW w:w="1979" w:type="dxa"/>
+            <w:tcW w:w="2592" w:type="dxa"/>
           </w:tcPr>
           <w:p>
             <w:pPr>
@@ -9564,31 +9574,902 @@
               <w:rPr>
                 <w:b/>
                 <w:bCs/>
-              </w:rPr>
+                <w:lang w:val="ru-RU"/>
+              </w:rPr>
+            </w:pPr>
+            <w:r>
+              <w:rPr>
+                <w:b/>
+                <w:bCs/>
+              </w:rPr>
+              <w:t>Min–Max</w:t>
+            </w:r>
+          </w:p>
+        </w:tc>
+      </w:tr>
+      <w:tr>
+        <w:tc>
+          <w:tcPr>
+            <w:tcW w:w="3466" w:type="dxa"/>
+          </w:tcPr>
+          <w:p>
+            <w:pPr>
+              <w:pStyle w:val="aa"/>
             </w:pPr>
             <w:proofErr w:type="spellStart"/>
             <w:r>
+              <w:t>Возраст</w:t>
+            </w:r>
+            <w:proofErr w:type="spellEnd"/>
+            <w:r>
+              <w:t xml:space="preserve">, </w:t>
+            </w:r>
+            <w:proofErr w:type="spellStart"/>
+            <w:r>
+              <w:t>лет</w:t>
+            </w:r>
+            <w:proofErr w:type="spellEnd"/>
+          </w:p>
+        </w:tc>
+        <w:tc>
+          <w:tcPr>
+            <w:tcW w:w="3287" w:type="dxa"/>
+          </w:tcPr>
+          <w:p>
+            <w:pPr>
+              <w:pStyle w:val="aa"/>
+            </w:pPr>
+            <w:r>
+              <w:t>33,1 ± 7,5</w:t>
+            </w:r>
+          </w:p>
+        </w:tc>
+        <w:tc>
+          <w:tcPr>
+            <w:tcW w:w="2592" w:type="dxa"/>
+          </w:tcPr>
+          <w:p>
+            <w:pPr>
+              <w:pStyle w:val="aa"/>
+            </w:pPr>
+            <w:r>
+              <w:t>22–43</w:t>
+            </w:r>
+          </w:p>
+        </w:tc>
+      </w:tr>
+      <w:tr>
+        <w:tc>
+          <w:tcPr>
+            <w:tcW w:w="3466" w:type="dxa"/>
+          </w:tcPr>
+          <w:p>
+            <w:pPr>
+              <w:pStyle w:val="aa"/>
+            </w:pPr>
+            <w:proofErr w:type="spellStart"/>
+            <w:r>
+              <w:t>Рост</w:t>
+            </w:r>
+            <w:proofErr w:type="spellEnd"/>
+            <w:r>
+              <w:t xml:space="preserve">, </w:t>
+            </w:r>
+            <w:proofErr w:type="spellStart"/>
+            <w:r>
+              <w:t>см</w:t>
+            </w:r>
+            <w:proofErr w:type="spellEnd"/>
+          </w:p>
+        </w:tc>
+        <w:tc>
+          <w:tcPr>
+            <w:tcW w:w="3287" w:type="dxa"/>
+          </w:tcPr>
+          <w:p>
+            <w:pPr>
+              <w:pStyle w:val="aa"/>
+            </w:pPr>
+            <w:r>
+              <w:t>171,5 ± 8,8</w:t>
+            </w:r>
+          </w:p>
+        </w:tc>
+        <w:tc>
+          <w:tcPr>
+            <w:tcW w:w="2592" w:type="dxa"/>
+          </w:tcPr>
+          <w:p>
+            <w:pPr>
+              <w:pStyle w:val="aa"/>
+            </w:pPr>
+            <w:r>
+              <w:t>151–183</w:t>
+            </w:r>
+          </w:p>
+        </w:tc>
+      </w:tr>
+      <w:tr>
+        <w:tc>
+          <w:tcPr>
+            <w:tcW w:w="3466" w:type="dxa"/>
+          </w:tcPr>
+          <w:p>
+            <w:pPr>
+              <w:pStyle w:val="aa"/>
+            </w:pPr>
+            <w:proofErr w:type="spellStart"/>
+            <w:r>
+              <w:t>Масса</w:t>
+            </w:r>
+            <w:proofErr w:type="spellEnd"/>
+            <w:r>
+              <w:t xml:space="preserve"> </w:t>
+            </w:r>
+            <w:proofErr w:type="spellStart"/>
+            <w:r>
+              <w:t>тела</w:t>
+            </w:r>
+            <w:proofErr w:type="spellEnd"/>
+            <w:r>
+              <w:t xml:space="preserve">, </w:t>
+            </w:r>
+            <w:proofErr w:type="spellStart"/>
+            <w:r>
+              <w:t>кг</w:t>
+            </w:r>
+            <w:proofErr w:type="spellEnd"/>
+          </w:p>
+        </w:tc>
+        <w:tc>
+          <w:tcPr>
+            <w:tcW w:w="3287" w:type="dxa"/>
+          </w:tcPr>
+          <w:p>
+            <w:pPr>
+              <w:pStyle w:val="aa"/>
+            </w:pPr>
+            <w:r>
+              <w:t>71,2 ± 14,8</w:t>
+            </w:r>
+          </w:p>
+        </w:tc>
+        <w:tc>
+          <w:tcPr>
+            <w:tcW w:w="2592" w:type="dxa"/>
+          </w:tcPr>
+          <w:p>
+            <w:pPr>
+              <w:pStyle w:val="aa"/>
+            </w:pPr>
+            <w:r>
+              <w:t>45–104</w:t>
+            </w:r>
+          </w:p>
+        </w:tc>
+      </w:tr>
+      <w:tr>
+        <w:tc>
+          <w:tcPr>
+            <w:tcW w:w="3466" w:type="dxa"/>
+          </w:tcPr>
+          <w:p>
+            <w:pPr>
+              <w:pStyle w:val="aa"/>
+            </w:pPr>
+            <w:r>
+              <w:t xml:space="preserve">ИМТ, </w:t>
+            </w:r>
+            <w:proofErr w:type="spellStart"/>
+            <w:r>
+              <w:t>кг</w:t>
+            </w:r>
+            <w:proofErr w:type="spellEnd"/>
+            <w:r>
+              <w:t>/м²</w:t>
+            </w:r>
+          </w:p>
+        </w:tc>
+        <w:tc>
+          <w:tcPr>
+            <w:tcW w:w="3287" w:type="dxa"/>
+          </w:tcPr>
+          <w:p>
+            <w:pPr>
+              <w:pStyle w:val="aa"/>
+            </w:pPr>
+            <w:r>
+              <w:t>24,0 ± 3,2</w:t>
+            </w:r>
+          </w:p>
+        </w:tc>
+        <w:tc>
+          <w:tcPr>
+            <w:tcW w:w="2592" w:type="dxa"/>
+          </w:tcPr>
+          <w:p>
+            <w:pPr>
+              <w:pStyle w:val="aa"/>
+            </w:pPr>
+            <w:r>
+              <w:t>19–32</w:t>
+            </w:r>
+          </w:p>
+        </w:tc>
+      </w:tr>
+      <w:tr>
+        <w:tc>
+          <w:tcPr>
+            <w:tcW w:w="3466" w:type="dxa"/>
+          </w:tcPr>
+          <w:p>
+            <w:pPr>
+              <w:pStyle w:val="aa"/>
+            </w:pPr>
+            <w:proofErr w:type="spellStart"/>
+            <w:r>
+              <w:t>Время</w:t>
+            </w:r>
+            <w:proofErr w:type="spellEnd"/>
+            <w:r>
+              <w:t xml:space="preserve"> </w:t>
+            </w:r>
+            <w:proofErr w:type="spellStart"/>
+            <w:r>
+              <w:t>достижения</w:t>
+            </w:r>
+            <w:proofErr w:type="spellEnd"/>
+            <w:r>
+              <w:t xml:space="preserve"> LT2, </w:t>
+            </w:r>
+            <w:proofErr w:type="spellStart"/>
+            <w:r>
+              <w:t>мин</w:t>
+            </w:r>
+            <w:proofErr w:type="spellEnd"/>
+          </w:p>
+        </w:tc>
+        <w:tc>
+          <w:tcPr>
+            <w:tcW w:w="3287" w:type="dxa"/>
+          </w:tcPr>
+          <w:p>
+            <w:pPr>
+              <w:pStyle w:val="aa"/>
+            </w:pPr>
+            <w:r>
+              <w:t>14,8 ± 4,7</w:t>
+            </w:r>
+          </w:p>
+        </w:tc>
+        <w:tc>
+          <w:tcPr>
+            <w:tcW w:w="2592" w:type="dxa"/>
+          </w:tcPr>
+          <w:p>
+            <w:pPr>
+              <w:pStyle w:val="aa"/>
+            </w:pPr>
+            <w:r>
+              <w:t>10,1–25,1</w:t>
+            </w:r>
+          </w:p>
+        </w:tc>
+      </w:tr>
+      <w:tr>
+        <w:tc>
+          <w:tcPr>
+            <w:tcW w:w="3466" w:type="dxa"/>
+          </w:tcPr>
+          <w:p>
+            <w:pPr>
+              <w:pStyle w:val="aa"/>
+            </w:pPr>
+            <w:proofErr w:type="spellStart"/>
+            <w:r>
+              <w:t>Время</w:t>
+            </w:r>
+            <w:proofErr w:type="spellEnd"/>
+            <w:r>
+              <w:t xml:space="preserve"> </w:t>
+            </w:r>
+            <w:proofErr w:type="spellStart"/>
+            <w:r>
+              <w:t>достижения</w:t>
+            </w:r>
+            <w:proofErr w:type="spellEnd"/>
+            <w:r>
+              <w:t xml:space="preserve"> LT1, </w:t>
+            </w:r>
+            <w:proofErr w:type="spellStart"/>
+            <w:r>
+              <w:t>мин</w:t>
+            </w:r>
+            <w:proofErr w:type="spellEnd"/>
+          </w:p>
+        </w:tc>
+        <w:tc>
+          <w:tcPr>
+            <w:tcW w:w="3287" w:type="dxa"/>
+          </w:tcPr>
+          <w:p>
+            <w:pPr>
+              <w:pStyle w:val="aa"/>
+            </w:pPr>
+            <w:r>
+              <w:t>10,9 ± 2,7</w:t>
+            </w:r>
+          </w:p>
+        </w:tc>
+        <w:tc>
+          <w:tcPr>
+            <w:tcW w:w="2592" w:type="dxa"/>
+          </w:tcPr>
+          <w:p>
+            <w:pPr>
+              <w:pStyle w:val="aa"/>
+            </w:pPr>
+            <w:r>
+              <w:t>9,7–18,8</w:t>
+            </w:r>
+          </w:p>
+        </w:tc>
+      </w:tr>
+    </w:tbl>
+    <w:p>
+      <w:pPr>
+        <w:widowControl w:val="0"/>
+        <w:spacing w:after="0"/>
+        <w:ind w:firstLine="709"/>
+      </w:pPr>
+    </w:p>
+    <w:p>
+      <w:pPr>
+        <w:pStyle w:val="21"/>
+      </w:pPr>
+      <w:bookmarkStart w:id="19" w:name="_Toc228326045"/>
+      <w:r>
+        <w:t>2.2 Протокол нагрузочного тестирования</w:t>
+      </w:r>
+      <w:bookmarkEnd w:id="19"/>
+    </w:p>
+    <w:p>
+      <w:pPr>
+        <w:widowControl w:val="0"/>
+        <w:spacing w:after="0"/>
+        <w:ind w:firstLine="709"/>
+      </w:pPr>
+      <w:r>
+        <w:t xml:space="preserve">Тестирование проводилось на велоэргометре Lode Excalibur Sport с электромагнитным управлением нагрузкой, обеспечивающим воспроизводимость мощности независимо от каденса. Использовался ступенчатый протокол с нарастающей нагрузкой: первая ступень составляла 30 Вт (1 мин) для разминки и стабилизации сигналов датчиков; начиная с 60 </w:t>
+      </w:r>
+      <w:r>
+        <w:lastRenderedPageBreak/>
+        <w:t xml:space="preserve">Вт мощность увеличивалась на 30 Вт каждые 3 мин до достижения волевого отказа испытуемого. </w:t>
+      </w:r>
+      <w:r>
+        <w:t xml:space="preserve">Испытуемым давалась установка </w:t>
+      </w:r>
+      <w:proofErr w:type="spellStart"/>
+      <w:r>
+        <w:t>педалировать</w:t>
+      </w:r>
+      <w:proofErr w:type="spellEnd"/>
+      <w:r>
+        <w:t xml:space="preserve"> с фиксированным </w:t>
+      </w:r>
+      <w:proofErr w:type="spellStart"/>
+      <w:r>
+        <w:t>каденсом</w:t>
+      </w:r>
+      <w:proofErr w:type="spellEnd"/>
+      <w:r>
+        <w:t xml:space="preserve"> в диапазоне 65-80 об/мин. </w:t>
+      </w:r>
+      <w:r>
+        <w:t xml:space="preserve">Критерием остановки служила невозможность поддерживать </w:t>
+      </w:r>
+      <w:r>
+        <w:t xml:space="preserve">фиксированный </w:t>
+      </w:r>
+      <w:proofErr w:type="spellStart"/>
+      <w:r>
+        <w:t>каденс</w:t>
+      </w:r>
+      <w:proofErr w:type="spellEnd"/>
+      <w:r>
+        <w:t xml:space="preserve">. После </w:t>
+      </w:r>
+      <w:r>
+        <w:t>остановки</w:t>
+      </w:r>
+      <w:r>
+        <w:t xml:space="preserve"> следовал период восстановления 2–4 мин при </w:t>
+      </w:r>
+      <w:r>
+        <w:t>60-100</w:t>
+      </w:r>
+      <w:r>
+        <w:t xml:space="preserve"> </w:t>
+      </w:r>
+      <w:r>
+        <w:t>Вт</w:t>
+      </w:r>
+      <w:r>
+        <w:t>, который также фиксировался системой сбора. Последовательность ступеней мощности в программе сбора данных соответствовала предустановленной программе велоэргометра, что обеспечивало соответствие между мощностью нагрузки и временной разметкой в файле записи.</w:t>
+      </w:r>
+    </w:p>
+    <w:p>
+      <w:pPr>
+        <w:widowControl w:val="0"/>
+        <w:spacing w:after="0"/>
+        <w:ind w:firstLine="709"/>
+      </w:pPr>
+      <w:r>
+        <w:t>За 15 сек до начала каждой новой ступени выполнялся забор капиллярной крови из пальца для определения концентрации лактата. Анализ проводился на портативном биохимическом анализаторе Biosen C-line с диапазоном измерения 0,5–40,0 ммоль/л и погрешностью измерения менее 2%. Результаты лактатного анализа вносились в файл HDF5 отдельным каналом по завершении теста.</w:t>
+      </w:r>
+    </w:p>
+    <w:p>
+      <w:pPr>
+        <w:pStyle w:val="21"/>
+      </w:pPr>
+      <w:bookmarkStart w:id="20" w:name="_Toc228326046"/>
+      <w:r>
+        <w:t>2.3 Аппаратный комплекс регистрации</w:t>
+      </w:r>
+      <w:bookmarkEnd w:id="20"/>
+    </w:p>
+    <w:p>
+      <w:pPr>
+        <w:pStyle w:val="31"/>
+      </w:pPr>
+      <w:bookmarkStart w:id="21" w:name="_Toc228326047"/>
+      <w:r>
+        <w:t>2.3.1 Электромиография и инерционные измерения</w:t>
+      </w:r>
+      <w:bookmarkEnd w:id="21"/>
+    </w:p>
+    <w:p>
+      <w:pPr>
+        <w:widowControl w:val="0"/>
+        <w:spacing w:after="0"/>
+        <w:ind w:firstLine="709"/>
+      </w:pPr>
+      <w:r>
+        <w:t>Поверхностная ЭМГ регистрировалась с m. vastus lateralis (VL) доминантной ноги двумя датчиками (в дистальной и проксимальной зонах мышцы) при помощи беспроводных датчиков Delsys Trigno Avant</w:t>
+      </w:r>
+      <w:r>
+        <w:rPr>
+          <w:lang w:val="en-US"/>
+        </w:rPr>
+        <w:t>i</w:t>
+      </w:r>
+      <w:r>
+        <w:t xml:space="preserve">. Каждый датчик представляет собой сдвоенный биполярный электрод с межэлектродным расстоянием 10 мм и встроенным трёхосевым акселерометром и гироскопом. Частота дискретизации ЭМГ-канала составляла 1926 Гц, гироскопического канала – 148 Гц. Датчики устанавливались по стандартным анатомическим ориентирам SENIAM: дистальный </w:t>
+      </w:r>
+      <w:r>
+        <w:t>–</w:t>
+      </w:r>
+      <w:r>
+        <w:t xml:space="preserve"> на 2/3 расстояния от передней верхней ости подвздошной кости до верхнего края надколенника, проксимальный </w:t>
+      </w:r>
+      <w:r>
+        <w:t>–</w:t>
+      </w:r>
+      <w:r>
+        <w:t xml:space="preserve"> на 1/3 того же расстояния, оба с наклоном в направлении волокон мышцы. </w:t>
+      </w:r>
+      <w:r>
+        <w:t>Д</w:t>
+      </w:r>
+      <w:r>
+        <w:t xml:space="preserve">атчики фиксировались на контактные </w:t>
+      </w:r>
+      <w:proofErr w:type="spellStart"/>
+      <w:r>
+        <w:t>патчи</w:t>
+      </w:r>
+      <w:proofErr w:type="spellEnd"/>
+      <w:r>
+        <w:t>,</w:t>
+      </w:r>
+      <w:r>
+        <w:t xml:space="preserve"> поверх накладывался фиксирующий пластырь </w:t>
+      </w:r>
+      <w:proofErr w:type="spellStart"/>
+      <w:r>
+        <w:t>Hartmann</w:t>
+      </w:r>
+      <w:proofErr w:type="spellEnd"/>
+      <w:r>
+        <w:t xml:space="preserve"> </w:t>
+      </w:r>
+      <w:proofErr w:type="spellStart"/>
+      <w:r>
+        <w:t>Omnifix</w:t>
+      </w:r>
+      <w:proofErr w:type="spellEnd"/>
+      <w:r>
+        <w:t>.</w:t>
+      </w:r>
+      <w:r>
+        <w:t xml:space="preserve"> </w:t>
+      </w:r>
+      <w:r>
+        <w:t xml:space="preserve">Кожа в зоне установки датчиков предварительно обрабатывалась </w:t>
+      </w:r>
+      <w:r>
+        <w:lastRenderedPageBreak/>
+        <w:t>спиртовой салфеткой и очищалась марлевой для снижения импеданса контакта</w:t>
+      </w:r>
+      <w:r>
+        <w:t>. Соединение с системой сбора данных осуществлялось через протокол TCP посредством подключения к Trigno Control Utility (TCU) – фирменному серверному приложению, транслирующему бинарный поток данных с датчиков по выделенному data-порту. Сигнал ЭМГ, поступающий от TCU, не содержит нумерации пакетов, поэтому восстановление временной оси при разрывах соединения производилось путём повторной синхронизации с внутренней шиной времени системы с последующим восстановлением временных меток по дельте от частоты дискретизации.</w:t>
+      </w:r>
+    </w:p>
+    <w:p>
+      <w:pPr>
+        <w:pStyle w:val="31"/>
+      </w:pPr>
+      <w:bookmarkStart w:id="22" w:name="_Toc228326048"/>
+      <w:r>
+        <w:t>2.3.2 Ближняя инфракрасная спектроскопия</w:t>
+      </w:r>
+      <w:bookmarkEnd w:id="22"/>
+    </w:p>
+    <w:p>
+      <w:pPr>
+        <w:widowControl w:val="0"/>
+        <w:spacing w:after="0"/>
+        <w:ind w:firstLine="709"/>
+      </w:pPr>
+      <w:r>
+        <w:t xml:space="preserve">Мышечная оксигенация регистрировалась датчиком Train.Red PLUS, основанным на принципе непрерывной волновой ближней инфракрасной спектроскопии (cwNIRS). Датчик фиксировался над серединой брюшка m. vastus lateralis той же ноги, что и ЭМГ-датчики, при помощи </w:t>
+      </w:r>
+      <w:r>
+        <w:t>штатного ремешка устройства</w:t>
+      </w:r>
+      <w:r>
+        <w:t xml:space="preserve">. В ходе теста по протоколу ANT+ принимался только сигнал SmO₂ с частотой около 1–4 Гц </w:t>
+      </w:r>
+      <w:r>
+        <w:t>–</w:t>
+      </w:r>
+      <w:r>
+        <w:t xml:space="preserve"> единственная переменная, транслируемая устройством в режиме реального времени. После завершения теста производилась выгрузка сессии из </w:t>
+      </w:r>
+      <w:proofErr w:type="spellStart"/>
+      <w:r>
+        <w:t>вендорского</w:t>
+      </w:r>
+      <w:proofErr w:type="spellEnd"/>
+      <w:r>
+        <w:t xml:space="preserve"> приложения </w:t>
+      </w:r>
+      <w:proofErr w:type="spellStart"/>
+      <w:r>
+        <w:t>Train.Red</w:t>
+      </w:r>
+      <w:proofErr w:type="spellEnd"/>
+      <w:r>
+        <w:t xml:space="preserve">, </w:t>
+      </w:r>
+      <w:r>
+        <w:t>содержащая полный набор каналов: SmO₂ (фильтрованный и нефильтрованный), O₂Hb, HHb, THb, HBDiff (O₂Hb − HHb), индикаторы мышечного состояния (Muscle state/trend), а также данные встроенных акселерометра и гироскопа (оси X, Y, Z). Временная привязка вендорской выгрузки производилась по совпадению канала SmO₂ с ANT+-рядом; после выравнивания все каналы объединялись в единый HDF5-файл вместе с ЭМГ и RR-интервалами.</w:t>
+      </w:r>
+    </w:p>
+    <w:p>
+      <w:pPr>
+        <w:pStyle w:val="31"/>
+      </w:pPr>
+      <w:bookmarkStart w:id="23" w:name="_Toc228326049"/>
+      <w:r>
+        <w:t>2.3.3 Сердечный ритм</w:t>
+      </w:r>
+      <w:bookmarkEnd w:id="23"/>
+    </w:p>
+    <w:p>
+      <w:pPr>
+        <w:widowControl w:val="0"/>
+        <w:spacing w:after="0"/>
+        <w:ind w:firstLine="709"/>
+      </w:pPr>
+      <w:r>
+        <w:t xml:space="preserve">RR-интервалы регистрировались биосенсорным поясом Zephyr BioHarness 3 (Medtronic, США), передающим данные по Bluetooth Low Energy согласно официально опубликованному производителем протоколу пакетной передачи. Система принимала бинарные пакеты фиксированной структуры, из </w:t>
+      </w:r>
+      <w:r>
+        <w:lastRenderedPageBreak/>
+        <w:t>которых извлекались последовательности RR-интервалов в миллисекундах. Поскольку RR-интервалы представляют собой событийный ряд, а не равноинтервальную дискретизацию, временная ось для данного канала накапливалась суммированием последовательных интервалов. При обнаружении разрыва последовательности нумерации пакетов временная ось синхронизировалась с внутренней шиной системы и продолжалась от точки восстановления.</w:t>
+      </w:r>
+    </w:p>
+    <w:p>
+      <w:pPr>
+        <w:widowControl w:val="0"/>
+        <w:spacing w:after="0"/>
+        <w:ind w:firstLine="709"/>
+      </w:pPr>
+    </w:p>
+    <w:p>
+      <w:pPr>
+        <w:pStyle w:val="21"/>
+      </w:pPr>
+      <w:bookmarkStart w:id="24" w:name="_Toc228326050"/>
+      <w:r>
+        <w:t>2.4 Система синхронного сбора данных Sensync</w:t>
+      </w:r>
+      <w:bookmarkEnd w:id="24"/>
+    </w:p>
+    <w:p>
+      <w:pPr>
+        <w:pStyle w:val="31"/>
+      </w:pPr>
+      <w:bookmarkStart w:id="25" w:name="_Toc228326051"/>
+      <w:r>
+        <w:t>2.4.1 Архитектура и мотивация</w:t>
+      </w:r>
+      <w:bookmarkEnd w:id="25"/>
+    </w:p>
+    <w:p>
+      <w:pPr>
+        <w:widowControl w:val="0"/>
+        <w:spacing w:after="0"/>
+        <w:ind w:firstLine="709"/>
+      </w:pPr>
+      <w:r>
+        <w:t>Для синхронной регистрации сигналов с разнородных источников разработана оригинальная программная система Sensync. Необходимость собственной разработки обусловлена отсутствием готовых решений, обеспечивающих одновременную запись разночастотных потоков (1926 Гц, 148 Гц, 3–4 Гц, событийный RR) в единый файл с общей временной осью и возможностью последующего воспроизведения и анализа в том же программном окружении.</w:t>
+      </w:r>
+    </w:p>
+    <w:p>
+      <w:pPr>
+        <w:widowControl w:val="0"/>
+        <w:spacing w:after="0"/>
+        <w:ind w:firstLine="709"/>
+      </w:pPr>
+      <w:r>
+        <w:t xml:space="preserve">Система прошла четыре крупные итерации разработки. На первом этапе реализовано приложение на Python с управляющим циклом трёх фаз (сбор с адаптеров, обработка, визуализация в Matplotlib). Ограниченные возможности управления привели к добавлению GUI-оболочки на Flet с сохранением Python-ядра. На третьем этапе визуализация была вынесена в отдельное React-приложение с обменом через Protocol Buffers, однако производительность такого решения оказалась недостаточной для высокочастотных потоков ЭМГ. На четвёртом этапе принято решение о полном переходе на платформу Node.js / Electron / React с отказом от управляющего цикла в пользу событийно-ориентированной (event-driven) архитектуры. Ключевым мотивом последней итерации стал опыт работы с частично потерянными и несинхронизованными данными, собранными на предыдущем оборудовании, – это показало критичность единой временной модели для корректного совмещения </w:t>
+      </w:r>
+      <w:r>
+        <w:lastRenderedPageBreak/>
+        <w:t>разночастотных каналов.</w:t>
+      </w:r>
+    </w:p>
+    <w:p>
+      <w:pPr>
+        <w:pStyle w:val="31"/>
+      </w:pPr>
+      <w:bookmarkStart w:id="26" w:name="_Toc228326052"/>
+      <w:r>
+        <w:t>2.4.2 Реализация</w:t>
+      </w:r>
+      <w:bookmarkEnd w:id="26"/>
+    </w:p>
+    <w:p>
+      <w:pPr>
+        <w:widowControl w:val="0"/>
+        <w:spacing w:after="0"/>
+        <w:ind w:firstLine="709"/>
+      </w:pPr>
+      <w:r>
+        <w:t xml:space="preserve">Sensync реализована как модульное десктопное приложение на платформе </w:t>
+      </w:r>
+      <w:proofErr w:type="spellStart"/>
+      <w:r>
+        <w:t>Electron</w:t>
+      </w:r>
+      <w:proofErr w:type="spellEnd"/>
+      <w:r>
+        <w:t xml:space="preserve"> (см</w:t>
+      </w:r>
+      <w:r>
+        <w:t xml:space="preserve">. </w:t>
+      </w:r>
+      <w:r>
+        <w:t>т</w:t>
+      </w:r>
+      <w:r>
+        <w:t>аблицу 2.</w:t>
+      </w:r>
+      <w:r>
+        <w:t>4.2</w:t>
+      </w:r>
+      <w:r>
+        <w:t>)</w:t>
+      </w:r>
+      <w:r>
+        <w:t>. Каждый источник данных инкапсулирован в изолированном плагине, выполняемом в отдельном потоке (worker_thread), что обеспечивает независимость обработки каналов и задействование нескольких процессорных ядер. Взаимодействие между плагинами осуществляется через внутреннюю событийную шину без прямых вызовов между модулями. Конфигурация набора активных плагинов и их взаимодействий задаётся профилем запуска, что позволяет переключаться между экспериментальными сценариями без изменения кода.</w:t>
+      </w:r>
+    </w:p>
+    <w:p>
+      <w:pPr>
+        <w:widowControl w:val="0"/>
+        <w:spacing w:after="0"/>
+        <w:ind w:firstLine="709"/>
+      </w:pPr>
+      <w:r>
+        <w:t>Временная модель системы опирается на внутреннюю шину сессионного времени, отсчитываемого от момента старта записи; абсолютное время начала протокола сохраняется в метаданных. Это позволяет корректно обрабатывать разрывы соединения и обеспечивает воспроизводимость временных отношений между каналами при последующем анализе.</w:t>
+      </w:r>
+    </w:p>
+    <w:p>
+      <w:pPr>
+        <w:widowControl w:val="0"/>
+        <w:spacing w:after="0"/>
+        <w:ind w:firstLine="709"/>
+      </w:pPr>
+      <w:r>
+        <w:t>Данные всех каналов записываются в единый файл формата HDF5 (Hierarchical Data Format version 5): каждый источник формирует отдельный набор данных (dataset) в иерархической структуре файла и буферизирует записи независимо батчами. Формат HDF5 обеспечивает эффективное хранение разнородных временных рядов, поддерживает произвольный доступ к сегментам данных и допускает хранение метаданных (возраст, пол, масса тела, рост, время начала протокола) непосредственно в том же файле. Данные лактата вносятся в тот же файл отдельным каналом по завершении теста.</w:t>
+      </w:r>
+    </w:p>
+    <w:p>
+      <w:pPr>
+        <w:widowControl w:val="0"/>
+        <w:spacing w:after="0"/>
+        <w:ind w:firstLine="709"/>
+      </w:pPr>
+      <w:r>
+        <w:t>Для верификации целостности потоков все пакеты (кроме Delsys) снабжаются порядковыми номерами; система отслеживает разрывы последовательности и применяет канал-специфичные стратегии восстановления временной оси, описанные в разделе 2.3.</w:t>
+      </w:r>
+    </w:p>
+    <w:p>
+      <w:pPr>
+        <w:pStyle w:val="ad"/>
+        <w:rPr>
+          <w:lang w:val="en-US"/>
+        </w:rPr>
+      </w:pPr>
+      <w:r>
+        <w:t>Таблица 2.</w:t>
+      </w:r>
+      <w:r>
+        <w:rPr>
+          <w:lang w:val="en-US"/>
+        </w:rPr>
+        <w:t>4.2</w:t>
+      </w:r>
+      <w:r>
+        <w:t xml:space="preserve">. Технологический стек </w:t>
+      </w:r>
+      <w:proofErr w:type="spellStart"/>
+      <w:r>
+        <w:rPr>
+          <w:lang w:val="en-US"/>
+        </w:rPr>
+        <w:t>sensync</w:t>
+      </w:r>
+      <w:proofErr w:type="spellEnd"/>
+      <w:r>
+        <w:rPr>
+          <w:lang w:val="en-US"/>
+        </w:rPr>
+        <w:t>.</w:t>
+      </w:r>
+    </w:p>
+    <w:tbl>
+      <w:tblPr>
+        <w:tblStyle w:val="a9"/>
+        <w:tblW w:w="0" w:type="auto"/>
+        <w:tblLook w:val="04A0" w:firstRow="1" w:lastRow="0" w:firstColumn="1" w:lastColumn="0" w:noHBand="0" w:noVBand="1"/>
+      </w:tblPr>
+      <w:tblGrid>
+        <w:gridCol w:w="4672"/>
+        <w:gridCol w:w="4673"/>
+      </w:tblGrid>
+      <w:tr>
+        <w:tc>
+          <w:tcPr>
+            <w:tcW w:w="4672" w:type="dxa"/>
+          </w:tcPr>
+          <w:p>
+            <w:pPr>
+              <w:pStyle w:val="aa"/>
+              <w:jc w:val="center"/>
               <w:rPr>
                 <w:b/>
                 <w:bCs/>
               </w:rPr>
-              <w:t>Min</w:t>
-            </w:r>
-            <w:proofErr w:type="spellEnd"/>
+            </w:pPr>
+            <w:proofErr w:type="spellStart"/>
             <w:r>
               <w:rPr>
                 <w:b/>
                 <w:bCs/>
               </w:rPr>
-              <w:t>–</w:t>
-            </w:r>
-            <w:proofErr w:type="spellStart"/>
-            <w:r>
+              <w:t>Компонент</w:t>
+            </w:r>
+            <w:proofErr w:type="spellEnd"/>
+          </w:p>
+        </w:tc>
+        <w:tc>
+          <w:tcPr>
+            <w:tcW w:w="4673" w:type="dxa"/>
+          </w:tcPr>
+          <w:p>
+            <w:pPr>
+              <w:pStyle w:val="aa"/>
+              <w:jc w:val="center"/>
               <w:rPr>
                 <w:b/>
                 <w:bCs/>
-              </w:rPr>
-              <w:t>Max</w:t>
+                <w:lang w:val="ru-RU"/>
+              </w:rPr>
+            </w:pPr>
+            <w:r>
+              <w:rPr>
+                <w:b/>
+                <w:bCs/>
+                <w:lang w:val="ru-RU"/>
+              </w:rPr>
+              <w:t>Технология</w:t>
+            </w:r>
+          </w:p>
+        </w:tc>
+      </w:tr>
+      <w:tr>
+        <w:tc>
+          <w:tcPr>
+            <w:tcW w:w="4672" w:type="dxa"/>
+          </w:tcPr>
+          <w:p>
+            <w:pPr>
+              <w:pStyle w:val="aa"/>
+            </w:pPr>
+            <w:proofErr w:type="spellStart"/>
+            <w:r>
+              <w:t>Платформа</w:t>
+            </w:r>
+            <w:proofErr w:type="spellEnd"/>
+          </w:p>
+        </w:tc>
+        <w:tc>
+          <w:tcPr>
+            <w:tcW w:w="4673" w:type="dxa"/>
+          </w:tcPr>
+          <w:p>
+            <w:pPr>
+              <w:pStyle w:val="aa"/>
+            </w:pPr>
+            <w:r>
+              <w:t>Electron (Node.js 20, TypeScript)</w:t>
+            </w:r>
+          </w:p>
+        </w:tc>
+      </w:tr>
+      <w:tr>
+        <w:tc>
+          <w:tcPr>
+            <w:tcW w:w="4672" w:type="dxa"/>
+          </w:tcPr>
+          <w:p>
+            <w:pPr>
+              <w:pStyle w:val="aa"/>
+            </w:pPr>
+            <w:proofErr w:type="spellStart"/>
+            <w:r>
+              <w:lastRenderedPageBreak/>
+              <w:t>Пользовательский</w:t>
+            </w:r>
+            <w:proofErr w:type="spellEnd"/>
+            <w:r>
+              <w:t xml:space="preserve"> </w:t>
+            </w:r>
+            <w:proofErr w:type="spellStart"/>
+            <w:r>
+              <w:t>интерфейс</w:t>
+            </w:r>
+            <w:proofErr w:type="spellEnd"/>
+          </w:p>
+        </w:tc>
+        <w:tc>
+          <w:tcPr>
+            <w:tcW w:w="4673" w:type="dxa"/>
+          </w:tcPr>
+          <w:p>
+            <w:pPr>
+              <w:pStyle w:val="aa"/>
+            </w:pPr>
+            <w:r>
+              <w:t xml:space="preserve">React 19, </w:t>
+            </w:r>
+            <w:proofErr w:type="spellStart"/>
+            <w:r>
+              <w:t>ECharts</w:t>
             </w:r>
             <w:proofErr w:type="spellEnd"/>
           </w:p>
@@ -9597,40 +10478,34 @@
       <w:tr>
         <w:tc>
           <w:tcPr>
-            <w:tcW w:w="5240" w:type="dxa"/>
+            <w:tcW w:w="4672" w:type="dxa"/>
           </w:tcPr>
           <w:p>
             <w:pPr>
               <w:pStyle w:val="aa"/>
             </w:pPr>
-            <w:r>
-              <w:t>Возраст, лет</w:t>
-            </w:r>
+            <w:proofErr w:type="spellStart"/>
+            <w:r>
+              <w:t>Многопоточность</w:t>
+            </w:r>
+            <w:proofErr w:type="spellEnd"/>
           </w:p>
         </w:tc>
         <w:tc>
           <w:tcPr>
-            <w:tcW w:w="2126" w:type="dxa"/>
+            <w:tcW w:w="4673" w:type="dxa"/>
           </w:tcPr>
           <w:p>
             <w:pPr>
               <w:pStyle w:val="aa"/>
             </w:pPr>
-            <w:r>
-              <w:t>33,1 ± 7,5</w:t>
-            </w:r>
-          </w:p>
-        </w:tc>
-        <w:tc>
-          <w:tcPr>
-            <w:tcW w:w="1979" w:type="dxa"/>
-          </w:tcPr>
-          <w:p>
-            <w:pPr>
-              <w:pStyle w:val="aa"/>
-            </w:pPr>
-            <w:r>
-              <w:t>22–43</w:t>
+            <w:proofErr w:type="spellStart"/>
+            <w:r>
+              <w:t>worker_threads</w:t>
+            </w:r>
+            <w:proofErr w:type="spellEnd"/>
+            <w:r>
+              <w:t xml:space="preserve"> (Node.js)</w:t>
             </w:r>
           </w:p>
         </w:tc>
@@ -9638,40 +10513,53 @@
       <w:tr>
         <w:tc>
           <w:tcPr>
-            <w:tcW w:w="5240" w:type="dxa"/>
+            <w:tcW w:w="4672" w:type="dxa"/>
           </w:tcPr>
           <w:p>
             <w:pPr>
               <w:pStyle w:val="aa"/>
             </w:pPr>
-            <w:r>
-              <w:t>Рост, см</w:t>
-            </w:r>
+            <w:proofErr w:type="spellStart"/>
+            <w:r>
+              <w:t>Формат</w:t>
+            </w:r>
+            <w:proofErr w:type="spellEnd"/>
+            <w:r>
+              <w:t xml:space="preserve"> </w:t>
+            </w:r>
+            <w:proofErr w:type="spellStart"/>
+            <w:r>
+              <w:t>хранения</w:t>
+            </w:r>
+            <w:proofErr w:type="spellEnd"/>
+            <w:r>
+              <w:t xml:space="preserve"> </w:t>
+            </w:r>
+            <w:proofErr w:type="spellStart"/>
+            <w:r>
+              <w:t>данных</w:t>
+            </w:r>
+            <w:proofErr w:type="spellEnd"/>
           </w:p>
         </w:tc>
         <w:tc>
           <w:tcPr>
-            <w:tcW w:w="2126" w:type="dxa"/>
+            <w:tcW w:w="4673" w:type="dxa"/>
           </w:tcPr>
           <w:p>
             <w:pPr>
               <w:pStyle w:val="aa"/>
             </w:pPr>
             <w:r>
-              <w:t>171,5 ± 8,8</w:t>
-            </w:r>
-          </w:p>
-        </w:tc>
-        <w:tc>
-          <w:tcPr>
-            <w:tcW w:w="1979" w:type="dxa"/>
-          </w:tcPr>
-          <w:p>
-            <w:pPr>
-              <w:pStyle w:val="aa"/>
-            </w:pPr>
-            <w:r>
-              <w:t>151–183</w:t>
+              <w:t>HDF5 (</w:t>
+            </w:r>
+            <w:proofErr w:type="spellStart"/>
+            <w:r>
+              <w:t>библиотека</w:t>
+            </w:r>
+            <w:proofErr w:type="spellEnd"/>
+            <w:r>
+              <w:t xml:space="preserve"> h5wasm)</w:t>
             </w:r>
           </w:p>
         </w:tc>
@@ -9679,40 +10567,61 @@
       <w:tr>
         <w:tc>
           <w:tcPr>
-            <w:tcW w:w="5240" w:type="dxa"/>
+            <w:tcW w:w="4672" w:type="dxa"/>
           </w:tcPr>
           <w:p>
             <w:pPr>
               <w:pStyle w:val="aa"/>
             </w:pPr>
-            <w:r>
-              <w:t>Масса тела, кг</w:t>
-            </w:r>
+            <w:proofErr w:type="spellStart"/>
+            <w:r>
+              <w:t>Подключение</w:t>
+            </w:r>
+            <w:proofErr w:type="spellEnd"/>
+            <w:r>
+              <w:t xml:space="preserve"> </w:t>
+            </w:r>
+            <w:proofErr w:type="spellStart"/>
+            <w:r>
+              <w:t>Delsys</w:t>
+            </w:r>
+            <w:proofErr w:type="spellEnd"/>
+            <w:r>
+              <w:t xml:space="preserve"> </w:t>
+            </w:r>
+            <w:proofErr w:type="spellStart"/>
+            <w:r>
+              <w:t>Trigno</w:t>
+            </w:r>
+            <w:proofErr w:type="spellEnd"/>
           </w:p>
         </w:tc>
         <w:tc>
           <w:tcPr>
-            <w:tcW w:w="2126" w:type="dxa"/>
+            <w:tcW w:w="4673" w:type="dxa"/>
           </w:tcPr>
           <w:p>
             <w:pPr>
               <w:pStyle w:val="aa"/>
             </w:pPr>
             <w:r>
-              <w:t>71,2 ± 14,8</w:t>
-            </w:r>
-          </w:p>
-        </w:tc>
-        <w:tc>
-          <w:tcPr>
-            <w:tcW w:w="1979" w:type="dxa"/>
-          </w:tcPr>
-          <w:p>
-            <w:pPr>
-              <w:pStyle w:val="aa"/>
-            </w:pPr>
-            <w:r>
-              <w:t>45–104</w:t>
+              <w:t>TCP-</w:t>
+            </w:r>
+            <w:proofErr w:type="spellStart"/>
+            <w:r>
+              <w:t>сокет</w:t>
+            </w:r>
+            <w:proofErr w:type="spellEnd"/>
+            <w:r>
+              <w:t xml:space="preserve"> к </w:t>
+            </w:r>
+            <w:proofErr w:type="spellStart"/>
+            <w:r>
+              <w:t>Trigno</w:t>
+            </w:r>
+            <w:proofErr w:type="spellEnd"/>
+            <w:r>
+              <w:t xml:space="preserve"> Control Utility</w:t>
             </w:r>
           </w:p>
         </w:tc>
@@ -9720,40 +10629,48 @@
       <w:tr>
         <w:tc>
           <w:tcPr>
-            <w:tcW w:w="5240" w:type="dxa"/>
+            <w:tcW w:w="4672" w:type="dxa"/>
           </w:tcPr>
           <w:p>
             <w:pPr>
               <w:pStyle w:val="aa"/>
             </w:pPr>
-            <w:r>
-              <w:t>ИМТ, кг/м²</w:t>
+            <w:proofErr w:type="spellStart"/>
+            <w:r>
+              <w:t>Подключение</w:t>
+            </w:r>
+            <w:proofErr w:type="spellEnd"/>
+            <w:r>
+              <w:t xml:space="preserve"> </w:t>
+            </w:r>
+            <w:proofErr w:type="spellStart"/>
+            <w:r>
+              <w:t>Train.Red</w:t>
+            </w:r>
+            <w:proofErr w:type="spellEnd"/>
+            <w:r>
+              <w:t xml:space="preserve"> PLUS</w:t>
             </w:r>
           </w:p>
         </w:tc>
         <w:tc>
           <w:tcPr>
-            <w:tcW w:w="2126" w:type="dxa"/>
+            <w:tcW w:w="4673" w:type="dxa"/>
           </w:tcPr>
           <w:p>
             <w:pPr>
               <w:pStyle w:val="aa"/>
             </w:pPr>
             <w:r>
-              <w:t>24,0 ± 3,2</w:t>
-            </w:r>
-          </w:p>
-        </w:tc>
-        <w:tc>
-          <w:tcPr>
-            <w:tcW w:w="1979" w:type="dxa"/>
-          </w:tcPr>
-          <w:p>
-            <w:pPr>
-              <w:pStyle w:val="aa"/>
-            </w:pPr>
-            <w:r>
-              <w:t>19–32</w:t>
+              <w:t>ANT+ (</w:t>
+            </w:r>
+            <w:proofErr w:type="spellStart"/>
+            <w:r>
+              <w:t>библиотека</w:t>
+            </w:r>
+            <w:proofErr w:type="spellEnd"/>
+            <w:r>
+              <w:t xml:space="preserve"> ant-plus)</w:t>
             </w:r>
           </w:p>
         </w:tc>
@@ -9761,7 +10678,7 @@
       <w:tr>
         <w:tc>
           <w:tcPr>
-            <w:tcW w:w="5240" w:type="dxa"/>
+            <w:tcW w:w="4672" w:type="dxa"/>
           </w:tcPr>
           <w:p>
             <w:pPr>
@@ -9769,50 +10686,37 @@
             </w:pPr>
             <w:proofErr w:type="spellStart"/>
             <w:r>
-              <w:t>Время</w:t>
+              <w:t>Подключение</w:t>
             </w:r>
             <w:proofErr w:type="spellEnd"/>
             <w:r>
-              <w:t xml:space="preserve"> </w:t>
+              <w:t xml:space="preserve"> Zephyr </w:t>
             </w:r>
             <w:proofErr w:type="spellStart"/>
             <w:r>
-              <w:t>достижения</w:t>
-            </w:r>
-            <w:proofErr w:type="spellEnd"/>
-            <w:r>
-              <w:t xml:space="preserve"> LT2, </w:t>
-            </w:r>
-            <w:proofErr w:type="spellStart"/>
-            <w:r>
-              <w:t>мин</w:t>
+              <w:t>BioHarness</w:t>
             </w:r>
             <w:proofErr w:type="spellEnd"/>
           </w:p>
         </w:tc>
         <w:tc>
           <w:tcPr>
-            <w:tcW w:w="2126" w:type="dxa"/>
+            <w:tcW w:w="4673" w:type="dxa"/>
           </w:tcPr>
           <w:p>
             <w:pPr>
               <w:pStyle w:val="aa"/>
             </w:pPr>
             <w:r>
-              <w:t>14,8 ± 4,7</w:t>
-            </w:r>
-          </w:p>
-        </w:tc>
-        <w:tc>
-          <w:tcPr>
-            <w:tcW w:w="1979" w:type="dxa"/>
-          </w:tcPr>
-          <w:p>
-            <w:pPr>
-              <w:pStyle w:val="aa"/>
-            </w:pPr>
-            <w:r>
-              <w:t>10,1–25,1</w:t>
+              <w:t>BLE (</w:t>
+            </w:r>
+            <w:proofErr w:type="spellStart"/>
+            <w:r>
+              <w:t>библиотека</w:t>
+            </w:r>
+            <w:proofErr w:type="spellEnd"/>
+            <w:r>
+              <w:t xml:space="preserve"> @abandonware/noble)</w:t>
             </w:r>
           </w:p>
         </w:tc>
@@ -9820,7 +10724,7 @@
       <w:tr>
         <w:tc>
           <w:tcPr>
-            <w:tcW w:w="5240" w:type="dxa"/>
+            <w:tcW w:w="4672" w:type="dxa"/>
           </w:tcPr>
           <w:p>
             <w:pPr>
@@ -9828,565 +10732,45 @@
             </w:pPr>
             <w:proofErr w:type="spellStart"/>
             <w:r>
-              <w:t>Время</w:t>
+              <w:t>Обмен</w:t>
             </w:r>
             <w:proofErr w:type="spellEnd"/>
             <w:r>
+              <w:t xml:space="preserve"> с </w:t>
+            </w:r>
+            <w:proofErr w:type="spellStart"/>
+            <w:r>
+              <w:t>вычислительными</w:t>
+            </w:r>
+            <w:proofErr w:type="spellEnd"/>
+            <w:r>
               <w:t xml:space="preserve"> </w:t>
             </w:r>
             <w:proofErr w:type="spellStart"/>
             <w:r>
-              <w:t>достижения</w:t>
-            </w:r>
-            <w:proofErr w:type="spellEnd"/>
-            <w:r>
-              <w:t xml:space="preserve"> LT1, </w:t>
-            </w:r>
-            <w:proofErr w:type="spellStart"/>
-            <w:r>
-              <w:t>мин</w:t>
+              <w:t>воркерами</w:t>
             </w:r>
             <w:proofErr w:type="spellEnd"/>
           </w:p>
         </w:tc>
         <w:tc>
           <w:tcPr>
-            <w:tcW w:w="2126" w:type="dxa"/>
+            <w:tcW w:w="4673" w:type="dxa"/>
           </w:tcPr>
           <w:p>
             <w:pPr>
               <w:pStyle w:val="aa"/>
             </w:pPr>
             <w:r>
-              <w:t>10,9 ± 2,7</w:t>
-            </w:r>
-          </w:p>
-        </w:tc>
-        <w:tc>
-          <w:tcPr>
-            <w:tcW w:w="1979" w:type="dxa"/>
-          </w:tcPr>
-          <w:p>
-            <w:pPr>
-              <w:pStyle w:val="aa"/>
-            </w:pPr>
-            <w:r>
-              <w:t>9,7–18,8</w:t>
-            </w:r>
-          </w:p>
-        </w:tc>
-      </w:tr>
-    </w:tbl>
-    <w:p>
-      <w:pPr>
-        <w:pStyle w:val="21"/>
-      </w:pPr>
-      <w:bookmarkStart w:id="19" w:name="_Toc228326045"/>
-      <w:r>
-        <w:t>2.2 Протокол нагрузочного тестирования</w:t>
-      </w:r>
-      <w:bookmarkEnd w:id="19"/>
-    </w:p>
-    <w:p>
-      <w:pPr>
-        <w:widowControl w:val="0"/>
-        <w:spacing w:after="0"/>
-        <w:ind w:firstLine="709"/>
-      </w:pPr>
-      <w:r>
-        <w:t xml:space="preserve">Тестирование проводилось на велоэргометре Lode Excalibur Sport с электромагнитным управлением нагрузкой, обеспечивающим воспроизводимость мощности независимо от каденса. Использовался ступенчатый протокол с нарастающей нагрузкой: первая ступень составляла 30 Вт (1 мин) для разминки и </w:t>
-      </w:r>
-      <w:r>
-        <w:t xml:space="preserve">калибровки </w:t>
-      </w:r>
-      <w:r>
-        <w:t xml:space="preserve">сигналов датчиков; начиная с 60 Вт мощность увеличивалась на 30 Вт каждые 3 мин до достижения волевого отказа испытуемого. Критерием остановки служила невозможность </w:t>
-      </w:r>
-      <w:r>
-        <w:lastRenderedPageBreak/>
-        <w:t xml:space="preserve">поддерживать каденс в пределах </w:t>
-      </w:r>
-      <w:r>
-        <w:t>65-80</w:t>
-      </w:r>
-      <w:r>
-        <w:t xml:space="preserve"> об/мин. После отказа следовал период восстановления 2–4 мин при половине от максимальной мощности, который также фиксировался.</w:t>
-      </w:r>
-    </w:p>
-    <w:p>
-      <w:pPr>
-        <w:widowControl w:val="0"/>
-        <w:spacing w:after="0"/>
-        <w:ind w:firstLine="709"/>
-      </w:pPr>
-      <w:r>
-        <w:t>За 15 сек до начала каждой новой ступени выполнялся забор капиллярной крови из пальца для определения концентрации лактата. Анализ проводился на портативном биохимическом анализаторе Biosen C-line с диапазоном измерения 0,5–40,0 ммоль/л и погрешностью измерения менее 2%. Результаты лактатного анализа вносились в файл HDF5 отдельным каналом по завершении теста.</w:t>
-      </w:r>
-    </w:p>
-    <w:p>
-      <w:pPr>
-        <w:pStyle w:val="21"/>
-      </w:pPr>
-      <w:bookmarkStart w:id="20" w:name="_Toc228326046"/>
-      <w:r>
-        <w:t>2.3 Аппаратный комплекс регистрации</w:t>
-      </w:r>
-      <w:bookmarkEnd w:id="20"/>
-    </w:p>
-    <w:p>
-      <w:pPr>
-        <w:pStyle w:val="31"/>
-      </w:pPr>
-      <w:bookmarkStart w:id="21" w:name="_Toc228326047"/>
-      <w:r>
-        <w:t>2.3.1 Электромиография и инерционные измерения</w:t>
-      </w:r>
-      <w:bookmarkEnd w:id="21"/>
-    </w:p>
-    <w:p>
-      <w:pPr>
-        <w:widowControl w:val="0"/>
-        <w:spacing w:after="0"/>
-        <w:ind w:firstLine="709"/>
-      </w:pPr>
-      <w:r>
-        <w:t>Поверхностная ЭМГ регистрировалась с m. vastus lateralis (VL) доминантной ноги двумя датчиками (в дистальной и проксимальной зонах мышцы) при помощи беспроводных датчиков Delsys Trigno Avant</w:t>
-      </w:r>
-      <w:r>
-        <w:rPr>
-          <w:lang w:val="en-US"/>
-        </w:rPr>
-        <w:t>i</w:t>
-      </w:r>
-      <w:r>
-        <w:t xml:space="preserve">. Каждый датчик представляет собой сдвоенный биполярный электрод с межэлектродным расстоянием 10 мм и встроенным трёхосевым акселерометром и гироскопом. Частота дискретизации ЭМГ-канала составляла 1926 Гц, гироскопического канала – 148 Гц. Датчики устанавливались по стандартным анатомическим ориентирам SENIAM: дистальный — на 2/3 расстояния от передней верхней ости подвздошной кости до верхнего края надколенника, проксимальный — на 1/3 того же расстояния, оба с наклоном в направлении волокон мышцы. Перед установкой кожа обрабатывалась абразивной пастой и спиртом для снижения импеданса контакта. Соединение с системой сбора данных осуществлялось через протокол TCP посредством подключения к Trigno Control Utility (TCU) – фирменному серверному приложению, транслирующему бинарный поток данных с датчиков по выделенному data-порту. Сигнал ЭМГ, поступающий от TCU, не содержит нумерации пакетов, поэтому восстановление временной оси при разрывах соединения производилось путём повторной синхронизации с внутренней шиной времени системы с последующим восстановлением </w:t>
-      </w:r>
-      <w:r>
-        <w:lastRenderedPageBreak/>
-        <w:t>временных меток по дельте от частоты дискретизации.</w:t>
-      </w:r>
-    </w:p>
-    <w:p>
-      <w:pPr>
-        <w:pStyle w:val="31"/>
-      </w:pPr>
-      <w:bookmarkStart w:id="22" w:name="_Toc228326048"/>
-      <w:r>
-        <w:t>2.3.2 Ближняя инфракрасная спектроскопия</w:t>
-      </w:r>
-      <w:bookmarkEnd w:id="22"/>
-    </w:p>
-    <w:p>
-      <w:pPr>
-        <w:widowControl w:val="0"/>
-        <w:spacing w:after="0"/>
-        <w:ind w:firstLine="709"/>
-      </w:pPr>
-      <w:r>
-        <w:t>Мышечная оксигенация регистрировалась датчиком Moxy Monitor, основанным на принципе непрерывной волновой ближней инфракрасной спектроскопии (cwNIRS). Датчик фиксировался над серединой брюшка m. vastus lateralis той же ноги, что и ЭМГ-датчики, при помощи адгезивного крепления поверх компрессионного рукава, исключающего смещение при педалировании. Устройство передавало данные по протоколу ANT+ с частотой 3–4 Гц. Регистрируемые переменные: насыщение мышечного гемоглобина кислородом (SmO₂, %) и суммарная концентрация гемоглобина (THb, г/дл). Временные метки каждого пакета соответствовали времени его прихода на шину по внутренним часам системы; пропущенные пакеты не интерполировались на этапе сбора и фиксировались как отсутствие точки в временном ряду.</w:t>
-      </w:r>
-    </w:p>
-    <w:p>
-      <w:pPr>
-        <w:pStyle w:val="31"/>
-      </w:pPr>
-      <w:bookmarkStart w:id="23" w:name="_Toc228326049"/>
-      <w:r>
-        <w:t>2.3.3 Сердечный ритм</w:t>
-      </w:r>
-      <w:bookmarkEnd w:id="23"/>
-    </w:p>
-    <w:p>
-      <w:pPr>
-        <w:widowControl w:val="0"/>
-        <w:spacing w:after="0"/>
-        <w:ind w:firstLine="709"/>
-      </w:pPr>
-      <w:r>
-        <w:t>RR-интервалы регистрировались биосенсорным поясом Zephyr BioHarness 3 (Medtronic, США), передающим данные по Bluetooth Low Energy согласно официально опубликованному производителем протоколу пакетной передачи. Система принимала бинарные пакеты фиксированной структуры, из которых извлекались последовательности RR-интервалов в миллисекундах. Поскольку RR-интервалы представляют собой событийный ряд, а не равноинтервальную дискретизацию, временная ось для данного канала накапливалась суммированием последовательных интервалов. При обнаружении разрыва последовательности нумерации пакетов временная ось синхронизировалась с внутренней шиной системы и продолжалась от точки восстановления.</w:t>
-      </w:r>
-    </w:p>
-    <w:p>
-      <w:pPr>
-        <w:widowControl w:val="0"/>
-        <w:spacing w:after="0"/>
-        <w:ind w:firstLine="709"/>
-      </w:pPr>
-    </w:p>
-    <w:p>
-      <w:pPr>
-        <w:pStyle w:val="21"/>
-      </w:pPr>
-      <w:bookmarkStart w:id="24" w:name="_Toc228326050"/>
-      <w:r>
-        <w:t>2.4 Система синхронного сбора данных Sensync</w:t>
-      </w:r>
-      <w:bookmarkEnd w:id="24"/>
-    </w:p>
-    <w:p>
-      <w:pPr>
-        <w:pStyle w:val="31"/>
-      </w:pPr>
-      <w:bookmarkStart w:id="25" w:name="_Toc228326051"/>
-      <w:r>
-        <w:t>2.4.1 Архитектура и мотивация</w:t>
-      </w:r>
-      <w:bookmarkEnd w:id="25"/>
-    </w:p>
-    <w:p>
-      <w:pPr>
-        <w:widowControl w:val="0"/>
-        <w:spacing w:after="0"/>
-        <w:ind w:firstLine="709"/>
-      </w:pPr>
-      <w:r>
-        <w:t xml:space="preserve">Для синхронной регистрации сигналов с разнородных источников </w:t>
-      </w:r>
-      <w:r>
-        <w:lastRenderedPageBreak/>
-        <w:t>разработана оригинальная программная система Sensync. Необходимость собственной разработки обусловлена отсутствием готовых решений, обеспечивающих одновременную запись разночастотных потоков (1926 Гц, 148 Гц, 3–4 Гц, событийный RR) в единый файл с общей временной осью и возможностью последующего воспроизведения и анализа в том же программном окружении.</w:t>
-      </w:r>
-    </w:p>
-    <w:p>
-      <w:pPr>
-        <w:widowControl w:val="0"/>
-        <w:spacing w:after="0"/>
-        <w:ind w:firstLine="709"/>
-      </w:pPr>
-      <w:r>
-        <w:t>Система прошла четыре крупные итерации разработки. На первом этапе реализовано приложение на Python с управляющим циклом трёх фаз (сбор с адаптеров, обработка, визуализация в Matplotlib). Ограниченные возможности управления привели к добавлению GUI-оболочки на Flet с сохранением Python-ядра. На третьем этапе визуализация была вынесена в отдельное React-приложение с обменом через Protocol Buffers, однако производительность такого решения оказалась недостаточной для высокочастотных потоков ЭМГ. На четвёртом этапе принято решение о полном переходе на платформу Node.js / Electron / React с отказом от управляющего цикла в пользу событийно-ориентированной (event-driven) архитектуры. Ключевым мотивом последней итерации стал опыт работы с частично потерянными и несинхронизованными данными, собранными на предыдущем оборудовании, – это показало критичность единой временной модели для корректного совмещения разночастотных каналов.</w:t>
-      </w:r>
-    </w:p>
-    <w:p>
-      <w:pPr>
-        <w:pStyle w:val="31"/>
-      </w:pPr>
-      <w:bookmarkStart w:id="26" w:name="_Toc228326052"/>
-      <w:r>
-        <w:t>2.4.2 Реализация</w:t>
-      </w:r>
-      <w:bookmarkEnd w:id="26"/>
-    </w:p>
-    <w:p>
-      <w:pPr>
-        <w:widowControl w:val="0"/>
-        <w:spacing w:after="0"/>
-        <w:ind w:firstLine="709"/>
-      </w:pPr>
-      <w:r>
-        <w:t>Sensync реализована как модульное десктопное приложение на платформе Electron (Node.js, TypeScript, React 19). Каждый источник данных инкапсулирован в изолированном плагине, выполняемом в отдельном потоке (worker_thread), что обеспечивает независимость обработки каналов и задействование нескольких процессорных ядер. Взаимодействие между плагинами осуществляется через внутреннюю событийную шину без прямых вызовов между модулями. Конфигурация набора активных плагинов и их взаимодействий задаётся профилем запуска, что позволяет переключаться между экспериментальными сценариями без изменения кода.</w:t>
-      </w:r>
-    </w:p>
-    <w:p>
-      <w:pPr>
-        <w:widowControl w:val="0"/>
-        <w:spacing w:after="0"/>
-        <w:ind w:firstLine="709"/>
-      </w:pPr>
-      <w:r>
-        <w:lastRenderedPageBreak/>
-        <w:t>Временная модель системы опирается на внутреннюю шину сессионного времени, отсчитываемого от момента старта записи; абсолютное время начала протокола сохраняется в метаданных. Это позволяет корректно обрабатывать разрывы соединения и обеспечивает воспроизводимость временных отношений между каналами при последующем анализе.</w:t>
-      </w:r>
-    </w:p>
-    <w:p>
-      <w:pPr>
-        <w:widowControl w:val="0"/>
-        <w:spacing w:after="0"/>
-        <w:ind w:firstLine="709"/>
-      </w:pPr>
-      <w:r>
-        <w:t>Данные всех каналов записываются в единый файл формата HDF5 (Hierarchical Data Format version 5): каждый источник формирует отдельный набор данных (dataset) в иерархической структуре файла и буферизирует записи независимо батчами. Формат HDF5 обеспечивает эффективное хранение разнородных временных рядов, поддерживает произвольный доступ к сегментам данных и допускает хранение метаданных (возраст, пол, масса тела, рост, время начала протокола) непосредственно в том же файле. Данные лактата вносятся в тот же файл отдельным каналом по завершении теста.</w:t>
-      </w:r>
-    </w:p>
-    <w:p>
-      <w:pPr>
-        <w:widowControl w:val="0"/>
-        <w:spacing w:after="0"/>
-        <w:ind w:firstLine="709"/>
-      </w:pPr>
-      <w:r>
-        <w:t>Для верификации целостности потоков все пакеты (кроме Delsys) снабжаются порядковыми номерами; система отслеживает разрывы последовательности и применяет канал-специфичные стратегии восстановления временной оси, описанные в разделе 2.3.</w:t>
-      </w:r>
-    </w:p>
-    <w:p>
-      <w:pPr>
-        <w:pStyle w:val="31"/>
-      </w:pPr>
-      <w:bookmarkStart w:id="27" w:name="_Toc228326053"/>
-      <w:r>
-        <w:t>2.4.3 Технологический стек</w:t>
-      </w:r>
-      <w:bookmarkEnd w:id="27"/>
-    </w:p>
-    <w:tbl>
-      <w:tblPr>
-        <w:tblW w:w="9339" w:type="dxa"/>
-        <w:tblCellSpacing w:w="15" w:type="dxa"/>
-        <w:tblBorders>
-          <w:top w:val="single" w:sz="4" w:space="0" w:color="auto"/>
-          <w:left w:val="single" w:sz="4" w:space="0" w:color="auto"/>
-          <w:bottom w:val="single" w:sz="4" w:space="0" w:color="auto"/>
-          <w:right w:val="single" w:sz="4" w:space="0" w:color="auto"/>
-          <w:insideH w:val="single" w:sz="4" w:space="0" w:color="auto"/>
-          <w:insideV w:val="single" w:sz="4" w:space="0" w:color="auto"/>
-        </w:tblBorders>
-        <w:tblCellMar>
-          <w:top w:w="15" w:type="dxa"/>
-          <w:left w:w="15" w:type="dxa"/>
-          <w:bottom w:w="15" w:type="dxa"/>
-          <w:right w:w="15" w:type="dxa"/>
-        </w:tblCellMar>
-        <w:tblLook w:val="04A0" w:firstRow="1" w:lastRow="0" w:firstColumn="1" w:lastColumn="0" w:noHBand="0" w:noVBand="1"/>
-      </w:tblPr>
-      <w:tblGrid>
-        <w:gridCol w:w="4631"/>
-        <w:gridCol w:w="4708"/>
-      </w:tblGrid>
-      <w:tr>
-        <w:trPr>
-          <w:trHeight w:val="313"/>
-          <w:tblHeader/>
-          <w:tblCellSpacing w:w="15" w:type="dxa"/>
-        </w:trPr>
-        <w:tc>
-          <w:tcPr>
-            <w:tcW w:w="0" w:type="auto"/>
-            <w:vAlign w:val="center"/>
-            <w:hideMark/>
-          </w:tcPr>
-          <w:p>
-            <w:pPr>
-              <w:pStyle w:val="aa"/>
-              <w:jc w:val="center"/>
-              <w:rPr>
-                <w:b/>
-                <w:bCs/>
-              </w:rPr>
-            </w:pPr>
-            <w:r>
-              <w:rPr>
-                <w:b/>
-                <w:bCs/>
-              </w:rPr>
-              <w:t>Компонент</w:t>
-            </w:r>
-          </w:p>
-        </w:tc>
-        <w:tc>
-          <w:tcPr>
-            <w:tcW w:w="0" w:type="auto"/>
-            <w:vAlign w:val="center"/>
-            <w:hideMark/>
-          </w:tcPr>
-          <w:p>
-            <w:pPr>
-              <w:pStyle w:val="aa"/>
-              <w:jc w:val="center"/>
-              <w:rPr>
-                <w:b/>
-                <w:bCs/>
-              </w:rPr>
-            </w:pPr>
-            <w:r>
-              <w:rPr>
-                <w:b/>
-                <w:bCs/>
-              </w:rPr>
-              <w:t>Технология</w:t>
+              <w:t>Protocol Buffers</w:t>
             </w:r>
           </w:p>
         </w:tc>
       </w:tr>
       <w:tr>
-        <w:trPr>
-          <w:trHeight w:val="313"/>
-          <w:tblCellSpacing w:w="15" w:type="dxa"/>
-        </w:trPr>
         <w:tc>
           <w:tcPr>
-            <w:tcW w:w="0" w:type="auto"/>
-            <w:vAlign w:val="center"/>
-            <w:hideMark/>
-          </w:tcPr>
-          <w:p>
-            <w:pPr>
-              <w:pStyle w:val="aa"/>
-            </w:pPr>
-            <w:r>
-              <w:t>Платформа</w:t>
-            </w:r>
-          </w:p>
-        </w:tc>
-        <w:tc>
-          <w:tcPr>
-            <w:tcW w:w="0" w:type="auto"/>
-            <w:vAlign w:val="center"/>
-            <w:hideMark/>
-          </w:tcPr>
-          <w:p>
-            <w:pPr>
-              <w:pStyle w:val="aa"/>
-            </w:pPr>
-            <w:r>
-              <w:t>Electron (Node.js 20, TypeScript)</w:t>
-            </w:r>
-          </w:p>
-        </w:tc>
-      </w:tr>
-      <w:tr>
-        <w:trPr>
-          <w:trHeight w:val="334"/>
-          <w:tblCellSpacing w:w="15" w:type="dxa"/>
-        </w:trPr>
-        <w:tc>
-          <w:tcPr>
-            <w:tcW w:w="0" w:type="auto"/>
-            <w:vAlign w:val="center"/>
-            <w:hideMark/>
-          </w:tcPr>
-          <w:p>
-            <w:pPr>
-              <w:pStyle w:val="aa"/>
-            </w:pPr>
-            <w:r>
-              <w:t>Пользовательский интерфейс</w:t>
-            </w:r>
-          </w:p>
-        </w:tc>
-        <w:tc>
-          <w:tcPr>
-            <w:tcW w:w="0" w:type="auto"/>
-            <w:vAlign w:val="center"/>
-            <w:hideMark/>
-          </w:tcPr>
-          <w:p>
-            <w:pPr>
-              <w:pStyle w:val="aa"/>
-            </w:pPr>
-            <w:r>
-              <w:t>React 19, ECharts</w:t>
-            </w:r>
-          </w:p>
-        </w:tc>
-      </w:tr>
-      <w:tr>
-        <w:trPr>
-          <w:trHeight w:val="313"/>
-          <w:tblCellSpacing w:w="15" w:type="dxa"/>
-        </w:trPr>
-        <w:tc>
-          <w:tcPr>
-            <w:tcW w:w="0" w:type="auto"/>
-            <w:vAlign w:val="center"/>
-            <w:hideMark/>
-          </w:tcPr>
-          <w:p>
-            <w:pPr>
-              <w:pStyle w:val="aa"/>
-            </w:pPr>
-            <w:r>
-              <w:t>Многопоточность</w:t>
-            </w:r>
-          </w:p>
-        </w:tc>
-        <w:tc>
-          <w:tcPr>
-            <w:tcW w:w="0" w:type="auto"/>
-            <w:vAlign w:val="center"/>
-            <w:hideMark/>
-          </w:tcPr>
-          <w:p>
-            <w:pPr>
-              <w:pStyle w:val="aa"/>
-            </w:pPr>
-            <w:r>
-              <w:t>worker_threads (Node.js)</w:t>
-            </w:r>
-          </w:p>
-        </w:tc>
-      </w:tr>
-      <w:tr>
-        <w:trPr>
-          <w:trHeight w:val="334"/>
-          <w:tblCellSpacing w:w="15" w:type="dxa"/>
-        </w:trPr>
-        <w:tc>
-          <w:tcPr>
-            <w:tcW w:w="0" w:type="auto"/>
-            <w:vAlign w:val="center"/>
-            <w:hideMark/>
-          </w:tcPr>
-          <w:p>
-            <w:pPr>
-              <w:pStyle w:val="aa"/>
-            </w:pPr>
-            <w:r>
-              <w:t>Формат хранения данных</w:t>
-            </w:r>
-          </w:p>
-        </w:tc>
-        <w:tc>
-          <w:tcPr>
-            <w:tcW w:w="0" w:type="auto"/>
-            <w:vAlign w:val="center"/>
-            <w:hideMark/>
-          </w:tcPr>
-          <w:p>
-            <w:pPr>
-              <w:pStyle w:val="aa"/>
-            </w:pPr>
-            <w:r>
-              <w:t>HDF5 (библиотека h5wasm)</w:t>
-            </w:r>
-          </w:p>
-        </w:tc>
-      </w:tr>
-      <w:tr>
-        <w:trPr>
-          <w:trHeight w:val="334"/>
-          <w:tblCellSpacing w:w="15" w:type="dxa"/>
-        </w:trPr>
-        <w:tc>
-          <w:tcPr>
-            <w:tcW w:w="0" w:type="auto"/>
-            <w:vAlign w:val="center"/>
-            <w:hideMark/>
-          </w:tcPr>
-          <w:p>
-            <w:pPr>
-              <w:pStyle w:val="aa"/>
-            </w:pPr>
-            <w:r>
-              <w:t>Подключение Delsys Trigno</w:t>
-            </w:r>
-          </w:p>
-        </w:tc>
-        <w:tc>
-          <w:tcPr>
-            <w:tcW w:w="0" w:type="auto"/>
-            <w:vAlign w:val="center"/>
-            <w:hideMark/>
-          </w:tcPr>
-          <w:p>
-            <w:pPr>
-              <w:pStyle w:val="aa"/>
-            </w:pPr>
-            <w:r>
-              <w:t>TCP-сокет к Trigno Control Utility</w:t>
-            </w:r>
-          </w:p>
-        </w:tc>
-      </w:tr>
-      <w:tr>
-        <w:trPr>
-          <w:trHeight w:val="313"/>
-          <w:tblCellSpacing w:w="15" w:type="dxa"/>
-        </w:trPr>
-        <w:tc>
-          <w:tcPr>
-            <w:tcW w:w="0" w:type="auto"/>
-            <w:vAlign w:val="center"/>
-            <w:hideMark/>
+            <w:tcW w:w="4672" w:type="dxa"/>
           </w:tcPr>
           <w:p>
             <w:pPr>
@@ -10394,133 +10778,31 @@
             </w:pPr>
             <w:proofErr w:type="spellStart"/>
             <w:r>
-              <w:t>Подключение</w:t>
+              <w:t>Вычислительные</w:t>
             </w:r>
             <w:proofErr w:type="spellEnd"/>
             <w:r>
-              <w:t xml:space="preserve"> Moxy Monitor</w:t>
+              <w:t xml:space="preserve"> </w:t>
+            </w:r>
+            <w:proofErr w:type="spellStart"/>
+            <w:r>
+              <w:t>алгоритмы</w:t>
+            </w:r>
+            <w:proofErr w:type="spellEnd"/>
+            <w:r>
+              <w:t xml:space="preserve"> (ЭМГ)</w:t>
             </w:r>
           </w:p>
         </w:tc>
         <w:tc>
           <w:tcPr>
-            <w:tcW w:w="0" w:type="auto"/>
-            <w:vAlign w:val="center"/>
-            <w:hideMark/>
+            <w:tcW w:w="4673" w:type="dxa"/>
           </w:tcPr>
           <w:p>
             <w:pPr>
               <w:pStyle w:val="aa"/>
             </w:pPr>
             <w:r>
-              <w:t>ANT+ (библиотека ant-plus)</w:t>
-            </w:r>
-          </w:p>
-        </w:tc>
-      </w:tr>
-      <w:tr>
-        <w:trPr>
-          <w:trHeight w:val="334"/>
-          <w:tblCellSpacing w:w="15" w:type="dxa"/>
-        </w:trPr>
-        <w:tc>
-          <w:tcPr>
-            <w:tcW w:w="0" w:type="auto"/>
-            <w:vAlign w:val="center"/>
-            <w:hideMark/>
-          </w:tcPr>
-          <w:p>
-            <w:pPr>
-              <w:pStyle w:val="aa"/>
-            </w:pPr>
-            <w:r>
-              <w:t>Подключение Zephyr BioHarness</w:t>
-            </w:r>
-          </w:p>
-        </w:tc>
-        <w:tc>
-          <w:tcPr>
-            <w:tcW w:w="0" w:type="auto"/>
-            <w:vAlign w:val="center"/>
-            <w:hideMark/>
-          </w:tcPr>
-          <w:p>
-            <w:pPr>
-              <w:pStyle w:val="aa"/>
-            </w:pPr>
-            <w:r>
-              <w:t>BLE (библиотека @abandonware/noble)</w:t>
-            </w:r>
-          </w:p>
-        </w:tc>
-      </w:tr>
-      <w:tr>
-        <w:trPr>
-          <w:trHeight w:val="313"/>
-          <w:tblCellSpacing w:w="15" w:type="dxa"/>
-        </w:trPr>
-        <w:tc>
-          <w:tcPr>
-            <w:tcW w:w="0" w:type="auto"/>
-            <w:vAlign w:val="center"/>
-            <w:hideMark/>
-          </w:tcPr>
-          <w:p>
-            <w:pPr>
-              <w:pStyle w:val="aa"/>
-            </w:pPr>
-            <w:r>
-              <w:t>Обмен с вычислительными воркерами</w:t>
-            </w:r>
-          </w:p>
-        </w:tc>
-        <w:tc>
-          <w:tcPr>
-            <w:tcW w:w="0" w:type="auto"/>
-            <w:vAlign w:val="center"/>
-            <w:hideMark/>
-          </w:tcPr>
-          <w:p>
-            <w:pPr>
-              <w:pStyle w:val="aa"/>
-            </w:pPr>
-            <w:r>
-              <w:t>Protocol Buffers</w:t>
-            </w:r>
-          </w:p>
-        </w:tc>
-      </w:tr>
-      <w:tr>
-        <w:trPr>
-          <w:trHeight w:val="313"/>
-          <w:tblCellSpacing w:w="15" w:type="dxa"/>
-        </w:trPr>
-        <w:tc>
-          <w:tcPr>
-            <w:tcW w:w="0" w:type="auto"/>
-            <w:vAlign w:val="center"/>
-            <w:hideMark/>
-          </w:tcPr>
-          <w:p>
-            <w:pPr>
-              <w:pStyle w:val="aa"/>
-            </w:pPr>
-            <w:r>
-              <w:t>Вычислительные алгоритмы (ЭМГ)</w:t>
-            </w:r>
-          </w:p>
-        </w:tc>
-        <w:tc>
-          <w:tcPr>
-            <w:tcW w:w="0" w:type="auto"/>
-            <w:vAlign w:val="center"/>
-            <w:hideMark/>
-          </w:tcPr>
-          <w:p>
-            <w:pPr>
-              <w:pStyle w:val="aa"/>
-            </w:pPr>
-            <w:r>
               <w:t>Python compute-worker</w:t>
             </w:r>
           </w:p>
@@ -10531,29 +10813,27 @@
       <w:pPr>
         <w:widowControl w:val="0"/>
         <w:spacing w:after="0"/>
-        <w:ind w:firstLine="709"/>
       </w:pPr>
     </w:p>
     <w:p>
       <w:pPr>
         <w:pStyle w:val="21"/>
       </w:pPr>
-      <w:bookmarkStart w:id="28" w:name="_Toc228326054"/>
-      <w:r>
-        <w:lastRenderedPageBreak/>
+      <w:bookmarkStart w:id="27" w:name="_Toc228326054"/>
+      <w:r>
         <w:t>2.5 Предобработка сигналов</w:t>
       </w:r>
+      <w:bookmarkEnd w:id="27"/>
+    </w:p>
+    <w:p>
+      <w:pPr>
+        <w:pStyle w:val="31"/>
+      </w:pPr>
+      <w:bookmarkStart w:id="28" w:name="_Toc228326055"/>
+      <w:r>
+        <w:t>2.5.1 Электромиография</w:t>
+      </w:r>
       <w:bookmarkEnd w:id="28"/>
-    </w:p>
-    <w:p>
-      <w:pPr>
-        <w:pStyle w:val="31"/>
-      </w:pPr>
-      <w:bookmarkStart w:id="29" w:name="_Toc228326055"/>
-      <w:r>
-        <w:t>2.5.1 Электромиография</w:t>
-      </w:r>
-      <w:bookmarkEnd w:id="29"/>
     </w:p>
     <w:p>
       <w:pPr>
@@ -10579,62 +10859,65 @@
       <w:pPr>
         <w:pStyle w:val="31"/>
       </w:pPr>
-      <w:bookmarkStart w:id="30" w:name="_Toc228326056"/>
+      <w:bookmarkStart w:id="29" w:name="_Toc228326056"/>
       <w:r>
         <w:t>2.5.2 Мышечная оксигенация</w:t>
       </w:r>
+      <w:bookmarkEnd w:id="29"/>
+    </w:p>
+    <w:p>
+      <w:r>
+        <w:t>Сигналы SmO₂ и THb из вендорской выгрузки сглаживались скользящим средним в окне 10 сек для подавления артефактов движения. Производная скорости десатурации ΔSmO₂/Δt вычислялась как разность соседних значений SmO₂, делённая на соответствующий временной интервал. Пропущенные точки в ANT+-ряду SmO₂ (до выравнивания с вендорской выгрузкой) не интерполировались; признаки на соответствующих сегментах помечались как невалидные.</w:t>
+      </w:r>
+    </w:p>
+    <w:p>
+      <w:pPr>
+        <w:pStyle w:val="31"/>
+      </w:pPr>
+      <w:bookmarkStart w:id="30" w:name="_Toc228326057"/>
+      <w:r>
+        <w:t>2.5.2 RR-интервалы и HRV</w:t>
+      </w:r>
       <w:bookmarkEnd w:id="30"/>
     </w:p>
     <w:p>
       <w:r>
-        <w:t>Сигналы SmO₂ и THb (3–4 Гц) сглаживались скользящим средним в окне 10 сек для подавления артефактов движения. Производная скорости десатурации ΔSmO₂/Δt вычислялась как разность соседних значений SmO₂, делённая на соответствующий временной интервал. Пропущенные точки (единичные выпавшие ANT+-пакеты) не интерполировались; признаки на соответствующих сегментах помечались как невалидные.</w:t>
-      </w:r>
-    </w:p>
-    <w:p>
-      <w:pPr>
-        <w:pStyle w:val="31"/>
-      </w:pPr>
-      <w:bookmarkStart w:id="31" w:name="_Toc228326057"/>
-      <w:r>
-        <w:t>2.5.2 RR-интервалы и HRV</w:t>
+        <w:t xml:space="preserve">Перед вычислением HRV-признаков выполнялась детекция артефактов RR: интервалы, отклоняющиеся более чем на 20% от скользящей медианы в окне 5 кардиоциклов, помечались как артефакты и замещались кубической </w:t>
+      </w:r>
+      <w:r>
+        <w:lastRenderedPageBreak/>
+        <w:t>интерполяцией по соседним валидным значениям. Равноинтервальный ряд RR (с шагом 250 мс) формировался кубической интерполяцией для вычисления RMSSD. Показатель DFA-α1 вычислялся в скользящем окне 4–16 кардиоциклов по методу детрендированного флуктуационного анализа.</w:t>
+      </w:r>
+    </w:p>
+    <w:p>
+      <w:pPr>
+        <w:pStyle w:val="21"/>
+      </w:pPr>
+      <w:bookmarkStart w:id="31" w:name="_Toc228326058"/>
+      <w:r>
+        <w:t>2.6 Определение лактатных порогов (ground truth)</w:t>
       </w:r>
       <w:bookmarkEnd w:id="31"/>
     </w:p>
     <w:p>
       <w:r>
-        <w:t>Перед вычислением HRV-признаков выполнялась детекция артефактов RR: интервалы, отклоняющиеся более чем на 20% от скользящей медианы в окне 5 кардиоциклов, помечались как артефакты и замещались кубической интерполяцией по соседним валидным значениям. Равноинтервальный ряд RR (с шагом 250 мс) формировался кубической интерполяцией для вычисления RMSSD. Показатель DFA-α1 вычислялся в скользящем окне 4–16 кардиоциклов по методу детрендированного флуктуационного анализа.</w:t>
+        <w:t>Лактатный порог LT1 определялся как первый достоверный рост концентрации лактата относительно базального уровня покоя (прирост ≥ 0,5 ммоль/л). Лактатный порог LT2 определялся методом ModDmax: из точки первого достоверного роста лактата (LT1) проводилась прямая до последней точки кривой лактат–мощность; LT2 соответствует точке максимального перпендикулярного расстояния от этой прямой до кривой. Метод ModDmax выбран как более устойчивый к вариациям исходного уровня лактата по сравнению с классическим методом Dmax.</w:t>
+      </w:r>
+    </w:p>
+    <w:p>
+      <w:r>
+        <w:t>Разметка временных рядов для обучения модели: тайминг забора лактата (за 15 сек до начала новой ступени) учитывался при присвоении меток – метка порога относилась к началу ступени, на которой концентрация превысила пороговое значение. Ступень 30 Вт (продолжительностью 1 мин) исключалась из обучающей выборки ввиду недостаточной длительности для формирования 30-секундного скользящего окна. Из оставшихся ступеней скользящее окно применялось непрерывно на протяжении всей их длительности, включая переходные участки между ступенями. Такой подход соответствует условиям онлайн-применения модели, при котором предсказание должно быть доступно в любой момент нагрузочного теста, а не только в установившемся режиме.</w:t>
       </w:r>
     </w:p>
     <w:p>
       <w:pPr>
         <w:pStyle w:val="21"/>
       </w:pPr>
-      <w:bookmarkStart w:id="32" w:name="_Toc228326058"/>
-      <w:r>
-        <w:lastRenderedPageBreak/>
-        <w:t>2.6 Определение лактатных порогов (ground truth)</w:t>
+      <w:bookmarkStart w:id="32" w:name="_Toc228326059"/>
+      <w:r>
+        <w:t>2.7 Признаковое пространство</w:t>
       </w:r>
       <w:bookmarkEnd w:id="32"/>
-    </w:p>
-    <w:p>
-      <w:r>
-        <w:t>Лактатный порог LT1 определялся как первый достоверный рост концентрации лактата относительно базального уровня покоя (прирост ≥ 0,5 ммоль/л). Лактатный порог LT2 определялся методом ModDmax: из точки первого достоверного роста лактата (LT1) проводилась прямая до последней точки кривой лактат–мощность; LT2 соответствует точке максимального перпендикулярного расстояния от этой прямой до кривой. Метод ModDmax выбран как более устойчивый к вариациям исходного уровня лактата по сравнению с классическим методом Dmax.</w:t>
-      </w:r>
-    </w:p>
-    <w:p>
-      <w:r>
-        <w:t>Разметка временных рядов для обучения модели: тайминг забора лактата (за 15 сек до начала новой ступени) учитывался при присвоении меток – метка порога относилась к началу ступени, на которой концентрация превысила пороговое значение. Ступень 30 Вт (продолжительностью 1 мин) исключалась из обучающей выборки ввиду недостаточной длительности для формирования 30-секундного скользящего окна. Из оставшихся ступеней скользящее окно применялось непрерывно на протяжении всей их длительности, включая переходные участки между ступенями. Такой подход соответствует условиям онлайн-применения модели, при котором предсказание должно быть доступно в любой момент нагрузочного теста, а не только в установившемся режиме.</w:t>
-      </w:r>
-    </w:p>
-    <w:p>
-      <w:pPr>
-        <w:pStyle w:val="21"/>
-      </w:pPr>
-      <w:bookmarkStart w:id="33" w:name="_Toc228326059"/>
-      <w:r>
-        <w:t>2.7 Признаковое пространство</w:t>
-      </w:r>
-      <w:bookmarkEnd w:id="33"/>
     </w:p>
     <w:p>
       <w:pPr>
@@ -10693,6 +10976,7 @@
         <w:jc w:val="left"/>
       </w:pPr>
       <w:r>
+        <w:lastRenderedPageBreak/>
         <w:t>энергия на уровнях вейвлетной декомпозиции DWT (вейвлет Daubechies db4, 6 уровней: d1–d6);</w:t>
       </w:r>
     </w:p>
@@ -10730,7 +11014,6 @@
         <w:jc w:val="left"/>
       </w:pPr>
       <w:r>
-        <w:lastRenderedPageBreak/>
         <w:t>SmO₂ (абсолютное значение, %);</w:t>
       </w:r>
     </w:p>
@@ -10863,21 +11146,21 @@
       <w:pPr>
         <w:pStyle w:val="21"/>
       </w:pPr>
-      <w:bookmarkStart w:id="34" w:name="_Toc228326060"/>
+      <w:bookmarkStart w:id="33" w:name="_Toc228326060"/>
       <w:r>
         <w:t>2.8 Модели машинного обучения</w:t>
       </w:r>
+      <w:bookmarkEnd w:id="33"/>
+    </w:p>
+    <w:p>
+      <w:pPr>
+        <w:pStyle w:val="31"/>
+      </w:pPr>
+      <w:bookmarkStart w:id="34" w:name="_Toc228326061"/>
+      <w:r>
+        <w:t>2.8.1 Постановка задачи</w:t>
+      </w:r>
       <w:bookmarkEnd w:id="34"/>
-    </w:p>
-    <w:p>
-      <w:pPr>
-        <w:pStyle w:val="31"/>
-      </w:pPr>
-      <w:bookmarkStart w:id="35" w:name="_Toc228326061"/>
-      <w:r>
-        <w:t>2.8.1 Постановка задачи</w:t>
-      </w:r>
-      <w:bookmarkEnd w:id="35"/>
     </w:p>
     <w:p>
       <w:pPr>
@@ -10892,11 +11175,11 @@
       <w:pPr>
         <w:pStyle w:val="31"/>
       </w:pPr>
-      <w:bookmarkStart w:id="36" w:name="_Toc228326062"/>
+      <w:bookmarkStart w:id="35" w:name="_Toc228326062"/>
       <w:r>
         <w:t>2.8.2 Baseline-модель</w:t>
       </w:r>
-      <w:bookmarkEnd w:id="36"/>
+      <w:bookmarkEnd w:id="35"/>
     </w:p>
     <w:p>
       <w:pPr>
@@ -10911,11 +11194,11 @@
       <w:pPr>
         <w:pStyle w:val="31"/>
       </w:pPr>
-      <w:bookmarkStart w:id="37" w:name="_Toc228326063"/>
+      <w:bookmarkStart w:id="36" w:name="_Toc228326063"/>
       <w:r>
         <w:t>2.8.3 Расширенная модель</w:t>
       </w:r>
-      <w:bookmarkEnd w:id="37"/>
+      <w:bookmarkEnd w:id="36"/>
     </w:p>
     <w:p>
       <w:pPr>
@@ -10930,11 +11213,11 @@
       <w:pPr>
         <w:pStyle w:val="31"/>
       </w:pPr>
-      <w:bookmarkStart w:id="38" w:name="_Toc228326064"/>
+      <w:bookmarkStart w:id="37" w:name="_Toc228326064"/>
       <w:r>
         <w:t>2.8.4 Валидация и метрики</w:t>
       </w:r>
-      <w:bookmarkEnd w:id="38"/>
+      <w:bookmarkEnd w:id="37"/>
     </w:p>
     <w:p>
       <w:pPr>
@@ -10949,11 +11232,11 @@
       <w:pPr>
         <w:pStyle w:val="21"/>
       </w:pPr>
-      <w:bookmarkStart w:id="39" w:name="_Toc228326065"/>
+      <w:bookmarkStart w:id="38" w:name="_Toc228326065"/>
       <w:r>
         <w:t>2.9 Статистическая обработка данных</w:t>
       </w:r>
-      <w:bookmarkEnd w:id="39"/>
+      <w:bookmarkEnd w:id="38"/>
     </w:p>
     <w:p>
       <w:pPr>
@@ -10982,6 +11265,7 @@
         </w:rPr>
       </w:pPr>
       <w:r>
+        <w:lastRenderedPageBreak/>
         <w:br w:type="page"/>
       </w:r>
     </w:p>
@@ -10993,12 +11277,12 @@
         <w:widowControl w:val="0"/>
         <w:spacing w:before="0"/>
       </w:pPr>
-      <w:bookmarkStart w:id="40" w:name="_Toc228326066"/>
+      <w:bookmarkStart w:id="39" w:name="_Toc228326066"/>
       <w:r>
         <w:lastRenderedPageBreak/>
         <w:t>3 Результаты и обсуждения</w:t>
       </w:r>
-      <w:bookmarkEnd w:id="40"/>
+      <w:bookmarkEnd w:id="39"/>
     </w:p>
     <w:p>
       <w:pPr>
@@ -11034,12 +11318,12 @@
       <w:pPr>
         <w:pStyle w:val="2"/>
       </w:pPr>
-      <w:bookmarkStart w:id="41" w:name="_Toc228326067"/>
+      <w:bookmarkStart w:id="40" w:name="_Toc228326067"/>
       <w:r>
         <w:lastRenderedPageBreak/>
         <w:t>Заключение</w:t>
       </w:r>
-      <w:bookmarkEnd w:id="41"/>
+      <w:bookmarkEnd w:id="40"/>
     </w:p>
     <w:p>
       <w:pPr>
@@ -11076,12 +11360,12 @@
       <w:pPr>
         <w:pStyle w:val="2"/>
       </w:pPr>
-      <w:bookmarkStart w:id="42" w:name="_Toc228326068"/>
+      <w:bookmarkStart w:id="41" w:name="_Toc228326068"/>
       <w:r>
         <w:lastRenderedPageBreak/>
         <w:t>Список использованных источников</w:t>
       </w:r>
-      <w:bookmarkEnd w:id="42"/>
+      <w:bookmarkEnd w:id="41"/>
     </w:p>
     <w:p/>
     <w:sdt>
@@ -17870,7 +18154,6 @@
   </w:compat>
   <w:rsids>
     <w:rsidRoot w:val="00152326"/>
-    <w:rsid w:val="00061440"/>
     <w:rsid w:val="00152326"/>
     <w:rsid w:val="001F50A1"/>
     <w:rsid w:val="0030575D"/>
@@ -17882,18 +18165,19 @@
     <w:rsid w:val="0067232C"/>
     <w:rsid w:val="00683803"/>
     <w:rsid w:val="00692A08"/>
+    <w:rsid w:val="006B7855"/>
     <w:rsid w:val="006F1611"/>
     <w:rsid w:val="00776D77"/>
     <w:rsid w:val="0093618A"/>
     <w:rsid w:val="00940A13"/>
     <w:rsid w:val="0099256A"/>
-    <w:rsid w:val="00AF4403"/>
     <w:rsid w:val="00B75200"/>
     <w:rsid w:val="00BA287F"/>
     <w:rsid w:val="00C366AC"/>
     <w:rsid w:val="00D4388C"/>
     <w:rsid w:val="00D50C1F"/>
     <w:rsid w:val="00F13E9E"/>
+    <w:rsid w:val="00F259AA"/>
   </w:rsids>
   <m:mathPr>
     <m:mathFont m:val="Cambria Math"/>

--- a/Тамразов.docx
+++ b/Тамразов.docx
@@ -10153,7 +10153,7 @@
         <w:t xml:space="preserve">, </w:t>
       </w:r>
       <w:r>
-        <w:t>содержащая полный набор каналов: SmO₂ (фильтрованный и нефильтрованный), O₂Hb, HHb, THb, HBDiff (O₂Hb − HHb), индикаторы мышечного состояния (Muscle state/trend), а также данные встроенных акселерометра и гироскопа (оси X, Y, Z). Временная привязка вендорской выгрузки производилась по совпадению канала SmO₂ с ANT+-рядом; после выравнивания все каналы объединялись в единый HDF5-файл вместе с ЭМГ и RR-интервалами.</w:t>
+        <w:t>содержащая полный набор каналов: SmO₂ (фильтрованный и нефильтрованный), O₂Hb, HHb, THb, HBDiff (O₂Hb − HHb). Временная привязка вендорской выгрузки производилась по совпадению канала SmO₂ с ANT+-рядом; после выравнивания все каналы объединялись в единый HDF5-файл вместе с ЭМГ и RR-интервалами.</w:t>
       </w:r>
     </w:p>
     <w:p>
@@ -10173,12 +10173,32 @@
         <w:ind w:firstLine="709"/>
       </w:pPr>
       <w:r>
-        <w:t xml:space="preserve">RR-интервалы регистрировались биосенсорным поясом Zephyr BioHarness 3 (Medtronic, США), передающим данные по Bluetooth Low Energy согласно официально опубликованному производителем протоколу пакетной передачи. Система принимала бинарные пакеты фиксированной структуры, из </w:t>
+        <w:t xml:space="preserve">RR-интервалы регистрировались биосенсорным поясом Zephyr BioHarness 3 (Medtronic, США), передающим данные по Bluetooth Low Energy согласно официально опубликованному производителем протоколу пакетной передачи. Система принимала бинарные пакеты фиксированной структуры, из которых извлекались последовательности RR-интервалов в миллисекундах. Поскольку RR-интервалы представляют собой событийный ряд, а не </w:t>
       </w:r>
       <w:r>
         <w:lastRenderedPageBreak/>
-        <w:t>которых извлекались последовательности RR-интервалов в миллисекундах. Поскольку RR-интервалы представляют собой событийный ряд, а не равноинтервальную дискретизацию, временная ось для данного канала накапливалась суммированием последовательных интервалов. При обнаружении разрыва последовательности нумерации пакетов временная ось синхронизировалась с внутренней шиной системы и продолжалась от точки восстановления.</w:t>
-      </w:r>
+        <w:t>равноинтервальную дискретизацию, временная ось для данного канала накапливалась суммированием последовательных интервалов. При обнаружении разрыва последовательности нумерации пакетов временная ось синхронизировалась с внутренней шиной системы и продолжалась от точки восстановления.</w:t>
+      </w:r>
+    </w:p>
+    <w:p>
+      <w:pPr>
+        <w:pStyle w:val="21"/>
+      </w:pPr>
+      <w:bookmarkStart w:id="24" w:name="_Toc228326050"/>
+      <w:r>
+        <w:t>2.4 Система синхронного сбора данных Sensync</w:t>
+      </w:r>
+      <w:bookmarkEnd w:id="24"/>
+    </w:p>
+    <w:p>
+      <w:pPr>
+        <w:pStyle w:val="31"/>
+      </w:pPr>
+      <w:bookmarkStart w:id="25" w:name="_Toc228326051"/>
+      <w:r>
+        <w:t>2.4.1 Архитектура и мотивация</w:t>
+      </w:r>
+      <w:bookmarkEnd w:id="25"/>
     </w:p>
     <w:p>
       <w:pPr>
@@ -10186,26 +10206,9 @@
         <w:spacing w:after="0"/>
         <w:ind w:firstLine="709"/>
       </w:pPr>
-    </w:p>
-    <w:p>
-      <w:pPr>
-        <w:pStyle w:val="21"/>
-      </w:pPr>
-      <w:bookmarkStart w:id="24" w:name="_Toc228326050"/>
-      <w:r>
-        <w:t>2.4 Система синхронного сбора данных Sensync</w:t>
-      </w:r>
-      <w:bookmarkEnd w:id="24"/>
-    </w:p>
-    <w:p>
-      <w:pPr>
-        <w:pStyle w:val="31"/>
-      </w:pPr>
-      <w:bookmarkStart w:id="25" w:name="_Toc228326051"/>
-      <w:r>
-        <w:t>2.4.1 Архитектура и мотивация</w:t>
-      </w:r>
-      <w:bookmarkEnd w:id="25"/>
+      <w:r>
+        <w:t>Для синхронной регистрации сигналов с разнородных источников разработана оригинальная программная система Sensync. Необходимость собственной разработки обусловлена отсутствием готовых решений, обеспечивающих одновременную запись разночастотных потоков (1926 Гц, 148 Гц, 3–4 Гц, событийный RR) в единый файл с общей временной осью и возможностью последующего воспроизведения и анализа в том же программном окружении.</w:t>
+      </w:r>
     </w:p>
     <w:p>
       <w:pPr>
@@ -10214,8 +10217,18 @@
         <w:ind w:firstLine="709"/>
       </w:pPr>
       <w:r>
-        <w:t>Для синхронной регистрации сигналов с разнородных источников разработана оригинальная программная система Sensync. Необходимость собственной разработки обусловлена отсутствием готовых решений, обеспечивающих одновременную запись разночастотных потоков (1926 Гц, 148 Гц, 3–4 Гц, событийный RR) в единый файл с общей временной осью и возможностью последующего воспроизведения и анализа в том же программном окружении.</w:t>
-      </w:r>
+        <w:t>Система прошла четыре крупные итерации разработки. На первом этапе реализовано приложение на Python с управляющим циклом трёх фаз (сбор с адаптеров, обработка, визуализация в Matplotlib). Ограниченные возможности управления привели к добавлению GUI-оболочки на Flet с сохранением Python-ядра. На третьем этапе визуализация была вынесена в отдельное React-приложение с обменом через Protocol Buffers, однако производительность такого решения оказалась недостаточной для высокочастотных потоков ЭМГ. На четвёртом этапе принято решение о полном переходе на платформу Node.js / Electron / React с отказом от управляющего цикла в пользу событийно-ориентированной (event-driven) архитектуры. Ключевым мотивом последней итерации стал опыт работы с частично потерянными и несинхронизованными данными, собранными на предыдущем оборудовании, – это показало критичность единой временной модели для корректного совмещения разночастотных каналов.</w:t>
+      </w:r>
+    </w:p>
+    <w:p>
+      <w:pPr>
+        <w:pStyle w:val="31"/>
+      </w:pPr>
+      <w:bookmarkStart w:id="26" w:name="_Toc228326052"/>
+      <w:r>
+        <w:t>2.4.2 Реализация</w:t>
+      </w:r>
+      <w:bookmarkEnd w:id="26"/>
     </w:p>
     <w:p>
       <w:pPr>
@@ -10224,22 +10237,38 @@
         <w:ind w:firstLine="709"/>
       </w:pPr>
       <w:r>
-        <w:t xml:space="preserve">Система прошла четыре крупные итерации разработки. На первом этапе реализовано приложение на Python с управляющим циклом трёх фаз (сбор с адаптеров, обработка, визуализация в Matplotlib). Ограниченные возможности управления привели к добавлению GUI-оболочки на Flet с сохранением Python-ядра. На третьем этапе визуализация была вынесена в отдельное React-приложение с обменом через Protocol Buffers, однако производительность такого решения оказалась недостаточной для высокочастотных потоков ЭМГ. На четвёртом этапе принято решение о полном переходе на платформу Node.js / Electron / React с отказом от управляющего цикла в пользу событийно-ориентированной (event-driven) архитектуры. Ключевым мотивом последней итерации стал опыт работы с частично потерянными и несинхронизованными данными, собранными на предыдущем оборудовании, – это показало критичность единой временной модели для корректного совмещения </w:t>
+        <w:t xml:space="preserve">Sensync реализована как модульное десктопное приложение на </w:t>
       </w:r>
       <w:r>
         <w:lastRenderedPageBreak/>
-        <w:t>разночастотных каналов.</w:t>
-      </w:r>
-    </w:p>
-    <w:p>
-      <w:pPr>
-        <w:pStyle w:val="31"/>
-      </w:pPr>
-      <w:bookmarkStart w:id="26" w:name="_Toc228326052"/>
-      <w:r>
-        <w:t>2.4.2 Реализация</w:t>
-      </w:r>
-      <w:bookmarkEnd w:id="26"/>
+        <w:t xml:space="preserve">платформе </w:t>
+      </w:r>
+      <w:proofErr w:type="spellStart"/>
+      <w:r>
+        <w:t>Electron</w:t>
+      </w:r>
+      <w:proofErr w:type="spellEnd"/>
+      <w:r>
+        <w:t xml:space="preserve"> (см</w:t>
+      </w:r>
+      <w:r>
+        <w:t xml:space="preserve">. </w:t>
+      </w:r>
+      <w:r>
+        <w:t>т</w:t>
+      </w:r>
+      <w:r>
+        <w:t>аблицу 2.</w:t>
+      </w:r>
+      <w:r>
+        <w:t>4.2</w:t>
+      </w:r>
+      <w:r>
+        <w:t>)</w:t>
+      </w:r>
+      <w:r>
+        <w:t>. Каждый источник данных инкапсулирован в изолированном плагине, выполняемом в отдельном потоке (worker_thread), что обеспечивает независимость обработки каналов и задействование нескольких процессорных ядер. Взаимодействие между плагинами осуществляется через внутреннюю событийную шину без прямых вызовов между модулями. Конфигурация набора активных плагинов и их взаимодействий задаётся профилем запуска, что позволяет переключаться между экспериментальными сценариями без изменения кода.</w:t>
+      </w:r>
     </w:p>
     <w:p>
       <w:pPr>
@@ -10248,33 +10277,7 @@
         <w:ind w:firstLine="709"/>
       </w:pPr>
       <w:r>
-        <w:t xml:space="preserve">Sensync реализована как модульное десктопное приложение на платформе </w:t>
-      </w:r>
-      <w:proofErr w:type="spellStart"/>
-      <w:r>
-        <w:t>Electron</w:t>
-      </w:r>
-      <w:proofErr w:type="spellEnd"/>
-      <w:r>
-        <w:t xml:space="preserve"> (см</w:t>
-      </w:r>
-      <w:r>
-        <w:t xml:space="preserve">. </w:t>
-      </w:r>
-      <w:r>
-        <w:t>т</w:t>
-      </w:r>
-      <w:r>
-        <w:t>аблицу 2.</w:t>
-      </w:r>
-      <w:r>
-        <w:t>4.2</w:t>
-      </w:r>
-      <w:r>
-        <w:t>)</w:t>
-      </w:r>
-      <w:r>
-        <w:t>. Каждый источник данных инкапсулирован в изолированном плагине, выполняемом в отдельном потоке (worker_thread), что обеспечивает независимость обработки каналов и задействование нескольких процессорных ядер. Взаимодействие между плагинами осуществляется через внутреннюю событийную шину без прямых вызовов между модулями. Конфигурация набора активных плагинов и их взаимодействий задаётся профилем запуска, что позволяет переключаться между экспериментальными сценариями без изменения кода.</w:t>
+        <w:t>Временная модель системы опирается на внутреннюю шину сессионного времени, отсчитываемого от момента старта записи; абсолютное время начала протокола сохраняется в метаданных. Это позволяет корректно обрабатывать разрывы соединения и обеспечивает воспроизводимость временных отношений между каналами при последующем анализе.</w:t>
       </w:r>
     </w:p>
     <w:p>
@@ -10284,27 +10287,15 @@
         <w:ind w:firstLine="709"/>
       </w:pPr>
       <w:r>
-        <w:t>Временная модель системы опирается на внутреннюю шину сессионного времени, отсчитываемого от момента старта записи; абсолютное время начала протокола сохраняется в метаданных. Это позволяет корректно обрабатывать разрывы соединения и обеспечивает воспроизводимость временных отношений между каналами при последующем анализе.</w:t>
-      </w:r>
-    </w:p>
-    <w:p>
-      <w:pPr>
-        <w:widowControl w:val="0"/>
-        <w:spacing w:after="0"/>
-        <w:ind w:firstLine="709"/>
-      </w:pPr>
-      <w:r>
-        <w:t>Данные всех каналов записываются в единый файл формата HDF5 (Hierarchical Data Format version 5): каждый источник формирует отдельный набор данных (dataset) в иерархической структуре файла и буферизирует записи независимо батчами. Формат HDF5 обеспечивает эффективное хранение разнородных временных рядов, поддерживает произвольный доступ к сегментам данных и допускает хранение метаданных (возраст, пол, масса тела, рост, время начала протокола) непосредственно в том же файле. Данные лактата вносятся в тот же файл отдельным каналом по завершении теста.</w:t>
-      </w:r>
-    </w:p>
-    <w:p>
-      <w:pPr>
-        <w:widowControl w:val="0"/>
-        <w:spacing w:after="0"/>
-        <w:ind w:firstLine="709"/>
-      </w:pPr>
-      <w:r>
-        <w:t>Для верификации целостности потоков все пакеты (кроме Delsys) снабжаются порядковыми номерами; система отслеживает разрывы последовательности и применяет канал-специфичные стратегии восстановления временной оси, описанные в разделе 2.3.</w:t>
+        <w:t>Данные всех каналов записываются в единый файл формата HDF5: каждый источник формирует отдельный набор данных (</w:t>
+      </w:r>
+      <w:proofErr w:type="spellStart"/>
+      <w:r>
+        <w:t>dataset</w:t>
+      </w:r>
+      <w:proofErr w:type="spellEnd"/>
+      <w:r>
+        <w:t>) в иерархической структуре файла и буферизирует записи независимо батчами. Формат HDF5 обеспечивает эффективное хранение разнородных временных рядов, поддерживает произвольный доступ к сегментам данных и допускает хранение метаданных непосредственно в том же файле. Данные лактата вносятся в тот же файл отдельным каналом по завершении теста.</w:t>
       </w:r>
     </w:p>
     <w:p>
@@ -10442,7 +10433,6 @@
             </w:pPr>
             <w:proofErr w:type="spellStart"/>
             <w:r>
-              <w:lastRenderedPageBreak/>
               <w:t>Пользовательский</w:t>
             </w:r>
             <w:proofErr w:type="spellEnd"/>
@@ -10811,12 +10801,6 @@
     </w:tbl>
     <w:p>
       <w:pPr>
-        <w:widowControl w:val="0"/>
-        <w:spacing w:after="0"/>
-      </w:pPr>
-    </w:p>
-    <w:p>
-      <w:pPr>
         <w:pStyle w:val="21"/>
       </w:pPr>
       <w:bookmarkStart w:id="27" w:name="_Toc228326054"/>
@@ -10842,7 +10826,11 @@
         <w:ind w:firstLine="709"/>
       </w:pPr>
       <w:r>
-        <w:t>Сырой ЭМГ-сигнал (1926 Гц) подвергался следующей предобработке. Полосовая фильтрация: фильтр Баттерворта 4-го порядка, полоса пропускания 20–450 Гц. Режекторный (notch) фильтр: 50 Гц для подавления помехи промышленной сети. Вычисление огибающей: скользящее RMS в окне 250 мс. Нормализация: значения ЭМГ нормировались относительно среднего уровня на ступени 90 Вт для обеспечения межсессионной сопоставимости.</w:t>
+        <w:t xml:space="preserve">Сырой ЭМГ-сигнал (1926 Гц) подвергался следующей предобработке. </w:t>
+      </w:r>
+      <w:r>
+        <w:lastRenderedPageBreak/>
+        <w:t>Полосовая фильтрация: фильтр Баттерворта 4-го порядка, полоса пропускания 20–450 Гц. Режекторный (notch) фильтр: 50 Гц для подавления помехи промышленной сети. Вычисление огибающей: скользящее RMS в окне 250 мс. Нормализация: значения ЭМГ нормировались относительно среднего уровня на ступени 90 Вт для обеспечения межсессионной сопоставимости.</w:t>
       </w:r>
     </w:p>
     <w:p>
@@ -10867,7 +10855,111 @@
     </w:p>
     <w:p>
       <w:r>
-        <w:t>Сигналы SmO₂ и THb из вендорской выгрузки сглаживались скользящим средним в окне 10 сек для подавления артефактов движения. Производная скорости десатурации ΔSmO₂/Δt вычислялась как разность соседних значений SmO₂, делённая на соответствующий временной интервал. Пропущенные точки в ANT+-ряду SmO₂ (до выравнивания с вендорской выгрузкой) не интерполировались; признаки на соответствующих сегментах помечались как невалидные.</w:t>
+        <w:t xml:space="preserve">Сигналы </w:t>
+      </w:r>
+      <w:proofErr w:type="spellStart"/>
+      <w:r>
+        <w:t>SmO</w:t>
+      </w:r>
+      <w:proofErr w:type="spellEnd"/>
+      <w:r>
+        <w:t xml:space="preserve">₂, </w:t>
+      </w:r>
+      <w:proofErr w:type="spellStart"/>
+      <w:r>
+        <w:t>HHb</w:t>
+      </w:r>
+      <w:proofErr w:type="spellEnd"/>
+      <w:r>
+        <w:t xml:space="preserve">, </w:t>
+      </w:r>
+      <w:proofErr w:type="spellStart"/>
+      <w:r>
+        <w:t>HBDiff</w:t>
+      </w:r>
+      <w:proofErr w:type="spellEnd"/>
+      <w:r>
+        <w:t xml:space="preserve"> и </w:t>
+      </w:r>
+      <w:proofErr w:type="spellStart"/>
+      <w:r>
+        <w:t>THb</w:t>
+      </w:r>
+      <w:proofErr w:type="spellEnd"/>
+      <w:r>
+        <w:t xml:space="preserve"> из </w:t>
+      </w:r>
+      <w:proofErr w:type="spellStart"/>
+      <w:r>
+        <w:t>вендорской</w:t>
+      </w:r>
+      <w:proofErr w:type="spellEnd"/>
+      <w:r>
+        <w:t xml:space="preserve"> выгрузки </w:t>
+      </w:r>
+      <w:proofErr w:type="spellStart"/>
+      <w:r>
+        <w:t>Train.Red</w:t>
+      </w:r>
+      <w:proofErr w:type="spellEnd"/>
+      <w:r>
+        <w:t xml:space="preserve"> сглаживались скользящим средним в окне 10 сек для подавления артефактов движения. Производные </w:t>
+      </w:r>
+      <w:proofErr w:type="spellStart"/>
+      <w:r>
+        <w:t>ΔSmO</w:t>
+      </w:r>
+      <w:proofErr w:type="spellEnd"/>
+      <w:r>
+        <w:t>₂/</w:t>
+      </w:r>
+      <w:proofErr w:type="spellStart"/>
+      <w:r>
+        <w:t>Δt</w:t>
+      </w:r>
+      <w:proofErr w:type="spellEnd"/>
+      <w:r>
+        <w:t xml:space="preserve"> и </w:t>
+      </w:r>
+      <w:proofErr w:type="spellStart"/>
+      <w:r>
+        <w:t>ΔHHb</w:t>
+      </w:r>
+      <w:proofErr w:type="spellEnd"/>
+      <w:r>
+        <w:t>/</w:t>
+      </w:r>
+      <w:proofErr w:type="spellStart"/>
+      <w:r>
+        <w:t>Δt</w:t>
+      </w:r>
+      <w:proofErr w:type="spellEnd"/>
+      <w:r>
+        <w:t xml:space="preserve"> вычислялись как разность соседних значений соответствующего канала, делённая на временной интервал между ними. Пропущенные точки в ANT+-ряду </w:t>
+      </w:r>
+      <w:proofErr w:type="spellStart"/>
+      <w:r>
+        <w:t>SmO</w:t>
+      </w:r>
+      <w:proofErr w:type="spellEnd"/>
+      <w:r>
+        <w:t xml:space="preserve">₂ (до выравнивания с </w:t>
+      </w:r>
+      <w:proofErr w:type="spellStart"/>
+      <w:r>
+        <w:t>вендорской</w:t>
+      </w:r>
+      <w:proofErr w:type="spellEnd"/>
+      <w:r>
+        <w:t xml:space="preserve"> выгрузкой) не интерполировались; признаки на соответствующих сегментах помечались как </w:t>
+      </w:r>
+      <w:proofErr w:type="spellStart"/>
+      <w:r>
+        <w:t>невалидные</w:t>
+      </w:r>
+      <w:proofErr w:type="spellEnd"/>
+      <w:r>
+        <w:t>.</w:t>
       </w:r>
     </w:p>
     <w:p>
@@ -10876,32 +10968,105 @@
       </w:pPr>
       <w:bookmarkStart w:id="30" w:name="_Toc228326057"/>
       <w:r>
-        <w:t>2.5.2 RR-интервалы и HRV</w:t>
+        <w:t>2.5.</w:t>
+      </w:r>
+      <w:r>
+        <w:t>3</w:t>
+      </w:r>
+      <w:r>
+        <w:t xml:space="preserve"> RR-интервалы и HRV</w:t>
       </w:r>
       <w:bookmarkEnd w:id="30"/>
     </w:p>
     <w:p>
       <w:r>
-        <w:t xml:space="preserve">Перед вычислением HRV-признаков выполнялась детекция артефактов RR: интервалы, отклоняющиеся более чем на 20% от скользящей медианы в окне 5 кардиоциклов, помечались как артефакты и замещались кубической </w:t>
+        <w:t xml:space="preserve">Перед вычислением HRV-признаков выполнялась </w:t>
+      </w:r>
+      <w:proofErr w:type="spellStart"/>
+      <w:r>
+        <w:t>детекция</w:t>
+      </w:r>
+      <w:proofErr w:type="spellEnd"/>
+      <w:r>
+        <w:t xml:space="preserve"> артефактов RR: интервалы, отклоняющиеся более чем на 20% от скользящей медианы в окне 5 </w:t>
+      </w:r>
+      <w:proofErr w:type="spellStart"/>
+      <w:r>
+        <w:t>кардиоциклов</w:t>
+      </w:r>
+      <w:proofErr w:type="spellEnd"/>
+      <w:r>
+        <w:t xml:space="preserve">, помечались как артефакты и замещались кубической интерполяцией по соседним валидным значениям. </w:t>
+      </w:r>
+      <w:proofErr w:type="spellStart"/>
+      <w:r>
+        <w:t>Равноинтервальный</w:t>
+      </w:r>
+      <w:proofErr w:type="spellEnd"/>
+      <w:r>
+        <w:t xml:space="preserve"> ряд RR (с шагом 250 </w:t>
+      </w:r>
+      <w:proofErr w:type="spellStart"/>
+      <w:r>
+        <w:t>мс</w:t>
+      </w:r>
+      <w:proofErr w:type="spellEnd"/>
+      <w:r>
+        <w:t xml:space="preserve">) формировался кубической интерполяцией для вычисления </w:t>
+      </w:r>
+      <w:proofErr w:type="spellStart"/>
+      <w:r>
+        <w:t>временны́х</w:t>
+      </w:r>
+      <w:proofErr w:type="spellEnd"/>
+      <w:r>
+        <w:t xml:space="preserve"> HRV-показателей (RMSSD, SDNN) и нелинейных показателей методами анализа Пуанкаре (SD1, SD2) и </w:t>
+      </w:r>
+      <w:proofErr w:type="spellStart"/>
+      <w:r>
+        <w:t>детрендированного</w:t>
+      </w:r>
+      <w:proofErr w:type="spellEnd"/>
+      <w:r>
+        <w:t xml:space="preserve"> </w:t>
+      </w:r>
+      <w:proofErr w:type="spellStart"/>
+      <w:r>
+        <w:t>флуктуационного</w:t>
+      </w:r>
+      <w:proofErr w:type="spellEnd"/>
+      <w:r>
+        <w:t xml:space="preserve"> анализа (DFA-α1 в окне 4–16 </w:t>
+      </w:r>
+      <w:proofErr w:type="spellStart"/>
+      <w:r>
+        <w:t>кардиоциклов</w:t>
+      </w:r>
+      <w:proofErr w:type="spellEnd"/>
+      <w:r>
+        <w:t>)</w:t>
+      </w:r>
+      <w:r>
+        <w:t>.</w:t>
+      </w:r>
+    </w:p>
+    <w:p>
+      <w:pPr>
+        <w:pStyle w:val="21"/>
+      </w:pPr>
+      <w:bookmarkStart w:id="31" w:name="_Toc228326058"/>
+      <w:r>
+        <w:t>2.6 Определение лактатных порогов (ground truth)</w:t>
+      </w:r>
+      <w:bookmarkEnd w:id="31"/>
+    </w:p>
+    <w:p>
+      <w:r>
+        <w:t xml:space="preserve">Лактатный порог LT1 определялся как первый достоверный рост концентрации лактата относительно базального уровня покоя (прирост ≥ 0,5 </w:t>
       </w:r>
       <w:r>
         <w:lastRenderedPageBreak/>
-        <w:t>интерполяцией по соседним валидным значениям. Равноинтервальный ряд RR (с шагом 250 мс) формировался кубической интерполяцией для вычисления RMSSD. Показатель DFA-α1 вычислялся в скользящем окне 4–16 кардиоциклов по методу детрендированного флуктуационного анализа.</w:t>
-      </w:r>
-    </w:p>
-    <w:p>
-      <w:pPr>
-        <w:pStyle w:val="21"/>
-      </w:pPr>
-      <w:bookmarkStart w:id="31" w:name="_Toc228326058"/>
-      <w:r>
-        <w:t>2.6 Определение лактатных порогов (ground truth)</w:t>
-      </w:r>
-      <w:bookmarkEnd w:id="31"/>
-    </w:p>
-    <w:p>
-      <w:r>
-        <w:t>Лактатный порог LT1 определялся как первый достоверный рост концентрации лактата относительно базального уровня покоя (прирост ≥ 0,5 ммоль/л). Лактатный порог LT2 определялся методом ModDmax: из точки первого достоверного роста лактата (LT1) проводилась прямая до последней точки кривой лактат–мощность; LT2 соответствует точке максимального перпендикулярного расстояния от этой прямой до кривой. Метод ModDmax выбран как более устойчивый к вариациям исходного уровня лактата по сравнению с классическим методом Dmax.</w:t>
+        <w:t>ммоль/л). Лактатный порог LT2 определялся методом ModDmax: из точки первого достоверного роста лактата (LT1) проводилась прямая до последней точки кривой лактат–мощность; LT2 соответствует точке максимального перпендикулярного расстояния от этой прямой до кривой. Метод ModDmax выбран как более устойчивый к вариациям исходного уровня лактата по сравнению с классическим методом Dmax.</w:t>
       </w:r>
     </w:p>
     <w:p>
@@ -10976,7 +11141,6 @@
         <w:jc w:val="left"/>
       </w:pPr>
       <w:r>
-        <w:lastRenderedPageBreak/>
         <w:t>энергия на уровнях вейвлетной декомпозиции DWT (вейвлет Daubechies db4, 6 уровней: d1–d6);</w:t>
       </w:r>
     </w:p>
@@ -11051,6 +11215,7 @@
         <w:jc w:val="left"/>
       </w:pPr>
       <w:r>
+        <w:lastRenderedPageBreak/>
         <w:t>HRV-признаки:</w:t>
       </w:r>
     </w:p>
@@ -11265,7 +11430,6 @@
         </w:rPr>
       </w:pPr>
       <w:r>
-        <w:lastRenderedPageBreak/>
         <w:br w:type="page"/>
       </w:r>
     </w:p>
@@ -18162,6 +18326,7 @@
     <w:rsid w:val="00451746"/>
     <w:rsid w:val="004664AD"/>
     <w:rsid w:val="004F7C40"/>
+    <w:rsid w:val="005949F6"/>
     <w:rsid w:val="0067232C"/>
     <w:rsid w:val="00683803"/>
     <w:rsid w:val="00692A08"/>
@@ -18177,7 +18342,6 @@
     <w:rsid w:val="00D4388C"/>
     <w:rsid w:val="00D50C1F"/>
     <w:rsid w:val="00F13E9E"/>
-    <w:rsid w:val="00F259AA"/>
   </w:rsids>
   <m:mathPr>
     <m:mathFont m:val="Cambria Math"/>

--- a/Тамразов.docx
+++ b/Тамразов.docx
@@ -11056,22 +11056,223 @@
       </w:pPr>
       <w:bookmarkStart w:id="31" w:name="_Toc228326058"/>
       <w:r>
+        <w:lastRenderedPageBreak/>
         <w:t>2.6 Определение лактатных порогов (ground truth)</w:t>
       </w:r>
       <w:bookmarkEnd w:id="31"/>
     </w:p>
     <w:p>
-      <w:r>
-        <w:t xml:space="preserve">Лактатный порог LT1 определялся как первый достоверный рост концентрации лактата относительно базального уровня покоя (прирост ≥ 0,5 </w:t>
+      <w:pPr>
+        <w:pStyle w:val="31"/>
+      </w:pPr>
+      <w:r>
+        <w:t>2.</w:t>
+      </w:r>
+      <w:r>
+        <w:t>6.</w:t>
+      </w:r>
+      <w:r>
+        <w:t>1</w:t>
+      </w:r>
+      <w:r>
+        <w:t xml:space="preserve"> </w:t>
+      </w:r>
+      <w:r>
+        <w:t>О</w:t>
+      </w:r>
+      <w:r>
+        <w:t xml:space="preserve">пределение </w:t>
+      </w:r>
+      <w:r>
+        <w:rPr>
+          <w:lang w:val="en-US"/>
+        </w:rPr>
+        <w:t>LT</w:t>
+      </w:r>
+      <w:r>
+        <w:t>1</w:t>
+      </w:r>
+    </w:p>
+    <w:p>
+      <w:r>
+        <w:t xml:space="preserve">LT1 определялся как момент первого пересечения </w:t>
+      </w:r>
+      <w:proofErr w:type="spellStart"/>
+      <w:r>
+        <w:t>лактатной</w:t>
+      </w:r>
+      <w:proofErr w:type="spellEnd"/>
+      <w:r>
+        <w:t xml:space="preserve"> кривой с уровнем </w:t>
+      </w:r>
+      <w:proofErr w:type="spellStart"/>
+      <w:r>
+        <w:t>baseline</w:t>
+      </w:r>
+      <w:proofErr w:type="spellEnd"/>
+      <w:r>
+        <w:t xml:space="preserve"> + 0,4 </w:t>
+      </w:r>
+      <w:proofErr w:type="spellStart"/>
+      <w:r>
+        <w:t>ммоль</w:t>
+      </w:r>
+      <w:proofErr w:type="spellEnd"/>
+      <w:r>
+        <w:t xml:space="preserve">/л, где </w:t>
+      </w:r>
+      <w:proofErr w:type="spellStart"/>
+      <w:r>
+        <w:t>baseline</w:t>
+      </w:r>
+      <w:proofErr w:type="spellEnd"/>
+      <w:r>
+        <w:t xml:space="preserve"> — значение </w:t>
+      </w:r>
+      <w:proofErr w:type="spellStart"/>
+      <w:r>
+        <w:t>лактата</w:t>
+      </w:r>
+      <w:proofErr w:type="spellEnd"/>
+      <w:r>
+        <w:t xml:space="preserve"> на первой измеренной точке (конец ступени 60 Вт). Отдельного замера в покое протокол не предусматривал; первая точка является наименьшим надёжно доступным значением </w:t>
+      </w:r>
+      <w:proofErr w:type="spellStart"/>
+      <w:r>
+        <w:t>лактата</w:t>
+      </w:r>
+      <w:proofErr w:type="spellEnd"/>
+      <w:r>
+        <w:t xml:space="preserve"> в сессии. Для точного определения момента пересечения по дискретным точкам строилась PCHIP-интерполяция в плоскости </w:t>
+      </w:r>
+      <w:proofErr w:type="spellStart"/>
+      <w:r>
+        <w:t>лактат</w:t>
+      </w:r>
+      <w:proofErr w:type="spellEnd"/>
+      <w:r>
+        <w:t>–время; lt1_pchip_time_sec соответствует интерполированному времени пересечения внутри ступени. Дискретная метка (момент забора крови на первой ступени выше порога) систематически запаздывает на 0,9–4,3 мин и не использовалась. PCHIP выбран вместо кубического сплайна, поскольку при поиске первого пересечения порога монотонность внутри каждого интервала принципиальна: кубический сплайн может осциллировать между редкими точками (интервал 3 мин) и давать ложные пересечения.</w:t>
+      </w:r>
+    </w:p>
+    <w:p>
+      <w:r>
+        <w:t xml:space="preserve">Целевая переменная для модели LT1: lt1_pchip_time_sec — интерполированное время LT1, преобразованное в «время до LT1» аналогично LT2. В обучение включались только окна с target_time_to_lt1_usable = 1 (качество метки </w:t>
+      </w:r>
+      <w:proofErr w:type="spellStart"/>
+      <w:r>
+        <w:t>high</w:t>
+      </w:r>
+      <w:proofErr w:type="spellEnd"/>
+      <w:r>
+        <w:t xml:space="preserve"> или </w:t>
+      </w:r>
+      <w:proofErr w:type="spellStart"/>
+      <w:r>
+        <w:t>medium</w:t>
+      </w:r>
+      <w:proofErr w:type="spellEnd"/>
+      <w:r>
+        <w:t>, LT1 ≠ LT2).</w:t>
+      </w:r>
+    </w:p>
+    <w:p>
+      <w:r>
+        <w:t>Разметка окон. Ступень 30 Вт (продолжительностью 1 мин) исключалась из обучающей выборки ввиду недостаточной длительности для формирования 30-секундного скользящего окна. По всем остальным ступеням скользящее окно применялось непрерывно, включая переходные участки между ступенями, что соответствует условиям онлайн-применения модели</w:t>
+      </w:r>
+      <w:r>
+        <w:t>.</w:t>
+      </w:r>
+    </w:p>
+    <w:p>
+      <w:pPr>
+        <w:pStyle w:val="31"/>
+      </w:pPr>
+      <w:r>
+        <w:t>2.6.</w:t>
+      </w:r>
+      <w:r>
+        <w:t>1</w:t>
+      </w:r>
+      <w:r>
+        <w:t xml:space="preserve"> </w:t>
+      </w:r>
+      <w:r>
+        <w:t>О</w:t>
+      </w:r>
+      <w:r>
+        <w:t xml:space="preserve">пределение </w:t>
+      </w:r>
+      <w:r>
+        <w:rPr>
+          <w:lang w:val="en-US"/>
+        </w:rPr>
+        <w:t>LT</w:t>
+      </w:r>
+      <w:r>
+        <w:t>2</w:t>
+      </w:r>
+    </w:p>
+    <w:p>
+      <w:r>
+        <w:t xml:space="preserve">LT2 определялся методом модифицированного </w:t>
+      </w:r>
+      <w:proofErr w:type="spellStart"/>
+      <w:r>
+        <w:t>Dmax</w:t>
+      </w:r>
+      <w:proofErr w:type="spellEnd"/>
+      <w:r>
+        <w:t xml:space="preserve"> (</w:t>
+      </w:r>
+      <w:proofErr w:type="spellStart"/>
+      <w:r>
+        <w:t>ModDmax</w:t>
+      </w:r>
+      <w:proofErr w:type="spellEnd"/>
+      <w:r>
+        <w:t>) на кубическом сплайне, построенном в плоскости мощность</w:t>
+      </w:r>
+      <w:r>
+        <w:t>-</w:t>
+      </w:r>
+      <w:proofErr w:type="spellStart"/>
+      <w:r>
+        <w:t>лактат</w:t>
+      </w:r>
+      <w:proofErr w:type="spellEnd"/>
+      <w:r>
+        <w:t xml:space="preserve">. Из точки первого достоверного роста </w:t>
+      </w:r>
+      <w:proofErr w:type="spellStart"/>
+      <w:r>
+        <w:t>лактата</w:t>
+      </w:r>
+      <w:proofErr w:type="spellEnd"/>
+      <w:r>
+        <w:t xml:space="preserve"> проводилась хорда до последней точки кривой</w:t>
+      </w:r>
+      <w:r>
+        <w:t>,</w:t>
+      </w:r>
+      <w:r>
+        <w:t xml:space="preserve"> LT2 соответствует точке максимального перпендикулярного </w:t>
       </w:r>
       <w:r>
         <w:lastRenderedPageBreak/>
-        <w:t>ммоль/л). Лактатный порог LT2 определялся методом ModDmax: из точки первого достоверного роста лактата (LT1) проводилась прямая до последней точки кривой лактат–мощность; LT2 соответствует точке максимального перпендикулярного расстояния от этой прямой до кривой. Метод ModDmax выбран как более устойчивый к вариациям исходного уровня лактата по сравнению с классическим методом Dmax.</w:t>
-      </w:r>
-    </w:p>
-    <w:p>
-      <w:r>
-        <w:t>Разметка временных рядов для обучения модели: тайминг забора лактата (за 15 сек до начала новой ступени) учитывался при присвоении меток – метка порога относилась к началу ступени, на которой концентрация превысила пороговое значение. Ступень 30 Вт (продолжительностью 1 мин) исключалась из обучающей выборки ввиду недостаточной длительности для формирования 30-секундного скользящего окна. Из оставшихся ступеней скользящее окно применялось непрерывно на протяжении всей их длительности, включая переходные участки между ступенями. Такой подход соответствует условиям онлайн-применения модели, при котором предсказание должно быть доступно в любой момент нагрузочного теста, а не только в установившемся режиме.</w:t>
+        <w:t xml:space="preserve">расстояния от кривой до этой хорды. Аппроксимация кубическим сплайном выбрана намеренно: метод </w:t>
+      </w:r>
+      <w:proofErr w:type="spellStart"/>
+      <w:r>
+        <w:t>Dmax</w:t>
+      </w:r>
+      <w:proofErr w:type="spellEnd"/>
+      <w:r>
+        <w:t xml:space="preserve"> является геометрическим и требует гладкой кривой с непрерывной второй производной (C²); PCHIP гарантирует монотонность, но первая производная на стыках скачет, что искажает форму «локтя» кривой. </w:t>
+      </w:r>
+    </w:p>
+    <w:p>
+      <w:r>
+        <w:t>Целевая переменная для модели LT2: время от конца скользящего окна до момента LT2 в секундах (target_time_to_lt2_center_sec); отрицательное значение означает, что порог уже пройден.</w:t>
       </w:r>
     </w:p>
     <w:p>
@@ -11215,7 +11416,6 @@
         <w:jc w:val="left"/>
       </w:pPr>
       <w:r>
-        <w:lastRenderedPageBreak/>
         <w:t>HRV-признаки:</w:t>
       </w:r>
     </w:p>
@@ -11313,6 +11513,7 @@
       </w:pPr>
       <w:bookmarkStart w:id="33" w:name="_Toc228326060"/>
       <w:r>
+        <w:lastRenderedPageBreak/>
         <w:t>2.8 Модели машинного обучения</w:t>
       </w:r>
       <w:bookmarkEnd w:id="33"/>
@@ -18326,7 +18527,6 @@
     <w:rsid w:val="00451746"/>
     <w:rsid w:val="004664AD"/>
     <w:rsid w:val="004F7C40"/>
-    <w:rsid w:val="005949F6"/>
     <w:rsid w:val="0067232C"/>
     <w:rsid w:val="00683803"/>
     <w:rsid w:val="00692A08"/>
@@ -18339,6 +18539,7 @@
     <w:rsid w:val="00B75200"/>
     <w:rsid w:val="00BA287F"/>
     <w:rsid w:val="00C366AC"/>
+    <w:rsid w:val="00C5795C"/>
     <w:rsid w:val="00D4388C"/>
     <w:rsid w:val="00D50C1F"/>
     <w:rsid w:val="00F13E9E"/>

--- a/Тамразов.docx
+++ b/Тамразов.docx
@@ -9897,7 +9897,7 @@
               <w:pStyle w:val="aa"/>
             </w:pPr>
             <w:r>
-              <w:t>10,9 ± 2,7</w:t>
+              <w:t>8,8 ± 3,3</w:t>
             </w:r>
           </w:p>
         </w:tc>
@@ -9908,9 +9908,12 @@
           <w:p>
             <w:pPr>
               <w:pStyle w:val="aa"/>
+              <w:rPr>
+                <w:lang w:val="ru-RU"/>
+              </w:rPr>
             </w:pPr>
             <w:r>
-              <w:t>9,7–18,8</w:t>
+              <w:t>5,6–16,1</w:t>
             </w:r>
           </w:p>
         </w:tc>
@@ -10035,14 +10038,35 @@
         <w:ind w:firstLine="709"/>
       </w:pPr>
       <w:r>
-        <w:t>Поверхностная ЭМГ регистрировалась с m. vastus lateralis (VL) доминантной ноги двумя датчиками (в дистальной и проксимальной зонах мышцы) при помощи беспроводных датчиков Delsys Trigno Avant</w:t>
+        <w:t xml:space="preserve">Поверхностная ЭМГ регистрировалась с m. vastus lateralis (VL) доминантной ноги двумя датчиками (в дистальной и проксимальной зонах мышцы) при помощи беспроводных датчиков </w:t>
+      </w:r>
+      <w:proofErr w:type="spellStart"/>
+      <w:r>
+        <w:t>Delsys</w:t>
+      </w:r>
+      <w:proofErr w:type="spellEnd"/>
+      <w:r>
+        <w:t xml:space="preserve"> </w:t>
+      </w:r>
+      <w:proofErr w:type="spellStart"/>
+      <w:r>
+        <w:t>Trigno</w:t>
+      </w:r>
+      <w:proofErr w:type="spellEnd"/>
+      <w:r>
+        <w:t xml:space="preserve"> </w:t>
+      </w:r>
+      <w:proofErr w:type="spellStart"/>
+      <w:r>
+        <w:t>Ava</w:t>
       </w:r>
       <w:r>
         <w:rPr>
           <w:lang w:val="en-US"/>
         </w:rPr>
-        <w:t>i</w:t>
-      </w:r>
+        <w:t>nti</w:t>
+      </w:r>
+      <w:proofErr w:type="spellEnd"/>
       <w:r>
         <w:t xml:space="preserve">. Каждый датчик представляет собой сдвоенный биполярный электрод с межэлектродным расстоянием 10 мм и встроенным трёхосевым акселерометром и гироскопом. Частота дискретизации ЭМГ-канала составляла 1926 Гц, гироскопического канала – 148 Гц. Датчики устанавливались по стандартным анатомическим ориентирам SENIAM: дистальный </w:t>
       </w:r>
@@ -10236,8 +10260,13 @@
         <w:spacing w:after="0"/>
         <w:ind w:firstLine="709"/>
       </w:pPr>
-      <w:r>
-        <w:t xml:space="preserve">Sensync реализована как модульное десктопное приложение на </w:t>
+      <w:proofErr w:type="spellStart"/>
+      <w:r>
+        <w:t>Sensync</w:t>
+      </w:r>
+      <w:proofErr w:type="spellEnd"/>
+      <w:r>
+        <w:t xml:space="preserve"> реализована как модульное десктопное приложение на </w:t>
       </w:r>
       <w:r>
         <w:lastRenderedPageBreak/>
@@ -10268,34 +10297,6 @@
       </w:r>
       <w:r>
         <w:t>. Каждый источник данных инкапсулирован в изолированном плагине, выполняемом в отдельном потоке (worker_thread), что обеспечивает независимость обработки каналов и задействование нескольких процессорных ядер. Взаимодействие между плагинами осуществляется через внутреннюю событийную шину без прямых вызовов между модулями. Конфигурация набора активных плагинов и их взаимодействий задаётся профилем запуска, что позволяет переключаться между экспериментальными сценариями без изменения кода.</w:t>
-      </w:r>
-    </w:p>
-    <w:p>
-      <w:pPr>
-        <w:widowControl w:val="0"/>
-        <w:spacing w:after="0"/>
-        <w:ind w:firstLine="709"/>
-      </w:pPr>
-      <w:r>
-        <w:t>Временная модель системы опирается на внутреннюю шину сессионного времени, отсчитываемого от момента старта записи; абсолютное время начала протокола сохраняется в метаданных. Это позволяет корректно обрабатывать разрывы соединения и обеспечивает воспроизводимость временных отношений между каналами при последующем анализе.</w:t>
-      </w:r>
-    </w:p>
-    <w:p>
-      <w:pPr>
-        <w:widowControl w:val="0"/>
-        <w:spacing w:after="0"/>
-        <w:ind w:firstLine="709"/>
-      </w:pPr>
-      <w:r>
-        <w:t>Данные всех каналов записываются в единый файл формата HDF5: каждый источник формирует отдельный набор данных (</w:t>
-      </w:r>
-      <w:proofErr w:type="spellStart"/>
-      <w:r>
-        <w:t>dataset</w:t>
-      </w:r>
-      <w:proofErr w:type="spellEnd"/>
-      <w:r>
-        <w:t>) в иерархической структуре файла и буферизирует записи независимо батчами. Формат HDF5 обеспечивает эффективное хранение разнородных временных рядов, поддерживает произвольный доступ к сегментам данных и допускает хранение метаданных непосредственно в том же файле. Данные лактата вносятся в тот же файл отдельным каналом по завершении теста.</w:t>
       </w:r>
     </w:p>
     <w:p>
@@ -10801,36 +10802,12 @@
     </w:tbl>
     <w:p>
       <w:pPr>
-        <w:pStyle w:val="21"/>
-      </w:pPr>
-      <w:bookmarkStart w:id="27" w:name="_Toc228326054"/>
-      <w:r>
-        <w:t>2.5 Предобработка сигналов</w:t>
-      </w:r>
-      <w:bookmarkEnd w:id="27"/>
-    </w:p>
-    <w:p>
-      <w:pPr>
-        <w:pStyle w:val="31"/>
-      </w:pPr>
-      <w:bookmarkStart w:id="28" w:name="_Toc228326055"/>
-      <w:r>
-        <w:t>2.5.1 Электромиография</w:t>
-      </w:r>
-      <w:bookmarkEnd w:id="28"/>
-    </w:p>
-    <w:p>
-      <w:pPr>
         <w:widowControl w:val="0"/>
         <w:spacing w:after="0"/>
         <w:ind w:firstLine="709"/>
       </w:pPr>
       <w:r>
-        <w:t xml:space="preserve">Сырой ЭМГ-сигнал (1926 Гц) подвергался следующей предобработке. </w:t>
-      </w:r>
-      <w:r>
-        <w:lastRenderedPageBreak/>
-        <w:t>Полосовая фильтрация: фильтр Баттерворта 4-го порядка, полоса пропускания 20–450 Гц. Режекторный (notch) фильтр: 50 Гц для подавления помехи промышленной сети. Вычисление огибающей: скользящее RMS в окне 250 мс. Нормализация: значения ЭМГ нормировались относительно среднего уровня на ступени 90 Вт для обеспечения межсессионной сопоставимости.</w:t>
+        <w:t>Временная модель системы опирается на внутреннюю шину сессионного времени, отсчитываемого от момента старта записи; абсолютное время начала протокола сохраняется в метаданных. Это позволяет корректно обрабатывать разрывы соединения и обеспечивает воспроизводимость временных отношений между каналами при последующем анализе.</w:t>
       </w:r>
     </w:p>
     <w:p>
@@ -10840,6 +10817,64 @@
         <w:ind w:firstLine="709"/>
       </w:pPr>
       <w:r>
+        <w:t>Данные всех каналов записываются в единый файл формата HDF5: каждый источник формирует отдельный набор данных (</w:t>
+      </w:r>
+      <w:proofErr w:type="spellStart"/>
+      <w:r>
+        <w:t>dataset</w:t>
+      </w:r>
+      <w:proofErr w:type="spellEnd"/>
+      <w:r>
+        <w:t>) в иерархической структуре файла и буферизирует записи независимо батчами. Формат HDF5 обеспечивает эффективное хранение разнородных временных рядов, поддерживает произвольный доступ к сегментам данных и допускает хранение метаданных непосредственно в том же файле. Данные лактата вносятся в тот же файл отдельным каналом по завершении теста.</w:t>
+      </w:r>
+    </w:p>
+    <w:p>
+      <w:pPr>
+        <w:pStyle w:val="21"/>
+      </w:pPr>
+      <w:bookmarkStart w:id="27" w:name="_Toc228326054"/>
+      <w:r>
+        <w:t>2.5 Предобработка сигналов</w:t>
+      </w:r>
+      <w:bookmarkEnd w:id="27"/>
+    </w:p>
+    <w:p>
+      <w:pPr>
+        <w:pStyle w:val="31"/>
+      </w:pPr>
+      <w:bookmarkStart w:id="28" w:name="_Toc228326055"/>
+      <w:r>
+        <w:t>2.5.1 Электромиография</w:t>
+      </w:r>
+      <w:bookmarkEnd w:id="28"/>
+    </w:p>
+    <w:p>
+      <w:pPr>
+        <w:widowControl w:val="0"/>
+        <w:spacing w:after="0"/>
+        <w:ind w:firstLine="709"/>
+      </w:pPr>
+      <w:r>
+        <w:t xml:space="preserve">Сырой ЭМГ-сигнал (1926 Гц) подвергался следующей предобработке. </w:t>
+      </w:r>
+      <w:r>
+        <w:lastRenderedPageBreak/>
+        <w:t xml:space="preserve">Полосовая фильтрация: фильтр Баттерворта 4-го порядка, полоса пропускания 20–450 Гц. Режекторный (notch) фильтр: 50 Гц для подавления помехи промышленной сети. Вычисление огибающей: скользящее RMS в окне 250 мс. Нормализация: значения ЭМГ нормировались относительно среднего уровня на ступени </w:t>
+      </w:r>
+      <w:r>
+        <w:t>3</w:t>
+      </w:r>
+      <w:r>
+        <w:t>0 Вт для обеспечения межсессионной сопоставимости.</w:t>
+      </w:r>
+    </w:p>
+    <w:p>
+      <w:pPr>
+        <w:widowControl w:val="0"/>
+        <w:spacing w:after="0"/>
+        <w:ind w:firstLine="709"/>
+      </w:pPr>
+      <w:r>
         <w:t>Разделение активности по фазам педалирования выполнялось на основе гироскопических данных (148 Гц): load-фаза (~0°–180° цикла) и rest-фаза (~180°–360°) определялись по пиковой угловой скорости гироскопа с использованием алгоритма детекции пиков.</w:t>
       </w:r>
     </w:p>
@@ -10854,6 +10889,11 @@
       <w:bookmarkEnd w:id="29"/>
     </w:p>
     <w:p>
+      <w:pPr>
+        <w:widowControl w:val="0"/>
+        <w:spacing w:after="0"/>
+        <w:ind w:firstLine="709"/>
+      </w:pPr>
       <w:r>
         <w:t xml:space="preserve">Сигналы </w:t>
       </w:r>
@@ -10979,6 +11019,11 @@
       <w:bookmarkEnd w:id="30"/>
     </w:p>
     <w:p>
+      <w:pPr>
+        <w:widowControl w:val="0"/>
+        <w:spacing w:after="0"/>
+        <w:ind w:firstLine="709"/>
+      </w:pPr>
       <w:r>
         <w:t xml:space="preserve">Перед вычислением HRV-признаков выполнялась </w:t>
       </w:r>
@@ -11056,20 +11101,316 @@
       </w:pPr>
       <w:bookmarkStart w:id="31" w:name="_Toc228326058"/>
       <w:r>
+        <w:t>2.6 Определение лактатных порогов (ground truth)</w:t>
+      </w:r>
+      <w:bookmarkEnd w:id="31"/>
+    </w:p>
+    <w:p>
+      <w:pPr>
+        <w:pStyle w:val="31"/>
+      </w:pPr>
+      <w:r>
+        <w:t>2.</w:t>
+      </w:r>
+      <w:r>
+        <w:t>6.</w:t>
+      </w:r>
+      <w:r>
+        <w:t>1</w:t>
+      </w:r>
+      <w:r>
+        <w:t xml:space="preserve"> </w:t>
+      </w:r>
+      <w:r>
+        <w:t>О</w:t>
+      </w:r>
+      <w:r>
+        <w:t xml:space="preserve">пределение </w:t>
+      </w:r>
+      <w:r>
+        <w:rPr>
+          <w:lang w:val="en-US"/>
+        </w:rPr>
+        <w:t>LT</w:t>
+      </w:r>
+      <w:r>
+        <w:t>1</w:t>
+      </w:r>
+    </w:p>
+    <w:p>
+      <w:pPr>
+        <w:widowControl w:val="0"/>
+        <w:spacing w:after="0"/>
+        <w:ind w:firstLine="709"/>
+      </w:pPr>
+      <w:r>
+        <w:t xml:space="preserve">LT1 определялся как момент первого пересечения </w:t>
+      </w:r>
+      <w:proofErr w:type="spellStart"/>
+      <w:r>
+        <w:t>лактатной</w:t>
+      </w:r>
+      <w:proofErr w:type="spellEnd"/>
+      <w:r>
+        <w:t xml:space="preserve"> кривой с уровнем </w:t>
+      </w:r>
+      <w:proofErr w:type="spellStart"/>
+      <w:r>
+        <w:t>baseline</w:t>
+      </w:r>
+      <w:proofErr w:type="spellEnd"/>
+      <w:r>
+        <w:t xml:space="preserve"> + 0,4 </w:t>
+      </w:r>
+      <w:proofErr w:type="spellStart"/>
+      <w:r>
+        <w:t>ммоль</w:t>
+      </w:r>
+      <w:proofErr w:type="spellEnd"/>
+      <w:r>
+        <w:t xml:space="preserve">/л, где </w:t>
+      </w:r>
+      <w:proofErr w:type="spellStart"/>
+      <w:r>
+        <w:t>baseline</w:t>
+      </w:r>
+      <w:proofErr w:type="spellEnd"/>
+      <w:r>
+        <w:t xml:space="preserve"> </w:t>
+      </w:r>
+      <w:r>
+        <w:t>–</w:t>
+      </w:r>
+      <w:r>
+        <w:t xml:space="preserve"> значение </w:t>
+      </w:r>
+      <w:proofErr w:type="spellStart"/>
+      <w:r>
+        <w:t>лактата</w:t>
+      </w:r>
+      <w:proofErr w:type="spellEnd"/>
+      <w:r>
+        <w:t xml:space="preserve"> на первой </w:t>
+      </w:r>
+      <w:r>
         <w:lastRenderedPageBreak/>
-        <w:t>2.6 Определение лактатных порогов (ground truth)</w:t>
-      </w:r>
-      <w:bookmarkEnd w:id="31"/>
+        <w:t xml:space="preserve">измеренной точке (конец ступени 60 Вт). Отдельного замера в покое протокол не предусматривал; первая точка является наименьшим надёжно доступным значением </w:t>
+      </w:r>
+      <w:proofErr w:type="spellStart"/>
+      <w:r>
+        <w:t>лактата</w:t>
+      </w:r>
+      <w:proofErr w:type="spellEnd"/>
+      <w:r>
+        <w:t xml:space="preserve"> в сессии.</w:t>
+      </w:r>
+    </w:p>
+    <w:p>
+      <w:pPr>
+        <w:widowControl w:val="0"/>
+        <w:spacing w:after="0"/>
+        <w:ind w:firstLine="709"/>
+      </w:pPr>
+      <w:r>
+        <w:t>Для точного определения момента пересечения по дискретным точкам забора строилась PCHIP-интерполяция в плоскости мощность</w:t>
+      </w:r>
+      <w:r>
+        <w:t>-</w:t>
+      </w:r>
+      <w:proofErr w:type="spellStart"/>
+      <w:r>
+        <w:t>лактат</w:t>
+      </w:r>
+      <w:proofErr w:type="spellEnd"/>
+      <w:r>
+        <w:t xml:space="preserve">. Дискретная метка (момент забора крови на первой ступени выше порога) привязана к концу ступени и может запаздывать до 3 мин относительно реального момента пересечения порога внутри ступени. Для интерполяции выбран PCHIP, а не кубический сплайн: при редких точках (интервал 3 мин) кубический сплайн может осциллировать и давать ложные пересечения порога, тогда как PCHIP гарантирует монотонность внутри каждого интервала. Мощность в точке пересечения переводилась </w:t>
+      </w:r>
+      <w:proofErr w:type="gramStart"/>
+      <w:r>
+        <w:t>в</w:t>
+      </w:r>
+      <w:r>
+        <w:t>о</w:t>
+      </w:r>
+      <w:r>
+        <w:t xml:space="preserve"> время</w:t>
+      </w:r>
+      <w:proofErr w:type="gramEnd"/>
+      <w:r>
+        <w:t xml:space="preserve"> через линейную интерполяцию внутри ступени.</w:t>
+      </w:r>
+    </w:p>
+    <w:p>
+      <w:pPr>
+        <w:widowControl w:val="0"/>
+        <w:spacing w:after="0"/>
+        <w:ind w:firstLine="709"/>
+      </w:pPr>
+      <w:r>
+        <w:t xml:space="preserve">Целевой переменной модели служило интерполированное время LT1, выраженное как «время до LT1» </w:t>
+      </w:r>
+      <w:r>
+        <w:t>–</w:t>
+      </w:r>
+      <w:r>
+        <w:t xml:space="preserve"> разность между временем LT1 и концом текущего скользящего окна.</w:t>
+      </w:r>
     </w:p>
     <w:p>
       <w:pPr>
         <w:pStyle w:val="31"/>
       </w:pPr>
       <w:r>
+        <w:t>2.6.</w:t>
+      </w:r>
+      <w:r>
+        <w:t>2</w:t>
+      </w:r>
+      <w:r>
+        <w:t xml:space="preserve"> </w:t>
+      </w:r>
+      <w:r>
+        <w:t>О</w:t>
+      </w:r>
+      <w:r>
+        <w:t xml:space="preserve">пределение </w:t>
+      </w:r>
+      <w:r>
+        <w:rPr>
+          <w:lang w:val="en-US"/>
+        </w:rPr>
+        <w:t>LT</w:t>
+      </w:r>
+      <w:r>
+        <w:t>2</w:t>
+      </w:r>
+    </w:p>
+    <w:p>
+      <w:pPr>
+        <w:widowControl w:val="0"/>
+        <w:spacing w:after="0"/>
+        <w:ind w:firstLine="709"/>
+      </w:pPr>
+      <w:r>
+        <w:t xml:space="preserve">LT2 определялся методом модифицированного </w:t>
+      </w:r>
+      <w:proofErr w:type="spellStart"/>
+      <w:r>
+        <w:t>Dmax</w:t>
+      </w:r>
+      <w:proofErr w:type="spellEnd"/>
+      <w:r>
+        <w:t xml:space="preserve"> (</w:t>
+      </w:r>
+      <w:proofErr w:type="spellStart"/>
+      <w:r>
+        <w:t>ModDmax</w:t>
+      </w:r>
+      <w:proofErr w:type="spellEnd"/>
+      <w:r>
+        <w:t>) на кубическом сплайне в плоскости мощность–</w:t>
+      </w:r>
+      <w:proofErr w:type="spellStart"/>
+      <w:r>
+        <w:t>лактат</w:t>
+      </w:r>
+      <w:proofErr w:type="spellEnd"/>
+      <w:r>
+        <w:t xml:space="preserve">. Из точки первого достоверного роста </w:t>
+      </w:r>
+      <w:proofErr w:type="spellStart"/>
+      <w:r>
+        <w:t>лактата</w:t>
+      </w:r>
+      <w:proofErr w:type="spellEnd"/>
+      <w:r>
+        <w:t xml:space="preserve"> проводилась хорда до последней точки кривой; LT2 соответствует точке максимального перпендикулярного расстояния от кривой до этой хорды. Кубический сплайн выбран намеренно: метод </w:t>
+      </w:r>
+      <w:proofErr w:type="spellStart"/>
+      <w:r>
+        <w:t>Dmax</w:t>
+      </w:r>
+      <w:proofErr w:type="spellEnd"/>
+      <w:r>
+        <w:t xml:space="preserve"> является геометрическим и требует гладкой кривой с непрерывной второй производной (C²); PCHIP гарантирует монотонность, но первая производная на стыках скачет, что искажает форму «локтя» кривой. Мощность в точке LT2 </w:t>
+      </w:r>
+      <w:r>
+        <w:t xml:space="preserve">также </w:t>
+      </w:r>
+      <w:r>
+        <w:t xml:space="preserve">переводилась </w:t>
+      </w:r>
+      <w:proofErr w:type="gramStart"/>
+      <w:r>
+        <w:t>в</w:t>
+      </w:r>
+      <w:r>
+        <w:t>о</w:t>
+      </w:r>
+      <w:r>
+        <w:t xml:space="preserve"> время</w:t>
+      </w:r>
+      <w:proofErr w:type="gramEnd"/>
+      <w:r>
+        <w:t xml:space="preserve"> через линейную интерполяцию внутри ступени.</w:t>
+      </w:r>
+    </w:p>
+    <w:p>
+      <w:r>
+        <w:t>Целевой переменной модели служило время от конца скользящего окна до момента LT2 в секундах; отрицательное значение означает, что порог уже пройден.</w:t>
+      </w:r>
+    </w:p>
+    <w:p>
+      <w:pPr>
+        <w:pStyle w:val="21"/>
+      </w:pPr>
+      <w:bookmarkStart w:id="32" w:name="_Toc228326059"/>
+      <w:r>
+        <w:lastRenderedPageBreak/>
+        <w:t>2.7 Признаковое пространство</w:t>
+      </w:r>
+      <w:bookmarkEnd w:id="32"/>
+    </w:p>
+    <w:p>
+      <w:pPr>
+        <w:widowControl w:val="0"/>
+        <w:spacing w:after="0"/>
+        <w:ind w:firstLine="709"/>
+      </w:pPr>
+      <w:r>
+        <w:t>Признаки извлекались в скользящем окне 30 сек с шагом 5 сек</w:t>
+      </w:r>
+      <w:r>
+        <w:t>. Д</w:t>
+      </w:r>
+      <w:r>
+        <w:t>ля временных моделей (TCN, LSTM) использовалось каждое шестое окно (шаг 30 сек, перекрытие отсутствует)</w:t>
+      </w:r>
+      <w:r>
+        <w:t xml:space="preserve"> с длиной в </w:t>
+      </w:r>
+      <w:r>
+        <w:t>12 окон (6 мин контекста) и</w:t>
+      </w:r>
+      <w:r>
+        <w:t xml:space="preserve"> </w:t>
+      </w:r>
+      <w:r>
+        <w:t>24 окна (12 мин)</w:t>
+      </w:r>
+      <w:r>
+        <w:t xml:space="preserve"> в различных вариациях моделей.</w:t>
+      </w:r>
+    </w:p>
+    <w:p>
+      <w:pPr>
+        <w:pStyle w:val="31"/>
+      </w:pPr>
+      <w:r>
         <w:t>2.</w:t>
       </w:r>
       <w:r>
-        <w:t>6.</w:t>
+        <w:t>7.</w:t>
       </w:r>
       <w:r>
         <w:t>1</w:t>
@@ -11078,106 +11419,410 @@
         <w:t xml:space="preserve"> </w:t>
       </w:r>
       <w:r>
-        <w:t>О</w:t>
-      </w:r>
-      <w:r>
-        <w:t xml:space="preserve">пределение </w:t>
+        <w:t>Э</w:t>
+      </w:r>
+      <w:r>
+        <w:t>МГ-признаки</w:t>
+      </w:r>
+    </w:p>
+    <w:p>
+      <w:pPr>
+        <w:widowControl w:val="0"/>
+        <w:spacing w:after="0"/>
+        <w:ind w:firstLine="709"/>
+      </w:pPr>
+      <w:r>
+        <w:t xml:space="preserve">Для каждого из двух датчиков (VL дистальный, VL проксимальный) раздельно по </w:t>
+      </w:r>
+      <w:proofErr w:type="spellStart"/>
+      <w:r>
+        <w:t>load</w:t>
+      </w:r>
+      <w:proofErr w:type="spellEnd"/>
+      <w:r>
+        <w:t xml:space="preserve">- и </w:t>
+      </w:r>
+      <w:proofErr w:type="spellStart"/>
+      <w:r>
+        <w:t>rest</w:t>
+      </w:r>
+      <w:proofErr w:type="spellEnd"/>
+      <w:r>
+        <w:t xml:space="preserve">-фазам цикла </w:t>
+      </w:r>
+      <w:proofErr w:type="spellStart"/>
+      <w:r>
+        <w:t>педалирования</w:t>
+      </w:r>
+      <w:proofErr w:type="spellEnd"/>
+      <w:r>
+        <w:t xml:space="preserve"> вычислялись: среднеквадратичная амплитуда (RMS), среднее абсолютное значение (MAV), длина волны сигнала (WL), частота нулевых пересечений (ZCR), медианная (MDF) и средняя (MNF) частоты спектра; мощность в трёх частотных полосах (низкой, средней, высокой) и отношение средней к высокой; энергия уровней </w:t>
+      </w:r>
+      <w:proofErr w:type="spellStart"/>
+      <w:r>
+        <w:t>вейвлетной</w:t>
+      </w:r>
+      <w:proofErr w:type="spellEnd"/>
+      <w:r>
+        <w:t xml:space="preserve"> декомпозиции DWT (</w:t>
+      </w:r>
+      <w:proofErr w:type="spellStart"/>
+      <w:r>
+        <w:t>вейвлет</w:t>
+      </w:r>
+      <w:proofErr w:type="spellEnd"/>
+      <w:r>
+        <w:t xml:space="preserve"> db4, уровни d2–d5), их отношение низкочастотных к высокочастотным и </w:t>
+      </w:r>
+      <w:proofErr w:type="spellStart"/>
+      <w:r>
+        <w:t>вейвлет</w:t>
+      </w:r>
+      <w:proofErr w:type="spellEnd"/>
+      <w:r>
+        <w:t xml:space="preserve">-энтропия. Дополнительно </w:t>
+      </w:r>
+      <w:r>
+        <w:t>–</w:t>
+      </w:r>
+      <w:r>
+        <w:t xml:space="preserve"> разности (и для RMS также отношения) RMS, MDF и </w:t>
+      </w:r>
+      <w:proofErr w:type="spellStart"/>
+      <w:r>
+        <w:t>вейвлет</w:t>
+      </w:r>
+      <w:proofErr w:type="spellEnd"/>
+      <w:r>
+        <w:t xml:space="preserve">-энтропии между проксимальным и дистальным датчиком раздельно по фазам. Кинематический блок включал </w:t>
+      </w:r>
+      <w:proofErr w:type="spellStart"/>
+      <w:r>
+        <w:t>каденс</w:t>
+      </w:r>
+      <w:proofErr w:type="spellEnd"/>
+      <w:r>
+        <w:t xml:space="preserve"> (среднее и CV), средние длительности и CV длительностей </w:t>
+      </w:r>
+      <w:proofErr w:type="spellStart"/>
+      <w:r>
+        <w:t>load</w:t>
+      </w:r>
+      <w:proofErr w:type="spellEnd"/>
+      <w:r>
+        <w:t xml:space="preserve">- и </w:t>
+      </w:r>
+      <w:proofErr w:type="spellStart"/>
+      <w:r>
+        <w:t>rest</w:t>
+      </w:r>
+      <w:proofErr w:type="spellEnd"/>
+      <w:r>
+        <w:t>-фаз, их отношение. Нестабильность паттерна оценивалась CV амплитуды RMS цикл-к-циклу по каждому потоку и трендовыми признаками (</w:t>
+      </w:r>
+      <w:proofErr w:type="spellStart"/>
+      <w:r>
+        <w:t>slope</w:t>
+      </w:r>
+      <w:proofErr w:type="spellEnd"/>
+      <w:r>
+        <w:t xml:space="preserve"> CV, </w:t>
+      </w:r>
+      <w:proofErr w:type="spellStart"/>
+      <w:r>
+        <w:t>ratio</w:t>
+      </w:r>
+      <w:proofErr w:type="spellEnd"/>
+      <w:r>
+        <w:t xml:space="preserve"> CV, </w:t>
+      </w:r>
+      <w:proofErr w:type="spellStart"/>
+      <w:r>
+        <w:t>sample</w:t>
+      </w:r>
+      <w:proofErr w:type="spellEnd"/>
+      <w:r>
+        <w:t xml:space="preserve"> </w:t>
+      </w:r>
+      <w:proofErr w:type="spellStart"/>
+      <w:r>
+        <w:t>entropy</w:t>
+      </w:r>
+      <w:proofErr w:type="spellEnd"/>
+      <w:r>
+        <w:t xml:space="preserve"> длительностей фаз) на трёх временных масштабах (30, 60, 120 с). Итого 101 признак до отбора по модальности</w:t>
+      </w:r>
+      <w:r>
+        <w:t>.</w:t>
+      </w:r>
+    </w:p>
+    <w:p>
+      <w:pPr>
+        <w:pStyle w:val="31"/>
+      </w:pPr>
+      <w:r>
+        <w:t>2.7.</w:t>
+      </w:r>
+      <w:r>
+        <w:t>2</w:t>
+      </w:r>
+      <w:r>
+        <w:t xml:space="preserve"> </w:t>
+      </w:r>
+      <w:r>
+        <w:t xml:space="preserve">Кинематические </w:t>
+      </w:r>
+      <w:r>
+        <w:t>признаки</w:t>
+      </w:r>
+    </w:p>
+    <w:p>
+      <w:pPr>
+        <w:widowControl w:val="0"/>
+        <w:spacing w:after="0"/>
+        <w:ind w:firstLine="709"/>
+      </w:pPr>
+      <w:r>
+        <w:t xml:space="preserve">Кинематические признаки (11): </w:t>
+      </w:r>
+      <w:proofErr w:type="spellStart"/>
+      <w:r>
+        <w:t>каденс</w:t>
+      </w:r>
+      <w:proofErr w:type="spellEnd"/>
+      <w:r>
+        <w:t xml:space="preserve"> (среднее и CV), средняя длительность и вариабельность (CV) </w:t>
+      </w:r>
+      <w:proofErr w:type="spellStart"/>
+      <w:r>
+        <w:t>load</w:t>
+      </w:r>
+      <w:proofErr w:type="spellEnd"/>
+      <w:r>
+        <w:t xml:space="preserve">- и </w:t>
+      </w:r>
+      <w:proofErr w:type="spellStart"/>
+      <w:r>
+        <w:t>rest</w:t>
+      </w:r>
+      <w:proofErr w:type="spellEnd"/>
+      <w:r>
+        <w:t>-фаз, их временное соотношение, отношение трендов CV длительностей фаз на горизонте 30 с (</w:t>
+      </w:r>
+      <w:proofErr w:type="spellStart"/>
+      <w:r>
+        <w:t>load</w:t>
+      </w:r>
+      <w:proofErr w:type="spellEnd"/>
+      <w:r>
+        <w:t xml:space="preserve"> и </w:t>
+      </w:r>
+      <w:proofErr w:type="spellStart"/>
+      <w:r>
+        <w:t>rest</w:t>
+      </w:r>
+      <w:proofErr w:type="spellEnd"/>
+      <w:r>
+        <w:t xml:space="preserve">), </w:t>
+      </w:r>
+      <w:proofErr w:type="spellStart"/>
+      <w:r>
+        <w:t>сэмпловая</w:t>
+      </w:r>
+      <w:proofErr w:type="spellEnd"/>
+      <w:r>
+        <w:t xml:space="preserve"> энтропия временной структуры фаз </w:t>
+      </w:r>
+      <w:proofErr w:type="spellStart"/>
+      <w:r>
+        <w:t>load</w:t>
+      </w:r>
+      <w:proofErr w:type="spellEnd"/>
+      <w:r>
+        <w:t xml:space="preserve"> и </w:t>
+      </w:r>
+      <w:proofErr w:type="spellStart"/>
+      <w:r>
+        <w:t>rest</w:t>
+      </w:r>
+      <w:proofErr w:type="spellEnd"/>
+      <w:r>
+        <w:t xml:space="preserve"> на горизонте 30 с</w:t>
+      </w:r>
+      <w:r>
+        <w:t>.</w:t>
+      </w:r>
+    </w:p>
+    <w:p>
+      <w:pPr>
+        <w:pStyle w:val="31"/>
+      </w:pPr>
+      <w:r>
+        <w:t>2.7.</w:t>
+      </w:r>
+      <w:r>
+        <w:t>3</w:t>
+      </w:r>
+      <w:r>
+        <w:t xml:space="preserve"> </w:t>
+      </w:r>
+      <w:r>
+        <w:t>N</w:t>
       </w:r>
       <w:r>
         <w:rPr>
           <w:lang w:val="en-US"/>
         </w:rPr>
-        <w:t>LT</w:t>
-      </w:r>
-      <w:r>
-        <w:t>1</w:t>
-      </w:r>
-    </w:p>
-    <w:p>
-      <w:r>
-        <w:t xml:space="preserve">LT1 определялся как момент первого пересечения </w:t>
+        <w:t>IRS</w:t>
+      </w:r>
+      <w:r>
+        <w:t>-</w:t>
+      </w:r>
+      <w:r>
+        <w:t>признаки</w:t>
+      </w:r>
+    </w:p>
+    <w:p>
+      <w:pPr>
+        <w:widowControl w:val="0"/>
+        <w:spacing w:after="0"/>
+        <w:ind w:firstLine="709"/>
+      </w:pPr>
+      <w:r>
+        <w:t xml:space="preserve">NIRS-признаки делятся на две группы. Признаки окна (15): для </w:t>
       </w:r>
       <w:proofErr w:type="spellStart"/>
       <w:r>
-        <w:t>лактатной</w:t>
+        <w:t>SmO</w:t>
       </w:r>
       <w:proofErr w:type="spellEnd"/>
       <w:r>
-        <w:t xml:space="preserve"> кривой с уровнем </w:t>
+        <w:t xml:space="preserve">₂, </w:t>
       </w:r>
       <w:proofErr w:type="spellStart"/>
       <w:r>
-        <w:t>baseline</w:t>
+        <w:lastRenderedPageBreak/>
+        <w:t>HHb</w:t>
       </w:r>
       <w:proofErr w:type="spellEnd"/>
       <w:r>
-        <w:t xml:space="preserve"> + 0,4 </w:t>
+        <w:t xml:space="preserve">, </w:t>
       </w:r>
       <w:proofErr w:type="spellStart"/>
       <w:r>
-        <w:t>ммоль</w:t>
+        <w:t>HBDiff</w:t>
       </w:r>
       <w:proofErr w:type="spellEnd"/>
       <w:r>
-        <w:t xml:space="preserve">/л, где </w:t>
+        <w:t xml:space="preserve"> и </w:t>
       </w:r>
       <w:proofErr w:type="spellStart"/>
       <w:r>
-        <w:t>baseline</w:t>
+        <w:t>THb</w:t>
       </w:r>
       <w:proofErr w:type="spellEnd"/>
       <w:r>
-        <w:t xml:space="preserve"> — значение </w:t>
+        <w:t xml:space="preserve"> </w:t>
+      </w:r>
+      <w:r>
+        <w:t>–</w:t>
+      </w:r>
+      <w:r>
+        <w:t xml:space="preserve"> среднее, наклон и стандартное отклонение внутри окна; для </w:t>
       </w:r>
       <w:proofErr w:type="spellStart"/>
       <w:r>
-        <w:t>лактата</w:t>
+        <w:t>SmO</w:t>
       </w:r>
       <w:proofErr w:type="spellEnd"/>
       <w:r>
-        <w:t xml:space="preserve"> на первой измеренной точке (конец ступени 60 Вт). Отдельного замера в покое протокол не предусматривал; первая точка является наименьшим надёжно доступным значением </w:t>
+        <w:t xml:space="preserve">₂ и </w:t>
       </w:r>
       <w:proofErr w:type="spellStart"/>
       <w:r>
-        <w:t>лактата</w:t>
+        <w:t>HHb</w:t>
       </w:r>
       <w:proofErr w:type="spellEnd"/>
       <w:r>
-        <w:t xml:space="preserve"> в сессии. Для точного определения момента пересечения по дискретным точкам строилась PCHIP-интерполяция в плоскости </w:t>
+        <w:t xml:space="preserve"> дополнительно производные </w:t>
       </w:r>
       <w:proofErr w:type="spellStart"/>
       <w:r>
-        <w:t>лактат</w:t>
+        <w:t>ΔSmO</w:t>
       </w:r>
       <w:proofErr w:type="spellEnd"/>
       <w:r>
-        <w:t>–время; lt1_pchip_time_sec соответствует интерполированному времени пересечения внутри ступени. Дискретная метка (момент забора крови на первой ступени выше порога) систематически запаздывает на 0,9–4,3 мин и не использовалась. PCHIP выбран вместо кубического сплайна, поскольку при поиске первого пересечения порога монотонность внутри каждого интервала принципиальна: кубический сплайн может осциллировать между редкими точками (интервал 3 мин) и давать ложные пересечения.</w:t>
-      </w:r>
-    </w:p>
-    <w:p>
-      <w:r>
-        <w:t xml:space="preserve">Целевая переменная для модели LT1: lt1_pchip_time_sec — интерполированное время LT1, преобразованное в «время до LT1» аналогично LT2. В обучение включались только окна с target_time_to_lt1_usable = 1 (качество метки </w:t>
+        <w:t>₂/</w:t>
       </w:r>
       <w:proofErr w:type="spellStart"/>
       <w:r>
-        <w:t>high</w:t>
+        <w:t>Δt</w:t>
       </w:r>
       <w:proofErr w:type="spellEnd"/>
       <w:r>
-        <w:t xml:space="preserve"> или </w:t>
+        <w:t xml:space="preserve"> и </w:t>
       </w:r>
       <w:proofErr w:type="spellStart"/>
       <w:r>
-        <w:t>medium</w:t>
+        <w:t>ΔHHb</w:t>
       </w:r>
       <w:proofErr w:type="spellEnd"/>
       <w:r>
-        <w:t>, LT1 ≠ LT2).</w:t>
-      </w:r>
-    </w:p>
-    <w:p>
-      <w:r>
-        <w:t>Разметка окон. Ступень 30 Вт (продолжительностью 1 мин) исключалась из обучающей выборки ввиду недостаточной длительности для формирования 30-секундного скользящего окна. По всем остальным ступеням скользящее окно применялось непрерывно, включая переходные участки между ступенями, что соответствует условиям онлайн-применения модели</w:t>
+        <w:t>/</w:t>
+      </w:r>
+      <w:proofErr w:type="spellStart"/>
+      <w:r>
+        <w:t>Δt</w:t>
+      </w:r>
+      <w:proofErr w:type="spellEnd"/>
+      <w:r>
+        <w:t xml:space="preserve">; для </w:t>
+      </w:r>
+      <w:proofErr w:type="spellStart"/>
+      <w:r>
+        <w:t>SmO</w:t>
+      </w:r>
+      <w:proofErr w:type="spellEnd"/>
+      <w:r>
+        <w:t xml:space="preserve">₂ </w:t>
+      </w:r>
+      <w:r>
+        <w:t>–</w:t>
+      </w:r>
+      <w:r>
+        <w:t xml:space="preserve"> величина падения (</w:t>
+      </w:r>
+      <w:proofErr w:type="spellStart"/>
+      <w:r>
+        <w:t>drop</w:t>
+      </w:r>
+      <w:proofErr w:type="spellEnd"/>
+      <w:r>
+        <w:t xml:space="preserve">) внутри окна. Накопленные признаки (3), вычисляемые от начала теста: отклонение </w:t>
+      </w:r>
+      <w:proofErr w:type="spellStart"/>
+      <w:r>
+        <w:t>SmO</w:t>
+      </w:r>
+      <w:proofErr w:type="spellEnd"/>
+      <w:r>
+        <w:t xml:space="preserve">₂ от накопленного максимума, отклонение </w:t>
+      </w:r>
+      <w:proofErr w:type="spellStart"/>
+      <w:r>
+        <w:t>HHb</w:t>
+      </w:r>
+      <w:proofErr w:type="spellEnd"/>
+      <w:r>
+        <w:t xml:space="preserve"> от накопленного минимума, относительное падение </w:t>
+      </w:r>
+      <w:proofErr w:type="spellStart"/>
+      <w:r>
+        <w:t>SmO</w:t>
+      </w:r>
+      <w:proofErr w:type="spellEnd"/>
+      <w:r>
+        <w:t>₂ от исходного базального уровня в процентах</w:t>
       </w:r>
       <w:r>
         <w:t>.</w:t>
@@ -11188,102 +11833,202 @@
         <w:pStyle w:val="31"/>
       </w:pPr>
       <w:r>
-        <w:t>2.6.</w:t>
-      </w:r>
-      <w:r>
-        <w:t>1</w:t>
+        <w:t>2.7.</w:t>
+      </w:r>
+      <w:r>
+        <w:t>4</w:t>
       </w:r>
       <w:r>
         <w:t xml:space="preserve"> </w:t>
       </w:r>
       <w:r>
-        <w:t>О</w:t>
-      </w:r>
-      <w:r>
-        <w:t xml:space="preserve">пределение </w:t>
+        <w:t>H</w:t>
       </w:r>
       <w:r>
         <w:rPr>
           <w:lang w:val="en-US"/>
         </w:rPr>
-        <w:t>LT</w:t>
-      </w:r>
-      <w:r>
-        <w:t>2</w:t>
-      </w:r>
-    </w:p>
-    <w:p>
-      <w:r>
-        <w:t xml:space="preserve">LT2 определялся методом модифицированного </w:t>
+        <w:t>RV</w:t>
+      </w:r>
+      <w:r>
+        <w:t>-</w:t>
+      </w:r>
+      <w:r>
+        <w:t>признаки</w:t>
+      </w:r>
+    </w:p>
+    <w:p>
+      <w:pPr>
+        <w:widowControl w:val="0"/>
+        <w:spacing w:after="0"/>
+        <w:ind w:firstLine="709"/>
+      </w:pPr>
+      <w:r>
+        <w:t>И</w:t>
+      </w:r>
+      <w:r>
+        <w:t xml:space="preserve">з </w:t>
       </w:r>
       <w:proofErr w:type="spellStart"/>
       <w:r>
-        <w:t>Dmax</w:t>
+        <w:t>равноинтервального</w:t>
       </w:r>
       <w:proofErr w:type="spellEnd"/>
       <w:r>
-        <w:t xml:space="preserve"> (</w:t>
+        <w:t xml:space="preserve"> RR-ряда вычислялись временные показатели </w:t>
+      </w:r>
+      <w:r>
+        <w:t>–</w:t>
+      </w:r>
+      <w:r>
+        <w:t xml:space="preserve"> среднее RR-интервала (</w:t>
       </w:r>
       <w:proofErr w:type="spellStart"/>
       <w:r>
-        <w:t>ModDmax</w:t>
+        <w:t>mean</w:t>
       </w:r>
       <w:proofErr w:type="spellEnd"/>
       <w:r>
-        <w:t>) на кубическом сплайне, построенном в плоскости мощность</w:t>
-      </w:r>
-      <w:r>
-        <w:t>-</w:t>
+        <w:t xml:space="preserve"> RR), SDNN и RMSSD, отражающие общую вариабельность и короткопериодные флуктуации; нелинейные показатели анализа Пуанкаре </w:t>
+      </w:r>
+      <w:r>
+        <w:t>–</w:t>
+      </w:r>
+      <w:r>
+        <w:t xml:space="preserve"> SD1, SD2 и их отношение SD1/SD2, характеризующие соотношение парасимпатической и симпатической составляющих; показатель </w:t>
       </w:r>
       <w:proofErr w:type="spellStart"/>
       <w:r>
-        <w:t>лактат</w:t>
+        <w:t>детрендированного</w:t>
       </w:r>
       <w:proofErr w:type="spellEnd"/>
       <w:r>
-        <w:t xml:space="preserve">. Из точки первого достоверного роста </w:t>
+        <w:t xml:space="preserve"> </w:t>
       </w:r>
       <w:proofErr w:type="spellStart"/>
       <w:r>
-        <w:t>лактата</w:t>
+        <w:t>флуктуационного</w:t>
       </w:r>
       <w:proofErr w:type="spellEnd"/>
       <w:r>
-        <w:t xml:space="preserve"> проводилась хорда до последней точки кривой</w:t>
-      </w:r>
-      <w:r>
-        <w:t>,</w:t>
-      </w:r>
-      <w:r>
-        <w:t xml:space="preserve"> LT2 соответствует точке максимального перпендикулярного </w:t>
-      </w:r>
-      <w:r>
-        <w:lastRenderedPageBreak/>
-        <w:t xml:space="preserve">расстояния от кривой до этой хорды. Аппроксимация кубическим сплайном выбрана намеренно: метод </w:t>
+        <w:t xml:space="preserve"> анализа DFA-α1 в окне 4–16 </w:t>
       </w:r>
       <w:proofErr w:type="spellStart"/>
       <w:r>
-        <w:t>Dmax</w:t>
+        <w:t>кардиоциклов</w:t>
       </w:r>
       <w:proofErr w:type="spellEnd"/>
       <w:r>
-        <w:t xml:space="preserve"> является геометрическим и требует гладкой кривой с непрерывной второй производной (C²); PCHIP гарантирует монотонность, но первая производная на стыках скачет, что искажает форму «локтя» кривой. </w:t>
-      </w:r>
-    </w:p>
-    <w:p>
-      <w:r>
-        <w:t>Целевая переменная для модели LT2: время от конца скользящего окна до момента LT2 в секундах (target_time_to_lt2_center_sec); отрицательное значение означает, что порог уже пройден.</w:t>
+        <w:t>, отражающий степень автокорреляции RR-ряда и используемый как маркер первого вегетативного порога.</w:t>
+      </w:r>
+    </w:p>
+    <w:p>
+      <w:pPr>
+        <w:pStyle w:val="31"/>
+      </w:pPr>
+      <w:r>
+        <w:t>2.7.</w:t>
+      </w:r>
+      <w:r>
+        <w:t>5</w:t>
+      </w:r>
+      <w:r>
+        <w:t xml:space="preserve"> </w:t>
+      </w:r>
+      <w:r>
+        <w:t>П</w:t>
+      </w:r>
+      <w:r>
+        <w:t>ризнаки</w:t>
+      </w:r>
+      <w:r>
+        <w:t xml:space="preserve"> взаимодействия</w:t>
+      </w:r>
+    </w:p>
+    <w:p>
+      <w:pPr>
+        <w:widowControl w:val="0"/>
+        <w:spacing w:after="0"/>
+        <w:ind w:firstLine="709"/>
+      </w:pPr>
+      <w:r>
+        <w:t xml:space="preserve">Эти признаки </w:t>
+      </w:r>
+      <w:r>
+        <w:t>включаются только в наборе EMG+NIRS+HRV</w:t>
+      </w:r>
+      <w:r>
+        <w:t>. П</w:t>
+      </w:r>
+      <w:r>
+        <w:t xml:space="preserve">роизведение </w:t>
+      </w:r>
+      <w:proofErr w:type="spellStart"/>
+      <w:r>
+        <w:t>SmO</w:t>
+      </w:r>
+      <w:proofErr w:type="spellEnd"/>
+      <w:r>
+        <w:t xml:space="preserve">₂ и </w:t>
+      </w:r>
+      <w:proofErr w:type="spellStart"/>
+      <w:r>
+        <w:t>mean</w:t>
+      </w:r>
+      <w:proofErr w:type="spellEnd"/>
+      <w:r>
+        <w:t xml:space="preserve"> RR кодирует одновременное снижение мышечной </w:t>
+      </w:r>
+      <w:proofErr w:type="spellStart"/>
+      <w:r>
+        <w:t>оксигенации</w:t>
+      </w:r>
+      <w:proofErr w:type="spellEnd"/>
+      <w:r>
+        <w:t xml:space="preserve"> и учащение сердечного ритма </w:t>
+      </w:r>
+      <w:r>
+        <w:t>–</w:t>
+      </w:r>
+      <w:r>
+        <w:t xml:space="preserve"> паттерн, характерный для приближения к порогу; произведение </w:t>
+      </w:r>
+      <w:proofErr w:type="spellStart"/>
+      <w:r>
+        <w:t>SmO</w:t>
+      </w:r>
+      <w:proofErr w:type="spellEnd"/>
+      <w:r>
+        <w:t xml:space="preserve">₂ и DFA-α1 отражает совместную динамику периферического метаболизма и вегетативной регуляции, оба из которых демонстрируют точку перелома вблизи LT2; отношение </w:t>
+      </w:r>
+      <w:proofErr w:type="spellStart"/>
+      <w:r>
+        <w:t>mean</w:t>
+      </w:r>
+      <w:proofErr w:type="spellEnd"/>
+      <w:r>
+        <w:t xml:space="preserve"> RR к текущей мощности нормирует вегетативный ответ на нагрузку, позволяя модели учитывать индивидуальную кардиальную эффективность.</w:t>
       </w:r>
     </w:p>
     <w:p>
       <w:pPr>
         <w:pStyle w:val="21"/>
       </w:pPr>
-      <w:bookmarkStart w:id="32" w:name="_Toc228326059"/>
-      <w:r>
-        <w:t>2.7 Признаковое пространство</w:t>
-      </w:r>
-      <w:bookmarkEnd w:id="32"/>
+      <w:bookmarkStart w:id="33" w:name="_Toc228326060"/>
+      <w:r>
+        <w:t>2.8 Модели машинного обучения</w:t>
+      </w:r>
+      <w:bookmarkEnd w:id="33"/>
+    </w:p>
+    <w:p>
+      <w:pPr>
+        <w:pStyle w:val="31"/>
+      </w:pPr>
+      <w:bookmarkStart w:id="34" w:name="_Toc228326061"/>
+      <w:r>
+        <w:t>2.8.1 Постановка задачи</w:t>
+      </w:r>
+      <w:bookmarkEnd w:id="34"/>
     </w:p>
     <w:p>
       <w:pPr>
@@ -11291,258 +12036,16 @@
         <w:jc w:val="left"/>
       </w:pPr>
       <w:r>
-        <w:t>Признаки извлекались в скользящем окне 30 сек с шагом 5 сек. Для каждого окна вычислялся следующий набор признаков.</w:t>
-      </w:r>
-    </w:p>
-    <w:p>
-      <w:pPr>
-        <w:spacing w:line="259" w:lineRule="auto"/>
-        <w:jc w:val="left"/>
-      </w:pPr>
-      <w:r>
-        <w:t>ЭМГ-признаки (раздельно для VL дист и VL прокс, раздельно для load- и rest-фазы):</w:t>
-      </w:r>
-    </w:p>
-    <w:p>
-      <w:pPr>
-        <w:pStyle w:val="a5"/>
-        <w:numPr>
-          <w:ilvl w:val="0"/>
-          <w:numId w:val="26"/>
-        </w:numPr>
-        <w:spacing w:line="259" w:lineRule="auto"/>
-        <w:jc w:val="left"/>
-      </w:pPr>
-      <w:r>
-        <w:t>среднеквадратичная амплитуда (RMS);</w:t>
-      </w:r>
-    </w:p>
-    <w:p>
-      <w:pPr>
-        <w:pStyle w:val="a5"/>
-        <w:numPr>
-          <w:ilvl w:val="0"/>
-          <w:numId w:val="26"/>
-        </w:numPr>
-        <w:spacing w:line="259" w:lineRule="auto"/>
-        <w:jc w:val="left"/>
-      </w:pPr>
-      <w:r>
-        <w:t>медианная частота (MDF) по результатам FFT;</w:t>
-      </w:r>
-    </w:p>
-    <w:p>
-      <w:pPr>
-        <w:pStyle w:val="a5"/>
-        <w:numPr>
-          <w:ilvl w:val="0"/>
-          <w:numId w:val="26"/>
-        </w:numPr>
-        <w:spacing w:line="259" w:lineRule="auto"/>
-        <w:jc w:val="left"/>
-      </w:pPr>
-      <w:r>
-        <w:t>энергия на уровнях вейвлетной декомпозиции DWT (вейвлет Daubechies db4, 6 уровней: d1–d6);</w:t>
-      </w:r>
-    </w:p>
-    <w:p>
-      <w:pPr>
-        <w:pStyle w:val="a5"/>
-        <w:numPr>
-          <w:ilvl w:val="0"/>
-          <w:numId w:val="26"/>
-        </w:numPr>
-        <w:spacing w:line="259" w:lineRule="auto"/>
-        <w:jc w:val="left"/>
-      </w:pPr>
-      <w:r>
-        <w:t>вейвлет-энтропия (нормированная энтропия Шеннона по распределению энергии уровней).</w:t>
-      </w:r>
-    </w:p>
-    <w:p>
-      <w:pPr>
-        <w:spacing w:line="259" w:lineRule="auto"/>
-        <w:jc w:val="left"/>
-      </w:pPr>
-      <w:r>
-        <w:t>NIRS-признаки:</w:t>
-      </w:r>
-    </w:p>
-    <w:p>
-      <w:pPr>
-        <w:pStyle w:val="a5"/>
-        <w:numPr>
-          <w:ilvl w:val="0"/>
-          <w:numId w:val="27"/>
-        </w:numPr>
-        <w:spacing w:line="259" w:lineRule="auto"/>
-        <w:jc w:val="left"/>
-      </w:pPr>
-      <w:r>
-        <w:t>SmO₂ (абсолютное значение, %);</w:t>
-      </w:r>
-    </w:p>
-    <w:p>
-      <w:pPr>
-        <w:pStyle w:val="a5"/>
-        <w:numPr>
-          <w:ilvl w:val="0"/>
-          <w:numId w:val="27"/>
-        </w:numPr>
-        <w:spacing w:line="259" w:lineRule="auto"/>
-        <w:jc w:val="left"/>
-      </w:pPr>
-      <w:r>
-        <w:t>ΔSmO₂/Δt (скорость изменения);</w:t>
-      </w:r>
-    </w:p>
-    <w:p>
-      <w:pPr>
-        <w:pStyle w:val="a5"/>
-        <w:numPr>
-          <w:ilvl w:val="0"/>
-          <w:numId w:val="27"/>
-        </w:numPr>
-        <w:spacing w:line="259" w:lineRule="auto"/>
-        <w:jc w:val="left"/>
-      </w:pPr>
-      <w:r>
-        <w:t>THb (суммарный гемоглобин, г/дл).</w:t>
-      </w:r>
-    </w:p>
-    <w:p>
-      <w:pPr>
-        <w:spacing w:line="259" w:lineRule="auto"/>
-        <w:jc w:val="left"/>
-      </w:pPr>
-      <w:r>
-        <w:t>HRV-признаки:</w:t>
-      </w:r>
-    </w:p>
-    <w:p>
-      <w:pPr>
-        <w:pStyle w:val="a5"/>
-        <w:numPr>
-          <w:ilvl w:val="0"/>
-          <w:numId w:val="28"/>
-        </w:numPr>
-        <w:spacing w:line="259" w:lineRule="auto"/>
-        <w:jc w:val="left"/>
-      </w:pPr>
-      <w:r>
-        <w:t>RMSSD;</w:t>
-      </w:r>
-    </w:p>
-    <w:p>
-      <w:pPr>
-        <w:pStyle w:val="a5"/>
-        <w:numPr>
-          <w:ilvl w:val="0"/>
-          <w:numId w:val="28"/>
-        </w:numPr>
-        <w:spacing w:line="259" w:lineRule="auto"/>
-        <w:jc w:val="left"/>
-      </w:pPr>
-      <w:r>
-        <w:t>DFA-α1 (краткосрочный показатель флуктуационного анализа, окно 4–16 кардиоциклов).</w:t>
-      </w:r>
-    </w:p>
-    <w:p>
-      <w:pPr>
-        <w:spacing w:line="259" w:lineRule="auto"/>
-        <w:jc w:val="left"/>
-      </w:pPr>
-      <w:r>
-        <w:t>Кинематические признаки (из гироскопа):</w:t>
-      </w:r>
-    </w:p>
-    <w:p>
-      <w:pPr>
-        <w:pStyle w:val="a5"/>
-        <w:numPr>
-          <w:ilvl w:val="0"/>
-          <w:numId w:val="29"/>
-        </w:numPr>
-        <w:spacing w:line="259" w:lineRule="auto"/>
-        <w:jc w:val="left"/>
-      </w:pPr>
-      <w:r>
-        <w:t>каденс (об/мин);</w:t>
-      </w:r>
-    </w:p>
-    <w:p>
-      <w:pPr>
-        <w:pStyle w:val="a5"/>
-        <w:numPr>
-          <w:ilvl w:val="0"/>
-          <w:numId w:val="29"/>
-        </w:numPr>
-        <w:spacing w:line="259" w:lineRule="auto"/>
-        <w:jc w:val="left"/>
-      </w:pPr>
-      <w:r>
-        <w:t>длительность push-фазы (мс);</w:t>
-      </w:r>
-    </w:p>
-    <w:p>
-      <w:pPr>
-        <w:pStyle w:val="a5"/>
-        <w:numPr>
-          <w:ilvl w:val="0"/>
-          <w:numId w:val="29"/>
-        </w:numPr>
-        <w:spacing w:line="259" w:lineRule="auto"/>
-        <w:jc w:val="left"/>
-      </w:pPr>
-      <w:r>
-        <w:t>коэффициент симметрии фаз.</w:t>
-      </w:r>
-    </w:p>
-    <w:p>
-      <w:pPr>
-        <w:spacing w:line="259" w:lineRule="auto"/>
-        <w:jc w:val="left"/>
-      </w:pPr>
-      <w:r>
-        <w:t xml:space="preserve">Итоговый вектор признаков для одного окна: ~40 значений. </w:t>
-      </w:r>
-    </w:p>
-    <w:p>
-      <w:pPr>
-        <w:pStyle w:val="21"/>
-      </w:pPr>
-      <w:bookmarkStart w:id="33" w:name="_Toc228326060"/>
+        <w:t>Задача формулировалась как бинарная классификация: модель предсказывает вероятность того, что текущий уровень нагрузки превышает порог LT2. Обучающие метки: 0 – ступени до LT2, 1 – ступени после LT2; ступени в переходной зоне LT1–LT2 исключались из обучения.</w:t>
+      </w:r>
+    </w:p>
+    <w:p>
+      <w:pPr>
+        <w:pStyle w:val="31"/>
+      </w:pPr>
+      <w:bookmarkStart w:id="35" w:name="_Toc228326062"/>
       <w:r>
         <w:lastRenderedPageBreak/>
-        <w:t>2.8 Модели машинного обучения</w:t>
-      </w:r>
-      <w:bookmarkEnd w:id="33"/>
-    </w:p>
-    <w:p>
-      <w:pPr>
-        <w:pStyle w:val="31"/>
-      </w:pPr>
-      <w:bookmarkStart w:id="34" w:name="_Toc228326061"/>
-      <w:r>
-        <w:t>2.8.1 Постановка задачи</w:t>
-      </w:r>
-      <w:bookmarkEnd w:id="34"/>
-    </w:p>
-    <w:p>
-      <w:pPr>
-        <w:spacing w:line="259" w:lineRule="auto"/>
-        <w:jc w:val="left"/>
-      </w:pPr>
-      <w:r>
-        <w:t>Задача формулировалась как бинарная классификация: модель предсказывает вероятность того, что текущий уровень нагрузки превышает порог LT2. Обучающие метки: 0 – ступени до LT2, 1 – ступени после LT2; ступени в переходной зоне LT1–LT2 исключались из обучения.</w:t>
-      </w:r>
-    </w:p>
-    <w:p>
-      <w:pPr>
-        <w:pStyle w:val="31"/>
-      </w:pPr>
-      <w:bookmarkStart w:id="35" w:name="_Toc228326062"/>
-      <w:r>
         <w:t>2.8.2 Baseline-модель</w:t>
       </w:r>
       <w:bookmarkEnd w:id="35"/>
@@ -18532,6 +19035,7 @@
     <w:rsid w:val="00692A08"/>
     <w:rsid w:val="006B7855"/>
     <w:rsid w:val="006F1611"/>
+    <w:rsid w:val="007769F7"/>
     <w:rsid w:val="00776D77"/>
     <w:rsid w:val="0093618A"/>
     <w:rsid w:val="00940A13"/>
@@ -18539,7 +19043,6 @@
     <w:rsid w:val="00B75200"/>
     <w:rsid w:val="00BA287F"/>
     <w:rsid w:val="00C366AC"/>
-    <w:rsid w:val="00C5795C"/>
     <w:rsid w:val="00D4388C"/>
     <w:rsid w:val="00D50C1F"/>
     <w:rsid w:val="00F13E9E"/>

--- a/Тамразов.docx
+++ b/Тамразов.docx
@@ -2145,7 +2145,45 @@
           <w:szCs w:val="28"/>
           <w:lang w:eastAsia="ru-RU"/>
         </w:rPr>
-        <w:t xml:space="preserve"> для онлайн-классификации зоны интенсивности, включающий классические ЭМГ-характеристики, показатели мышечной </w:t>
+        <w:t xml:space="preserve"> для онлайн-</w:t>
+      </w:r>
+      <w:r>
+        <w:rPr>
+          <w:rFonts w:eastAsia="Times New Roman" w:cs="Times New Roman"/>
+          <w:color w:val="000000"/>
+          <w:szCs w:val="28"/>
+          <w:lang w:eastAsia="ru-RU"/>
+        </w:rPr>
+        <w:t xml:space="preserve">предсказания близости к </w:t>
+      </w:r>
+      <w:proofErr w:type="spellStart"/>
+      <w:r>
+        <w:rPr>
+          <w:rFonts w:eastAsia="Times New Roman" w:cs="Times New Roman"/>
+          <w:color w:val="000000"/>
+          <w:szCs w:val="28"/>
+          <w:lang w:eastAsia="ru-RU"/>
+        </w:rPr>
+        <w:t>лактатным</w:t>
+      </w:r>
+      <w:proofErr w:type="spellEnd"/>
+      <w:r>
+        <w:rPr>
+          <w:rFonts w:eastAsia="Times New Roman" w:cs="Times New Roman"/>
+          <w:color w:val="000000"/>
+          <w:szCs w:val="28"/>
+          <w:lang w:eastAsia="ru-RU"/>
+        </w:rPr>
+        <w:t xml:space="preserve"> порогам</w:t>
+      </w:r>
+      <w:r>
+        <w:rPr>
+          <w:rFonts w:eastAsia="Times New Roman" w:cs="Times New Roman"/>
+          <w:color w:val="000000"/>
+          <w:szCs w:val="28"/>
+          <w:lang w:eastAsia="ru-RU"/>
+        </w:rPr>
+        <w:t xml:space="preserve">, включающий классические ЭМГ-характеристики, показатели мышечной </w:t>
       </w:r>
       <w:proofErr w:type="spellStart"/>
       <w:r>
@@ -2216,7 +2254,7 @@
           <w:szCs w:val="28"/>
           <w:lang w:eastAsia="ru-RU"/>
         </w:rPr>
-        <w:t xml:space="preserve">Разработать ML-модель, предсказывающую вероятность нахождения испытуемого выше порога LT2 в скользящем временном окне в режиме реального времени, с оценкой применимости </w:t>
+        <w:t xml:space="preserve">Разработать ML-модель, предсказывающую в скользящем временном окне оставшееся время до наступления </w:t>
       </w:r>
       <w:proofErr w:type="spellStart"/>
       <w:r>
@@ -2226,7 +2264,7 @@
           <w:szCs w:val="28"/>
           <w:lang w:eastAsia="ru-RU"/>
         </w:rPr>
-        <w:t>baseline</w:t>
+        <w:t>лактатных</w:t>
       </w:r>
       <w:proofErr w:type="spellEnd"/>
       <w:r>
@@ -2236,7 +2274,7 @@
           <w:szCs w:val="28"/>
           <w:lang w:eastAsia="ru-RU"/>
         </w:rPr>
-        <w:t>-подхода (</w:t>
+        <w:t xml:space="preserve"> порогов LT1 и LT2 в режиме реального времени; систематически сопоставить </w:t>
       </w:r>
       <w:proofErr w:type="spellStart"/>
       <w:r>
@@ -2246,7 +2284,7 @@
           <w:szCs w:val="28"/>
           <w:lang w:eastAsia="ru-RU"/>
         </w:rPr>
-        <w:t>Random</w:t>
+        <w:t>baseline</w:t>
       </w:r>
       <w:proofErr w:type="spellEnd"/>
       <w:r>
@@ -2256,7 +2294,7 @@
           <w:szCs w:val="28"/>
           <w:lang w:eastAsia="ru-RU"/>
         </w:rPr>
-        <w:t xml:space="preserve"> </w:t>
+        <w:t>-подход на классических моделях с ручными признаками (</w:t>
       </w:r>
       <w:proofErr w:type="spellStart"/>
       <w:r>
@@ -2266,7 +2304,7 @@
           <w:szCs w:val="28"/>
           <w:lang w:eastAsia="ru-RU"/>
         </w:rPr>
-        <w:t>Forest</w:t>
+        <w:t>регуляризованная</w:t>
       </w:r>
       <w:proofErr w:type="spellEnd"/>
       <w:r>
@@ -2276,7 +2314,7 @@
           <w:szCs w:val="28"/>
           <w:lang w:eastAsia="ru-RU"/>
         </w:rPr>
-        <w:t xml:space="preserve"> / </w:t>
+        <w:t xml:space="preserve"> линейная регрессия, метод опорных векторов, градиентный </w:t>
       </w:r>
       <w:proofErr w:type="spellStart"/>
       <w:r>
@@ -2286,7 +2324,7 @@
           <w:szCs w:val="28"/>
           <w:lang w:eastAsia="ru-RU"/>
         </w:rPr>
-        <w:t>XGBoost</w:t>
+        <w:t>бустинг</w:t>
       </w:r>
       <w:proofErr w:type="spellEnd"/>
       <w:r>
@@ -2296,7 +2334,87 @@
           <w:szCs w:val="28"/>
           <w:lang w:eastAsia="ru-RU"/>
         </w:rPr>
-        <w:t xml:space="preserve"> на ручных признаках) и расширенного подхода (TCN на временных рядах).</w:t>
+        <w:t xml:space="preserve">) и расширенный подход на </w:t>
+      </w:r>
+      <w:proofErr w:type="spellStart"/>
+      <w:r>
+        <w:rPr>
+          <w:rFonts w:eastAsia="Times New Roman" w:cs="Times New Roman"/>
+          <w:color w:val="000000"/>
+          <w:szCs w:val="28"/>
+          <w:lang w:eastAsia="ru-RU"/>
+        </w:rPr>
+        <w:t>нейросетевых</w:t>
+      </w:r>
+      <w:proofErr w:type="spellEnd"/>
+      <w:r>
+        <w:rPr>
+          <w:rFonts w:eastAsia="Times New Roman" w:cs="Times New Roman"/>
+          <w:color w:val="000000"/>
+          <w:szCs w:val="28"/>
+          <w:lang w:eastAsia="ru-RU"/>
+        </w:rPr>
+        <w:t xml:space="preserve"> архитектурах для временных рядов (рекуррентные, </w:t>
+      </w:r>
+      <w:proofErr w:type="spellStart"/>
+      <w:r>
+        <w:rPr>
+          <w:rFonts w:eastAsia="Times New Roman" w:cs="Times New Roman"/>
+          <w:color w:val="000000"/>
+          <w:szCs w:val="28"/>
+          <w:lang w:eastAsia="ru-RU"/>
+        </w:rPr>
+        <w:t>темпоральные</w:t>
+      </w:r>
+      <w:proofErr w:type="spellEnd"/>
+      <w:r>
+        <w:rPr>
+          <w:rFonts w:eastAsia="Times New Roman" w:cs="Times New Roman"/>
+          <w:color w:val="000000"/>
+          <w:szCs w:val="28"/>
+          <w:lang w:eastAsia="ru-RU"/>
+        </w:rPr>
+        <w:t xml:space="preserve"> </w:t>
+      </w:r>
+      <w:proofErr w:type="spellStart"/>
+      <w:r>
+        <w:rPr>
+          <w:rFonts w:eastAsia="Times New Roman" w:cs="Times New Roman"/>
+          <w:color w:val="000000"/>
+          <w:szCs w:val="28"/>
+          <w:lang w:eastAsia="ru-RU"/>
+        </w:rPr>
+        <w:t>свёрточные</w:t>
+      </w:r>
+      <w:proofErr w:type="spellEnd"/>
+      <w:r>
+        <w:rPr>
+          <w:rFonts w:eastAsia="Times New Roman" w:cs="Times New Roman"/>
+          <w:color w:val="000000"/>
+          <w:szCs w:val="28"/>
+          <w:lang w:eastAsia="ru-RU"/>
+        </w:rPr>
+        <w:t xml:space="preserve">, </w:t>
+      </w:r>
+      <w:proofErr w:type="spellStart"/>
+      <w:r>
+        <w:rPr>
+          <w:rFonts w:eastAsia="Times New Roman" w:cs="Times New Roman"/>
+          <w:color w:val="000000"/>
+          <w:szCs w:val="28"/>
+          <w:lang w:eastAsia="ru-RU"/>
+        </w:rPr>
+        <w:t>вейвлет</w:t>
+      </w:r>
+      <w:proofErr w:type="spellEnd"/>
+      <w:r>
+        <w:rPr>
+          <w:rFonts w:eastAsia="Times New Roman" w:cs="Times New Roman"/>
+          <w:color w:val="000000"/>
+          <w:szCs w:val="28"/>
+          <w:lang w:eastAsia="ru-RU"/>
+        </w:rPr>
+        <w:t>-обогащённые и ансамблевые).</w:t>
       </w:r>
     </w:p>
     <w:p>
@@ -2327,7 +2445,34 @@
           <w:szCs w:val="28"/>
           <w:lang w:eastAsia="ru-RU"/>
         </w:rPr>
-        <w:t xml:space="preserve">Оценить точность предсказания LT2 по носимым данным в сравнении с </w:t>
+        <w:t xml:space="preserve">Оценить точность предсказания </w:t>
+      </w:r>
+      <w:r>
+        <w:rPr>
+          <w:rFonts w:eastAsia="Times New Roman" w:cs="Times New Roman"/>
+          <w:color w:val="000000"/>
+          <w:szCs w:val="28"/>
+          <w:lang w:eastAsia="ru-RU"/>
+        </w:rPr>
+        <w:t>LT</w:t>
+      </w:r>
+      <w:r>
+        <w:rPr>
+          <w:rFonts w:eastAsia="Times New Roman" w:cs="Times New Roman"/>
+          <w:color w:val="000000"/>
+          <w:szCs w:val="28"/>
+          <w:lang w:eastAsia="ru-RU"/>
+        </w:rPr>
+        <w:t xml:space="preserve">1 и </w:t>
+      </w:r>
+      <w:r>
+        <w:rPr>
+          <w:rFonts w:eastAsia="Times New Roman" w:cs="Times New Roman"/>
+          <w:color w:val="000000"/>
+          <w:szCs w:val="28"/>
+          <w:lang w:eastAsia="ru-RU"/>
+        </w:rPr>
+        <w:t xml:space="preserve">LT2 по носимым данным в сравнении с </w:t>
       </w:r>
       <w:proofErr w:type="spellStart"/>
       <w:r>
@@ -2814,6 +2959,7 @@
                 <w:szCs w:val="28"/>
                 <w:lang w:eastAsia="ru-RU"/>
               </w:rPr>
+              <w:lastRenderedPageBreak/>
               <w:t>3.</w:t>
             </w:r>
           </w:p>
@@ -2982,7 +3128,6 @@
           <w:szCs w:val="28"/>
           <w:lang w:eastAsia="ru-RU"/>
         </w:rPr>
-        <w:lastRenderedPageBreak/>
         <w:t>Дата выдачи: «___» ____________ 20___ г.</w:t>
       </w:r>
       <w:r>
@@ -9713,7 +9858,22 @@
       </w:r>
       <w:proofErr w:type="spellEnd"/>
       <w:r>
-        <w:t xml:space="preserve"> онлайн-предсказания LT2 исключительно по данным носимых датчиков, представляет актуальную нерешённую задачу на стыке спортивной физиологии, обработки сигналов и машинного обучения.</w:t>
+        <w:t xml:space="preserve"> онлайн-предсказания </w:t>
+      </w:r>
+      <w:r>
+        <w:t>LT</w:t>
+      </w:r>
+      <w:r>
+        <w:t>1</w:t>
+      </w:r>
+      <w:r>
+        <w:t xml:space="preserve"> </w:t>
+      </w:r>
+      <w:r>
+        <w:t xml:space="preserve">и </w:t>
+      </w:r>
+      <w:r>
+        <w:t>LT2 исключительно по данным носимых датчиков, представляет актуальную нерешённую задачу на стыке спортивной физиологии, обработки сигналов и машинного обучения.</w:t>
       </w:r>
     </w:p>
     <w:p>
@@ -9844,15 +10004,37 @@
       </w:r>
       <w:proofErr w:type="spellEnd"/>
       <w:r>
-        <w:t xml:space="preserve"> на выборке </w:t>
-      </w:r>
-      <w:proofErr w:type="spellStart"/>
-      <w:r>
-        <w:t>триатлонистов</w:t>
-      </w:r>
-      <w:proofErr w:type="spellEnd"/>
-      <w:r>
-        <w:t xml:space="preserve"> (n ≥ 20) с верификацией </w:t>
+        <w:t xml:space="preserve"> на </w:t>
+      </w:r>
+      <w:r>
+        <w:t xml:space="preserve">гетерогенной </w:t>
+      </w:r>
+      <w:r>
+        <w:t xml:space="preserve">выборке (n </w:t>
+      </w:r>
+      <w:r>
+        <w:t>=</w:t>
+      </w:r>
+      <w:r>
+        <w:t xml:space="preserve"> </w:t>
+      </w:r>
+      <w:r>
+        <w:t>18</w:t>
+      </w:r>
+      <w:r>
+        <w:t xml:space="preserve">) </w:t>
+      </w:r>
+      <w:r>
+        <w:t xml:space="preserve">с </w:t>
+      </w:r>
+      <w:r>
+        <w:t>различным уровнем физической подготовки</w:t>
+      </w:r>
+      <w:r>
+        <w:t xml:space="preserve"> и </w:t>
+      </w:r>
+      <w:r>
+        <w:t xml:space="preserve">верификацией </w:t>
       </w:r>
       <w:proofErr w:type="spellStart"/>
       <w:r>
@@ -9884,7 +10066,21 @@
       </w:r>
       <w:proofErr w:type="spellEnd"/>
       <w:r>
-        <w:t xml:space="preserve">₂, интерполяцию RR-интервалов и расчёт DFA-α1 в скользящем окне. В-третьих, сформировать набор признаков для онлайн-классификации зоны интенсивности, включающий классические ЭМГ-характеристики (RMS, MDF, </w:t>
+        <w:t>₂, интерполяцию RR-интервалов и расчёт DFA-α1 в скользящем окне. В-третьих, сформировать набор признаков для онлайн-</w:t>
+      </w:r>
+      <w:r>
+        <w:t xml:space="preserve">предсказания близости к </w:t>
+      </w:r>
+      <w:proofErr w:type="spellStart"/>
+      <w:r>
+        <w:t>лактатным</w:t>
+      </w:r>
+      <w:proofErr w:type="spellEnd"/>
+      <w:r>
+        <w:t xml:space="preserve"> порогам</w:t>
+      </w:r>
+      <w:r>
+        <w:t xml:space="preserve">, включающий классические ЭМГ-характеристики (RMS, MDF, </w:t>
       </w:r>
       <w:proofErr w:type="spellStart"/>
       <w:r>
@@ -9932,7 +10128,21 @@
       </w:r>
       <w:proofErr w:type="spellEnd"/>
       <w:r>
-        <w:t xml:space="preserve">. В-четвёртых, разработать ML-модель, предсказывающую вероятность нахождения испытуемого выше порога LT2 в скользящем временном окне в режиме реального времени, с оценкой применимости </w:t>
+        <w:t xml:space="preserve">. В-четвёртых, </w:t>
+      </w:r>
+      <w:r>
+        <w:t>р</w:t>
+      </w:r>
+      <w:r>
+        <w:t xml:space="preserve">азработать ML-модель, предсказывающую в скользящем временном окне оставшееся время до наступления </w:t>
+      </w:r>
+      <w:proofErr w:type="spellStart"/>
+      <w:r>
+        <w:t>лактатных</w:t>
+      </w:r>
+      <w:proofErr w:type="spellEnd"/>
+      <w:r>
+        <w:t xml:space="preserve"> порогов LT1 и LT2 в режиме реального времени; систематически сопоставить </w:t>
       </w:r>
       <w:proofErr w:type="spellStart"/>
       <w:r>
@@ -9940,11 +10150,35 @@
       </w:r>
       <w:proofErr w:type="spellEnd"/>
       <w:r>
-        <w:t>-подхода (</w:t>
-      </w:r>
-      <w:proofErr w:type="spellStart"/>
-      <w:r>
-        <w:t>Random</w:t>
+        <w:t>-подход на классических моделях с ручными признаками (</w:t>
+      </w:r>
+      <w:proofErr w:type="spellStart"/>
+      <w:r>
+        <w:t>регуляризованная</w:t>
+      </w:r>
+      <w:proofErr w:type="spellEnd"/>
+      <w:r>
+        <w:t xml:space="preserve"> линейная регрессия, метод опорных векторов, градиентный </w:t>
+      </w:r>
+      <w:proofErr w:type="spellStart"/>
+      <w:r>
+        <w:t>бустинг</w:t>
+      </w:r>
+      <w:proofErr w:type="spellEnd"/>
+      <w:r>
+        <w:t xml:space="preserve">) и расширенный подход на </w:t>
+      </w:r>
+      <w:proofErr w:type="spellStart"/>
+      <w:r>
+        <w:t>нейросетевых</w:t>
+      </w:r>
+      <w:proofErr w:type="spellEnd"/>
+      <w:r>
+        <w:t xml:space="preserve"> архитектурах для временных рядов (рекуррентные, </w:t>
+      </w:r>
+      <w:proofErr w:type="spellStart"/>
+      <w:r>
+        <w:t>темпоральные</w:t>
       </w:r>
       <w:proofErr w:type="spellEnd"/>
       <w:r>
@@ -9952,19 +10186,31 @@
       </w:r>
       <w:proofErr w:type="spellStart"/>
       <w:r>
-        <w:t>Forest</w:t>
-      </w:r>
-      <w:proofErr w:type="spellEnd"/>
-      <w:r>
-        <w:t xml:space="preserve"> / </w:t>
-      </w:r>
-      <w:proofErr w:type="spellStart"/>
-      <w:r>
-        <w:t>XGBoost</w:t>
-      </w:r>
-      <w:proofErr w:type="spellEnd"/>
-      <w:r>
-        <w:t xml:space="preserve"> на ручных признаках) и расширенного подхода (TCN на временных рядах). В-пятых, оценить точность предсказания LT2 по носимым данным в сравнении с </w:t>
+        <w:t>свёрточные</w:t>
+      </w:r>
+      <w:proofErr w:type="spellEnd"/>
+      <w:r>
+        <w:t xml:space="preserve">, </w:t>
+      </w:r>
+      <w:proofErr w:type="spellStart"/>
+      <w:r>
+        <w:t>вейвлет</w:t>
+      </w:r>
+      <w:proofErr w:type="spellEnd"/>
+      <w:r>
+        <w:t>-обогащённые и ансамблевые)</w:t>
+      </w:r>
+      <w:r>
+        <w:t xml:space="preserve">. В-пятых, оценить точность предсказания </w:t>
+      </w:r>
+      <w:r>
+        <w:t>LT</w:t>
+      </w:r>
+      <w:r>
+        <w:t xml:space="preserve">1 и </w:t>
+      </w:r>
+      <w:r>
+        <w:t xml:space="preserve">LT2 по носимым данным в сравнении с </w:t>
       </w:r>
       <w:proofErr w:type="spellStart"/>
       <w:r>
@@ -9976,6 +10222,7 @@
       </w:r>
       <w:proofErr w:type="spellStart"/>
       <w:r>
+        <w:lastRenderedPageBreak/>
         <w:t>Leave-One-Subject-Out</w:t>
       </w:r>
       <w:proofErr w:type="spellEnd"/>
@@ -9990,11 +10237,7 @@
         <w:ind w:firstLine="708"/>
       </w:pPr>
       <w:r>
-        <w:t xml:space="preserve">Методологическую основу работы составляет системный подход к анализу физиологических сигналов: многоканальные данные с носимых </w:t>
-      </w:r>
-      <w:r>
-        <w:lastRenderedPageBreak/>
-        <w:t xml:space="preserve">датчиков рассматриваются как взаимодополняющие проекции единого физиологического процесса – перехода от аэробного к анаэробному режиму энергообеспечения. Применяемые методы включают ступенчатое </w:t>
+        <w:t xml:space="preserve">Методологическую основу работы составляет системный подход к анализу физиологических сигналов: многоканальные данные с носимых датчиков рассматриваются как взаимодополняющие проекции единого физиологического процесса – перехода от аэробного к анаэробному режиму энергообеспечения. Применяемые методы включают ступенчатое </w:t>
       </w:r>
       <w:proofErr w:type="spellStart"/>
       <w:r>
@@ -10026,7 +10269,24 @@
       </w:r>
       <w:proofErr w:type="spellEnd"/>
       <w:r>
-        <w:t xml:space="preserve">); синхронную многоканальную запись поверхностной ЭМГ, данных ИМУ, фотоплетизмографии (NIRS) и </w:t>
+        <w:t xml:space="preserve">); синхронную многоканальную запись поверхностной ЭМГ, данных ИМУ, </w:t>
+      </w:r>
+      <w:r>
+        <w:t xml:space="preserve">мышечной </w:t>
+      </w:r>
+      <w:proofErr w:type="spellStart"/>
+      <w:r>
+        <w:t>оксигенации</w:t>
+      </w:r>
+      <w:proofErr w:type="spellEnd"/>
+      <w:r>
+        <w:t xml:space="preserve"> методом ближней инфракрасной спектроскопии</w:t>
+      </w:r>
+      <w:r>
+        <w:t xml:space="preserve"> </w:t>
+      </w:r>
+      <w:r>
+        <w:t xml:space="preserve">(NIRS) и </w:t>
       </w:r>
       <w:proofErr w:type="spellStart"/>
       <w:r>
@@ -10084,7 +10344,16 @@
       </w:r>
       <w:proofErr w:type="spellEnd"/>
       <w:r>
-        <w:t xml:space="preserve"> LT2 при </w:t>
+        <w:t xml:space="preserve"> </w:t>
+      </w:r>
+      <w:r>
+        <w:t>LT</w:t>
+      </w:r>
+      <w:r>
+        <w:t xml:space="preserve">1 и </w:t>
+      </w:r>
+      <w:r>
+        <w:t xml:space="preserve">LT2 при </w:t>
       </w:r>
       <w:proofErr w:type="spellStart"/>
       <w:r>
@@ -10108,7 +10377,33 @@
       </w:r>
       <w:proofErr w:type="spellEnd"/>
       <w:r>
-        <w:t xml:space="preserve"> физиологических сигналов для построения классификатора зоны интенсивности. Практическая значимость определяется возможностью определять LT2 в режиме реального времени исключительно по данным носимых датчиков, без лабораторного газоаналитического оборудования и инвазивного забора крови. Разработанный метод применим для персонализации тренировочного процесса и управления нагрузкой у спортсменов на выносливость, а также может быть адаптирован для задач функциональной диагностики и контроля переносимости нагрузки в программах клинической реабилитации.</w:t>
+        <w:t xml:space="preserve"> физиологических сигналов для построения </w:t>
+      </w:r>
+      <w:r>
+        <w:t xml:space="preserve">модели </w:t>
+      </w:r>
+      <w:r>
+        <w:t xml:space="preserve">предсказания близости к </w:t>
+      </w:r>
+      <w:proofErr w:type="spellStart"/>
+      <w:r>
+        <w:t>лактатным</w:t>
+      </w:r>
+      <w:proofErr w:type="spellEnd"/>
+      <w:r>
+        <w:t xml:space="preserve"> порогам</w:t>
+      </w:r>
+      <w:r>
+        <w:t xml:space="preserve">. Практическая значимость определяется возможностью определять </w:t>
+      </w:r>
+      <w:r>
+        <w:t>LT</w:t>
+      </w:r>
+      <w:r>
+        <w:t xml:space="preserve">1 и </w:t>
+      </w:r>
+      <w:r>
+        <w:t>LT2 в режиме реального времени исключительно по данным носимых датчиков, без лабораторного газоаналитического оборудования и инвазивного забора крови. Разработанный метод применим для персонализации тренировочного процесса и управления нагрузкой у спортсменов на выносливость, а также может быть адаптирован для задач функциональной диагностики и контроля переносимости нагрузки в программах клинической реабилитации.</w:t>
       </w:r>
     </w:p>
     <w:p>
@@ -10132,6 +10427,7 @@
         </w:rPr>
       </w:pPr>
       <w:r>
+        <w:lastRenderedPageBreak/>
         <w:br w:type="page"/>
       </w:r>
     </w:p>
@@ -17706,7 +18002,19 @@
       </w:r>
       <w:proofErr w:type="spellEnd"/>
       <w:r>
-        <w:t xml:space="preserve"> по NIRS на VL, а также DFA-α1 по RR-интервалам в единую ML-модель для оценки вероятностей P(LT1) и P(LT2) в режиме реального времени. Верификация проводится на выборке из 19 испытуемых с </w:t>
+        <w:t xml:space="preserve"> по NIRS на VL, а также DFA-α1 по RR-интервалам в единую ML-модель для оценки </w:t>
+      </w:r>
+      <w:r>
+        <w:t xml:space="preserve">времени до порогов </w:t>
+      </w:r>
+      <w:r>
+        <w:t>LT1 и LT2 в режиме реального времени. Верификация проводится на выборке из 1</w:t>
+      </w:r>
+      <w:r>
+        <w:t>8</w:t>
+      </w:r>
+      <w:r>
+        <w:t xml:space="preserve"> испытуемых с </w:t>
       </w:r>
       <w:proofErr w:type="spellStart"/>
       <w:r>
@@ -47831,7 +48139,6 @@
     <w:rsid w:val="004664AD"/>
     <w:rsid w:val="004E64FF"/>
     <w:rsid w:val="004F7C40"/>
-    <w:rsid w:val="005319F5"/>
     <w:rsid w:val="0067232C"/>
     <w:rsid w:val="00683803"/>
     <w:rsid w:val="006925B1"/>
@@ -47839,6 +48146,7 @@
     <w:rsid w:val="006B7855"/>
     <w:rsid w:val="006F1611"/>
     <w:rsid w:val="00776D77"/>
+    <w:rsid w:val="00805388"/>
     <w:rsid w:val="00865410"/>
     <w:rsid w:val="0093618A"/>
     <w:rsid w:val="00940A13"/>

--- a/Тамразов.docx
+++ b/Тамразов.docx
@@ -23049,6 +23049,45 @@
     </w:p>
     <w:p>
       <w:pPr>
+        <w:widowControl w:val="0"/>
+        <w:spacing w:after="0"/>
+        <w:ind w:firstLine="709"/>
+      </w:pPr>
+      <w:r>
+        <w:t xml:space="preserve">Часть </w:t>
+      </w:r>
+      <w:proofErr w:type="spellStart"/>
+      <w:r>
+        <w:t>нейросетевых</w:t>
+      </w:r>
+      <w:proofErr w:type="spellEnd"/>
+      <w:r>
+        <w:t xml:space="preserve"> архитектур при предсказании </w:t>
+      </w:r>
+      <w:r>
+        <w:rPr>
+          <w:lang w:val="en-US"/>
+        </w:rPr>
+        <w:t>LT</w:t>
+      </w:r>
+      <w:r>
+        <w:t xml:space="preserve">2 охватывает 16–17 испытуемых. Расхождение обусловлено внутренними операциями удаления пропущенных значений в соответствующих скриптах обучения, которые в ряде конфигураций исключали данные одного-двух испытуемых. При сравнении моделей с разным </w:t>
+      </w:r>
+      <w:r>
+        <w:rPr>
+          <w:lang w:val="en-US"/>
+        </w:rPr>
+        <w:t>n</w:t>
+      </w:r>
+      <w:r>
+        <w:t xml:space="preserve"> парные статистические тесты применяются только на пересечении субъектов</w:t>
+      </w:r>
+      <w:r>
+        <w:t>.</w:t>
+      </w:r>
+    </w:p>
+    <w:p>
+      <w:pPr>
         <w:pStyle w:val="31"/>
       </w:pPr>
       <w:r>
@@ -23643,7 +23682,11 @@
       </w:r>
       <w:proofErr w:type="spellEnd"/>
       <w:r>
-        <w:t>: LSTM-представления всех шагов последовательности взвешиваются по их информативности перед финальным предсказанием. Для охвата длинного контекста применяется разреженная дискретизация с шагом 30 с, что даёт ~6 мин физиологической истории на одно предсказание</w:t>
+        <w:t xml:space="preserve">: LSTM-представления всех шагов последовательности взвешиваются </w:t>
+      </w:r>
+      <w:r>
+        <w:lastRenderedPageBreak/>
+        <w:t>по их информативности перед финальным предсказанием. Для охвата длинного контекста применяется разреженная дискретизация с шагом 30 с, что даёт ~6 мин физиологической истории на одно предсказание</w:t>
       </w:r>
       <w:r>
         <w:t>.</w:t>
@@ -23755,11 +23798,7 @@
       </w:r>
       <w:proofErr w:type="spellEnd"/>
       <w:r>
-        <w:t xml:space="preserve"> добавляется </w:t>
-      </w:r>
-      <w:r>
-        <w:lastRenderedPageBreak/>
-        <w:t>исключительно слева, исключая утечку будущего. Геометрически возрастающие коэффициенты дилатации [1, 2, 4, 8, 16]</w:t>
+        <w:t xml:space="preserve"> добавляется исключительно слева, исключая утечку будущего. Геометрически возрастающие коэффициенты дилатации [1, 2, 4, 8, 16]</w:t>
       </w:r>
       <w:r>
         <w:t xml:space="preserve"> </w:t>
@@ -24297,7 +24336,11 @@
         <w:ind w:firstLine="709"/>
       </w:pPr>
       <w:r>
-        <w:t xml:space="preserve">Общей чертой данной группы является обогащение входного представления непрерывным </w:t>
+        <w:t xml:space="preserve">Общей чертой данной группы является обогащение входного </w:t>
+      </w:r>
+      <w:r>
+        <w:lastRenderedPageBreak/>
+        <w:t xml:space="preserve">представления непрерывным </w:t>
       </w:r>
       <w:proofErr w:type="spellStart"/>
       <w:r>
@@ -24344,11 +24387,7 @@
         <w:t xml:space="preserve">. </w:t>
       </w:r>
       <w:r>
-        <w:t xml:space="preserve">Полученные амплитудные коэффициенты образуют трёхмерный тензор (признак × время × </w:t>
-      </w:r>
-      <w:r>
-        <w:lastRenderedPageBreak/>
-        <w:t>масштаб), явно кодирующий частотный состав каждого канала</w:t>
+        <w:t>Полученные амплитудные коэффициенты образуют трёхмерный тензор (признак × время × масштаб), явно кодирующий частотный состав каждого канала</w:t>
       </w:r>
       <w:r>
         <w:t>.</w:t>
@@ -24581,7 +24620,11 @@
       </w:r>
       <w:proofErr w:type="spellEnd"/>
       <w:r>
-        <w:t xml:space="preserve"> перебором по сетке из 21 равноотстоящего значения на отрезке [0, 1] (α = 0 — только линейная модель, α = 1 — только TCN). </w:t>
+        <w:t xml:space="preserve"> перебором по сетке из 21 </w:t>
+      </w:r>
+      <w:r>
+        <w:lastRenderedPageBreak/>
+        <w:t xml:space="preserve">равноотстоящего значения на отрезке [0, 1] (α = 0 — только линейная модель, α = 1 — только TCN). </w:t>
       </w:r>
       <w:proofErr w:type="spellStart"/>
       <w:r>
@@ -24627,11 +24670,7 @@
         <w:ind w:firstLine="709"/>
       </w:pPr>
       <w:r>
-        <w:t xml:space="preserve">Помимо единой обобщённой модели, для предсказания времени до LT1 </w:t>
-      </w:r>
-      <w:r>
-        <w:lastRenderedPageBreak/>
-        <w:t xml:space="preserve">была проверена гипотеза о целесообразности раздельного моделирования для тренированных и нетренированных испытуемых. Основанием служит физиологическое различие в динамике </w:t>
+        <w:t xml:space="preserve">Помимо единой обобщённой модели, для предсказания времени до LT1 была проверена гипотеза о целесообразности раздельного моделирования для тренированных и нетренированных испытуемых. Основанием служит физиологическое различие в динамике </w:t>
       </w:r>
       <w:proofErr w:type="spellStart"/>
       <w:r>
@@ -24767,6 +24806,7 @@
         <w:pStyle w:val="21"/>
       </w:pPr>
       <w:r>
+        <w:lastRenderedPageBreak/>
         <w:t xml:space="preserve">2.9 </w:t>
       </w:r>
       <w:r>
@@ -24846,7 +24886,6 @@
         <w:spacing w:after="0"/>
       </w:pPr>
       <w:r>
-        <w:lastRenderedPageBreak/>
         <w:t>Среднее MAE по окнам — среднеарифметическое абсолютных ошибок по всем тестовым окнам всех субъектов. Субъекты с большим числом окон имеют больший вес</w:t>
       </w:r>
       <w:r>
@@ -25423,6 +25462,7 @@
         <w:pStyle w:val="31"/>
       </w:pPr>
       <w:r>
+        <w:lastRenderedPageBreak/>
         <w:t>2</w:t>
       </w:r>
       <w:r>
@@ -25467,11 +25507,7 @@
       </w:r>
       <w:proofErr w:type="spellEnd"/>
       <w:r>
-        <w:t xml:space="preserve"> вычислялся между предсказанными и истинными значениями по всем тестовым окнам. Этот показатель устойчив к монотонным нелинейным искажениям шкалы и особенно информативен для задачи «когда наступит порог»: высокий ρ означает, что модель правильно ранжирует окна по близости к порогу даже </w:t>
-      </w:r>
-      <w:r>
-        <w:lastRenderedPageBreak/>
-        <w:t>при систематическом смещении абсолютных значений</w:t>
+        <w:t xml:space="preserve"> вычислялся между предсказанными и истинными значениями по всем тестовым окнам. Этот показатель устойчив к монотонным нелинейным искажениям шкалы и особенно информативен для задачи «когда наступит порог»: высокий ρ означает, что модель правильно ранжирует окна по близости к порогу даже при систематическом смещении абсолютных значений</w:t>
       </w:r>
       <w:r>
         <w:t>.</w:t>
@@ -25881,7 +25917,11 @@
         <w:t>т</w:t>
       </w:r>
       <w:r>
-        <w:t xml:space="preserve"> высокочастотные флуктуации, не согласующиеся с физиологическим ожиданием монотонного убывания времени до порога. Для сглаживания последовательности предсказаний применялся </w:t>
+        <w:t xml:space="preserve"> высокочастотные </w:t>
+      </w:r>
+      <w:r>
+        <w:lastRenderedPageBreak/>
+        <w:t xml:space="preserve">флуктуации, не согласующиеся с физиологическим ожиданием монотонного убывания времени до порога. Для сглаживания последовательности предсказаний применялся </w:t>
       </w:r>
       <w:r>
         <w:t xml:space="preserve">одномерный фильтр </w:t>
@@ -26977,7 +27017,11 @@
       </w:r>
       <w:proofErr w:type="spellEnd"/>
       <w:r>
-        <w:t>, и сравнивались пары значений MAE одного и того же испытуемого под двумя конфигурациями.</w:t>
+        <w:t xml:space="preserve">, и сравнивались пары значений MAE одного и того же испытуемого под двумя </w:t>
+      </w:r>
+      <w:r>
+        <w:lastRenderedPageBreak/>
+        <w:t>конфигурациями.</w:t>
       </w:r>
     </w:p>
     <w:p>
@@ -27072,11 +27116,7 @@
         <w:ind w:firstLine="709"/>
       </w:pPr>
       <w:r>
-        <w:t xml:space="preserve">Для проверки различий между тренированными и нетренированными </w:t>
-      </w:r>
-      <w:r>
-        <w:lastRenderedPageBreak/>
-        <w:t>испытуемыми применялся критерий Манна–Уитни (</w:t>
+        <w:t>Для проверки различий между тренированными и нетренированными испытуемыми применялся критерий Манна–Уитни (</w:t>
       </w:r>
       <w:proofErr w:type="spellStart"/>
       <w:r>
@@ -27447,7 +27487,11 @@
         <w:ind w:firstLine="709"/>
       </w:pPr>
       <w:r>
-        <w:t>Метод основан на предположении об однородности выборки: ошибки модели на тестовом субъекте имеют то же распределение, что и на калибровочных. При однородной выборке испытуемых это допущение выполняется, и гарантия покрытия 1−α обоснована теоретически без параметрических предположений о форме распределения ошибок.</w:t>
+        <w:t xml:space="preserve">Метод основан на предположении об однородности выборки: ошибки модели на тестовом субъекте имеют то же распределение, что и на </w:t>
+      </w:r>
+      <w:r>
+        <w:lastRenderedPageBreak/>
+        <w:t>калибровочных. При однородной выборке испытуемых это допущение выполняется, и гарантия покрытия 1−α обоснована теоретически без параметрических предположений о форме распределения ошибок.</w:t>
       </w:r>
     </w:p>
     <w:p>
@@ -27457,11 +27501,7 @@
         <w:ind w:firstLine="709"/>
       </w:pPr>
       <w:r>
-        <w:t xml:space="preserve">Тестировались два уровня покрытия: 90% (α=0,1) и 80% (α=0,2). Уровень покрытия задаёт, какую долю тестовых окон интервал должен накрывать: при 90% истинное значение должно попадать в интервал не менее чем в 9 случаях </w:t>
-      </w:r>
-      <w:r>
-        <w:lastRenderedPageBreak/>
-        <w:t>из 10. Более высокий уровень даёт более широкий интервал.</w:t>
+        <w:t>Тестировались два уровня покрытия: 90% (α=0,1) и 80% (α=0,2). Уровень покрытия задаёт, какую долю тестовых окон интервал должен накрывать: при 90% истинное значение должно попадать в интервал не менее чем в 9 случаях из 10. Более высокий уровень даёт более широкий интервал.</w:t>
       </w:r>
     </w:p>
     <w:p>
@@ -48146,7 +48186,6 @@
     <w:rsid w:val="006B7855"/>
     <w:rsid w:val="006F1611"/>
     <w:rsid w:val="00776D77"/>
-    <w:rsid w:val="00805388"/>
     <w:rsid w:val="00865410"/>
     <w:rsid w:val="0093618A"/>
     <w:rsid w:val="00940A13"/>
@@ -48154,6 +48193,7 @@
     <w:rsid w:val="00B75200"/>
     <w:rsid w:val="00BA287F"/>
     <w:rsid w:val="00C366AC"/>
+    <w:rsid w:val="00D23226"/>
     <w:rsid w:val="00D4388C"/>
     <w:rsid w:val="00D50C1F"/>
     <w:rsid w:val="00EE051A"/>

--- a/Тамразов.docx
+++ b/Тамразов.docx
@@ -6758,7 +6758,7 @@
           <w:r>
             <w:fldChar w:fldCharType="separate"/>
           </w:r>
-          <w:hyperlink w:anchor="_Toc228326027" w:history="1">
+          <w:hyperlink w:anchor="_Toc229760365" w:history="1">
             <w:r>
               <w:rPr>
                 <w:rStyle w:val="a4"/>
@@ -6785,7 +6785,7 @@
                 <w:noProof/>
                 <w:webHidden/>
               </w:rPr>
-              <w:instrText xml:space="preserve"> PAGEREF _Toc228326027 \h </w:instrText>
+              <w:instrText xml:space="preserve"> PAGEREF _Toc229760365 \h </w:instrText>
             </w:r>
             <w:r>
               <w:rPr>
@@ -6805,7 +6805,7 @@
                 <w:noProof/>
                 <w:webHidden/>
               </w:rPr>
-              <w:t>16</w:t>
+              <w:t>18</w:t>
             </w:r>
             <w:r>
               <w:rPr>
@@ -6830,7 +6830,7 @@
               <w:lang w:eastAsia="ru-RU"/>
             </w:rPr>
           </w:pPr>
-          <w:hyperlink w:anchor="_Toc228326028" w:history="1">
+          <w:hyperlink w:anchor="_Toc229760366" w:history="1">
             <w:r>
               <w:rPr>
                 <w:rStyle w:val="a4"/>
@@ -6857,7 +6857,7 @@
                 <w:noProof/>
                 <w:webHidden/>
               </w:rPr>
-              <w:instrText xml:space="preserve"> PAGEREF _Toc228326028 \h </w:instrText>
+              <w:instrText xml:space="preserve"> PAGEREF _Toc229760366 \h </w:instrText>
             </w:r>
             <w:r>
               <w:rPr>
@@ -6877,7 +6877,7 @@
                 <w:noProof/>
                 <w:webHidden/>
               </w:rPr>
-              <w:t>19</w:t>
+              <w:t>22</w:t>
             </w:r>
             <w:r>
               <w:rPr>
@@ -6899,7 +6899,7 @@
               <w:lang w:eastAsia="ru-RU"/>
             </w:rPr>
           </w:pPr>
-          <w:hyperlink w:anchor="_Toc228326029" w:history="1">
+          <w:hyperlink w:anchor="_Toc229760367" w:history="1">
             <w:r>
               <w:rPr>
                 <w:rStyle w:val="a4"/>
@@ -6926,7 +6926,7 @@
                 <w:noProof/>
                 <w:webHidden/>
               </w:rPr>
-              <w:instrText xml:space="preserve"> PAGEREF _Toc228326029 \h </w:instrText>
+              <w:instrText xml:space="preserve"> PAGEREF _Toc229760367 \h </w:instrText>
             </w:r>
             <w:r>
               <w:rPr>
@@ -6946,7 +6946,7 @@
                 <w:noProof/>
                 <w:webHidden/>
               </w:rPr>
-              <w:t>19</w:t>
+              <w:t>22</w:t>
             </w:r>
             <w:r>
               <w:rPr>
@@ -6968,7 +6968,7 @@
               <w:lang w:eastAsia="ru-RU"/>
             </w:rPr>
           </w:pPr>
-          <w:hyperlink w:anchor="_Toc228326030" w:history="1">
+          <w:hyperlink w:anchor="_Toc229760368" w:history="1">
             <w:r>
               <w:rPr>
                 <w:rStyle w:val="a4"/>
@@ -6995,7 +6995,7 @@
                 <w:noProof/>
                 <w:webHidden/>
               </w:rPr>
-              <w:instrText xml:space="preserve"> PAGEREF _Toc228326030 \h </w:instrText>
+              <w:instrText xml:space="preserve"> PAGEREF _Toc229760368 \h </w:instrText>
             </w:r>
             <w:r>
               <w:rPr>
@@ -7015,7 +7015,7 @@
                 <w:noProof/>
                 <w:webHidden/>
               </w:rPr>
-              <w:t>22</w:t>
+              <w:t>25</w:t>
             </w:r>
             <w:r>
               <w:rPr>
@@ -7040,7 +7040,7 @@
               <w:lang w:eastAsia="ru-RU"/>
             </w:rPr>
           </w:pPr>
-          <w:hyperlink w:anchor="_Toc228326031" w:history="1">
+          <w:hyperlink w:anchor="_Toc229760369" w:history="1">
             <w:r>
               <w:rPr>
                 <w:rStyle w:val="a4"/>
@@ -7067,7 +7067,7 @@
                 <w:noProof/>
                 <w:webHidden/>
               </w:rPr>
-              <w:instrText xml:space="preserve"> PAGEREF _Toc228326031 \h </w:instrText>
+              <w:instrText xml:space="preserve"> PAGEREF _Toc229760369 \h </w:instrText>
             </w:r>
             <w:r>
               <w:rPr>
@@ -7087,7 +7087,7 @@
                 <w:noProof/>
                 <w:webHidden/>
               </w:rPr>
-              <w:t>22</w:t>
+              <w:t>25</w:t>
             </w:r>
             <w:r>
               <w:rPr>
@@ -7112,7 +7112,7 @@
               <w:lang w:eastAsia="ru-RU"/>
             </w:rPr>
           </w:pPr>
-          <w:hyperlink w:anchor="_Toc228326032" w:history="1">
+          <w:hyperlink w:anchor="_Toc229760370" w:history="1">
             <w:r>
               <w:rPr>
                 <w:rStyle w:val="a4"/>
@@ -7139,7 +7139,7 @@
                 <w:noProof/>
                 <w:webHidden/>
               </w:rPr>
-              <w:instrText xml:space="preserve"> PAGEREF _Toc228326032 \h </w:instrText>
+              <w:instrText xml:space="preserve"> PAGEREF _Toc229760370 \h </w:instrText>
             </w:r>
             <w:r>
               <w:rPr>
@@ -7159,7 +7159,7 @@
                 <w:noProof/>
                 <w:webHidden/>
               </w:rPr>
-              <w:t>25</w:t>
+              <w:t>29</w:t>
             </w:r>
             <w:r>
               <w:rPr>
@@ -7181,7 +7181,7 @@
               <w:lang w:eastAsia="ru-RU"/>
             </w:rPr>
           </w:pPr>
-          <w:hyperlink w:anchor="_Toc228326033" w:history="1">
+          <w:hyperlink w:anchor="_Toc229760371" w:history="1">
             <w:r>
               <w:rPr>
                 <w:rStyle w:val="a4"/>
@@ -7208,7 +7208,7 @@
                 <w:noProof/>
                 <w:webHidden/>
               </w:rPr>
-              <w:instrText xml:space="preserve"> PAGEREF _Toc228326033 \h </w:instrText>
+              <w:instrText xml:space="preserve"> PAGEREF _Toc229760371 \h </w:instrText>
             </w:r>
             <w:r>
               <w:rPr>
@@ -7228,7 +7228,7 @@
                 <w:noProof/>
                 <w:webHidden/>
               </w:rPr>
-              <w:t>29</w:t>
+              <w:t>33</w:t>
             </w:r>
             <w:r>
               <w:rPr>
@@ -7250,7 +7250,7 @@
               <w:lang w:eastAsia="ru-RU"/>
             </w:rPr>
           </w:pPr>
-          <w:hyperlink w:anchor="_Toc228326034" w:history="1">
+          <w:hyperlink w:anchor="_Toc229760372" w:history="1">
             <w:r>
               <w:rPr>
                 <w:rStyle w:val="a4"/>
@@ -7277,7 +7277,7 @@
                 <w:noProof/>
                 <w:webHidden/>
               </w:rPr>
-              <w:instrText xml:space="preserve"> PAGEREF _Toc228326034 \h </w:instrText>
+              <w:instrText xml:space="preserve"> PAGEREF _Toc229760372 \h </w:instrText>
             </w:r>
             <w:r>
               <w:rPr>
@@ -7297,7 +7297,7 @@
                 <w:noProof/>
                 <w:webHidden/>
               </w:rPr>
-              <w:t>33</w:t>
+              <w:t>36</w:t>
             </w:r>
             <w:r>
               <w:rPr>
@@ -7319,7 +7319,7 @@
               <w:lang w:eastAsia="ru-RU"/>
             </w:rPr>
           </w:pPr>
-          <w:hyperlink w:anchor="_Toc228326035" w:history="1">
+          <w:hyperlink w:anchor="_Toc229760373" w:history="1">
             <w:r>
               <w:rPr>
                 <w:rStyle w:val="a4"/>
@@ -7346,7 +7346,7 @@
                 <w:noProof/>
                 <w:webHidden/>
               </w:rPr>
-              <w:instrText xml:space="preserve"> PAGEREF _Toc228326035 \h </w:instrText>
+              <w:instrText xml:space="preserve"> PAGEREF _Toc229760373 \h </w:instrText>
             </w:r>
             <w:r>
               <w:rPr>
@@ -7366,7 +7366,7 @@
                 <w:noProof/>
                 <w:webHidden/>
               </w:rPr>
-              <w:t>36</w:t>
+              <w:t>39</w:t>
             </w:r>
             <w:r>
               <w:rPr>
@@ -7388,7 +7388,7 @@
               <w:lang w:eastAsia="ru-RU"/>
             </w:rPr>
           </w:pPr>
-          <w:hyperlink w:anchor="_Toc228326036" w:history="1">
+          <w:hyperlink w:anchor="_Toc229760374" w:history="1">
             <w:r>
               <w:rPr>
                 <w:rStyle w:val="a4"/>
@@ -7415,7 +7415,7 @@
                 <w:noProof/>
                 <w:webHidden/>
               </w:rPr>
-              <w:instrText xml:space="preserve"> PAGEREF _Toc228326036 \h </w:instrText>
+              <w:instrText xml:space="preserve"> PAGEREF _Toc229760374 \h </w:instrText>
             </w:r>
             <w:r>
               <w:rPr>
@@ -7435,7 +7435,7 @@
                 <w:noProof/>
                 <w:webHidden/>
               </w:rPr>
-              <w:t>40</w:t>
+              <w:t>43</w:t>
             </w:r>
             <w:r>
               <w:rPr>
@@ -7460,21 +7460,13 @@
               <w:lang w:eastAsia="ru-RU"/>
             </w:rPr>
           </w:pPr>
-          <w:hyperlink w:anchor="_Toc228326037" w:history="1">
+          <w:hyperlink w:anchor="_Toc229760375" w:history="1">
             <w:r>
               <w:rPr>
                 <w:rStyle w:val="a4"/>
                 <w:noProof/>
-                <w:lang w:val="en-US"/>
-              </w:rPr>
-              <w:t>1</w:t>
-            </w:r>
-            <w:r>
-              <w:rPr>
-                <w:rStyle w:val="a4"/>
-                <w:noProof/>
-              </w:rPr>
-              <w:t>.6.1 Классический ML на ручных признаках</w:t>
+              </w:rPr>
+              <w:t>1.6.1 Классический ML на ручных признаках</w:t>
             </w:r>
             <w:r>
               <w:rPr>
@@ -7495,7 +7487,7 @@
                 <w:noProof/>
                 <w:webHidden/>
               </w:rPr>
-              <w:instrText xml:space="preserve"> PAGEREF _Toc228326037 \h </w:instrText>
+              <w:instrText xml:space="preserve"> PAGEREF _Toc229760375 \h </w:instrText>
             </w:r>
             <w:r>
               <w:rPr>
@@ -7515,7 +7507,7 @@
                 <w:noProof/>
                 <w:webHidden/>
               </w:rPr>
-              <w:t>40</w:t>
+              <w:t>43</w:t>
             </w:r>
             <w:r>
               <w:rPr>
@@ -7540,7 +7532,7 @@
               <w:lang w:eastAsia="ru-RU"/>
             </w:rPr>
           </w:pPr>
-          <w:hyperlink w:anchor="_Toc228326038" w:history="1">
+          <w:hyperlink w:anchor="_Toc229760376" w:history="1">
             <w:r>
               <w:rPr>
                 <w:rStyle w:val="a4"/>
@@ -7567,7 +7559,7 @@
                 <w:noProof/>
                 <w:webHidden/>
               </w:rPr>
-              <w:instrText xml:space="preserve"> PAGEREF _Toc228326038 \h </w:instrText>
+              <w:instrText xml:space="preserve"> PAGEREF _Toc229760376 \h </w:instrText>
             </w:r>
             <w:r>
               <w:rPr>
@@ -7587,7 +7579,7 @@
                 <w:noProof/>
                 <w:webHidden/>
               </w:rPr>
-              <w:t>43</w:t>
+              <w:t>46</w:t>
             </w:r>
             <w:r>
               <w:rPr>
@@ -7612,7 +7604,7 @@
               <w:lang w:eastAsia="ru-RU"/>
             </w:rPr>
           </w:pPr>
-          <w:hyperlink w:anchor="_Toc228326039" w:history="1">
+          <w:hyperlink w:anchor="_Toc229760377" w:history="1">
             <w:r>
               <w:rPr>
                 <w:rStyle w:val="a4"/>
@@ -7639,7 +7631,7 @@
                 <w:noProof/>
                 <w:webHidden/>
               </w:rPr>
-              <w:instrText xml:space="preserve"> PAGEREF _Toc228326039 \h </w:instrText>
+              <w:instrText xml:space="preserve"> PAGEREF _Toc229760377 \h </w:instrText>
             </w:r>
             <w:r>
               <w:rPr>
@@ -7659,7 +7651,7 @@
                 <w:noProof/>
                 <w:webHidden/>
               </w:rPr>
-              <w:t>46</w:t>
+              <w:t>50</w:t>
             </w:r>
             <w:r>
               <w:rPr>
@@ -7684,21 +7676,13 @@
               <w:lang w:eastAsia="ru-RU"/>
             </w:rPr>
           </w:pPr>
-          <w:hyperlink w:anchor="_Toc228326040" w:history="1">
+          <w:hyperlink w:anchor="_Toc229760378" w:history="1">
             <w:r>
               <w:rPr>
                 <w:rStyle w:val="a4"/>
                 <w:noProof/>
-                <w:lang w:val="en-US"/>
-              </w:rPr>
-              <w:t>1</w:t>
-            </w:r>
-            <w:r>
-              <w:rPr>
-                <w:rStyle w:val="a4"/>
-                <w:noProof/>
-              </w:rPr>
-              <w:t>.6.4 Gap: мультимодальные онлайн-системы</w:t>
+              </w:rPr>
+              <w:t>1.6.4 Gap: мультимодальные онлайн-системы</w:t>
             </w:r>
             <w:r>
               <w:rPr>
@@ -7719,7 +7703,7 @@
                 <w:noProof/>
                 <w:webHidden/>
               </w:rPr>
-              <w:instrText xml:space="preserve"> PAGEREF _Toc228326040 \h </w:instrText>
+              <w:instrText xml:space="preserve"> PAGEREF _Toc229760378 \h </w:instrText>
             </w:r>
             <w:r>
               <w:rPr>
@@ -7739,7 +7723,7 @@
                 <w:noProof/>
                 <w:webHidden/>
               </w:rPr>
-              <w:t>49</w:t>
+              <w:t>52</w:t>
             </w:r>
             <w:r>
               <w:rPr>
@@ -7761,7 +7745,7 @@
               <w:lang w:eastAsia="ru-RU"/>
             </w:rPr>
           </w:pPr>
-          <w:hyperlink w:anchor="_Toc228326041" w:history="1">
+          <w:hyperlink w:anchor="_Toc229760379" w:history="1">
             <w:r>
               <w:rPr>
                 <w:rStyle w:val="a4"/>
@@ -7788,7 +7772,7 @@
                 <w:noProof/>
                 <w:webHidden/>
               </w:rPr>
-              <w:instrText xml:space="preserve"> PAGEREF _Toc228326041 \h </w:instrText>
+              <w:instrText xml:space="preserve"> PAGEREF _Toc229760379 \h </w:instrText>
             </w:r>
             <w:r>
               <w:rPr>
@@ -7808,7 +7792,7 @@
                 <w:noProof/>
                 <w:webHidden/>
               </w:rPr>
-              <w:t>49</w:t>
+              <w:t>53</w:t>
             </w:r>
             <w:r>
               <w:rPr>
@@ -7833,21 +7817,13 @@
               <w:lang w:eastAsia="ru-RU"/>
             </w:rPr>
           </w:pPr>
-          <w:hyperlink w:anchor="_Toc228326042" w:history="1">
+          <w:hyperlink w:anchor="_Toc229760380" w:history="1">
             <w:r>
               <w:rPr>
                 <w:rStyle w:val="a4"/>
                 <w:noProof/>
-                <w:lang w:val="en-US"/>
-              </w:rPr>
-              <w:t>1</w:t>
-            </w:r>
-            <w:r>
-              <w:rPr>
-                <w:rStyle w:val="a4"/>
-                <w:noProof/>
-              </w:rPr>
-              <w:t>.8 Заключение по обзору литературы</w:t>
+              </w:rPr>
+              <w:t>1.8 Заключение по обзору литературы</w:t>
             </w:r>
             <w:r>
               <w:rPr>
@@ -7868,7 +7844,7 @@
                 <w:noProof/>
                 <w:webHidden/>
               </w:rPr>
-              <w:instrText xml:space="preserve"> PAGEREF _Toc228326042 \h </w:instrText>
+              <w:instrText xml:space="preserve"> PAGEREF _Toc229760380 \h </w:instrText>
             </w:r>
             <w:r>
               <w:rPr>
@@ -7888,7 +7864,7 @@
                 <w:noProof/>
                 <w:webHidden/>
               </w:rPr>
-              <w:t>51</w:t>
+              <w:t>54</w:t>
             </w:r>
             <w:r>
               <w:rPr>
@@ -7913,7 +7889,7 @@
               <w:lang w:eastAsia="ru-RU"/>
             </w:rPr>
           </w:pPr>
-          <w:hyperlink w:anchor="_Toc228326043" w:history="1">
+          <w:hyperlink w:anchor="_Toc229760381" w:history="1">
             <w:r>
               <w:rPr>
                 <w:rStyle w:val="a4"/>
@@ -7940,7 +7916,7 @@
                 <w:noProof/>
                 <w:webHidden/>
               </w:rPr>
-              <w:instrText xml:space="preserve"> PAGEREF _Toc228326043 \h </w:instrText>
+              <w:instrText xml:space="preserve"> PAGEREF _Toc229760381 \h </w:instrText>
             </w:r>
             <w:r>
               <w:rPr>
@@ -7960,7 +7936,7 @@
                 <w:noProof/>
                 <w:webHidden/>
               </w:rPr>
-              <w:t>54</w:t>
+              <w:t>57</w:t>
             </w:r>
             <w:r>
               <w:rPr>
@@ -7982,7 +7958,7 @@
               <w:lang w:eastAsia="ru-RU"/>
             </w:rPr>
           </w:pPr>
-          <w:hyperlink w:anchor="_Toc228326044" w:history="1">
+          <w:hyperlink w:anchor="_Toc229760382" w:history="1">
             <w:r>
               <w:rPr>
                 <w:rStyle w:val="a4"/>
@@ -8009,7 +7985,7 @@
                 <w:noProof/>
                 <w:webHidden/>
               </w:rPr>
-              <w:instrText xml:space="preserve"> PAGEREF _Toc228326044 \h </w:instrText>
+              <w:instrText xml:space="preserve"> PAGEREF _Toc229760382 \h </w:instrText>
             </w:r>
             <w:r>
               <w:rPr>
@@ -8029,7 +8005,7 @@
                 <w:noProof/>
                 <w:webHidden/>
               </w:rPr>
-              <w:t>54</w:t>
+              <w:t>57</w:t>
             </w:r>
             <w:r>
               <w:rPr>
@@ -8051,7 +8027,7 @@
               <w:lang w:eastAsia="ru-RU"/>
             </w:rPr>
           </w:pPr>
-          <w:hyperlink w:anchor="_Toc228326045" w:history="1">
+          <w:hyperlink w:anchor="_Toc229760383" w:history="1">
             <w:r>
               <w:rPr>
                 <w:rStyle w:val="a4"/>
@@ -8078,7 +8054,7 @@
                 <w:noProof/>
                 <w:webHidden/>
               </w:rPr>
-              <w:instrText xml:space="preserve"> PAGEREF _Toc228326045 \h </w:instrText>
+              <w:instrText xml:space="preserve"> PAGEREF _Toc229760383 \h </w:instrText>
             </w:r>
             <w:r>
               <w:rPr>
@@ -8098,7 +8074,7 @@
                 <w:noProof/>
                 <w:webHidden/>
               </w:rPr>
-              <w:t>54</w:t>
+              <w:t>57</w:t>
             </w:r>
             <w:r>
               <w:rPr>
@@ -8120,7 +8096,7 @@
               <w:lang w:eastAsia="ru-RU"/>
             </w:rPr>
           </w:pPr>
-          <w:hyperlink w:anchor="_Toc228326046" w:history="1">
+          <w:hyperlink w:anchor="_Toc229760384" w:history="1">
             <w:r>
               <w:rPr>
                 <w:rStyle w:val="a4"/>
@@ -8147,7 +8123,7 @@
                 <w:noProof/>
                 <w:webHidden/>
               </w:rPr>
-              <w:instrText xml:space="preserve"> PAGEREF _Toc228326046 \h </w:instrText>
+              <w:instrText xml:space="preserve"> PAGEREF _Toc229760384 \h </w:instrText>
             </w:r>
             <w:r>
               <w:rPr>
@@ -8167,7 +8143,7 @@
                 <w:noProof/>
                 <w:webHidden/>
               </w:rPr>
-              <w:t>55</w:t>
+              <w:t>58</w:t>
             </w:r>
             <w:r>
               <w:rPr>
@@ -8192,7 +8168,7 @@
               <w:lang w:eastAsia="ru-RU"/>
             </w:rPr>
           </w:pPr>
-          <w:hyperlink w:anchor="_Toc228326047" w:history="1">
+          <w:hyperlink w:anchor="_Toc229760385" w:history="1">
             <w:r>
               <w:rPr>
                 <w:rStyle w:val="a4"/>
@@ -8219,7 +8195,7 @@
                 <w:noProof/>
                 <w:webHidden/>
               </w:rPr>
-              <w:instrText xml:space="preserve"> PAGEREF _Toc228326047 \h </w:instrText>
+              <w:instrText xml:space="preserve"> PAGEREF _Toc229760385 \h </w:instrText>
             </w:r>
             <w:r>
               <w:rPr>
@@ -8239,7 +8215,7 @@
                 <w:noProof/>
                 <w:webHidden/>
               </w:rPr>
-              <w:t>55</w:t>
+              <w:t>58</w:t>
             </w:r>
             <w:r>
               <w:rPr>
@@ -8264,7 +8240,7 @@
               <w:lang w:eastAsia="ru-RU"/>
             </w:rPr>
           </w:pPr>
-          <w:hyperlink w:anchor="_Toc228326048" w:history="1">
+          <w:hyperlink w:anchor="_Toc229760386" w:history="1">
             <w:r>
               <w:rPr>
                 <w:rStyle w:val="a4"/>
@@ -8291,7 +8267,7 @@
                 <w:noProof/>
                 <w:webHidden/>
               </w:rPr>
-              <w:instrText xml:space="preserve"> PAGEREF _Toc228326048 \h </w:instrText>
+              <w:instrText xml:space="preserve"> PAGEREF _Toc229760386 \h </w:instrText>
             </w:r>
             <w:r>
               <w:rPr>
@@ -8311,7 +8287,7 @@
                 <w:noProof/>
                 <w:webHidden/>
               </w:rPr>
-              <w:t>55</w:t>
+              <w:t>59</w:t>
             </w:r>
             <w:r>
               <w:rPr>
@@ -8336,7 +8312,7 @@
               <w:lang w:eastAsia="ru-RU"/>
             </w:rPr>
           </w:pPr>
-          <w:hyperlink w:anchor="_Toc228326049" w:history="1">
+          <w:hyperlink w:anchor="_Toc229760387" w:history="1">
             <w:r>
               <w:rPr>
                 <w:rStyle w:val="a4"/>
@@ -8363,7 +8339,7 @@
                 <w:noProof/>
                 <w:webHidden/>
               </w:rPr>
-              <w:instrText xml:space="preserve"> PAGEREF _Toc228326049 \h </w:instrText>
+              <w:instrText xml:space="preserve"> PAGEREF _Toc229760387 \h </w:instrText>
             </w:r>
             <w:r>
               <w:rPr>
@@ -8383,7 +8359,7 @@
                 <w:noProof/>
                 <w:webHidden/>
               </w:rPr>
-              <w:t>56</w:t>
+              <w:t>59</w:t>
             </w:r>
             <w:r>
               <w:rPr>
@@ -8405,7 +8381,7 @@
               <w:lang w:eastAsia="ru-RU"/>
             </w:rPr>
           </w:pPr>
-          <w:hyperlink w:anchor="_Toc228326050" w:history="1">
+          <w:hyperlink w:anchor="_Toc229760388" w:history="1">
             <w:r>
               <w:rPr>
                 <w:rStyle w:val="a4"/>
@@ -8432,7 +8408,7 @@
                 <w:noProof/>
                 <w:webHidden/>
               </w:rPr>
-              <w:instrText xml:space="preserve"> PAGEREF _Toc228326050 \h </w:instrText>
+              <w:instrText xml:space="preserve"> PAGEREF _Toc229760388 \h </w:instrText>
             </w:r>
             <w:r>
               <w:rPr>
@@ -8452,7 +8428,7 @@
                 <w:noProof/>
                 <w:webHidden/>
               </w:rPr>
-              <w:t>56</w:t>
+              <w:t>60</w:t>
             </w:r>
             <w:r>
               <w:rPr>
@@ -8477,7 +8453,7 @@
               <w:lang w:eastAsia="ru-RU"/>
             </w:rPr>
           </w:pPr>
-          <w:hyperlink w:anchor="_Toc228326051" w:history="1">
+          <w:hyperlink w:anchor="_Toc229760389" w:history="1">
             <w:r>
               <w:rPr>
                 <w:rStyle w:val="a4"/>
@@ -8504,7 +8480,7 @@
                 <w:noProof/>
                 <w:webHidden/>
               </w:rPr>
-              <w:instrText xml:space="preserve"> PAGEREF _Toc228326051 \h </w:instrText>
+              <w:instrText xml:space="preserve"> PAGEREF _Toc229760389 \h </w:instrText>
             </w:r>
             <w:r>
               <w:rPr>
@@ -8524,7 +8500,7 @@
                 <w:noProof/>
                 <w:webHidden/>
               </w:rPr>
-              <w:t>56</w:t>
+              <w:t>60</w:t>
             </w:r>
             <w:r>
               <w:rPr>
@@ -8549,7 +8525,7 @@
               <w:lang w:eastAsia="ru-RU"/>
             </w:rPr>
           </w:pPr>
-          <w:hyperlink w:anchor="_Toc228326052" w:history="1">
+          <w:hyperlink w:anchor="_Toc229760390" w:history="1">
             <w:r>
               <w:rPr>
                 <w:rStyle w:val="a4"/>
@@ -8576,7 +8552,7 @@
                 <w:noProof/>
                 <w:webHidden/>
               </w:rPr>
-              <w:instrText xml:space="preserve"> PAGEREF _Toc228326052 \h </w:instrText>
+              <w:instrText xml:space="preserve"> PAGEREF _Toc229760390 \h </w:instrText>
             </w:r>
             <w:r>
               <w:rPr>
@@ -8596,7 +8572,76 @@
                 <w:noProof/>
                 <w:webHidden/>
               </w:rPr>
-              <w:t>57</w:t>
+              <w:t>60</w:t>
+            </w:r>
+            <w:r>
+              <w:rPr>
+                <w:noProof/>
+                <w:webHidden/>
+              </w:rPr>
+              <w:fldChar w:fldCharType="end"/>
+            </w:r>
+          </w:hyperlink>
+        </w:p>
+        <w:p>
+          <w:pPr>
+            <w:pStyle w:val="23"/>
+            <w:rPr>
+              <w:rFonts w:asciiTheme="minorHAnsi" w:eastAsiaTheme="minorEastAsia" w:hAnsiTheme="minorHAnsi"/>
+              <w:noProof/>
+              <w:sz w:val="24"/>
+              <w:szCs w:val="24"/>
+              <w:lang w:eastAsia="ru-RU"/>
+            </w:rPr>
+          </w:pPr>
+          <w:hyperlink w:anchor="_Toc229760391" w:history="1">
+            <w:r>
+              <w:rPr>
+                <w:rStyle w:val="a4"/>
+                <w:noProof/>
+              </w:rPr>
+              <w:t>2.5 Предобработка сигналов</w:t>
+            </w:r>
+            <w:r>
+              <w:rPr>
+                <w:noProof/>
+                <w:webHidden/>
+              </w:rPr>
+              <w:tab/>
+            </w:r>
+            <w:r>
+              <w:rPr>
+                <w:noProof/>
+                <w:webHidden/>
+              </w:rPr>
+              <w:fldChar w:fldCharType="begin"/>
+            </w:r>
+            <w:r>
+              <w:rPr>
+                <w:noProof/>
+                <w:webHidden/>
+              </w:rPr>
+              <w:instrText xml:space="preserve"> PAGEREF _Toc229760391 \h </w:instrText>
+            </w:r>
+            <w:r>
+              <w:rPr>
+                <w:noProof/>
+                <w:webHidden/>
+              </w:rPr>
+            </w:r>
+            <w:r>
+              <w:rPr>
+                <w:noProof/>
+                <w:webHidden/>
+              </w:rPr>
+              <w:fldChar w:fldCharType="separate"/>
+            </w:r>
+            <w:r>
+              <w:rPr>
+                <w:noProof/>
+                <w:webHidden/>
+              </w:rPr>
+              <w:t>61</w:t>
             </w:r>
             <w:r>
               <w:rPr>
@@ -8621,13 +8666,13 @@
               <w:lang w:eastAsia="ru-RU"/>
             </w:rPr>
           </w:pPr>
-          <w:hyperlink w:anchor="_Toc228326053" w:history="1">
+          <w:hyperlink w:anchor="_Toc229760392" w:history="1">
             <w:r>
               <w:rPr>
                 <w:rStyle w:val="a4"/>
                 <w:noProof/>
               </w:rPr>
-              <w:t>2.4.3 Технологический стек</w:t>
+              <w:t>2.5.1 Электромиография</w:t>
             </w:r>
             <w:r>
               <w:rPr>
@@ -8648,7 +8693,7 @@
                 <w:noProof/>
                 <w:webHidden/>
               </w:rPr>
-              <w:instrText xml:space="preserve"> PAGEREF _Toc228326053 \h </w:instrText>
+              <w:instrText xml:space="preserve"> PAGEREF _Toc229760392 \h </w:instrText>
             </w:r>
             <w:r>
               <w:rPr>
@@ -8668,76 +8713,7 @@
                 <w:noProof/>
                 <w:webHidden/>
               </w:rPr>
-              <w:t>58</w:t>
-            </w:r>
-            <w:r>
-              <w:rPr>
-                <w:noProof/>
-                <w:webHidden/>
-              </w:rPr>
-              <w:fldChar w:fldCharType="end"/>
-            </w:r>
-          </w:hyperlink>
-        </w:p>
-        <w:p>
-          <w:pPr>
-            <w:pStyle w:val="23"/>
-            <w:rPr>
-              <w:rFonts w:asciiTheme="minorHAnsi" w:eastAsiaTheme="minorEastAsia" w:hAnsiTheme="minorHAnsi"/>
-              <w:noProof/>
-              <w:sz w:val="24"/>
-              <w:szCs w:val="24"/>
-              <w:lang w:eastAsia="ru-RU"/>
-            </w:rPr>
-          </w:pPr>
-          <w:hyperlink w:anchor="_Toc228326054" w:history="1">
-            <w:r>
-              <w:rPr>
-                <w:rStyle w:val="a4"/>
-                <w:noProof/>
-              </w:rPr>
-              <w:t>2.5 Предобработка сигналов</w:t>
-            </w:r>
-            <w:r>
-              <w:rPr>
-                <w:noProof/>
-                <w:webHidden/>
-              </w:rPr>
-              <w:tab/>
-            </w:r>
-            <w:r>
-              <w:rPr>
-                <w:noProof/>
-                <w:webHidden/>
-              </w:rPr>
-              <w:fldChar w:fldCharType="begin"/>
-            </w:r>
-            <w:r>
-              <w:rPr>
-                <w:noProof/>
-                <w:webHidden/>
-              </w:rPr>
-              <w:instrText xml:space="preserve"> PAGEREF _Toc228326054 \h </w:instrText>
-            </w:r>
-            <w:r>
-              <w:rPr>
-                <w:noProof/>
-                <w:webHidden/>
-              </w:rPr>
-            </w:r>
-            <w:r>
-              <w:rPr>
-                <w:noProof/>
-                <w:webHidden/>
-              </w:rPr>
-              <w:fldChar w:fldCharType="separate"/>
-            </w:r>
-            <w:r>
-              <w:rPr>
-                <w:noProof/>
-                <w:webHidden/>
-              </w:rPr>
-              <w:t>58</w:t>
+              <w:t>61</w:t>
             </w:r>
             <w:r>
               <w:rPr>
@@ -8762,13 +8738,13 @@
               <w:lang w:eastAsia="ru-RU"/>
             </w:rPr>
           </w:pPr>
-          <w:hyperlink w:anchor="_Toc228326055" w:history="1">
+          <w:hyperlink w:anchor="_Toc229760393" w:history="1">
             <w:r>
               <w:rPr>
                 <w:rStyle w:val="a4"/>
                 <w:noProof/>
               </w:rPr>
-              <w:t>2.5.1 Электромиография</w:t>
+              <w:t>2.5.2 Мышечная оксигенация</w:t>
             </w:r>
             <w:r>
               <w:rPr>
@@ -8789,7 +8765,7 @@
                 <w:noProof/>
                 <w:webHidden/>
               </w:rPr>
-              <w:instrText xml:space="preserve"> PAGEREF _Toc228326055 \h </w:instrText>
+              <w:instrText xml:space="preserve"> PAGEREF _Toc229760393 \h </w:instrText>
             </w:r>
             <w:r>
               <w:rPr>
@@ -8809,7 +8785,7 @@
                 <w:noProof/>
                 <w:webHidden/>
               </w:rPr>
-              <w:t>58</w:t>
+              <w:t>62</w:t>
             </w:r>
             <w:r>
               <w:rPr>
@@ -8834,13 +8810,13 @@
               <w:lang w:eastAsia="ru-RU"/>
             </w:rPr>
           </w:pPr>
-          <w:hyperlink w:anchor="_Toc228326056" w:history="1">
+          <w:hyperlink w:anchor="_Toc229760394" w:history="1">
             <w:r>
               <w:rPr>
                 <w:rStyle w:val="a4"/>
                 <w:noProof/>
               </w:rPr>
-              <w:t>2.5.2 Мышечная оксигенация</w:t>
+              <w:t>2.5.3 RR-интервалы и HRV</w:t>
             </w:r>
             <w:r>
               <w:rPr>
@@ -8861,7 +8837,7 @@
                 <w:noProof/>
                 <w:webHidden/>
               </w:rPr>
-              <w:instrText xml:space="preserve"> PAGEREF _Toc228326056 \h </w:instrText>
+              <w:instrText xml:space="preserve"> PAGEREF _Toc229760394 \h </w:instrText>
             </w:r>
             <w:r>
               <w:rPr>
@@ -8881,7 +8857,76 @@
                 <w:noProof/>
                 <w:webHidden/>
               </w:rPr>
-              <w:t>59</w:t>
+              <w:t>62</w:t>
+            </w:r>
+            <w:r>
+              <w:rPr>
+                <w:noProof/>
+                <w:webHidden/>
+              </w:rPr>
+              <w:fldChar w:fldCharType="end"/>
+            </w:r>
+          </w:hyperlink>
+        </w:p>
+        <w:p>
+          <w:pPr>
+            <w:pStyle w:val="23"/>
+            <w:rPr>
+              <w:rFonts w:asciiTheme="minorHAnsi" w:eastAsiaTheme="minorEastAsia" w:hAnsiTheme="minorHAnsi"/>
+              <w:noProof/>
+              <w:sz w:val="24"/>
+              <w:szCs w:val="24"/>
+              <w:lang w:eastAsia="ru-RU"/>
+            </w:rPr>
+          </w:pPr>
+          <w:hyperlink w:anchor="_Toc229760395" w:history="1">
+            <w:r>
+              <w:rPr>
+                <w:rStyle w:val="a4"/>
+                <w:noProof/>
+              </w:rPr>
+              <w:t>2.6 Определение лактатных порогов (ground truth)</w:t>
+            </w:r>
+            <w:r>
+              <w:rPr>
+                <w:noProof/>
+                <w:webHidden/>
+              </w:rPr>
+              <w:tab/>
+            </w:r>
+            <w:r>
+              <w:rPr>
+                <w:noProof/>
+                <w:webHidden/>
+              </w:rPr>
+              <w:fldChar w:fldCharType="begin"/>
+            </w:r>
+            <w:r>
+              <w:rPr>
+                <w:noProof/>
+                <w:webHidden/>
+              </w:rPr>
+              <w:instrText xml:space="preserve"> PAGEREF _Toc229760395 \h </w:instrText>
+            </w:r>
+            <w:r>
+              <w:rPr>
+                <w:noProof/>
+                <w:webHidden/>
+              </w:rPr>
+            </w:r>
+            <w:r>
+              <w:rPr>
+                <w:noProof/>
+                <w:webHidden/>
+              </w:rPr>
+              <w:fldChar w:fldCharType="separate"/>
+            </w:r>
+            <w:r>
+              <w:rPr>
+                <w:noProof/>
+                <w:webHidden/>
+              </w:rPr>
+              <w:t>62</w:t>
             </w:r>
             <w:r>
               <w:rPr>
@@ -8906,13 +8951,28 @@
               <w:lang w:eastAsia="ru-RU"/>
             </w:rPr>
           </w:pPr>
-          <w:hyperlink w:anchor="_Toc228326057" w:history="1">
+          <w:hyperlink w:anchor="_Toc229760396" w:history="1">
             <w:r>
               <w:rPr>
                 <w:rStyle w:val="a4"/>
                 <w:noProof/>
               </w:rPr>
-              <w:t>2.5.2 RR-интервалы и HRV</w:t>
+              <w:t xml:space="preserve">2.6.1 Определение </w:t>
+            </w:r>
+            <w:r>
+              <w:rPr>
+                <w:rStyle w:val="a4"/>
+                <w:noProof/>
+                <w:lang w:val="en-US"/>
+              </w:rPr>
+              <w:t>LT</w:t>
+            </w:r>
+            <w:r>
+              <w:rPr>
+                <w:rStyle w:val="a4"/>
+                <w:noProof/>
+              </w:rPr>
+              <w:t>1</w:t>
             </w:r>
             <w:r>
               <w:rPr>
@@ -8933,7 +8993,7 @@
                 <w:noProof/>
                 <w:webHidden/>
               </w:rPr>
-              <w:instrText xml:space="preserve"> PAGEREF _Toc228326057 \h </w:instrText>
+              <w:instrText xml:space="preserve"> PAGEREF _Toc229760396 \h </w:instrText>
             </w:r>
             <w:r>
               <w:rPr>
@@ -8953,214 +9013,7 @@
                 <w:noProof/>
                 <w:webHidden/>
               </w:rPr>
-              <w:t>59</w:t>
-            </w:r>
-            <w:r>
-              <w:rPr>
-                <w:noProof/>
-                <w:webHidden/>
-              </w:rPr>
-              <w:fldChar w:fldCharType="end"/>
-            </w:r>
-          </w:hyperlink>
-        </w:p>
-        <w:p>
-          <w:pPr>
-            <w:pStyle w:val="23"/>
-            <w:rPr>
-              <w:rFonts w:asciiTheme="minorHAnsi" w:eastAsiaTheme="minorEastAsia" w:hAnsiTheme="minorHAnsi"/>
-              <w:noProof/>
-              <w:sz w:val="24"/>
-              <w:szCs w:val="24"/>
-              <w:lang w:eastAsia="ru-RU"/>
-            </w:rPr>
-          </w:pPr>
-          <w:hyperlink w:anchor="_Toc228326058" w:history="1">
-            <w:r>
-              <w:rPr>
-                <w:rStyle w:val="a4"/>
-                <w:noProof/>
-              </w:rPr>
-              <w:t>2.6 Определение лактатных порогов (ground truth)</w:t>
-            </w:r>
-            <w:r>
-              <w:rPr>
-                <w:noProof/>
-                <w:webHidden/>
-              </w:rPr>
-              <w:tab/>
-            </w:r>
-            <w:r>
-              <w:rPr>
-                <w:noProof/>
-                <w:webHidden/>
-              </w:rPr>
-              <w:fldChar w:fldCharType="begin"/>
-            </w:r>
-            <w:r>
-              <w:rPr>
-                <w:noProof/>
-                <w:webHidden/>
-              </w:rPr>
-              <w:instrText xml:space="preserve"> PAGEREF _Toc228326058 \h </w:instrText>
-            </w:r>
-            <w:r>
-              <w:rPr>
-                <w:noProof/>
-                <w:webHidden/>
-              </w:rPr>
-            </w:r>
-            <w:r>
-              <w:rPr>
-                <w:noProof/>
-                <w:webHidden/>
-              </w:rPr>
-              <w:fldChar w:fldCharType="separate"/>
-            </w:r>
-            <w:r>
-              <w:rPr>
-                <w:noProof/>
-                <w:webHidden/>
-              </w:rPr>
-              <w:t>59</w:t>
-            </w:r>
-            <w:r>
-              <w:rPr>
-                <w:noProof/>
-                <w:webHidden/>
-              </w:rPr>
-              <w:fldChar w:fldCharType="end"/>
-            </w:r>
-          </w:hyperlink>
-        </w:p>
-        <w:p>
-          <w:pPr>
-            <w:pStyle w:val="23"/>
-            <w:rPr>
-              <w:rFonts w:asciiTheme="minorHAnsi" w:eastAsiaTheme="minorEastAsia" w:hAnsiTheme="minorHAnsi"/>
-              <w:noProof/>
-              <w:sz w:val="24"/>
-              <w:szCs w:val="24"/>
-              <w:lang w:eastAsia="ru-RU"/>
-            </w:rPr>
-          </w:pPr>
-          <w:hyperlink w:anchor="_Toc228326059" w:history="1">
-            <w:r>
-              <w:rPr>
-                <w:rStyle w:val="a4"/>
-                <w:noProof/>
-              </w:rPr>
-              <w:t>2.7 Признаковое пространство</w:t>
-            </w:r>
-            <w:r>
-              <w:rPr>
-                <w:noProof/>
-                <w:webHidden/>
-              </w:rPr>
-              <w:tab/>
-            </w:r>
-            <w:r>
-              <w:rPr>
-                <w:noProof/>
-                <w:webHidden/>
-              </w:rPr>
-              <w:fldChar w:fldCharType="begin"/>
-            </w:r>
-            <w:r>
-              <w:rPr>
-                <w:noProof/>
-                <w:webHidden/>
-              </w:rPr>
-              <w:instrText xml:space="preserve"> PAGEREF _Toc228326059 \h </w:instrText>
-            </w:r>
-            <w:r>
-              <w:rPr>
-                <w:noProof/>
-                <w:webHidden/>
-              </w:rPr>
-            </w:r>
-            <w:r>
-              <w:rPr>
-                <w:noProof/>
-                <w:webHidden/>
-              </w:rPr>
-              <w:fldChar w:fldCharType="separate"/>
-            </w:r>
-            <w:r>
-              <w:rPr>
-                <w:noProof/>
-                <w:webHidden/>
-              </w:rPr>
-              <w:t>60</w:t>
-            </w:r>
-            <w:r>
-              <w:rPr>
-                <w:noProof/>
-                <w:webHidden/>
-              </w:rPr>
-              <w:fldChar w:fldCharType="end"/>
-            </w:r>
-          </w:hyperlink>
-        </w:p>
-        <w:p>
-          <w:pPr>
-            <w:pStyle w:val="23"/>
-            <w:rPr>
-              <w:rFonts w:asciiTheme="minorHAnsi" w:eastAsiaTheme="minorEastAsia" w:hAnsiTheme="minorHAnsi"/>
-              <w:noProof/>
-              <w:sz w:val="24"/>
-              <w:szCs w:val="24"/>
-              <w:lang w:eastAsia="ru-RU"/>
-            </w:rPr>
-          </w:pPr>
-          <w:hyperlink w:anchor="_Toc228326060" w:history="1">
-            <w:r>
-              <w:rPr>
-                <w:rStyle w:val="a4"/>
-                <w:noProof/>
-              </w:rPr>
-              <w:t>2.8 Модели машинного обучения</w:t>
-            </w:r>
-            <w:r>
-              <w:rPr>
-                <w:noProof/>
-                <w:webHidden/>
-              </w:rPr>
-              <w:tab/>
-            </w:r>
-            <w:r>
-              <w:rPr>
-                <w:noProof/>
-                <w:webHidden/>
-              </w:rPr>
-              <w:fldChar w:fldCharType="begin"/>
-            </w:r>
-            <w:r>
-              <w:rPr>
-                <w:noProof/>
-                <w:webHidden/>
-              </w:rPr>
-              <w:instrText xml:space="preserve"> PAGEREF _Toc228326060 \h </w:instrText>
-            </w:r>
-            <w:r>
-              <w:rPr>
-                <w:noProof/>
-                <w:webHidden/>
-              </w:rPr>
-            </w:r>
-            <w:r>
-              <w:rPr>
-                <w:noProof/>
-                <w:webHidden/>
-              </w:rPr>
-              <w:fldChar w:fldCharType="separate"/>
-            </w:r>
-            <w:r>
-              <w:rPr>
-                <w:noProof/>
-                <w:webHidden/>
-              </w:rPr>
-              <w:t>61</w:t>
+              <w:t>62</w:t>
             </w:r>
             <w:r>
               <w:rPr>
@@ -9185,13 +9038,28 @@
               <w:lang w:eastAsia="ru-RU"/>
             </w:rPr>
           </w:pPr>
-          <w:hyperlink w:anchor="_Toc228326061" w:history="1">
+          <w:hyperlink w:anchor="_Toc229760397" w:history="1">
             <w:r>
               <w:rPr>
                 <w:rStyle w:val="a4"/>
                 <w:noProof/>
               </w:rPr>
-              <w:t>2.8.1 Постановка задачи</w:t>
+              <w:t xml:space="preserve">2.6.2 Определение </w:t>
+            </w:r>
+            <w:r>
+              <w:rPr>
+                <w:rStyle w:val="a4"/>
+                <w:noProof/>
+                <w:lang w:val="en-US"/>
+              </w:rPr>
+              <w:t>LT</w:t>
+            </w:r>
+            <w:r>
+              <w:rPr>
+                <w:rStyle w:val="a4"/>
+                <w:noProof/>
+              </w:rPr>
+              <w:t>2</w:t>
             </w:r>
             <w:r>
               <w:rPr>
@@ -9212,7 +9080,7 @@
                 <w:noProof/>
                 <w:webHidden/>
               </w:rPr>
-              <w:instrText xml:space="preserve"> PAGEREF _Toc228326061 \h </w:instrText>
+              <w:instrText xml:space="preserve"> PAGEREF _Toc229760397 \h </w:instrText>
             </w:r>
             <w:r>
               <w:rPr>
@@ -9232,7 +9100,76 @@
                 <w:noProof/>
                 <w:webHidden/>
               </w:rPr>
-              <w:t>61</w:t>
+              <w:t>63</w:t>
+            </w:r>
+            <w:r>
+              <w:rPr>
+                <w:noProof/>
+                <w:webHidden/>
+              </w:rPr>
+              <w:fldChar w:fldCharType="end"/>
+            </w:r>
+          </w:hyperlink>
+        </w:p>
+        <w:p>
+          <w:pPr>
+            <w:pStyle w:val="23"/>
+            <w:rPr>
+              <w:rFonts w:asciiTheme="minorHAnsi" w:eastAsiaTheme="minorEastAsia" w:hAnsiTheme="minorHAnsi"/>
+              <w:noProof/>
+              <w:sz w:val="24"/>
+              <w:szCs w:val="24"/>
+              <w:lang w:eastAsia="ru-RU"/>
+            </w:rPr>
+          </w:pPr>
+          <w:hyperlink w:anchor="_Toc229760398" w:history="1">
+            <w:r>
+              <w:rPr>
+                <w:rStyle w:val="a4"/>
+                <w:noProof/>
+              </w:rPr>
+              <w:t>2.7 Признаковое пространство и модальности</w:t>
+            </w:r>
+            <w:r>
+              <w:rPr>
+                <w:noProof/>
+                <w:webHidden/>
+              </w:rPr>
+              <w:tab/>
+            </w:r>
+            <w:r>
+              <w:rPr>
+                <w:noProof/>
+                <w:webHidden/>
+              </w:rPr>
+              <w:fldChar w:fldCharType="begin"/>
+            </w:r>
+            <w:r>
+              <w:rPr>
+                <w:noProof/>
+                <w:webHidden/>
+              </w:rPr>
+              <w:instrText xml:space="preserve"> PAGEREF _Toc229760398 \h </w:instrText>
+            </w:r>
+            <w:r>
+              <w:rPr>
+                <w:noProof/>
+                <w:webHidden/>
+              </w:rPr>
+            </w:r>
+            <w:r>
+              <w:rPr>
+                <w:noProof/>
+                <w:webHidden/>
+              </w:rPr>
+              <w:fldChar w:fldCharType="separate"/>
+            </w:r>
+            <w:r>
+              <w:rPr>
+                <w:noProof/>
+                <w:webHidden/>
+              </w:rPr>
+              <w:t>64</w:t>
             </w:r>
             <w:r>
               <w:rPr>
@@ -9257,13 +9194,28 @@
               <w:lang w:eastAsia="ru-RU"/>
             </w:rPr>
           </w:pPr>
-          <w:hyperlink w:anchor="_Toc228326062" w:history="1">
+          <w:hyperlink w:anchor="_Toc229760399" w:history="1">
             <w:r>
               <w:rPr>
                 <w:rStyle w:val="a4"/>
                 <w:noProof/>
               </w:rPr>
-              <w:t>2.8.2 Baseline-модель</w:t>
+              <w:t>2.7.1 ЭМГ-признаки (E</w:t>
+            </w:r>
+            <w:r>
+              <w:rPr>
+                <w:rStyle w:val="a4"/>
+                <w:noProof/>
+                <w:lang w:val="en-US"/>
+              </w:rPr>
+              <w:t>MG</w:t>
+            </w:r>
+            <w:r>
+              <w:rPr>
+                <w:rStyle w:val="a4"/>
+                <w:noProof/>
+              </w:rPr>
+              <w:t>)</w:t>
             </w:r>
             <w:r>
               <w:rPr>
@@ -9284,7 +9236,7 @@
                 <w:noProof/>
                 <w:webHidden/>
               </w:rPr>
-              <w:instrText xml:space="preserve"> PAGEREF _Toc228326062 \h </w:instrText>
+              <w:instrText xml:space="preserve"> PAGEREF _Toc229760399 \h </w:instrText>
             </w:r>
             <w:r>
               <w:rPr>
@@ -9304,7 +9256,7 @@
                 <w:noProof/>
                 <w:webHidden/>
               </w:rPr>
-              <w:t>61</w:t>
+              <w:t>64</w:t>
             </w:r>
             <w:r>
               <w:rPr>
@@ -9329,13 +9281,28 @@
               <w:lang w:eastAsia="ru-RU"/>
             </w:rPr>
           </w:pPr>
-          <w:hyperlink w:anchor="_Toc228326063" w:history="1">
+          <w:hyperlink w:anchor="_Toc229760400" w:history="1">
             <w:r>
               <w:rPr>
                 <w:rStyle w:val="a4"/>
                 <w:noProof/>
               </w:rPr>
-              <w:t>2.8.3 Расширенная модель</w:t>
+              <w:t>2.7.2 N</w:t>
+            </w:r>
+            <w:r>
+              <w:rPr>
+                <w:rStyle w:val="a4"/>
+                <w:noProof/>
+                <w:lang w:val="en-US"/>
+              </w:rPr>
+              <w:t>IRS</w:t>
+            </w:r>
+            <w:r>
+              <w:rPr>
+                <w:rStyle w:val="a4"/>
+                <w:noProof/>
+              </w:rPr>
+              <w:t>-признаки</w:t>
             </w:r>
             <w:r>
               <w:rPr>
@@ -9356,7 +9323,7 @@
                 <w:noProof/>
                 <w:webHidden/>
               </w:rPr>
-              <w:instrText xml:space="preserve"> PAGEREF _Toc228326063 \h </w:instrText>
+              <w:instrText xml:space="preserve"> PAGEREF _Toc229760400 \h </w:instrText>
             </w:r>
             <w:r>
               <w:rPr>
@@ -9376,7 +9343,7 @@
                 <w:noProof/>
                 <w:webHidden/>
               </w:rPr>
-              <w:t>61</w:t>
+              <w:t>65</w:t>
             </w:r>
             <w:r>
               <w:rPr>
@@ -9401,13 +9368,28 @@
               <w:lang w:eastAsia="ru-RU"/>
             </w:rPr>
           </w:pPr>
-          <w:hyperlink w:anchor="_Toc228326064" w:history="1">
+          <w:hyperlink w:anchor="_Toc229760401" w:history="1">
             <w:r>
               <w:rPr>
                 <w:rStyle w:val="a4"/>
                 <w:noProof/>
               </w:rPr>
-              <w:t>2.8.4 Валидация и метрики</w:t>
+              <w:t>2.7.3 H</w:t>
+            </w:r>
+            <w:r>
+              <w:rPr>
+                <w:rStyle w:val="a4"/>
+                <w:noProof/>
+                <w:lang w:val="en-US"/>
+              </w:rPr>
+              <w:t>RV</w:t>
+            </w:r>
+            <w:r>
+              <w:rPr>
+                <w:rStyle w:val="a4"/>
+                <w:noProof/>
+              </w:rPr>
+              <w:t>-признаки</w:t>
             </w:r>
             <w:r>
               <w:rPr>
@@ -9428,7 +9410,7 @@
                 <w:noProof/>
                 <w:webHidden/>
               </w:rPr>
-              <w:instrText xml:space="preserve"> PAGEREF _Toc228326064 \h </w:instrText>
+              <w:instrText xml:space="preserve"> PAGEREF _Toc229760401 \h </w:instrText>
             </w:r>
             <w:r>
               <w:rPr>
@@ -9448,7 +9430,223 @@
                 <w:noProof/>
                 <w:webHidden/>
               </w:rPr>
-              <w:t>61</w:t>
+              <w:t>65</w:t>
+            </w:r>
+            <w:r>
+              <w:rPr>
+                <w:noProof/>
+                <w:webHidden/>
+              </w:rPr>
+              <w:fldChar w:fldCharType="end"/>
+            </w:r>
+          </w:hyperlink>
+        </w:p>
+        <w:p>
+          <w:pPr>
+            <w:pStyle w:val="33"/>
+            <w:tabs>
+              <w:tab w:val="right" w:leader="dot" w:pos="9345"/>
+            </w:tabs>
+            <w:rPr>
+              <w:rFonts w:asciiTheme="minorHAnsi" w:eastAsiaTheme="minorEastAsia" w:hAnsiTheme="minorHAnsi"/>
+              <w:noProof/>
+              <w:sz w:val="24"/>
+              <w:szCs w:val="24"/>
+              <w:lang w:eastAsia="ru-RU"/>
+            </w:rPr>
+          </w:pPr>
+          <w:hyperlink w:anchor="_Toc229760402" w:history="1">
+            <w:r>
+              <w:rPr>
+                <w:rStyle w:val="a4"/>
+                <w:noProof/>
+              </w:rPr>
+              <w:t>2.7.4 Признаки взаимодействия</w:t>
+            </w:r>
+            <w:r>
+              <w:rPr>
+                <w:noProof/>
+                <w:webHidden/>
+              </w:rPr>
+              <w:tab/>
+            </w:r>
+            <w:r>
+              <w:rPr>
+                <w:noProof/>
+                <w:webHidden/>
+              </w:rPr>
+              <w:fldChar w:fldCharType="begin"/>
+            </w:r>
+            <w:r>
+              <w:rPr>
+                <w:noProof/>
+                <w:webHidden/>
+              </w:rPr>
+              <w:instrText xml:space="preserve"> PAGEREF _Toc229760402 \h </w:instrText>
+            </w:r>
+            <w:r>
+              <w:rPr>
+                <w:noProof/>
+                <w:webHidden/>
+              </w:rPr>
+            </w:r>
+            <w:r>
+              <w:rPr>
+                <w:noProof/>
+                <w:webHidden/>
+              </w:rPr>
+              <w:fldChar w:fldCharType="separate"/>
+            </w:r>
+            <w:r>
+              <w:rPr>
+                <w:noProof/>
+                <w:webHidden/>
+              </w:rPr>
+              <w:t>65</w:t>
+            </w:r>
+            <w:r>
+              <w:rPr>
+                <w:noProof/>
+                <w:webHidden/>
+              </w:rPr>
+              <w:fldChar w:fldCharType="end"/>
+            </w:r>
+          </w:hyperlink>
+        </w:p>
+        <w:p>
+          <w:pPr>
+            <w:pStyle w:val="33"/>
+            <w:tabs>
+              <w:tab w:val="right" w:leader="dot" w:pos="9345"/>
+            </w:tabs>
+            <w:rPr>
+              <w:rFonts w:asciiTheme="minorHAnsi" w:eastAsiaTheme="minorEastAsia" w:hAnsiTheme="minorHAnsi"/>
+              <w:noProof/>
+              <w:sz w:val="24"/>
+              <w:szCs w:val="24"/>
+              <w:lang w:eastAsia="ru-RU"/>
+            </w:rPr>
+          </w:pPr>
+          <w:hyperlink w:anchor="_Toc229760403" w:history="1">
+            <w:r>
+              <w:rPr>
+                <w:rStyle w:val="a4"/>
+                <w:noProof/>
+              </w:rPr>
+              <w:t>2.7.5 Комбинации признаков</w:t>
+            </w:r>
+            <w:r>
+              <w:rPr>
+                <w:noProof/>
+                <w:webHidden/>
+              </w:rPr>
+              <w:tab/>
+            </w:r>
+            <w:r>
+              <w:rPr>
+                <w:noProof/>
+                <w:webHidden/>
+              </w:rPr>
+              <w:fldChar w:fldCharType="begin"/>
+            </w:r>
+            <w:r>
+              <w:rPr>
+                <w:noProof/>
+                <w:webHidden/>
+              </w:rPr>
+              <w:instrText xml:space="preserve"> PAGEREF _Toc229760403 \h </w:instrText>
+            </w:r>
+            <w:r>
+              <w:rPr>
+                <w:noProof/>
+                <w:webHidden/>
+              </w:rPr>
+            </w:r>
+            <w:r>
+              <w:rPr>
+                <w:noProof/>
+                <w:webHidden/>
+              </w:rPr>
+              <w:fldChar w:fldCharType="separate"/>
+            </w:r>
+            <w:r>
+              <w:rPr>
+                <w:noProof/>
+                <w:webHidden/>
+              </w:rPr>
+              <w:t>66</w:t>
+            </w:r>
+            <w:r>
+              <w:rPr>
+                <w:noProof/>
+                <w:webHidden/>
+              </w:rPr>
+              <w:fldChar w:fldCharType="end"/>
+            </w:r>
+          </w:hyperlink>
+        </w:p>
+        <w:p>
+          <w:pPr>
+            <w:pStyle w:val="33"/>
+            <w:tabs>
+              <w:tab w:val="right" w:leader="dot" w:pos="9345"/>
+            </w:tabs>
+            <w:rPr>
+              <w:rFonts w:asciiTheme="minorHAnsi" w:eastAsiaTheme="minorEastAsia" w:hAnsiTheme="minorHAnsi"/>
+              <w:noProof/>
+              <w:sz w:val="24"/>
+              <w:szCs w:val="24"/>
+              <w:lang w:eastAsia="ru-RU"/>
+            </w:rPr>
+          </w:pPr>
+          <w:hyperlink w:anchor="_Toc229760404" w:history="1">
+            <w:r>
+              <w:rPr>
+                <w:rStyle w:val="a4"/>
+                <w:noProof/>
+              </w:rPr>
+              <w:t>2.7.6 Варианты комбинаций</w:t>
+            </w:r>
+            <w:r>
+              <w:rPr>
+                <w:noProof/>
+                <w:webHidden/>
+              </w:rPr>
+              <w:tab/>
+            </w:r>
+            <w:r>
+              <w:rPr>
+                <w:noProof/>
+                <w:webHidden/>
+              </w:rPr>
+              <w:fldChar w:fldCharType="begin"/>
+            </w:r>
+            <w:r>
+              <w:rPr>
+                <w:noProof/>
+                <w:webHidden/>
+              </w:rPr>
+              <w:instrText xml:space="preserve"> PAGEREF _Toc229760404 \h </w:instrText>
+            </w:r>
+            <w:r>
+              <w:rPr>
+                <w:noProof/>
+                <w:webHidden/>
+              </w:rPr>
+            </w:r>
+            <w:r>
+              <w:rPr>
+                <w:noProof/>
+                <w:webHidden/>
+              </w:rPr>
+              <w:fldChar w:fldCharType="separate"/>
+            </w:r>
+            <w:r>
+              <w:rPr>
+                <w:noProof/>
+                <w:webHidden/>
+              </w:rPr>
+              <w:t>66</w:t>
             </w:r>
             <w:r>
               <w:rPr>
@@ -9470,13 +9668,13 @@
               <w:lang w:eastAsia="ru-RU"/>
             </w:rPr>
           </w:pPr>
-          <w:hyperlink w:anchor="_Toc228326065" w:history="1">
+          <w:hyperlink w:anchor="_Toc229760405" w:history="1">
             <w:r>
               <w:rPr>
                 <w:rStyle w:val="a4"/>
                 <w:noProof/>
               </w:rPr>
-              <w:t>2.9 Статистическая обработка данных</w:t>
+              <w:t>2.7.7 Базальные признаки для маршрутизатора</w:t>
             </w:r>
             <w:r>
               <w:rPr>
@@ -9497,7 +9695,7 @@
                 <w:noProof/>
                 <w:webHidden/>
               </w:rPr>
-              <w:instrText xml:space="preserve"> PAGEREF _Toc228326065 \h </w:instrText>
+              <w:instrText xml:space="preserve"> PAGEREF _Toc229760405 \h </w:instrText>
             </w:r>
             <w:r>
               <w:rPr>
@@ -9517,7 +9715,1632 @@
                 <w:noProof/>
                 <w:webHidden/>
               </w:rPr>
-              <w:t>61</w:t>
+              <w:t>66</w:t>
+            </w:r>
+            <w:r>
+              <w:rPr>
+                <w:noProof/>
+                <w:webHidden/>
+              </w:rPr>
+              <w:fldChar w:fldCharType="end"/>
+            </w:r>
+          </w:hyperlink>
+        </w:p>
+        <w:p>
+          <w:pPr>
+            <w:pStyle w:val="23"/>
+            <w:rPr>
+              <w:rFonts w:asciiTheme="minorHAnsi" w:eastAsiaTheme="minorEastAsia" w:hAnsiTheme="minorHAnsi"/>
+              <w:noProof/>
+              <w:sz w:val="24"/>
+              <w:szCs w:val="24"/>
+              <w:lang w:eastAsia="ru-RU"/>
+            </w:rPr>
+          </w:pPr>
+          <w:hyperlink w:anchor="_Toc229760406" w:history="1">
+            <w:r>
+              <w:rPr>
+                <w:rStyle w:val="a4"/>
+                <w:noProof/>
+              </w:rPr>
+              <w:t>2.8 Модели машинного обучения</w:t>
+            </w:r>
+            <w:r>
+              <w:rPr>
+                <w:noProof/>
+                <w:webHidden/>
+              </w:rPr>
+              <w:tab/>
+            </w:r>
+            <w:r>
+              <w:rPr>
+                <w:noProof/>
+                <w:webHidden/>
+              </w:rPr>
+              <w:fldChar w:fldCharType="begin"/>
+            </w:r>
+            <w:r>
+              <w:rPr>
+                <w:noProof/>
+                <w:webHidden/>
+              </w:rPr>
+              <w:instrText xml:space="preserve"> PAGEREF _Toc229760406 \h </w:instrText>
+            </w:r>
+            <w:r>
+              <w:rPr>
+                <w:noProof/>
+                <w:webHidden/>
+              </w:rPr>
+            </w:r>
+            <w:r>
+              <w:rPr>
+                <w:noProof/>
+                <w:webHidden/>
+              </w:rPr>
+              <w:fldChar w:fldCharType="separate"/>
+            </w:r>
+            <w:r>
+              <w:rPr>
+                <w:noProof/>
+                <w:webHidden/>
+              </w:rPr>
+              <w:t>67</w:t>
+            </w:r>
+            <w:r>
+              <w:rPr>
+                <w:noProof/>
+                <w:webHidden/>
+              </w:rPr>
+              <w:fldChar w:fldCharType="end"/>
+            </w:r>
+          </w:hyperlink>
+        </w:p>
+        <w:p>
+          <w:pPr>
+            <w:pStyle w:val="33"/>
+            <w:tabs>
+              <w:tab w:val="right" w:leader="dot" w:pos="9345"/>
+            </w:tabs>
+            <w:rPr>
+              <w:rFonts w:asciiTheme="minorHAnsi" w:eastAsiaTheme="minorEastAsia" w:hAnsiTheme="minorHAnsi"/>
+              <w:noProof/>
+              <w:sz w:val="24"/>
+              <w:szCs w:val="24"/>
+              <w:lang w:eastAsia="ru-RU"/>
+            </w:rPr>
+          </w:pPr>
+          <w:hyperlink w:anchor="_Toc229760407" w:history="1">
+            <w:r>
+              <w:rPr>
+                <w:rStyle w:val="a4"/>
+                <w:noProof/>
+              </w:rPr>
+              <w:t>2.8.1 Постановка задачи</w:t>
+            </w:r>
+            <w:r>
+              <w:rPr>
+                <w:noProof/>
+                <w:webHidden/>
+              </w:rPr>
+              <w:tab/>
+            </w:r>
+            <w:r>
+              <w:rPr>
+                <w:noProof/>
+                <w:webHidden/>
+              </w:rPr>
+              <w:fldChar w:fldCharType="begin"/>
+            </w:r>
+            <w:r>
+              <w:rPr>
+                <w:noProof/>
+                <w:webHidden/>
+              </w:rPr>
+              <w:instrText xml:space="preserve"> PAGEREF _Toc229760407 \h </w:instrText>
+            </w:r>
+            <w:r>
+              <w:rPr>
+                <w:noProof/>
+                <w:webHidden/>
+              </w:rPr>
+            </w:r>
+            <w:r>
+              <w:rPr>
+                <w:noProof/>
+                <w:webHidden/>
+              </w:rPr>
+              <w:fldChar w:fldCharType="separate"/>
+            </w:r>
+            <w:r>
+              <w:rPr>
+                <w:noProof/>
+                <w:webHidden/>
+              </w:rPr>
+              <w:t>67</w:t>
+            </w:r>
+            <w:r>
+              <w:rPr>
+                <w:noProof/>
+                <w:webHidden/>
+              </w:rPr>
+              <w:fldChar w:fldCharType="end"/>
+            </w:r>
+          </w:hyperlink>
+        </w:p>
+        <w:p>
+          <w:pPr>
+            <w:pStyle w:val="33"/>
+            <w:tabs>
+              <w:tab w:val="right" w:leader="dot" w:pos="9345"/>
+            </w:tabs>
+            <w:rPr>
+              <w:rFonts w:asciiTheme="minorHAnsi" w:eastAsiaTheme="minorEastAsia" w:hAnsiTheme="minorHAnsi"/>
+              <w:noProof/>
+              <w:sz w:val="24"/>
+              <w:szCs w:val="24"/>
+              <w:lang w:eastAsia="ru-RU"/>
+            </w:rPr>
+          </w:pPr>
+          <w:hyperlink w:anchor="_Toc229760408" w:history="1">
+            <w:r>
+              <w:rPr>
+                <w:rStyle w:val="a4"/>
+                <w:noProof/>
+              </w:rPr>
+              <w:t>2.8.2 Формальная постановка</w:t>
+            </w:r>
+            <w:r>
+              <w:rPr>
+                <w:noProof/>
+                <w:webHidden/>
+              </w:rPr>
+              <w:tab/>
+            </w:r>
+            <w:r>
+              <w:rPr>
+                <w:noProof/>
+                <w:webHidden/>
+              </w:rPr>
+              <w:fldChar w:fldCharType="begin"/>
+            </w:r>
+            <w:r>
+              <w:rPr>
+                <w:noProof/>
+                <w:webHidden/>
+              </w:rPr>
+              <w:instrText xml:space="preserve"> PAGEREF _Toc229760408 \h </w:instrText>
+            </w:r>
+            <w:r>
+              <w:rPr>
+                <w:noProof/>
+                <w:webHidden/>
+              </w:rPr>
+            </w:r>
+            <w:r>
+              <w:rPr>
+                <w:noProof/>
+                <w:webHidden/>
+              </w:rPr>
+              <w:fldChar w:fldCharType="separate"/>
+            </w:r>
+            <w:r>
+              <w:rPr>
+                <w:noProof/>
+                <w:webHidden/>
+              </w:rPr>
+              <w:t>68</w:t>
+            </w:r>
+            <w:r>
+              <w:rPr>
+                <w:noProof/>
+                <w:webHidden/>
+              </w:rPr>
+              <w:fldChar w:fldCharType="end"/>
+            </w:r>
+          </w:hyperlink>
+        </w:p>
+        <w:p>
+          <w:pPr>
+            <w:pStyle w:val="33"/>
+            <w:tabs>
+              <w:tab w:val="right" w:leader="dot" w:pos="9345"/>
+            </w:tabs>
+            <w:rPr>
+              <w:rFonts w:asciiTheme="minorHAnsi" w:eastAsiaTheme="minorEastAsia" w:hAnsiTheme="minorHAnsi"/>
+              <w:noProof/>
+              <w:sz w:val="24"/>
+              <w:szCs w:val="24"/>
+              <w:lang w:eastAsia="ru-RU"/>
+            </w:rPr>
+          </w:pPr>
+          <w:hyperlink w:anchor="_Toc229760409" w:history="1">
+            <w:r>
+              <w:rPr>
+                <w:rStyle w:val="a4"/>
+                <w:noProof/>
+              </w:rPr>
+              <w:t>2.8.3 Формирование обучающей выборки</w:t>
+            </w:r>
+            <w:r>
+              <w:rPr>
+                <w:noProof/>
+                <w:webHidden/>
+              </w:rPr>
+              <w:tab/>
+            </w:r>
+            <w:r>
+              <w:rPr>
+                <w:noProof/>
+                <w:webHidden/>
+              </w:rPr>
+              <w:fldChar w:fldCharType="begin"/>
+            </w:r>
+            <w:r>
+              <w:rPr>
+                <w:noProof/>
+                <w:webHidden/>
+              </w:rPr>
+              <w:instrText xml:space="preserve"> PAGEREF _Toc229760409 \h </w:instrText>
+            </w:r>
+            <w:r>
+              <w:rPr>
+                <w:noProof/>
+                <w:webHidden/>
+              </w:rPr>
+            </w:r>
+            <w:r>
+              <w:rPr>
+                <w:noProof/>
+                <w:webHidden/>
+              </w:rPr>
+              <w:fldChar w:fldCharType="separate"/>
+            </w:r>
+            <w:r>
+              <w:rPr>
+                <w:noProof/>
+                <w:webHidden/>
+              </w:rPr>
+              <w:t>68</w:t>
+            </w:r>
+            <w:r>
+              <w:rPr>
+                <w:noProof/>
+                <w:webHidden/>
+              </w:rPr>
+              <w:fldChar w:fldCharType="end"/>
+            </w:r>
+          </w:hyperlink>
+        </w:p>
+        <w:p>
+          <w:pPr>
+            <w:pStyle w:val="33"/>
+            <w:tabs>
+              <w:tab w:val="right" w:leader="dot" w:pos="9345"/>
+            </w:tabs>
+            <w:rPr>
+              <w:rFonts w:asciiTheme="minorHAnsi" w:eastAsiaTheme="minorEastAsia" w:hAnsiTheme="minorHAnsi"/>
+              <w:noProof/>
+              <w:sz w:val="24"/>
+              <w:szCs w:val="24"/>
+              <w:lang w:eastAsia="ru-RU"/>
+            </w:rPr>
+          </w:pPr>
+          <w:hyperlink w:anchor="_Toc229760410" w:history="1">
+            <w:r>
+              <w:rPr>
+                <w:rStyle w:val="a4"/>
+                <w:noProof/>
+              </w:rPr>
+              <w:t>2.8.4 Методология широкого перебора</w:t>
+            </w:r>
+            <w:r>
+              <w:rPr>
+                <w:noProof/>
+                <w:webHidden/>
+              </w:rPr>
+              <w:tab/>
+            </w:r>
+            <w:r>
+              <w:rPr>
+                <w:noProof/>
+                <w:webHidden/>
+              </w:rPr>
+              <w:fldChar w:fldCharType="begin"/>
+            </w:r>
+            <w:r>
+              <w:rPr>
+                <w:noProof/>
+                <w:webHidden/>
+              </w:rPr>
+              <w:instrText xml:space="preserve"> PAGEREF _Toc229760410 \h </w:instrText>
+            </w:r>
+            <w:r>
+              <w:rPr>
+                <w:noProof/>
+                <w:webHidden/>
+              </w:rPr>
+            </w:r>
+            <w:r>
+              <w:rPr>
+                <w:noProof/>
+                <w:webHidden/>
+              </w:rPr>
+              <w:fldChar w:fldCharType="separate"/>
+            </w:r>
+            <w:r>
+              <w:rPr>
+                <w:noProof/>
+                <w:webHidden/>
+              </w:rPr>
+              <w:t>69</w:t>
+            </w:r>
+            <w:r>
+              <w:rPr>
+                <w:noProof/>
+                <w:webHidden/>
+              </w:rPr>
+              <w:fldChar w:fldCharType="end"/>
+            </w:r>
+          </w:hyperlink>
+        </w:p>
+        <w:p>
+          <w:pPr>
+            <w:pStyle w:val="33"/>
+            <w:tabs>
+              <w:tab w:val="right" w:leader="dot" w:pos="9345"/>
+            </w:tabs>
+            <w:rPr>
+              <w:rFonts w:asciiTheme="minorHAnsi" w:eastAsiaTheme="minorEastAsia" w:hAnsiTheme="minorHAnsi"/>
+              <w:noProof/>
+              <w:sz w:val="24"/>
+              <w:szCs w:val="24"/>
+              <w:lang w:eastAsia="ru-RU"/>
+            </w:rPr>
+          </w:pPr>
+          <w:hyperlink w:anchor="_Toc229760411" w:history="1">
+            <w:r>
+              <w:rPr>
+                <w:rStyle w:val="a4"/>
+                <w:noProof/>
+              </w:rPr>
+              <w:t>2.8.5 Схема вал</w:t>
+            </w:r>
+            <w:r>
+              <w:rPr>
+                <w:rStyle w:val="a4"/>
+                <w:noProof/>
+              </w:rPr>
+              <w:t>и</w:t>
+            </w:r>
+            <w:r>
+              <w:rPr>
+                <w:rStyle w:val="a4"/>
+                <w:noProof/>
+              </w:rPr>
+              <w:t>дации</w:t>
+            </w:r>
+            <w:r>
+              <w:rPr>
+                <w:noProof/>
+                <w:webHidden/>
+              </w:rPr>
+              <w:tab/>
+            </w:r>
+            <w:r>
+              <w:rPr>
+                <w:noProof/>
+                <w:webHidden/>
+              </w:rPr>
+              <w:fldChar w:fldCharType="begin"/>
+            </w:r>
+            <w:r>
+              <w:rPr>
+                <w:noProof/>
+                <w:webHidden/>
+              </w:rPr>
+              <w:instrText xml:space="preserve"> PAGEREF _Toc229760411 \h </w:instrText>
+            </w:r>
+            <w:r>
+              <w:rPr>
+                <w:noProof/>
+                <w:webHidden/>
+              </w:rPr>
+            </w:r>
+            <w:r>
+              <w:rPr>
+                <w:noProof/>
+                <w:webHidden/>
+              </w:rPr>
+              <w:fldChar w:fldCharType="separate"/>
+            </w:r>
+            <w:r>
+              <w:rPr>
+                <w:noProof/>
+                <w:webHidden/>
+              </w:rPr>
+              <w:t>69</w:t>
+            </w:r>
+            <w:r>
+              <w:rPr>
+                <w:noProof/>
+                <w:webHidden/>
+              </w:rPr>
+              <w:fldChar w:fldCharType="end"/>
+            </w:r>
+          </w:hyperlink>
+        </w:p>
+        <w:p>
+          <w:pPr>
+            <w:pStyle w:val="33"/>
+            <w:tabs>
+              <w:tab w:val="right" w:leader="dot" w:pos="9345"/>
+            </w:tabs>
+            <w:rPr>
+              <w:rFonts w:asciiTheme="minorHAnsi" w:eastAsiaTheme="minorEastAsia" w:hAnsiTheme="minorHAnsi"/>
+              <w:noProof/>
+              <w:sz w:val="24"/>
+              <w:szCs w:val="24"/>
+              <w:lang w:eastAsia="ru-RU"/>
+            </w:rPr>
+          </w:pPr>
+          <w:hyperlink w:anchor="_Toc229760412" w:history="1">
+            <w:r>
+              <w:rPr>
+                <w:rStyle w:val="a4"/>
+                <w:noProof/>
+              </w:rPr>
+              <w:t>2.8.6 Линейное семейство моделей</w:t>
+            </w:r>
+            <w:r>
+              <w:rPr>
+                <w:noProof/>
+                <w:webHidden/>
+              </w:rPr>
+              <w:tab/>
+            </w:r>
+            <w:r>
+              <w:rPr>
+                <w:noProof/>
+                <w:webHidden/>
+              </w:rPr>
+              <w:fldChar w:fldCharType="begin"/>
+            </w:r>
+            <w:r>
+              <w:rPr>
+                <w:noProof/>
+                <w:webHidden/>
+              </w:rPr>
+              <w:instrText xml:space="preserve"> PAGEREF _Toc229760412 \h </w:instrText>
+            </w:r>
+            <w:r>
+              <w:rPr>
+                <w:noProof/>
+                <w:webHidden/>
+              </w:rPr>
+            </w:r>
+            <w:r>
+              <w:rPr>
+                <w:noProof/>
+                <w:webHidden/>
+              </w:rPr>
+              <w:fldChar w:fldCharType="separate"/>
+            </w:r>
+            <w:r>
+              <w:rPr>
+                <w:noProof/>
+                <w:webHidden/>
+              </w:rPr>
+              <w:t>70</w:t>
+            </w:r>
+            <w:r>
+              <w:rPr>
+                <w:noProof/>
+                <w:webHidden/>
+              </w:rPr>
+              <w:fldChar w:fldCharType="end"/>
+            </w:r>
+          </w:hyperlink>
+        </w:p>
+        <w:p>
+          <w:pPr>
+            <w:pStyle w:val="33"/>
+            <w:tabs>
+              <w:tab w:val="right" w:leader="dot" w:pos="9345"/>
+            </w:tabs>
+            <w:rPr>
+              <w:rFonts w:asciiTheme="minorHAnsi" w:eastAsiaTheme="minorEastAsia" w:hAnsiTheme="minorHAnsi"/>
+              <w:noProof/>
+              <w:sz w:val="24"/>
+              <w:szCs w:val="24"/>
+              <w:lang w:eastAsia="ru-RU"/>
+            </w:rPr>
+          </w:pPr>
+          <w:hyperlink w:anchor="_Toc229760413" w:history="1">
+            <w:r>
+              <w:rPr>
+                <w:rStyle w:val="a4"/>
+                <w:noProof/>
+              </w:rPr>
+              <w:t>2.8.7 Нейросетевые семейства моделей</w:t>
+            </w:r>
+            <w:r>
+              <w:rPr>
+                <w:noProof/>
+                <w:webHidden/>
+              </w:rPr>
+              <w:tab/>
+            </w:r>
+            <w:r>
+              <w:rPr>
+                <w:noProof/>
+                <w:webHidden/>
+              </w:rPr>
+              <w:fldChar w:fldCharType="begin"/>
+            </w:r>
+            <w:r>
+              <w:rPr>
+                <w:noProof/>
+                <w:webHidden/>
+              </w:rPr>
+              <w:instrText xml:space="preserve"> PAGEREF _Toc229760413 \h </w:instrText>
+            </w:r>
+            <w:r>
+              <w:rPr>
+                <w:noProof/>
+                <w:webHidden/>
+              </w:rPr>
+            </w:r>
+            <w:r>
+              <w:rPr>
+                <w:noProof/>
+                <w:webHidden/>
+              </w:rPr>
+              <w:fldChar w:fldCharType="separate"/>
+            </w:r>
+            <w:r>
+              <w:rPr>
+                <w:noProof/>
+                <w:webHidden/>
+              </w:rPr>
+              <w:t>70</w:t>
+            </w:r>
+            <w:r>
+              <w:rPr>
+                <w:noProof/>
+                <w:webHidden/>
+              </w:rPr>
+              <w:fldChar w:fldCharType="end"/>
+            </w:r>
+          </w:hyperlink>
+        </w:p>
+        <w:p>
+          <w:pPr>
+            <w:pStyle w:val="33"/>
+            <w:tabs>
+              <w:tab w:val="right" w:leader="dot" w:pos="9345"/>
+            </w:tabs>
+            <w:rPr>
+              <w:rFonts w:asciiTheme="minorHAnsi" w:eastAsiaTheme="minorEastAsia" w:hAnsiTheme="minorHAnsi"/>
+              <w:noProof/>
+              <w:sz w:val="24"/>
+              <w:szCs w:val="24"/>
+              <w:lang w:eastAsia="ru-RU"/>
+            </w:rPr>
+          </w:pPr>
+          <w:hyperlink w:anchor="_Toc229760414" w:history="1">
+            <w:r>
+              <w:rPr>
+                <w:rStyle w:val="a4"/>
+                <w:noProof/>
+              </w:rPr>
+              <w:t>2.8.8 Ансамблевая модель</w:t>
+            </w:r>
+            <w:r>
+              <w:rPr>
+                <w:noProof/>
+                <w:webHidden/>
+              </w:rPr>
+              <w:tab/>
+            </w:r>
+            <w:r>
+              <w:rPr>
+                <w:noProof/>
+                <w:webHidden/>
+              </w:rPr>
+              <w:fldChar w:fldCharType="begin"/>
+            </w:r>
+            <w:r>
+              <w:rPr>
+                <w:noProof/>
+                <w:webHidden/>
+              </w:rPr>
+              <w:instrText xml:space="preserve"> PAGEREF _Toc229760414 \h </w:instrText>
+            </w:r>
+            <w:r>
+              <w:rPr>
+                <w:noProof/>
+                <w:webHidden/>
+              </w:rPr>
+            </w:r>
+            <w:r>
+              <w:rPr>
+                <w:noProof/>
+                <w:webHidden/>
+              </w:rPr>
+              <w:fldChar w:fldCharType="separate"/>
+            </w:r>
+            <w:r>
+              <w:rPr>
+                <w:noProof/>
+                <w:webHidden/>
+              </w:rPr>
+              <w:t>72</w:t>
+            </w:r>
+            <w:r>
+              <w:rPr>
+                <w:noProof/>
+                <w:webHidden/>
+              </w:rPr>
+              <w:fldChar w:fldCharType="end"/>
+            </w:r>
+          </w:hyperlink>
+        </w:p>
+        <w:p>
+          <w:pPr>
+            <w:pStyle w:val="33"/>
+            <w:tabs>
+              <w:tab w:val="right" w:leader="dot" w:pos="9345"/>
+            </w:tabs>
+            <w:rPr>
+              <w:rFonts w:asciiTheme="minorHAnsi" w:eastAsiaTheme="minorEastAsia" w:hAnsiTheme="minorHAnsi"/>
+              <w:noProof/>
+              <w:sz w:val="24"/>
+              <w:szCs w:val="24"/>
+              <w:lang w:eastAsia="ru-RU"/>
+            </w:rPr>
+          </w:pPr>
+          <w:hyperlink w:anchor="_Toc229760415" w:history="1">
+            <w:r>
+              <w:rPr>
+                <w:rStyle w:val="a4"/>
+                <w:noProof/>
+              </w:rPr>
+              <w:t>2.8.9 Система двух специалистов</w:t>
+            </w:r>
+            <w:r>
+              <w:rPr>
+                <w:noProof/>
+                <w:webHidden/>
+              </w:rPr>
+              <w:tab/>
+            </w:r>
+            <w:r>
+              <w:rPr>
+                <w:noProof/>
+                <w:webHidden/>
+              </w:rPr>
+              <w:fldChar w:fldCharType="begin"/>
+            </w:r>
+            <w:r>
+              <w:rPr>
+                <w:noProof/>
+                <w:webHidden/>
+              </w:rPr>
+              <w:instrText xml:space="preserve"> PAGEREF _Toc229760415 \h </w:instrText>
+            </w:r>
+            <w:r>
+              <w:rPr>
+                <w:noProof/>
+                <w:webHidden/>
+              </w:rPr>
+            </w:r>
+            <w:r>
+              <w:rPr>
+                <w:noProof/>
+                <w:webHidden/>
+              </w:rPr>
+              <w:fldChar w:fldCharType="separate"/>
+            </w:r>
+            <w:r>
+              <w:rPr>
+                <w:noProof/>
+                <w:webHidden/>
+              </w:rPr>
+              <w:t>73</w:t>
+            </w:r>
+            <w:r>
+              <w:rPr>
+                <w:noProof/>
+                <w:webHidden/>
+              </w:rPr>
+              <w:fldChar w:fldCharType="end"/>
+            </w:r>
+          </w:hyperlink>
+        </w:p>
+        <w:p>
+          <w:pPr>
+            <w:pStyle w:val="23"/>
+            <w:rPr>
+              <w:rFonts w:asciiTheme="minorHAnsi" w:eastAsiaTheme="minorEastAsia" w:hAnsiTheme="minorHAnsi"/>
+              <w:noProof/>
+              <w:sz w:val="24"/>
+              <w:szCs w:val="24"/>
+              <w:lang w:eastAsia="ru-RU"/>
+            </w:rPr>
+          </w:pPr>
+          <w:hyperlink w:anchor="_Toc229760416" w:history="1">
+            <w:r>
+              <w:rPr>
+                <w:rStyle w:val="a4"/>
+                <w:noProof/>
+              </w:rPr>
+              <w:t>2.9 Метрики качества</w:t>
+            </w:r>
+            <w:r>
+              <w:rPr>
+                <w:noProof/>
+                <w:webHidden/>
+              </w:rPr>
+              <w:tab/>
+            </w:r>
+            <w:r>
+              <w:rPr>
+                <w:noProof/>
+                <w:webHidden/>
+              </w:rPr>
+              <w:fldChar w:fldCharType="begin"/>
+            </w:r>
+            <w:r>
+              <w:rPr>
+                <w:noProof/>
+                <w:webHidden/>
+              </w:rPr>
+              <w:instrText xml:space="preserve"> PAGEREF _Toc229760416 \h </w:instrText>
+            </w:r>
+            <w:r>
+              <w:rPr>
+                <w:noProof/>
+                <w:webHidden/>
+              </w:rPr>
+            </w:r>
+            <w:r>
+              <w:rPr>
+                <w:noProof/>
+                <w:webHidden/>
+              </w:rPr>
+              <w:fldChar w:fldCharType="separate"/>
+            </w:r>
+            <w:r>
+              <w:rPr>
+                <w:noProof/>
+                <w:webHidden/>
+              </w:rPr>
+              <w:t>74</w:t>
+            </w:r>
+            <w:r>
+              <w:rPr>
+                <w:noProof/>
+                <w:webHidden/>
+              </w:rPr>
+              <w:fldChar w:fldCharType="end"/>
+            </w:r>
+          </w:hyperlink>
+        </w:p>
+        <w:p>
+          <w:pPr>
+            <w:pStyle w:val="33"/>
+            <w:tabs>
+              <w:tab w:val="right" w:leader="dot" w:pos="9345"/>
+            </w:tabs>
+            <w:rPr>
+              <w:rFonts w:asciiTheme="minorHAnsi" w:eastAsiaTheme="minorEastAsia" w:hAnsiTheme="minorHAnsi"/>
+              <w:noProof/>
+              <w:sz w:val="24"/>
+              <w:szCs w:val="24"/>
+              <w:lang w:eastAsia="ru-RU"/>
+            </w:rPr>
+          </w:pPr>
+          <w:hyperlink w:anchor="_Toc229760417" w:history="1">
+            <w:r>
+              <w:rPr>
+                <w:rStyle w:val="a4"/>
+                <w:noProof/>
+              </w:rPr>
+              <w:t>2.9.1 Три варианта МАЕ</w:t>
+            </w:r>
+            <w:r>
+              <w:rPr>
+                <w:noProof/>
+                <w:webHidden/>
+              </w:rPr>
+              <w:tab/>
+            </w:r>
+            <w:r>
+              <w:rPr>
+                <w:noProof/>
+                <w:webHidden/>
+              </w:rPr>
+              <w:fldChar w:fldCharType="begin"/>
+            </w:r>
+            <w:r>
+              <w:rPr>
+                <w:noProof/>
+                <w:webHidden/>
+              </w:rPr>
+              <w:instrText xml:space="preserve"> PAGEREF _Toc229760417 \h </w:instrText>
+            </w:r>
+            <w:r>
+              <w:rPr>
+                <w:noProof/>
+                <w:webHidden/>
+              </w:rPr>
+            </w:r>
+            <w:r>
+              <w:rPr>
+                <w:noProof/>
+                <w:webHidden/>
+              </w:rPr>
+              <w:fldChar w:fldCharType="separate"/>
+            </w:r>
+            <w:r>
+              <w:rPr>
+                <w:noProof/>
+                <w:webHidden/>
+              </w:rPr>
+              <w:t>74</w:t>
+            </w:r>
+            <w:r>
+              <w:rPr>
+                <w:noProof/>
+                <w:webHidden/>
+              </w:rPr>
+              <w:fldChar w:fldCharType="end"/>
+            </w:r>
+          </w:hyperlink>
+        </w:p>
+        <w:p>
+          <w:pPr>
+            <w:pStyle w:val="33"/>
+            <w:tabs>
+              <w:tab w:val="right" w:leader="dot" w:pos="9345"/>
+            </w:tabs>
+            <w:rPr>
+              <w:rFonts w:asciiTheme="minorHAnsi" w:eastAsiaTheme="minorEastAsia" w:hAnsiTheme="minorHAnsi"/>
+              <w:noProof/>
+              <w:sz w:val="24"/>
+              <w:szCs w:val="24"/>
+              <w:lang w:eastAsia="ru-RU"/>
+            </w:rPr>
+          </w:pPr>
+          <w:hyperlink w:anchor="_Toc229760418" w:history="1">
+            <w:r>
+              <w:rPr>
+                <w:rStyle w:val="a4"/>
+                <w:noProof/>
+              </w:rPr>
+              <w:t>2.9.2 Коэффициент детерминации R</w:t>
+            </w:r>
+            <w:r>
+              <w:rPr>
+                <w:rStyle w:val="a4"/>
+                <w:noProof/>
+                <w:vertAlign w:val="superscript"/>
+                <w:lang w:val="en-US"/>
+              </w:rPr>
+              <w:t>2</w:t>
+            </w:r>
+            <w:r>
+              <w:rPr>
+                <w:noProof/>
+                <w:webHidden/>
+              </w:rPr>
+              <w:tab/>
+            </w:r>
+            <w:r>
+              <w:rPr>
+                <w:noProof/>
+                <w:webHidden/>
+              </w:rPr>
+              <w:fldChar w:fldCharType="begin"/>
+            </w:r>
+            <w:r>
+              <w:rPr>
+                <w:noProof/>
+                <w:webHidden/>
+              </w:rPr>
+              <w:instrText xml:space="preserve"> PAGEREF _Toc229760418 \h </w:instrText>
+            </w:r>
+            <w:r>
+              <w:rPr>
+                <w:noProof/>
+                <w:webHidden/>
+              </w:rPr>
+            </w:r>
+            <w:r>
+              <w:rPr>
+                <w:noProof/>
+                <w:webHidden/>
+              </w:rPr>
+              <w:fldChar w:fldCharType="separate"/>
+            </w:r>
+            <w:r>
+              <w:rPr>
+                <w:noProof/>
+                <w:webHidden/>
+              </w:rPr>
+              <w:t>74</w:t>
+            </w:r>
+            <w:r>
+              <w:rPr>
+                <w:noProof/>
+                <w:webHidden/>
+              </w:rPr>
+              <w:fldChar w:fldCharType="end"/>
+            </w:r>
+          </w:hyperlink>
+        </w:p>
+        <w:p>
+          <w:pPr>
+            <w:pStyle w:val="33"/>
+            <w:tabs>
+              <w:tab w:val="right" w:leader="dot" w:pos="9345"/>
+            </w:tabs>
+            <w:rPr>
+              <w:rFonts w:asciiTheme="minorHAnsi" w:eastAsiaTheme="minorEastAsia" w:hAnsiTheme="minorHAnsi"/>
+              <w:noProof/>
+              <w:sz w:val="24"/>
+              <w:szCs w:val="24"/>
+              <w:lang w:eastAsia="ru-RU"/>
+            </w:rPr>
+          </w:pPr>
+          <w:hyperlink w:anchor="_Toc229760419" w:history="1">
+            <w:r>
+              <w:rPr>
+                <w:rStyle w:val="a4"/>
+                <w:noProof/>
+              </w:rPr>
+              <w:t>2.9.3 Ранговая корреляция Спирмена (ρ)</w:t>
+            </w:r>
+            <w:r>
+              <w:rPr>
+                <w:noProof/>
+                <w:webHidden/>
+              </w:rPr>
+              <w:tab/>
+            </w:r>
+            <w:r>
+              <w:rPr>
+                <w:noProof/>
+                <w:webHidden/>
+              </w:rPr>
+              <w:fldChar w:fldCharType="begin"/>
+            </w:r>
+            <w:r>
+              <w:rPr>
+                <w:noProof/>
+                <w:webHidden/>
+              </w:rPr>
+              <w:instrText xml:space="preserve"> PAGEREF _Toc229760419 \h </w:instrText>
+            </w:r>
+            <w:r>
+              <w:rPr>
+                <w:noProof/>
+                <w:webHidden/>
+              </w:rPr>
+            </w:r>
+            <w:r>
+              <w:rPr>
+                <w:noProof/>
+                <w:webHidden/>
+              </w:rPr>
+              <w:fldChar w:fldCharType="separate"/>
+            </w:r>
+            <w:r>
+              <w:rPr>
+                <w:noProof/>
+                <w:webHidden/>
+              </w:rPr>
+              <w:t>75</w:t>
+            </w:r>
+            <w:r>
+              <w:rPr>
+                <w:noProof/>
+                <w:webHidden/>
+              </w:rPr>
+              <w:fldChar w:fldCharType="end"/>
+            </w:r>
+          </w:hyperlink>
+        </w:p>
+        <w:p>
+          <w:pPr>
+            <w:pStyle w:val="33"/>
+            <w:tabs>
+              <w:tab w:val="right" w:leader="dot" w:pos="9345"/>
+            </w:tabs>
+            <w:rPr>
+              <w:rFonts w:asciiTheme="minorHAnsi" w:eastAsiaTheme="minorEastAsia" w:hAnsiTheme="minorHAnsi"/>
+              <w:noProof/>
+              <w:sz w:val="24"/>
+              <w:szCs w:val="24"/>
+              <w:lang w:eastAsia="ru-RU"/>
+            </w:rPr>
+          </w:pPr>
+          <w:hyperlink w:anchor="_Toc229760420" w:history="1">
+            <w:r>
+              <w:rPr>
+                <w:rStyle w:val="a4"/>
+                <w:noProof/>
+              </w:rPr>
+              <w:t>2.9.4 Базовые предсказатели</w:t>
+            </w:r>
+            <w:r>
+              <w:rPr>
+                <w:noProof/>
+                <w:webHidden/>
+              </w:rPr>
+              <w:tab/>
+            </w:r>
+            <w:r>
+              <w:rPr>
+                <w:noProof/>
+                <w:webHidden/>
+              </w:rPr>
+              <w:fldChar w:fldCharType="begin"/>
+            </w:r>
+            <w:r>
+              <w:rPr>
+                <w:noProof/>
+                <w:webHidden/>
+              </w:rPr>
+              <w:instrText xml:space="preserve"> PAGEREF _Toc229760420 \h </w:instrText>
+            </w:r>
+            <w:r>
+              <w:rPr>
+                <w:noProof/>
+                <w:webHidden/>
+              </w:rPr>
+            </w:r>
+            <w:r>
+              <w:rPr>
+                <w:noProof/>
+                <w:webHidden/>
+              </w:rPr>
+              <w:fldChar w:fldCharType="separate"/>
+            </w:r>
+            <w:r>
+              <w:rPr>
+                <w:noProof/>
+                <w:webHidden/>
+              </w:rPr>
+              <w:t>75</w:t>
+            </w:r>
+            <w:r>
+              <w:rPr>
+                <w:noProof/>
+                <w:webHidden/>
+              </w:rPr>
+              <w:fldChar w:fldCharType="end"/>
+            </w:r>
+          </w:hyperlink>
+        </w:p>
+        <w:p>
+          <w:pPr>
+            <w:pStyle w:val="23"/>
+            <w:rPr>
+              <w:rFonts w:asciiTheme="minorHAnsi" w:eastAsiaTheme="minorEastAsia" w:hAnsiTheme="minorHAnsi"/>
+              <w:noProof/>
+              <w:sz w:val="24"/>
+              <w:szCs w:val="24"/>
+              <w:lang w:eastAsia="ru-RU"/>
+            </w:rPr>
+          </w:pPr>
+          <w:hyperlink w:anchor="_Toc229760421" w:history="1">
+            <w:r>
+              <w:rPr>
+                <w:rStyle w:val="a4"/>
+                <w:noProof/>
+              </w:rPr>
+              <w:t>2.10 Постобработка</w:t>
+            </w:r>
+            <w:r>
+              <w:rPr>
+                <w:noProof/>
+                <w:webHidden/>
+              </w:rPr>
+              <w:tab/>
+            </w:r>
+            <w:r>
+              <w:rPr>
+                <w:noProof/>
+                <w:webHidden/>
+              </w:rPr>
+              <w:fldChar w:fldCharType="begin"/>
+            </w:r>
+            <w:r>
+              <w:rPr>
+                <w:noProof/>
+                <w:webHidden/>
+              </w:rPr>
+              <w:instrText xml:space="preserve"> PAGEREF _Toc229760421 \h </w:instrText>
+            </w:r>
+            <w:r>
+              <w:rPr>
+                <w:noProof/>
+                <w:webHidden/>
+              </w:rPr>
+            </w:r>
+            <w:r>
+              <w:rPr>
+                <w:noProof/>
+                <w:webHidden/>
+              </w:rPr>
+              <w:fldChar w:fldCharType="separate"/>
+            </w:r>
+            <w:r>
+              <w:rPr>
+                <w:noProof/>
+                <w:webHidden/>
+              </w:rPr>
+              <w:t>75</w:t>
+            </w:r>
+            <w:r>
+              <w:rPr>
+                <w:noProof/>
+                <w:webHidden/>
+              </w:rPr>
+              <w:fldChar w:fldCharType="end"/>
+            </w:r>
+          </w:hyperlink>
+        </w:p>
+        <w:p>
+          <w:pPr>
+            <w:pStyle w:val="23"/>
+            <w:rPr>
+              <w:rFonts w:asciiTheme="minorHAnsi" w:eastAsiaTheme="minorEastAsia" w:hAnsiTheme="minorHAnsi"/>
+              <w:noProof/>
+              <w:sz w:val="24"/>
+              <w:szCs w:val="24"/>
+              <w:lang w:eastAsia="ru-RU"/>
+            </w:rPr>
+          </w:pPr>
+          <w:hyperlink w:anchor="_Toc229760422" w:history="1">
+            <w:r>
+              <w:rPr>
+                <w:rStyle w:val="a4"/>
+                <w:noProof/>
+              </w:rPr>
+              <w:t>2.11 Статистический анализ и интерпретация</w:t>
+            </w:r>
+            <w:r>
+              <w:rPr>
+                <w:noProof/>
+                <w:webHidden/>
+              </w:rPr>
+              <w:tab/>
+            </w:r>
+            <w:r>
+              <w:rPr>
+                <w:noProof/>
+                <w:webHidden/>
+              </w:rPr>
+              <w:fldChar w:fldCharType="begin"/>
+            </w:r>
+            <w:r>
+              <w:rPr>
+                <w:noProof/>
+                <w:webHidden/>
+              </w:rPr>
+              <w:instrText xml:space="preserve"> PAGEREF _Toc229760422 \h </w:instrText>
+            </w:r>
+            <w:r>
+              <w:rPr>
+                <w:noProof/>
+                <w:webHidden/>
+              </w:rPr>
+            </w:r>
+            <w:r>
+              <w:rPr>
+                <w:noProof/>
+                <w:webHidden/>
+              </w:rPr>
+              <w:fldChar w:fldCharType="separate"/>
+            </w:r>
+            <w:r>
+              <w:rPr>
+                <w:noProof/>
+                <w:webHidden/>
+              </w:rPr>
+              <w:t>76</w:t>
+            </w:r>
+            <w:r>
+              <w:rPr>
+                <w:noProof/>
+                <w:webHidden/>
+              </w:rPr>
+              <w:fldChar w:fldCharType="end"/>
+            </w:r>
+          </w:hyperlink>
+        </w:p>
+        <w:p>
+          <w:pPr>
+            <w:pStyle w:val="33"/>
+            <w:tabs>
+              <w:tab w:val="right" w:leader="dot" w:pos="9345"/>
+            </w:tabs>
+            <w:rPr>
+              <w:rFonts w:asciiTheme="minorHAnsi" w:eastAsiaTheme="minorEastAsia" w:hAnsiTheme="minorHAnsi"/>
+              <w:noProof/>
+              <w:sz w:val="24"/>
+              <w:szCs w:val="24"/>
+              <w:lang w:eastAsia="ru-RU"/>
+            </w:rPr>
+          </w:pPr>
+          <w:hyperlink w:anchor="_Toc229760423" w:history="1">
+            <w:r>
+              <w:rPr>
+                <w:rStyle w:val="a4"/>
+                <w:noProof/>
+              </w:rPr>
+              <w:t>2.11.1 Парные сравнения моделей: критерий Уилкоксона с поправкой Холма</w:t>
+            </w:r>
+            <w:r>
+              <w:rPr>
+                <w:noProof/>
+                <w:webHidden/>
+              </w:rPr>
+              <w:tab/>
+            </w:r>
+            <w:r>
+              <w:rPr>
+                <w:noProof/>
+                <w:webHidden/>
+              </w:rPr>
+              <w:fldChar w:fldCharType="begin"/>
+            </w:r>
+            <w:r>
+              <w:rPr>
+                <w:noProof/>
+                <w:webHidden/>
+              </w:rPr>
+              <w:instrText xml:space="preserve"> PAGEREF _Toc229760423 \h </w:instrText>
+            </w:r>
+            <w:r>
+              <w:rPr>
+                <w:noProof/>
+                <w:webHidden/>
+              </w:rPr>
+            </w:r>
+            <w:r>
+              <w:rPr>
+                <w:noProof/>
+                <w:webHidden/>
+              </w:rPr>
+              <w:fldChar w:fldCharType="separate"/>
+            </w:r>
+            <w:r>
+              <w:rPr>
+                <w:noProof/>
+                <w:webHidden/>
+              </w:rPr>
+              <w:t>76</w:t>
+            </w:r>
+            <w:r>
+              <w:rPr>
+                <w:noProof/>
+                <w:webHidden/>
+              </w:rPr>
+              <w:fldChar w:fldCharType="end"/>
+            </w:r>
+          </w:hyperlink>
+        </w:p>
+        <w:p>
+          <w:pPr>
+            <w:pStyle w:val="33"/>
+            <w:tabs>
+              <w:tab w:val="right" w:leader="dot" w:pos="9345"/>
+            </w:tabs>
+            <w:rPr>
+              <w:rFonts w:asciiTheme="minorHAnsi" w:eastAsiaTheme="minorEastAsia" w:hAnsiTheme="minorHAnsi"/>
+              <w:noProof/>
+              <w:sz w:val="24"/>
+              <w:szCs w:val="24"/>
+              <w:lang w:eastAsia="ru-RU"/>
+            </w:rPr>
+          </w:pPr>
+          <w:hyperlink w:anchor="_Toc229760424" w:history="1">
+            <w:r>
+              <w:rPr>
+                <w:rStyle w:val="a4"/>
+                <w:noProof/>
+              </w:rPr>
+              <w:t>2.11.2 Сравнение независимых групп: критерий Манна–Уитни</w:t>
+            </w:r>
+            <w:r>
+              <w:rPr>
+                <w:noProof/>
+                <w:webHidden/>
+              </w:rPr>
+              <w:tab/>
+            </w:r>
+            <w:r>
+              <w:rPr>
+                <w:noProof/>
+                <w:webHidden/>
+              </w:rPr>
+              <w:fldChar w:fldCharType="begin"/>
+            </w:r>
+            <w:r>
+              <w:rPr>
+                <w:noProof/>
+                <w:webHidden/>
+              </w:rPr>
+              <w:instrText xml:space="preserve"> PAGEREF _Toc229760424 \h </w:instrText>
+            </w:r>
+            <w:r>
+              <w:rPr>
+                <w:noProof/>
+                <w:webHidden/>
+              </w:rPr>
+            </w:r>
+            <w:r>
+              <w:rPr>
+                <w:noProof/>
+                <w:webHidden/>
+              </w:rPr>
+              <w:fldChar w:fldCharType="separate"/>
+            </w:r>
+            <w:r>
+              <w:rPr>
+                <w:noProof/>
+                <w:webHidden/>
+              </w:rPr>
+              <w:t>77</w:t>
+            </w:r>
+            <w:r>
+              <w:rPr>
+                <w:noProof/>
+                <w:webHidden/>
+              </w:rPr>
+              <w:fldChar w:fldCharType="end"/>
+            </w:r>
+          </w:hyperlink>
+        </w:p>
+        <w:p>
+          <w:pPr>
+            <w:pStyle w:val="33"/>
+            <w:tabs>
+              <w:tab w:val="right" w:leader="dot" w:pos="9345"/>
+            </w:tabs>
+            <w:rPr>
+              <w:rFonts w:asciiTheme="minorHAnsi" w:eastAsiaTheme="minorEastAsia" w:hAnsiTheme="minorHAnsi"/>
+              <w:noProof/>
+              <w:sz w:val="24"/>
+              <w:szCs w:val="24"/>
+              <w:lang w:eastAsia="ru-RU"/>
+            </w:rPr>
+          </w:pPr>
+          <w:hyperlink w:anchor="_Toc229760425" w:history="1">
+            <w:r>
+              <w:rPr>
+                <w:rStyle w:val="a4"/>
+                <w:noProof/>
+              </w:rPr>
+              <w:t>2.11.3 Исключение абсолютных значение: критерий эквивалентности</w:t>
+            </w:r>
+            <w:r>
+              <w:rPr>
+                <w:noProof/>
+                <w:webHidden/>
+              </w:rPr>
+              <w:tab/>
+            </w:r>
+            <w:r>
+              <w:rPr>
+                <w:noProof/>
+                <w:webHidden/>
+              </w:rPr>
+              <w:fldChar w:fldCharType="begin"/>
+            </w:r>
+            <w:r>
+              <w:rPr>
+                <w:noProof/>
+                <w:webHidden/>
+              </w:rPr>
+              <w:instrText xml:space="preserve"> PAGEREF _Toc229760425 \h </w:instrText>
+            </w:r>
+            <w:r>
+              <w:rPr>
+                <w:noProof/>
+                <w:webHidden/>
+              </w:rPr>
+            </w:r>
+            <w:r>
+              <w:rPr>
+                <w:noProof/>
+                <w:webHidden/>
+              </w:rPr>
+              <w:fldChar w:fldCharType="separate"/>
+            </w:r>
+            <w:r>
+              <w:rPr>
+                <w:noProof/>
+                <w:webHidden/>
+              </w:rPr>
+              <w:t>77</w:t>
+            </w:r>
+            <w:r>
+              <w:rPr>
+                <w:noProof/>
+                <w:webHidden/>
+              </w:rPr>
+              <w:fldChar w:fldCharType="end"/>
+            </w:r>
+          </w:hyperlink>
+        </w:p>
+        <w:p>
+          <w:pPr>
+            <w:pStyle w:val="33"/>
+            <w:tabs>
+              <w:tab w:val="right" w:leader="dot" w:pos="9345"/>
+            </w:tabs>
+            <w:rPr>
+              <w:rFonts w:asciiTheme="minorHAnsi" w:eastAsiaTheme="minorEastAsia" w:hAnsiTheme="minorHAnsi"/>
+              <w:noProof/>
+              <w:sz w:val="24"/>
+              <w:szCs w:val="24"/>
+              <w:lang w:eastAsia="ru-RU"/>
+            </w:rPr>
+          </w:pPr>
+          <w:hyperlink w:anchor="_Toc229760426" w:history="1">
+            <w:r>
+              <w:rPr>
+                <w:rStyle w:val="a4"/>
+                <w:noProof/>
+              </w:rPr>
+              <w:t>2.11.4 Конформное предсказание (c</w:t>
+            </w:r>
+            <w:r>
+              <w:rPr>
+                <w:rStyle w:val="a4"/>
+                <w:noProof/>
+                <w:lang w:val="en-US"/>
+              </w:rPr>
+              <w:t>onformal</w:t>
+            </w:r>
+            <w:r>
+              <w:rPr>
+                <w:rStyle w:val="a4"/>
+                <w:noProof/>
+              </w:rPr>
+              <w:t xml:space="preserve"> </w:t>
+            </w:r>
+            <w:r>
+              <w:rPr>
+                <w:rStyle w:val="a4"/>
+                <w:noProof/>
+                <w:lang w:val="en-US"/>
+              </w:rPr>
+              <w:t>prediction</w:t>
+            </w:r>
+            <w:r>
+              <w:rPr>
+                <w:rStyle w:val="a4"/>
+                <w:noProof/>
+              </w:rPr>
+              <w:t>)</w:t>
+            </w:r>
+            <w:r>
+              <w:rPr>
+                <w:noProof/>
+                <w:webHidden/>
+              </w:rPr>
+              <w:tab/>
+            </w:r>
+            <w:r>
+              <w:rPr>
+                <w:noProof/>
+                <w:webHidden/>
+              </w:rPr>
+              <w:fldChar w:fldCharType="begin"/>
+            </w:r>
+            <w:r>
+              <w:rPr>
+                <w:noProof/>
+                <w:webHidden/>
+              </w:rPr>
+              <w:instrText xml:space="preserve"> PAGEREF _Toc229760426 \h </w:instrText>
+            </w:r>
+            <w:r>
+              <w:rPr>
+                <w:noProof/>
+                <w:webHidden/>
+              </w:rPr>
+            </w:r>
+            <w:r>
+              <w:rPr>
+                <w:noProof/>
+                <w:webHidden/>
+              </w:rPr>
+              <w:fldChar w:fldCharType="separate"/>
+            </w:r>
+            <w:r>
+              <w:rPr>
+                <w:noProof/>
+                <w:webHidden/>
+              </w:rPr>
+              <w:t>77</w:t>
+            </w:r>
+            <w:r>
+              <w:rPr>
+                <w:noProof/>
+                <w:webHidden/>
+              </w:rPr>
+              <w:fldChar w:fldCharType="end"/>
+            </w:r>
+          </w:hyperlink>
+        </w:p>
+        <w:p>
+          <w:pPr>
+            <w:pStyle w:val="33"/>
+            <w:tabs>
+              <w:tab w:val="right" w:leader="dot" w:pos="9345"/>
+            </w:tabs>
+            <w:rPr>
+              <w:rFonts w:asciiTheme="minorHAnsi" w:eastAsiaTheme="minorEastAsia" w:hAnsiTheme="minorHAnsi"/>
+              <w:noProof/>
+              <w:sz w:val="24"/>
+              <w:szCs w:val="24"/>
+              <w:lang w:eastAsia="ru-RU"/>
+            </w:rPr>
+          </w:pPr>
+          <w:hyperlink w:anchor="_Toc229760427" w:history="1">
+            <w:r>
+              <w:rPr>
+                <w:rStyle w:val="a4"/>
+                <w:noProof/>
+              </w:rPr>
+              <w:t>2.11.5 Интерпретация модели: анализ важности признаков (SHAP)</w:t>
+            </w:r>
+            <w:r>
+              <w:rPr>
+                <w:noProof/>
+                <w:webHidden/>
+              </w:rPr>
+              <w:tab/>
+            </w:r>
+            <w:r>
+              <w:rPr>
+                <w:noProof/>
+                <w:webHidden/>
+              </w:rPr>
+              <w:fldChar w:fldCharType="begin"/>
+            </w:r>
+            <w:r>
+              <w:rPr>
+                <w:noProof/>
+                <w:webHidden/>
+              </w:rPr>
+              <w:instrText xml:space="preserve"> PAGEREF _Toc229760427 \h </w:instrText>
+            </w:r>
+            <w:r>
+              <w:rPr>
+                <w:noProof/>
+                <w:webHidden/>
+              </w:rPr>
+            </w:r>
+            <w:r>
+              <w:rPr>
+                <w:noProof/>
+                <w:webHidden/>
+              </w:rPr>
+              <w:fldChar w:fldCharType="separate"/>
+            </w:r>
+            <w:r>
+              <w:rPr>
+                <w:noProof/>
+                <w:webHidden/>
+              </w:rPr>
+              <w:t>78</w:t>
             </w:r>
             <w:r>
               <w:rPr>
@@ -9542,7 +11365,7 @@
               <w:lang w:eastAsia="ru-RU"/>
             </w:rPr>
           </w:pPr>
-          <w:hyperlink w:anchor="_Toc228326066" w:history="1">
+          <w:hyperlink w:anchor="_Toc229760428" w:history="1">
             <w:r>
               <w:rPr>
                 <w:rStyle w:val="a4"/>
@@ -9569,7 +11392,7 @@
                 <w:noProof/>
                 <w:webHidden/>
               </w:rPr>
-              <w:instrText xml:space="preserve"> PAGEREF _Toc228326066 \h </w:instrText>
+              <w:instrText xml:space="preserve"> PAGEREF _Toc229760428 \h </w:instrText>
             </w:r>
             <w:r>
               <w:rPr>
@@ -9589,7 +11412,7 @@
                 <w:noProof/>
                 <w:webHidden/>
               </w:rPr>
-              <w:t>62</w:t>
+              <w:t>79</w:t>
             </w:r>
             <w:r>
               <w:rPr>
@@ -9611,7 +11434,7 @@
               <w:lang w:eastAsia="ru-RU"/>
             </w:rPr>
           </w:pPr>
-          <w:hyperlink w:anchor="_Toc228326067" w:history="1">
+          <w:hyperlink w:anchor="_Toc229760429" w:history="1">
             <w:r>
               <w:rPr>
                 <w:rStyle w:val="a4"/>
@@ -9638,7 +11461,7 @@
                 <w:noProof/>
                 <w:webHidden/>
               </w:rPr>
-              <w:instrText xml:space="preserve"> PAGEREF _Toc228326067 \h </w:instrText>
+              <w:instrText xml:space="preserve"> PAGEREF _Toc229760429 \h </w:instrText>
             </w:r>
             <w:r>
               <w:rPr>
@@ -9658,7 +11481,7 @@
                 <w:noProof/>
                 <w:webHidden/>
               </w:rPr>
-              <w:t>63</w:t>
+              <w:t>80</w:t>
             </w:r>
             <w:r>
               <w:rPr>
@@ -9680,7 +11503,7 @@
               <w:lang w:eastAsia="ru-RU"/>
             </w:rPr>
           </w:pPr>
-          <w:hyperlink w:anchor="_Toc228326068" w:history="1">
+          <w:hyperlink w:anchor="_Toc229760430" w:history="1">
             <w:r>
               <w:rPr>
                 <w:rStyle w:val="a4"/>
@@ -9707,7 +11530,7 @@
                 <w:noProof/>
                 <w:webHidden/>
               </w:rPr>
-              <w:instrText xml:space="preserve"> PAGEREF _Toc228326068 \h </w:instrText>
+              <w:instrText xml:space="preserve"> PAGEREF _Toc229760430 \h </w:instrText>
             </w:r>
             <w:r>
               <w:rPr>
@@ -9727,7 +11550,739 @@
                 <w:noProof/>
                 <w:webHidden/>
               </w:rPr>
-              <w:t>64</w:t>
+              <w:t>81</w:t>
+            </w:r>
+            <w:r>
+              <w:rPr>
+                <w:noProof/>
+                <w:webHidden/>
+              </w:rPr>
+              <w:fldChar w:fldCharType="end"/>
+            </w:r>
+          </w:hyperlink>
+        </w:p>
+        <w:p>
+          <w:pPr>
+            <w:pStyle w:val="23"/>
+            <w:rPr>
+              <w:rFonts w:asciiTheme="minorHAnsi" w:eastAsiaTheme="minorEastAsia" w:hAnsiTheme="minorHAnsi"/>
+              <w:noProof/>
+              <w:sz w:val="24"/>
+              <w:szCs w:val="24"/>
+              <w:lang w:eastAsia="ru-RU"/>
+            </w:rPr>
+          </w:pPr>
+          <w:hyperlink w:anchor="_Toc229760431" w:history="1">
+            <w:r>
+              <w:rPr>
+                <w:rStyle w:val="a4"/>
+                <w:noProof/>
+              </w:rPr>
+              <w:t>Приложение 1</w:t>
+            </w:r>
+            <w:r>
+              <w:rPr>
+                <w:noProof/>
+                <w:webHidden/>
+              </w:rPr>
+              <w:tab/>
+            </w:r>
+            <w:r>
+              <w:rPr>
+                <w:noProof/>
+                <w:webHidden/>
+              </w:rPr>
+              <w:fldChar w:fldCharType="begin"/>
+            </w:r>
+            <w:r>
+              <w:rPr>
+                <w:noProof/>
+                <w:webHidden/>
+              </w:rPr>
+              <w:instrText xml:space="preserve"> PAGEREF _Toc229760431 \h </w:instrText>
+            </w:r>
+            <w:r>
+              <w:rPr>
+                <w:noProof/>
+                <w:webHidden/>
+              </w:rPr>
+            </w:r>
+            <w:r>
+              <w:rPr>
+                <w:noProof/>
+                <w:webHidden/>
+              </w:rPr>
+              <w:fldChar w:fldCharType="separate"/>
+            </w:r>
+            <w:r>
+              <w:rPr>
+                <w:noProof/>
+                <w:webHidden/>
+              </w:rPr>
+              <w:t>86</w:t>
+            </w:r>
+            <w:r>
+              <w:rPr>
+                <w:noProof/>
+                <w:webHidden/>
+              </w:rPr>
+              <w:fldChar w:fldCharType="end"/>
+            </w:r>
+          </w:hyperlink>
+        </w:p>
+        <w:p>
+          <w:pPr>
+            <w:pStyle w:val="33"/>
+            <w:tabs>
+              <w:tab w:val="right" w:leader="dot" w:pos="9345"/>
+            </w:tabs>
+            <w:rPr>
+              <w:rFonts w:asciiTheme="minorHAnsi" w:eastAsiaTheme="minorEastAsia" w:hAnsiTheme="minorHAnsi"/>
+              <w:noProof/>
+              <w:sz w:val="24"/>
+              <w:szCs w:val="24"/>
+              <w:lang w:eastAsia="ru-RU"/>
+            </w:rPr>
+          </w:pPr>
+          <w:hyperlink w:anchor="_Toc229760432" w:history="1">
+            <w:r>
+              <w:rPr>
+                <w:rStyle w:val="a4"/>
+                <w:noProof/>
+              </w:rPr>
+              <w:t>ЭМГ: временнáя область (16 признаков × 4 потока = 64)</w:t>
+            </w:r>
+            <w:r>
+              <w:rPr>
+                <w:noProof/>
+                <w:webHidden/>
+              </w:rPr>
+              <w:tab/>
+            </w:r>
+            <w:r>
+              <w:rPr>
+                <w:noProof/>
+                <w:webHidden/>
+              </w:rPr>
+              <w:fldChar w:fldCharType="begin"/>
+            </w:r>
+            <w:r>
+              <w:rPr>
+                <w:noProof/>
+                <w:webHidden/>
+              </w:rPr>
+              <w:instrText xml:space="preserve"> PAGEREF _Toc229760432 \h </w:instrText>
+            </w:r>
+            <w:r>
+              <w:rPr>
+                <w:noProof/>
+                <w:webHidden/>
+              </w:rPr>
+            </w:r>
+            <w:r>
+              <w:rPr>
+                <w:noProof/>
+                <w:webHidden/>
+              </w:rPr>
+              <w:fldChar w:fldCharType="separate"/>
+            </w:r>
+            <w:r>
+              <w:rPr>
+                <w:noProof/>
+                <w:webHidden/>
+              </w:rPr>
+              <w:t>86</w:t>
+            </w:r>
+            <w:r>
+              <w:rPr>
+                <w:noProof/>
+                <w:webHidden/>
+              </w:rPr>
+              <w:fldChar w:fldCharType="end"/>
+            </w:r>
+          </w:hyperlink>
+        </w:p>
+        <w:p>
+          <w:pPr>
+            <w:pStyle w:val="33"/>
+            <w:tabs>
+              <w:tab w:val="right" w:leader="dot" w:pos="9345"/>
+            </w:tabs>
+            <w:rPr>
+              <w:rFonts w:asciiTheme="minorHAnsi" w:eastAsiaTheme="minorEastAsia" w:hAnsiTheme="minorHAnsi"/>
+              <w:noProof/>
+              <w:sz w:val="24"/>
+              <w:szCs w:val="24"/>
+              <w:lang w:eastAsia="ru-RU"/>
+            </w:rPr>
+          </w:pPr>
+          <w:hyperlink w:anchor="_Toc229760433" w:history="1">
+            <w:r>
+              <w:rPr>
+                <w:rStyle w:val="a4"/>
+                <w:noProof/>
+              </w:rPr>
+              <w:t>ЭМГ: вариабельность амплитуды цикл-к-циклу (4 признака)</w:t>
+            </w:r>
+            <w:r>
+              <w:rPr>
+                <w:noProof/>
+                <w:webHidden/>
+              </w:rPr>
+              <w:tab/>
+            </w:r>
+            <w:r>
+              <w:rPr>
+                <w:noProof/>
+                <w:webHidden/>
+              </w:rPr>
+              <w:fldChar w:fldCharType="begin"/>
+            </w:r>
+            <w:r>
+              <w:rPr>
+                <w:noProof/>
+                <w:webHidden/>
+              </w:rPr>
+              <w:instrText xml:space="preserve"> PAGEREF _Toc229760433 \h </w:instrText>
+            </w:r>
+            <w:r>
+              <w:rPr>
+                <w:noProof/>
+                <w:webHidden/>
+              </w:rPr>
+            </w:r>
+            <w:r>
+              <w:rPr>
+                <w:noProof/>
+                <w:webHidden/>
+              </w:rPr>
+              <w:fldChar w:fldCharType="separate"/>
+            </w:r>
+            <w:r>
+              <w:rPr>
+                <w:noProof/>
+                <w:webHidden/>
+              </w:rPr>
+              <w:t>88</w:t>
+            </w:r>
+            <w:r>
+              <w:rPr>
+                <w:noProof/>
+                <w:webHidden/>
+              </w:rPr>
+              <w:fldChar w:fldCharType="end"/>
+            </w:r>
+          </w:hyperlink>
+        </w:p>
+        <w:p>
+          <w:pPr>
+            <w:pStyle w:val="33"/>
+            <w:tabs>
+              <w:tab w:val="right" w:leader="dot" w:pos="9345"/>
+            </w:tabs>
+            <w:rPr>
+              <w:rFonts w:asciiTheme="minorHAnsi" w:eastAsiaTheme="minorEastAsia" w:hAnsiTheme="minorHAnsi"/>
+              <w:noProof/>
+              <w:sz w:val="24"/>
+              <w:szCs w:val="24"/>
+              <w:lang w:eastAsia="ru-RU"/>
+            </w:rPr>
+          </w:pPr>
+          <w:hyperlink w:anchor="_Toc229760434" w:history="1">
+            <w:r>
+              <w:rPr>
+                <w:rStyle w:val="a4"/>
+                <w:noProof/>
+              </w:rPr>
+              <w:t>Кинематика педалирования (11 признаков)</w:t>
+            </w:r>
+            <w:r>
+              <w:rPr>
+                <w:noProof/>
+                <w:webHidden/>
+              </w:rPr>
+              <w:tab/>
+            </w:r>
+            <w:r>
+              <w:rPr>
+                <w:noProof/>
+                <w:webHidden/>
+              </w:rPr>
+              <w:fldChar w:fldCharType="begin"/>
+            </w:r>
+            <w:r>
+              <w:rPr>
+                <w:noProof/>
+                <w:webHidden/>
+              </w:rPr>
+              <w:instrText xml:space="preserve"> PAGEREF _Toc229760434 \h </w:instrText>
+            </w:r>
+            <w:r>
+              <w:rPr>
+                <w:noProof/>
+                <w:webHidden/>
+              </w:rPr>
+            </w:r>
+            <w:r>
+              <w:rPr>
+                <w:noProof/>
+                <w:webHidden/>
+              </w:rPr>
+              <w:fldChar w:fldCharType="separate"/>
+            </w:r>
+            <w:r>
+              <w:rPr>
+                <w:noProof/>
+                <w:webHidden/>
+              </w:rPr>
+              <w:t>88</w:t>
+            </w:r>
+            <w:r>
+              <w:rPr>
+                <w:noProof/>
+                <w:webHidden/>
+              </w:rPr>
+              <w:fldChar w:fldCharType="end"/>
+            </w:r>
+          </w:hyperlink>
+        </w:p>
+        <w:p>
+          <w:pPr>
+            <w:pStyle w:val="33"/>
+            <w:tabs>
+              <w:tab w:val="right" w:leader="dot" w:pos="9345"/>
+            </w:tabs>
+            <w:rPr>
+              <w:rFonts w:asciiTheme="minorHAnsi" w:eastAsiaTheme="minorEastAsia" w:hAnsiTheme="minorHAnsi"/>
+              <w:noProof/>
+              <w:sz w:val="24"/>
+              <w:szCs w:val="24"/>
+              <w:lang w:eastAsia="ru-RU"/>
+            </w:rPr>
+          </w:pPr>
+          <w:hyperlink w:anchor="_Toc229760435" w:history="1">
+            <w:r>
+              <w:rPr>
+                <w:rStyle w:val="a4"/>
+                <w:noProof/>
+              </w:rPr>
+              <w:t>NIRS — оконные признаки (15 признаков, Train.Red)</w:t>
+            </w:r>
+            <w:r>
+              <w:rPr>
+                <w:noProof/>
+                <w:webHidden/>
+              </w:rPr>
+              <w:tab/>
+            </w:r>
+            <w:r>
+              <w:rPr>
+                <w:noProof/>
+                <w:webHidden/>
+              </w:rPr>
+              <w:fldChar w:fldCharType="begin"/>
+            </w:r>
+            <w:r>
+              <w:rPr>
+                <w:noProof/>
+                <w:webHidden/>
+              </w:rPr>
+              <w:instrText xml:space="preserve"> PAGEREF _Toc229760435 \h </w:instrText>
+            </w:r>
+            <w:r>
+              <w:rPr>
+                <w:noProof/>
+                <w:webHidden/>
+              </w:rPr>
+            </w:r>
+            <w:r>
+              <w:rPr>
+                <w:noProof/>
+                <w:webHidden/>
+              </w:rPr>
+              <w:fldChar w:fldCharType="separate"/>
+            </w:r>
+            <w:r>
+              <w:rPr>
+                <w:noProof/>
+                <w:webHidden/>
+              </w:rPr>
+              <w:t>88</w:t>
+            </w:r>
+            <w:r>
+              <w:rPr>
+                <w:noProof/>
+                <w:webHidden/>
+              </w:rPr>
+              <w:fldChar w:fldCharType="end"/>
+            </w:r>
+          </w:hyperlink>
+        </w:p>
+        <w:p>
+          <w:pPr>
+            <w:pStyle w:val="33"/>
+            <w:tabs>
+              <w:tab w:val="right" w:leader="dot" w:pos="9345"/>
+            </w:tabs>
+            <w:rPr>
+              <w:rFonts w:asciiTheme="minorHAnsi" w:eastAsiaTheme="minorEastAsia" w:hAnsiTheme="minorHAnsi"/>
+              <w:noProof/>
+              <w:sz w:val="24"/>
+              <w:szCs w:val="24"/>
+              <w:lang w:eastAsia="ru-RU"/>
+            </w:rPr>
+          </w:pPr>
+          <w:hyperlink w:anchor="_Toc229760436" w:history="1">
+            <w:r>
+              <w:rPr>
+                <w:rStyle w:val="a4"/>
+                <w:noProof/>
+              </w:rPr>
+              <w:t>NIRS — кумулятивные признаки (3 признака)</w:t>
+            </w:r>
+            <w:r>
+              <w:rPr>
+                <w:noProof/>
+                <w:webHidden/>
+              </w:rPr>
+              <w:tab/>
+            </w:r>
+            <w:r>
+              <w:rPr>
+                <w:noProof/>
+                <w:webHidden/>
+              </w:rPr>
+              <w:fldChar w:fldCharType="begin"/>
+            </w:r>
+            <w:r>
+              <w:rPr>
+                <w:noProof/>
+                <w:webHidden/>
+              </w:rPr>
+              <w:instrText xml:space="preserve"> PAGEREF _Toc229760436 \h </w:instrText>
+            </w:r>
+            <w:r>
+              <w:rPr>
+                <w:noProof/>
+                <w:webHidden/>
+              </w:rPr>
+            </w:r>
+            <w:r>
+              <w:rPr>
+                <w:noProof/>
+                <w:webHidden/>
+              </w:rPr>
+              <w:fldChar w:fldCharType="separate"/>
+            </w:r>
+            <w:r>
+              <w:rPr>
+                <w:noProof/>
+                <w:webHidden/>
+              </w:rPr>
+              <w:t>89</w:t>
+            </w:r>
+            <w:r>
+              <w:rPr>
+                <w:noProof/>
+                <w:webHidden/>
+              </w:rPr>
+              <w:fldChar w:fldCharType="end"/>
+            </w:r>
+          </w:hyperlink>
+        </w:p>
+        <w:p>
+          <w:pPr>
+            <w:pStyle w:val="33"/>
+            <w:tabs>
+              <w:tab w:val="right" w:leader="dot" w:pos="9345"/>
+            </w:tabs>
+            <w:rPr>
+              <w:rFonts w:asciiTheme="minorHAnsi" w:eastAsiaTheme="minorEastAsia" w:hAnsiTheme="minorHAnsi"/>
+              <w:noProof/>
+              <w:sz w:val="24"/>
+              <w:szCs w:val="24"/>
+              <w:lang w:eastAsia="ru-RU"/>
+            </w:rPr>
+          </w:pPr>
+          <w:hyperlink w:anchor="_Toc229760437" w:history="1">
+            <w:r>
+              <w:rPr>
+                <w:rStyle w:val="a4"/>
+                <w:noProof/>
+              </w:rPr>
+              <w:t>H</w:t>
+            </w:r>
+            <w:r>
+              <w:rPr>
+                <w:rStyle w:val="a4"/>
+                <w:noProof/>
+                <w:lang w:val="en-US"/>
+              </w:rPr>
+              <w:t>RV</w:t>
+            </w:r>
+            <w:r>
+              <w:rPr>
+                <w:rStyle w:val="a4"/>
+                <w:noProof/>
+              </w:rPr>
+              <w:t xml:space="preserve"> —вриабельность сердечного ритма (7 признаков)</w:t>
+            </w:r>
+            <w:r>
+              <w:rPr>
+                <w:noProof/>
+                <w:webHidden/>
+              </w:rPr>
+              <w:tab/>
+            </w:r>
+            <w:r>
+              <w:rPr>
+                <w:noProof/>
+                <w:webHidden/>
+              </w:rPr>
+              <w:fldChar w:fldCharType="begin"/>
+            </w:r>
+            <w:r>
+              <w:rPr>
+                <w:noProof/>
+                <w:webHidden/>
+              </w:rPr>
+              <w:instrText xml:space="preserve"> PAGEREF _Toc229760437 \h </w:instrText>
+            </w:r>
+            <w:r>
+              <w:rPr>
+                <w:noProof/>
+                <w:webHidden/>
+              </w:rPr>
+            </w:r>
+            <w:r>
+              <w:rPr>
+                <w:noProof/>
+                <w:webHidden/>
+              </w:rPr>
+              <w:fldChar w:fldCharType="separate"/>
+            </w:r>
+            <w:r>
+              <w:rPr>
+                <w:noProof/>
+                <w:webHidden/>
+              </w:rPr>
+              <w:t>89</w:t>
+            </w:r>
+            <w:r>
+              <w:rPr>
+                <w:noProof/>
+                <w:webHidden/>
+              </w:rPr>
+              <w:fldChar w:fldCharType="end"/>
+            </w:r>
+          </w:hyperlink>
+        </w:p>
+        <w:p>
+          <w:pPr>
+            <w:pStyle w:val="33"/>
+            <w:tabs>
+              <w:tab w:val="right" w:leader="dot" w:pos="9345"/>
+            </w:tabs>
+            <w:rPr>
+              <w:rFonts w:asciiTheme="minorHAnsi" w:eastAsiaTheme="minorEastAsia" w:hAnsiTheme="minorHAnsi"/>
+              <w:noProof/>
+              <w:sz w:val="24"/>
+              <w:szCs w:val="24"/>
+              <w:lang w:eastAsia="ru-RU"/>
+            </w:rPr>
+          </w:pPr>
+          <w:hyperlink w:anchor="_Toc229760438" w:history="1">
+            <w:r>
+              <w:rPr>
+                <w:rStyle w:val="a4"/>
+                <w:noProof/>
+              </w:rPr>
+              <w:t>Взаимодействия (3 признака, только EMG+NIRS+HRV)</w:t>
+            </w:r>
+            <w:r>
+              <w:rPr>
+                <w:noProof/>
+                <w:webHidden/>
+              </w:rPr>
+              <w:tab/>
+            </w:r>
+            <w:r>
+              <w:rPr>
+                <w:noProof/>
+                <w:webHidden/>
+              </w:rPr>
+              <w:fldChar w:fldCharType="begin"/>
+            </w:r>
+            <w:r>
+              <w:rPr>
+                <w:noProof/>
+                <w:webHidden/>
+              </w:rPr>
+              <w:instrText xml:space="preserve"> PAGEREF _Toc229760438 \h </w:instrText>
+            </w:r>
+            <w:r>
+              <w:rPr>
+                <w:noProof/>
+                <w:webHidden/>
+              </w:rPr>
+            </w:r>
+            <w:r>
+              <w:rPr>
+                <w:noProof/>
+                <w:webHidden/>
+              </w:rPr>
+              <w:fldChar w:fldCharType="separate"/>
+            </w:r>
+            <w:r>
+              <w:rPr>
+                <w:noProof/>
+                <w:webHidden/>
+              </w:rPr>
+              <w:t>89</w:t>
+            </w:r>
+            <w:r>
+              <w:rPr>
+                <w:noProof/>
+                <w:webHidden/>
+              </w:rPr>
+              <w:fldChar w:fldCharType="end"/>
+            </w:r>
+          </w:hyperlink>
+        </w:p>
+        <w:p>
+          <w:pPr>
+            <w:pStyle w:val="33"/>
+            <w:tabs>
+              <w:tab w:val="right" w:leader="dot" w:pos="9345"/>
+            </w:tabs>
+            <w:rPr>
+              <w:rFonts w:asciiTheme="minorHAnsi" w:eastAsiaTheme="minorEastAsia" w:hAnsiTheme="minorHAnsi"/>
+              <w:noProof/>
+              <w:sz w:val="24"/>
+              <w:szCs w:val="24"/>
+              <w:lang w:eastAsia="ru-RU"/>
+            </w:rPr>
+          </w:pPr>
+          <w:hyperlink w:anchor="_Toc229760439" w:history="1">
+            <w:r>
+              <w:rPr>
+                <w:rStyle w:val="a4"/>
+                <w:noProof/>
+              </w:rPr>
+              <w:t>Абсолютные признаки, исключаемые в варианте noabs (6 признаков)</w:t>
+            </w:r>
+            <w:r>
+              <w:rPr>
+                <w:noProof/>
+                <w:webHidden/>
+              </w:rPr>
+              <w:tab/>
+            </w:r>
+            <w:r>
+              <w:rPr>
+                <w:noProof/>
+                <w:webHidden/>
+              </w:rPr>
+              <w:fldChar w:fldCharType="begin"/>
+            </w:r>
+            <w:r>
+              <w:rPr>
+                <w:noProof/>
+                <w:webHidden/>
+              </w:rPr>
+              <w:instrText xml:space="preserve"> PAGEREF _Toc229760439 \h </w:instrText>
+            </w:r>
+            <w:r>
+              <w:rPr>
+                <w:noProof/>
+                <w:webHidden/>
+              </w:rPr>
+            </w:r>
+            <w:r>
+              <w:rPr>
+                <w:noProof/>
+                <w:webHidden/>
+              </w:rPr>
+              <w:fldChar w:fldCharType="separate"/>
+            </w:r>
+            <w:r>
+              <w:rPr>
+                <w:noProof/>
+                <w:webHidden/>
+              </w:rPr>
+              <w:t>90</w:t>
+            </w:r>
+            <w:r>
+              <w:rPr>
+                <w:noProof/>
+                <w:webHidden/>
+              </w:rPr>
+              <w:fldChar w:fldCharType="end"/>
+            </w:r>
+          </w:hyperlink>
+        </w:p>
+        <w:p>
+          <w:pPr>
+            <w:pStyle w:val="33"/>
+            <w:tabs>
+              <w:tab w:val="right" w:leader="dot" w:pos="9345"/>
+            </w:tabs>
+            <w:rPr>
+              <w:rFonts w:asciiTheme="minorHAnsi" w:eastAsiaTheme="minorEastAsia" w:hAnsiTheme="minorHAnsi"/>
+              <w:noProof/>
+              <w:sz w:val="24"/>
+              <w:szCs w:val="24"/>
+              <w:lang w:eastAsia="ru-RU"/>
+            </w:rPr>
+          </w:pPr>
+          <w:hyperlink w:anchor="_Toc229760440" w:history="1">
+            <w:r>
+              <w:rPr>
+                <w:rStyle w:val="a4"/>
+                <w:noProof/>
+              </w:rPr>
+              <w:t>Базальные признаки маршрутизатора (система двух специалистов)</w:t>
+            </w:r>
+            <w:r>
+              <w:rPr>
+                <w:noProof/>
+                <w:webHidden/>
+              </w:rPr>
+              <w:tab/>
+            </w:r>
+            <w:r>
+              <w:rPr>
+                <w:noProof/>
+                <w:webHidden/>
+              </w:rPr>
+              <w:fldChar w:fldCharType="begin"/>
+            </w:r>
+            <w:r>
+              <w:rPr>
+                <w:noProof/>
+                <w:webHidden/>
+              </w:rPr>
+              <w:instrText xml:space="preserve"> PAGEREF _Toc229760440 \h </w:instrText>
+            </w:r>
+            <w:r>
+              <w:rPr>
+                <w:noProof/>
+                <w:webHidden/>
+              </w:rPr>
+            </w:r>
+            <w:r>
+              <w:rPr>
+                <w:noProof/>
+                <w:webHidden/>
+              </w:rPr>
+              <w:fldChar w:fldCharType="separate"/>
+            </w:r>
+            <w:r>
+              <w:rPr>
+                <w:noProof/>
+                <w:webHidden/>
+              </w:rPr>
+              <w:t>90</w:t>
             </w:r>
             <w:r>
               <w:rPr>
@@ -9756,7 +12311,7 @@
       <w:r>
         <w:br w:type="page"/>
       </w:r>
-      <w:bookmarkStart w:id="0" w:name="_Toc228326027"/>
+      <w:bookmarkStart w:id="0" w:name="_Toc229760365"/>
       <w:r>
         <w:lastRenderedPageBreak/>
         <w:t>Введение</w:t>
@@ -10439,7 +12994,7 @@
         <w:widowControl w:val="0"/>
         <w:spacing w:before="0"/>
       </w:pPr>
-      <w:bookmarkStart w:id="1" w:name="_Toc228326028"/>
+      <w:bookmarkStart w:id="1" w:name="_Toc229760366"/>
       <w:r>
         <w:lastRenderedPageBreak/>
         <w:t>1 Обзор литературы</w:t>
@@ -10451,7 +13006,7 @@
       <w:pPr>
         <w:pStyle w:val="21"/>
       </w:pPr>
-      <w:bookmarkStart w:id="3" w:name="_Toc228326029"/>
+      <w:bookmarkStart w:id="3" w:name="_Toc229760367"/>
       <w:r>
         <w:t>1.1 Аэробно-анаэробный переход: физиологические механизмы</w:t>
       </w:r>
@@ -11182,7 +13737,7 @@
       <w:pPr>
         <w:pStyle w:val="21"/>
       </w:pPr>
-      <w:bookmarkStart w:id="4" w:name="_Toc228326030"/>
+      <w:bookmarkStart w:id="4" w:name="_Toc229760368"/>
       <w:r>
         <w:t xml:space="preserve">1.2 Электромиография как </w:t>
       </w:r>
@@ -11200,7 +13755,7 @@
       <w:pPr>
         <w:pStyle w:val="31"/>
       </w:pPr>
-      <w:bookmarkStart w:id="5" w:name="_Toc228326031"/>
+      <w:bookmarkStart w:id="5" w:name="_Toc229760369"/>
       <w:r>
         <w:t>1.2.1 Классические признаки: RMS, MDF и ЭМГ-порог</w:t>
       </w:r>
@@ -11905,7 +14460,7 @@
       <w:pPr>
         <w:pStyle w:val="31"/>
       </w:pPr>
-      <w:bookmarkStart w:id="6" w:name="_Toc228326032"/>
+      <w:bookmarkStart w:id="6" w:name="_Toc229760370"/>
       <w:r>
         <w:t xml:space="preserve">1.2.2 </w:t>
       </w:r>
@@ -12751,7 +15306,7 @@
       <w:pPr>
         <w:pStyle w:val="21"/>
       </w:pPr>
-      <w:bookmarkStart w:id="7" w:name="_Toc228326033"/>
+      <w:bookmarkStart w:id="7" w:name="_Toc229760371"/>
       <w:r>
         <w:t xml:space="preserve">1.3 Ближняя инфракрасная спектроскопия и локальная мышечная </w:t>
       </w:r>
@@ -13797,7 +16352,7 @@
       <w:pPr>
         <w:pStyle w:val="21"/>
       </w:pPr>
-      <w:bookmarkStart w:id="8" w:name="_Toc228326034"/>
+      <w:bookmarkStart w:id="8" w:name="_Toc229760372"/>
       <w:r>
         <w:t>1.4 Вариабельность сердечного ритма и DFA-α1 как онлайн-маркер первого порога</w:t>
       </w:r>
@@ -14260,7 +16815,7 @@
       <w:pPr>
         <w:pStyle w:val="21"/>
       </w:pPr>
-      <w:bookmarkStart w:id="9" w:name="_Toc228326035"/>
+      <w:bookmarkStart w:id="9" w:name="_Toc229760373"/>
       <w:r>
         <w:t xml:space="preserve">1.5 Кинетика </w:t>
       </w:r>
@@ -15219,7 +17774,7 @@
       <w:pPr>
         <w:pStyle w:val="21"/>
       </w:pPr>
-      <w:bookmarkStart w:id="10" w:name="_Toc228326036"/>
+      <w:bookmarkStart w:id="10" w:name="_Toc229760374"/>
       <w:r>
         <w:t>1.6 Машинное обучение и алгоритмы онлайн-</w:t>
       </w:r>
@@ -15261,7 +17816,7 @@
       <w:pPr>
         <w:pStyle w:val="31"/>
       </w:pPr>
-      <w:bookmarkStart w:id="11" w:name="_Toc228326037"/>
+      <w:bookmarkStart w:id="11" w:name="_Toc229760375"/>
       <w:r>
         <w:t>1.6.1 Классический ML на ручных признаках</w:t>
       </w:r>
@@ -16044,7 +18599,7 @@
       <w:pPr>
         <w:pStyle w:val="31"/>
       </w:pPr>
-      <w:bookmarkStart w:id="12" w:name="_Toc228326038"/>
+      <w:bookmarkStart w:id="12" w:name="_Toc229760376"/>
       <w:r>
         <w:t xml:space="preserve">1.6.2 ML для временных рядов: LSTM, TCN и </w:t>
       </w:r>
@@ -16619,7 +19174,7 @@
       <w:pPr>
         <w:pStyle w:val="31"/>
       </w:pPr>
-      <w:bookmarkStart w:id="13" w:name="_Toc228326039"/>
+      <w:bookmarkStart w:id="13" w:name="_Toc229760377"/>
       <w:r>
         <w:t xml:space="preserve">1.6.3 Обучение при малых </w:t>
       </w:r>
@@ -17166,7 +19721,7 @@
       <w:pPr>
         <w:pStyle w:val="31"/>
       </w:pPr>
-      <w:bookmarkStart w:id="14" w:name="_Toc228326040"/>
+      <w:bookmarkStart w:id="14" w:name="_Toc229760378"/>
       <w:r>
         <w:t xml:space="preserve">1.6.4 </w:t>
       </w:r>
@@ -17332,7 +19887,7 @@
       <w:pPr>
         <w:pStyle w:val="21"/>
       </w:pPr>
-      <w:bookmarkStart w:id="15" w:name="_Toc228326041"/>
+      <w:bookmarkStart w:id="15" w:name="_Toc229760379"/>
       <w:r>
         <w:t xml:space="preserve">1.7 Физиологические особенности </w:t>
       </w:r>
@@ -17611,7 +20166,7 @@
       <w:pPr>
         <w:pStyle w:val="31"/>
       </w:pPr>
-      <w:bookmarkStart w:id="16" w:name="_Toc228326042"/>
+      <w:bookmarkStart w:id="16" w:name="_Toc229760380"/>
       <w:r>
         <w:t>1.8 Заключение по обзору литературы</w:t>
       </w:r>
@@ -18098,7 +20653,7 @@
         <w:widowControl w:val="0"/>
         <w:spacing w:before="0"/>
       </w:pPr>
-      <w:bookmarkStart w:id="17" w:name="_Toc228326043"/>
+      <w:bookmarkStart w:id="17" w:name="_Toc229760381"/>
       <w:bookmarkEnd w:id="2"/>
       <w:r>
         <w:lastRenderedPageBreak/>
@@ -18110,7 +20665,7 @@
       <w:pPr>
         <w:pStyle w:val="21"/>
       </w:pPr>
-      <w:bookmarkStart w:id="18" w:name="_Toc228326044"/>
+      <w:bookmarkStart w:id="18" w:name="_Toc229760382"/>
       <w:r>
         <w:t>2.1 Участники исследования</w:t>
       </w:r>
@@ -18602,7 +21157,7 @@
       <w:pPr>
         <w:pStyle w:val="21"/>
       </w:pPr>
-      <w:bookmarkStart w:id="19" w:name="_Toc228326045"/>
+      <w:bookmarkStart w:id="19" w:name="_Toc229760383"/>
       <w:r>
         <w:t>2.2 Протокол нагрузочного тестирования</w:t>
       </w:r>
@@ -18767,7 +21322,7 @@
       <w:pPr>
         <w:pStyle w:val="21"/>
       </w:pPr>
-      <w:bookmarkStart w:id="20" w:name="_Toc228326046"/>
+      <w:bookmarkStart w:id="20" w:name="_Toc229760384"/>
       <w:r>
         <w:t>2.3 Аппаратный комплекс регистрации</w:t>
       </w:r>
@@ -18777,7 +21332,7 @@
       <w:pPr>
         <w:pStyle w:val="31"/>
       </w:pPr>
-      <w:bookmarkStart w:id="21" w:name="_Toc228326047"/>
+      <w:bookmarkStart w:id="21" w:name="_Toc229760385"/>
       <w:r>
         <w:t>2.3.1 Электромиография и инерционные измерения</w:t>
       </w:r>
@@ -18941,7 +21496,7 @@
       <w:pPr>
         <w:pStyle w:val="31"/>
       </w:pPr>
-      <w:bookmarkStart w:id="22" w:name="_Toc228326048"/>
+      <w:bookmarkStart w:id="22" w:name="_Toc229760386"/>
       <w:r>
         <w:t>2.3.2 Ближняя инфракрасная спектроскопия</w:t>
       </w:r>
@@ -19112,7 +21667,7 @@
       <w:pPr>
         <w:pStyle w:val="31"/>
       </w:pPr>
-      <w:bookmarkStart w:id="23" w:name="_Toc228326049"/>
+      <w:bookmarkStart w:id="23" w:name="_Toc229760387"/>
       <w:r>
         <w:t>2.3.3 Сердечный ритм</w:t>
       </w:r>
@@ -19197,7 +21752,7 @@
       <w:pPr>
         <w:pStyle w:val="21"/>
       </w:pPr>
-      <w:bookmarkStart w:id="24" w:name="_Toc228326050"/>
+      <w:bookmarkStart w:id="24" w:name="_Toc229760388"/>
       <w:r>
         <w:t xml:space="preserve">2.4 Система синхронного сбора данных </w:t>
       </w:r>
@@ -19212,7 +21767,7 @@
       <w:pPr>
         <w:pStyle w:val="31"/>
       </w:pPr>
-      <w:bookmarkStart w:id="25" w:name="_Toc228326051"/>
+      <w:bookmarkStart w:id="25" w:name="_Toc229760389"/>
       <w:r>
         <w:t>2.4.1 Архитектура и мотивация</w:t>
       </w:r>
@@ -19354,7 +21909,7 @@
       <w:pPr>
         <w:pStyle w:val="31"/>
       </w:pPr>
-      <w:bookmarkStart w:id="26" w:name="_Toc228326052"/>
+      <w:bookmarkStart w:id="26" w:name="_Toc229760390"/>
       <w:r>
         <w:t>2.4.2 Реализация</w:t>
       </w:r>
@@ -19978,7 +22533,7 @@
       <w:pPr>
         <w:pStyle w:val="21"/>
       </w:pPr>
-      <w:bookmarkStart w:id="27" w:name="_Toc228326054"/>
+      <w:bookmarkStart w:id="27" w:name="_Toc229760391"/>
       <w:r>
         <w:t>2.5 Предобработка сигналов</w:t>
       </w:r>
@@ -19988,7 +22543,7 @@
       <w:pPr>
         <w:pStyle w:val="31"/>
       </w:pPr>
-      <w:bookmarkStart w:id="28" w:name="_Toc228326055"/>
+      <w:bookmarkStart w:id="28" w:name="_Toc229760392"/>
       <w:r>
         <w:t>2.5.1 Электромиография</w:t>
       </w:r>
@@ -20092,7 +22647,7 @@
       <w:pPr>
         <w:pStyle w:val="31"/>
       </w:pPr>
-      <w:bookmarkStart w:id="29" w:name="_Toc228326056"/>
+      <w:bookmarkStart w:id="29" w:name="_Toc229760393"/>
       <w:r>
         <w:t xml:space="preserve">2.5.2 Мышечная </w:t>
       </w:r>
@@ -20221,7 +22776,7 @@
       <w:pPr>
         <w:pStyle w:val="31"/>
       </w:pPr>
-      <w:bookmarkStart w:id="30" w:name="_Toc228326057"/>
+      <w:bookmarkStart w:id="30" w:name="_Toc229760394"/>
       <w:r>
         <w:t>2.5.</w:t>
       </w:r>
@@ -20314,7 +22869,7 @@
       <w:pPr>
         <w:pStyle w:val="21"/>
       </w:pPr>
-      <w:bookmarkStart w:id="31" w:name="_Toc228326058"/>
+      <w:bookmarkStart w:id="31" w:name="_Toc229760395"/>
       <w:r>
         <w:t xml:space="preserve">2.6 Определение </w:t>
       </w:r>
@@ -20348,6 +22903,7 @@
       <w:pPr>
         <w:pStyle w:val="31"/>
       </w:pPr>
+      <w:bookmarkStart w:id="32" w:name="_Toc229760396"/>
       <w:r>
         <w:t>2.6.</w:t>
       </w:r>
@@ -20372,6 +22928,7 @@
       <w:r>
         <w:t>1</w:t>
       </w:r>
+      <w:bookmarkEnd w:id="32"/>
     </w:p>
     <w:p>
       <w:pPr>
@@ -20493,6 +23050,7 @@
       <w:pPr>
         <w:pStyle w:val="31"/>
       </w:pPr>
+      <w:bookmarkStart w:id="33" w:name="_Toc229760397"/>
       <w:r>
         <w:t>2.6.</w:t>
       </w:r>
@@ -20517,6 +23075,7 @@
       <w:r>
         <w:t>2</w:t>
       </w:r>
+      <w:bookmarkEnd w:id="33"/>
     </w:p>
     <w:p>
       <w:pPr>
@@ -20597,15 +23156,15 @@
       <w:pPr>
         <w:pStyle w:val="21"/>
       </w:pPr>
-      <w:bookmarkStart w:id="32" w:name="_Toc228326059"/>
+      <w:bookmarkStart w:id="34" w:name="_Toc229760398"/>
       <w:r>
         <w:lastRenderedPageBreak/>
         <w:t>2.7 Признаковое пространство</w:t>
       </w:r>
-      <w:bookmarkEnd w:id="32"/>
       <w:r>
         <w:t xml:space="preserve"> и модальности</w:t>
       </w:r>
+      <w:bookmarkEnd w:id="34"/>
     </w:p>
     <w:p>
       <w:pPr>
@@ -20790,6 +23349,7 @@
       <w:r>
         <w:tab/>
       </w:r>
+      <w:bookmarkStart w:id="35" w:name="_Toc229760399"/>
       <w:r>
         <w:t>2.7.</w:t>
       </w:r>
@@ -20817,6 +23377,7 @@
       <w:r>
         <w:t>)</w:t>
       </w:r>
+      <w:bookmarkEnd w:id="35"/>
       <w:r>
         <w:tab/>
       </w:r>
@@ -20962,6 +23523,7 @@
       <w:pPr>
         <w:pStyle w:val="31"/>
       </w:pPr>
+      <w:bookmarkStart w:id="36" w:name="_Toc229760400"/>
       <w:r>
         <w:t>2.7.</w:t>
       </w:r>
@@ -20983,6 +23545,7 @@
       <w:r>
         <w:t>признаки</w:t>
       </w:r>
+      <w:bookmarkEnd w:id="36"/>
     </w:p>
     <w:p>
       <w:pPr>
@@ -21133,6 +23696,7 @@
       <w:pPr>
         <w:pStyle w:val="31"/>
       </w:pPr>
+      <w:bookmarkStart w:id="37" w:name="_Toc229760401"/>
       <w:r>
         <w:t>2.7.</w:t>
       </w:r>
@@ -21154,6 +23718,7 @@
       <w:r>
         <w:t>признаки</w:t>
       </w:r>
+      <w:bookmarkEnd w:id="37"/>
     </w:p>
     <w:p>
       <w:pPr>
@@ -21224,6 +23789,7 @@
       <w:pPr>
         <w:pStyle w:val="31"/>
       </w:pPr>
+      <w:bookmarkStart w:id="38" w:name="_Toc229760402"/>
       <w:r>
         <w:t>2.7.</w:t>
       </w:r>
@@ -21233,6 +23799,7 @@
       <w:r>
         <w:t xml:space="preserve"> Признаки взаимодействия</w:t>
       </w:r>
+      <w:bookmarkEnd w:id="38"/>
     </w:p>
     <w:p>
       <w:pPr>
@@ -21304,7 +23871,7 @@
       <w:pPr>
         <w:pStyle w:val="31"/>
       </w:pPr>
-      <w:bookmarkStart w:id="33" w:name="_Toc228326060"/>
+      <w:bookmarkStart w:id="39" w:name="_Toc229760403"/>
       <w:r>
         <w:t>2.7.</w:t>
       </w:r>
@@ -21317,6 +23884,7 @@
       <w:r>
         <w:t>Комбинации признаков</w:t>
       </w:r>
+      <w:bookmarkEnd w:id="39"/>
     </w:p>
     <w:p>
       <w:pPr>
@@ -21810,6 +24378,7 @@
       <w:pPr>
         <w:pStyle w:val="31"/>
       </w:pPr>
+      <w:bookmarkStart w:id="40" w:name="_Toc229760404"/>
       <w:r>
         <w:t>2.7</w:t>
       </w:r>
@@ -21822,6 +24391,7 @@
       <w:r>
         <w:t>Варианты комбинаций</w:t>
       </w:r>
+      <w:bookmarkEnd w:id="40"/>
     </w:p>
     <w:p>
       <w:pPr>
@@ -21927,6 +24497,7 @@
       <w:pPr>
         <w:pStyle w:val="21"/>
       </w:pPr>
+      <w:bookmarkStart w:id="41" w:name="_Toc229760405"/>
       <w:r>
         <w:t>2</w:t>
       </w:r>
@@ -21936,6 +24507,7 @@
       <w:r>
         <w:t>азальные признаки для маршрутизатора</w:t>
       </w:r>
+      <w:bookmarkEnd w:id="41"/>
     </w:p>
     <w:p>
       <w:pPr>
@@ -22062,20 +24634,21 @@
       <w:pPr>
         <w:pStyle w:val="21"/>
       </w:pPr>
+      <w:bookmarkStart w:id="42" w:name="_Toc229760406"/>
       <w:r>
         <w:t>2.8 Модели машинного обучения</w:t>
       </w:r>
-      <w:bookmarkEnd w:id="33"/>
+      <w:bookmarkEnd w:id="42"/>
     </w:p>
     <w:p>
       <w:pPr>
         <w:pStyle w:val="31"/>
       </w:pPr>
-      <w:bookmarkStart w:id="34" w:name="_Toc228326061"/>
+      <w:bookmarkStart w:id="43" w:name="_Toc229760407"/>
       <w:r>
         <w:t>2.8.1 Постановка задачи</w:t>
       </w:r>
-      <w:bookmarkEnd w:id="34"/>
+      <w:bookmarkEnd w:id="43"/>
     </w:p>
     <w:p>
       <w:pPr>
@@ -22083,7 +24656,6 @@
         <w:spacing w:after="0"/>
         <w:ind w:firstLine="709"/>
       </w:pPr>
-      <w:bookmarkStart w:id="35" w:name="_Toc228326062"/>
       <w:r>
         <w:t xml:space="preserve">Предсказание аэробно-анаэробного перехода формулируется как задача регрессии: по набору физиологических признаков, извлечённых из текущего скользящего окна сигналов, предсказывается оставшееся время (в секундах) до наступления соответствующего </w:t>
       </w:r>
@@ -22214,13 +24786,14 @@
       <w:pPr>
         <w:pStyle w:val="31"/>
       </w:pPr>
+      <w:bookmarkStart w:id="44" w:name="_Toc229760408"/>
       <w:r>
         <w:t xml:space="preserve">2.8.2 </w:t>
       </w:r>
-      <w:bookmarkEnd w:id="35"/>
       <w:r>
         <w:t>Формальная постановка</w:t>
       </w:r>
+      <w:bookmarkEnd w:id="44"/>
     </w:p>
     <w:p>
       <w:pPr>
@@ -22228,7 +24801,6 @@
         <w:spacing w:after="0"/>
         <w:ind w:firstLine="709"/>
       </w:pPr>
-      <w:bookmarkStart w:id="36" w:name="_Toc228326063"/>
       <w:r>
         <w:t xml:space="preserve">Пусть </w:t>
       </w:r>
@@ -22712,16 +25284,17 @@
       <w:pPr>
         <w:pStyle w:val="31"/>
       </w:pPr>
+      <w:bookmarkStart w:id="45" w:name="_Toc229760409"/>
       <w:r>
         <w:t xml:space="preserve">2.8.3 </w:t>
       </w:r>
-      <w:bookmarkEnd w:id="36"/>
       <w:r>
         <w:t>Ф</w:t>
       </w:r>
       <w:r>
         <w:t>ормирование обучающей выборки</w:t>
       </w:r>
+      <w:bookmarkEnd w:id="45"/>
     </w:p>
     <w:p>
       <w:pPr>
@@ -22729,7 +25302,6 @@
         <w:spacing w:after="0"/>
         <w:ind w:firstLine="709"/>
       </w:pPr>
-      <w:bookmarkStart w:id="37" w:name="_Toc228326064"/>
       <w:r>
         <w:t xml:space="preserve">Для </w:t>
       </w:r>
@@ -22847,10 +25419,10 @@
       <w:pPr>
         <w:pStyle w:val="31"/>
       </w:pPr>
+      <w:bookmarkStart w:id="46" w:name="_Toc229760410"/>
       <w:r>
         <w:t>2.</w:t>
       </w:r>
-      <w:bookmarkEnd w:id="37"/>
       <w:r>
         <w:t>8.4</w:t>
       </w:r>
@@ -22860,6 +25432,7 @@
       <w:r>
         <w:t>Методология широкого перебора</w:t>
       </w:r>
+      <w:bookmarkEnd w:id="46"/>
     </w:p>
     <w:p>
       <w:pPr>
@@ -22884,15 +25457,7 @@
       </w:r>
       <w:proofErr w:type="spellEnd"/>
       <w:r>
-        <w:t xml:space="preserve"> архитектур, охватывающих четыре различных подхода к обработке </w:t>
-      </w:r>
-      <w:proofErr w:type="spellStart"/>
-      <w:r>
-        <w:t xml:space="preserve">временных </w:t>
-      </w:r>
-      <w:proofErr w:type="spellEnd"/>
-      <w:r>
-        <w:t xml:space="preserve">рядов. </w:t>
+        <w:t xml:space="preserve"> архитектур, охватывающих четыре различных подхода к обработке временных рядов. </w:t>
       </w:r>
       <w:r>
         <w:t xml:space="preserve">Линейное семейство тестировалось на всех пяти наборах признаков, </w:t>
@@ -22977,12 +25542,12 @@
       <w:r>
         <w:t xml:space="preserve"> сложность оправдана при данном объёме выборки.</w:t>
       </w:r>
-      <w:bookmarkStart w:id="38" w:name="_Toc228326065"/>
     </w:p>
     <w:p>
       <w:pPr>
         <w:pStyle w:val="31"/>
       </w:pPr>
+      <w:bookmarkStart w:id="47" w:name="_Toc229760411"/>
       <w:r>
         <w:t>2.</w:t>
       </w:r>
@@ -23005,6 +25570,7 @@
       <w:r>
         <w:t>валидации</w:t>
       </w:r>
+      <w:bookmarkEnd w:id="47"/>
       <w:proofErr w:type="spellEnd"/>
     </w:p>
     <w:p>
@@ -23090,6 +25656,7 @@
       <w:pPr>
         <w:pStyle w:val="31"/>
       </w:pPr>
+      <w:bookmarkStart w:id="48" w:name="_Toc229760412"/>
       <w:r>
         <w:t>2.</w:t>
       </w:r>
@@ -23111,6 +25678,7 @@
       <w:r>
         <w:t xml:space="preserve"> моделей</w:t>
       </w:r>
+      <w:bookmarkEnd w:id="48"/>
     </w:p>
     <w:p>
       <w:pPr>
@@ -23548,6 +26116,7 @@
           <w:szCs w:val="22"/>
         </w:rPr>
       </w:pPr>
+      <w:bookmarkStart w:id="49" w:name="_Toc229760413"/>
       <w:r>
         <w:t>2.</w:t>
       </w:r>
@@ -23577,6 +26146,7 @@
       <w:r>
         <w:t>моделей</w:t>
       </w:r>
+      <w:bookmarkEnd w:id="49"/>
     </w:p>
     <w:p>
       <w:pPr>
@@ -23695,35 +26265,20 @@
     <w:p>
       <w:pPr>
         <w:pStyle w:val="41"/>
-        <w:rPr>
-          <w:lang w:val="en-US"/>
-        </w:rPr>
-      </w:pPr>
-      <w:r>
-        <w:rPr>
-          <w:lang w:val="en-US"/>
-        </w:rPr>
+      </w:pPr>
+      <w:r>
         <w:t>2.8.</w:t>
       </w:r>
       <w:r>
         <w:t>7</w:t>
       </w:r>
       <w:r>
-        <w:rPr>
-          <w:lang w:val="en-US"/>
-        </w:rPr>
         <w:t>.</w:t>
       </w:r>
       <w:r>
-        <w:rPr>
-          <w:lang w:val="en-US"/>
-        </w:rPr>
         <w:t>2</w:t>
       </w:r>
       <w:r>
-        <w:rPr>
-          <w:lang w:val="en-US"/>
-        </w:rPr>
         <w:t xml:space="preserve"> </w:t>
       </w:r>
       <w:proofErr w:type="spellStart"/>
@@ -23732,9 +26287,6 @@
       </w:r>
       <w:proofErr w:type="spellEnd"/>
       <w:r>
-        <w:rPr>
-          <w:lang w:val="en-US"/>
-        </w:rPr>
         <w:t xml:space="preserve"> </w:t>
       </w:r>
       <w:r>
@@ -24541,6 +27093,7 @@
       <w:pPr>
         <w:pStyle w:val="31"/>
       </w:pPr>
+      <w:bookmarkStart w:id="50" w:name="_Toc229760414"/>
       <w:r>
         <w:t>2.8.</w:t>
       </w:r>
@@ -24556,6 +27109,7 @@
       <w:r>
         <w:t>нсамблевая модель</w:t>
       </w:r>
+      <w:bookmarkEnd w:id="50"/>
     </w:p>
     <w:p>
       <w:pPr>
@@ -24650,6 +27204,7 @@
       <w:pPr>
         <w:pStyle w:val="31"/>
       </w:pPr>
+      <w:bookmarkStart w:id="51" w:name="_Toc229760415"/>
       <w:r>
         <w:t>2.8.</w:t>
       </w:r>
@@ -24662,6 +27217,7 @@
       <w:r>
         <w:t>Система двух специалистов</w:t>
       </w:r>
+      <w:bookmarkEnd w:id="51"/>
     </w:p>
     <w:p>
       <w:pPr>
@@ -24800,11 +27356,11 @@
         <w:t>₂.</w:t>
       </w:r>
     </w:p>
-    <w:bookmarkEnd w:id="38"/>
     <w:p>
       <w:pPr>
         <w:pStyle w:val="21"/>
       </w:pPr>
+      <w:bookmarkStart w:id="52" w:name="_Toc229760416"/>
       <w:r>
         <w:lastRenderedPageBreak/>
         <w:t xml:space="preserve">2.9 </w:t>
@@ -24812,11 +27368,13 @@
       <w:r>
         <w:t>Метрики качества</w:t>
       </w:r>
+      <w:bookmarkEnd w:id="52"/>
     </w:p>
     <w:p>
       <w:pPr>
         <w:pStyle w:val="31"/>
       </w:pPr>
+      <w:bookmarkStart w:id="53" w:name="_Toc229760417"/>
       <w:r>
         <w:t>2</w:t>
       </w:r>
@@ -24832,6 +27390,7 @@
       <w:r>
         <w:t>АЕ</w:t>
       </w:r>
+      <w:bookmarkEnd w:id="53"/>
     </w:p>
     <w:p>
       <w:pPr>
@@ -24943,9 +27502,9 @@
         <w:pStyle w:val="31"/>
         <w:rPr>
           <w:vertAlign w:val="superscript"/>
-          <w:lang w:val="en-US"/>
-        </w:rPr>
-      </w:pPr>
+        </w:rPr>
+      </w:pPr>
+      <w:bookmarkStart w:id="54" w:name="_Toc229760418"/>
       <w:r>
         <w:t>2</w:t>
       </w:r>
@@ -24964,10 +27523,10 @@
       <w:r>
         <w:rPr>
           <w:vertAlign w:val="superscript"/>
-          <w:lang w:val="en-US"/>
         </w:rPr>
         <w:t>2</w:t>
       </w:r>
+      <w:bookmarkEnd w:id="54"/>
     </w:p>
     <w:p>
       <w:r>
@@ -25461,6 +28020,7 @@
       <w:pPr>
         <w:pStyle w:val="31"/>
       </w:pPr>
+      <w:bookmarkStart w:id="55" w:name="_Toc229760419"/>
       <w:r>
         <w:lastRenderedPageBreak/>
         <w:t>2</w:t>
@@ -25491,6 +28051,7 @@
       <w:r>
         <w:t>)</w:t>
       </w:r>
+      <w:bookmarkEnd w:id="55"/>
     </w:p>
     <w:p>
       <w:pPr>
@@ -25517,6 +28078,7 @@
       <w:pPr>
         <w:pStyle w:val="31"/>
       </w:pPr>
+      <w:bookmarkStart w:id="56" w:name="_Toc229760420"/>
       <w:r>
         <w:t>2</w:t>
       </w:r>
@@ -25532,6 +28094,7 @@
       <w:r>
         <w:t>Базовые предсказатели</w:t>
       </w:r>
+      <w:bookmarkEnd w:id="56"/>
     </w:p>
     <w:p>
       <w:pPr>
@@ -25539,53 +28102,8 @@
         <w:spacing w:after="0"/>
         <w:ind w:firstLine="709"/>
       </w:pPr>
-      <w:proofErr w:type="spellStart"/>
-      <w:r>
-        <w:t>Для</w:t>
-      </w:r>
-      <w:proofErr w:type="spellEnd"/>
-      <w:r>
-        <w:t xml:space="preserve"> </w:t>
-      </w:r>
-      <w:proofErr w:type="spellStart"/>
-      <w:r>
-        <w:t>оценки</w:t>
-      </w:r>
-      <w:proofErr w:type="spellEnd"/>
-      <w:r>
-        <w:t xml:space="preserve"> </w:t>
-      </w:r>
-      <w:proofErr w:type="spellStart"/>
-      <w:r>
-        <w:t>нижней</w:t>
-      </w:r>
-      <w:proofErr w:type="spellEnd"/>
-      <w:r>
-        <w:t xml:space="preserve"> </w:t>
-      </w:r>
-      <w:proofErr w:type="spellStart"/>
-      <w:r>
-        <w:t>границы</w:t>
-      </w:r>
-      <w:proofErr w:type="spellEnd"/>
-      <w:r>
-        <w:t xml:space="preserve"> </w:t>
-      </w:r>
-      <w:proofErr w:type="spellStart"/>
-      <w:r>
-        <w:t>сложности</w:t>
-      </w:r>
-      <w:proofErr w:type="spellEnd"/>
-      <w:r>
-        <w:t xml:space="preserve"> </w:t>
-      </w:r>
-      <w:proofErr w:type="spellStart"/>
-      <w:r>
-        <w:t>задачи</w:t>
-      </w:r>
-      <w:proofErr w:type="spellEnd"/>
-      <w:r>
-        <w:t xml:space="preserve"> использовались два тривиальных предсказателя:</w:t>
+      <w:r>
+        <w:t>Для оценки нижней границы сложности задачи использовались два тривиальных предсказателя:</w:t>
       </w:r>
       <w:r>
         <w:t xml:space="preserve"> </w:t>
@@ -25607,71 +28125,7 @@
       </w:r>
       <w:proofErr w:type="spellEnd"/>
       <w:r>
-        <w:t xml:space="preserve"> — предсказывает константу, </w:t>
-      </w:r>
-      <w:proofErr w:type="spellStart"/>
-      <w:r>
-        <w:t>равную</w:t>
-      </w:r>
-      <w:proofErr w:type="spellEnd"/>
-      <w:r>
-        <w:t xml:space="preserve"> </w:t>
-      </w:r>
-      <w:proofErr w:type="spellStart"/>
-      <w:r>
-        <w:t>среднему</w:t>
-      </w:r>
-      <w:proofErr w:type="spellEnd"/>
-      <w:r>
-        <w:t xml:space="preserve"> </w:t>
-      </w:r>
-      <w:proofErr w:type="spellStart"/>
-      <w:r>
-        <w:t>значению</w:t>
-      </w:r>
-      <w:proofErr w:type="spellEnd"/>
-      <w:r>
-        <w:t xml:space="preserve"> </w:t>
-      </w:r>
-      <w:proofErr w:type="spellStart"/>
-      <w:r>
-        <w:t>целевой</w:t>
-      </w:r>
-      <w:proofErr w:type="spellEnd"/>
-      <w:r>
-        <w:t xml:space="preserve"> </w:t>
-      </w:r>
-      <w:proofErr w:type="spellStart"/>
-      <w:r>
-        <w:t>переменной</w:t>
-      </w:r>
-      <w:proofErr w:type="spellEnd"/>
-      <w:r>
-        <w:t xml:space="preserve"> </w:t>
-      </w:r>
-      <w:proofErr w:type="spellStart"/>
-      <w:r>
-        <w:t>по</w:t>
-      </w:r>
-      <w:proofErr w:type="spellEnd"/>
-      <w:r>
-        <w:t xml:space="preserve"> </w:t>
-      </w:r>
-      <w:proofErr w:type="spellStart"/>
-      <w:r>
-        <w:t>обучающему</w:t>
-      </w:r>
-      <w:proofErr w:type="spellEnd"/>
-      <w:r>
-        <w:t xml:space="preserve"> </w:t>
-      </w:r>
-      <w:proofErr w:type="spellStart"/>
-      <w:r>
-        <w:t>множеству</w:t>
-      </w:r>
-      <w:proofErr w:type="spellEnd"/>
-      <w:r>
-        <w:t xml:space="preserve"> </w:t>
+        <w:t xml:space="preserve"> — предсказывает константу, равную среднему значению целевой переменной по обучающему множеству </w:t>
       </w:r>
       <w:proofErr w:type="spellStart"/>
       <w:r>
@@ -25679,55 +28133,7 @@
       </w:r>
       <w:proofErr w:type="spellEnd"/>
       <w:r>
-        <w:t xml:space="preserve">; </w:t>
-      </w:r>
-      <w:proofErr w:type="spellStart"/>
-      <w:r>
-        <w:t>не</w:t>
-      </w:r>
-      <w:proofErr w:type="spellEnd"/>
-      <w:r>
-        <w:t xml:space="preserve"> </w:t>
-      </w:r>
-      <w:proofErr w:type="spellStart"/>
-      <w:r>
-        <w:t>использует</w:t>
-      </w:r>
-      <w:proofErr w:type="spellEnd"/>
-      <w:r>
-        <w:t xml:space="preserve"> </w:t>
-      </w:r>
-      <w:proofErr w:type="spellStart"/>
-      <w:r>
-        <w:t>ни</w:t>
-      </w:r>
-      <w:proofErr w:type="spellEnd"/>
-      <w:r>
-        <w:t xml:space="preserve"> </w:t>
-      </w:r>
-      <w:proofErr w:type="spellStart"/>
-      <w:r>
-        <w:t>физиологические</w:t>
-      </w:r>
-      <w:proofErr w:type="spellEnd"/>
-      <w:r>
-        <w:t xml:space="preserve"> </w:t>
-      </w:r>
-      <w:proofErr w:type="spellStart"/>
-      <w:r>
-        <w:t>сигналы</w:t>
-      </w:r>
-      <w:proofErr w:type="spellEnd"/>
-      <w:r>
-        <w:t xml:space="preserve">, </w:t>
-      </w:r>
-      <w:proofErr w:type="spellStart"/>
-      <w:r>
-        <w:t>ни</w:t>
-      </w:r>
-      <w:proofErr w:type="spellEnd"/>
-      <w:r>
-        <w:t xml:space="preserve"> </w:t>
+        <w:t xml:space="preserve">; не использует ни физиологические сигналы, ни </w:t>
       </w:r>
       <w:proofErr w:type="spellStart"/>
       <w:r>
@@ -25735,79 +28141,7 @@
       </w:r>
       <w:proofErr w:type="spellEnd"/>
       <w:r>
-        <w:t xml:space="preserve"> </w:t>
-      </w:r>
-      <w:proofErr w:type="spellStart"/>
-      <w:r>
-        <w:t>структуру</w:t>
-      </w:r>
-      <w:proofErr w:type="spellEnd"/>
-      <w:r>
-        <w:t xml:space="preserve"> </w:t>
-      </w:r>
-      <w:proofErr w:type="spellStart"/>
-      <w:r>
-        <w:t>теста</w:t>
-      </w:r>
-      <w:proofErr w:type="spellEnd"/>
-      <w:r>
-        <w:t xml:space="preserve">. </w:t>
-      </w:r>
-      <w:proofErr w:type="spellStart"/>
-      <w:r>
-        <w:t>Служит</w:t>
-      </w:r>
-      <w:proofErr w:type="spellEnd"/>
-      <w:r>
-        <w:t xml:space="preserve"> </w:t>
-      </w:r>
-      <w:proofErr w:type="spellStart"/>
-      <w:r>
-        <w:t>абсолютной</w:t>
-      </w:r>
-      <w:proofErr w:type="spellEnd"/>
-      <w:r>
-        <w:t xml:space="preserve"> </w:t>
-      </w:r>
-      <w:proofErr w:type="spellStart"/>
-      <w:r>
-        <w:t>нижней</w:t>
-      </w:r>
-      <w:proofErr w:type="spellEnd"/>
-      <w:r>
-        <w:t xml:space="preserve"> </w:t>
-      </w:r>
-      <w:proofErr w:type="spellStart"/>
-      <w:r>
-        <w:t>границей</w:t>
-      </w:r>
-      <w:proofErr w:type="spellEnd"/>
-      <w:r>
-        <w:t xml:space="preserve">: </w:t>
-      </w:r>
-      <w:proofErr w:type="spellStart"/>
-      <w:r>
-        <w:t>модель</w:t>
-      </w:r>
-      <w:proofErr w:type="spellEnd"/>
-      <w:r>
-        <w:t xml:space="preserve">, </w:t>
-      </w:r>
-      <w:proofErr w:type="spellStart"/>
-      <w:r>
-        <w:t>не</w:t>
-      </w:r>
-      <w:proofErr w:type="spellEnd"/>
-      <w:r>
-        <w:t xml:space="preserve"> </w:t>
-      </w:r>
-      <w:proofErr w:type="spellStart"/>
-      <w:r>
-        <w:t>превосходящая</w:t>
-      </w:r>
-      <w:proofErr w:type="spellEnd"/>
-      <w:r>
-        <w:t xml:space="preserve"> </w:t>
+        <w:t xml:space="preserve"> структуру теста. Служит абсолютной нижней границей: модель, не превосходящая </w:t>
       </w:r>
       <w:proofErr w:type="spellStart"/>
       <w:r>
@@ -25815,15 +28149,7 @@
       </w:r>
       <w:proofErr w:type="spellEnd"/>
       <w:r>
-        <w:t xml:space="preserve">, </w:t>
-      </w:r>
-      <w:proofErr w:type="spellStart"/>
-      <w:r>
-        <w:t>не</w:t>
-      </w:r>
-      <w:proofErr w:type="spellEnd"/>
-      <w:r>
-        <w:t xml:space="preserve"> извлекает никакой полезной информации.</w:t>
+        <w:t>, не извлекает никакой полезной информации.</w:t>
       </w:r>
     </w:p>
     <w:p>
@@ -25860,37 +28186,14 @@
         <w:ind w:firstLine="709"/>
       </w:pPr>
       <w:r>
-        <w:t xml:space="preserve">Обе базовые линии воспроизводились в рамках LOSO совместно с основным экспериментом. Превышение точности модели </w:t>
-      </w:r>
-      <w:proofErr w:type="spellStart"/>
-      <w:r>
-        <w:t>над</w:t>
-      </w:r>
-      <w:proofErr w:type="spellEnd"/>
-      <w:r>
-        <w:t xml:space="preserve"> </w:t>
-      </w:r>
-      <w:proofErr w:type="spellStart"/>
-      <w:r>
-        <w:t>соответствующей</w:t>
-      </w:r>
-      <w:proofErr w:type="spellEnd"/>
-      <w:r>
-        <w:t xml:space="preserve"> </w:t>
-      </w:r>
-      <w:proofErr w:type="spellStart"/>
-      <w:r>
-        <w:t>базовой</w:t>
-      </w:r>
-      <w:proofErr w:type="spellEnd"/>
-      <w:r>
-        <w:t xml:space="preserve"> линией количественно характеризует вклад физиологических сигналов в предсказание.</w:t>
+        <w:t>Обе базовые линии воспроизводились в рамках LOSO совместно с основным экспериментом. Превышение точности модели над соответствующей базовой линией количественно характеризует вклад физиологических сигналов в предсказание.</w:t>
       </w:r>
     </w:p>
     <w:p>
       <w:pPr>
         <w:pStyle w:val="21"/>
       </w:pPr>
+      <w:bookmarkStart w:id="57" w:name="_Toc229760421"/>
       <w:r>
         <w:t>2.</w:t>
       </w:r>
@@ -25903,6 +28206,7 @@
       <w:r>
         <w:t>Постобработка</w:t>
       </w:r>
+      <w:bookmarkEnd w:id="57"/>
     </w:p>
     <w:p>
       <w:pPr>
@@ -26786,13 +29090,8 @@
       <w:r>
         <w:t xml:space="preserve"> после фильтрации на полном тестовом множестве. </w:t>
       </w:r>
-      <w:proofErr w:type="spellStart"/>
-      <w:r>
-        <w:t>Эффект</w:t>
-      </w:r>
-      <w:proofErr w:type="spellEnd"/>
-      <w:r>
-        <w:t xml:space="preserve"> сглаживания количественно описывается показателем</w:t>
+      <w:r>
+        <w:t>Эффект сглаживания количественно описывается показателем</w:t>
       </w:r>
     </w:p>
     <w:p>
@@ -26939,6 +29238,7 @@
       <w:pPr>
         <w:pStyle w:val="21"/>
       </w:pPr>
+      <w:bookmarkStart w:id="58" w:name="_Toc229760422"/>
       <w:r>
         <w:t>2.</w:t>
       </w:r>
@@ -26958,13 +29258,18 @@
         <w:t>татистическ</w:t>
       </w:r>
       <w:r>
-        <w:t xml:space="preserve">ий анализ и интерпретация </w:t>
+        <w:t>ий анализ и интерпретация</w:t>
+      </w:r>
+      <w:bookmarkEnd w:id="58"/>
+      <w:r>
+        <w:t xml:space="preserve"> </w:t>
       </w:r>
     </w:p>
     <w:p>
       <w:pPr>
         <w:pStyle w:val="31"/>
       </w:pPr>
+      <w:bookmarkStart w:id="59" w:name="_Toc229760423"/>
       <w:r>
         <w:t>2.</w:t>
       </w:r>
@@ -26982,6 +29287,7 @@
       <w:r>
         <w:t xml:space="preserve"> с поправкой Холма</w:t>
       </w:r>
+      <w:bookmarkEnd w:id="59"/>
       <w:r>
         <w:t xml:space="preserve"> </w:t>
       </w:r>
@@ -27102,12 +29408,14 @@
       <w:pPr>
         <w:pStyle w:val="31"/>
       </w:pPr>
+      <w:bookmarkStart w:id="60" w:name="_Toc229760424"/>
       <w:r>
         <w:t xml:space="preserve">2.11.2 </w:t>
       </w:r>
       <w:r>
         <w:t>Сравнение независимых групп: критерий Манна–Уитни</w:t>
       </w:r>
+      <w:bookmarkEnd w:id="60"/>
     </w:p>
     <w:p>
       <w:pPr>
@@ -27158,6 +29466,7 @@
       <w:pPr>
         <w:pStyle w:val="31"/>
       </w:pPr>
+      <w:bookmarkStart w:id="61" w:name="_Toc229760425"/>
       <w:r>
         <w:t>2.11.</w:t>
       </w:r>
@@ -27170,6 +29479,7 @@
       <w:r>
         <w:t>Исключение абсолютных значение: критерий эквивалентности</w:t>
       </w:r>
+      <w:bookmarkEnd w:id="61"/>
     </w:p>
     <w:p>
       <w:pPr>
@@ -27325,15 +29635,7 @@
         </m:r>
       </m:oMath>
       <w:r>
-        <w:t xml:space="preserve"> (парный </w:t>
-      </w:r>
-      <w:proofErr w:type="spellStart"/>
-      <w:r>
-        <w:t>Уилкоксон</w:t>
-      </w:r>
-      <w:proofErr w:type="spellEnd"/>
-      <w:r>
-        <w:t xml:space="preserve"> на </w:t>
+        <w:t xml:space="preserve"> (парный Уилкоксон на </w:t>
       </w:r>
       <w:proofErr w:type="spellStart"/>
       <w:r>
@@ -27369,6 +29671,7 @@
       <w:r>
         <w:t xml:space="preserve">При нарушении хотя бы одного условия выносится вердикт «лучше </w:t>
       </w:r>
+      <w:proofErr w:type="spellStart"/>
       <w:r>
         <w:t>with</w:t>
       </w:r>
@@ -27378,6 +29681,7 @@
       <w:r>
         <w:t>abs</w:t>
       </w:r>
+      <w:proofErr w:type="spellEnd"/>
       <w:r>
         <w:t xml:space="preserve">» или «лучше </w:t>
       </w:r>
@@ -27418,6 +29722,7 @@
       <w:pPr>
         <w:pStyle w:val="31"/>
       </w:pPr>
+      <w:bookmarkStart w:id="62" w:name="_Toc229760426"/>
       <w:r>
         <w:t>2.11.</w:t>
       </w:r>
@@ -27453,6 +29758,7 @@
       <w:r>
         <w:t>)</w:t>
       </w:r>
+      <w:bookmarkEnd w:id="62"/>
     </w:p>
     <w:p>
       <w:pPr>
@@ -27508,6 +29814,7 @@
       <w:pPr>
         <w:pStyle w:val="31"/>
       </w:pPr>
+      <w:bookmarkStart w:id="63" w:name="_Toc229760427"/>
       <w:r>
         <w:t>2.11.</w:t>
       </w:r>
@@ -27520,6 +29827,7 @@
       <w:r>
         <w:t>Интерпретация модели: анализ важности признаков (SHAP)</w:t>
       </w:r>
+      <w:bookmarkEnd w:id="63"/>
     </w:p>
     <w:p>
       <w:pPr>
@@ -27645,21 +29953,1477 @@
         <w:widowControl w:val="0"/>
         <w:spacing w:before="0"/>
       </w:pPr>
-      <w:bookmarkStart w:id="39" w:name="_Toc228326066"/>
+      <w:bookmarkStart w:id="64" w:name="_Toc229760428"/>
       <w:r>
         <w:lastRenderedPageBreak/>
         <w:t>3 Результаты и обсуждения</w:t>
       </w:r>
-      <w:bookmarkEnd w:id="39"/>
+      <w:bookmarkEnd w:id="64"/>
     </w:p>
     <w:p>
       <w:pPr>
-        <w:spacing w:line="259" w:lineRule="auto"/>
-        <w:jc w:val="left"/>
-      </w:pPr>
-      <w:r>
-        <w:t>Дописать, после обработки</w:t>
-      </w:r>
+        <w:pStyle w:val="21"/>
+      </w:pPr>
+      <w:r>
+        <w:t>3.</w:t>
+      </w:r>
+      <w:r>
+        <w:t xml:space="preserve">1 </w:t>
+      </w:r>
+      <w:r>
+        <w:t>Сводный рейтинг моделей</w:t>
+      </w:r>
+    </w:p>
+    <w:p>
+      <w:pPr>
+        <w:widowControl w:val="0"/>
+        <w:spacing w:after="0"/>
+        <w:ind w:firstLine="709"/>
+      </w:pPr>
+      <w:r>
+        <w:t xml:space="preserve">В </w:t>
+      </w:r>
+      <w:proofErr w:type="spellStart"/>
+      <w:r>
+        <w:t>данном</w:t>
+      </w:r>
+      <w:proofErr w:type="spellEnd"/>
+      <w:r>
+        <w:t xml:space="preserve"> </w:t>
+      </w:r>
+      <w:proofErr w:type="spellStart"/>
+      <w:r>
+        <w:t>подразделе</w:t>
+      </w:r>
+      <w:proofErr w:type="spellEnd"/>
+      <w:r>
+        <w:t xml:space="preserve"> </w:t>
+      </w:r>
+      <w:proofErr w:type="spellStart"/>
+      <w:r>
+        <w:t>приведены</w:t>
+      </w:r>
+      <w:proofErr w:type="spellEnd"/>
+      <w:r>
+        <w:t xml:space="preserve"> </w:t>
+      </w:r>
+      <w:proofErr w:type="spellStart"/>
+      <w:r>
+        <w:t>количественные</w:t>
+      </w:r>
+      <w:proofErr w:type="spellEnd"/>
+      <w:r>
+        <w:t xml:space="preserve"> </w:t>
+      </w:r>
+      <w:proofErr w:type="spellStart"/>
+      <w:r>
+        <w:t>результаты</w:t>
+      </w:r>
+      <w:proofErr w:type="spellEnd"/>
+      <w:r>
+        <w:t xml:space="preserve"> </w:t>
+      </w:r>
+      <w:proofErr w:type="spellStart"/>
+      <w:r>
+        <w:t>широкого</w:t>
+      </w:r>
+      <w:proofErr w:type="spellEnd"/>
+      <w:r>
+        <w:t xml:space="preserve"> перебора, описанного в разделе 2.8.4: единое линейное семейство и девять </w:t>
+      </w:r>
+      <w:proofErr w:type="spellStart"/>
+      <w:r>
+        <w:t>нейросетевых</w:t>
+      </w:r>
+      <w:proofErr w:type="spellEnd"/>
+      <w:r>
+        <w:t xml:space="preserve"> архитектур, обучены раздельно для двух целевых переменных — </w:t>
+      </w:r>
+      <w:proofErr w:type="spellStart"/>
+      <w:r>
+        <w:t>лактатных</w:t>
+      </w:r>
+      <w:proofErr w:type="spellEnd"/>
+      <w:r>
+        <w:t xml:space="preserve"> порогов LT1 и LT2 — на пяти модальностях признаков и в двух вариантах состава (</w:t>
+      </w:r>
+      <w:proofErr w:type="spellStart"/>
+      <w:r>
+        <w:t>with_abs</w:t>
+      </w:r>
+      <w:proofErr w:type="spellEnd"/>
+      <w:r>
+        <w:t xml:space="preserve"> — с абсолютными признаками; </w:t>
+      </w:r>
+      <w:proofErr w:type="spellStart"/>
+      <w:r>
+        <w:t>noabs</w:t>
+      </w:r>
+      <w:proofErr w:type="spellEnd"/>
+      <w:r>
+        <w:t xml:space="preserve"> — без абсолютных признаков). Все метрики получены в рамках кросс-</w:t>
+      </w:r>
+      <w:proofErr w:type="spellStart"/>
+      <w:r>
+        <w:t>валидации</w:t>
+      </w:r>
+      <w:proofErr w:type="spellEnd"/>
+      <w:r>
+        <w:t xml:space="preserve"> с исключением одного испытуемого (</w:t>
+      </w:r>
+      <w:proofErr w:type="spellStart"/>
+      <w:r>
+        <w:t>leave-one-subject-out</w:t>
+      </w:r>
+      <w:proofErr w:type="spellEnd"/>
+      <w:r>
+        <w:t>, LOSO) на n = 18 испытуемых (раздел 2.8.5) и приведены к субъект-взвешенной медианной средней абсолютной ошибке (</w:t>
+      </w:r>
+      <w:proofErr w:type="spellStart"/>
+      <w:r>
+        <w:t>mean</w:t>
+      </w:r>
+      <w:proofErr w:type="spellEnd"/>
+      <w:r>
+        <w:t xml:space="preserve"> </w:t>
+      </w:r>
+      <w:proofErr w:type="spellStart"/>
+      <w:r>
+        <w:t>absolute</w:t>
+      </w:r>
+      <w:proofErr w:type="spellEnd"/>
+      <w:r>
+        <w:t xml:space="preserve"> </w:t>
+      </w:r>
+      <w:proofErr w:type="spellStart"/>
+      <w:r>
+        <w:t>error</w:t>
+      </w:r>
+      <w:proofErr w:type="spellEnd"/>
+      <w:r>
+        <w:t>, MAE) в минутах (раздел 2.9.1). В работе используются три дополняющих представления MAE: субъект-взвешенная медианная MAE (</w:t>
+      </w:r>
+      <w:proofErr w:type="spellStart"/>
+      <w:r>
+        <w:t>median</w:t>
+      </w:r>
+      <w:proofErr w:type="spellEnd"/>
+      <w:r>
+        <w:t xml:space="preserve"> </w:t>
+      </w:r>
+      <w:proofErr w:type="spellStart"/>
+      <w:r>
+        <w:t>per-subject</w:t>
+      </w:r>
+      <w:proofErr w:type="spellEnd"/>
+      <w:r>
+        <w:t xml:space="preserve"> MAE; основная метрика </w:t>
+      </w:r>
+      <w:proofErr w:type="spellStart"/>
+      <w:r>
+        <w:t>рейтингования</w:t>
+      </w:r>
+      <w:proofErr w:type="spellEnd"/>
+      <w:r>
+        <w:t>), медиана |</w:t>
+      </w:r>
+      <w:proofErr w:type="spellStart"/>
+      <w:r>
+        <w:t>err</w:t>
+      </w:r>
+      <w:proofErr w:type="spellEnd"/>
+      <w:r>
+        <w:t>| по окнам (</w:t>
+      </w:r>
+      <w:proofErr w:type="spellStart"/>
+      <w:r>
+        <w:t>window-median</w:t>
+      </w:r>
+      <w:proofErr w:type="spellEnd"/>
+      <w:r>
+        <w:t xml:space="preserve"> MAE) и </w:t>
+      </w:r>
+      <w:proofErr w:type="spellStart"/>
+      <w:r>
+        <w:t>raw</w:t>
+      </w:r>
+      <w:proofErr w:type="spellEnd"/>
+      <w:r>
+        <w:t xml:space="preserve"> </w:t>
+      </w:r>
+      <w:proofErr w:type="spellStart"/>
+      <w:r>
+        <w:t>window-weighted</w:t>
+      </w:r>
+      <w:proofErr w:type="spellEnd"/>
+      <w:r>
+        <w:t xml:space="preserve"> MAE (среднее по всем окнам без </w:t>
+      </w:r>
+      <w:proofErr w:type="spellStart"/>
+      <w:r>
+        <w:t>межсубъектного</w:t>
+      </w:r>
+      <w:proofErr w:type="spellEnd"/>
+      <w:r>
+        <w:t xml:space="preserve"> выравнивания). Коэффициент детерминации (R²) и ранговая корреляция </w:t>
+      </w:r>
+      <w:proofErr w:type="spellStart"/>
+      <w:r>
+        <w:t>Спирмена</w:t>
+      </w:r>
+      <w:proofErr w:type="spellEnd"/>
+      <w:r>
+        <w:t xml:space="preserve"> (ρ) вычислены согласно разделам 2.9.2 и 2.9.3 соответственно.</w:t>
+      </w:r>
+    </w:p>
+    <w:p>
+      <w:pPr>
+        <w:widowControl w:val="0"/>
+        <w:spacing w:after="0"/>
+        <w:ind w:firstLine="709"/>
+      </w:pPr>
+      <w:r>
+        <w:t xml:space="preserve">Главная сводка результатов представлена в таблице 3.1. Для каждой целевой переменной в неё включены три позиции: победитель в абсолютных метриках, </w:t>
+      </w:r>
+      <w:proofErr w:type="spellStart"/>
+      <w:r>
+        <w:t>мультимодальный</w:t>
+      </w:r>
+      <w:proofErr w:type="spellEnd"/>
+      <w:r>
+        <w:t xml:space="preserve"> аналог (на полном наборе признаков электромиографии (ЭМГ, EMG), ближней инфракрасной спектрометрии (NIRS) и вариабельности сердечного ритма (ВСР, HRV) — далее EMG+NIRS+HRV) и лучшая </w:t>
+      </w:r>
+      <w:proofErr w:type="spellStart"/>
+      <w:r>
+        <w:t>нейросетевая</w:t>
+      </w:r>
+      <w:proofErr w:type="spellEnd"/>
+      <w:r>
+        <w:t xml:space="preserve"> конфигурация.</w:t>
+      </w:r>
+    </w:p>
+    <w:p>
+      <w:pPr>
+        <w:pStyle w:val="ad"/>
+      </w:pPr>
+      <w:r>
+        <w:t>Таблица 3.</w:t>
+      </w:r>
+      <w:r>
+        <w:t xml:space="preserve">1. </w:t>
+      </w:r>
+      <w:r>
+        <w:t>Ключевые конфигурации по каждой целевой переменной</w:t>
+      </w:r>
+    </w:p>
+    <w:tbl>
+      <w:tblPr>
+        <w:tblStyle w:val="Table"/>
+        <w:tblW w:w="5000" w:type="pct"/>
+        <w:tblBorders>
+          <w:top w:val="single" w:sz="4" w:space="0" w:color="auto"/>
+          <w:left w:val="single" w:sz="4" w:space="0" w:color="auto"/>
+          <w:bottom w:val="single" w:sz="4" w:space="0" w:color="auto"/>
+          <w:right w:val="single" w:sz="4" w:space="0" w:color="auto"/>
+          <w:insideH w:val="single" w:sz="4" w:space="0" w:color="auto"/>
+          <w:insideV w:val="single" w:sz="4" w:space="0" w:color="auto"/>
+        </w:tblBorders>
+        <w:tblLayout w:type="fixed"/>
+        <w:tblLook w:val="0020" w:firstRow="1" w:lastRow="0" w:firstColumn="0" w:lastColumn="0" w:noHBand="0" w:noVBand="0"/>
+      </w:tblPr>
+      <w:tblGrid>
+        <w:gridCol w:w="1168"/>
+        <w:gridCol w:w="2655"/>
+        <w:gridCol w:w="2268"/>
+        <w:gridCol w:w="1502"/>
+        <w:gridCol w:w="876"/>
+        <w:gridCol w:w="876"/>
+      </w:tblGrid>
+      <w:tr>
+        <w:trPr>
+          <w:cnfStyle w:val="100000000000" w:firstRow="1" w:lastRow="0" w:firstColumn="0" w:lastColumn="0" w:oddVBand="0" w:evenVBand="0" w:oddHBand="0" w:evenHBand="0" w:firstRowFirstColumn="0" w:firstRowLastColumn="0" w:lastRowFirstColumn="0" w:lastRowLastColumn="0"/>
+          <w:tblHeader/>
+        </w:trPr>
+        <w:tc>
+          <w:tcPr>
+            <w:tcW w:w="1168" w:type="dxa"/>
+          </w:tcPr>
+          <w:p>
+            <w:pPr>
+              <w:pStyle w:val="aa"/>
+              <w:jc w:val="center"/>
+              <w:rPr>
+                <w:b/>
+                <w:bCs/>
+              </w:rPr>
+            </w:pPr>
+            <w:proofErr w:type="spellStart"/>
+            <w:r>
+              <w:rPr>
+                <w:b/>
+                <w:bCs/>
+              </w:rPr>
+              <w:t>Таргет</w:t>
+            </w:r>
+            <w:proofErr w:type="spellEnd"/>
+          </w:p>
+        </w:tc>
+        <w:tc>
+          <w:tcPr>
+            <w:tcW w:w="2655" w:type="dxa"/>
+          </w:tcPr>
+          <w:p>
+            <w:pPr>
+              <w:pStyle w:val="aa"/>
+              <w:jc w:val="center"/>
+              <w:rPr>
+                <w:b/>
+                <w:bCs/>
+              </w:rPr>
+            </w:pPr>
+            <w:proofErr w:type="spellStart"/>
+            <w:r>
+              <w:rPr>
+                <w:b/>
+                <w:bCs/>
+              </w:rPr>
+              <w:t>Модель</w:t>
+            </w:r>
+            <w:proofErr w:type="spellEnd"/>
+          </w:p>
+        </w:tc>
+        <w:tc>
+          <w:tcPr>
+            <w:tcW w:w="2268" w:type="dxa"/>
+          </w:tcPr>
+          <w:p>
+            <w:pPr>
+              <w:pStyle w:val="aa"/>
+              <w:jc w:val="center"/>
+              <w:rPr>
+                <w:b/>
+                <w:bCs/>
+              </w:rPr>
+            </w:pPr>
+            <w:proofErr w:type="spellStart"/>
+            <w:r>
+              <w:rPr>
+                <w:b/>
+                <w:bCs/>
+              </w:rPr>
+              <w:t>Модальность</w:t>
+            </w:r>
+            <w:proofErr w:type="spellEnd"/>
+            <w:r>
+              <w:rPr>
+                <w:b/>
+                <w:bCs/>
+              </w:rPr>
+              <w:t xml:space="preserve">, </w:t>
+            </w:r>
+            <w:proofErr w:type="spellStart"/>
+            <w:r>
+              <w:rPr>
+                <w:b/>
+                <w:bCs/>
+              </w:rPr>
+              <w:t>вариант</w:t>
+            </w:r>
+            <w:proofErr w:type="spellEnd"/>
+          </w:p>
+        </w:tc>
+        <w:tc>
+          <w:tcPr>
+            <w:tcW w:w="1502" w:type="dxa"/>
+          </w:tcPr>
+          <w:p>
+            <w:pPr>
+              <w:pStyle w:val="aa"/>
+              <w:jc w:val="center"/>
+              <w:rPr>
+                <w:b/>
+                <w:bCs/>
+              </w:rPr>
+            </w:pPr>
+            <w:proofErr w:type="spellStart"/>
+            <w:r>
+              <w:rPr>
+                <w:b/>
+                <w:bCs/>
+              </w:rPr>
+              <w:t>MAE_med</w:t>
+            </w:r>
+            <w:proofErr w:type="spellEnd"/>
+            <w:r>
+              <w:rPr>
+                <w:b/>
+                <w:bCs/>
+              </w:rPr>
+              <w:t xml:space="preserve">, </w:t>
+            </w:r>
+            <w:proofErr w:type="spellStart"/>
+            <w:r>
+              <w:rPr>
+                <w:b/>
+                <w:bCs/>
+              </w:rPr>
+              <w:t>мин</w:t>
+            </w:r>
+            <w:proofErr w:type="spellEnd"/>
+          </w:p>
+        </w:tc>
+        <w:tc>
+          <w:tcPr>
+            <w:tcW w:w="876" w:type="dxa"/>
+          </w:tcPr>
+          <w:p>
+            <w:pPr>
+              <w:pStyle w:val="aa"/>
+              <w:jc w:val="center"/>
+              <w:rPr>
+                <w:b/>
+                <w:bCs/>
+              </w:rPr>
+            </w:pPr>
+            <w:r>
+              <w:rPr>
+                <w:b/>
+                <w:bCs/>
+              </w:rPr>
+              <w:t>ρ</w:t>
+            </w:r>
+          </w:p>
+        </w:tc>
+        <w:tc>
+          <w:tcPr>
+            <w:tcW w:w="876" w:type="dxa"/>
+          </w:tcPr>
+          <w:p>
+            <w:pPr>
+              <w:pStyle w:val="aa"/>
+              <w:jc w:val="center"/>
+              <w:rPr>
+                <w:b/>
+                <w:bCs/>
+              </w:rPr>
+            </w:pPr>
+            <w:r>
+              <w:rPr>
+                <w:b/>
+                <w:bCs/>
+              </w:rPr>
+              <w:t>R²</w:t>
+            </w:r>
+          </w:p>
+        </w:tc>
+      </w:tr>
+      <w:tr>
+        <w:tc>
+          <w:tcPr>
+            <w:tcW w:w="1168" w:type="dxa"/>
+          </w:tcPr>
+          <w:p>
+            <w:pPr>
+              <w:pStyle w:val="aa"/>
+            </w:pPr>
+            <w:r>
+              <w:t>LT2</w:t>
+            </w:r>
+          </w:p>
+        </w:tc>
+        <w:tc>
+          <w:tcPr>
+            <w:tcW w:w="2655" w:type="dxa"/>
+          </w:tcPr>
+          <w:p>
+            <w:pPr>
+              <w:pStyle w:val="aa"/>
+            </w:pPr>
+            <w:r>
+              <w:t>Ridge (</w:t>
+            </w:r>
+            <w:proofErr w:type="spellStart"/>
+            <w:r>
+              <w:t>линейное</w:t>
+            </w:r>
+            <w:proofErr w:type="spellEnd"/>
+            <w:r>
+              <w:t xml:space="preserve"> </w:t>
+            </w:r>
+            <w:proofErr w:type="spellStart"/>
+            <w:r>
+              <w:t>семейство</w:t>
+            </w:r>
+            <w:proofErr w:type="spellEnd"/>
+            <w:r>
+              <w:t>)</w:t>
+            </w:r>
+          </w:p>
+        </w:tc>
+        <w:tc>
+          <w:tcPr>
+            <w:tcW w:w="2268" w:type="dxa"/>
+          </w:tcPr>
+          <w:p>
+            <w:pPr>
+              <w:pStyle w:val="aa"/>
+            </w:pPr>
+            <w:r>
+              <w:t xml:space="preserve">HRV, </w:t>
+            </w:r>
+            <w:proofErr w:type="spellStart"/>
+            <w:r>
+              <w:t>with_abs</w:t>
+            </w:r>
+            <w:proofErr w:type="spellEnd"/>
+          </w:p>
+        </w:tc>
+        <w:tc>
+          <w:tcPr>
+            <w:tcW w:w="1502" w:type="dxa"/>
+          </w:tcPr>
+          <w:p>
+            <w:pPr>
+              <w:pStyle w:val="aa"/>
+            </w:pPr>
+            <w:r>
+              <w:t>1,90</w:t>
+            </w:r>
+          </w:p>
+        </w:tc>
+        <w:tc>
+          <w:tcPr>
+            <w:tcW w:w="876" w:type="dxa"/>
+          </w:tcPr>
+          <w:p>
+            <w:pPr>
+              <w:pStyle w:val="aa"/>
+            </w:pPr>
+            <w:r>
+              <w:t>0,91</w:t>
+            </w:r>
+          </w:p>
+        </w:tc>
+        <w:tc>
+          <w:tcPr>
+            <w:tcW w:w="876" w:type="dxa"/>
+          </w:tcPr>
+          <w:p>
+            <w:pPr>
+              <w:pStyle w:val="aa"/>
+            </w:pPr>
+            <w:r>
+              <w:t>0,82</w:t>
+            </w:r>
+          </w:p>
+        </w:tc>
+      </w:tr>
+      <w:tr>
+        <w:tc>
+          <w:tcPr>
+            <w:tcW w:w="1168" w:type="dxa"/>
+          </w:tcPr>
+          <w:p>
+            <w:pPr>
+              <w:pStyle w:val="aa"/>
+            </w:pPr>
+            <w:r>
+              <w:t>LT2</w:t>
+            </w:r>
+          </w:p>
+        </w:tc>
+        <w:tc>
+          <w:tcPr>
+            <w:tcW w:w="2655" w:type="dxa"/>
+          </w:tcPr>
+          <w:p>
+            <w:pPr>
+              <w:pStyle w:val="aa"/>
+            </w:pPr>
+            <w:proofErr w:type="spellStart"/>
+            <w:r>
+              <w:t>ElasticNet</w:t>
+            </w:r>
+            <w:proofErr w:type="spellEnd"/>
+            <w:r>
+              <w:t xml:space="preserve"> (</w:t>
+            </w:r>
+            <w:proofErr w:type="spellStart"/>
+            <w:r>
+              <w:t>линейное</w:t>
+            </w:r>
+            <w:proofErr w:type="spellEnd"/>
+            <w:r>
+              <w:t xml:space="preserve"> </w:t>
+            </w:r>
+            <w:proofErr w:type="spellStart"/>
+            <w:r>
+              <w:t>семейство</w:t>
+            </w:r>
+            <w:proofErr w:type="spellEnd"/>
+            <w:r>
+              <w:t>)</w:t>
+            </w:r>
+          </w:p>
+        </w:tc>
+        <w:tc>
+          <w:tcPr>
+            <w:tcW w:w="2268" w:type="dxa"/>
+          </w:tcPr>
+          <w:p>
+            <w:pPr>
+              <w:pStyle w:val="aa"/>
+            </w:pPr>
+            <w:r>
+              <w:t xml:space="preserve">EMG+NIRS+HRV, </w:t>
+            </w:r>
+            <w:proofErr w:type="spellStart"/>
+            <w:r>
+              <w:t>with_abs</w:t>
+            </w:r>
+            <w:proofErr w:type="spellEnd"/>
+          </w:p>
+        </w:tc>
+        <w:tc>
+          <w:tcPr>
+            <w:tcW w:w="1502" w:type="dxa"/>
+          </w:tcPr>
+          <w:p>
+            <w:pPr>
+              <w:pStyle w:val="aa"/>
+            </w:pPr>
+            <w:r>
+              <w:t>1,91</w:t>
+            </w:r>
+          </w:p>
+        </w:tc>
+        <w:tc>
+          <w:tcPr>
+            <w:tcW w:w="876" w:type="dxa"/>
+          </w:tcPr>
+          <w:p>
+            <w:pPr>
+              <w:pStyle w:val="aa"/>
+            </w:pPr>
+            <w:r>
+              <w:t>0,91</w:t>
+            </w:r>
+          </w:p>
+        </w:tc>
+        <w:tc>
+          <w:tcPr>
+            <w:tcW w:w="876" w:type="dxa"/>
+          </w:tcPr>
+          <w:p>
+            <w:pPr>
+              <w:pStyle w:val="aa"/>
+            </w:pPr>
+            <w:r>
+              <w:t>0,83</w:t>
+            </w:r>
+          </w:p>
+        </w:tc>
+      </w:tr>
+      <w:tr>
+        <w:tc>
+          <w:tcPr>
+            <w:tcW w:w="1168" w:type="dxa"/>
+          </w:tcPr>
+          <w:p>
+            <w:pPr>
+              <w:pStyle w:val="aa"/>
+            </w:pPr>
+            <w:r>
+              <w:t>LT2</w:t>
+            </w:r>
+          </w:p>
+        </w:tc>
+        <w:tc>
+          <w:tcPr>
+            <w:tcW w:w="2655" w:type="dxa"/>
+          </w:tcPr>
+          <w:p>
+            <w:pPr>
+              <w:pStyle w:val="aa"/>
+            </w:pPr>
+            <w:proofErr w:type="spellStart"/>
+            <w:r>
+              <w:t>ансамбль</w:t>
+            </w:r>
+            <w:proofErr w:type="spellEnd"/>
+            <w:r>
+              <w:t xml:space="preserve"> (</w:t>
+            </w:r>
+            <w:proofErr w:type="spellStart"/>
+            <w:r>
+              <w:t>вейвлет</w:t>
+            </w:r>
+            <w:proofErr w:type="spellEnd"/>
+            <w:r>
+              <w:t xml:space="preserve">-TCN + </w:t>
+            </w:r>
+            <w:proofErr w:type="spellStart"/>
+            <w:r>
+              <w:t>ElasticNet</w:t>
+            </w:r>
+            <w:proofErr w:type="spellEnd"/>
+            <w:r>
+              <w:t>)</w:t>
+            </w:r>
+          </w:p>
+        </w:tc>
+        <w:tc>
+          <w:tcPr>
+            <w:tcW w:w="2268" w:type="dxa"/>
+          </w:tcPr>
+          <w:p>
+            <w:pPr>
+              <w:pStyle w:val="aa"/>
+            </w:pPr>
+            <w:r>
+              <w:t xml:space="preserve">EMG+NIRS+HRV, </w:t>
+            </w:r>
+            <w:proofErr w:type="spellStart"/>
+            <w:r>
+              <w:t>with_abs</w:t>
+            </w:r>
+            <w:proofErr w:type="spellEnd"/>
+          </w:p>
+        </w:tc>
+        <w:tc>
+          <w:tcPr>
+            <w:tcW w:w="1502" w:type="dxa"/>
+          </w:tcPr>
+          <w:p>
+            <w:pPr>
+              <w:pStyle w:val="aa"/>
+            </w:pPr>
+            <w:r>
+              <w:t>2,38</w:t>
+            </w:r>
+          </w:p>
+        </w:tc>
+        <w:tc>
+          <w:tcPr>
+            <w:tcW w:w="876" w:type="dxa"/>
+          </w:tcPr>
+          <w:p>
+            <w:pPr>
+              <w:pStyle w:val="aa"/>
+            </w:pPr>
+            <w:r>
+              <w:t>0,85</w:t>
+            </w:r>
+          </w:p>
+        </w:tc>
+        <w:tc>
+          <w:tcPr>
+            <w:tcW w:w="876" w:type="dxa"/>
+          </w:tcPr>
+          <w:p>
+            <w:pPr>
+              <w:pStyle w:val="aa"/>
+            </w:pPr>
+            <w:r>
+              <w:t>0,57</w:t>
+            </w:r>
+          </w:p>
+        </w:tc>
+      </w:tr>
+      <w:tr>
+        <w:tc>
+          <w:tcPr>
+            <w:tcW w:w="1168" w:type="dxa"/>
+          </w:tcPr>
+          <w:p>
+            <w:pPr>
+              <w:pStyle w:val="aa"/>
+            </w:pPr>
+            <w:r>
+              <w:t>LT1</w:t>
+            </w:r>
+          </w:p>
+        </w:tc>
+        <w:tc>
+          <w:tcPr>
+            <w:tcW w:w="2655" w:type="dxa"/>
+          </w:tcPr>
+          <w:p>
+            <w:pPr>
+              <w:pStyle w:val="aa"/>
+            </w:pPr>
+            <w:r>
+              <w:t>SVR (</w:t>
+            </w:r>
+            <w:proofErr w:type="spellStart"/>
+            <w:r>
+              <w:t>линейное</w:t>
+            </w:r>
+            <w:proofErr w:type="spellEnd"/>
+            <w:r>
+              <w:t xml:space="preserve"> </w:t>
+            </w:r>
+            <w:proofErr w:type="spellStart"/>
+            <w:r>
+              <w:t>семейство</w:t>
+            </w:r>
+            <w:proofErr w:type="spellEnd"/>
+            <w:r>
+              <w:t>)</w:t>
+            </w:r>
+          </w:p>
+        </w:tc>
+        <w:tc>
+          <w:tcPr>
+            <w:tcW w:w="2268" w:type="dxa"/>
+          </w:tcPr>
+          <w:p>
+            <w:pPr>
+              <w:pStyle w:val="aa"/>
+            </w:pPr>
+            <w:r>
+              <w:t xml:space="preserve">EMG+NIRS, </w:t>
+            </w:r>
+            <w:proofErr w:type="spellStart"/>
+            <w:r>
+              <w:t>with_abs</w:t>
+            </w:r>
+            <w:proofErr w:type="spellEnd"/>
+          </w:p>
+        </w:tc>
+        <w:tc>
+          <w:tcPr>
+            <w:tcW w:w="1502" w:type="dxa"/>
+          </w:tcPr>
+          <w:p>
+            <w:pPr>
+              <w:pStyle w:val="aa"/>
+            </w:pPr>
+            <w:r>
+              <w:t>2,11</w:t>
+            </w:r>
+          </w:p>
+        </w:tc>
+        <w:tc>
+          <w:tcPr>
+            <w:tcW w:w="876" w:type="dxa"/>
+          </w:tcPr>
+          <w:p>
+            <w:pPr>
+              <w:pStyle w:val="aa"/>
+            </w:pPr>
+            <w:r>
+              <w:t>0,74</w:t>
+            </w:r>
+          </w:p>
+        </w:tc>
+        <w:tc>
+          <w:tcPr>
+            <w:tcW w:w="876" w:type="dxa"/>
+          </w:tcPr>
+          <w:p>
+            <w:pPr>
+              <w:pStyle w:val="aa"/>
+            </w:pPr>
+            <w:r>
+              <w:t>0,52</w:t>
+            </w:r>
+          </w:p>
+        </w:tc>
+      </w:tr>
+      <w:tr>
+        <w:tc>
+          <w:tcPr>
+            <w:tcW w:w="1168" w:type="dxa"/>
+          </w:tcPr>
+          <w:p>
+            <w:pPr>
+              <w:pStyle w:val="aa"/>
+            </w:pPr>
+            <w:r>
+              <w:lastRenderedPageBreak/>
+              <w:t>LT1</w:t>
+            </w:r>
+          </w:p>
+        </w:tc>
+        <w:tc>
+          <w:tcPr>
+            <w:tcW w:w="2655" w:type="dxa"/>
+          </w:tcPr>
+          <w:p>
+            <w:pPr>
+              <w:pStyle w:val="aa"/>
+            </w:pPr>
+            <w:r>
+              <w:t>SVR (</w:t>
+            </w:r>
+            <w:proofErr w:type="spellStart"/>
+            <w:r>
+              <w:t>линейное</w:t>
+            </w:r>
+            <w:proofErr w:type="spellEnd"/>
+            <w:r>
+              <w:t xml:space="preserve"> </w:t>
+            </w:r>
+            <w:proofErr w:type="spellStart"/>
+            <w:r>
+              <w:t>семейство</w:t>
+            </w:r>
+            <w:proofErr w:type="spellEnd"/>
+            <w:r>
+              <w:t>)</w:t>
+            </w:r>
+          </w:p>
+        </w:tc>
+        <w:tc>
+          <w:tcPr>
+            <w:tcW w:w="2268" w:type="dxa"/>
+          </w:tcPr>
+          <w:p>
+            <w:pPr>
+              <w:pStyle w:val="aa"/>
+            </w:pPr>
+            <w:r>
+              <w:t xml:space="preserve">EMG+NIRS+HRV, </w:t>
+            </w:r>
+            <w:proofErr w:type="spellStart"/>
+            <w:r>
+              <w:t>with_abs</w:t>
+            </w:r>
+            <w:proofErr w:type="spellEnd"/>
+          </w:p>
+        </w:tc>
+        <w:tc>
+          <w:tcPr>
+            <w:tcW w:w="1502" w:type="dxa"/>
+          </w:tcPr>
+          <w:p>
+            <w:pPr>
+              <w:pStyle w:val="aa"/>
+            </w:pPr>
+            <w:r>
+              <w:t>2,23</w:t>
+            </w:r>
+          </w:p>
+        </w:tc>
+        <w:tc>
+          <w:tcPr>
+            <w:tcW w:w="876" w:type="dxa"/>
+          </w:tcPr>
+          <w:p>
+            <w:pPr>
+              <w:pStyle w:val="aa"/>
+            </w:pPr>
+            <w:r>
+              <w:t>0,79</w:t>
+            </w:r>
+          </w:p>
+        </w:tc>
+        <w:tc>
+          <w:tcPr>
+            <w:tcW w:w="876" w:type="dxa"/>
+          </w:tcPr>
+          <w:p>
+            <w:pPr>
+              <w:pStyle w:val="aa"/>
+            </w:pPr>
+            <w:r>
+              <w:t>0,57</w:t>
+            </w:r>
+          </w:p>
+        </w:tc>
+      </w:tr>
+      <w:tr>
+        <w:tc>
+          <w:tcPr>
+            <w:tcW w:w="1168" w:type="dxa"/>
+          </w:tcPr>
+          <w:p>
+            <w:pPr>
+              <w:pStyle w:val="aa"/>
+            </w:pPr>
+            <w:r>
+              <w:t>LT1</w:t>
+            </w:r>
+          </w:p>
+        </w:tc>
+        <w:tc>
+          <w:tcPr>
+            <w:tcW w:w="2655" w:type="dxa"/>
+          </w:tcPr>
+          <w:p>
+            <w:pPr>
+              <w:pStyle w:val="aa"/>
+            </w:pPr>
+            <w:proofErr w:type="spellStart"/>
+            <w:r>
+              <w:t>ансамбль</w:t>
+            </w:r>
+            <w:proofErr w:type="spellEnd"/>
+            <w:r>
+              <w:t xml:space="preserve"> (</w:t>
+            </w:r>
+            <w:proofErr w:type="spellStart"/>
+            <w:r>
+              <w:t>вейвлет</w:t>
+            </w:r>
+            <w:proofErr w:type="spellEnd"/>
+            <w:r>
+              <w:t xml:space="preserve">-TCN + </w:t>
+            </w:r>
+            <w:proofErr w:type="spellStart"/>
+            <w:r>
+              <w:t>ElasticNet</w:t>
+            </w:r>
+            <w:proofErr w:type="spellEnd"/>
+            <w:r>
+              <w:t>)</w:t>
+            </w:r>
+          </w:p>
+        </w:tc>
+        <w:tc>
+          <w:tcPr>
+            <w:tcW w:w="2268" w:type="dxa"/>
+          </w:tcPr>
+          <w:p>
+            <w:pPr>
+              <w:pStyle w:val="aa"/>
+            </w:pPr>
+            <w:r>
+              <w:t xml:space="preserve">EMG+NIRS+HRV, </w:t>
+            </w:r>
+            <w:proofErr w:type="spellStart"/>
+            <w:r>
+              <w:t>noabs</w:t>
+            </w:r>
+            <w:proofErr w:type="spellEnd"/>
+          </w:p>
+        </w:tc>
+        <w:tc>
+          <w:tcPr>
+            <w:tcW w:w="1502" w:type="dxa"/>
+          </w:tcPr>
+          <w:p>
+            <w:pPr>
+              <w:pStyle w:val="aa"/>
+            </w:pPr>
+            <w:r>
+              <w:t>2,71</w:t>
+            </w:r>
+          </w:p>
+        </w:tc>
+        <w:tc>
+          <w:tcPr>
+            <w:tcW w:w="876" w:type="dxa"/>
+          </w:tcPr>
+          <w:p>
+            <w:pPr>
+              <w:pStyle w:val="aa"/>
+            </w:pPr>
+            <w:r>
+              <w:t>0,78</w:t>
+            </w:r>
+          </w:p>
+        </w:tc>
+        <w:tc>
+          <w:tcPr>
+            <w:tcW w:w="876" w:type="dxa"/>
+          </w:tcPr>
+          <w:p>
+            <w:pPr>
+              <w:pStyle w:val="aa"/>
+            </w:pPr>
+            <w:r>
+              <w:t>0,17</w:t>
+            </w:r>
+          </w:p>
+        </w:tc>
+      </w:tr>
+    </w:tbl>
+    <w:p/>
+    <w:p>
+      <w:r>
+        <w:t xml:space="preserve">Из таблицы 3.1 следует, что лучший достигнутый показатель по </w:t>
+      </w:r>
+      <w:r>
+        <w:t>LT</w:t>
+      </w:r>
+      <w:r>
+        <w:t xml:space="preserve">2 — субъект-взвешенная медианная </w:t>
+      </w:r>
+      <w:r>
+        <w:t>MAE</w:t>
+      </w:r>
+      <w:r>
+        <w:t xml:space="preserve"> 1,90 мин при </w:t>
+      </w:r>
+      <w:r>
+        <w:t>ρ</w:t>
+      </w:r>
+      <w:r>
+        <w:t xml:space="preserve"> = 0,91 и </w:t>
+      </w:r>
+      <w:r>
+        <w:t>R</w:t>
+      </w:r>
+      <w:r>
+        <w:t xml:space="preserve">² = 0,82, по </w:t>
+      </w:r>
+      <w:r>
+        <w:t>LT</w:t>
+      </w:r>
+      <w:r>
+        <w:t xml:space="preserve">1 — 2,11 мин при </w:t>
+      </w:r>
+      <w:r>
+        <w:t>ρ</w:t>
+      </w:r>
+      <w:r>
+        <w:t xml:space="preserve"> = 0,74 и </w:t>
+      </w:r>
+      <w:r>
+        <w:t>R</w:t>
+      </w:r>
+      <w:r>
+        <w:t>² = 0,52. В обоих случаях победителем является конфигурация линейного семейства</w:t>
+      </w:r>
+      <w:r>
+        <w:t>.</w:t>
+      </w:r>
+    </w:p>
+    <w:p>
+      <w:r>
+        <w:t xml:space="preserve">Дополнительно оценено влияние постобработки фильтром </w:t>
+      </w:r>
+      <w:proofErr w:type="spellStart"/>
+      <w:r>
+        <w:t>Калмана</w:t>
+      </w:r>
+      <w:proofErr w:type="spellEnd"/>
+      <w:r>
+        <w:t xml:space="preserve">. Для победителя LT2 </w:t>
+      </w:r>
+      <w:proofErr w:type="spellStart"/>
+      <w:r>
+        <w:t>window-weighted</w:t>
+      </w:r>
+      <w:proofErr w:type="spellEnd"/>
+      <w:r>
+        <w:t xml:space="preserve"> </w:t>
+      </w:r>
+      <w:proofErr w:type="spellStart"/>
+      <w:r>
+        <w:t>raw</w:t>
+      </w:r>
+      <w:proofErr w:type="spellEnd"/>
+      <w:r>
+        <w:t xml:space="preserve"> MAE составляет 2,25 мин, после фильтра — 2,50 мин; для победителя LT1 — 3,52 и 3,59 мин соответственно. Распределение выигрыша по </w:t>
+      </w:r>
+      <w:r>
+        <w:t xml:space="preserve">всем </w:t>
+      </w:r>
+      <w:r>
+        <w:t>конфигурациям (рисунки 3.</w:t>
+      </w:r>
+      <w:r>
+        <w:t>1</w:t>
+      </w:r>
+      <w:r>
+        <w:t>.1</w:t>
+      </w:r>
+      <w:r>
+        <w:t xml:space="preserve"> и 3.</w:t>
+      </w:r>
+      <w:r>
+        <w:t>1.2</w:t>
+      </w:r>
+      <w:r>
+        <w:t xml:space="preserve">) показывает, что эффект структурно неоднороден: знак сглаживания зависит и от порога, и от семейства архитектуры. Для LT1 фильтр улучшает рекуррентные и </w:t>
+      </w:r>
+      <w:proofErr w:type="spellStart"/>
+      <w:r>
+        <w:t>свёрточные</w:t>
+      </w:r>
+      <w:proofErr w:type="spellEnd"/>
+      <w:r>
+        <w:t xml:space="preserve"> семейства (LSTM, TCN, </w:t>
+      </w:r>
+      <w:proofErr w:type="spellStart"/>
+      <w:r>
+        <w:t>Wavelet</w:t>
+      </w:r>
+      <w:proofErr w:type="spellEnd"/>
+      <w:r>
+        <w:t xml:space="preserve"> — медиана выигрыша +0,04…+0,12 мин) и ухудшает классические регрессоры и ансамбль (медианы −0,03…−0,08 мин). Для LT2 фильтр ухудшает все семейства без исключения; наибольшая просадка зафиксирована у LSTM и </w:t>
+      </w:r>
+      <w:proofErr w:type="spellStart"/>
+      <w:r>
+        <w:t>Wavelet</w:t>
+      </w:r>
+      <w:proofErr w:type="spellEnd"/>
+      <w:r>
+        <w:t xml:space="preserve"> (медианы −0,22 и −0,18 мин при плотном разбросе). Поскольку </w:t>
+      </w:r>
+      <w:proofErr w:type="spellStart"/>
+      <w:r>
+        <w:t>межсемейственные</w:t>
+      </w:r>
+      <w:proofErr w:type="spellEnd"/>
+      <w:r>
+        <w:t xml:space="preserve"> сдвиги превышают разброс внутри каждого семейства, наблюдаемая картина не сводится к случайной вариации конфигураций, а отражает взаимодействие свойств выходной траектории конкретной архитектуры с допущениями фильтра. Систематического выигрыша от </w:t>
+      </w:r>
+      <w:proofErr w:type="spellStart"/>
+      <w:r>
+        <w:t>калмановского</w:t>
+      </w:r>
+      <w:proofErr w:type="spellEnd"/>
+      <w:r>
+        <w:t xml:space="preserve"> сглаживания на масштабе исследования не обнаружено; для финальной модели сглаживание не применялось.</w:t>
+      </w:r>
+    </w:p>
+    <w:p>
+      <w:pPr>
+        <w:pStyle w:val="21"/>
+      </w:pPr>
+      <w:r>
+        <w:rPr>
+          <w:noProof/>
+        </w:rPr>
+        <w:lastRenderedPageBreak/>
+        <w:drawing>
+          <wp:inline distT="0" distB="0" distL="0" distR="0" wp14:anchorId="1F92B1E9" wp14:editId="4A7F6096">
+            <wp:extent cx="5367804" cy="3450772"/>
+            <wp:effectExtent l="0" t="0" r="4445" b="3810"/>
+            <wp:docPr id="10" name="Рисунок 10"/>
+            <wp:cNvGraphicFramePr>
+              <a:graphicFrameLocks xmlns:a="http://schemas.openxmlformats.org/drawingml/2006/main" noChangeAspect="1"/>
+            </wp:cNvGraphicFramePr>
+            <a:graphic xmlns:a="http://schemas.openxmlformats.org/drawingml/2006/main">
+              <a:graphicData uri="http://schemas.openxmlformats.org/drawingml/2006/picture">
+                <pic:pic xmlns:pic="http://schemas.openxmlformats.org/drawingml/2006/picture">
+                  <pic:nvPicPr>
+                    <pic:cNvPr id="10" name="Рисунок 10"/>
+                    <pic:cNvPicPr/>
+                  </pic:nvPicPr>
+                  <pic:blipFill>
+                    <a:blip r:embed="rId9">
+                      <a:extLst>
+                        <a:ext uri="{28A0092B-C50C-407E-A947-70E740481C1C}">
+                          <a14:useLocalDpi xmlns:a14="http://schemas.microsoft.com/office/drawing/2010/main" val="0"/>
+                        </a:ext>
+                      </a:extLst>
+                    </a:blip>
+                    <a:stretch>
+                      <a:fillRect/>
+                    </a:stretch>
+                  </pic:blipFill>
+                  <pic:spPr>
+                    <a:xfrm>
+                      <a:off x="0" y="0"/>
+                      <a:ext cx="5494293" cy="3532087"/>
+                    </a:xfrm>
+                    <a:prstGeom prst="rect">
+                      <a:avLst/>
+                    </a:prstGeom>
+                  </pic:spPr>
+                </pic:pic>
+              </a:graphicData>
+            </a:graphic>
+          </wp:inline>
+        </w:drawing>
+      </w:r>
+    </w:p>
+    <w:p>
+      <w:pPr>
+        <w:pStyle w:val="af0"/>
+      </w:pPr>
+      <w:r>
+        <w:rPr>
+          <w:lang w:val="ru-RU"/>
+        </w:rPr>
+        <w:t>Рисунок 3.</w:t>
+      </w:r>
+      <w:r>
+        <w:rPr>
+          <w:lang w:val="ru-RU"/>
+        </w:rPr>
+        <w:t>1.1</w:t>
+      </w:r>
+      <w:r>
+        <w:rPr>
+          <w:lang w:val="ru-RU"/>
+        </w:rPr>
+        <w:t xml:space="preserve"> — Выигрыш фильтра </w:t>
+      </w:r>
+      <w:proofErr w:type="spellStart"/>
+      <w:r>
+        <w:rPr>
+          <w:lang w:val="ru-RU"/>
+        </w:rPr>
+        <w:t>Калмана</w:t>
+      </w:r>
+      <w:proofErr w:type="spellEnd"/>
+      <w:r>
+        <w:rPr>
+          <w:lang w:val="ru-RU"/>
+        </w:rPr>
+        <w:t xml:space="preserve"> по семействам архитектур для порога </w:t>
+      </w:r>
+      <w:r>
+        <w:t>LT</w:t>
+      </w:r>
+      <w:r>
+        <w:rPr>
+          <w:lang w:val="ru-RU"/>
+        </w:rPr>
+        <w:t xml:space="preserve">1. </w:t>
+      </w:r>
+      <w:r>
+        <w:t xml:space="preserve">По оси ординат — разность MAE без сглаживания и после </w:t>
+      </w:r>
+      <w:proofErr w:type="spellStart"/>
+      <w:r>
+        <w:t>калмановского</w:t>
+      </w:r>
+      <w:proofErr w:type="spellEnd"/>
+      <w:r>
+        <w:t xml:space="preserve"> сглаживания (мин); точки — отдельные конфигурации модальность × вариант; положительные значения соответствуют улучшению.</w:t>
+      </w:r>
+    </w:p>
+    <w:p>
+      <w:pPr>
+        <w:pStyle w:val="21"/>
+      </w:pPr>
+      <w:r>
+        <w:rPr>
+          <w:noProof/>
+        </w:rPr>
+        <w:drawing>
+          <wp:inline distT="0" distB="0" distL="0" distR="0" wp14:anchorId="18E32B98" wp14:editId="121B3855">
+            <wp:extent cx="5398566" cy="3470548"/>
+            <wp:effectExtent l="0" t="0" r="0" b="0"/>
+            <wp:docPr id="11" name="Рисунок 11"/>
+            <wp:cNvGraphicFramePr>
+              <a:graphicFrameLocks xmlns:a="http://schemas.openxmlformats.org/drawingml/2006/main" noChangeAspect="1"/>
+            </wp:cNvGraphicFramePr>
+            <a:graphic xmlns:a="http://schemas.openxmlformats.org/drawingml/2006/main">
+              <a:graphicData uri="http://schemas.openxmlformats.org/drawingml/2006/picture">
+                <pic:pic xmlns:pic="http://schemas.openxmlformats.org/drawingml/2006/picture">
+                  <pic:nvPicPr>
+                    <pic:cNvPr id="11" name="Рисунок 11"/>
+                    <pic:cNvPicPr/>
+                  </pic:nvPicPr>
+                  <pic:blipFill>
+                    <a:blip r:embed="rId10">
+                      <a:extLst>
+                        <a:ext uri="{28A0092B-C50C-407E-A947-70E740481C1C}">
+                          <a14:useLocalDpi xmlns:a14="http://schemas.microsoft.com/office/drawing/2010/main" val="0"/>
+                        </a:ext>
+                      </a:extLst>
+                    </a:blip>
+                    <a:stretch>
+                      <a:fillRect/>
+                    </a:stretch>
+                  </pic:blipFill>
+                  <pic:spPr>
+                    <a:xfrm>
+                      <a:off x="0" y="0"/>
+                      <a:ext cx="5476078" cy="3520378"/>
+                    </a:xfrm>
+                    <a:prstGeom prst="rect">
+                      <a:avLst/>
+                    </a:prstGeom>
+                  </pic:spPr>
+                </pic:pic>
+              </a:graphicData>
+            </a:graphic>
+          </wp:inline>
+        </w:drawing>
+      </w:r>
+    </w:p>
+    <w:p>
+      <w:pPr>
+        <w:pStyle w:val="af0"/>
+        <w:rPr>
+          <w:lang w:val="ru-RU"/>
+        </w:rPr>
+      </w:pPr>
+      <w:r>
+        <w:rPr>
+          <w:lang w:val="ru-RU"/>
+        </w:rPr>
+        <w:t>Рисунок 3.1.</w:t>
+      </w:r>
+      <w:r>
+        <w:rPr>
+          <w:lang w:val="ru-RU"/>
+        </w:rPr>
+        <w:t>2</w:t>
+      </w:r>
+      <w:r>
+        <w:rPr>
+          <w:lang w:val="ru-RU"/>
+        </w:rPr>
+        <w:t xml:space="preserve"> — Выигрыш фильтра </w:t>
+      </w:r>
+      <w:proofErr w:type="spellStart"/>
+      <w:r>
+        <w:rPr>
+          <w:lang w:val="ru-RU"/>
+        </w:rPr>
+        <w:t>Калмана</w:t>
+      </w:r>
+      <w:proofErr w:type="spellEnd"/>
+      <w:r>
+        <w:rPr>
+          <w:lang w:val="ru-RU"/>
+        </w:rPr>
+        <w:t xml:space="preserve"> по семействам архитектур для порога </w:t>
+      </w:r>
+      <w:r>
+        <w:t>LT</w:t>
+      </w:r>
+      <w:r>
+        <w:rPr>
+          <w:lang w:val="ru-RU"/>
+        </w:rPr>
+        <w:t>2</w:t>
+      </w:r>
+      <w:r>
+        <w:rPr>
+          <w:lang w:val="ru-RU"/>
+        </w:rPr>
+        <w:t xml:space="preserve">. По оси ординат — разность </w:t>
+      </w:r>
+      <w:r>
+        <w:t>MAE</w:t>
+      </w:r>
+      <w:r>
+        <w:rPr>
+          <w:lang w:val="ru-RU"/>
+        </w:rPr>
+        <w:t xml:space="preserve"> без сглаживания и после </w:t>
+      </w:r>
+      <w:proofErr w:type="spellStart"/>
+      <w:r>
+        <w:rPr>
+          <w:lang w:val="ru-RU"/>
+        </w:rPr>
+        <w:t>калмановского</w:t>
+      </w:r>
+      <w:proofErr w:type="spellEnd"/>
+      <w:r>
+        <w:rPr>
+          <w:lang w:val="ru-RU"/>
+        </w:rPr>
+        <w:t xml:space="preserve"> сглаживания (мин); точки — отдельные конфигурации модальность × вариант; положительные значения соответствуют улучшению.</w:t>
+      </w:r>
+    </w:p>
+    <w:p>
+      <w:pPr>
+        <w:pStyle w:val="21"/>
+        <w:jc w:val="both"/>
+      </w:pPr>
     </w:p>
     <w:p>
       <w:pPr>
@@ -27679,6 +31443,7 @@
         </w:rPr>
       </w:pPr>
       <w:r>
+        <w:lastRenderedPageBreak/>
         <w:br w:type="page"/>
       </w:r>
     </w:p>
@@ -27686,12 +31451,12 @@
       <w:pPr>
         <w:pStyle w:val="2"/>
       </w:pPr>
-      <w:bookmarkStart w:id="40" w:name="_Toc228326067"/>
+      <w:bookmarkStart w:id="65" w:name="_Toc229760429"/>
       <w:r>
         <w:lastRenderedPageBreak/>
         <w:t>Заключение</w:t>
       </w:r>
-      <w:bookmarkEnd w:id="40"/>
+      <w:bookmarkEnd w:id="65"/>
     </w:p>
     <w:p>
       <w:pPr>
@@ -27728,12 +31493,12 @@
       <w:pPr>
         <w:pStyle w:val="2"/>
       </w:pPr>
-      <w:bookmarkStart w:id="41" w:name="_Toc228326068"/>
+      <w:bookmarkStart w:id="66" w:name="_Toc229760430"/>
       <w:r>
         <w:lastRenderedPageBreak/>
         <w:t>Список использованных источников</w:t>
       </w:r>
-      <w:bookmarkEnd w:id="41"/>
+      <w:bookmarkEnd w:id="66"/>
     </w:p>
     <w:p/>
     <w:sdt>
@@ -31416,15 +35181,17 @@
           <w:b w:val="0"/>
         </w:rPr>
       </w:pPr>
-      <w:bookmarkStart w:id="42" w:name="_Toc190776678"/>
+      <w:bookmarkStart w:id="67" w:name="_Toc190776678"/>
+      <w:bookmarkStart w:id="68" w:name="_Toc229760431"/>
       <w:r>
         <w:lastRenderedPageBreak/>
         <w:t xml:space="preserve">Приложение </w:t>
       </w:r>
-      <w:bookmarkEnd w:id="42"/>
+      <w:bookmarkEnd w:id="67"/>
       <w:r>
         <w:t>1</w:t>
       </w:r>
+      <w:bookmarkEnd w:id="68"/>
     </w:p>
     <w:p>
       <w:pPr>
@@ -31563,7 +35330,8 @@
         <w:pStyle w:val="31"/>
         <w:divId w:val="1101805661"/>
       </w:pPr>
-      <w:bookmarkStart w:id="43" w:name="X753b266d9c56295c0318ba240c8cfcaf2496a89"/>
+      <w:bookmarkStart w:id="69" w:name="X753b266d9c56295c0318ba240c8cfcaf2496a89"/>
+      <w:bookmarkStart w:id="70" w:name="_Toc229760432"/>
       <w:r>
         <w:t xml:space="preserve">ЭМГ: </w:t>
       </w:r>
@@ -31575,6 +35343,7 @@
       <w:r>
         <w:t xml:space="preserve"> область (16 признаков × 4 потока = 64)</w:t>
       </w:r>
+      <w:bookmarkEnd w:id="70"/>
     </w:p>
     <w:tbl>
       <w:tblPr>
@@ -37270,11 +41039,13 @@
         <w:pStyle w:val="31"/>
         <w:divId w:val="1101805661"/>
       </w:pPr>
-      <w:bookmarkStart w:id="44" w:name="X0050d68fb57b38026066ac753840f9f9f5ded83"/>
-      <w:bookmarkEnd w:id="43"/>
+      <w:bookmarkStart w:id="71" w:name="X0050d68fb57b38026066ac753840f9f9f5ded83"/>
+      <w:bookmarkStart w:id="72" w:name="_Toc229760433"/>
+      <w:bookmarkEnd w:id="69"/>
       <w:r>
         <w:t>ЭМГ: вариабельность амплитуды цикл-к-циклу (4 признака)</w:t>
       </w:r>
+      <w:bookmarkEnd w:id="72"/>
     </w:p>
     <w:tbl>
       <w:tblPr>
@@ -37418,48 +41189,54 @@
           <w:p>
             <w:pPr>
               <w:pStyle w:val="aa"/>
+              <w:rPr>
+                <w:lang w:val="ru-RU"/>
+              </w:rPr>
             </w:pPr>
             <w:r>
-              <w:t xml:space="preserve">CV </w:t>
-            </w:r>
-            <w:proofErr w:type="spellStart"/>
-            <w:r>
-              <w:t>амплитуды</w:t>
-            </w:r>
-            <w:proofErr w:type="spellEnd"/>
-            <w:r>
-              <w:t xml:space="preserve"> RMS </w:t>
-            </w:r>
-            <w:proofErr w:type="spellStart"/>
-            <w:r>
-              <w:t>по</w:t>
-            </w:r>
-            <w:proofErr w:type="spellEnd"/>
-            <w:r>
-              <w:t xml:space="preserve"> </w:t>
-            </w:r>
-            <w:proofErr w:type="spellStart"/>
-            <w:r>
-              <w:t>циклам</w:t>
-            </w:r>
-            <w:proofErr w:type="spellEnd"/>
-            <w:r>
-              <w:t xml:space="preserve"> — </w:t>
-            </w:r>
-            <w:proofErr w:type="spellStart"/>
-            <w:r>
+              <w:t>CV</w:t>
+            </w:r>
+            <w:r>
+              <w:rPr>
+                <w:lang w:val="ru-RU"/>
+              </w:rPr>
+              <w:t xml:space="preserve"> амплитуды </w:t>
+            </w:r>
+            <w:r>
+              <w:t>RMS</w:t>
+            </w:r>
+            <w:r>
+              <w:rPr>
+                <w:lang w:val="ru-RU"/>
+              </w:rPr>
+              <w:t xml:space="preserve"> по циклам — </w:t>
+            </w:r>
+            <w:proofErr w:type="spellStart"/>
+            <w:r>
+              <w:rPr>
+                <w:lang w:val="ru-RU"/>
+              </w:rPr>
               <w:t>дист</w:t>
             </w:r>
             <w:proofErr w:type="spellEnd"/>
             <w:r>
+              <w:rPr>
+                <w:lang w:val="ru-RU"/>
+              </w:rPr>
               <w:t xml:space="preserve">., </w:t>
             </w:r>
             <w:proofErr w:type="spellStart"/>
             <w:r>
+              <w:rPr>
+                <w:lang w:val="ru-RU"/>
+              </w:rPr>
               <w:t>нагр</w:t>
             </w:r>
             <w:proofErr w:type="spellEnd"/>
             <w:r>
+              <w:rPr>
+                <w:lang w:val="ru-RU"/>
+              </w:rPr>
               <w:t>.</w:t>
             </w:r>
           </w:p>
@@ -37495,48 +41272,54 @@
           <w:p>
             <w:pPr>
               <w:pStyle w:val="aa"/>
+              <w:rPr>
+                <w:lang w:val="ru-RU"/>
+              </w:rPr>
             </w:pPr>
             <w:r>
-              <w:t xml:space="preserve">CV </w:t>
-            </w:r>
-            <w:proofErr w:type="spellStart"/>
-            <w:r>
-              <w:t>амплитуды</w:t>
-            </w:r>
-            <w:proofErr w:type="spellEnd"/>
-            <w:r>
-              <w:t xml:space="preserve"> RMS </w:t>
-            </w:r>
-            <w:proofErr w:type="spellStart"/>
-            <w:r>
-              <w:t>по</w:t>
-            </w:r>
-            <w:proofErr w:type="spellEnd"/>
-            <w:r>
-              <w:t xml:space="preserve"> </w:t>
-            </w:r>
-            <w:proofErr w:type="spellStart"/>
-            <w:r>
-              <w:t>циклам</w:t>
-            </w:r>
-            <w:proofErr w:type="spellEnd"/>
-            <w:r>
-              <w:t xml:space="preserve"> — </w:t>
-            </w:r>
-            <w:proofErr w:type="spellStart"/>
-            <w:r>
+              <w:t>CV</w:t>
+            </w:r>
+            <w:r>
+              <w:rPr>
+                <w:lang w:val="ru-RU"/>
+              </w:rPr>
+              <w:t xml:space="preserve"> амплитуды </w:t>
+            </w:r>
+            <w:r>
+              <w:t>RMS</w:t>
+            </w:r>
+            <w:r>
+              <w:rPr>
+                <w:lang w:val="ru-RU"/>
+              </w:rPr>
+              <w:t xml:space="preserve"> по циклам — </w:t>
+            </w:r>
+            <w:proofErr w:type="spellStart"/>
+            <w:r>
+              <w:rPr>
+                <w:lang w:val="ru-RU"/>
+              </w:rPr>
               <w:t>дист</w:t>
             </w:r>
             <w:proofErr w:type="spellEnd"/>
             <w:r>
+              <w:rPr>
+                <w:lang w:val="ru-RU"/>
+              </w:rPr>
               <w:t xml:space="preserve">., </w:t>
             </w:r>
             <w:proofErr w:type="spellStart"/>
             <w:r>
+              <w:rPr>
+                <w:lang w:val="ru-RU"/>
+              </w:rPr>
               <w:t>восст</w:t>
             </w:r>
             <w:proofErr w:type="spellEnd"/>
             <w:r>
+              <w:rPr>
+                <w:lang w:val="ru-RU"/>
+              </w:rPr>
               <w:t>.</w:t>
             </w:r>
           </w:p>
@@ -37572,48 +41355,54 @@
           <w:p>
             <w:pPr>
               <w:pStyle w:val="aa"/>
+              <w:rPr>
+                <w:lang w:val="ru-RU"/>
+              </w:rPr>
             </w:pPr>
             <w:r>
-              <w:t xml:space="preserve">CV </w:t>
-            </w:r>
-            <w:proofErr w:type="spellStart"/>
-            <w:r>
-              <w:t>амплитуды</w:t>
-            </w:r>
-            <w:proofErr w:type="spellEnd"/>
-            <w:r>
-              <w:t xml:space="preserve"> RMS </w:t>
-            </w:r>
-            <w:proofErr w:type="spellStart"/>
-            <w:r>
-              <w:t>по</w:t>
-            </w:r>
-            <w:proofErr w:type="spellEnd"/>
-            <w:r>
-              <w:t xml:space="preserve"> </w:t>
-            </w:r>
-            <w:proofErr w:type="spellStart"/>
-            <w:r>
-              <w:t>циклам</w:t>
-            </w:r>
-            <w:proofErr w:type="spellEnd"/>
-            <w:r>
-              <w:t xml:space="preserve"> — </w:t>
-            </w:r>
-            <w:proofErr w:type="spellStart"/>
-            <w:r>
+              <w:t>CV</w:t>
+            </w:r>
+            <w:r>
+              <w:rPr>
+                <w:lang w:val="ru-RU"/>
+              </w:rPr>
+              <w:t xml:space="preserve"> амплитуды </w:t>
+            </w:r>
+            <w:r>
+              <w:t>RMS</w:t>
+            </w:r>
+            <w:r>
+              <w:rPr>
+                <w:lang w:val="ru-RU"/>
+              </w:rPr>
+              <w:t xml:space="preserve"> по циклам — </w:t>
+            </w:r>
+            <w:proofErr w:type="spellStart"/>
+            <w:r>
+              <w:rPr>
+                <w:lang w:val="ru-RU"/>
+              </w:rPr>
               <w:t>прокс</w:t>
             </w:r>
             <w:proofErr w:type="spellEnd"/>
             <w:r>
+              <w:rPr>
+                <w:lang w:val="ru-RU"/>
+              </w:rPr>
               <w:t xml:space="preserve">., </w:t>
             </w:r>
             <w:proofErr w:type="spellStart"/>
             <w:r>
+              <w:rPr>
+                <w:lang w:val="ru-RU"/>
+              </w:rPr>
               <w:t>нагр</w:t>
             </w:r>
             <w:proofErr w:type="spellEnd"/>
             <w:r>
+              <w:rPr>
+                <w:lang w:val="ru-RU"/>
+              </w:rPr>
               <w:t>.</w:t>
             </w:r>
           </w:p>
@@ -37649,48 +41438,54 @@
           <w:p>
             <w:pPr>
               <w:pStyle w:val="aa"/>
+              <w:rPr>
+                <w:lang w:val="ru-RU"/>
+              </w:rPr>
             </w:pPr>
             <w:r>
-              <w:t xml:space="preserve">CV </w:t>
-            </w:r>
-            <w:proofErr w:type="spellStart"/>
-            <w:r>
-              <w:t>амплитуды</w:t>
-            </w:r>
-            <w:proofErr w:type="spellEnd"/>
-            <w:r>
-              <w:t xml:space="preserve"> RMS </w:t>
-            </w:r>
-            <w:proofErr w:type="spellStart"/>
-            <w:r>
-              <w:t>по</w:t>
-            </w:r>
-            <w:proofErr w:type="spellEnd"/>
-            <w:r>
-              <w:t xml:space="preserve"> </w:t>
-            </w:r>
-            <w:proofErr w:type="spellStart"/>
-            <w:r>
-              <w:t>циклам</w:t>
-            </w:r>
-            <w:proofErr w:type="spellEnd"/>
-            <w:r>
-              <w:t xml:space="preserve"> — </w:t>
-            </w:r>
-            <w:proofErr w:type="spellStart"/>
-            <w:r>
+              <w:t>CV</w:t>
+            </w:r>
+            <w:r>
+              <w:rPr>
+                <w:lang w:val="ru-RU"/>
+              </w:rPr>
+              <w:t xml:space="preserve"> амплитуды </w:t>
+            </w:r>
+            <w:r>
+              <w:t>RMS</w:t>
+            </w:r>
+            <w:r>
+              <w:rPr>
+                <w:lang w:val="ru-RU"/>
+              </w:rPr>
+              <w:t xml:space="preserve"> по циклам — </w:t>
+            </w:r>
+            <w:proofErr w:type="spellStart"/>
+            <w:r>
+              <w:rPr>
+                <w:lang w:val="ru-RU"/>
+              </w:rPr>
               <w:t>прокс</w:t>
             </w:r>
             <w:proofErr w:type="spellEnd"/>
             <w:r>
+              <w:rPr>
+                <w:lang w:val="ru-RU"/>
+              </w:rPr>
               <w:t xml:space="preserve">., </w:t>
             </w:r>
             <w:proofErr w:type="spellStart"/>
             <w:r>
+              <w:rPr>
+                <w:lang w:val="ru-RU"/>
+              </w:rPr>
               <w:t>восст</w:t>
             </w:r>
             <w:proofErr w:type="spellEnd"/>
             <w:r>
+              <w:rPr>
+                <w:lang w:val="ru-RU"/>
+              </w:rPr>
               <w:t>.</w:t>
             </w:r>
           </w:p>
@@ -37707,8 +41502,9 @@
         <w:pStyle w:val="31"/>
         <w:divId w:val="1101805661"/>
       </w:pPr>
-      <w:bookmarkStart w:id="45" w:name="кинематика-педалирования-11-признаков"/>
-      <w:bookmarkEnd w:id="44"/>
+      <w:bookmarkStart w:id="73" w:name="кинематика-педалирования-11-признаков"/>
+      <w:bookmarkStart w:id="74" w:name="_Toc229760434"/>
+      <w:bookmarkEnd w:id="71"/>
       <w:r>
         <w:t xml:space="preserve">Кинематика </w:t>
       </w:r>
@@ -37720,6 +41516,7 @@
       <w:r>
         <w:t xml:space="preserve"> (11 признаков)</w:t>
       </w:r>
+      <w:bookmarkEnd w:id="74"/>
     </w:p>
     <w:tbl>
       <w:tblPr>
@@ -37863,54 +41660,38 @@
           <w:p>
             <w:pPr>
               <w:pStyle w:val="aa"/>
+              <w:rPr>
+                <w:lang w:val="ru-RU"/>
+              </w:rPr>
             </w:pPr>
-            <w:proofErr w:type="spellStart"/>
-            <w:r>
-              <w:t>Средняя</w:t>
-            </w:r>
-            <w:proofErr w:type="spellEnd"/>
-            <w:r>
-              <w:t xml:space="preserve"> </w:t>
-            </w:r>
-            <w:proofErr w:type="spellStart"/>
-            <w:r>
+            <w:r>
+              <w:rPr>
+                <w:lang w:val="ru-RU"/>
+              </w:rPr>
+              <w:t xml:space="preserve">Средняя </w:t>
+            </w:r>
+            <w:proofErr w:type="spellStart"/>
+            <w:r>
+              <w:rPr>
+                <w:lang w:val="ru-RU"/>
+              </w:rPr>
               <w:t>каденс</w:t>
             </w:r>
             <w:proofErr w:type="spellEnd"/>
             <w:r>
-              <w:t xml:space="preserve"> в </w:t>
-            </w:r>
-            <w:proofErr w:type="spellStart"/>
-            <w:r>
-              <w:t>окне</w:t>
-            </w:r>
-            <w:proofErr w:type="spellEnd"/>
-            <w:r>
-              <w:t xml:space="preserve"> (</w:t>
-            </w:r>
-            <w:proofErr w:type="spellStart"/>
-            <w:r>
-              <w:t>об</w:t>
-            </w:r>
-            <w:proofErr w:type="spellEnd"/>
-            <w:r>
-              <w:t>/</w:t>
-            </w:r>
-            <w:proofErr w:type="spellStart"/>
-            <w:r>
-              <w:t>мин</w:t>
-            </w:r>
-            <w:proofErr w:type="spellEnd"/>
-            <w:r>
-              <w:t>), z-</w:t>
-            </w:r>
-            <w:proofErr w:type="spellStart"/>
-            <w:r>
-              <w:t>норм</w:t>
-            </w:r>
-            <w:proofErr w:type="spellEnd"/>
-            <w:r>
-              <w:t>.</w:t>
+              <w:rPr>
+                <w:lang w:val="ru-RU"/>
+              </w:rPr>
+              <w:t xml:space="preserve"> в окне (об/мин), </w:t>
+            </w:r>
+            <w:r>
+              <w:t>z</w:t>
+            </w:r>
+            <w:r>
+              <w:rPr>
+                <w:lang w:val="ru-RU"/>
+              </w:rPr>
+              <w:t>-норм.</w:t>
             </w:r>
           </w:p>
         </w:tc>
@@ -38000,45 +41781,28 @@
           <w:p>
             <w:pPr>
               <w:pStyle w:val="aa"/>
+              <w:rPr>
+                <w:lang w:val="ru-RU"/>
+              </w:rPr>
             </w:pPr>
-            <w:proofErr w:type="spellStart"/>
-            <w:r>
-              <w:t>Средняя</w:t>
-            </w:r>
-            <w:proofErr w:type="spellEnd"/>
-            <w:r>
-              <w:t xml:space="preserve"> </w:t>
-            </w:r>
-            <w:proofErr w:type="spellStart"/>
-            <w:r>
-              <w:t>длительность</w:t>
-            </w:r>
-            <w:proofErr w:type="spellEnd"/>
-            <w:r>
-              <w:t xml:space="preserve"> </w:t>
-            </w:r>
-            <w:proofErr w:type="spellStart"/>
-            <w:r>
-              <w:t>фазы</w:t>
-            </w:r>
-            <w:proofErr w:type="spellEnd"/>
-            <w:r>
-              <w:t xml:space="preserve"> </w:t>
-            </w:r>
-            <w:proofErr w:type="spellStart"/>
-            <w:r>
-              <w:t>нагрузки</w:t>
-            </w:r>
-            <w:proofErr w:type="spellEnd"/>
-            <w:r>
-              <w:t xml:space="preserve"> (</w:t>
-            </w:r>
-            <w:proofErr w:type="spellStart"/>
-            <w:r>
+            <w:r>
+              <w:rPr>
+                <w:lang w:val="ru-RU"/>
+              </w:rPr>
+              <w:t>Средняя длительность фазы нагрузки (</w:t>
+            </w:r>
+            <w:proofErr w:type="spellStart"/>
+            <w:r>
+              <w:rPr>
+                <w:lang w:val="ru-RU"/>
+              </w:rPr>
               <w:t>мс</w:t>
             </w:r>
             <w:proofErr w:type="spellEnd"/>
             <w:r>
+              <w:rPr>
+                <w:lang w:val="ru-RU"/>
+              </w:rPr>
               <w:t>)</w:t>
             </w:r>
           </w:p>
@@ -38074,45 +41838,28 @@
           <w:p>
             <w:pPr>
               <w:pStyle w:val="aa"/>
+              <w:rPr>
+                <w:lang w:val="ru-RU"/>
+              </w:rPr>
             </w:pPr>
-            <w:proofErr w:type="spellStart"/>
-            <w:r>
-              <w:t>Средняя</w:t>
-            </w:r>
-            <w:proofErr w:type="spellEnd"/>
-            <w:r>
-              <w:t xml:space="preserve"> </w:t>
-            </w:r>
-            <w:proofErr w:type="spellStart"/>
-            <w:r>
-              <w:t>длительность</w:t>
-            </w:r>
-            <w:proofErr w:type="spellEnd"/>
-            <w:r>
-              <w:t xml:space="preserve"> </w:t>
-            </w:r>
-            <w:proofErr w:type="spellStart"/>
-            <w:r>
-              <w:t>фазы</w:t>
-            </w:r>
-            <w:proofErr w:type="spellEnd"/>
-            <w:r>
-              <w:t xml:space="preserve"> </w:t>
-            </w:r>
-            <w:proofErr w:type="spellStart"/>
-            <w:r>
-              <w:t>восстановления</w:t>
-            </w:r>
-            <w:proofErr w:type="spellEnd"/>
-            <w:r>
-              <w:t xml:space="preserve"> (</w:t>
-            </w:r>
-            <w:proofErr w:type="spellStart"/>
-            <w:r>
+            <w:r>
+              <w:rPr>
+                <w:lang w:val="ru-RU"/>
+              </w:rPr>
+              <w:t>Средняя длительность фазы восстановления (</w:t>
+            </w:r>
+            <w:proofErr w:type="spellStart"/>
+            <w:r>
+              <w:rPr>
+                <w:lang w:val="ru-RU"/>
+              </w:rPr>
               <w:t>мс</w:t>
             </w:r>
             <w:proofErr w:type="spellEnd"/>
             <w:r>
+              <w:rPr>
+                <w:lang w:val="ru-RU"/>
+              </w:rPr>
               <w:t>)</w:t>
             </w:r>
           </w:p>
@@ -38330,62 +42077,38 @@
           <w:p>
             <w:pPr>
               <w:pStyle w:val="aa"/>
+              <w:rPr>
+                <w:lang w:val="ru-RU"/>
+              </w:rPr>
             </w:pPr>
-            <w:proofErr w:type="spellStart"/>
-            <w:r>
-              <w:t>Отношение</w:t>
-            </w:r>
-            <w:proofErr w:type="spellEnd"/>
-            <w:r>
-              <w:t xml:space="preserve"> CV </w:t>
-            </w:r>
-            <w:proofErr w:type="spellStart"/>
-            <w:r>
-              <w:t>последней</w:t>
-            </w:r>
-            <w:proofErr w:type="spellEnd"/>
-            <w:r>
-              <w:t xml:space="preserve"> </w:t>
-            </w:r>
-            <w:proofErr w:type="spellStart"/>
-            <w:r>
-              <w:t>трети</w:t>
-            </w:r>
-            <w:proofErr w:type="spellEnd"/>
-            <w:r>
-              <w:t xml:space="preserve"> к </w:t>
-            </w:r>
-            <w:proofErr w:type="spellStart"/>
-            <w:r>
-              <w:t>первой</w:t>
-            </w:r>
-            <w:proofErr w:type="spellEnd"/>
-            <w:r>
-              <w:t xml:space="preserve"> </w:t>
-            </w:r>
-            <w:proofErr w:type="spellStart"/>
-            <w:r>
-              <w:t>трети</w:t>
-            </w:r>
-            <w:proofErr w:type="spellEnd"/>
-            <w:r>
-              <w:t xml:space="preserve"> </w:t>
-            </w:r>
-            <w:proofErr w:type="spellStart"/>
-            <w:r>
+            <w:r>
+              <w:rPr>
+                <w:lang w:val="ru-RU"/>
+              </w:rPr>
+              <w:t xml:space="preserve">Отношение </w:t>
+            </w:r>
+            <w:r>
+              <w:t>CV</w:t>
+            </w:r>
+            <w:r>
+              <w:rPr>
+                <w:lang w:val="ru-RU"/>
+              </w:rPr>
+              <w:t xml:space="preserve"> последней трети к первой трети </w:t>
+            </w:r>
+            <w:proofErr w:type="spellStart"/>
+            <w:r>
+              <w:rPr>
+                <w:lang w:val="ru-RU"/>
+              </w:rPr>
               <w:t>нагр</w:t>
             </w:r>
             <w:proofErr w:type="spellEnd"/>
             <w:r>
-              <w:t xml:space="preserve">. </w:t>
-            </w:r>
-            <w:proofErr w:type="spellStart"/>
-            <w:r>
-              <w:t>за</w:t>
-            </w:r>
-            <w:proofErr w:type="spellEnd"/>
-            <w:r>
-              <w:t xml:space="preserve"> 30 с</w:t>
+              <w:rPr>
+                <w:lang w:val="ru-RU"/>
+              </w:rPr>
+              <w:t>. за 30 с</w:t>
             </w:r>
           </w:p>
         </w:tc>
@@ -38418,62 +42141,38 @@
           <w:p>
             <w:pPr>
               <w:pStyle w:val="aa"/>
+              <w:rPr>
+                <w:lang w:val="ru-RU"/>
+              </w:rPr>
             </w:pPr>
-            <w:proofErr w:type="spellStart"/>
-            <w:r>
-              <w:t>Отношение</w:t>
-            </w:r>
-            <w:proofErr w:type="spellEnd"/>
-            <w:r>
-              <w:t xml:space="preserve"> CV </w:t>
-            </w:r>
-            <w:proofErr w:type="spellStart"/>
-            <w:r>
-              <w:t>последней</w:t>
-            </w:r>
-            <w:proofErr w:type="spellEnd"/>
-            <w:r>
-              <w:t xml:space="preserve"> </w:t>
-            </w:r>
-            <w:proofErr w:type="spellStart"/>
-            <w:r>
-              <w:t>трети</w:t>
-            </w:r>
-            <w:proofErr w:type="spellEnd"/>
-            <w:r>
-              <w:t xml:space="preserve"> к </w:t>
-            </w:r>
-            <w:proofErr w:type="spellStart"/>
-            <w:r>
-              <w:t>первой</w:t>
-            </w:r>
-            <w:proofErr w:type="spellEnd"/>
-            <w:r>
-              <w:t xml:space="preserve"> </w:t>
-            </w:r>
-            <w:proofErr w:type="spellStart"/>
-            <w:r>
-              <w:t>трети</w:t>
-            </w:r>
-            <w:proofErr w:type="spellEnd"/>
-            <w:r>
-              <w:t xml:space="preserve"> </w:t>
-            </w:r>
-            <w:proofErr w:type="spellStart"/>
-            <w:r>
+            <w:r>
+              <w:rPr>
+                <w:lang w:val="ru-RU"/>
+              </w:rPr>
+              <w:t xml:space="preserve">Отношение </w:t>
+            </w:r>
+            <w:r>
+              <w:t>CV</w:t>
+            </w:r>
+            <w:r>
+              <w:rPr>
+                <w:lang w:val="ru-RU"/>
+              </w:rPr>
+              <w:t xml:space="preserve"> последней трети к первой трети </w:t>
+            </w:r>
+            <w:proofErr w:type="spellStart"/>
+            <w:r>
+              <w:rPr>
+                <w:lang w:val="ru-RU"/>
+              </w:rPr>
               <w:t>восст</w:t>
             </w:r>
             <w:proofErr w:type="spellEnd"/>
             <w:r>
-              <w:t xml:space="preserve">. </w:t>
-            </w:r>
-            <w:proofErr w:type="spellStart"/>
-            <w:r>
-              <w:t>за</w:t>
-            </w:r>
-            <w:proofErr w:type="spellEnd"/>
-            <w:r>
-              <w:t xml:space="preserve"> 30 с</w:t>
+              <w:rPr>
+                <w:lang w:val="ru-RU"/>
+              </w:rPr>
+              <w:t>. за 30 с</w:t>
             </w:r>
           </w:p>
         </w:tc>
@@ -38506,41 +42205,41 @@
           <w:p>
             <w:pPr>
               <w:pStyle w:val="aa"/>
+              <w:rPr>
+                <w:lang w:val="ru-RU"/>
+              </w:rPr>
             </w:pPr>
             <w:r>
-              <w:t xml:space="preserve">Sample Entropy </w:t>
-            </w:r>
-            <w:proofErr w:type="spellStart"/>
-            <w:r>
-              <w:t>длительностей</w:t>
-            </w:r>
-            <w:proofErr w:type="spellEnd"/>
-            <w:r>
+              <w:t>Sample</w:t>
+            </w:r>
+            <w:r>
+              <w:rPr>
+                <w:lang w:val="ru-RU"/>
+              </w:rPr>
               <w:t xml:space="preserve"> </w:t>
             </w:r>
-            <w:proofErr w:type="spellStart"/>
-            <w:r>
+            <w:r>
+              <w:t>Entropy</w:t>
+            </w:r>
+            <w:r>
+              <w:rPr>
+                <w:lang w:val="ru-RU"/>
+              </w:rPr>
+              <w:t xml:space="preserve"> длительностей </w:t>
+            </w:r>
+            <w:proofErr w:type="spellStart"/>
+            <w:r>
+              <w:rPr>
+                <w:lang w:val="ru-RU"/>
+              </w:rPr>
               <w:t>нагр</w:t>
             </w:r>
             <w:proofErr w:type="spellEnd"/>
             <w:r>
-              <w:t xml:space="preserve">. </w:t>
-            </w:r>
-            <w:proofErr w:type="spellStart"/>
-            <w:r>
-              <w:t>фаз</w:t>
-            </w:r>
-            <w:proofErr w:type="spellEnd"/>
-            <w:r>
-              <w:t xml:space="preserve"> </w:t>
-            </w:r>
-            <w:proofErr w:type="spellStart"/>
-            <w:r>
-              <w:t>за</w:t>
-            </w:r>
-            <w:proofErr w:type="spellEnd"/>
-            <w:r>
-              <w:t xml:space="preserve"> 30 с</w:t>
+              <w:rPr>
+                <w:lang w:val="ru-RU"/>
+              </w:rPr>
+              <w:t>. фаз за 30 с</w:t>
             </w:r>
           </w:p>
         </w:tc>
@@ -38573,41 +42272,41 @@
           <w:p>
             <w:pPr>
               <w:pStyle w:val="aa"/>
+              <w:rPr>
+                <w:lang w:val="ru-RU"/>
+              </w:rPr>
             </w:pPr>
             <w:r>
-              <w:t xml:space="preserve">Sample Entropy </w:t>
-            </w:r>
-            <w:proofErr w:type="spellStart"/>
-            <w:r>
-              <w:t>длительностей</w:t>
-            </w:r>
-            <w:proofErr w:type="spellEnd"/>
-            <w:r>
+              <w:t>Sample</w:t>
+            </w:r>
+            <w:r>
+              <w:rPr>
+                <w:lang w:val="ru-RU"/>
+              </w:rPr>
               <w:t xml:space="preserve"> </w:t>
             </w:r>
-            <w:proofErr w:type="spellStart"/>
-            <w:r>
+            <w:r>
+              <w:t>Entropy</w:t>
+            </w:r>
+            <w:r>
+              <w:rPr>
+                <w:lang w:val="ru-RU"/>
+              </w:rPr>
+              <w:t xml:space="preserve"> длительностей </w:t>
+            </w:r>
+            <w:proofErr w:type="spellStart"/>
+            <w:r>
+              <w:rPr>
+                <w:lang w:val="ru-RU"/>
+              </w:rPr>
               <w:t>восст</w:t>
             </w:r>
             <w:proofErr w:type="spellEnd"/>
             <w:r>
-              <w:t xml:space="preserve">. </w:t>
-            </w:r>
-            <w:proofErr w:type="spellStart"/>
-            <w:r>
-              <w:t>фаз</w:t>
-            </w:r>
-            <w:proofErr w:type="spellEnd"/>
-            <w:r>
-              <w:t xml:space="preserve"> </w:t>
-            </w:r>
-            <w:proofErr w:type="spellStart"/>
-            <w:r>
-              <w:t>за</w:t>
-            </w:r>
-            <w:proofErr w:type="spellEnd"/>
-            <w:r>
-              <w:t xml:space="preserve"> 30 с</w:t>
+              <w:rPr>
+                <w:lang w:val="ru-RU"/>
+              </w:rPr>
+              <w:t>. фаз за 30 с</w:t>
             </w:r>
           </w:p>
         </w:tc>
@@ -38623,8 +42322,9 @@
         <w:pStyle w:val="31"/>
         <w:divId w:val="1101805661"/>
       </w:pPr>
-      <w:bookmarkStart w:id="46" w:name="X5224b52a843676adf2db617b5562460227a9005"/>
-      <w:bookmarkEnd w:id="45"/>
+      <w:bookmarkStart w:id="75" w:name="X5224b52a843676adf2db617b5562460227a9005"/>
+      <w:bookmarkStart w:id="76" w:name="_Toc229760435"/>
+      <w:bookmarkEnd w:id="73"/>
       <w:r>
         <w:t xml:space="preserve">NIRS — оконные признаки (15 признаков, </w:t>
       </w:r>
@@ -38636,6 +42336,7 @@
       <w:r>
         <w:t>)</w:t>
       </w:r>
+      <w:bookmarkEnd w:id="76"/>
     </w:p>
     <w:tbl>
       <w:tblPr>
@@ -38834,14 +42535,15 @@
           <w:p>
             <w:pPr>
               <w:pStyle w:val="aa"/>
+              <w:rPr>
+                <w:lang w:val="ru-RU"/>
+              </w:rPr>
             </w:pPr>
-            <w:proofErr w:type="spellStart"/>
-            <w:r>
-              <w:t>Снижение</w:t>
-            </w:r>
-            <w:proofErr w:type="spellEnd"/>
-            <w:r>
-              <w:t xml:space="preserve"> </w:t>
+            <w:r>
+              <w:rPr>
+                <w:lang w:val="ru-RU"/>
+              </w:rPr>
+              <w:t xml:space="preserve">Снижение </w:t>
             </w:r>
             <w:proofErr w:type="spellStart"/>
             <w:r>
@@ -38849,29 +42551,11 @@
             </w:r>
             <w:proofErr w:type="spellEnd"/>
             <w:r>
-              <w:t xml:space="preserve">₂ </w:t>
-            </w:r>
-            <w:proofErr w:type="spellStart"/>
-            <w:r>
-              <w:t>от</w:t>
-            </w:r>
-            <w:proofErr w:type="spellEnd"/>
-            <w:r>
-              <w:t xml:space="preserve"> </w:t>
-            </w:r>
-            <w:proofErr w:type="spellStart"/>
-            <w:r>
-              <w:t>начала</w:t>
-            </w:r>
-            <w:proofErr w:type="spellEnd"/>
-            <w:r>
-              <w:t xml:space="preserve"> </w:t>
-            </w:r>
-            <w:proofErr w:type="spellStart"/>
-            <w:r>
-              <w:t>окна</w:t>
-            </w:r>
-            <w:proofErr w:type="spellEnd"/>
+              <w:rPr>
+                <w:lang w:val="ru-RU"/>
+              </w:rPr>
+              <w:t>₂ от начала окна</w:t>
+            </w:r>
           </w:p>
         </w:tc>
       </w:tr>
@@ -38903,22 +42587,15 @@
           <w:p>
             <w:pPr>
               <w:pStyle w:val="aa"/>
+              <w:rPr>
+                <w:lang w:val="ru-RU"/>
+              </w:rPr>
             </w:pPr>
-            <w:proofErr w:type="spellStart"/>
-            <w:r>
-              <w:t>Линейный</w:t>
-            </w:r>
-            <w:proofErr w:type="spellEnd"/>
-            <w:r>
-              <w:t xml:space="preserve"> </w:t>
-            </w:r>
-            <w:proofErr w:type="spellStart"/>
-            <w:r>
-              <w:t>тренд</w:t>
-            </w:r>
-            <w:proofErr w:type="spellEnd"/>
-            <w:r>
-              <w:t xml:space="preserve"> </w:t>
+            <w:r>
+              <w:rPr>
+                <w:lang w:val="ru-RU"/>
+              </w:rPr>
+              <w:t xml:space="preserve">Линейный тренд </w:t>
             </w:r>
             <w:proofErr w:type="spellStart"/>
             <w:r>
@@ -38926,13 +42603,11 @@
             </w:r>
             <w:proofErr w:type="spellEnd"/>
             <w:r>
-              <w:t xml:space="preserve">₂ в </w:t>
-            </w:r>
-            <w:proofErr w:type="spellStart"/>
-            <w:r>
-              <w:t>окне</w:t>
-            </w:r>
-            <w:proofErr w:type="spellEnd"/>
+              <w:rPr>
+                <w:lang w:val="ru-RU"/>
+              </w:rPr>
+              <w:t>₂ в окне</w:t>
+            </w:r>
           </w:p>
         </w:tc>
       </w:tr>
@@ -39138,22 +42813,15 @@
           <w:p>
             <w:pPr>
               <w:pStyle w:val="aa"/>
+              <w:rPr>
+                <w:lang w:val="ru-RU"/>
+              </w:rPr>
             </w:pPr>
-            <w:proofErr w:type="spellStart"/>
-            <w:r>
-              <w:t>Линейный</w:t>
-            </w:r>
-            <w:proofErr w:type="spellEnd"/>
-            <w:r>
-              <w:t xml:space="preserve"> </w:t>
-            </w:r>
-            <w:proofErr w:type="spellStart"/>
-            <w:r>
-              <w:t>тренд</w:t>
-            </w:r>
-            <w:proofErr w:type="spellEnd"/>
-            <w:r>
-              <w:t xml:space="preserve"> </w:t>
+            <w:r>
+              <w:rPr>
+                <w:lang w:val="ru-RU"/>
+              </w:rPr>
+              <w:t xml:space="preserve">Линейный тренд </w:t>
             </w:r>
             <w:proofErr w:type="spellStart"/>
             <w:r>
@@ -39161,13 +42829,11 @@
             </w:r>
             <w:proofErr w:type="spellEnd"/>
             <w:r>
-              <w:t xml:space="preserve"> в </w:t>
-            </w:r>
-            <w:proofErr w:type="spellStart"/>
-            <w:r>
-              <w:t>окне</w:t>
-            </w:r>
-            <w:proofErr w:type="spellEnd"/>
+              <w:rPr>
+                <w:lang w:val="ru-RU"/>
+              </w:rPr>
+              <w:t xml:space="preserve"> в окне</w:t>
+            </w:r>
           </w:p>
         </w:tc>
       </w:tr>
@@ -39319,37 +42985,39 @@
           <w:p>
             <w:pPr>
               <w:pStyle w:val="aa"/>
+              <w:rPr>
+                <w:lang w:val="ru-RU"/>
+              </w:rPr>
             </w:pPr>
-            <w:proofErr w:type="spellStart"/>
-            <w:r>
-              <w:t>Среднее</w:t>
-            </w:r>
-            <w:proofErr w:type="spellEnd"/>
-            <w:r>
+            <w:r>
+              <w:rPr>
+                <w:lang w:val="ru-RU"/>
+              </w:rPr>
+              <w:t xml:space="preserve">Среднее индекса </w:t>
+            </w:r>
+            <w:proofErr w:type="spellStart"/>
+            <w:r>
+              <w:rPr>
+                <w:lang w:val="ru-RU"/>
+              </w:rPr>
+              <w:t>оксигенации</w:t>
+            </w:r>
+            <w:proofErr w:type="spellEnd"/>
+            <w:r>
+              <w:rPr>
+                <w:lang w:val="ru-RU"/>
+              </w:rPr>
               <w:t xml:space="preserve"> </w:t>
             </w:r>
             <w:proofErr w:type="spellStart"/>
             <w:r>
-              <w:t>индекса</w:t>
-            </w:r>
-            <w:proofErr w:type="spellEnd"/>
-            <w:r>
-              <w:t xml:space="preserve"> </w:t>
-            </w:r>
-            <w:proofErr w:type="spellStart"/>
-            <w:r>
-              <w:t>оксигенации</w:t>
-            </w:r>
-            <w:proofErr w:type="spellEnd"/>
-            <w:r>
-              <w:t xml:space="preserve"> </w:t>
-            </w:r>
-            <w:proofErr w:type="spellStart"/>
-            <w:r>
               <w:t>HbDiff</w:t>
             </w:r>
             <w:proofErr w:type="spellEnd"/>
             <w:r>
+              <w:rPr>
+                <w:lang w:val="ru-RU"/>
+              </w:rPr>
               <w:t xml:space="preserve"> (= </w:t>
             </w:r>
             <w:proofErr w:type="spellStart"/>
@@ -39358,6 +43026,9 @@
             </w:r>
             <w:proofErr w:type="spellEnd"/>
             <w:r>
+              <w:rPr>
+                <w:lang w:val="ru-RU"/>
+              </w:rPr>
               <w:t xml:space="preserve">₂ − </w:t>
             </w:r>
             <w:proofErr w:type="spellStart"/>
@@ -39366,6 +43037,9 @@
             </w:r>
             <w:proofErr w:type="spellEnd"/>
             <w:r>
+              <w:rPr>
+                <w:lang w:val="ru-RU"/>
+              </w:rPr>
               <w:t>)</w:t>
             </w:r>
           </w:p>
@@ -39665,11 +43339,13 @@
         <w:pStyle w:val="31"/>
         <w:divId w:val="1101805661"/>
       </w:pPr>
-      <w:bookmarkStart w:id="47" w:name="nirs-кумулятивные-признаки-3-признака"/>
-      <w:bookmarkEnd w:id="46"/>
+      <w:bookmarkStart w:id="77" w:name="nirs-кумулятивные-признаки-3-признака"/>
+      <w:bookmarkStart w:id="78" w:name="_Toc229760436"/>
+      <w:bookmarkEnd w:id="75"/>
       <w:r>
         <w:t>NIRS — кумулятивные признаки (3 признака)</w:t>
       </w:r>
+      <w:bookmarkEnd w:id="78"/>
     </w:p>
     <w:tbl>
       <w:tblPr>
@@ -39811,14 +43487,15 @@
           <w:p>
             <w:pPr>
               <w:pStyle w:val="aa"/>
+              <w:rPr>
+                <w:lang w:val="ru-RU"/>
+              </w:rPr>
             </w:pPr>
-            <w:proofErr w:type="spellStart"/>
-            <w:r>
-              <w:t>Падение</w:t>
-            </w:r>
-            <w:proofErr w:type="spellEnd"/>
-            <w:r>
-              <w:t xml:space="preserve"> </w:t>
+            <w:r>
+              <w:rPr>
+                <w:lang w:val="ru-RU"/>
+              </w:rPr>
+              <w:t xml:space="preserve">Падение </w:t>
             </w:r>
             <w:proofErr w:type="spellStart"/>
             <w:r>
@@ -39826,37 +43503,11 @@
             </w:r>
             <w:proofErr w:type="spellEnd"/>
             <w:r>
-              <w:t xml:space="preserve">₂ </w:t>
-            </w:r>
-            <w:proofErr w:type="spellStart"/>
-            <w:r>
-              <w:t>от</w:t>
-            </w:r>
-            <w:proofErr w:type="spellEnd"/>
-            <w:r>
-              <w:t xml:space="preserve"> </w:t>
-            </w:r>
-            <w:proofErr w:type="spellStart"/>
-            <w:r>
-              <w:t>текущего</w:t>
-            </w:r>
-            <w:proofErr w:type="spellEnd"/>
-            <w:r>
-              <w:t xml:space="preserve"> </w:t>
-            </w:r>
-            <w:proofErr w:type="spellStart"/>
-            <w:r>
-              <w:t>максимума</w:t>
-            </w:r>
-            <w:proofErr w:type="spellEnd"/>
-            <w:r>
-              <w:t xml:space="preserve"> </w:t>
-            </w:r>
-            <w:proofErr w:type="spellStart"/>
-            <w:r>
-              <w:t>сессии</w:t>
-            </w:r>
-            <w:proofErr w:type="spellEnd"/>
+              <w:rPr>
+                <w:lang w:val="ru-RU"/>
+              </w:rPr>
+              <w:t>₂ от текущего максимума сессии</w:t>
+            </w:r>
           </w:p>
         </w:tc>
       </w:tr>
@@ -39890,14 +43541,15 @@
           <w:p>
             <w:pPr>
               <w:pStyle w:val="aa"/>
+              <w:rPr>
+                <w:lang w:val="ru-RU"/>
+              </w:rPr>
             </w:pPr>
-            <w:proofErr w:type="spellStart"/>
-            <w:r>
-              <w:t>Подъём</w:t>
-            </w:r>
-            <w:proofErr w:type="spellEnd"/>
-            <w:r>
-              <w:t xml:space="preserve"> </w:t>
+            <w:r>
+              <w:rPr>
+                <w:lang w:val="ru-RU"/>
+              </w:rPr>
+              <w:t xml:space="preserve">Подъём </w:t>
             </w:r>
             <w:proofErr w:type="spellStart"/>
             <w:r>
@@ -39905,37 +43557,11 @@
             </w:r>
             <w:proofErr w:type="spellEnd"/>
             <w:r>
-              <w:t xml:space="preserve"> </w:t>
-            </w:r>
-            <w:proofErr w:type="spellStart"/>
-            <w:r>
-              <w:t>от</w:t>
-            </w:r>
-            <w:proofErr w:type="spellEnd"/>
-            <w:r>
-              <w:t xml:space="preserve"> </w:t>
-            </w:r>
-            <w:proofErr w:type="spellStart"/>
-            <w:r>
-              <w:t>текущего</w:t>
-            </w:r>
-            <w:proofErr w:type="spellEnd"/>
-            <w:r>
-              <w:t xml:space="preserve"> </w:t>
-            </w:r>
-            <w:proofErr w:type="spellStart"/>
-            <w:r>
-              <w:t>минимума</w:t>
-            </w:r>
-            <w:proofErr w:type="spellEnd"/>
-            <w:r>
-              <w:t xml:space="preserve"> </w:t>
-            </w:r>
-            <w:proofErr w:type="spellStart"/>
-            <w:r>
-              <w:t>сессии</w:t>
-            </w:r>
-            <w:proofErr w:type="spellEnd"/>
+              <w:rPr>
+                <w:lang w:val="ru-RU"/>
+              </w:rPr>
+              <w:t xml:space="preserve"> от текущего минимума сессии</w:t>
+            </w:r>
           </w:p>
         </w:tc>
       </w:tr>
@@ -39967,22 +43593,15 @@
           <w:p>
             <w:pPr>
               <w:pStyle w:val="aa"/>
+              <w:rPr>
+                <w:lang w:val="ru-RU"/>
+              </w:rPr>
             </w:pPr>
-            <w:proofErr w:type="spellStart"/>
-            <w:r>
-              <w:t>Относительное</w:t>
-            </w:r>
-            <w:proofErr w:type="spellEnd"/>
-            <w:r>
-              <w:t xml:space="preserve"> </w:t>
-            </w:r>
-            <w:proofErr w:type="spellStart"/>
-            <w:r>
-              <w:t>снижение</w:t>
-            </w:r>
-            <w:proofErr w:type="spellEnd"/>
-            <w:r>
-              <w:t xml:space="preserve"> </w:t>
+            <w:r>
+              <w:rPr>
+                <w:lang w:val="ru-RU"/>
+              </w:rPr>
+              <w:t xml:space="preserve">Относительное снижение </w:t>
             </w:r>
             <w:proofErr w:type="spellStart"/>
             <w:r>
@@ -39990,31 +43609,10 @@
             </w:r>
             <w:proofErr w:type="spellEnd"/>
             <w:r>
-              <w:t xml:space="preserve">₂ </w:t>
-            </w:r>
-            <w:proofErr w:type="spellStart"/>
-            <w:r>
-              <w:t>от</w:t>
-            </w:r>
-            <w:proofErr w:type="spellEnd"/>
-            <w:r>
-              <w:t xml:space="preserve"> </w:t>
-            </w:r>
-            <w:proofErr w:type="spellStart"/>
-            <w:r>
-              <w:t>базального</w:t>
-            </w:r>
-            <w:proofErr w:type="spellEnd"/>
-            <w:r>
-              <w:t xml:space="preserve"> </w:t>
-            </w:r>
-            <w:proofErr w:type="spellStart"/>
-            <w:r>
-              <w:t>уровня</w:t>
-            </w:r>
-            <w:proofErr w:type="spellEnd"/>
-            <w:r>
-              <w:t xml:space="preserve"> (%)</w:t>
+              <w:rPr>
+                <w:lang w:val="ru-RU"/>
+              </w:rPr>
+              <w:t>₂ от базального уровня (%)</w:t>
             </w:r>
           </w:p>
         </w:tc>
@@ -40030,8 +43628,9 @@
         <w:pStyle w:val="31"/>
         <w:divId w:val="1101805661"/>
       </w:pPr>
-      <w:bookmarkStart w:id="48" w:name="вср-7-признаков"/>
-      <w:bookmarkEnd w:id="47"/>
+      <w:bookmarkStart w:id="79" w:name="вср-7-признаков"/>
+      <w:bookmarkStart w:id="80" w:name="_Toc229760437"/>
+      <w:bookmarkEnd w:id="77"/>
       <w:r>
         <w:t>H</w:t>
       </w:r>
@@ -40058,6 +43657,7 @@
       <w:r>
         <w:t>(7 признаков)</w:t>
       </w:r>
+      <w:bookmarkEnd w:id="80"/>
     </w:p>
     <w:tbl>
       <w:tblPr>
@@ -40370,40 +43970,31 @@
           <w:p>
             <w:pPr>
               <w:pStyle w:val="aa"/>
+              <w:rPr>
+                <w:lang w:val="ru-RU"/>
+              </w:rPr>
             </w:pPr>
             <w:r>
-              <w:t xml:space="preserve">SD1 </w:t>
-            </w:r>
-            <w:proofErr w:type="spellStart"/>
-            <w:r>
-              <w:t>по</w:t>
-            </w:r>
-            <w:proofErr w:type="spellEnd"/>
-            <w:r>
-              <w:t xml:space="preserve"> </w:t>
-            </w:r>
-            <w:proofErr w:type="spellStart"/>
-            <w:r>
-              <w:t>диаграмме</w:t>
-            </w:r>
-            <w:proofErr w:type="spellEnd"/>
-            <w:r>
-              <w:t xml:space="preserve"> </w:t>
-            </w:r>
-            <w:proofErr w:type="spellStart"/>
-            <w:r>
-              <w:t>Пуанкаре</w:t>
-            </w:r>
-            <w:proofErr w:type="spellEnd"/>
-            <w:r>
-              <w:t xml:space="preserve"> (</w:t>
-            </w:r>
-            <w:proofErr w:type="spellStart"/>
-            <w:r>
+              <w:t>SD</w:t>
+            </w:r>
+            <w:r>
+              <w:rPr>
+                <w:lang w:val="ru-RU"/>
+              </w:rPr>
+              <w:t>1 по диаграмме Пуанкаре (</w:t>
+            </w:r>
+            <w:proofErr w:type="spellStart"/>
+            <w:r>
+              <w:rPr>
+                <w:lang w:val="ru-RU"/>
+              </w:rPr>
               <w:t>мс</w:t>
             </w:r>
             <w:proofErr w:type="spellEnd"/>
             <w:r>
+              <w:rPr>
+                <w:lang w:val="ru-RU"/>
+              </w:rPr>
               <w:t>)</w:t>
             </w:r>
           </w:p>
@@ -40437,40 +44028,31 @@
           <w:p>
             <w:pPr>
               <w:pStyle w:val="aa"/>
+              <w:rPr>
+                <w:lang w:val="ru-RU"/>
+              </w:rPr>
             </w:pPr>
             <w:r>
-              <w:t xml:space="preserve">SD2 </w:t>
-            </w:r>
-            <w:proofErr w:type="spellStart"/>
-            <w:r>
-              <w:t>по</w:t>
-            </w:r>
-            <w:proofErr w:type="spellEnd"/>
-            <w:r>
-              <w:t xml:space="preserve"> </w:t>
-            </w:r>
-            <w:proofErr w:type="spellStart"/>
-            <w:r>
-              <w:t>диаграмме</w:t>
-            </w:r>
-            <w:proofErr w:type="spellEnd"/>
-            <w:r>
-              <w:t xml:space="preserve"> </w:t>
-            </w:r>
-            <w:proofErr w:type="spellStart"/>
-            <w:r>
-              <w:t>Пуанкаре</w:t>
-            </w:r>
-            <w:proofErr w:type="spellEnd"/>
-            <w:r>
-              <w:t xml:space="preserve"> (</w:t>
-            </w:r>
-            <w:proofErr w:type="spellStart"/>
-            <w:r>
+              <w:t>SD</w:t>
+            </w:r>
+            <w:r>
+              <w:rPr>
+                <w:lang w:val="ru-RU"/>
+              </w:rPr>
+              <w:t>2 по диаграмме Пуанкаре (</w:t>
+            </w:r>
+            <w:proofErr w:type="spellStart"/>
+            <w:r>
+              <w:rPr>
+                <w:lang w:val="ru-RU"/>
+              </w:rPr>
               <w:t>мс</w:t>
             </w:r>
             <w:proofErr w:type="spellEnd"/>
             <w:r>
+              <w:rPr>
+                <w:lang w:val="ru-RU"/>
+              </w:rPr>
               <w:t>)</w:t>
             </w:r>
           </w:p>
@@ -40563,11 +44145,13 @@
         <w:pStyle w:val="31"/>
         <w:divId w:val="1101805661"/>
       </w:pPr>
-      <w:bookmarkStart w:id="49" w:name="X8736719f5aa8828c943fd466deb86029f8cf0b2"/>
-      <w:bookmarkEnd w:id="48"/>
+      <w:bookmarkStart w:id="81" w:name="X8736719f5aa8828c943fd466deb86029f8cf0b2"/>
+      <w:bookmarkStart w:id="82" w:name="_Toc229760438"/>
+      <w:bookmarkEnd w:id="79"/>
       <w:r>
         <w:t>Взаимодействия (3 признака, только EMG+NIRS+HRV)</w:t>
       </w:r>
+      <w:bookmarkEnd w:id="82"/>
     </w:p>
     <w:tbl>
       <w:tblPr>
@@ -40763,29 +44347,28 @@
           <w:p>
             <w:pPr>
               <w:pStyle w:val="aa"/>
+              <w:rPr>
+                <w:lang w:val="ru-RU"/>
+              </w:rPr>
             </w:pPr>
-            <w:proofErr w:type="spellStart"/>
-            <w:r>
-              <w:t>Совместный</w:t>
-            </w:r>
-            <w:proofErr w:type="spellEnd"/>
-            <w:r>
-              <w:t xml:space="preserve"> </w:t>
-            </w:r>
-            <w:proofErr w:type="spellStart"/>
-            <w:r>
-              <w:t>маркер</w:t>
-            </w:r>
-            <w:proofErr w:type="spellEnd"/>
-            <w:r>
-              <w:t xml:space="preserve"> </w:t>
-            </w:r>
-            <w:proofErr w:type="spellStart"/>
-            <w:r>
+            <w:r>
+              <w:rPr>
+                <w:lang w:val="ru-RU"/>
+              </w:rPr>
+              <w:t xml:space="preserve">Совместный маркер </w:t>
+            </w:r>
+            <w:proofErr w:type="spellStart"/>
+            <w:r>
+              <w:rPr>
+                <w:lang w:val="ru-RU"/>
+              </w:rPr>
               <w:t>оксигенации</w:t>
             </w:r>
             <w:proofErr w:type="spellEnd"/>
             <w:r>
+              <w:rPr>
+                <w:lang w:val="ru-RU"/>
+              </w:rPr>
               <w:t xml:space="preserve"> и ЧСС</w:t>
             </w:r>
           </w:p>
@@ -40837,36 +44420,30 @@
           <w:p>
             <w:pPr>
               <w:pStyle w:val="aa"/>
+              <w:rPr>
+                <w:lang w:val="ru-RU"/>
+              </w:rPr>
             </w:pPr>
-            <w:proofErr w:type="spellStart"/>
-            <w:r>
-              <w:t>Взаимодействие</w:t>
-            </w:r>
-            <w:proofErr w:type="spellEnd"/>
-            <w:r>
-              <w:t xml:space="preserve"> </w:t>
-            </w:r>
-            <w:proofErr w:type="spellStart"/>
-            <w:r>
+            <w:r>
+              <w:rPr>
+                <w:lang w:val="ru-RU"/>
+              </w:rPr>
+              <w:t xml:space="preserve">Взаимодействие </w:t>
+            </w:r>
+            <w:proofErr w:type="spellStart"/>
+            <w:r>
+              <w:rPr>
+                <w:lang w:val="ru-RU"/>
+              </w:rPr>
               <w:t>оксигенации</w:t>
             </w:r>
             <w:proofErr w:type="spellEnd"/>
             <w:r>
-              <w:t xml:space="preserve"> и </w:t>
-            </w:r>
-            <w:proofErr w:type="spellStart"/>
-            <w:r>
-              <w:t>автономной</w:t>
-            </w:r>
-            <w:proofErr w:type="spellEnd"/>
-            <w:r>
-              <w:t xml:space="preserve"> </w:t>
-            </w:r>
-            <w:proofErr w:type="spellStart"/>
-            <w:r>
-              <w:t>регуляции</w:t>
-            </w:r>
-            <w:proofErr w:type="spellEnd"/>
+              <w:rPr>
+                <w:lang w:val="ru-RU"/>
+              </w:rPr>
+              <w:t xml:space="preserve"> и автономной регуляции</w:t>
+            </w:r>
           </w:p>
         </w:tc>
       </w:tr>
@@ -40923,39 +44500,16 @@
           <w:p>
             <w:pPr>
               <w:pStyle w:val="aa"/>
+              <w:rPr>
+                <w:lang w:val="ru-RU"/>
+              </w:rPr>
             </w:pPr>
             <w:r>
-              <w:t xml:space="preserve">ЧСС, </w:t>
-            </w:r>
-            <w:proofErr w:type="spellStart"/>
-            <w:r>
-              <w:t>нормированная</w:t>
-            </w:r>
-            <w:proofErr w:type="spellEnd"/>
-            <w:r>
-              <w:t xml:space="preserve"> </w:t>
-            </w:r>
-            <w:proofErr w:type="spellStart"/>
-            <w:r>
-              <w:t>на</w:t>
-            </w:r>
-            <w:proofErr w:type="spellEnd"/>
-            <w:r>
-              <w:t xml:space="preserve"> </w:t>
-            </w:r>
-            <w:proofErr w:type="spellStart"/>
-            <w:r>
-              <w:t>мощность</w:t>
-            </w:r>
-            <w:proofErr w:type="spellEnd"/>
-            <w:r>
-              <w:t xml:space="preserve"> </w:t>
-            </w:r>
-            <w:proofErr w:type="spellStart"/>
-            <w:r>
-              <w:t>нагрузки</w:t>
-            </w:r>
-            <w:proofErr w:type="spellEnd"/>
+              <w:rPr>
+                <w:lang w:val="ru-RU"/>
+              </w:rPr>
+              <w:t>ЧСС, нормированная на мощность нагрузки</w:t>
+            </w:r>
           </w:p>
         </w:tc>
       </w:tr>
@@ -40970,8 +44524,9 @@
         <w:pStyle w:val="31"/>
         <w:divId w:val="1101805661"/>
       </w:pPr>
-      <w:bookmarkStart w:id="50" w:name="X5bdfdc93828637e0d413f06d3c8811b9d22b52a"/>
-      <w:bookmarkEnd w:id="49"/>
+      <w:bookmarkStart w:id="83" w:name="X5bdfdc93828637e0d413f06d3c8811b9d22b52a"/>
+      <w:bookmarkStart w:id="84" w:name="_Toc229760439"/>
+      <w:bookmarkEnd w:id="81"/>
       <w:r>
         <w:t xml:space="preserve">Абсолютные признаки, исключаемые в варианте </w:t>
       </w:r>
@@ -40983,6 +44538,7 @@
       <w:r>
         <w:t xml:space="preserve"> (6 признаков)</w:t>
       </w:r>
+      <w:bookmarkEnd w:id="84"/>
     </w:p>
     <w:tbl>
       <w:tblPr>
@@ -41330,38 +44886,24 @@
           <w:p>
             <w:pPr>
               <w:pStyle w:val="aa"/>
+              <w:rPr>
+                <w:lang w:val="ru-RU"/>
+              </w:rPr>
             </w:pPr>
-            <w:proofErr w:type="spellStart"/>
-            <w:r>
-              <w:t>Абсолютный</w:t>
-            </w:r>
-            <w:proofErr w:type="spellEnd"/>
-            <w:r>
-              <w:t xml:space="preserve"> </w:t>
-            </w:r>
-            <w:proofErr w:type="spellStart"/>
-            <w:r>
-              <w:t>уровень</w:t>
-            </w:r>
-            <w:proofErr w:type="spellEnd"/>
-            <w:r>
-              <w:t xml:space="preserve"> ЧСС (</w:t>
-            </w:r>
-            <w:proofErr w:type="spellStart"/>
-            <w:r>
-              <w:t>через</w:t>
-            </w:r>
-            <w:proofErr w:type="spellEnd"/>
-            <w:r>
-              <w:t xml:space="preserve"> </w:t>
-            </w:r>
-            <w:proofErr w:type="spellStart"/>
-            <w:r>
-              <w:t>среднее</w:t>
-            </w:r>
-            <w:proofErr w:type="spellEnd"/>
-            <w:r>
-              <w:t xml:space="preserve"> RR)</w:t>
+            <w:r>
+              <w:rPr>
+                <w:lang w:val="ru-RU"/>
+              </w:rPr>
+              <w:t xml:space="preserve">Абсолютный уровень ЧСС (через среднее </w:t>
+            </w:r>
+            <w:r>
+              <w:t>RR</w:t>
+            </w:r>
+            <w:r>
+              <w:rPr>
+                <w:lang w:val="ru-RU"/>
+              </w:rPr>
+              <w:t>)</w:t>
             </w:r>
           </w:p>
         </w:tc>
@@ -41394,30 +44936,15 @@
           <w:p>
             <w:pPr>
               <w:pStyle w:val="aa"/>
+              <w:rPr>
+                <w:lang w:val="ru-RU"/>
+              </w:rPr>
             </w:pPr>
-            <w:proofErr w:type="spellStart"/>
-            <w:r>
-              <w:t>Взаимодействие</w:t>
-            </w:r>
-            <w:proofErr w:type="spellEnd"/>
-            <w:r>
-              <w:t xml:space="preserve"> </w:t>
-            </w:r>
-            <w:proofErr w:type="spellStart"/>
-            <w:r>
-              <w:t>абсолютных</w:t>
-            </w:r>
-            <w:proofErr w:type="spellEnd"/>
-            <w:r>
-              <w:t xml:space="preserve"> </w:t>
-            </w:r>
-            <w:proofErr w:type="spellStart"/>
-            <w:r>
-              <w:t>уровней</w:t>
-            </w:r>
-            <w:proofErr w:type="spellEnd"/>
-            <w:r>
-              <w:t xml:space="preserve"> </w:t>
+            <w:r>
+              <w:rPr>
+                <w:lang w:val="ru-RU"/>
+              </w:rPr>
+              <w:t xml:space="preserve">Взаимодействие абсолютных уровней </w:t>
             </w:r>
             <w:proofErr w:type="spellStart"/>
             <w:r>
@@ -41425,6 +44952,9 @@
             </w:r>
             <w:proofErr w:type="spellEnd"/>
             <w:r>
+              <w:rPr>
+                <w:lang w:val="ru-RU"/>
+              </w:rPr>
               <w:t>₂ и ЧСС</w:t>
             </w:r>
           </w:p>
@@ -41441,11 +44971,13 @@
         <w:pStyle w:val="31"/>
         <w:divId w:val="1101805661"/>
       </w:pPr>
-      <w:bookmarkStart w:id="51" w:name="X360252457668c8662ef8dccf7245e4c79d5128d"/>
-      <w:bookmarkEnd w:id="50"/>
+      <w:bookmarkStart w:id="85" w:name="X360252457668c8662ef8dccf7245e4c79d5128d"/>
+      <w:bookmarkStart w:id="86" w:name="_Toc229760440"/>
+      <w:bookmarkEnd w:id="83"/>
       <w:r>
         <w:t>Базальные признаки маршрутизатора (система двух специалистов)</w:t>
       </w:r>
+      <w:bookmarkEnd w:id="86"/>
     </w:p>
     <w:tbl>
       <w:tblPr>
@@ -41946,57 +45478,15 @@
           <w:p>
             <w:pPr>
               <w:pStyle w:val="aa"/>
+              <w:rPr>
+                <w:lang w:val="ru-RU"/>
+              </w:rPr>
             </w:pPr>
             <w:r>
-              <w:t xml:space="preserve">ЧСС </w:t>
-            </w:r>
-            <w:proofErr w:type="spellStart"/>
-            <w:r>
-              <w:t>на</w:t>
-            </w:r>
-            <w:proofErr w:type="spellEnd"/>
-            <w:r>
-              <w:t xml:space="preserve"> </w:t>
-            </w:r>
-            <w:proofErr w:type="spellStart"/>
-            <w:r>
-              <w:t>калибровочной</w:t>
-            </w:r>
-            <w:proofErr w:type="spellEnd"/>
-            <w:r>
-              <w:t xml:space="preserve"> </w:t>
-            </w:r>
-            <w:proofErr w:type="spellStart"/>
-            <w:r>
-              <w:t>ступени</w:t>
-            </w:r>
-            <w:proofErr w:type="spellEnd"/>
-            <w:r>
-              <w:t xml:space="preserve"> 30 </w:t>
-            </w:r>
-            <w:proofErr w:type="spellStart"/>
-            <w:r>
-              <w:t>Вт</w:t>
-            </w:r>
-            <w:proofErr w:type="spellEnd"/>
-            <w:r>
-              <w:t xml:space="preserve"> (</w:t>
-            </w:r>
-            <w:proofErr w:type="spellStart"/>
-            <w:r>
-              <w:t>уд</w:t>
-            </w:r>
-            <w:proofErr w:type="spellEnd"/>
-            <w:r>
-              <w:t>/</w:t>
-            </w:r>
-            <w:proofErr w:type="spellStart"/>
-            <w:r>
-              <w:t>мин</w:t>
-            </w:r>
-            <w:proofErr w:type="spellEnd"/>
-            <w:r>
-              <w:t>)</w:t>
+              <w:rPr>
+                <w:lang w:val="ru-RU"/>
+              </w:rPr>
+              <w:t>ЧСС на калибровочной ступени 30 Вт (уд/мин)</w:t>
             </w:r>
           </w:p>
         </w:tc>
@@ -42031,48 +45521,31 @@
           <w:p>
             <w:pPr>
               <w:pStyle w:val="aa"/>
+              <w:rPr>
+                <w:lang w:val="ru-RU"/>
+              </w:rPr>
             </w:pPr>
             <w:r>
-              <w:t xml:space="preserve">RMSSD </w:t>
-            </w:r>
-            <w:proofErr w:type="spellStart"/>
-            <w:r>
-              <w:t>на</w:t>
-            </w:r>
-            <w:proofErr w:type="spellEnd"/>
-            <w:r>
-              <w:t xml:space="preserve"> </w:t>
-            </w:r>
-            <w:proofErr w:type="spellStart"/>
-            <w:r>
-              <w:t>калибровочной</w:t>
-            </w:r>
-            <w:proofErr w:type="spellEnd"/>
-            <w:r>
-              <w:t xml:space="preserve"> </w:t>
-            </w:r>
-            <w:proofErr w:type="spellStart"/>
-            <w:r>
-              <w:t>ступени</w:t>
-            </w:r>
-            <w:proofErr w:type="spellEnd"/>
-            <w:r>
-              <w:t xml:space="preserve"> 30 </w:t>
-            </w:r>
-            <w:proofErr w:type="spellStart"/>
-            <w:r>
-              <w:t>Вт</w:t>
-            </w:r>
-            <w:proofErr w:type="spellEnd"/>
-            <w:r>
-              <w:t xml:space="preserve"> (</w:t>
-            </w:r>
-            <w:proofErr w:type="spellStart"/>
-            <w:r>
+              <w:t>RMSSD</w:t>
+            </w:r>
+            <w:r>
+              <w:rPr>
+                <w:lang w:val="ru-RU"/>
+              </w:rPr>
+              <w:t xml:space="preserve"> на калибровочной ступени 30 Вт (</w:t>
+            </w:r>
+            <w:proofErr w:type="spellStart"/>
+            <w:r>
+              <w:rPr>
+                <w:lang w:val="ru-RU"/>
+              </w:rPr>
               <w:t>мс</w:t>
             </w:r>
             <w:proofErr w:type="spellEnd"/>
             <w:r>
+              <w:rPr>
+                <w:lang w:val="ru-RU"/>
+              </w:rPr>
               <w:t>)</w:t>
             </w:r>
           </w:p>
@@ -42108,39 +45581,25 @@
           <w:p>
             <w:pPr>
               <w:pStyle w:val="aa"/>
+              <w:rPr>
+                <w:lang w:val="ru-RU"/>
+              </w:rPr>
             </w:pPr>
             <w:r>
-              <w:t xml:space="preserve">ЭМГ-RMS </w:t>
-            </w:r>
-            <w:proofErr w:type="spellStart"/>
-            <w:r>
-              <w:t>дистального</w:t>
-            </w:r>
-            <w:proofErr w:type="spellEnd"/>
-            <w:r>
-              <w:t xml:space="preserve"> </w:t>
-            </w:r>
-            <w:proofErr w:type="spellStart"/>
-            <w:r>
-              <w:t>электрода</w:t>
-            </w:r>
-            <w:proofErr w:type="spellEnd"/>
-            <w:r>
-              <w:t xml:space="preserve"> </w:t>
-            </w:r>
-            <w:proofErr w:type="spellStart"/>
-            <w:r>
-              <w:t>на</w:t>
-            </w:r>
-            <w:proofErr w:type="spellEnd"/>
-            <w:r>
-              <w:t xml:space="preserve"> 30 </w:t>
-            </w:r>
-            <w:proofErr w:type="spellStart"/>
-            <w:r>
-              <w:t>Вт</w:t>
-            </w:r>
-            <w:proofErr w:type="spellEnd"/>
+              <w:rPr>
+                <w:lang w:val="ru-RU"/>
+              </w:rPr>
+              <w:t>ЭМГ-</w:t>
+            </w:r>
+            <w:r>
+              <w:t>RMS</w:t>
+            </w:r>
+            <w:r>
+              <w:rPr>
+                <w:lang w:val="ru-RU"/>
+              </w:rPr>
+              <w:t xml:space="preserve"> дистального электрода на 30 Вт</w:t>
+            </w:r>
           </w:p>
         </w:tc>
       </w:tr>
@@ -42174,39 +45633,25 @@
           <w:p>
             <w:pPr>
               <w:pStyle w:val="aa"/>
+              <w:rPr>
+                <w:lang w:val="ru-RU"/>
+              </w:rPr>
             </w:pPr>
             <w:r>
-              <w:t xml:space="preserve">ЭМГ-RMS </w:t>
-            </w:r>
-            <w:proofErr w:type="spellStart"/>
-            <w:r>
-              <w:t>проксимального</w:t>
-            </w:r>
-            <w:proofErr w:type="spellEnd"/>
-            <w:r>
-              <w:t xml:space="preserve"> </w:t>
-            </w:r>
-            <w:proofErr w:type="spellStart"/>
-            <w:r>
-              <w:t>электрода</w:t>
-            </w:r>
-            <w:proofErr w:type="spellEnd"/>
-            <w:r>
-              <w:t xml:space="preserve"> </w:t>
-            </w:r>
-            <w:proofErr w:type="spellStart"/>
-            <w:r>
-              <w:t>на</w:t>
-            </w:r>
-            <w:proofErr w:type="spellEnd"/>
-            <w:r>
-              <w:t xml:space="preserve"> 30 </w:t>
-            </w:r>
-            <w:proofErr w:type="spellStart"/>
-            <w:r>
-              <w:t>Вт</w:t>
-            </w:r>
-            <w:proofErr w:type="spellEnd"/>
+              <w:rPr>
+                <w:lang w:val="ru-RU"/>
+              </w:rPr>
+              <w:t>ЭМГ-</w:t>
+            </w:r>
+            <w:r>
+              <w:t>RMS</w:t>
+            </w:r>
+            <w:r>
+              <w:rPr>
+                <w:lang w:val="ru-RU"/>
+              </w:rPr>
+              <w:t xml:space="preserve"> проксимального электрода на 30 Вт</w:t>
+            </w:r>
           </w:p>
         </w:tc>
       </w:tr>
@@ -42290,7 +45735,7 @@
           </w:p>
         </w:tc>
       </w:tr>
-      <w:bookmarkEnd w:id="51"/>
+      <w:bookmarkEnd w:id="85"/>
     </w:tbl>
     <w:p>
       <w:pPr>
@@ -42305,7 +45750,7 @@
       </w:pPr>
     </w:p>
     <w:sectPr>
-      <w:footerReference w:type="default" r:id="rId9"/>
+      <w:footerReference w:type="default" r:id="rId11"/>
       <w:pgSz w:w="11906" w:h="16838"/>
       <w:pgMar w:top="1134" w:right="850" w:bottom="993" w:left="1701" w:header="708" w:footer="453" w:gutter="0"/>
       <w:cols w:space="708"/>
@@ -48179,6 +51624,7 @@
     <w:rsid w:val="004664AD"/>
     <w:rsid w:val="004E64FF"/>
     <w:rsid w:val="004F7C40"/>
+    <w:rsid w:val="005824D6"/>
     <w:rsid w:val="0067232C"/>
     <w:rsid w:val="00683803"/>
     <w:rsid w:val="006925B1"/>
@@ -48193,7 +51639,6 @@
     <w:rsid w:val="00B75200"/>
     <w:rsid w:val="00BA287F"/>
     <w:rsid w:val="00C366AC"/>
-    <w:rsid w:val="00D23226"/>
     <w:rsid w:val="00D4388C"/>
     <w:rsid w:val="00D50C1F"/>
     <w:rsid w:val="00EE051A"/>

--- a/Тамразов.docx
+++ b/Тамразов.docx
@@ -19758,14 +19758,104 @@
         <w:rPr>
           <w:b/>
         </w:rPr>
-        <w:t>Kimoto</w:t>
+        <w:t>Wireless</w:t>
       </w:r>
       <w:proofErr w:type="spellEnd"/>
       <w:r>
         <w:rPr>
           <w:b/>
         </w:rPr>
-        <w:t xml:space="preserve"> и соавторов [</w:t>
+        <w:t xml:space="preserve"> </w:t>
+      </w:r>
+      <w:proofErr w:type="spellStart"/>
+      <w:r>
+        <w:rPr>
+          <w:b/>
+        </w:rPr>
+        <w:t>Multi-Layered</w:t>
+      </w:r>
+      <w:proofErr w:type="spellEnd"/>
+      <w:r>
+        <w:rPr>
+          <w:b/>
+        </w:rPr>
+        <w:t xml:space="preserve"> EMG/MMG/NIRS </w:t>
+      </w:r>
+      <w:proofErr w:type="spellStart"/>
+      <w:r>
+        <w:rPr>
+          <w:b/>
+        </w:rPr>
+        <w:t>Sensor</w:t>
+      </w:r>
+      <w:proofErr w:type="spellEnd"/>
+      <w:r>
+        <w:rPr>
+          <w:b/>
+        </w:rPr>
+        <w:t xml:space="preserve"> </w:t>
+      </w:r>
+      <w:proofErr w:type="spellStart"/>
+      <w:r>
+        <w:rPr>
+          <w:b/>
+        </w:rPr>
+        <w:t>for</w:t>
+      </w:r>
+      <w:proofErr w:type="spellEnd"/>
+      <w:r>
+        <w:rPr>
+          <w:b/>
+        </w:rPr>
+        <w:t xml:space="preserve"> </w:t>
+      </w:r>
+      <w:proofErr w:type="spellStart"/>
+      <w:r>
+        <w:rPr>
+          <w:b/>
+        </w:rPr>
+        <w:t>Muscular</w:t>
+      </w:r>
+      <w:proofErr w:type="spellEnd"/>
+      <w:r>
+        <w:rPr>
+          <w:b/>
+        </w:rPr>
+        <w:t xml:space="preserve"> </w:t>
+      </w:r>
+      <w:proofErr w:type="spellStart"/>
+      <w:r>
+        <w:rPr>
+          <w:b/>
+        </w:rPr>
+        <w:t>Activity</w:t>
+      </w:r>
+      <w:proofErr w:type="spellEnd"/>
+      <w:r>
+        <w:rPr>
+          <w:b/>
+        </w:rPr>
+        <w:t xml:space="preserve"> </w:t>
+      </w:r>
+      <w:proofErr w:type="spellStart"/>
+      <w:r>
+        <w:rPr>
+          <w:b/>
+        </w:rPr>
+        <w:t>Evaluation</w:t>
+      </w:r>
+      <w:proofErr w:type="spellEnd"/>
+      <w:r>
+        <w:rPr>
+          <w:b/>
+        </w:rPr>
+        <w:t xml:space="preserve"> </w:t>
+      </w:r>
+      <w:r>
+        <w:rPr>
+          <w:b/>
+        </w:rPr>
+        <w:t>[</w:t>
       </w:r>
       <w:proofErr w:type="spellStart"/>
       <w:r>
@@ -19831,13 +19921,20 @@
         <w:rPr>
           <w:b/>
         </w:rPr>
-        <w:t xml:space="preserve"> при велоэргометрии: авторы прямо констатируют в абстракте, что </w:t>
-      </w:r>
-      <w:proofErr w:type="spellStart"/>
+        <w:t xml:space="preserve"> при велоэргометрии: авторы прямо констатируют в </w:t>
+      </w:r>
       <w:r>
         <w:rPr>
           <w:b/>
         </w:rPr>
+        <w:lastRenderedPageBreak/>
+        <w:t xml:space="preserve">абстракте, что </w:t>
+      </w:r>
+      <w:proofErr w:type="spellStart"/>
+      <w:r>
+        <w:rPr>
+          <w:b/>
+        </w:rPr>
         <w:t>детекция</w:t>
       </w:r>
       <w:proofErr w:type="spellEnd"/>
@@ -19845,14 +19942,7 @@
         <w:rPr>
           <w:b/>
         </w:rPr>
-        <w:t xml:space="preserve"> анаэробного порога по комбинированным </w:t>
-      </w:r>
-      <w:r>
-        <w:rPr>
-          <w:b/>
-        </w:rPr>
-        <w:lastRenderedPageBreak/>
-        <w:t>мультисенсорным данным «явно не решена» – техническая платформа существует, тогда как алгоритм онлайн-</w:t>
+        <w:t xml:space="preserve"> анаэробного порога по комбинированным мультисенсорным данным «явно не решена» – техническая платформа существует, тогда как алгоритм онлайн-</w:t>
       </w:r>
       <w:proofErr w:type="spellStart"/>
       <w:r>
@@ -20007,11 +20097,11 @@
       </w:r>
       <w:proofErr w:type="spellEnd"/>
       <w:r>
-        <w:t xml:space="preserve"> теста. Для тренированных спортсменов рекомендованы ступени мощностью 20–30 Вт с длительностью 3–5 минут: при более коротких ступенях не достигается квазистационарное состояние </w:t>
+        <w:t xml:space="preserve"> теста. Для тренированных спортсменов рекомендованы ступени мощностью 20–30 Вт с длительностью 3–5 минут: при </w:t>
       </w:r>
       <w:r>
         <w:lastRenderedPageBreak/>
-        <w:t xml:space="preserve">метаболизма, что смещает </w:t>
+        <w:t xml:space="preserve">более коротких ступенях не достигается квазистационарное состояние метаболизма, что смещает </w:t>
       </w:r>
       <w:proofErr w:type="spellStart"/>
       <w:r>
@@ -20189,6 +20279,7 @@
       </w:r>
       <w:proofErr w:type="spellStart"/>
       <w:r>
+        <w:lastRenderedPageBreak/>
         <w:t>лактата</w:t>
       </w:r>
       <w:proofErr w:type="spellEnd"/>
@@ -20201,11 +20292,7 @@
       </w:r>
       <w:proofErr w:type="spellEnd"/>
       <w:r>
-        <w:t xml:space="preserve"> двигательных единиц, кислородным балансом в </w:t>
-      </w:r>
-      <w:r>
-        <w:lastRenderedPageBreak/>
-        <w:t xml:space="preserve">мышце и вегетативными сдвигами. Каждый из рассмотренных сигнальных каналов – ЭМГ, NIRS и HRV – демонстрирует достоверную информативность в отношении отдельных аспектов перехода: ЭМГ отражает </w:t>
+        <w:t xml:space="preserve"> двигательных единиц, кислородным балансом в мышце и вегетативными сдвигами. Каждый из рассмотренных сигнальных каналов – ЭМГ, NIRS и HRV – демонстрирует достоверную информативность в отношении отдельных аспектов перехода: ЭМГ отражает </w:t>
       </w:r>
       <w:proofErr w:type="spellStart"/>
       <w:r>
@@ -20433,11 +20520,14 @@
       </w:r>
       <w:proofErr w:type="spellEnd"/>
       <w:r>
-        <w:t xml:space="preserve"> данного исследования формулируется следующим образом: в мировой литературе отсутствует системная методология онлайн-предсказания обоих порогов аэробно-анаэробного перехода (LT1 и LT2) по </w:t>
-      </w:r>
-      <w:proofErr w:type="spellStart"/>
+        <w:t xml:space="preserve"> данного исследования формулируется следующим образом: в мировой литературе отсутствует системная методология онлайн-</w:t>
+      </w:r>
       <w:r>
         <w:lastRenderedPageBreak/>
+        <w:t xml:space="preserve">предсказания обоих порогов аэробно-анаэробного перехода (LT1 и LT2) по </w:t>
+      </w:r>
+      <w:proofErr w:type="spellStart"/>
+      <w:r>
         <w:t>мультимодальным</w:t>
       </w:r>
       <w:proofErr w:type="spellEnd"/>
@@ -29976,1454 +30066,15 @@
     </w:p>
     <w:p>
       <w:pPr>
-        <w:widowControl w:val="0"/>
-        <w:spacing w:after="0"/>
-        <w:ind w:firstLine="709"/>
-      </w:pPr>
-      <w:r>
-        <w:t xml:space="preserve">В </w:t>
-      </w:r>
-      <w:proofErr w:type="spellStart"/>
-      <w:r>
-        <w:t>данном</w:t>
-      </w:r>
-      <w:proofErr w:type="spellEnd"/>
-      <w:r>
-        <w:t xml:space="preserve"> </w:t>
-      </w:r>
-      <w:proofErr w:type="spellStart"/>
-      <w:r>
-        <w:t>подразделе</w:t>
-      </w:r>
-      <w:proofErr w:type="spellEnd"/>
-      <w:r>
-        <w:t xml:space="preserve"> </w:t>
-      </w:r>
-      <w:proofErr w:type="spellStart"/>
-      <w:r>
-        <w:t>приведены</w:t>
-      </w:r>
-      <w:proofErr w:type="spellEnd"/>
-      <w:r>
-        <w:t xml:space="preserve"> </w:t>
-      </w:r>
-      <w:proofErr w:type="spellStart"/>
-      <w:r>
-        <w:t>количественные</w:t>
-      </w:r>
-      <w:proofErr w:type="spellEnd"/>
-      <w:r>
-        <w:t xml:space="preserve"> </w:t>
-      </w:r>
-      <w:proofErr w:type="spellStart"/>
-      <w:r>
-        <w:t>результаты</w:t>
-      </w:r>
-      <w:proofErr w:type="spellEnd"/>
-      <w:r>
-        <w:t xml:space="preserve"> </w:t>
-      </w:r>
-      <w:proofErr w:type="spellStart"/>
-      <w:r>
-        <w:t>широкого</w:t>
-      </w:r>
-      <w:proofErr w:type="spellEnd"/>
-      <w:r>
-        <w:t xml:space="preserve"> перебора, описанного в разделе 2.8.4: единое линейное семейство и девять </w:t>
-      </w:r>
-      <w:proofErr w:type="spellStart"/>
-      <w:r>
-        <w:t>нейросетевых</w:t>
-      </w:r>
-      <w:proofErr w:type="spellEnd"/>
-      <w:r>
-        <w:t xml:space="preserve"> архитектур, обучены раздельно для двух целевых переменных — </w:t>
-      </w:r>
-      <w:proofErr w:type="spellStart"/>
-      <w:r>
-        <w:t>лактатных</w:t>
-      </w:r>
-      <w:proofErr w:type="spellEnd"/>
-      <w:r>
-        <w:t xml:space="preserve"> порогов LT1 и LT2 — на пяти модальностях признаков и в двух вариантах состава (</w:t>
-      </w:r>
-      <w:proofErr w:type="spellStart"/>
-      <w:r>
-        <w:t>with_abs</w:t>
-      </w:r>
-      <w:proofErr w:type="spellEnd"/>
-      <w:r>
-        <w:t xml:space="preserve"> — с абсолютными признаками; </w:t>
-      </w:r>
-      <w:proofErr w:type="spellStart"/>
-      <w:r>
-        <w:t>noabs</w:t>
-      </w:r>
-      <w:proofErr w:type="spellEnd"/>
-      <w:r>
-        <w:t xml:space="preserve"> — без абсолютных признаков). Все метрики получены в рамках кросс-</w:t>
-      </w:r>
-      <w:proofErr w:type="spellStart"/>
-      <w:r>
-        <w:t>валидации</w:t>
-      </w:r>
-      <w:proofErr w:type="spellEnd"/>
-      <w:r>
-        <w:t xml:space="preserve"> с исключением одного испытуемого (</w:t>
-      </w:r>
-      <w:proofErr w:type="spellStart"/>
-      <w:r>
-        <w:t>leave-one-subject-out</w:t>
-      </w:r>
-      <w:proofErr w:type="spellEnd"/>
-      <w:r>
-        <w:t>, LOSO) на n = 18 испытуемых (раздел 2.8.5) и приведены к субъект-взвешенной медианной средней абсолютной ошибке (</w:t>
-      </w:r>
-      <w:proofErr w:type="spellStart"/>
-      <w:r>
-        <w:t>mean</w:t>
-      </w:r>
-      <w:proofErr w:type="spellEnd"/>
-      <w:r>
-        <w:t xml:space="preserve"> </w:t>
-      </w:r>
-      <w:proofErr w:type="spellStart"/>
-      <w:r>
-        <w:t>absolute</w:t>
-      </w:r>
-      <w:proofErr w:type="spellEnd"/>
-      <w:r>
-        <w:t xml:space="preserve"> </w:t>
-      </w:r>
-      <w:proofErr w:type="spellStart"/>
-      <w:r>
-        <w:t>error</w:t>
-      </w:r>
-      <w:proofErr w:type="spellEnd"/>
-      <w:r>
-        <w:t>, MAE) в минутах (раздел 2.9.1). В работе используются три дополняющих представления MAE: субъект-взвешенная медианная MAE (</w:t>
-      </w:r>
-      <w:proofErr w:type="spellStart"/>
-      <w:r>
-        <w:t>median</w:t>
-      </w:r>
-      <w:proofErr w:type="spellEnd"/>
-      <w:r>
-        <w:t xml:space="preserve"> </w:t>
-      </w:r>
-      <w:proofErr w:type="spellStart"/>
-      <w:r>
-        <w:t>per-subject</w:t>
-      </w:r>
-      <w:proofErr w:type="spellEnd"/>
-      <w:r>
-        <w:t xml:space="preserve"> MAE; основная метрика </w:t>
-      </w:r>
-      <w:proofErr w:type="spellStart"/>
-      <w:r>
-        <w:t>рейтингования</w:t>
-      </w:r>
-      <w:proofErr w:type="spellEnd"/>
-      <w:r>
-        <w:t>), медиана |</w:t>
-      </w:r>
-      <w:proofErr w:type="spellStart"/>
-      <w:r>
-        <w:t>err</w:t>
-      </w:r>
-      <w:proofErr w:type="spellEnd"/>
-      <w:r>
-        <w:t>| по окнам (</w:t>
-      </w:r>
-      <w:proofErr w:type="spellStart"/>
-      <w:r>
-        <w:t>window-median</w:t>
-      </w:r>
-      <w:proofErr w:type="spellEnd"/>
-      <w:r>
-        <w:t xml:space="preserve"> MAE) и </w:t>
-      </w:r>
-      <w:proofErr w:type="spellStart"/>
-      <w:r>
-        <w:t>raw</w:t>
-      </w:r>
-      <w:proofErr w:type="spellEnd"/>
-      <w:r>
-        <w:t xml:space="preserve"> </w:t>
-      </w:r>
-      <w:proofErr w:type="spellStart"/>
-      <w:r>
-        <w:t>window-weighted</w:t>
-      </w:r>
-      <w:proofErr w:type="spellEnd"/>
-      <w:r>
-        <w:t xml:space="preserve"> MAE (среднее по всем окнам без </w:t>
-      </w:r>
-      <w:proofErr w:type="spellStart"/>
-      <w:r>
-        <w:t>межсубъектного</w:t>
-      </w:r>
-      <w:proofErr w:type="spellEnd"/>
-      <w:r>
-        <w:t xml:space="preserve"> выравнивания). Коэффициент детерминации (R²) и ранговая корреляция </w:t>
-      </w:r>
-      <w:proofErr w:type="spellStart"/>
-      <w:r>
-        <w:t>Спирмена</w:t>
-      </w:r>
-      <w:proofErr w:type="spellEnd"/>
-      <w:r>
-        <w:t xml:space="preserve"> (ρ) вычислены согласно разделам 2.9.2 и 2.9.3 соответственно.</w:t>
-      </w:r>
-    </w:p>
-    <w:p>
-      <w:pPr>
-        <w:widowControl w:val="0"/>
-        <w:spacing w:after="0"/>
-        <w:ind w:firstLine="709"/>
-      </w:pPr>
-      <w:r>
-        <w:t xml:space="preserve">Главная сводка результатов представлена в таблице 3.1. Для каждой целевой переменной в неё включены три позиции: победитель в абсолютных метриках, </w:t>
-      </w:r>
-      <w:proofErr w:type="spellStart"/>
-      <w:r>
-        <w:t>мультимодальный</w:t>
-      </w:r>
-      <w:proofErr w:type="spellEnd"/>
-      <w:r>
-        <w:t xml:space="preserve"> аналог (на полном наборе признаков электромиографии (ЭМГ, EMG), ближней инфракрасной спектрометрии (NIRS) и вариабельности сердечного ритма (ВСР, HRV) — далее EMG+NIRS+HRV) и лучшая </w:t>
-      </w:r>
-      <w:proofErr w:type="spellStart"/>
-      <w:r>
-        <w:t>нейросетевая</w:t>
-      </w:r>
-      <w:proofErr w:type="spellEnd"/>
-      <w:r>
-        <w:t xml:space="preserve"> конфигурация.</w:t>
-      </w:r>
-    </w:p>
-    <w:p>
-      <w:pPr>
-        <w:pStyle w:val="ad"/>
-      </w:pPr>
-      <w:r>
-        <w:t>Таблица 3.</w:t>
-      </w:r>
-      <w:r>
-        <w:t xml:space="preserve">1. </w:t>
-      </w:r>
-      <w:r>
-        <w:t>Ключевые конфигурации по каждой целевой переменной</w:t>
-      </w:r>
-    </w:p>
-    <w:tbl>
-      <w:tblPr>
-        <w:tblStyle w:val="Table"/>
-        <w:tblW w:w="5000" w:type="pct"/>
-        <w:tblBorders>
-          <w:top w:val="single" w:sz="4" w:space="0" w:color="auto"/>
-          <w:left w:val="single" w:sz="4" w:space="0" w:color="auto"/>
-          <w:bottom w:val="single" w:sz="4" w:space="0" w:color="auto"/>
-          <w:right w:val="single" w:sz="4" w:space="0" w:color="auto"/>
-          <w:insideH w:val="single" w:sz="4" w:space="0" w:color="auto"/>
-          <w:insideV w:val="single" w:sz="4" w:space="0" w:color="auto"/>
-        </w:tblBorders>
-        <w:tblLayout w:type="fixed"/>
-        <w:tblLook w:val="0020" w:firstRow="1" w:lastRow="0" w:firstColumn="0" w:lastColumn="0" w:noHBand="0" w:noVBand="0"/>
-      </w:tblPr>
-      <w:tblGrid>
-        <w:gridCol w:w="1168"/>
-        <w:gridCol w:w="2655"/>
-        <w:gridCol w:w="2268"/>
-        <w:gridCol w:w="1502"/>
-        <w:gridCol w:w="876"/>
-        <w:gridCol w:w="876"/>
-      </w:tblGrid>
-      <w:tr>
-        <w:trPr>
-          <w:cnfStyle w:val="100000000000" w:firstRow="1" w:lastRow="0" w:firstColumn="0" w:lastColumn="0" w:oddVBand="0" w:evenVBand="0" w:oddHBand="0" w:evenHBand="0" w:firstRowFirstColumn="0" w:firstRowLastColumn="0" w:lastRowFirstColumn="0" w:lastRowLastColumn="0"/>
-          <w:tblHeader/>
-        </w:trPr>
-        <w:tc>
-          <w:tcPr>
-            <w:tcW w:w="1168" w:type="dxa"/>
-          </w:tcPr>
-          <w:p>
-            <w:pPr>
-              <w:pStyle w:val="aa"/>
-              <w:jc w:val="center"/>
-              <w:rPr>
-                <w:b/>
-                <w:bCs/>
-              </w:rPr>
-            </w:pPr>
-            <w:proofErr w:type="spellStart"/>
-            <w:r>
-              <w:rPr>
-                <w:b/>
-                <w:bCs/>
-              </w:rPr>
-              <w:t>Таргет</w:t>
-            </w:r>
-            <w:proofErr w:type="spellEnd"/>
-          </w:p>
-        </w:tc>
-        <w:tc>
-          <w:tcPr>
-            <w:tcW w:w="2655" w:type="dxa"/>
-          </w:tcPr>
-          <w:p>
-            <w:pPr>
-              <w:pStyle w:val="aa"/>
-              <w:jc w:val="center"/>
-              <w:rPr>
-                <w:b/>
-                <w:bCs/>
-              </w:rPr>
-            </w:pPr>
-            <w:proofErr w:type="spellStart"/>
-            <w:r>
-              <w:rPr>
-                <w:b/>
-                <w:bCs/>
-              </w:rPr>
-              <w:t>Модель</w:t>
-            </w:r>
-            <w:proofErr w:type="spellEnd"/>
-          </w:p>
-        </w:tc>
-        <w:tc>
-          <w:tcPr>
-            <w:tcW w:w="2268" w:type="dxa"/>
-          </w:tcPr>
-          <w:p>
-            <w:pPr>
-              <w:pStyle w:val="aa"/>
-              <w:jc w:val="center"/>
-              <w:rPr>
-                <w:b/>
-                <w:bCs/>
-              </w:rPr>
-            </w:pPr>
-            <w:proofErr w:type="spellStart"/>
-            <w:r>
-              <w:rPr>
-                <w:b/>
-                <w:bCs/>
-              </w:rPr>
-              <w:t>Модальность</w:t>
-            </w:r>
-            <w:proofErr w:type="spellEnd"/>
-            <w:r>
-              <w:rPr>
-                <w:b/>
-                <w:bCs/>
-              </w:rPr>
-              <w:t xml:space="preserve">, </w:t>
-            </w:r>
-            <w:proofErr w:type="spellStart"/>
-            <w:r>
-              <w:rPr>
-                <w:b/>
-                <w:bCs/>
-              </w:rPr>
-              <w:t>вариант</w:t>
-            </w:r>
-            <w:proofErr w:type="spellEnd"/>
-          </w:p>
-        </w:tc>
-        <w:tc>
-          <w:tcPr>
-            <w:tcW w:w="1502" w:type="dxa"/>
-          </w:tcPr>
-          <w:p>
-            <w:pPr>
-              <w:pStyle w:val="aa"/>
-              <w:jc w:val="center"/>
-              <w:rPr>
-                <w:b/>
-                <w:bCs/>
-              </w:rPr>
-            </w:pPr>
-            <w:proofErr w:type="spellStart"/>
-            <w:r>
-              <w:rPr>
-                <w:b/>
-                <w:bCs/>
-              </w:rPr>
-              <w:t>MAE_med</w:t>
-            </w:r>
-            <w:proofErr w:type="spellEnd"/>
-            <w:r>
-              <w:rPr>
-                <w:b/>
-                <w:bCs/>
-              </w:rPr>
-              <w:t xml:space="preserve">, </w:t>
-            </w:r>
-            <w:proofErr w:type="spellStart"/>
-            <w:r>
-              <w:rPr>
-                <w:b/>
-                <w:bCs/>
-              </w:rPr>
-              <w:t>мин</w:t>
-            </w:r>
-            <w:proofErr w:type="spellEnd"/>
-          </w:p>
-        </w:tc>
-        <w:tc>
-          <w:tcPr>
-            <w:tcW w:w="876" w:type="dxa"/>
-          </w:tcPr>
-          <w:p>
-            <w:pPr>
-              <w:pStyle w:val="aa"/>
-              <w:jc w:val="center"/>
-              <w:rPr>
-                <w:b/>
-                <w:bCs/>
-              </w:rPr>
-            </w:pPr>
-            <w:r>
-              <w:rPr>
-                <w:b/>
-                <w:bCs/>
-              </w:rPr>
-              <w:t>ρ</w:t>
-            </w:r>
-          </w:p>
-        </w:tc>
-        <w:tc>
-          <w:tcPr>
-            <w:tcW w:w="876" w:type="dxa"/>
-          </w:tcPr>
-          <w:p>
-            <w:pPr>
-              <w:pStyle w:val="aa"/>
-              <w:jc w:val="center"/>
-              <w:rPr>
-                <w:b/>
-                <w:bCs/>
-              </w:rPr>
-            </w:pPr>
-            <w:r>
-              <w:rPr>
-                <w:b/>
-                <w:bCs/>
-              </w:rPr>
-              <w:t>R²</w:t>
-            </w:r>
-          </w:p>
-        </w:tc>
-      </w:tr>
-      <w:tr>
-        <w:tc>
-          <w:tcPr>
-            <w:tcW w:w="1168" w:type="dxa"/>
-          </w:tcPr>
-          <w:p>
-            <w:pPr>
-              <w:pStyle w:val="aa"/>
-            </w:pPr>
-            <w:r>
-              <w:t>LT2</w:t>
-            </w:r>
-          </w:p>
-        </w:tc>
-        <w:tc>
-          <w:tcPr>
-            <w:tcW w:w="2655" w:type="dxa"/>
-          </w:tcPr>
-          <w:p>
-            <w:pPr>
-              <w:pStyle w:val="aa"/>
-            </w:pPr>
-            <w:r>
-              <w:t>Ridge (</w:t>
-            </w:r>
-            <w:proofErr w:type="spellStart"/>
-            <w:r>
-              <w:t>линейное</w:t>
-            </w:r>
-            <w:proofErr w:type="spellEnd"/>
-            <w:r>
-              <w:t xml:space="preserve"> </w:t>
-            </w:r>
-            <w:proofErr w:type="spellStart"/>
-            <w:r>
-              <w:t>семейство</w:t>
-            </w:r>
-            <w:proofErr w:type="spellEnd"/>
-            <w:r>
-              <w:t>)</w:t>
-            </w:r>
-          </w:p>
-        </w:tc>
-        <w:tc>
-          <w:tcPr>
-            <w:tcW w:w="2268" w:type="dxa"/>
-          </w:tcPr>
-          <w:p>
-            <w:pPr>
-              <w:pStyle w:val="aa"/>
-            </w:pPr>
-            <w:r>
-              <w:t xml:space="preserve">HRV, </w:t>
-            </w:r>
-            <w:proofErr w:type="spellStart"/>
-            <w:r>
-              <w:t>with_abs</w:t>
-            </w:r>
-            <w:proofErr w:type="spellEnd"/>
-          </w:p>
-        </w:tc>
-        <w:tc>
-          <w:tcPr>
-            <w:tcW w:w="1502" w:type="dxa"/>
-          </w:tcPr>
-          <w:p>
-            <w:pPr>
-              <w:pStyle w:val="aa"/>
-            </w:pPr>
-            <w:r>
-              <w:t>1,90</w:t>
-            </w:r>
-          </w:p>
-        </w:tc>
-        <w:tc>
-          <w:tcPr>
-            <w:tcW w:w="876" w:type="dxa"/>
-          </w:tcPr>
-          <w:p>
-            <w:pPr>
-              <w:pStyle w:val="aa"/>
-            </w:pPr>
-            <w:r>
-              <w:t>0,91</w:t>
-            </w:r>
-          </w:p>
-        </w:tc>
-        <w:tc>
-          <w:tcPr>
-            <w:tcW w:w="876" w:type="dxa"/>
-          </w:tcPr>
-          <w:p>
-            <w:pPr>
-              <w:pStyle w:val="aa"/>
-            </w:pPr>
-            <w:r>
-              <w:t>0,82</w:t>
-            </w:r>
-          </w:p>
-        </w:tc>
-      </w:tr>
-      <w:tr>
-        <w:tc>
-          <w:tcPr>
-            <w:tcW w:w="1168" w:type="dxa"/>
-          </w:tcPr>
-          <w:p>
-            <w:pPr>
-              <w:pStyle w:val="aa"/>
-            </w:pPr>
-            <w:r>
-              <w:t>LT2</w:t>
-            </w:r>
-          </w:p>
-        </w:tc>
-        <w:tc>
-          <w:tcPr>
-            <w:tcW w:w="2655" w:type="dxa"/>
-          </w:tcPr>
-          <w:p>
-            <w:pPr>
-              <w:pStyle w:val="aa"/>
-            </w:pPr>
-            <w:proofErr w:type="spellStart"/>
-            <w:r>
-              <w:t>ElasticNet</w:t>
-            </w:r>
-            <w:proofErr w:type="spellEnd"/>
-            <w:r>
-              <w:t xml:space="preserve"> (</w:t>
-            </w:r>
-            <w:proofErr w:type="spellStart"/>
-            <w:r>
-              <w:t>линейное</w:t>
-            </w:r>
-            <w:proofErr w:type="spellEnd"/>
-            <w:r>
-              <w:t xml:space="preserve"> </w:t>
-            </w:r>
-            <w:proofErr w:type="spellStart"/>
-            <w:r>
-              <w:t>семейство</w:t>
-            </w:r>
-            <w:proofErr w:type="spellEnd"/>
-            <w:r>
-              <w:t>)</w:t>
-            </w:r>
-          </w:p>
-        </w:tc>
-        <w:tc>
-          <w:tcPr>
-            <w:tcW w:w="2268" w:type="dxa"/>
-          </w:tcPr>
-          <w:p>
-            <w:pPr>
-              <w:pStyle w:val="aa"/>
-            </w:pPr>
-            <w:r>
-              <w:t xml:space="preserve">EMG+NIRS+HRV, </w:t>
-            </w:r>
-            <w:proofErr w:type="spellStart"/>
-            <w:r>
-              <w:t>with_abs</w:t>
-            </w:r>
-            <w:proofErr w:type="spellEnd"/>
-          </w:p>
-        </w:tc>
-        <w:tc>
-          <w:tcPr>
-            <w:tcW w:w="1502" w:type="dxa"/>
-          </w:tcPr>
-          <w:p>
-            <w:pPr>
-              <w:pStyle w:val="aa"/>
-            </w:pPr>
-            <w:r>
-              <w:t>1,91</w:t>
-            </w:r>
-          </w:p>
-        </w:tc>
-        <w:tc>
-          <w:tcPr>
-            <w:tcW w:w="876" w:type="dxa"/>
-          </w:tcPr>
-          <w:p>
-            <w:pPr>
-              <w:pStyle w:val="aa"/>
-            </w:pPr>
-            <w:r>
-              <w:t>0,91</w:t>
-            </w:r>
-          </w:p>
-        </w:tc>
-        <w:tc>
-          <w:tcPr>
-            <w:tcW w:w="876" w:type="dxa"/>
-          </w:tcPr>
-          <w:p>
-            <w:pPr>
-              <w:pStyle w:val="aa"/>
-            </w:pPr>
-            <w:r>
-              <w:t>0,83</w:t>
-            </w:r>
-          </w:p>
-        </w:tc>
-      </w:tr>
-      <w:tr>
-        <w:tc>
-          <w:tcPr>
-            <w:tcW w:w="1168" w:type="dxa"/>
-          </w:tcPr>
-          <w:p>
-            <w:pPr>
-              <w:pStyle w:val="aa"/>
-            </w:pPr>
-            <w:r>
-              <w:t>LT2</w:t>
-            </w:r>
-          </w:p>
-        </w:tc>
-        <w:tc>
-          <w:tcPr>
-            <w:tcW w:w="2655" w:type="dxa"/>
-          </w:tcPr>
-          <w:p>
-            <w:pPr>
-              <w:pStyle w:val="aa"/>
-            </w:pPr>
-            <w:proofErr w:type="spellStart"/>
-            <w:r>
-              <w:t>ансамбль</w:t>
-            </w:r>
-            <w:proofErr w:type="spellEnd"/>
-            <w:r>
-              <w:t xml:space="preserve"> (</w:t>
-            </w:r>
-            <w:proofErr w:type="spellStart"/>
-            <w:r>
-              <w:t>вейвлет</w:t>
-            </w:r>
-            <w:proofErr w:type="spellEnd"/>
-            <w:r>
-              <w:t xml:space="preserve">-TCN + </w:t>
-            </w:r>
-            <w:proofErr w:type="spellStart"/>
-            <w:r>
-              <w:t>ElasticNet</w:t>
-            </w:r>
-            <w:proofErr w:type="spellEnd"/>
-            <w:r>
-              <w:t>)</w:t>
-            </w:r>
-          </w:p>
-        </w:tc>
-        <w:tc>
-          <w:tcPr>
-            <w:tcW w:w="2268" w:type="dxa"/>
-          </w:tcPr>
-          <w:p>
-            <w:pPr>
-              <w:pStyle w:val="aa"/>
-            </w:pPr>
-            <w:r>
-              <w:t xml:space="preserve">EMG+NIRS+HRV, </w:t>
-            </w:r>
-            <w:proofErr w:type="spellStart"/>
-            <w:r>
-              <w:t>with_abs</w:t>
-            </w:r>
-            <w:proofErr w:type="spellEnd"/>
-          </w:p>
-        </w:tc>
-        <w:tc>
-          <w:tcPr>
-            <w:tcW w:w="1502" w:type="dxa"/>
-          </w:tcPr>
-          <w:p>
-            <w:pPr>
-              <w:pStyle w:val="aa"/>
-            </w:pPr>
-            <w:r>
-              <w:t>2,38</w:t>
-            </w:r>
-          </w:p>
-        </w:tc>
-        <w:tc>
-          <w:tcPr>
-            <w:tcW w:w="876" w:type="dxa"/>
-          </w:tcPr>
-          <w:p>
-            <w:pPr>
-              <w:pStyle w:val="aa"/>
-            </w:pPr>
-            <w:r>
-              <w:t>0,85</w:t>
-            </w:r>
-          </w:p>
-        </w:tc>
-        <w:tc>
-          <w:tcPr>
-            <w:tcW w:w="876" w:type="dxa"/>
-          </w:tcPr>
-          <w:p>
-            <w:pPr>
-              <w:pStyle w:val="aa"/>
-            </w:pPr>
-            <w:r>
-              <w:t>0,57</w:t>
-            </w:r>
-          </w:p>
-        </w:tc>
-      </w:tr>
-      <w:tr>
-        <w:tc>
-          <w:tcPr>
-            <w:tcW w:w="1168" w:type="dxa"/>
-          </w:tcPr>
-          <w:p>
-            <w:pPr>
-              <w:pStyle w:val="aa"/>
-            </w:pPr>
-            <w:r>
-              <w:t>LT1</w:t>
-            </w:r>
-          </w:p>
-        </w:tc>
-        <w:tc>
-          <w:tcPr>
-            <w:tcW w:w="2655" w:type="dxa"/>
-          </w:tcPr>
-          <w:p>
-            <w:pPr>
-              <w:pStyle w:val="aa"/>
-            </w:pPr>
-            <w:r>
-              <w:t>SVR (</w:t>
-            </w:r>
-            <w:proofErr w:type="spellStart"/>
-            <w:r>
-              <w:t>линейное</w:t>
-            </w:r>
-            <w:proofErr w:type="spellEnd"/>
-            <w:r>
-              <w:t xml:space="preserve"> </w:t>
-            </w:r>
-            <w:proofErr w:type="spellStart"/>
-            <w:r>
-              <w:t>семейство</w:t>
-            </w:r>
-            <w:proofErr w:type="spellEnd"/>
-            <w:r>
-              <w:t>)</w:t>
-            </w:r>
-          </w:p>
-        </w:tc>
-        <w:tc>
-          <w:tcPr>
-            <w:tcW w:w="2268" w:type="dxa"/>
-          </w:tcPr>
-          <w:p>
-            <w:pPr>
-              <w:pStyle w:val="aa"/>
-            </w:pPr>
-            <w:r>
-              <w:t xml:space="preserve">EMG+NIRS, </w:t>
-            </w:r>
-            <w:proofErr w:type="spellStart"/>
-            <w:r>
-              <w:t>with_abs</w:t>
-            </w:r>
-            <w:proofErr w:type="spellEnd"/>
-          </w:p>
-        </w:tc>
-        <w:tc>
-          <w:tcPr>
-            <w:tcW w:w="1502" w:type="dxa"/>
-          </w:tcPr>
-          <w:p>
-            <w:pPr>
-              <w:pStyle w:val="aa"/>
-            </w:pPr>
-            <w:r>
-              <w:t>2,11</w:t>
-            </w:r>
-          </w:p>
-        </w:tc>
-        <w:tc>
-          <w:tcPr>
-            <w:tcW w:w="876" w:type="dxa"/>
-          </w:tcPr>
-          <w:p>
-            <w:pPr>
-              <w:pStyle w:val="aa"/>
-            </w:pPr>
-            <w:r>
-              <w:t>0,74</w:t>
-            </w:r>
-          </w:p>
-        </w:tc>
-        <w:tc>
-          <w:tcPr>
-            <w:tcW w:w="876" w:type="dxa"/>
-          </w:tcPr>
-          <w:p>
-            <w:pPr>
-              <w:pStyle w:val="aa"/>
-            </w:pPr>
-            <w:r>
-              <w:t>0,52</w:t>
-            </w:r>
-          </w:p>
-        </w:tc>
-      </w:tr>
-      <w:tr>
-        <w:tc>
-          <w:tcPr>
-            <w:tcW w:w="1168" w:type="dxa"/>
-          </w:tcPr>
-          <w:p>
-            <w:pPr>
-              <w:pStyle w:val="aa"/>
-            </w:pPr>
-            <w:r>
-              <w:lastRenderedPageBreak/>
-              <w:t>LT1</w:t>
-            </w:r>
-          </w:p>
-        </w:tc>
-        <w:tc>
-          <w:tcPr>
-            <w:tcW w:w="2655" w:type="dxa"/>
-          </w:tcPr>
-          <w:p>
-            <w:pPr>
-              <w:pStyle w:val="aa"/>
-            </w:pPr>
-            <w:r>
-              <w:t>SVR (</w:t>
-            </w:r>
-            <w:proofErr w:type="spellStart"/>
-            <w:r>
-              <w:t>линейное</w:t>
-            </w:r>
-            <w:proofErr w:type="spellEnd"/>
-            <w:r>
-              <w:t xml:space="preserve"> </w:t>
-            </w:r>
-            <w:proofErr w:type="spellStart"/>
-            <w:r>
-              <w:t>семейство</w:t>
-            </w:r>
-            <w:proofErr w:type="spellEnd"/>
-            <w:r>
-              <w:t>)</w:t>
-            </w:r>
-          </w:p>
-        </w:tc>
-        <w:tc>
-          <w:tcPr>
-            <w:tcW w:w="2268" w:type="dxa"/>
-          </w:tcPr>
-          <w:p>
-            <w:pPr>
-              <w:pStyle w:val="aa"/>
-            </w:pPr>
-            <w:r>
-              <w:t xml:space="preserve">EMG+NIRS+HRV, </w:t>
-            </w:r>
-            <w:proofErr w:type="spellStart"/>
-            <w:r>
-              <w:t>with_abs</w:t>
-            </w:r>
-            <w:proofErr w:type="spellEnd"/>
-          </w:p>
-        </w:tc>
-        <w:tc>
-          <w:tcPr>
-            <w:tcW w:w="1502" w:type="dxa"/>
-          </w:tcPr>
-          <w:p>
-            <w:pPr>
-              <w:pStyle w:val="aa"/>
-            </w:pPr>
-            <w:r>
-              <w:t>2,23</w:t>
-            </w:r>
-          </w:p>
-        </w:tc>
-        <w:tc>
-          <w:tcPr>
-            <w:tcW w:w="876" w:type="dxa"/>
-          </w:tcPr>
-          <w:p>
-            <w:pPr>
-              <w:pStyle w:val="aa"/>
-            </w:pPr>
-            <w:r>
-              <w:t>0,79</w:t>
-            </w:r>
-          </w:p>
-        </w:tc>
-        <w:tc>
-          <w:tcPr>
-            <w:tcW w:w="876" w:type="dxa"/>
-          </w:tcPr>
-          <w:p>
-            <w:pPr>
-              <w:pStyle w:val="aa"/>
-            </w:pPr>
-            <w:r>
-              <w:t>0,57</w:t>
-            </w:r>
-          </w:p>
-        </w:tc>
-      </w:tr>
-      <w:tr>
-        <w:tc>
-          <w:tcPr>
-            <w:tcW w:w="1168" w:type="dxa"/>
-          </w:tcPr>
-          <w:p>
-            <w:pPr>
-              <w:pStyle w:val="aa"/>
-            </w:pPr>
-            <w:r>
-              <w:t>LT1</w:t>
-            </w:r>
-          </w:p>
-        </w:tc>
-        <w:tc>
-          <w:tcPr>
-            <w:tcW w:w="2655" w:type="dxa"/>
-          </w:tcPr>
-          <w:p>
-            <w:pPr>
-              <w:pStyle w:val="aa"/>
-            </w:pPr>
-            <w:proofErr w:type="spellStart"/>
-            <w:r>
-              <w:t>ансамбль</w:t>
-            </w:r>
-            <w:proofErr w:type="spellEnd"/>
-            <w:r>
-              <w:t xml:space="preserve"> (</w:t>
-            </w:r>
-            <w:proofErr w:type="spellStart"/>
-            <w:r>
-              <w:t>вейвлет</w:t>
-            </w:r>
-            <w:proofErr w:type="spellEnd"/>
-            <w:r>
-              <w:t xml:space="preserve">-TCN + </w:t>
-            </w:r>
-            <w:proofErr w:type="spellStart"/>
-            <w:r>
-              <w:t>ElasticNet</w:t>
-            </w:r>
-            <w:proofErr w:type="spellEnd"/>
-            <w:r>
-              <w:t>)</w:t>
-            </w:r>
-          </w:p>
-        </w:tc>
-        <w:tc>
-          <w:tcPr>
-            <w:tcW w:w="2268" w:type="dxa"/>
-          </w:tcPr>
-          <w:p>
-            <w:pPr>
-              <w:pStyle w:val="aa"/>
-            </w:pPr>
-            <w:r>
-              <w:t xml:space="preserve">EMG+NIRS+HRV, </w:t>
-            </w:r>
-            <w:proofErr w:type="spellStart"/>
-            <w:r>
-              <w:t>noabs</w:t>
-            </w:r>
-            <w:proofErr w:type="spellEnd"/>
-          </w:p>
-        </w:tc>
-        <w:tc>
-          <w:tcPr>
-            <w:tcW w:w="1502" w:type="dxa"/>
-          </w:tcPr>
-          <w:p>
-            <w:pPr>
-              <w:pStyle w:val="aa"/>
-            </w:pPr>
-            <w:r>
-              <w:t>2,71</w:t>
-            </w:r>
-          </w:p>
-        </w:tc>
-        <w:tc>
-          <w:tcPr>
-            <w:tcW w:w="876" w:type="dxa"/>
-          </w:tcPr>
-          <w:p>
-            <w:pPr>
-              <w:pStyle w:val="aa"/>
-            </w:pPr>
-            <w:r>
-              <w:t>0,78</w:t>
-            </w:r>
-          </w:p>
-        </w:tc>
-        <w:tc>
-          <w:tcPr>
-            <w:tcW w:w="876" w:type="dxa"/>
-          </w:tcPr>
-          <w:p>
-            <w:pPr>
-              <w:pStyle w:val="aa"/>
-            </w:pPr>
-            <w:r>
-              <w:t>0,17</w:t>
-            </w:r>
-          </w:p>
-        </w:tc>
-      </w:tr>
-    </w:tbl>
-    <w:p/>
-    <w:p>
-      <w:r>
-        <w:t xml:space="preserve">Из таблицы 3.1 следует, что лучший достигнутый показатель по </w:t>
-      </w:r>
-      <w:r>
-        <w:t>LT</w:t>
-      </w:r>
-      <w:r>
-        <w:t xml:space="preserve">2 — субъект-взвешенная медианная </w:t>
-      </w:r>
-      <w:r>
-        <w:t>MAE</w:t>
-      </w:r>
-      <w:r>
-        <w:t xml:space="preserve"> 1,90 мин при </w:t>
-      </w:r>
-      <w:r>
-        <w:t>ρ</w:t>
-      </w:r>
-      <w:r>
-        <w:t xml:space="preserve"> = 0,91 и </w:t>
-      </w:r>
-      <w:r>
-        <w:t>R</w:t>
-      </w:r>
-      <w:r>
-        <w:t xml:space="preserve">² = 0,82, по </w:t>
-      </w:r>
-      <w:r>
-        <w:t>LT</w:t>
-      </w:r>
-      <w:r>
-        <w:t xml:space="preserve">1 — 2,11 мин при </w:t>
-      </w:r>
-      <w:r>
-        <w:t>ρ</w:t>
-      </w:r>
-      <w:r>
-        <w:t xml:space="preserve"> = 0,74 и </w:t>
-      </w:r>
-      <w:r>
-        <w:t>R</w:t>
-      </w:r>
-      <w:r>
-        <w:t>² = 0,52. В обоих случаях победителем является конфигурация линейного семейства</w:t>
-      </w:r>
-      <w:r>
-        <w:t>.</w:t>
-      </w:r>
-    </w:p>
-    <w:p>
-      <w:r>
-        <w:t xml:space="preserve">Дополнительно оценено влияние постобработки фильтром </w:t>
-      </w:r>
-      <w:proofErr w:type="spellStart"/>
-      <w:r>
-        <w:t>Калмана</w:t>
-      </w:r>
-      <w:proofErr w:type="spellEnd"/>
-      <w:r>
-        <w:t xml:space="preserve">. Для победителя LT2 </w:t>
-      </w:r>
-      <w:proofErr w:type="spellStart"/>
-      <w:r>
-        <w:t>window-weighted</w:t>
-      </w:r>
-      <w:proofErr w:type="spellEnd"/>
-      <w:r>
-        <w:t xml:space="preserve"> </w:t>
-      </w:r>
-      <w:proofErr w:type="spellStart"/>
-      <w:r>
-        <w:t>raw</w:t>
-      </w:r>
-      <w:proofErr w:type="spellEnd"/>
-      <w:r>
-        <w:t xml:space="preserve"> MAE составляет 2,25 мин, после фильтра — 2,50 мин; для победителя LT1 — 3,52 и 3,59 мин соответственно. Распределение выигрыша по </w:t>
-      </w:r>
-      <w:r>
-        <w:t xml:space="preserve">всем </w:t>
-      </w:r>
-      <w:r>
-        <w:t>конфигурациям (рисунки 3.</w:t>
-      </w:r>
-      <w:r>
-        <w:t>1</w:t>
-      </w:r>
-      <w:r>
-        <w:t>.1</w:t>
-      </w:r>
-      <w:r>
-        <w:t xml:space="preserve"> и 3.</w:t>
-      </w:r>
-      <w:r>
-        <w:t>1.2</w:t>
-      </w:r>
-      <w:r>
-        <w:t xml:space="preserve">) показывает, что эффект структурно неоднороден: знак сглаживания зависит и от порога, и от семейства архитектуры. Для LT1 фильтр улучшает рекуррентные и </w:t>
-      </w:r>
-      <w:proofErr w:type="spellStart"/>
-      <w:r>
-        <w:t>свёрточные</w:t>
-      </w:r>
-      <w:proofErr w:type="spellEnd"/>
-      <w:r>
-        <w:t xml:space="preserve"> семейства (LSTM, TCN, </w:t>
-      </w:r>
-      <w:proofErr w:type="spellStart"/>
-      <w:r>
-        <w:t>Wavelet</w:t>
-      </w:r>
-      <w:proofErr w:type="spellEnd"/>
-      <w:r>
-        <w:t xml:space="preserve"> — медиана выигрыша +0,04…+0,12 мин) и ухудшает классические регрессоры и ансамбль (медианы −0,03…−0,08 мин). Для LT2 фильтр ухудшает все семейства без исключения; наибольшая просадка зафиксирована у LSTM и </w:t>
-      </w:r>
-      <w:proofErr w:type="spellStart"/>
-      <w:r>
-        <w:t>Wavelet</w:t>
-      </w:r>
-      <w:proofErr w:type="spellEnd"/>
-      <w:r>
-        <w:t xml:space="preserve"> (медианы −0,22 и −0,18 мин при плотном разбросе). Поскольку </w:t>
-      </w:r>
-      <w:proofErr w:type="spellStart"/>
-      <w:r>
-        <w:t>межсемейственные</w:t>
-      </w:r>
-      <w:proofErr w:type="spellEnd"/>
-      <w:r>
-        <w:t xml:space="preserve"> сдвиги превышают разброс внутри каждого семейства, наблюдаемая картина не сводится к случайной вариации конфигураций, а отражает взаимодействие свойств выходной траектории конкретной архитектуры с допущениями фильтра. Систематического выигрыша от </w:t>
-      </w:r>
-      <w:proofErr w:type="spellStart"/>
-      <w:r>
-        <w:t>калмановского</w:t>
-      </w:r>
-      <w:proofErr w:type="spellEnd"/>
-      <w:r>
-        <w:t xml:space="preserve"> сглаживания на масштабе исследования не обнаружено; для финальной модели сглаживание не применялось.</w:t>
-      </w:r>
-    </w:p>
-    <w:p>
-      <w:pPr>
-        <w:pStyle w:val="21"/>
-      </w:pPr>
-      <w:r>
-        <w:rPr>
-          <w:noProof/>
-        </w:rPr>
-        <w:lastRenderedPageBreak/>
-        <w:drawing>
-          <wp:inline distT="0" distB="0" distL="0" distR="0" wp14:anchorId="1F92B1E9" wp14:editId="4A7F6096">
-            <wp:extent cx="5367804" cy="3450772"/>
-            <wp:effectExtent l="0" t="0" r="4445" b="3810"/>
-            <wp:docPr id="10" name="Рисунок 10"/>
-            <wp:cNvGraphicFramePr>
-              <a:graphicFrameLocks xmlns:a="http://schemas.openxmlformats.org/drawingml/2006/main" noChangeAspect="1"/>
-            </wp:cNvGraphicFramePr>
-            <a:graphic xmlns:a="http://schemas.openxmlformats.org/drawingml/2006/main">
-              <a:graphicData uri="http://schemas.openxmlformats.org/drawingml/2006/picture">
-                <pic:pic xmlns:pic="http://schemas.openxmlformats.org/drawingml/2006/picture">
-                  <pic:nvPicPr>
-                    <pic:cNvPr id="10" name="Рисунок 10"/>
-                    <pic:cNvPicPr/>
-                  </pic:nvPicPr>
-                  <pic:blipFill>
-                    <a:blip r:embed="rId9">
-                      <a:extLst>
-                        <a:ext uri="{28A0092B-C50C-407E-A947-70E740481C1C}">
-                          <a14:useLocalDpi xmlns:a14="http://schemas.microsoft.com/office/drawing/2010/main" val="0"/>
-                        </a:ext>
-                      </a:extLst>
-                    </a:blip>
-                    <a:stretch>
-                      <a:fillRect/>
-                    </a:stretch>
-                  </pic:blipFill>
-                  <pic:spPr>
-                    <a:xfrm>
-                      <a:off x="0" y="0"/>
-                      <a:ext cx="5494293" cy="3532087"/>
-                    </a:xfrm>
-                    <a:prstGeom prst="rect">
-                      <a:avLst/>
-                    </a:prstGeom>
-                  </pic:spPr>
-                </pic:pic>
-              </a:graphicData>
-            </a:graphic>
-          </wp:inline>
-        </w:drawing>
-      </w:r>
-    </w:p>
-    <w:p>
-      <w:pPr>
-        <w:pStyle w:val="af0"/>
-      </w:pPr>
-      <w:r>
-        <w:rPr>
-          <w:lang w:val="ru-RU"/>
-        </w:rPr>
-        <w:t>Рисунок 3.</w:t>
-      </w:r>
-      <w:r>
-        <w:rPr>
-          <w:lang w:val="ru-RU"/>
-        </w:rPr>
-        <w:t>1.1</w:t>
-      </w:r>
-      <w:r>
-        <w:rPr>
-          <w:lang w:val="ru-RU"/>
-        </w:rPr>
-        <w:t xml:space="preserve"> — Выигрыш фильтра </w:t>
-      </w:r>
-      <w:proofErr w:type="spellStart"/>
-      <w:r>
-        <w:rPr>
-          <w:lang w:val="ru-RU"/>
-        </w:rPr>
-        <w:t>Калмана</w:t>
-      </w:r>
-      <w:proofErr w:type="spellEnd"/>
-      <w:r>
-        <w:rPr>
-          <w:lang w:val="ru-RU"/>
-        </w:rPr>
-        <w:t xml:space="preserve"> по семействам архитектур для порога </w:t>
-      </w:r>
-      <w:r>
-        <w:t>LT</w:t>
-      </w:r>
-      <w:r>
-        <w:rPr>
-          <w:lang w:val="ru-RU"/>
-        </w:rPr>
-        <w:t xml:space="preserve">1. </w:t>
-      </w:r>
-      <w:r>
-        <w:t xml:space="preserve">По оси ординат — разность MAE без сглаживания и после </w:t>
-      </w:r>
-      <w:proofErr w:type="spellStart"/>
-      <w:r>
-        <w:t>калмановского</w:t>
-      </w:r>
-      <w:proofErr w:type="spellEnd"/>
-      <w:r>
-        <w:t xml:space="preserve"> сглаживания (мин); точки — отдельные конфигурации модальность × вариант; положительные значения соответствуют улучшению.</w:t>
-      </w:r>
-    </w:p>
-    <w:p>
-      <w:pPr>
-        <w:pStyle w:val="21"/>
-      </w:pPr>
-      <w:r>
-        <w:rPr>
-          <w:noProof/>
-        </w:rPr>
-        <w:drawing>
-          <wp:inline distT="0" distB="0" distL="0" distR="0" wp14:anchorId="18E32B98" wp14:editId="121B3855">
-            <wp:extent cx="5398566" cy="3470548"/>
-            <wp:effectExtent l="0" t="0" r="0" b="0"/>
-            <wp:docPr id="11" name="Рисунок 11"/>
-            <wp:cNvGraphicFramePr>
-              <a:graphicFrameLocks xmlns:a="http://schemas.openxmlformats.org/drawingml/2006/main" noChangeAspect="1"/>
-            </wp:cNvGraphicFramePr>
-            <a:graphic xmlns:a="http://schemas.openxmlformats.org/drawingml/2006/main">
-              <a:graphicData uri="http://schemas.openxmlformats.org/drawingml/2006/picture">
-                <pic:pic xmlns:pic="http://schemas.openxmlformats.org/drawingml/2006/picture">
-                  <pic:nvPicPr>
-                    <pic:cNvPr id="11" name="Рисунок 11"/>
-                    <pic:cNvPicPr/>
-                  </pic:nvPicPr>
-                  <pic:blipFill>
-                    <a:blip r:embed="rId10">
-                      <a:extLst>
-                        <a:ext uri="{28A0092B-C50C-407E-A947-70E740481C1C}">
-                          <a14:useLocalDpi xmlns:a14="http://schemas.microsoft.com/office/drawing/2010/main" val="0"/>
-                        </a:ext>
-                      </a:extLst>
-                    </a:blip>
-                    <a:stretch>
-                      <a:fillRect/>
-                    </a:stretch>
-                  </pic:blipFill>
-                  <pic:spPr>
-                    <a:xfrm>
-                      <a:off x="0" y="0"/>
-                      <a:ext cx="5476078" cy="3520378"/>
-                    </a:xfrm>
-                    <a:prstGeom prst="rect">
-                      <a:avLst/>
-                    </a:prstGeom>
-                  </pic:spPr>
-                </pic:pic>
-              </a:graphicData>
-            </a:graphic>
-          </wp:inline>
-        </w:drawing>
-      </w:r>
-    </w:p>
-    <w:p>
-      <w:pPr>
-        <w:pStyle w:val="af0"/>
-        <w:rPr>
-          <w:lang w:val="ru-RU"/>
-        </w:rPr>
-      </w:pPr>
-      <w:r>
-        <w:rPr>
-          <w:lang w:val="ru-RU"/>
-        </w:rPr>
-        <w:t>Рисунок 3.1.</w:t>
-      </w:r>
-      <w:r>
-        <w:rPr>
-          <w:lang w:val="ru-RU"/>
-        </w:rPr>
-        <w:t>2</w:t>
-      </w:r>
-      <w:r>
-        <w:rPr>
-          <w:lang w:val="ru-RU"/>
-        </w:rPr>
-        <w:t xml:space="preserve"> — Выигрыш фильтра </w:t>
-      </w:r>
-      <w:proofErr w:type="spellStart"/>
-      <w:r>
-        <w:rPr>
-          <w:lang w:val="ru-RU"/>
-        </w:rPr>
-        <w:t>Калмана</w:t>
-      </w:r>
-      <w:proofErr w:type="spellEnd"/>
-      <w:r>
-        <w:rPr>
-          <w:lang w:val="ru-RU"/>
-        </w:rPr>
-        <w:t xml:space="preserve"> по семействам архитектур для порога </w:t>
-      </w:r>
-      <w:r>
-        <w:t>LT</w:t>
-      </w:r>
-      <w:r>
-        <w:rPr>
-          <w:lang w:val="ru-RU"/>
-        </w:rPr>
-        <w:t>2</w:t>
-      </w:r>
-      <w:r>
-        <w:rPr>
-          <w:lang w:val="ru-RU"/>
-        </w:rPr>
-        <w:t xml:space="preserve">. По оси ординат — разность </w:t>
-      </w:r>
-      <w:r>
-        <w:t>MAE</w:t>
-      </w:r>
-      <w:r>
-        <w:rPr>
-          <w:lang w:val="ru-RU"/>
-        </w:rPr>
-        <w:t xml:space="preserve"> без сглаживания и после </w:t>
-      </w:r>
-      <w:proofErr w:type="spellStart"/>
-      <w:r>
-        <w:rPr>
-          <w:lang w:val="ru-RU"/>
-        </w:rPr>
-        <w:t>калмановского</w:t>
-      </w:r>
-      <w:proofErr w:type="spellEnd"/>
-      <w:r>
-        <w:rPr>
-          <w:lang w:val="ru-RU"/>
-        </w:rPr>
-        <w:t xml:space="preserve"> сглаживания (мин); точки — отдельные конфигурации модальность × вариант; положительные значения соответствуют улучшению.</w:t>
-      </w:r>
-    </w:p>
-    <w:p>
-      <w:pPr>
         <w:pStyle w:val="21"/>
         <w:jc w:val="both"/>
-      </w:pPr>
+        <w:rPr>
+          <w:lang w:val="en-US"/>
+        </w:rPr>
+      </w:pPr>
+      <w:r>
+        <w:t>…</w:t>
+      </w:r>
     </w:p>
     <w:p>
       <w:pPr>
@@ -31443,7 +30094,6 @@
         </w:rPr>
       </w:pPr>
       <w:r>
-        <w:lastRenderedPageBreak/>
         <w:br w:type="page"/>
       </w:r>
     </w:p>
@@ -45750,7 +44400,7 @@
       </w:pPr>
     </w:p>
     <w:sectPr>
-      <w:footerReference w:type="default" r:id="rId11"/>
+      <w:footerReference w:type="default" r:id="rId9"/>
       <w:pgSz w:w="11906" w:h="16838"/>
       <w:pgMar w:top="1134" w:right="850" w:bottom="993" w:left="1701" w:header="708" w:footer="453" w:gutter="0"/>
       <w:cols w:space="708"/>
@@ -51624,7 +50274,6 @@
     <w:rsid w:val="004664AD"/>
     <w:rsid w:val="004E64FF"/>
     <w:rsid w:val="004F7C40"/>
-    <w:rsid w:val="005824D6"/>
     <w:rsid w:val="0067232C"/>
     <w:rsid w:val="00683803"/>
     <w:rsid w:val="006925B1"/>
@@ -51642,6 +50291,7 @@
     <w:rsid w:val="00D4388C"/>
     <w:rsid w:val="00D50C1F"/>
     <w:rsid w:val="00EE051A"/>
+    <w:rsid w:val="00EE1512"/>
     <w:rsid w:val="00F13E9E"/>
   </w:rsids>
   <m:mathPr>

--- a/Тамразов.docx
+++ b/Тамразов.docx
@@ -24963,47 +24963,7 @@
         <w:ind w:firstLine="709"/>
       </w:pPr>
       <w:r>
-        <w:t xml:space="preserve">При малом числе испытуемых (n = 18) в актуальной версии методики применялся унифицированный систематический перебор конфигураций, охватывающий три семейства моделей: линейные модели, рекуррентные сети и временные </w:t>
-      </w:r>
-      <w:proofErr w:type="spellStart"/>
-      <w:r>
-        <w:t>свёрточные</w:t>
-      </w:r>
-      <w:proofErr w:type="spellEnd"/>
-      <w:r>
-        <w:t xml:space="preserve"> сети. Семейство линейных моделей включает 29 классических конфигураций на основе </w:t>
-      </w:r>
-      <w:proofErr w:type="spellStart"/>
-      <w:r>
-        <w:t>Ridge</w:t>
-      </w:r>
-      <w:proofErr w:type="spellEnd"/>
-      <w:r>
-        <w:t xml:space="preserve">, </w:t>
-      </w:r>
-      <w:proofErr w:type="spellStart"/>
-      <w:r>
-        <w:t>HuberRegressor</w:t>
-      </w:r>
-      <w:proofErr w:type="spellEnd"/>
-      <w:r>
-        <w:t xml:space="preserve">, </w:t>
-      </w:r>
-      <w:proofErr w:type="spellStart"/>
-      <w:r>
-        <w:t>ElasticNet</w:t>
-      </w:r>
-      <w:proofErr w:type="spellEnd"/>
-      <w:r>
-        <w:t xml:space="preserve">, </w:t>
-      </w:r>
-      <w:proofErr w:type="spellStart"/>
-      <w:r>
-        <w:t>GradientBoostingRegressor</w:t>
-      </w:r>
-      <w:proofErr w:type="spellEnd"/>
-      <w:r>
-        <w:t xml:space="preserve"> и SVR; семейство LSTM включает 16 архитектур; семейство TCN — 4 причинные архитектуры.</w:t>
+        <w:t>При малом числе испытуемых (n = 18) в актуальной версии методики применялся унифицированный систематический перебор конфигураций, охватывающий три семейства моделей: семейство классических моделей, рекуррентные сети и временные свёрточные сети. Семейство классических моделей (технический префикс Lin в пайплайне) включает 29 конфигураций на основе Ridge, HuberRegressor, ElasticNet, GradientBoostingRegressor и SVR; семейство LSTM включает 16 архитектур; семейство TCN — 4 причинные архитектуры.</w:t>
       </w:r>
     </w:p>
     <w:p>
@@ -25013,101 +24973,60 @@
         <w:ind w:firstLine="709"/>
       </w:pPr>
       <w:r>
-        <w:t xml:space="preserve">Для линейного семейства перебиралось полное декартово произведение двух </w:t>
-      </w:r>
-      <w:proofErr w:type="spellStart"/>
-      <w:r>
-        <w:t>таргетов</w:t>
-      </w:r>
-      <w:proofErr w:type="spellEnd"/>
-      <w:r>
-        <w:t xml:space="preserve"> (LT1, LT2), пяти наборов признаков (EMG, NIRS, HRV, EMG+NIRS, EMG+NIRS+HRV) и двух вариантов состава признаков (полный набор и вариант без абсолютных признаков), что даёт 580 конфигураций. Для LSTM и TCN использовалось произведение двух </w:t>
-      </w:r>
-      <w:proofErr w:type="spellStart"/>
-      <w:r>
-        <w:t>таргетов</w:t>
-      </w:r>
-      <w:proofErr w:type="spellEnd"/>
-      <w:r>
-        <w:t>,</w:t>
-      </w:r>
-      <w:r>
-        <w:t xml:space="preserve"> </w:t>
-      </w:r>
-      <w:r>
-        <w:t>ч</w:t>
-      </w:r>
-      <w:r>
-        <w:t>етырех</w:t>
-      </w:r>
-      <w:r>
-        <w:t xml:space="preserve"> наборов признаков (EMG, </w:t>
-      </w:r>
-      <w:r>
-        <w:t>HRV</w:t>
-      </w:r>
-      <w:r>
-        <w:t xml:space="preserve">, </w:t>
-      </w:r>
-      <w:r>
-        <w:t>EMG+NIRS, EMG+NIRS+HRV) и тех же двух вариантов состава признаков; модальност</w:t>
-      </w:r>
-      <w:r>
-        <w:t>ь</w:t>
-      </w:r>
-      <w:r>
-        <w:t xml:space="preserve"> NIRS </w:t>
-      </w:r>
-      <w:r>
-        <w:t xml:space="preserve">отдельно </w:t>
-      </w:r>
-      <w:r>
-        <w:t xml:space="preserve">в </w:t>
-      </w:r>
-      <w:proofErr w:type="spellStart"/>
-      <w:r>
-        <w:t>нейросетевые</w:t>
-      </w:r>
-      <w:proofErr w:type="spellEnd"/>
-      <w:r>
-        <w:t xml:space="preserve"> модели не подавал</w:t>
-      </w:r>
-      <w:r>
-        <w:t>а</w:t>
-      </w:r>
-      <w:r>
-        <w:t>сь.</w:t>
+        <w:t>Для семейства классических моделей базовый перебор образует полное декартово произведение двух таргетов (LT1, LT2), пяти наборов признаков (EMG, NIRS, HRV, EMG+NIRS, EMG+NIRS+HRV) и двух вариантов состава признаков (полный набор и вариант без абсолютных признаков), что даёт 580 baseline-конфигураций. Дополнительно для наборов признаков, содержащих EMG-компоненту, исследовались три режима формирования ЭМГ-признаков:</w:t>
       </w:r>
     </w:p>
     <w:p>
       <w:pPr>
-        <w:pStyle w:val="31"/>
-      </w:pPr>
-      <w:bookmarkStart w:id="47" w:name="_Toc229934900"/>
-      <w:r>
-        <w:t>2.</w:t>
-      </w:r>
-      <w:r>
-        <w:t>8</w:t>
-      </w:r>
-      <w:r>
-        <w:t>.</w:t>
-      </w:r>
-      <w:r>
-        <w:t>5</w:t>
-      </w:r>
-      <w:r>
-        <w:t xml:space="preserve"> </w:t>
-      </w:r>
-      <w:r>
-        <w:t xml:space="preserve">Схема </w:t>
-      </w:r>
-      <w:proofErr w:type="spellStart"/>
-      <w:r>
-        <w:t>валидации</w:t>
-      </w:r>
-      <w:bookmarkEnd w:id="47"/>
-      <w:proofErr w:type="spellEnd"/>
+        <w:pStyle w:val="a5"/>
+        <w:widowControl w:val="0"/>
+        <w:numPr>
+          <w:ilvl w:val="0"/>
+          <w:numId w:val="40"/>
+        </w:numPr>
+        <w:spacing w:after="0"/>
+      </w:pPr>
+      <w:proofErr w:type="spellStart"/>
+      <w:r>
+        <w:t>фазо</w:t>
+      </w:r>
+      <w:proofErr w:type="spellEnd"/>
+      <w:r>
+        <w:t>-разделённый режим, при котором признаки вычислялись отдельно для фаз нагрузки и восстановления;</w:t>
+      </w:r>
+    </w:p>
+    <w:p>
+      <w:pPr>
+        <w:pStyle w:val="a5"/>
+        <w:widowControl w:val="0"/>
+        <w:numPr>
+          <w:ilvl w:val="0"/>
+          <w:numId w:val="40"/>
+        </w:numPr>
+        <w:spacing w:after="0"/>
+      </w:pPr>
+      <w:r>
+        <w:t>цикловой режим, при котором признаки вычислялись по объединённым участкам нагрузки и восстановления в пределах детектированного цикла педалирования;</w:t>
+      </w:r>
+    </w:p>
+    <w:p>
+      <w:pPr>
+        <w:pStyle w:val="a5"/>
+        <w:widowControl w:val="0"/>
+        <w:numPr>
+          <w:ilvl w:val="0"/>
+          <w:numId w:val="40"/>
+        </w:numPr>
+        <w:spacing w:after="0"/>
+      </w:pPr>
+      <w:proofErr w:type="spellStart"/>
+      <w:r>
+        <w:t>полнооконный</w:t>
+      </w:r>
+      <w:proofErr w:type="spellEnd"/>
+      <w:r>
+        <w:t xml:space="preserve"> режим, при котором признаки вычислялись по всем ЭМГ-отсчётам скользящего окна без фазового разделения.</w:t>
+      </w:r>
     </w:p>
     <w:p>
       <w:pPr>
@@ -25116,24 +25035,39 @@
         <w:ind w:firstLine="709"/>
       </w:pPr>
       <w:r>
-        <w:t xml:space="preserve">В качестве единственной схемы </w:t>
+        <w:t>Для LSTM и TCN использовалось произведение двух таргетов, трех наборов признаков (EMG, EMG+NIRS, EMG+NIRS+HRV) и тех же двух вариантов состава признаков; модальность NIRS отдельно в нейросетевые модели не подавалась.</w:t>
+      </w:r>
+    </w:p>
+    <w:p>
+      <w:pPr>
+        <w:pStyle w:val="31"/>
+      </w:pPr>
+      <w:bookmarkStart w:id="47" w:name="_Toc229934900"/>
+      <w:r>
+        <w:lastRenderedPageBreak/>
+        <w:t>2.</w:t>
+      </w:r>
+      <w:r>
+        <w:t>8</w:t>
+      </w:r>
+      <w:r>
+        <w:t>.</w:t>
+      </w:r>
+      <w:r>
+        <w:t>5</w:t>
+      </w:r>
+      <w:r>
+        <w:t xml:space="preserve"> </w:t>
+      </w:r>
+      <w:r>
+        <w:t xml:space="preserve">Схема </w:t>
       </w:r>
       <w:proofErr w:type="spellStart"/>
       <w:r>
         <w:t>валидации</w:t>
       </w:r>
-      <w:proofErr w:type="spellEnd"/>
-      <w:r>
-        <w:t xml:space="preserve"> во всех экспериментах применялась стратегия </w:t>
-      </w:r>
-      <w:proofErr w:type="spellStart"/>
-      <w:r>
-        <w:t>Leave-One-Subject-Out</w:t>
-      </w:r>
-      <w:proofErr w:type="spellEnd"/>
-      <w:r>
-        <w:t xml:space="preserve"> (LOSO). Суть метода: на каждой итерации один испытуемый целиком выносится в тестовое множество, остальные 17 формируют обучающее множество; процедура повторяется для каждого из 18 испытуемых.</w:t>
-      </w:r>
+      <w:bookmarkEnd w:id="47"/>
+      <w:proofErr w:type="spellEnd"/>
     </w:p>
     <w:p>
       <w:pPr>
@@ -25142,43 +25076,23 @@
         <w:ind w:firstLine="709"/>
       </w:pPr>
       <w:r>
-        <w:t>Внутреннее разбиение обучающей части LOSO-</w:t>
-      </w:r>
-      <w:proofErr w:type="spellStart"/>
-      <w:r>
-        <w:t>фолда</w:t>
-      </w:r>
-      <w:proofErr w:type="spellEnd"/>
-      <w:r>
-        <w:t xml:space="preserve"> на обучающую и </w:t>
-      </w:r>
-      <w:proofErr w:type="spellStart"/>
-      <w:r>
-        <w:t>валидационную</w:t>
-      </w:r>
-      <w:proofErr w:type="spellEnd"/>
-      <w:r>
-        <w:t xml:space="preserve"> </w:t>
-      </w:r>
-      <w:proofErr w:type="spellStart"/>
-      <w:r>
-        <w:t>подвыборки</w:t>
-      </w:r>
-      <w:proofErr w:type="spellEnd"/>
-      <w:r>
-        <w:t xml:space="preserve"> не использовалось: все 17 оставшихся испытуемых формировали обучающее множество, а оценка обобщающей способности выполнялась только на вынесенном тестовом субъекте. Для </w:t>
-      </w:r>
-      <w:r>
-        <w:lastRenderedPageBreak/>
-        <w:t xml:space="preserve">линейных моделей это означает однократное обучение на каждом </w:t>
-      </w:r>
-      <w:proofErr w:type="spellStart"/>
-      <w:r>
-        <w:t>фолде</w:t>
-      </w:r>
-      <w:proofErr w:type="spellEnd"/>
-      <w:r>
-        <w:t xml:space="preserve"> с сохранением параметров модели и тестовых предсказаний.</w:t>
+        <w:t xml:space="preserve">В качестве единственной схемы </w:t>
+      </w:r>
+      <w:proofErr w:type="spellStart"/>
+      <w:r>
+        <w:t>валидации</w:t>
+      </w:r>
+      <w:proofErr w:type="spellEnd"/>
+      <w:r>
+        <w:t xml:space="preserve"> во всех экспериментах применялась стратегия </w:t>
+      </w:r>
+      <w:proofErr w:type="spellStart"/>
+      <w:r>
+        <w:t>Leave-One-Subject-Out</w:t>
+      </w:r>
+      <w:proofErr w:type="spellEnd"/>
+      <w:r>
+        <w:t xml:space="preserve"> (LOSO). Суть метода: на каждой итерации один испытуемый целиком выносится в тестовое множество, остальные 17 формируют обучающее множество; процедура повторяется для каждого из 18 испытуемых.</w:t>
       </w:r>
     </w:p>
     <w:p>
@@ -25188,19 +25102,19 @@
         <w:ind w:firstLine="709"/>
       </w:pPr>
       <w:r>
-        <w:t xml:space="preserve">Для </w:t>
-      </w:r>
-      <w:proofErr w:type="spellStart"/>
-      <w:r>
-        <w:t>нейросетевых</w:t>
-      </w:r>
-      <w:proofErr w:type="spellEnd"/>
-      <w:r>
-        <w:t xml:space="preserve"> моделей обучение проводилось в течение фиксированного числа эпох. Поскольку при малом объёме выборки выделение отдельной </w:t>
-      </w:r>
-      <w:proofErr w:type="spellStart"/>
-      <w:r>
-        <w:t>валидационной</w:t>
+        <w:t>Внутреннее разбиение обучающей части LOSO-</w:t>
+      </w:r>
+      <w:proofErr w:type="spellStart"/>
+      <w:r>
+        <w:t>фолда</w:t>
+      </w:r>
+      <w:proofErr w:type="spellEnd"/>
+      <w:r>
+        <w:t xml:space="preserve"> на обучающую и </w:t>
+      </w:r>
+      <w:proofErr w:type="spellStart"/>
+      <w:r>
+        <w:t>валидационную</w:t>
       </w:r>
       <w:proofErr w:type="spellEnd"/>
       <w:r>
@@ -25212,36 +25126,16 @@
       </w:r>
       <w:proofErr w:type="spellEnd"/>
       <w:r>
-        <w:t xml:space="preserve"> в рамках схемы LOSO приводило бы к дополнительной потере обучающих данных, итоговый анализ выполнялся по предсказаниям, полученным на последней эпохе обучения.</w:t>
-      </w:r>
-    </w:p>
-    <w:p>
-      <w:pPr>
-        <w:pStyle w:val="31"/>
-      </w:pPr>
-      <w:bookmarkStart w:id="48" w:name="_Toc229934901"/>
-      <w:r>
-        <w:t>2.</w:t>
-      </w:r>
-      <w:r>
-        <w:t>8</w:t>
-      </w:r>
-      <w:r>
-        <w:t>.</w:t>
-      </w:r>
-      <w:r>
-        <w:t>6</w:t>
-      </w:r>
-      <w:r>
-        <w:t xml:space="preserve"> </w:t>
-      </w:r>
-      <w:r>
-        <w:t>Линейное семейство</w:t>
-      </w:r>
-      <w:r>
-        <w:t xml:space="preserve"> моделей</w:t>
-      </w:r>
-      <w:bookmarkEnd w:id="48"/>
+        <w:t xml:space="preserve"> не использовалось: все 17 оставшихся испытуемых формировали обучающее множество, а оценка обобщающей способности выполнялась только на вынесенном тестовом субъекте. Для линейных моделей это означает однократное обучение на каждом </w:t>
+      </w:r>
+      <w:proofErr w:type="spellStart"/>
+      <w:r>
+        <w:t>фолде</w:t>
+      </w:r>
+      <w:proofErr w:type="spellEnd"/>
+      <w:r>
+        <w:t xml:space="preserve"> с сохранением параметров модели и тестовых предсказаний.</w:t>
+      </w:r>
     </w:p>
     <w:p>
       <w:pPr>
@@ -25250,49 +25144,57 @@
         <w:ind w:firstLine="709"/>
       </w:pPr>
       <w:r>
-        <w:t xml:space="preserve">Линейное семейство реализует набор классических регрессионных моделей библиотеки </w:t>
-      </w:r>
-      <w:proofErr w:type="spellStart"/>
-      <w:r>
-        <w:t>scikit-learn</w:t>
-      </w:r>
-      <w:proofErr w:type="spellEnd"/>
-      <w:r>
-        <w:t xml:space="preserve">. Для каждой комбинации «набор признаков × вариант состава признаков × </w:t>
-      </w:r>
-      <w:proofErr w:type="spellStart"/>
-      <w:r>
-        <w:t>таргет</w:t>
-      </w:r>
-      <w:proofErr w:type="spellEnd"/>
-      <w:r>
-        <w:t xml:space="preserve">» перебирались конфигурации из таблицы </w:t>
-      </w:r>
-      <w:r>
-        <w:t>4</w:t>
-      </w:r>
-      <w:r>
-        <w:t>; каждая конфигурация обучалась как самостоятельная модель и далее включалась в единое итоговое сравнение.</w:t>
+        <w:t xml:space="preserve">Для </w:t>
+      </w:r>
+      <w:proofErr w:type="spellStart"/>
+      <w:r>
+        <w:t>нейросетевых</w:t>
+      </w:r>
+      <w:proofErr w:type="spellEnd"/>
+      <w:r>
+        <w:t xml:space="preserve"> моделей обучение проводилось в течение фиксированного числа эпох. Поскольку при малом объёме выборки выделение отдельной </w:t>
+      </w:r>
+      <w:proofErr w:type="spellStart"/>
+      <w:r>
+        <w:t>валидационной</w:t>
+      </w:r>
+      <w:proofErr w:type="spellEnd"/>
+      <w:r>
+        <w:t xml:space="preserve"> </w:t>
+      </w:r>
+      <w:proofErr w:type="spellStart"/>
+      <w:r>
+        <w:t>подвыборки</w:t>
+      </w:r>
+      <w:proofErr w:type="spellEnd"/>
+      <w:r>
+        <w:t xml:space="preserve"> в рамках схемы LOSO приводило бы к дополнительной потере обучающих данных, итоговый анализ выполнялся по предсказаниям, полученным на последней эпохе обучения.</w:t>
       </w:r>
     </w:p>
     <w:p>
       <w:pPr>
+        <w:pStyle w:val="31"/>
+      </w:pPr>
+      <w:r>
+        <w:t>2.8.6 Семейство классических моделей</w:t>
+      </w:r>
+    </w:p>
+    <w:p>
+      <w:pPr>
+        <w:widowControl w:val="0"/>
+        <w:spacing w:after="0"/>
+        <w:ind w:firstLine="709"/>
+      </w:pPr>
+      <w:r>
+        <w:t>Семейство классических моделей реализует набор регрессионных моделей библиотеки scikit-learn. Несмотря на исторический префикс Lin в именах конфигураций, семейство не ограничивается линейными методами: помимо Ridge, HuberRegressor и ElasticNet, в него входят GradientBoostingRegressor и SVR. Для каждой комбинации «набор признаков × вариант состава признаков × таргет» перебирались конфигурации из таблицы 4; каждая конфигурация обучалась как самостоятельная модель и далее включалась в единое итоговое сравнение. Для EMG-содержащих наборов дополнительно исследовались три режима формирования ЭМГ-признаков: фазо-разделённый, цикловой и полнооконный.</w:t>
+      </w:r>
+    </w:p>
+    <w:p>
+      <w:pPr>
         <w:pStyle w:val="ad"/>
       </w:pPr>
       <w:r>
-        <w:t xml:space="preserve">Таблица </w:t>
-      </w:r>
-      <w:r>
-        <w:t>4</w:t>
-      </w:r>
-      <w:r>
-        <w:rPr>
-          <w:lang w:val="en-US"/>
-        </w:rPr>
-        <w:t xml:space="preserve"> </w:t>
-      </w:r>
-      <w:r>
-        <w:t>Конфигурации линейного семейства</w:t>
+        <w:t>Таблица 4 Конфигурации семейства классических моделей</w:t>
       </w:r>
     </w:p>
     <w:tbl>
@@ -25422,6 +25324,7 @@
             </w:pPr>
             <w:proofErr w:type="spellStart"/>
             <w:r>
+              <w:lastRenderedPageBreak/>
               <w:t>HuberRegressor</w:t>
             </w:r>
             <w:proofErr w:type="spellEnd"/>
@@ -25631,39 +25534,7 @@
         <w:ind w:firstLine="709"/>
       </w:pPr>
       <w:r>
-        <w:t xml:space="preserve">В отличие от ранних скриптов, в актуальном </w:t>
-      </w:r>
-      <w:proofErr w:type="spellStart"/>
-      <w:r>
-        <w:t>пайплайне</w:t>
-      </w:r>
-      <w:proofErr w:type="spellEnd"/>
-      <w:r>
-        <w:t xml:space="preserve"> линейные конфигурации не отбираются по отдельности внутри каждого LOSO-</w:t>
-      </w:r>
-      <w:proofErr w:type="spellStart"/>
-      <w:r>
-        <w:t>фолда</w:t>
-      </w:r>
-      <w:proofErr w:type="spellEnd"/>
-      <w:r>
-        <w:t xml:space="preserve">. Все 29 конфигураций рассматриваются как независимые кандидаты, а их итоговое сравнение выполняется после агрегирования </w:t>
-      </w:r>
-      <w:proofErr w:type="spellStart"/>
-      <w:r>
-        <w:t>subject-level</w:t>
-      </w:r>
-      <w:proofErr w:type="spellEnd"/>
-      <w:r>
-        <w:t xml:space="preserve"> метрик и LT-</w:t>
-      </w:r>
-      <w:proofErr w:type="spellStart"/>
-      <w:r>
-        <w:t>point</w:t>
-      </w:r>
-      <w:proofErr w:type="spellEnd"/>
-      <w:r>
-        <w:t xml:space="preserve"> метрик на этапе анализа.</w:t>
+        <w:t>В отличие от ранних скриптов, в актуальном пайплайне конфигурации семейства классических моделей не отбираются по отдельности внутри каждого LOSO-фолда. Все 29 baseline-конфигураций рассматриваются как независимые кандидаты, а в EMG-содержащих постановках к ним дополнительно добавляются варианты phase_split. Итоговое сравнение выполняется после агрегирования subject-level метрик и LT-point метрик на этапе анализа.</w:t>
       </w:r>
     </w:p>
     <w:p>
@@ -25676,7 +25547,7 @@
           <w:szCs w:val="22"/>
         </w:rPr>
       </w:pPr>
-      <w:bookmarkStart w:id="49" w:name="_Toc229934902"/>
+      <w:bookmarkStart w:id="48" w:name="_Toc229934902"/>
       <w:r>
         <w:t>2.</w:t>
       </w:r>
@@ -25699,30 +25570,293 @@
       <w:proofErr w:type="spellEnd"/>
       <w:r>
         <w:t xml:space="preserve"> семейства моделей</w:t>
+      </w:r>
+      <w:bookmarkEnd w:id="48"/>
+    </w:p>
+    <w:p>
+      <w:pPr>
+        <w:pStyle w:val="41"/>
+      </w:pPr>
+      <w:r>
+        <w:t>2.8.7.1 Рекуррентные сети</w:t>
+      </w:r>
+    </w:p>
+    <w:p>
+      <w:pPr>
+        <w:widowControl w:val="0"/>
+        <w:spacing w:after="0"/>
+        <w:ind w:firstLine="709"/>
+      </w:pPr>
+      <w:r>
+        <w:t>LSTM-семейство включает 16 архитектур трёх типов: модели без проброса состояния, модели с пробросом состояния и модели с механизмом внимания. Модели первого типа используют последовательности длиной 6 окон, модели с механизмом внимания — 12 окон, а модели с пробросом состояния обрабатывают непрерывную запись целиком; для разных подтипов исследовались шаги дискретизации 30, 15 и 5 с.</w:t>
+      </w:r>
+    </w:p>
+    <w:p>
+      <w:pPr>
+        <w:widowControl w:val="0"/>
+        <w:spacing w:after="0"/>
+        <w:ind w:firstLine="709"/>
+      </w:pPr>
+      <w:r>
+        <w:t xml:space="preserve">Модели с пробросом состояния предназначены для моделирования длинного контекста без разрыва между соседними фрагментами сессии, тогда как модели с механизмом внимания усиливают вклад наиболее информативных участков последовательности при финальном предсказании. </w:t>
+      </w:r>
+      <w:r>
+        <w:t xml:space="preserve">Для всех архитектур семейства LSTM исследовались два варианта входных данных: без </w:t>
+      </w:r>
+      <w:proofErr w:type="spellStart"/>
+      <w:r>
+        <w:t>вейвлет</w:t>
+      </w:r>
+      <w:proofErr w:type="spellEnd"/>
+      <w:r>
+        <w:t xml:space="preserve">-преобразования и с дополнительными признаками, полученными методом непрерывного </w:t>
+      </w:r>
+      <w:proofErr w:type="spellStart"/>
+      <w:r>
+        <w:t>вейвлет</w:t>
+      </w:r>
+      <w:proofErr w:type="spellEnd"/>
+      <w:r>
+        <w:t>-преобразования</w:t>
+      </w:r>
+      <w:r>
+        <w:t>.</w:t>
+      </w:r>
+    </w:p>
+    <w:p>
+      <w:pPr>
+        <w:pStyle w:val="41"/>
+      </w:pPr>
+      <w:r>
+        <w:t xml:space="preserve">2.8.7.2 </w:t>
+      </w:r>
+      <w:proofErr w:type="spellStart"/>
+      <w:r>
+        <w:t>Сверточные</w:t>
+      </w:r>
+      <w:proofErr w:type="spellEnd"/>
+      <w:r>
+        <w:t xml:space="preserve"> сети</w:t>
+      </w:r>
+    </w:p>
+    <w:p>
+      <w:pPr>
+        <w:widowControl w:val="0"/>
+        <w:spacing w:after="0"/>
+        <w:ind w:firstLine="709"/>
+      </w:pPr>
+      <w:r>
+        <w:t xml:space="preserve">Семейство TCN включало четыре причинные архитектуры. </w:t>
+      </w:r>
+      <w:proofErr w:type="spellStart"/>
+      <w:r>
+        <w:t>PureTCN</w:t>
+      </w:r>
+      <w:proofErr w:type="spellEnd"/>
+      <w:r>
+        <w:t xml:space="preserve"> использовалась как базовая временная </w:t>
+      </w:r>
+      <w:proofErr w:type="spellStart"/>
+      <w:r>
+        <w:t>сверточная</w:t>
+      </w:r>
+      <w:proofErr w:type="spellEnd"/>
+      <w:r>
+        <w:t xml:space="preserve"> модель с </w:t>
+      </w:r>
+      <w:proofErr w:type="spellStart"/>
+      <w:r>
+        <w:t>дилатированными</w:t>
+      </w:r>
+      <w:proofErr w:type="spellEnd"/>
+      <w:r>
+        <w:t xml:space="preserve"> </w:t>
+      </w:r>
+      <w:r>
+        <w:lastRenderedPageBreak/>
+        <w:t xml:space="preserve">причинными свёртками. </w:t>
+      </w:r>
+      <w:proofErr w:type="spellStart"/>
+      <w:r>
+        <w:t>MediumTCN</w:t>
+      </w:r>
+      <w:proofErr w:type="spellEnd"/>
+      <w:r>
+        <w:t xml:space="preserve"> представляла собой её более ёмкую модификацию, рассчитанную на моделирование более сложных временных зависимостей. </w:t>
+      </w:r>
+      <w:proofErr w:type="spellStart"/>
+      <w:r>
+        <w:t>DwtTCN</w:t>
+      </w:r>
+      <w:proofErr w:type="spellEnd"/>
+      <w:r>
+        <w:t xml:space="preserve"> сочетала временную </w:t>
+      </w:r>
+      <w:proofErr w:type="spellStart"/>
+      <w:r>
+        <w:t>сверточную</w:t>
+      </w:r>
+      <w:proofErr w:type="spellEnd"/>
+      <w:r>
+        <w:t xml:space="preserve"> обработку с </w:t>
+      </w:r>
+      <w:proofErr w:type="spellStart"/>
+      <w:r>
+        <w:t>вейвлет</w:t>
+      </w:r>
+      <w:proofErr w:type="spellEnd"/>
+      <w:r>
+        <w:t xml:space="preserve">-разложением входного сигнала. </w:t>
+      </w:r>
+      <w:proofErr w:type="spellStart"/>
+      <w:r>
+        <w:t>WaveNetTCN</w:t>
+      </w:r>
+      <w:proofErr w:type="spellEnd"/>
+      <w:r>
+        <w:t xml:space="preserve"> реализовывала схему каскадных </w:t>
+      </w:r>
+      <w:proofErr w:type="spellStart"/>
+      <w:r>
+        <w:t>дилатированных</w:t>
+      </w:r>
+      <w:proofErr w:type="spellEnd"/>
+      <w:r>
+        <w:t xml:space="preserve"> причинных свёрток, восходящую к архитектуре </w:t>
+      </w:r>
+      <w:proofErr w:type="spellStart"/>
+      <w:r>
+        <w:t>WaveNet</w:t>
+      </w:r>
+      <w:proofErr w:type="spellEnd"/>
+      <w:r>
+        <w:t>.</w:t>
+      </w:r>
+    </w:p>
+    <w:p>
+      <w:pPr>
+        <w:pStyle w:val="41"/>
+      </w:pPr>
+      <w:r>
+        <w:t xml:space="preserve">2.8.7.3 </w:t>
+      </w:r>
+      <w:proofErr w:type="spellStart"/>
+      <w:r>
+        <w:t>Вейвлетные</w:t>
+      </w:r>
+      <w:proofErr w:type="spellEnd"/>
+      <w:r>
+        <w:t xml:space="preserve"> режимы и единая схема артефактов</w:t>
+      </w:r>
+    </w:p>
+    <w:p>
+      <w:pPr>
+        <w:widowControl w:val="0"/>
+        <w:spacing w:after="0"/>
+        <w:ind w:firstLine="709"/>
+      </w:pPr>
+      <w:proofErr w:type="spellStart"/>
+      <w:r>
+        <w:t>Вейвлетное</w:t>
+      </w:r>
+      <w:proofErr w:type="spellEnd"/>
+      <w:r>
+        <w:t xml:space="preserve"> обогащение в актуальной методике не рассматривается как отдельное самостоятельное семейство моделей, а задаётся как режим архитектуры. Для части LSTM используется непрерывное </w:t>
+      </w:r>
+      <w:proofErr w:type="spellStart"/>
+      <w:r>
+        <w:t>вейвлет</w:t>
+      </w:r>
+      <w:proofErr w:type="spellEnd"/>
+      <w:r>
+        <w:t xml:space="preserve">-преобразование, тогда как одна из TCN-архитектур реализует дискретную </w:t>
+      </w:r>
+      <w:proofErr w:type="spellStart"/>
+      <w:r>
+        <w:t>вейвлет</w:t>
+      </w:r>
+      <w:proofErr w:type="spellEnd"/>
+      <w:r>
+        <w:t xml:space="preserve">-компоненту на уровне самой модели; тем самым влияние многомасштабного представления оценивается в рамках единой схемы обучения и </w:t>
+      </w:r>
+      <w:proofErr w:type="spellStart"/>
+      <w:r>
+        <w:t>валидации</w:t>
+      </w:r>
+      <w:proofErr w:type="spellEnd"/>
+      <w:r>
+        <w:t>.</w:t>
+      </w:r>
+    </w:p>
+    <w:p>
+      <w:pPr>
+        <w:widowControl w:val="0"/>
+        <w:spacing w:after="0"/>
+        <w:ind w:firstLine="709"/>
+      </w:pPr>
+      <w:r>
+        <w:t xml:space="preserve">Каждый запуск, независимо от семейства, сохраняет стандартизированный набор артефактов: метаданные конфигурации, таблицу предсказаний, а для </w:t>
+      </w:r>
+      <w:proofErr w:type="spellStart"/>
+      <w:r>
+        <w:t>нейросетевых</w:t>
+      </w:r>
+      <w:proofErr w:type="spellEnd"/>
+      <w:r>
+        <w:t xml:space="preserve"> моделей также историю обучения и контрольные точки по эпохам. Это обеспечивает </w:t>
+      </w:r>
+      <w:proofErr w:type="spellStart"/>
+      <w:r>
+        <w:t>воспроизводимость</w:t>
+      </w:r>
+      <w:proofErr w:type="spellEnd"/>
+      <w:r>
+        <w:t xml:space="preserve"> дальнейшего анализа без повторного обучения модели.</w:t>
+      </w:r>
+    </w:p>
+    <w:p>
+      <w:pPr>
+        <w:pStyle w:val="31"/>
+      </w:pPr>
+      <w:bookmarkStart w:id="49" w:name="_Toc229934903"/>
+      <w:r>
+        <w:t xml:space="preserve">2.8.8 </w:t>
+      </w:r>
+      <w:r>
+        <w:t>А</w:t>
+      </w:r>
+      <w:r>
+        <w:t>грегация оконных предсказаний</w:t>
       </w:r>
       <w:bookmarkEnd w:id="49"/>
     </w:p>
     <w:p>
       <w:pPr>
-        <w:pStyle w:val="41"/>
-      </w:pPr>
-      <w:r>
-        <w:t>2.8.7.1 Рекуррентные сети</w:t>
-      </w:r>
-    </w:p>
-    <w:p>
-      <w:pPr>
         <w:widowControl w:val="0"/>
         <w:spacing w:after="0"/>
         <w:ind w:firstLine="709"/>
       </w:pPr>
       <w:r>
-        <w:t xml:space="preserve">LSTM-семейство включает 16 архитектур трёх типов: модели без проброса состояния, модели с пробросом состояния и модели с механизмом внимания. Модели первого типа используют последовательности длиной 6 окон, модели с механизмом внимания — 12 окон, а модели с пробросом </w:t>
-      </w:r>
-      <w:r>
-        <w:lastRenderedPageBreak/>
-        <w:t>состояния обрабатывают непрерывную запись целиком; для разных подтипов исследовались шаги дискретизации 30, 15 и 5 с.</w:t>
-      </w:r>
+        <w:t>Оконные</w:t>
+      </w:r>
+      <w:r>
+        <w:t xml:space="preserve"> предсказания переводятся в оценку времени порога на уровне испытуемого. Используются три правила агрегации: медианное правило, правило первого пересечения и устойчивое медианное правило. Тем самым итоговая оценка модели строится не только по качеству оконной регрессии, но и по качеству восстановления времени наступления порога у конкретного испытуемого</w:t>
+      </w:r>
+      <w:r>
+        <w:t>.</w:t>
+      </w:r>
+    </w:p>
+    <w:p>
+      <w:pPr>
+        <w:pStyle w:val="31"/>
+        <w:widowControl w:val="0"/>
+        <w:ind w:firstLine="709"/>
+      </w:pPr>
+      <w:bookmarkStart w:id="50" w:name="_Toc229934904"/>
+      <w:r>
+        <w:t>2.8.9 Стандартизированный аналитический этап и итоговый рейтинг</w:t>
+      </w:r>
+      <w:bookmarkEnd w:id="50"/>
     </w:p>
     <w:p>
       <w:pPr>
@@ -25731,45 +25865,11 @@
         <w:ind w:firstLine="709"/>
       </w:pPr>
       <w:r>
-        <w:t xml:space="preserve">Модели с пробросом состояния предназначены для моделирования длинного контекста без разрыва между соседними фрагментами сессии, тогда как модели с механизмом внимания усиливают вклад наиболее информативных участков последовательности при финальном предсказании. </w:t>
-      </w:r>
-      <w:r>
-        <w:t xml:space="preserve">Для всех архитектур семейства LSTM исследовались два варианта входных данных: без </w:t>
-      </w:r>
-      <w:proofErr w:type="spellStart"/>
-      <w:r>
-        <w:t>вейвлет</w:t>
-      </w:r>
-      <w:proofErr w:type="spellEnd"/>
-      <w:r>
-        <w:t xml:space="preserve">-преобразования и с дополнительными признаками, полученными методом непрерывного </w:t>
-      </w:r>
-      <w:proofErr w:type="spellStart"/>
-      <w:r>
-        <w:t>вейвлет</w:t>
-      </w:r>
-      <w:proofErr w:type="spellEnd"/>
-      <w:r>
-        <w:t>-преобразования</w:t>
-      </w:r>
-      <w:r>
-        <w:t>.</w:t>
-      </w:r>
-    </w:p>
-    <w:p>
-      <w:pPr>
-        <w:pStyle w:val="41"/>
-      </w:pPr>
-      <w:r>
-        <w:t xml:space="preserve">2.8.7.2 </w:t>
-      </w:r>
-      <w:proofErr w:type="spellStart"/>
-      <w:r>
-        <w:t>Сверточные</w:t>
-      </w:r>
-      <w:proofErr w:type="spellEnd"/>
-      <w:r>
-        <w:t xml:space="preserve"> сети</w:t>
+        <w:t xml:space="preserve">После обучения всех конфигураций результаты обрабатываются в рамках отдельного воспроизводимого аналитического этапа. На этом этапе из таблиц предсказаний и параметров моделей формируются subject-level </w:t>
+      </w:r>
+      <w:r>
+        <w:lastRenderedPageBreak/>
+        <w:t>метрики оконной регрессии, показатели ошибки определения самого порога, доверительные интервалы, таблицы парных статистических сравнений и стандартизированные рейтинги моделей.</w:t>
       </w:r>
     </w:p>
     <w:p>
@@ -25779,270 +25879,28 @@
         <w:ind w:firstLine="709"/>
       </w:pPr>
       <w:r>
-        <w:t xml:space="preserve">Семейство TCN включало четыре причинные архитектуры. </w:t>
-      </w:r>
-      <w:proofErr w:type="spellStart"/>
-      <w:r>
-        <w:t>PureTCN</w:t>
-      </w:r>
-      <w:proofErr w:type="spellEnd"/>
-      <w:r>
-        <w:t xml:space="preserve"> использовалась как базовая временная </w:t>
-      </w:r>
-      <w:proofErr w:type="spellStart"/>
-      <w:r>
-        <w:t>сверточная</w:t>
-      </w:r>
-      <w:proofErr w:type="spellEnd"/>
-      <w:r>
-        <w:t xml:space="preserve"> модель с </w:t>
-      </w:r>
-      <w:proofErr w:type="spellStart"/>
-      <w:r>
-        <w:t>дилатированными</w:t>
-      </w:r>
-      <w:proofErr w:type="spellEnd"/>
-      <w:r>
-        <w:t xml:space="preserve"> причинными свёртками. </w:t>
-      </w:r>
-      <w:proofErr w:type="spellStart"/>
-      <w:r>
-        <w:t>MediumTCN</w:t>
-      </w:r>
-      <w:proofErr w:type="spellEnd"/>
-      <w:r>
-        <w:t xml:space="preserve"> представляла собой её более ёмкую модификацию, рассчитанную на моделирование более сложных временных зависимостей. </w:t>
-      </w:r>
-      <w:proofErr w:type="spellStart"/>
-      <w:r>
-        <w:t>DwtTCN</w:t>
-      </w:r>
-      <w:proofErr w:type="spellEnd"/>
-      <w:r>
-        <w:t xml:space="preserve"> сочетала временную </w:t>
-      </w:r>
-      <w:proofErr w:type="spellStart"/>
-      <w:r>
-        <w:t>сверточную</w:t>
-      </w:r>
-      <w:proofErr w:type="spellEnd"/>
-      <w:r>
-        <w:t xml:space="preserve"> обработку с </w:t>
-      </w:r>
-      <w:proofErr w:type="spellStart"/>
-      <w:r>
-        <w:t>вейвлет</w:t>
-      </w:r>
-      <w:proofErr w:type="spellEnd"/>
-      <w:r>
-        <w:t xml:space="preserve">-разложением входного сигнала. </w:t>
-      </w:r>
-      <w:proofErr w:type="spellStart"/>
-      <w:r>
-        <w:t>WaveNetTCN</w:t>
-      </w:r>
-      <w:proofErr w:type="spellEnd"/>
-      <w:r>
-        <w:t xml:space="preserve"> реализовывала схему каскадных </w:t>
-      </w:r>
-      <w:proofErr w:type="spellStart"/>
-      <w:r>
-        <w:t>дилатированных</w:t>
-      </w:r>
-      <w:proofErr w:type="spellEnd"/>
-      <w:r>
-        <w:t xml:space="preserve"> причинных свёрток, восходящую к архитектуре </w:t>
-      </w:r>
-      <w:proofErr w:type="spellStart"/>
-      <w:r>
-        <w:t>WaveNet</w:t>
-      </w:r>
-      <w:proofErr w:type="spellEnd"/>
-      <w:r>
-        <w:t>.</w:t>
+        <w:t>Такое разделение позволяет одинаково обрабатывать результаты семейства классических моделей и нейросетевых моделей: этап обучения отвечает за корректную LOSO-валидацию и сохранение артефактов, тогда как аналитический этап выполняет выбор итогового состояния модели, агрегацию оконных предсказаний, статистические сравнения и построение двух уровней итогового отбора. Первый уровень представляет собой raw-рейтинг по первичной пороговой метрике LT. Второй уровень представляет собой фильтрованный shortlist моделей, который формируется после проверки адекватности траектории и пересечения верхних квантилей по LT-качеству и качеству восстановления траектории; именно этот shortlist используется для последующей интерпретации и анализа объяснимости моделей.</w:t>
       </w:r>
     </w:p>
     <w:p>
       <w:pPr>
-        <w:pStyle w:val="41"/>
-      </w:pPr>
-      <w:r>
-        <w:t xml:space="preserve">2.8.7.3 </w:t>
-      </w:r>
-      <w:proofErr w:type="spellStart"/>
-      <w:r>
-        <w:t>Вейвлетные</w:t>
-      </w:r>
-      <w:proofErr w:type="spellEnd"/>
-      <w:r>
-        <w:t xml:space="preserve"> режимы и единая схема артефактов</w:t>
-      </w:r>
-    </w:p>
-    <w:p>
-      <w:pPr>
-        <w:widowControl w:val="0"/>
-        <w:spacing w:after="0"/>
-        <w:ind w:firstLine="709"/>
-      </w:pPr>
-      <w:proofErr w:type="spellStart"/>
-      <w:r>
-        <w:t>Вейвлетное</w:t>
-      </w:r>
-      <w:proofErr w:type="spellEnd"/>
-      <w:r>
-        <w:t xml:space="preserve"> обогащение в актуальной методике не рассматривается как отдельное самостоятельное семейство моделей, а задаётся как режим архитектуры. Для части LSTM используется непрерывное </w:t>
-      </w:r>
-      <w:proofErr w:type="spellStart"/>
-      <w:r>
-        <w:t>вейвлет</w:t>
-      </w:r>
-      <w:proofErr w:type="spellEnd"/>
-      <w:r>
-        <w:t xml:space="preserve">-преобразование, тогда как одна из TCN-архитектур реализует дискретную </w:t>
-      </w:r>
-      <w:proofErr w:type="spellStart"/>
-      <w:r>
-        <w:t>вейвлет</w:t>
-      </w:r>
-      <w:proofErr w:type="spellEnd"/>
-      <w:r>
-        <w:t xml:space="preserve">-компоненту на уровне самой модели; тем самым влияние многомасштабного представления оценивается в рамках единой схемы обучения и </w:t>
-      </w:r>
-      <w:proofErr w:type="spellStart"/>
-      <w:r>
-        <w:t>валидации</w:t>
-      </w:r>
-      <w:proofErr w:type="spellEnd"/>
-      <w:r>
-        <w:t>.</w:t>
-      </w:r>
-    </w:p>
-    <w:p>
-      <w:pPr>
-        <w:widowControl w:val="0"/>
-        <w:spacing w:after="0"/>
-        <w:ind w:firstLine="709"/>
-      </w:pPr>
-      <w:r>
-        <w:t xml:space="preserve">Каждый запуск, независимо от семейства, сохраняет стандартизированный набор артефактов: метаданные конфигурации, таблицу предсказаний, а для </w:t>
-      </w:r>
-      <w:proofErr w:type="spellStart"/>
-      <w:r>
-        <w:t>нейросетевых</w:t>
-      </w:r>
-      <w:proofErr w:type="spellEnd"/>
-      <w:r>
-        <w:t xml:space="preserve"> моделей также историю обучения и контрольные точки по эпохам. Это обеспечивает </w:t>
-      </w:r>
-      <w:proofErr w:type="spellStart"/>
-      <w:r>
-        <w:t>воспроизводимость</w:t>
-      </w:r>
-      <w:proofErr w:type="spellEnd"/>
-      <w:r>
-        <w:t xml:space="preserve"> дальнейшего анализа без повторного обучения модели.</w:t>
-      </w:r>
-    </w:p>
-    <w:p>
-      <w:pPr>
-        <w:pStyle w:val="31"/>
-      </w:pPr>
-      <w:bookmarkStart w:id="50" w:name="_Toc229934903"/>
-      <w:r>
-        <w:lastRenderedPageBreak/>
-        <w:t xml:space="preserve">2.8.8 </w:t>
-      </w:r>
-      <w:r>
-        <w:t>А</w:t>
-      </w:r>
-      <w:r>
-        <w:t>грегация оконных предсказаний</w:t>
-      </w:r>
-      <w:bookmarkEnd w:id="50"/>
-    </w:p>
-    <w:p>
-      <w:pPr>
-        <w:widowControl w:val="0"/>
-        <w:spacing w:after="0"/>
-        <w:ind w:firstLine="709"/>
-      </w:pPr>
-      <w:r>
-        <w:t>Оконные</w:t>
-      </w:r>
-      <w:r>
-        <w:t xml:space="preserve"> предсказания переводятся в оценку времени порога на уровне испытуемого. Используются три правила агрегации: медианное правило, правило первого пересечения и устойчивое медианное правило. Тем самым итоговая оценка модели строится не только по качеству оконной регрессии, но и по качеству восстановления времени наступления порога у конкретного испытуемого</w:t>
-      </w:r>
-      <w:r>
-        <w:t>.</w:t>
-      </w:r>
-    </w:p>
-    <w:p>
-      <w:pPr>
-        <w:pStyle w:val="31"/>
-        <w:widowControl w:val="0"/>
-        <w:ind w:firstLine="709"/>
-      </w:pPr>
-      <w:bookmarkStart w:id="51" w:name="_Toc229934904"/>
-      <w:r>
-        <w:t>2.8.9 Стандартизированный аналитический этап и итоговый рейтинг</w:t>
+        <w:pStyle w:val="21"/>
+      </w:pPr>
+      <w:bookmarkStart w:id="51" w:name="_Toc229934905"/>
+      <w:r>
+        <w:t>2.9 Метрики качества</w:t>
       </w:r>
       <w:bookmarkEnd w:id="51"/>
     </w:p>
     <w:p>
       <w:pPr>
-        <w:widowControl w:val="0"/>
-        <w:spacing w:after="0"/>
-        <w:ind w:firstLine="709"/>
-      </w:pPr>
-      <w:r>
-        <w:t>После обучения всех конфигураций результаты обрабатываются в рамках отдельного воспроизводимого аналитического этапа. На этом этапе из таблиц предсказаний и параметров моделей формируются сводные показатели оконной ошибки, показатели ошибки определения самого порога, доверительные интервалы и итоговые сравнительные таблицы.</w:t>
-      </w:r>
-    </w:p>
-    <w:p>
-      <w:pPr>
-        <w:widowControl w:val="0"/>
-        <w:spacing w:after="0"/>
-        <w:ind w:firstLine="709"/>
-      </w:pPr>
-      <w:r>
-        <w:t xml:space="preserve">Такое разделение позволяет одинаково обрабатывать результаты линейных и </w:t>
-      </w:r>
-      <w:proofErr w:type="spellStart"/>
-      <w:r>
-        <w:t>нейросетевых</w:t>
-      </w:r>
-      <w:proofErr w:type="spellEnd"/>
-      <w:r>
-        <w:t xml:space="preserve"> моделей: этап обучения отвечает за корректную LOSO-</w:t>
-      </w:r>
-      <w:proofErr w:type="spellStart"/>
-      <w:r>
-        <w:t>валидацию</w:t>
-      </w:r>
-      <w:proofErr w:type="spellEnd"/>
-      <w:r>
-        <w:t xml:space="preserve"> и сохранение артефактов, тогда как аналитический этап выполняет выбор итогового состояния модели, агрегацию оконных предсказаний, статистические сравнения и построение сводного рейтинга.</w:t>
-      </w:r>
-    </w:p>
-    <w:p>
-      <w:pPr>
-        <w:pStyle w:val="21"/>
-      </w:pPr>
-      <w:bookmarkStart w:id="52" w:name="_Toc229934905"/>
-      <w:r>
-        <w:t>2.9 Метрики качества</w:t>
+        <w:pStyle w:val="31"/>
+      </w:pPr>
+      <w:bookmarkStart w:id="52" w:name="_Toc229934906"/>
+      <w:r>
+        <w:t>2.9.1 Две дорожки оценки качества</w:t>
       </w:r>
       <w:bookmarkEnd w:id="52"/>
-    </w:p>
-    <w:p>
-      <w:pPr>
-        <w:pStyle w:val="31"/>
-      </w:pPr>
-      <w:bookmarkStart w:id="53" w:name="_Toc229934906"/>
-      <w:r>
-        <w:t>2.9.1 Две дорожки оценки качества</w:t>
-      </w:r>
-      <w:bookmarkEnd w:id="53"/>
     </w:p>
     <w:p>
       <w:pPr>
@@ -26060,7 +25918,7 @@
         <w:widowControl w:val="0"/>
         <w:numPr>
           <w:ilvl w:val="0"/>
-          <w:numId w:val="37"/>
+          <w:numId w:val="41"/>
         </w:numPr>
         <w:spacing w:after="0"/>
       </w:pPr>
@@ -26081,147 +25939,147 @@
       </w:r>
       <w:proofErr w:type="spellEnd"/>
       <w:r>
-        <w:t xml:space="preserve"> </w:t>
+        <w:t xml:space="preserve"> испытуемого, а ŷ_{</w:t>
+      </w:r>
+      <w:proofErr w:type="spellStart"/>
+      <w:r>
+        <w:t>ij</w:t>
+      </w:r>
+      <w:proofErr w:type="spellEnd"/>
+      <w:r>
+        <w:t>} — соответствующее предсказание модели. Тогда оконная ошибка определяется как e_{</w:t>
+      </w:r>
+      <w:proofErr w:type="spellStart"/>
+      <w:r>
+        <w:t>ij</w:t>
+      </w:r>
+      <w:proofErr w:type="spellEnd"/>
+      <w:r>
+        <w:t>}=ŷ_{</w:t>
+      </w:r>
+      <w:proofErr w:type="spellStart"/>
+      <w:r>
+        <w:t>ij</w:t>
+      </w:r>
+      <w:proofErr w:type="spellEnd"/>
+      <w:r>
+        <w:t>}-y_{</w:t>
+      </w:r>
+      <w:proofErr w:type="spellStart"/>
+      <w:r>
+        <w:t>ij</w:t>
+      </w:r>
+      <w:proofErr w:type="spellEnd"/>
+      <w:r>
+        <w:t xml:space="preserve">}, а средняя абсолютная ошибка по испытуемому вычисляется по формуле </w:t>
+      </w:r>
+      <w:proofErr w:type="spellStart"/>
+      <w:r>
+        <w:t>MAE_i</w:t>
+      </w:r>
+      <w:proofErr w:type="spellEnd"/>
+      <w:r>
+        <w:t>=(1/</w:t>
+      </w:r>
+      <w:proofErr w:type="spellStart"/>
+      <w:r>
+        <w:t>n_i</w:t>
+      </w:r>
+      <w:proofErr w:type="spellEnd"/>
+      <w:r>
+        <w:t xml:space="preserve">) </w:t>
+      </w:r>
+      <w:proofErr w:type="spellStart"/>
+      <w:r>
+        <w:t>Σ_j</w:t>
+      </w:r>
+      <w:proofErr w:type="spellEnd"/>
+      <w:r>
+        <w:t xml:space="preserve"> |e_{</w:t>
+      </w:r>
+      <w:proofErr w:type="spellStart"/>
+      <w:r>
+        <w:t>ij</w:t>
+      </w:r>
+      <w:proofErr w:type="spellEnd"/>
+      <w:r>
+        <w:t xml:space="preserve">}|. Аналогично рассчитываются </w:t>
+      </w:r>
+      <w:proofErr w:type="spellStart"/>
+      <w:r>
+        <w:t>RMSE_i</w:t>
+      </w:r>
+      <w:proofErr w:type="spellEnd"/>
+      <w:r>
+        <w:t>=[(1/</w:t>
+      </w:r>
+      <w:proofErr w:type="spellStart"/>
+      <w:r>
+        <w:t>n_i</w:t>
+      </w:r>
+      <w:proofErr w:type="spellEnd"/>
+      <w:r>
+        <w:t xml:space="preserve">) </w:t>
+      </w:r>
+      <w:proofErr w:type="spellStart"/>
+      <w:r>
+        <w:t>Σ_j</w:t>
+      </w:r>
+      <w:proofErr w:type="spellEnd"/>
+      <w:r>
+        <w:t xml:space="preserve"> e_{</w:t>
+      </w:r>
+      <w:proofErr w:type="spellStart"/>
+      <w:r>
+        <w:t>ij</w:t>
+      </w:r>
+      <w:proofErr w:type="spellEnd"/>
+      <w:r>
+        <w:t>}^</w:t>
+      </w:r>
+      <w:proofErr w:type="gramStart"/>
+      <w:r>
+        <w:t>2]^</w:t>
+      </w:r>
+      <w:proofErr w:type="gramEnd"/>
+      <w:r>
+        <w:t xml:space="preserve">{1/2} и систематическое смещение </w:t>
+      </w:r>
+      <w:proofErr w:type="spellStart"/>
+      <w:r>
+        <w:t>b_i</w:t>
+      </w:r>
+      <w:proofErr w:type="spellEnd"/>
+      <w:r>
+        <w:t>=(1/</w:t>
+      </w:r>
+      <w:proofErr w:type="spellStart"/>
+      <w:r>
+        <w:t>n_i</w:t>
+      </w:r>
+      <w:proofErr w:type="spellEnd"/>
+      <w:r>
+        <w:t xml:space="preserve">) </w:t>
+      </w:r>
+      <w:proofErr w:type="spellStart"/>
+      <w:r>
+        <w:t>Σ_j</w:t>
+      </w:r>
+      <w:proofErr w:type="spellEnd"/>
+      <w:r>
+        <w:t xml:space="preserve"> e_{</w:t>
+      </w:r>
+      <w:proofErr w:type="spellStart"/>
+      <w:r>
+        <w:t>ij</w:t>
+      </w:r>
+      <w:proofErr w:type="spellEnd"/>
+      <w:r>
+        <w:t xml:space="preserve">}. Эти показатели </w:t>
       </w:r>
       <w:r>
         <w:lastRenderedPageBreak/>
-        <w:t>испытуемого, а ŷ_{</w:t>
-      </w:r>
-      <w:proofErr w:type="spellStart"/>
-      <w:r>
-        <w:t>ij</w:t>
-      </w:r>
-      <w:proofErr w:type="spellEnd"/>
-      <w:r>
-        <w:t>} — соответствующее предсказание модели. Тогда оконная ошибка определяется как e_{</w:t>
-      </w:r>
-      <w:proofErr w:type="spellStart"/>
-      <w:r>
-        <w:t>ij</w:t>
-      </w:r>
-      <w:proofErr w:type="spellEnd"/>
-      <w:r>
-        <w:t>}=ŷ_{</w:t>
-      </w:r>
-      <w:proofErr w:type="spellStart"/>
-      <w:r>
-        <w:t>ij</w:t>
-      </w:r>
-      <w:proofErr w:type="spellEnd"/>
-      <w:r>
-        <w:t>}-y_{</w:t>
-      </w:r>
-      <w:proofErr w:type="spellStart"/>
-      <w:r>
-        <w:t>ij</w:t>
-      </w:r>
-      <w:proofErr w:type="spellEnd"/>
-      <w:r>
-        <w:t xml:space="preserve">}, а средняя абсолютная ошибка по испытуемому вычисляется по формуле </w:t>
-      </w:r>
-      <w:proofErr w:type="spellStart"/>
-      <w:r>
-        <w:t>MAE_i</w:t>
-      </w:r>
-      <w:proofErr w:type="spellEnd"/>
-      <w:r>
-        <w:t>=(1/</w:t>
-      </w:r>
-      <w:proofErr w:type="spellStart"/>
-      <w:r>
-        <w:t>n_i</w:t>
-      </w:r>
-      <w:proofErr w:type="spellEnd"/>
-      <w:r>
-        <w:t xml:space="preserve">) </w:t>
-      </w:r>
-      <w:proofErr w:type="spellStart"/>
-      <w:r>
-        <w:t>Σ_j</w:t>
-      </w:r>
-      <w:proofErr w:type="spellEnd"/>
-      <w:r>
-        <w:t xml:space="preserve"> |e_{</w:t>
-      </w:r>
-      <w:proofErr w:type="spellStart"/>
-      <w:r>
-        <w:t>ij</w:t>
-      </w:r>
-      <w:proofErr w:type="spellEnd"/>
-      <w:r>
-        <w:t xml:space="preserve">}|. Аналогично рассчитываются </w:t>
-      </w:r>
-      <w:proofErr w:type="spellStart"/>
-      <w:r>
-        <w:t>RMSE_i</w:t>
-      </w:r>
-      <w:proofErr w:type="spellEnd"/>
-      <w:r>
-        <w:t>=[(1/</w:t>
-      </w:r>
-      <w:proofErr w:type="spellStart"/>
-      <w:r>
-        <w:t>n_i</w:t>
-      </w:r>
-      <w:proofErr w:type="spellEnd"/>
-      <w:r>
-        <w:t xml:space="preserve">) </w:t>
-      </w:r>
-      <w:proofErr w:type="spellStart"/>
-      <w:r>
-        <w:t>Σ_j</w:t>
-      </w:r>
-      <w:proofErr w:type="spellEnd"/>
-      <w:r>
-        <w:t xml:space="preserve"> e_{</w:t>
-      </w:r>
-      <w:proofErr w:type="spellStart"/>
-      <w:r>
-        <w:t>ij</w:t>
-      </w:r>
-      <w:proofErr w:type="spellEnd"/>
-      <w:r>
-        <w:t>}^</w:t>
-      </w:r>
-      <w:proofErr w:type="gramStart"/>
-      <w:r>
-        <w:t>2]^</w:t>
-      </w:r>
-      <w:proofErr w:type="gramEnd"/>
-      <w:r>
-        <w:t xml:space="preserve">{1/2} и систематическое смещение </w:t>
-      </w:r>
-      <w:proofErr w:type="spellStart"/>
-      <w:r>
-        <w:t>b_i</w:t>
-      </w:r>
-      <w:proofErr w:type="spellEnd"/>
-      <w:r>
-        <w:t>=(1/</w:t>
-      </w:r>
-      <w:proofErr w:type="spellStart"/>
-      <w:r>
-        <w:t>n_i</w:t>
-      </w:r>
-      <w:proofErr w:type="spellEnd"/>
-      <w:r>
-        <w:t xml:space="preserve">) </w:t>
-      </w:r>
-      <w:proofErr w:type="spellStart"/>
-      <w:r>
-        <w:t>Σ_j</w:t>
-      </w:r>
-      <w:proofErr w:type="spellEnd"/>
-      <w:r>
-        <w:t xml:space="preserve"> e_{</w:t>
-      </w:r>
-      <w:proofErr w:type="spellStart"/>
-      <w:r>
-        <w:t>ij</w:t>
-      </w:r>
-      <w:proofErr w:type="spellEnd"/>
-      <w:r>
-        <w:t>}. Эти показатели характеризуют качество регрессии как модели времени-до-события.</w:t>
+        <w:t>характеризуют качество регрессии как модели времени-до-события.</w:t>
       </w:r>
     </w:p>
     <w:p>
@@ -26230,7 +26088,7 @@
         <w:widowControl w:val="0"/>
         <w:numPr>
           <w:ilvl w:val="0"/>
-          <w:numId w:val="37"/>
+          <w:numId w:val="41"/>
         </w:numPr>
         <w:spacing w:after="0"/>
       </w:pPr>
@@ -26345,9 +26203,8 @@
           <w:vertAlign w:val="superscript"/>
         </w:rPr>
       </w:pPr>
-      <w:bookmarkStart w:id="54" w:name="_Toc229934907"/>
-      <w:r>
-        <w:lastRenderedPageBreak/>
+      <w:bookmarkStart w:id="53" w:name="_Toc229934907"/>
+      <w:r>
         <w:t>2</w:t>
       </w:r>
       <w:r>
@@ -26368,7 +26225,7 @@
         </w:rPr>
         <w:t>2</w:t>
       </w:r>
-      <w:bookmarkEnd w:id="54"/>
+      <w:bookmarkEnd w:id="53"/>
     </w:p>
     <w:p>
       <w:r>
@@ -26859,8 +26716,9 @@
       <w:pPr>
         <w:pStyle w:val="31"/>
       </w:pPr>
-      <w:bookmarkStart w:id="55" w:name="_Toc229934908"/>
-      <w:r>
+      <w:bookmarkStart w:id="54" w:name="_Toc229934908"/>
+      <w:r>
+        <w:lastRenderedPageBreak/>
         <w:t>2</w:t>
       </w:r>
       <w:r>
@@ -26889,7 +26747,7 @@
       <w:r>
         <w:t>)</w:t>
       </w:r>
-      <w:bookmarkEnd w:id="55"/>
+      <w:bookmarkEnd w:id="54"/>
     </w:p>
     <w:p>
       <w:pPr>
@@ -26916,7 +26774,7 @@
       <w:pPr>
         <w:pStyle w:val="31"/>
       </w:pPr>
-      <w:bookmarkStart w:id="56" w:name="_Toc229934909"/>
+      <w:bookmarkStart w:id="55" w:name="_Toc229934909"/>
       <w:r>
         <w:t>2</w:t>
       </w:r>
@@ -26932,7 +26790,7 @@
       <w:r>
         <w:t>Базовые предсказатели</w:t>
       </w:r>
-      <w:bookmarkEnd w:id="56"/>
+      <w:bookmarkEnd w:id="55"/>
     </w:p>
     <w:p>
       <w:pPr>
@@ -27006,11 +26864,7 @@
       </w:r>
       <w:proofErr w:type="spellEnd"/>
       <w:r>
-        <w:t xml:space="preserve"> — предсказывает для каждого окна значение целевой переменной, зафиксированное в первом окне сессии данного испытуемого. Поскольку время до порога монотонно убывает в ходе теста, первое окно несёт информацию о начальной </w:t>
-      </w:r>
-      <w:r>
-        <w:lastRenderedPageBreak/>
-        <w:t xml:space="preserve">удалённости от порога даже без обращения к сигналам. Этот предсказатель проверяет более строгое условие: превзойти его означает, что физиологические сигналы добавляют информацию сверх одной лишь </w:t>
+        <w:t xml:space="preserve"> — предсказывает для каждого окна значение целевой переменной, зафиксированное в первом окне сессии данного испытуемого. Поскольку время до порога монотонно убывает в ходе теста, первое окно несёт информацию о начальной удалённости от порога даже без обращения к сигналам. Этот предсказатель проверяет более строгое условие: превзойти его означает, что физиологические сигналы добавляют информацию сверх одной лишь </w:t>
       </w:r>
       <w:proofErr w:type="spellStart"/>
       <w:r>
@@ -27035,7 +26889,7 @@
       <w:pPr>
         <w:pStyle w:val="21"/>
       </w:pPr>
-      <w:bookmarkStart w:id="57" w:name="_Toc229934910"/>
+      <w:bookmarkStart w:id="56" w:name="_Toc229934910"/>
       <w:r>
         <w:t>2.</w:t>
       </w:r>
@@ -27048,7 +26902,7 @@
       <w:r>
         <w:t>Постобработка</w:t>
       </w:r>
-      <w:bookmarkEnd w:id="57"/>
+      <w:bookmarkEnd w:id="56"/>
     </w:p>
     <w:p>
       <w:pPr>
@@ -27057,7 +26911,11 @@
         <w:ind w:firstLine="709"/>
       </w:pPr>
       <w:r>
-        <w:t>В настоящей работе постобработка представляет собой преобразование последовательности оконных предсказаний в итоговую оценку времени порога на уровне испытуемого</w:t>
+        <w:t xml:space="preserve">В настоящей работе постобработка представляет собой преобразование </w:t>
+      </w:r>
+      <w:r>
+        <w:lastRenderedPageBreak/>
+        <w:t>последовательности оконных предсказаний в итоговую оценку времени порога на уровне испытуемого</w:t>
       </w:r>
       <w:r>
         <w:t xml:space="preserve">. На первом шаге для выбранного состояния модели строится последовательность абсолютных оценок времени порога </w:t>
@@ -27111,12 +26969,9 @@
         <w:spacing w:after="0"/>
         <w:ind w:firstLine="709"/>
       </w:pPr>
-      <w:bookmarkStart w:id="58" w:name="_Toc229934911"/>
-      <w:r>
-        <w:t>П</w:t>
-      </w:r>
-      <w:r>
-        <w:t>осле чего применяются три правила агрегации: медианное, правило первого пересечения и устойчивое медианное правило. Первый вариант использует медиану всех оконных оценок, второй фиксирует первый момент перехода прогнозируемого времени до порога через нуль, третий опирается только на окна, лежащие в окрестности порога.</w:t>
+      <w:bookmarkStart w:id="57" w:name="_Toc229934911"/>
+      <w:r>
+        <w:t>После чего применяются три правила агрегации: медианное, правило первого пересечения и устойчивое медианное правило. Первый вариант использует медиану всех оконных оценок, второй фиксирует первый момент перехода прогнозируемого времени до порога через нуль, третий опирается только на окна, лежащие в окрестности порога.</w:t>
       </w:r>
     </w:p>
     <w:p>
@@ -27154,7 +27009,7 @@
       <w:r>
         <w:t>ий анализ и интерпретация</w:t>
       </w:r>
-      <w:bookmarkEnd w:id="58"/>
+      <w:bookmarkEnd w:id="57"/>
       <w:r>
         <w:t xml:space="preserve"> </w:t>
       </w:r>
@@ -27163,7 +27018,7 @@
       <w:pPr>
         <w:pStyle w:val="31"/>
       </w:pPr>
-      <w:bookmarkStart w:id="59" w:name="_Toc229934912"/>
+      <w:bookmarkStart w:id="58" w:name="_Toc229934912"/>
       <w:r>
         <w:t xml:space="preserve">2.11.1 Парные сравнения моделей: критерий </w:t>
       </w:r>
@@ -27187,7 +27042,7 @@
       <w:r>
         <w:t>Хохберга</w:t>
       </w:r>
-      <w:bookmarkEnd w:id="59"/>
+      <w:bookmarkEnd w:id="58"/>
       <w:proofErr w:type="spellEnd"/>
     </w:p>
     <w:p>
@@ -27215,7 +27070,6 @@
         <w:ind w:firstLine="709"/>
       </w:pPr>
       <w:r>
-        <w:lastRenderedPageBreak/>
         <w:t xml:space="preserve">При множественных попарных сравнениях использовалась поправка </w:t>
       </w:r>
       <w:proofErr w:type="spellStart"/>
@@ -27239,11 +27093,11 @@
       <w:pPr>
         <w:pStyle w:val="31"/>
       </w:pPr>
-      <w:bookmarkStart w:id="60" w:name="_Toc229934913"/>
+      <w:bookmarkStart w:id="59" w:name="_Toc229934913"/>
       <w:r>
         <w:t>2.11.2 Дополнительные параметры эффекта и доверительные интервалы</w:t>
       </w:r>
-      <w:bookmarkEnd w:id="60"/>
+      <w:bookmarkEnd w:id="59"/>
     </w:p>
     <w:p>
       <w:pPr>
@@ -27283,11 +27137,12 @@
       <w:pPr>
         <w:pStyle w:val="31"/>
       </w:pPr>
-      <w:bookmarkStart w:id="61" w:name="_Toc229934914"/>
-      <w:r>
+      <w:bookmarkStart w:id="60" w:name="_Toc229934914"/>
+      <w:r>
+        <w:lastRenderedPageBreak/>
         <w:t>2.11.3 Сравнения по аналитическим осям</w:t>
       </w:r>
-      <w:bookmarkEnd w:id="61"/>
+      <w:bookmarkEnd w:id="60"/>
     </w:p>
     <w:p>
       <w:pPr>
@@ -27318,23 +27173,7 @@
         <w:spacing w:after="0"/>
       </w:pPr>
       <w:r>
-        <w:t xml:space="preserve">К обязательным осям относятся сравнения между семействами моделей, между наборами признаков внутри семейства, между полным набором и вариантом без абсолютных признаков внутри архитектуры, между </w:t>
-      </w:r>
-      <w:proofErr w:type="spellStart"/>
-      <w:r>
-        <w:t>вейвлетными</w:t>
-      </w:r>
-      <w:proofErr w:type="spellEnd"/>
-      <w:r>
-        <w:t xml:space="preserve"> и </w:t>
-      </w:r>
-      <w:proofErr w:type="spellStart"/>
-      <w:r>
-        <w:t>невейвлетными</w:t>
-      </w:r>
-      <w:proofErr w:type="spellEnd"/>
-      <w:r>
-        <w:t xml:space="preserve"> режимами внутри семейства, а также между задачами LT1 и LT2 для одного и того же класса модели.</w:t>
+        <w:t>К обязательным осям относятся сравнения между семействами моделей, между наборами признаков внутри семейства, между полным набором и вариантом без абсолютных признаков внутри архитектуры, между вейвлетными и невейвлетными режимами внутри семейства, между различными режимами формирования ЭМГ-признаков внутри одной архитектуры, а также между задачами LT1 и LT2 для одного и того же класса модели.</w:t>
       </w:r>
     </w:p>
     <w:p>
@@ -27365,26 +27204,109 @@
       <w:pPr>
         <w:pStyle w:val="31"/>
       </w:pPr>
-      <w:bookmarkStart w:id="62" w:name="_Toc229934915"/>
+      <w:bookmarkStart w:id="61" w:name="_Toc229934915"/>
+      <w:r>
+        <w:t>2.11.4 Конформное предсказание (</w:t>
+      </w:r>
+      <w:proofErr w:type="spellStart"/>
+      <w:r>
+        <w:t>conformal</w:t>
+      </w:r>
+      <w:proofErr w:type="spellEnd"/>
+      <w:r>
+        <w:t xml:space="preserve"> </w:t>
+      </w:r>
+      <w:proofErr w:type="spellStart"/>
+      <w:r>
+        <w:t>prediction</w:t>
+      </w:r>
+      <w:proofErr w:type="spellEnd"/>
+      <w:r>
+        <w:t>)</w:t>
+      </w:r>
+      <w:bookmarkEnd w:id="61"/>
+    </w:p>
+    <w:p>
+      <w:pPr>
+        <w:widowControl w:val="0"/>
+        <w:spacing w:after="0"/>
+        <w:ind w:firstLine="709"/>
+      </w:pPr>
+      <w:r>
+        <w:t xml:space="preserve">Точечное предсказание модели не даёт информации о его надёжности, поэтому в анализе дополнительно строятся предсказательные интервалы с гарантированным покрытием. В актуальной реализации используется конформное предсказание по схеме </w:t>
+      </w:r>
+      <w:proofErr w:type="spellStart"/>
+      <w:r>
+        <w:t>leave-one-subject-out</w:t>
+      </w:r>
+      <w:proofErr w:type="spellEnd"/>
+      <w:r>
+        <w:t xml:space="preserve"> в форме </w:t>
+      </w:r>
+      <w:proofErr w:type="spellStart"/>
+      <w:r>
+        <w:t>джекнайф</w:t>
+      </w:r>
+      <w:proofErr w:type="spellEnd"/>
+      <w:r>
+        <w:t>-плюс, при которой для каждого тестового субъекта интервал строится по абсолютным ошибкам остальных субъектов той же модели.</w:t>
+      </w:r>
+    </w:p>
+    <w:p>
+      <w:pPr>
+        <w:widowControl w:val="0"/>
+        <w:spacing w:after="0"/>
+        <w:ind w:firstLine="709"/>
+      </w:pPr>
+      <w:r>
+        <w:t xml:space="preserve">Метод основан на предположении </w:t>
+      </w:r>
+      <w:proofErr w:type="spellStart"/>
+      <w:r>
+        <w:t>обменности</w:t>
+      </w:r>
+      <w:proofErr w:type="spellEnd"/>
+      <w:r>
+        <w:t xml:space="preserve"> субъектов и не требует параметрических предположений о распределении ошибок. Для малой выборки из 18 испытуемых применяется поправка на конечный размер </w:t>
+      </w:r>
       <w:r>
         <w:lastRenderedPageBreak/>
-        <w:t>2.11.4 Конформное предсказание (</w:t>
-      </w:r>
-      <w:proofErr w:type="spellStart"/>
-      <w:r>
-        <w:t>conformal</w:t>
-      </w:r>
-      <w:proofErr w:type="spellEnd"/>
-      <w:r>
-        <w:t xml:space="preserve"> </w:t>
-      </w:r>
-      <w:proofErr w:type="spellStart"/>
-      <w:r>
-        <w:t>prediction</w:t>
-      </w:r>
-      <w:proofErr w:type="spellEnd"/>
-      <w:r>
-        <w:t>)</w:t>
+        <w:t xml:space="preserve">выборки при вычислении </w:t>
+      </w:r>
+      <w:proofErr w:type="spellStart"/>
+      <w:r>
+        <w:t>q_hat</w:t>
+      </w:r>
+      <w:proofErr w:type="spellEnd"/>
+      <w:r>
+        <w:t>, что особенно важно при оценке номинального уровня покрытия на уровне пороговых метрик.</w:t>
+      </w:r>
+    </w:p>
+    <w:p>
+      <w:pPr>
+        <w:widowControl w:val="0"/>
+        <w:spacing w:after="0"/>
+        <w:ind w:firstLine="709"/>
+      </w:pPr>
+      <w:r>
+        <w:t xml:space="preserve">По умолчанию анализируются уровни α = 0,2 и α = 0,3, то есть интервалы покрытия 80% и 70%. Более строгие уровни покрытия при N = 18 быстро вырождаются в почти тривиальные интервалы, близкие к использованию максимальной ошибки, поэтому они не рассматриваются как основной рабочий режим финального </w:t>
+      </w:r>
+      <w:proofErr w:type="spellStart"/>
+      <w:r>
+        <w:t>пайплайна</w:t>
+      </w:r>
+      <w:proofErr w:type="spellEnd"/>
+      <w:r>
+        <w:t>.</w:t>
+      </w:r>
+    </w:p>
+    <w:p>
+      <w:pPr>
+        <w:pStyle w:val="31"/>
+      </w:pPr>
+      <w:bookmarkStart w:id="62" w:name="_Toc229934916"/>
+      <w:r>
+        <w:t>2.11.5 Интерпретация модели: анализ важности признаков (SHAP)</w:t>
       </w:r>
       <w:bookmarkEnd w:id="62"/>
     </w:p>
@@ -27395,23 +27317,7 @@
         <w:ind w:firstLine="709"/>
       </w:pPr>
       <w:r>
-        <w:t xml:space="preserve">Точечное предсказание модели не даёт информации о его надёжности, поэтому в анализе дополнительно строятся предсказательные интервалы с гарантированным покрытием. В актуальной реализации используется конформное предсказание по схеме </w:t>
-      </w:r>
-      <w:proofErr w:type="spellStart"/>
-      <w:r>
-        <w:t>leave-one-subject-out</w:t>
-      </w:r>
-      <w:proofErr w:type="spellEnd"/>
-      <w:r>
-        <w:t xml:space="preserve"> в форме </w:t>
-      </w:r>
-      <w:proofErr w:type="spellStart"/>
-      <w:r>
-        <w:t>джекнайф</w:t>
-      </w:r>
-      <w:proofErr w:type="spellEnd"/>
-      <w:r>
-        <w:t>-плюс, при которой для каждого тестового субъекта интервал строится по абсолютным ошибкам остальных субъектов той же модели.</w:t>
+        <w:t>Для интерпретации вклада отдельных признаков в предсказание времени до порога используется метод SHAP (SHapley Additive exPlanations). SHAP-анализ применяется только к автоматически отобранным finalist-моделям семейства классических моделей (Lin) отдельно для задач LT1 и LT2. Отбор выполняется после фильтра адекватности траектории и пересечения верхних квантилей по LT-качеству и качеству восстановления траектории. Объектом объяснения является оконный регрессионный выход модели: для каждого окна значение SHAP разлагает предсказание на вклады отдельных признаков, где положительный вклад соответствует сдвигу предсказания в сторону большего времени до порога, а отрицательный — в сторону меньшего времени.</w:t>
       </w:r>
     </w:p>
     <w:p>
@@ -27421,103 +27327,7 @@
         <w:ind w:firstLine="709"/>
       </w:pPr>
       <w:r>
-        <w:t xml:space="preserve">Метод основан на предположении </w:t>
-      </w:r>
-      <w:proofErr w:type="spellStart"/>
-      <w:r>
-        <w:t>обменности</w:t>
-      </w:r>
-      <w:proofErr w:type="spellEnd"/>
-      <w:r>
-        <w:t xml:space="preserve"> субъектов и не требует параметрических предположений о распределении ошибок. Для малой выборки из 18 испытуемых применяется поправка на конечный размер выборки при вычислении </w:t>
-      </w:r>
-      <w:proofErr w:type="spellStart"/>
-      <w:r>
-        <w:t>q_hat</w:t>
-      </w:r>
-      <w:proofErr w:type="spellEnd"/>
-      <w:r>
-        <w:t>, что особенно важно при оценке номинального уровня покрытия на уровне пороговых метрик.</w:t>
-      </w:r>
-    </w:p>
-    <w:p>
-      <w:pPr>
-        <w:widowControl w:val="0"/>
-        <w:spacing w:after="0"/>
-        <w:ind w:firstLine="709"/>
-      </w:pPr>
-      <w:r>
-        <w:t xml:space="preserve">По умолчанию анализируются уровни α = 0,2 и α = 0,3, то есть интервалы покрытия 80% и 70%. Более строгие уровни покрытия при N = 18 быстро вырождаются в почти тривиальные интервалы, близкие к использованию максимальной ошибки, поэтому они не рассматриваются как основной рабочий режим финального </w:t>
-      </w:r>
-      <w:proofErr w:type="spellStart"/>
-      <w:r>
-        <w:t>пайплайна</w:t>
-      </w:r>
-      <w:proofErr w:type="spellEnd"/>
-      <w:r>
-        <w:t>.</w:t>
-      </w:r>
-    </w:p>
-    <w:p>
-      <w:pPr>
-        <w:pStyle w:val="31"/>
-      </w:pPr>
-      <w:bookmarkStart w:id="63" w:name="_Toc229934916"/>
-      <w:r>
-        <w:t>2.11.5 Интерпретация модели: анализ важности признаков (SHAP)</w:t>
-      </w:r>
-      <w:bookmarkEnd w:id="63"/>
-    </w:p>
-    <w:p>
-      <w:pPr>
-        <w:widowControl w:val="0"/>
-        <w:spacing w:after="0"/>
-        <w:ind w:firstLine="709"/>
-      </w:pPr>
-      <w:r>
-        <w:t>Для интерпретации вклада отдельных признаков в предсказание времени до порога используется метод SHAP (</w:t>
-      </w:r>
-      <w:proofErr w:type="spellStart"/>
-      <w:r>
-        <w:t>SHapley</w:t>
-      </w:r>
-      <w:proofErr w:type="spellEnd"/>
-      <w:r>
-        <w:t xml:space="preserve"> </w:t>
-      </w:r>
-      <w:proofErr w:type="spellStart"/>
-      <w:r>
-        <w:t>Additive</w:t>
-      </w:r>
-      <w:proofErr w:type="spellEnd"/>
-      <w:r>
-        <w:t xml:space="preserve"> </w:t>
-      </w:r>
-      <w:proofErr w:type="spellStart"/>
-      <w:r>
-        <w:t>exPlanations</w:t>
-      </w:r>
-      <w:proofErr w:type="spellEnd"/>
-      <w:r>
-        <w:t>). Для каждого окна значение SHAP разлагает предсказание модели на вклады отдельных признаков: положительный вклад соответствует сдвигу предсказания в сторону большего времени до порога, отрицательный — в сторону меньшего времени.</w:t>
-      </w:r>
-    </w:p>
-    <w:p>
-      <w:pPr>
-        <w:widowControl w:val="0"/>
-        <w:spacing w:after="0"/>
-        <w:ind w:firstLine="709"/>
-      </w:pPr>
-      <w:r>
-        <w:t xml:space="preserve">Важность признака оценивается как среднее абсолютное значение SHAP по всем тестовым окнам и испытуемым. Дополнительно признаки могут </w:t>
-      </w:r>
-      <w:proofErr w:type="spellStart"/>
-      <w:r>
-        <w:t>агрегироваться</w:t>
-      </w:r>
-      <w:proofErr w:type="spellEnd"/>
-      <w:r>
-        <w:t xml:space="preserve"> по физиологическим группам — EMG, NIRS, HRV, кинематика и взаимодействия, — что позволяет оценивать относительный вклад не только отдельных переменных, но и целых модальностей сигнала.</w:t>
+        <w:t>Агрегация SHAP проводится на нескольких уровнях. Базовый уровень составляет пооконное объяснение, после чего значения агрегируются отдельно для каждого испытуемого, что позволяет анализировать межсубъектную устойчивость структуры вкладов. Далее строятся сводки на уровне модели и физиологических групп признаков (EMG, NIRS, HRV, кинематика и взаимодействия). Важность признака оценивается как среднее абсолютное значение SHAP, а важность модальности — как суммарный вклад признаков, принадлежащих данной группе. Такая схема делает интерпретацию согласованной с итоговым отбором моделей: объясняются не произвольные победители по одной метрике, а конфигурации, которые одновременно демонстрируют приемлемую точность определения порога и адекватность реконструируемой траектории.</w:t>
       </w:r>
     </w:p>
     <w:p>
@@ -27531,7 +27341,7 @@
           <w:szCs w:val="28"/>
         </w:rPr>
       </w:pPr>
-      <w:bookmarkStart w:id="64" w:name="_Toc229934917"/>
+      <w:bookmarkStart w:id="63" w:name="_Toc229934917"/>
       <w:r>
         <w:br w:type="page"/>
       </w:r>
@@ -27548,34 +27358,34 @@
         <w:lastRenderedPageBreak/>
         <w:t>3 Результаты и обсуждения</w:t>
       </w:r>
+      <w:bookmarkEnd w:id="63"/>
+    </w:p>
+    <w:p>
+      <w:pPr>
+        <w:pStyle w:val="21"/>
+      </w:pPr>
+      <w:bookmarkStart w:id="64" w:name="_Toc229934918"/>
+      <w:r>
+        <w:t>3.</w:t>
+      </w:r>
+      <w:r>
+        <w:t xml:space="preserve">1 </w:t>
+      </w:r>
+      <w:r>
+        <w:t>Сводный рейтинг моделей</w:t>
+      </w:r>
       <w:bookmarkEnd w:id="64"/>
     </w:p>
     <w:p>
       <w:pPr>
         <w:pStyle w:val="21"/>
-      </w:pPr>
-      <w:bookmarkStart w:id="65" w:name="_Toc229934918"/>
-      <w:r>
-        <w:t>3.</w:t>
-      </w:r>
-      <w:r>
-        <w:t xml:space="preserve">1 </w:t>
-      </w:r>
-      <w:r>
-        <w:t>Сводный рейтинг моделей</w:t>
+        <w:jc w:val="both"/>
+      </w:pPr>
+      <w:bookmarkStart w:id="65" w:name="_Toc229934919"/>
+      <w:r>
+        <w:t>…</w:t>
       </w:r>
       <w:bookmarkEnd w:id="65"/>
-    </w:p>
-    <w:p>
-      <w:pPr>
-        <w:pStyle w:val="21"/>
-        <w:jc w:val="both"/>
-      </w:pPr>
-      <w:bookmarkStart w:id="66" w:name="_Toc229934919"/>
-      <w:r>
-        <w:t>…</w:t>
-      </w:r>
-      <w:bookmarkEnd w:id="66"/>
     </w:p>
     <w:p>
       <w:pPr>
@@ -27602,12 +27412,12 @@
       <w:pPr>
         <w:pStyle w:val="2"/>
       </w:pPr>
-      <w:bookmarkStart w:id="67" w:name="_Toc229934920"/>
+      <w:bookmarkStart w:id="66" w:name="_Toc229934920"/>
       <w:r>
         <w:lastRenderedPageBreak/>
         <w:t>Заключение</w:t>
       </w:r>
-      <w:bookmarkEnd w:id="67"/>
+      <w:bookmarkEnd w:id="66"/>
     </w:p>
     <w:p>
       <w:pPr>
@@ -27644,12 +27454,12 @@
       <w:pPr>
         <w:pStyle w:val="2"/>
       </w:pPr>
-      <w:bookmarkStart w:id="68" w:name="_Toc229934921"/>
+      <w:bookmarkStart w:id="67" w:name="_Toc229934921"/>
       <w:r>
         <w:lastRenderedPageBreak/>
         <w:t>Список использованных источников</w:t>
       </w:r>
-      <w:bookmarkEnd w:id="68"/>
+      <w:bookmarkEnd w:id="67"/>
     </w:p>
     <w:p/>
     <w:sdt>
@@ -31332,17 +31142,17 @@
           <w:b w:val="0"/>
         </w:rPr>
       </w:pPr>
-      <w:bookmarkStart w:id="69" w:name="_Toc190776678"/>
-      <w:bookmarkStart w:id="70" w:name="_Toc229934922"/>
+      <w:bookmarkStart w:id="68" w:name="_Toc190776678"/>
+      <w:bookmarkStart w:id="69" w:name="_Toc229934922"/>
       <w:r>
         <w:lastRenderedPageBreak/>
         <w:t xml:space="preserve">Приложение </w:t>
       </w:r>
+      <w:bookmarkEnd w:id="68"/>
+      <w:r>
+        <w:t>1</w:t>
+      </w:r>
       <w:bookmarkEnd w:id="69"/>
-      <w:r>
-        <w:t>1</w:t>
-      </w:r>
-      <w:bookmarkEnd w:id="70"/>
     </w:p>
     <w:p>
       <w:pPr>
@@ -31481,8 +31291,8 @@
         <w:pStyle w:val="31"/>
         <w:divId w:val="1101805661"/>
       </w:pPr>
+      <w:bookmarkStart w:id="70" w:name="_Toc229934923"/>
       <w:bookmarkStart w:id="71" w:name="X753b266d9c56295c0318ba240c8cfcaf2496a89"/>
-      <w:bookmarkStart w:id="72" w:name="_Toc229934923"/>
       <w:r>
         <w:t xml:space="preserve">ЭМГ: </w:t>
       </w:r>
@@ -31494,7 +31304,7 @@
       <w:r>
         <w:t xml:space="preserve"> область (16 признаков × 4 потока = 64)</w:t>
       </w:r>
-      <w:bookmarkEnd w:id="72"/>
+      <w:bookmarkEnd w:id="70"/>
     </w:p>
     <w:tbl>
       <w:tblPr>
@@ -37190,11 +37000,482 @@
         <w:pStyle w:val="31"/>
         <w:divId w:val="1101805661"/>
       </w:pPr>
+      <w:bookmarkStart w:id="72" w:name="_Toc229934924"/>
       <w:bookmarkStart w:id="73" w:name="X0050d68fb57b38026066ac753840f9f9f5ded83"/>
-      <w:bookmarkStart w:id="74" w:name="_Toc229934924"/>
       <w:bookmarkEnd w:id="71"/>
       <w:r>
         <w:t>ЭМГ: вариабельность амплитуды цикл-к-циклу (4 признака)</w:t>
+      </w:r>
+      <w:bookmarkEnd w:id="72"/>
+    </w:p>
+    <w:tbl>
+      <w:tblPr>
+        <w:tblStyle w:val="Table"/>
+        <w:tblW w:w="5000" w:type="pct"/>
+        <w:tblBorders>
+          <w:top w:val="single" w:sz="4" w:space="0" w:color="auto"/>
+          <w:left w:val="single" w:sz="4" w:space="0" w:color="auto"/>
+          <w:bottom w:val="single" w:sz="4" w:space="0" w:color="auto"/>
+          <w:right w:val="single" w:sz="4" w:space="0" w:color="auto"/>
+          <w:insideH w:val="single" w:sz="4" w:space="0" w:color="auto"/>
+          <w:insideV w:val="single" w:sz="4" w:space="0" w:color="auto"/>
+        </w:tblBorders>
+        <w:tblLayout w:type="fixed"/>
+        <w:tblLook w:val="0020" w:firstRow="1" w:lastRow="0" w:firstColumn="0" w:lastColumn="0" w:noHBand="0" w:noVBand="0"/>
+      </w:tblPr>
+      <w:tblGrid>
+        <w:gridCol w:w="4672"/>
+        <w:gridCol w:w="4673"/>
+      </w:tblGrid>
+      <w:tr>
+        <w:trPr>
+          <w:cnfStyle w:val="100000000000" w:firstRow="1" w:lastRow="0" w:firstColumn="0" w:lastColumn="0" w:oddVBand="0" w:evenVBand="0" w:oddHBand="0" w:evenHBand="0" w:firstRowFirstColumn="0" w:firstRowLastColumn="0" w:lastRowFirstColumn="0" w:lastRowLastColumn="0"/>
+          <w:divId w:val="1101805661"/>
+          <w:tblHeader/>
+        </w:trPr>
+        <w:tc>
+          <w:tcPr>
+            <w:tcW w:w="3960" w:type="dxa"/>
+            <w:tcBorders>
+              <w:bottom w:val="none" w:sz="0" w:space="0" w:color="auto"/>
+            </w:tcBorders>
+          </w:tcPr>
+          <w:p>
+            <w:pPr>
+              <w:pStyle w:val="aa"/>
+              <w:jc w:val="center"/>
+              <w:rPr>
+                <w:b/>
+                <w:bCs/>
+              </w:rPr>
+            </w:pPr>
+            <w:proofErr w:type="spellStart"/>
+            <w:r>
+              <w:rPr>
+                <w:b/>
+                <w:bCs/>
+              </w:rPr>
+              <w:t>Техническое</w:t>
+            </w:r>
+            <w:proofErr w:type="spellEnd"/>
+            <w:r>
+              <w:rPr>
+                <w:b/>
+                <w:bCs/>
+              </w:rPr>
+              <w:t xml:space="preserve"> </w:t>
+            </w:r>
+            <w:proofErr w:type="spellStart"/>
+            <w:r>
+              <w:rPr>
+                <w:b/>
+                <w:bCs/>
+              </w:rPr>
+              <w:t>обозначение</w:t>
+            </w:r>
+            <w:proofErr w:type="spellEnd"/>
+          </w:p>
+        </w:tc>
+        <w:tc>
+          <w:tcPr>
+            <w:tcW w:w="3960" w:type="dxa"/>
+            <w:tcBorders>
+              <w:bottom w:val="none" w:sz="0" w:space="0" w:color="auto"/>
+            </w:tcBorders>
+          </w:tcPr>
+          <w:p>
+            <w:pPr>
+              <w:pStyle w:val="aa"/>
+              <w:jc w:val="center"/>
+              <w:rPr>
+                <w:b/>
+                <w:bCs/>
+              </w:rPr>
+            </w:pPr>
+            <w:proofErr w:type="spellStart"/>
+            <w:r>
+              <w:rPr>
+                <w:b/>
+                <w:bCs/>
+              </w:rPr>
+              <w:t>Физиологический</w:t>
+            </w:r>
+            <w:proofErr w:type="spellEnd"/>
+            <w:r>
+              <w:rPr>
+                <w:b/>
+                <w:bCs/>
+              </w:rPr>
+              <w:t xml:space="preserve"> </w:t>
+            </w:r>
+            <w:proofErr w:type="spellStart"/>
+            <w:r>
+              <w:rPr>
+                <w:b/>
+                <w:bCs/>
+              </w:rPr>
+              <w:t>смысл</w:t>
+            </w:r>
+            <w:proofErr w:type="spellEnd"/>
+          </w:p>
+        </w:tc>
+      </w:tr>
+      <w:tr>
+        <w:trPr>
+          <w:divId w:val="1101805661"/>
+        </w:trPr>
+        <w:tc>
+          <w:tcPr>
+            <w:tcW w:w="3960" w:type="dxa"/>
+          </w:tcPr>
+          <w:p>
+            <w:pPr>
+              <w:pStyle w:val="aa"/>
+            </w:pPr>
+            <w:proofErr w:type="spellStart"/>
+            <w:r>
+              <w:rPr>
+                <w:rStyle w:val="VerbatimChar"/>
+                <w:rFonts w:ascii="Times New Roman" w:hAnsi="Times New Roman"/>
+              </w:rPr>
+              <w:t>z_vl_dist_load_rms_cv</w:t>
+            </w:r>
+            <w:proofErr w:type="spellEnd"/>
+          </w:p>
+        </w:tc>
+        <w:tc>
+          <w:tcPr>
+            <w:tcW w:w="3960" w:type="dxa"/>
+          </w:tcPr>
+          <w:p>
+            <w:pPr>
+              <w:pStyle w:val="aa"/>
+              <w:rPr>
+                <w:lang w:val="ru-RU"/>
+              </w:rPr>
+            </w:pPr>
+            <w:r>
+              <w:t>CV</w:t>
+            </w:r>
+            <w:r>
+              <w:rPr>
+                <w:lang w:val="ru-RU"/>
+              </w:rPr>
+              <w:t xml:space="preserve"> амплитуды </w:t>
+            </w:r>
+            <w:r>
+              <w:t>RMS</w:t>
+            </w:r>
+            <w:r>
+              <w:rPr>
+                <w:lang w:val="ru-RU"/>
+              </w:rPr>
+              <w:t xml:space="preserve"> по циклам — </w:t>
+            </w:r>
+            <w:proofErr w:type="spellStart"/>
+            <w:r>
+              <w:rPr>
+                <w:lang w:val="ru-RU"/>
+              </w:rPr>
+              <w:t>дист</w:t>
+            </w:r>
+            <w:proofErr w:type="spellEnd"/>
+            <w:r>
+              <w:rPr>
+                <w:lang w:val="ru-RU"/>
+              </w:rPr>
+              <w:t xml:space="preserve">., </w:t>
+            </w:r>
+            <w:proofErr w:type="spellStart"/>
+            <w:r>
+              <w:rPr>
+                <w:lang w:val="ru-RU"/>
+              </w:rPr>
+              <w:t>нагр</w:t>
+            </w:r>
+            <w:proofErr w:type="spellEnd"/>
+            <w:r>
+              <w:rPr>
+                <w:lang w:val="ru-RU"/>
+              </w:rPr>
+              <w:t>.</w:t>
+            </w:r>
+          </w:p>
+        </w:tc>
+      </w:tr>
+      <w:tr>
+        <w:trPr>
+          <w:divId w:val="1101805661"/>
+        </w:trPr>
+        <w:tc>
+          <w:tcPr>
+            <w:tcW w:w="3960" w:type="dxa"/>
+          </w:tcPr>
+          <w:p>
+            <w:pPr>
+              <w:pStyle w:val="aa"/>
+            </w:pPr>
+            <w:proofErr w:type="spellStart"/>
+            <w:r>
+              <w:rPr>
+                <w:rStyle w:val="VerbatimChar"/>
+                <w:rFonts w:ascii="Times New Roman" w:hAnsi="Times New Roman"/>
+              </w:rPr>
+              <w:t>z_vl_dist_rest_rms_cv</w:t>
+            </w:r>
+            <w:proofErr w:type="spellEnd"/>
+          </w:p>
+        </w:tc>
+        <w:tc>
+          <w:tcPr>
+            <w:tcW w:w="3960" w:type="dxa"/>
+          </w:tcPr>
+          <w:p>
+            <w:pPr>
+              <w:pStyle w:val="aa"/>
+              <w:rPr>
+                <w:lang w:val="ru-RU"/>
+              </w:rPr>
+            </w:pPr>
+            <w:r>
+              <w:t>CV</w:t>
+            </w:r>
+            <w:r>
+              <w:rPr>
+                <w:lang w:val="ru-RU"/>
+              </w:rPr>
+              <w:t xml:space="preserve"> амплитуды </w:t>
+            </w:r>
+            <w:r>
+              <w:t>RMS</w:t>
+            </w:r>
+            <w:r>
+              <w:rPr>
+                <w:lang w:val="ru-RU"/>
+              </w:rPr>
+              <w:t xml:space="preserve"> по циклам — </w:t>
+            </w:r>
+            <w:proofErr w:type="spellStart"/>
+            <w:r>
+              <w:rPr>
+                <w:lang w:val="ru-RU"/>
+              </w:rPr>
+              <w:t>дист</w:t>
+            </w:r>
+            <w:proofErr w:type="spellEnd"/>
+            <w:r>
+              <w:rPr>
+                <w:lang w:val="ru-RU"/>
+              </w:rPr>
+              <w:t xml:space="preserve">., </w:t>
+            </w:r>
+            <w:proofErr w:type="spellStart"/>
+            <w:r>
+              <w:rPr>
+                <w:lang w:val="ru-RU"/>
+              </w:rPr>
+              <w:t>восст</w:t>
+            </w:r>
+            <w:proofErr w:type="spellEnd"/>
+            <w:r>
+              <w:rPr>
+                <w:lang w:val="ru-RU"/>
+              </w:rPr>
+              <w:t>.</w:t>
+            </w:r>
+          </w:p>
+        </w:tc>
+      </w:tr>
+      <w:tr>
+        <w:trPr>
+          <w:divId w:val="1101805661"/>
+        </w:trPr>
+        <w:tc>
+          <w:tcPr>
+            <w:tcW w:w="3960" w:type="dxa"/>
+          </w:tcPr>
+          <w:p>
+            <w:pPr>
+              <w:pStyle w:val="aa"/>
+            </w:pPr>
+            <w:proofErr w:type="spellStart"/>
+            <w:r>
+              <w:rPr>
+                <w:rStyle w:val="VerbatimChar"/>
+                <w:rFonts w:ascii="Times New Roman" w:hAnsi="Times New Roman"/>
+              </w:rPr>
+              <w:t>z_vl_prox_load_rms_cv</w:t>
+            </w:r>
+            <w:proofErr w:type="spellEnd"/>
+          </w:p>
+        </w:tc>
+        <w:tc>
+          <w:tcPr>
+            <w:tcW w:w="3960" w:type="dxa"/>
+          </w:tcPr>
+          <w:p>
+            <w:pPr>
+              <w:pStyle w:val="aa"/>
+              <w:rPr>
+                <w:lang w:val="ru-RU"/>
+              </w:rPr>
+            </w:pPr>
+            <w:r>
+              <w:t>CV</w:t>
+            </w:r>
+            <w:r>
+              <w:rPr>
+                <w:lang w:val="ru-RU"/>
+              </w:rPr>
+              <w:t xml:space="preserve"> амплитуды </w:t>
+            </w:r>
+            <w:r>
+              <w:t>RMS</w:t>
+            </w:r>
+            <w:r>
+              <w:rPr>
+                <w:lang w:val="ru-RU"/>
+              </w:rPr>
+              <w:t xml:space="preserve"> по циклам — </w:t>
+            </w:r>
+            <w:proofErr w:type="spellStart"/>
+            <w:r>
+              <w:rPr>
+                <w:lang w:val="ru-RU"/>
+              </w:rPr>
+              <w:t>прокс</w:t>
+            </w:r>
+            <w:proofErr w:type="spellEnd"/>
+            <w:r>
+              <w:rPr>
+                <w:lang w:val="ru-RU"/>
+              </w:rPr>
+              <w:t xml:space="preserve">., </w:t>
+            </w:r>
+            <w:proofErr w:type="spellStart"/>
+            <w:r>
+              <w:rPr>
+                <w:lang w:val="ru-RU"/>
+              </w:rPr>
+              <w:t>нагр</w:t>
+            </w:r>
+            <w:proofErr w:type="spellEnd"/>
+            <w:r>
+              <w:rPr>
+                <w:lang w:val="ru-RU"/>
+              </w:rPr>
+              <w:t>.</w:t>
+            </w:r>
+          </w:p>
+        </w:tc>
+      </w:tr>
+      <w:tr>
+        <w:trPr>
+          <w:divId w:val="1101805661"/>
+        </w:trPr>
+        <w:tc>
+          <w:tcPr>
+            <w:tcW w:w="3960" w:type="dxa"/>
+          </w:tcPr>
+          <w:p>
+            <w:pPr>
+              <w:pStyle w:val="aa"/>
+            </w:pPr>
+            <w:proofErr w:type="spellStart"/>
+            <w:r>
+              <w:rPr>
+                <w:rStyle w:val="VerbatimChar"/>
+                <w:rFonts w:ascii="Times New Roman" w:hAnsi="Times New Roman"/>
+              </w:rPr>
+              <w:t>z_vl_prox_rest_rms_cv</w:t>
+            </w:r>
+            <w:proofErr w:type="spellEnd"/>
+          </w:p>
+        </w:tc>
+        <w:tc>
+          <w:tcPr>
+            <w:tcW w:w="3960" w:type="dxa"/>
+          </w:tcPr>
+          <w:p>
+            <w:pPr>
+              <w:pStyle w:val="aa"/>
+              <w:rPr>
+                <w:lang w:val="ru-RU"/>
+              </w:rPr>
+            </w:pPr>
+            <w:r>
+              <w:t>CV</w:t>
+            </w:r>
+            <w:r>
+              <w:rPr>
+                <w:lang w:val="ru-RU"/>
+              </w:rPr>
+              <w:t xml:space="preserve"> амплитуды </w:t>
+            </w:r>
+            <w:r>
+              <w:t>RMS</w:t>
+            </w:r>
+            <w:r>
+              <w:rPr>
+                <w:lang w:val="ru-RU"/>
+              </w:rPr>
+              <w:t xml:space="preserve"> по циклам — </w:t>
+            </w:r>
+            <w:proofErr w:type="spellStart"/>
+            <w:r>
+              <w:rPr>
+                <w:lang w:val="ru-RU"/>
+              </w:rPr>
+              <w:t>прокс</w:t>
+            </w:r>
+            <w:proofErr w:type="spellEnd"/>
+            <w:r>
+              <w:rPr>
+                <w:lang w:val="ru-RU"/>
+              </w:rPr>
+              <w:t xml:space="preserve">., </w:t>
+            </w:r>
+            <w:proofErr w:type="spellStart"/>
+            <w:r>
+              <w:rPr>
+                <w:lang w:val="ru-RU"/>
+              </w:rPr>
+              <w:t>восст</w:t>
+            </w:r>
+            <w:proofErr w:type="spellEnd"/>
+            <w:r>
+              <w:rPr>
+                <w:lang w:val="ru-RU"/>
+              </w:rPr>
+              <w:t>.</w:t>
+            </w:r>
+          </w:p>
+        </w:tc>
+      </w:tr>
+    </w:tbl>
+    <w:p>
+      <w:pPr>
+        <w:divId w:val="1101805661"/>
+      </w:pPr>
+    </w:p>
+    <w:p>
+      <w:pPr>
+        <w:pStyle w:val="31"/>
+        <w:divId w:val="1101805661"/>
+      </w:pPr>
+      <w:bookmarkStart w:id="74" w:name="_Toc229934925"/>
+      <w:bookmarkStart w:id="75" w:name="кинематика-педалирования-11-признаков"/>
+      <w:bookmarkEnd w:id="73"/>
+      <w:r>
+        <w:t xml:space="preserve">Кинематика </w:t>
+      </w:r>
+      <w:proofErr w:type="spellStart"/>
+      <w:r>
+        <w:t>педалирования</w:t>
+      </w:r>
+      <w:proofErr w:type="spellEnd"/>
+      <w:r>
+        <w:t xml:space="preserve"> (11 признаков)</w:t>
       </w:r>
       <w:bookmarkEnd w:id="74"/>
     </w:p>
@@ -37328,7 +37609,7 @@
                 <w:rStyle w:val="VerbatimChar"/>
                 <w:rFonts w:ascii="Times New Roman" w:hAnsi="Times New Roman"/>
               </w:rPr>
-              <w:t>z_vl_dist_load_rms_cv</w:t>
+              <w:t>z_cadence_mean_rpm</w:t>
             </w:r>
             <w:proofErr w:type="spellEnd"/>
           </w:p>
@@ -37345,50 +37626,33 @@
               </w:rPr>
             </w:pPr>
             <w:r>
-              <w:t>CV</w:t>
-            </w:r>
-            <w:r>
               <w:rPr>
                 <w:lang w:val="ru-RU"/>
               </w:rPr>
-              <w:t xml:space="preserve"> амплитуды </w:t>
-            </w:r>
-            <w:r>
-              <w:t>RMS</w:t>
-            </w:r>
+              <w:t xml:space="preserve">Средняя </w:t>
+            </w:r>
+            <w:proofErr w:type="spellStart"/>
             <w:r>
               <w:rPr>
                 <w:lang w:val="ru-RU"/>
               </w:rPr>
-              <w:t xml:space="preserve"> по циклам — </w:t>
-            </w:r>
-            <w:proofErr w:type="spellStart"/>
+              <w:t>каденс</w:t>
+            </w:r>
+            <w:proofErr w:type="spellEnd"/>
             <w:r>
               <w:rPr>
                 <w:lang w:val="ru-RU"/>
               </w:rPr>
-              <w:t>дист</w:t>
-            </w:r>
-            <w:proofErr w:type="spellEnd"/>
+              <w:t xml:space="preserve"> в окне (об/мин), </w:t>
+            </w:r>
+            <w:r>
+              <w:t>z</w:t>
+            </w:r>
             <w:r>
               <w:rPr>
                 <w:lang w:val="ru-RU"/>
               </w:rPr>
-              <w:t xml:space="preserve">., </w:t>
-            </w:r>
-            <w:proofErr w:type="spellStart"/>
-            <w:r>
-              <w:rPr>
-                <w:lang w:val="ru-RU"/>
-              </w:rPr>
-              <w:t>нагр</w:t>
-            </w:r>
-            <w:proofErr w:type="spellEnd"/>
-            <w:r>
-              <w:rPr>
-                <w:lang w:val="ru-RU"/>
-              </w:rPr>
-              <w:t>.</w:t>
+              <w:t>-норм.</w:t>
             </w:r>
           </w:p>
         </w:tc>
@@ -37411,7 +37675,7 @@
                 <w:rStyle w:val="VerbatimChar"/>
                 <w:rFonts w:ascii="Times New Roman" w:hAnsi="Times New Roman"/>
               </w:rPr>
-              <w:t>z_vl_dist_rest_rms_cv</w:t>
+              <w:t>z_cadence_cv</w:t>
             </w:r>
             <w:proofErr w:type="spellEnd"/>
           </w:p>
@@ -37423,56 +37687,28 @@
           <w:p>
             <w:pPr>
               <w:pStyle w:val="aa"/>
-              <w:rPr>
-                <w:lang w:val="ru-RU"/>
-              </w:rPr>
             </w:pPr>
-            <w:r>
-              <w:t>CV</w:t>
-            </w:r>
-            <w:r>
-              <w:rPr>
-                <w:lang w:val="ru-RU"/>
-              </w:rPr>
-              <w:t xml:space="preserve"> амплитуды </w:t>
-            </w:r>
-            <w:r>
-              <w:t>RMS</w:t>
-            </w:r>
-            <w:r>
-              <w:rPr>
-                <w:lang w:val="ru-RU"/>
-              </w:rPr>
-              <w:t xml:space="preserve"> по циклам — </w:t>
-            </w:r>
-            <w:proofErr w:type="spellStart"/>
-            <w:r>
-              <w:rPr>
-                <w:lang w:val="ru-RU"/>
-              </w:rPr>
-              <w:t>дист</w:t>
-            </w:r>
-            <w:proofErr w:type="spellEnd"/>
-            <w:r>
-              <w:rPr>
-                <w:lang w:val="ru-RU"/>
-              </w:rPr>
-              <w:t xml:space="preserve">., </w:t>
-            </w:r>
-            <w:proofErr w:type="spellStart"/>
-            <w:r>
-              <w:rPr>
-                <w:lang w:val="ru-RU"/>
-              </w:rPr>
-              <w:t>восст</w:t>
-            </w:r>
-            <w:proofErr w:type="spellEnd"/>
-            <w:r>
-              <w:rPr>
-                <w:lang w:val="ru-RU"/>
-              </w:rPr>
-              <w:t>.</w:t>
-            </w:r>
+            <w:proofErr w:type="spellStart"/>
+            <w:r>
+              <w:t>Коэффициент</w:t>
+            </w:r>
+            <w:proofErr w:type="spellEnd"/>
+            <w:r>
+              <w:t xml:space="preserve"> </w:t>
+            </w:r>
+            <w:proofErr w:type="spellStart"/>
+            <w:r>
+              <w:t>вариации</w:t>
+            </w:r>
+            <w:proofErr w:type="spellEnd"/>
+            <w:r>
+              <w:t xml:space="preserve"> </w:t>
+            </w:r>
+            <w:proofErr w:type="spellStart"/>
+            <w:r>
+              <w:t>каденса</w:t>
+            </w:r>
+            <w:proofErr w:type="spellEnd"/>
           </w:p>
         </w:tc>
       </w:tr>
@@ -37494,7 +37730,7 @@
                 <w:rStyle w:val="VerbatimChar"/>
                 <w:rFonts w:ascii="Times New Roman" w:hAnsi="Times New Roman"/>
               </w:rPr>
-              <w:t>z_vl_prox_load_rms_cv</w:t>
+              <w:t>z_load_duration_ms</w:t>
             </w:r>
             <w:proofErr w:type="spellEnd"/>
           </w:p>
@@ -37511,50 +37747,24 @@
               </w:rPr>
             </w:pPr>
             <w:r>
-              <w:t>CV</w:t>
-            </w:r>
-            <w:r>
               <w:rPr>
                 <w:lang w:val="ru-RU"/>
               </w:rPr>
-              <w:t xml:space="preserve"> амплитуды </w:t>
-            </w:r>
-            <w:r>
-              <w:t>RMS</w:t>
-            </w:r>
+              <w:t>Средняя длительность фазы нагрузки (</w:t>
+            </w:r>
+            <w:proofErr w:type="spellStart"/>
             <w:r>
               <w:rPr>
                 <w:lang w:val="ru-RU"/>
               </w:rPr>
-              <w:t xml:space="preserve"> по циклам — </w:t>
-            </w:r>
-            <w:proofErr w:type="spellStart"/>
+              <w:t>мс</w:t>
+            </w:r>
+            <w:proofErr w:type="spellEnd"/>
             <w:r>
               <w:rPr>
                 <w:lang w:val="ru-RU"/>
               </w:rPr>
-              <w:t>прокс</w:t>
-            </w:r>
-            <w:proofErr w:type="spellEnd"/>
-            <w:r>
-              <w:rPr>
-                <w:lang w:val="ru-RU"/>
-              </w:rPr>
-              <w:t xml:space="preserve">., </w:t>
-            </w:r>
-            <w:proofErr w:type="spellStart"/>
-            <w:r>
-              <w:rPr>
-                <w:lang w:val="ru-RU"/>
-              </w:rPr>
-              <w:t>нагр</w:t>
-            </w:r>
-            <w:proofErr w:type="spellEnd"/>
-            <w:r>
-              <w:rPr>
-                <w:lang w:val="ru-RU"/>
-              </w:rPr>
-              <w:t>.</w:t>
+              <w:t>)</w:t>
             </w:r>
           </w:p>
         </w:tc>
@@ -37577,7 +37787,7 @@
                 <w:rStyle w:val="VerbatimChar"/>
                 <w:rFonts w:ascii="Times New Roman" w:hAnsi="Times New Roman"/>
               </w:rPr>
-              <w:t>z_vl_prox_rest_rms_cv</w:t>
+              <w:t>z_rest_duration_ms</w:t>
             </w:r>
             <w:proofErr w:type="spellEnd"/>
           </w:p>
@@ -37594,42 +37804,328 @@
               </w:rPr>
             </w:pPr>
             <w:r>
+              <w:rPr>
+                <w:lang w:val="ru-RU"/>
+              </w:rPr>
+              <w:t>Средняя длительность фазы восстановления (</w:t>
+            </w:r>
+            <w:proofErr w:type="spellStart"/>
+            <w:r>
+              <w:rPr>
+                <w:lang w:val="ru-RU"/>
+              </w:rPr>
+              <w:t>мс</w:t>
+            </w:r>
+            <w:proofErr w:type="spellEnd"/>
+            <w:r>
+              <w:rPr>
+                <w:lang w:val="ru-RU"/>
+              </w:rPr>
+              <w:t>)</w:t>
+            </w:r>
+          </w:p>
+        </w:tc>
+      </w:tr>
+      <w:tr>
+        <w:trPr>
+          <w:divId w:val="1101805661"/>
+        </w:trPr>
+        <w:tc>
+          <w:tcPr>
+            <w:tcW w:w="3960" w:type="dxa"/>
+          </w:tcPr>
+          <w:p>
+            <w:pPr>
+              <w:pStyle w:val="aa"/>
+            </w:pPr>
+            <w:proofErr w:type="spellStart"/>
+            <w:r>
+              <w:rPr>
+                <w:rStyle w:val="VerbatimChar"/>
+                <w:rFonts w:ascii="Times New Roman" w:hAnsi="Times New Roman"/>
+              </w:rPr>
+              <w:t>z_load_rest_ratio</w:t>
+            </w:r>
+            <w:proofErr w:type="spellEnd"/>
+          </w:p>
+        </w:tc>
+        <w:tc>
+          <w:tcPr>
+            <w:tcW w:w="3960" w:type="dxa"/>
+          </w:tcPr>
+          <w:p>
+            <w:pPr>
+              <w:pStyle w:val="aa"/>
+            </w:pPr>
+            <w:proofErr w:type="spellStart"/>
+            <w:r>
+              <w:t>Отношение</w:t>
+            </w:r>
+            <w:proofErr w:type="spellEnd"/>
+            <w:r>
+              <w:t xml:space="preserve"> </w:t>
+            </w:r>
+            <w:proofErr w:type="spellStart"/>
+            <w:r>
+              <w:t>длительностей</w:t>
+            </w:r>
+            <w:proofErr w:type="spellEnd"/>
+            <w:r>
+              <w:t xml:space="preserve"> </w:t>
+            </w:r>
+            <w:proofErr w:type="spellStart"/>
+            <w:proofErr w:type="gramStart"/>
+            <w:r>
+              <w:t>нагр</w:t>
+            </w:r>
+            <w:proofErr w:type="spellEnd"/>
+            <w:r>
+              <w:t>./</w:t>
+            </w:r>
+            <w:proofErr w:type="spellStart"/>
+            <w:proofErr w:type="gramEnd"/>
+            <w:r>
+              <w:t>восст</w:t>
+            </w:r>
+            <w:proofErr w:type="spellEnd"/>
+            <w:r>
+              <w:t>.</w:t>
+            </w:r>
+          </w:p>
+        </w:tc>
+      </w:tr>
+      <w:tr>
+        <w:trPr>
+          <w:divId w:val="1101805661"/>
+        </w:trPr>
+        <w:tc>
+          <w:tcPr>
+            <w:tcW w:w="3960" w:type="dxa"/>
+          </w:tcPr>
+          <w:p>
+            <w:pPr>
+              <w:pStyle w:val="aa"/>
+            </w:pPr>
+            <w:proofErr w:type="spellStart"/>
+            <w:r>
+              <w:rPr>
+                <w:rStyle w:val="VerbatimChar"/>
+                <w:rFonts w:ascii="Times New Roman" w:hAnsi="Times New Roman"/>
+              </w:rPr>
+              <w:t>z_load_duration_cv</w:t>
+            </w:r>
+            <w:proofErr w:type="spellEnd"/>
+          </w:p>
+        </w:tc>
+        <w:tc>
+          <w:tcPr>
+            <w:tcW w:w="3960" w:type="dxa"/>
+          </w:tcPr>
+          <w:p>
+            <w:pPr>
+              <w:pStyle w:val="aa"/>
+            </w:pPr>
+            <w:r>
+              <w:t xml:space="preserve">CV </w:t>
+            </w:r>
+            <w:proofErr w:type="spellStart"/>
+            <w:r>
+              <w:t>длительностей</w:t>
+            </w:r>
+            <w:proofErr w:type="spellEnd"/>
+            <w:r>
+              <w:t xml:space="preserve"> </w:t>
+            </w:r>
+            <w:proofErr w:type="spellStart"/>
+            <w:r>
+              <w:t>фаз</w:t>
+            </w:r>
+            <w:proofErr w:type="spellEnd"/>
+            <w:r>
+              <w:t xml:space="preserve"> </w:t>
+            </w:r>
+            <w:proofErr w:type="spellStart"/>
+            <w:r>
+              <w:t>нагрузки</w:t>
+            </w:r>
+            <w:proofErr w:type="spellEnd"/>
+          </w:p>
+        </w:tc>
+      </w:tr>
+      <w:tr>
+        <w:trPr>
+          <w:divId w:val="1101805661"/>
+        </w:trPr>
+        <w:tc>
+          <w:tcPr>
+            <w:tcW w:w="3960" w:type="dxa"/>
+          </w:tcPr>
+          <w:p>
+            <w:pPr>
+              <w:pStyle w:val="aa"/>
+            </w:pPr>
+            <w:proofErr w:type="spellStart"/>
+            <w:r>
+              <w:rPr>
+                <w:rStyle w:val="VerbatimChar"/>
+                <w:rFonts w:ascii="Times New Roman" w:hAnsi="Times New Roman"/>
+              </w:rPr>
+              <w:t>z_rest_duration_cv</w:t>
+            </w:r>
+            <w:proofErr w:type="spellEnd"/>
+          </w:p>
+        </w:tc>
+        <w:tc>
+          <w:tcPr>
+            <w:tcW w:w="3960" w:type="dxa"/>
+          </w:tcPr>
+          <w:p>
+            <w:pPr>
+              <w:pStyle w:val="aa"/>
+            </w:pPr>
+            <w:r>
+              <w:t xml:space="preserve">CV </w:t>
+            </w:r>
+            <w:proofErr w:type="spellStart"/>
+            <w:r>
+              <w:t>длительностей</w:t>
+            </w:r>
+            <w:proofErr w:type="spellEnd"/>
+            <w:r>
+              <w:t xml:space="preserve"> </w:t>
+            </w:r>
+            <w:proofErr w:type="spellStart"/>
+            <w:r>
+              <w:t>фаз</w:t>
+            </w:r>
+            <w:proofErr w:type="spellEnd"/>
+            <w:r>
+              <w:t xml:space="preserve"> </w:t>
+            </w:r>
+            <w:proofErr w:type="spellStart"/>
+            <w:r>
+              <w:t>восстановления</w:t>
+            </w:r>
+            <w:proofErr w:type="spellEnd"/>
+          </w:p>
+        </w:tc>
+      </w:tr>
+      <w:tr>
+        <w:trPr>
+          <w:divId w:val="1101805661"/>
+        </w:trPr>
+        <w:tc>
+          <w:tcPr>
+            <w:tcW w:w="3960" w:type="dxa"/>
+          </w:tcPr>
+          <w:p>
+            <w:pPr>
+              <w:pStyle w:val="aa"/>
+            </w:pPr>
+            <w:r>
+              <w:rPr>
+                <w:rStyle w:val="VerbatimChar"/>
+                <w:rFonts w:ascii="Times New Roman" w:hAnsi="Times New Roman"/>
+              </w:rPr>
+              <w:t>z_load_trend_cv_ratio_30s</w:t>
+            </w:r>
+          </w:p>
+        </w:tc>
+        <w:tc>
+          <w:tcPr>
+            <w:tcW w:w="3960" w:type="dxa"/>
+          </w:tcPr>
+          <w:p>
+            <w:pPr>
+              <w:pStyle w:val="aa"/>
+              <w:rPr>
+                <w:lang w:val="ru-RU"/>
+              </w:rPr>
+            </w:pPr>
+            <w:r>
+              <w:rPr>
+                <w:lang w:val="ru-RU"/>
+              </w:rPr>
+              <w:t xml:space="preserve">Отношение </w:t>
+            </w:r>
+            <w:r>
               <w:t>CV</w:t>
             </w:r>
             <w:r>
               <w:rPr>
                 <w:lang w:val="ru-RU"/>
               </w:rPr>
-              <w:t xml:space="preserve"> амплитуды </w:t>
-            </w:r>
-            <w:r>
-              <w:t>RMS</w:t>
-            </w:r>
+              <w:t xml:space="preserve"> последней трети к первой трети </w:t>
+            </w:r>
+            <w:proofErr w:type="spellStart"/>
             <w:r>
               <w:rPr>
                 <w:lang w:val="ru-RU"/>
               </w:rPr>
-              <w:t xml:space="preserve"> по циклам — </w:t>
-            </w:r>
-            <w:proofErr w:type="spellStart"/>
+              <w:t>нагр</w:t>
+            </w:r>
+            <w:proofErr w:type="spellEnd"/>
             <w:r>
               <w:rPr>
                 <w:lang w:val="ru-RU"/>
               </w:rPr>
-              <w:t>прокс</w:t>
-            </w:r>
-            <w:proofErr w:type="spellEnd"/>
-            <w:r>
+              <w:t>. за 30 с</w:t>
+            </w:r>
+          </w:p>
+        </w:tc>
+      </w:tr>
+      <w:tr>
+        <w:trPr>
+          <w:divId w:val="1101805661"/>
+        </w:trPr>
+        <w:tc>
+          <w:tcPr>
+            <w:tcW w:w="3960" w:type="dxa"/>
+          </w:tcPr>
+          <w:p>
+            <w:pPr>
+              <w:pStyle w:val="aa"/>
+            </w:pPr>
+            <w:r>
+              <w:rPr>
+                <w:rStyle w:val="VerbatimChar"/>
+                <w:rFonts w:ascii="Times New Roman" w:hAnsi="Times New Roman"/>
+              </w:rPr>
+              <w:t>z_rest_trend_cv_ratio_30s</w:t>
+            </w:r>
+          </w:p>
+        </w:tc>
+        <w:tc>
+          <w:tcPr>
+            <w:tcW w:w="3960" w:type="dxa"/>
+          </w:tcPr>
+          <w:p>
+            <w:pPr>
+              <w:pStyle w:val="aa"/>
               <w:rPr>
                 <w:lang w:val="ru-RU"/>
               </w:rPr>
-              <w:t xml:space="preserve">., </w:t>
-            </w:r>
-            <w:proofErr w:type="spellStart"/>
+            </w:pPr>
             <w:r>
               <w:rPr>
                 <w:lang w:val="ru-RU"/>
               </w:rPr>
+              <w:t xml:space="preserve">Отношение </w:t>
+            </w:r>
+            <w:r>
+              <w:t>CV</w:t>
+            </w:r>
+            <w:r>
+              <w:rPr>
+                <w:lang w:val="ru-RU"/>
+              </w:rPr>
+              <w:t xml:space="preserve"> последней трети к первой трети </w:t>
+            </w:r>
+            <w:proofErr w:type="spellStart"/>
+            <w:r>
+              <w:rPr>
+                <w:lang w:val="ru-RU"/>
+              </w:rPr>
               <w:t>восст</w:t>
             </w:r>
             <w:proofErr w:type="spellEnd"/>
@@ -37637,7 +38133,141 @@
               <w:rPr>
                 <w:lang w:val="ru-RU"/>
               </w:rPr>
-              <w:t>.</w:t>
+              <w:t>. за 30 с</w:t>
+            </w:r>
+          </w:p>
+        </w:tc>
+      </w:tr>
+      <w:tr>
+        <w:trPr>
+          <w:divId w:val="1101805661"/>
+        </w:trPr>
+        <w:tc>
+          <w:tcPr>
+            <w:tcW w:w="3960" w:type="dxa"/>
+          </w:tcPr>
+          <w:p>
+            <w:pPr>
+              <w:pStyle w:val="aa"/>
+            </w:pPr>
+            <w:r>
+              <w:rPr>
+                <w:rStyle w:val="VerbatimChar"/>
+                <w:rFonts w:ascii="Times New Roman" w:hAnsi="Times New Roman"/>
+              </w:rPr>
+              <w:t>z_load_sampen_30s</w:t>
+            </w:r>
+          </w:p>
+        </w:tc>
+        <w:tc>
+          <w:tcPr>
+            <w:tcW w:w="3960" w:type="dxa"/>
+          </w:tcPr>
+          <w:p>
+            <w:pPr>
+              <w:pStyle w:val="aa"/>
+              <w:rPr>
+                <w:lang w:val="ru-RU"/>
+              </w:rPr>
+            </w:pPr>
+            <w:r>
+              <w:t>Sample</w:t>
+            </w:r>
+            <w:r>
+              <w:rPr>
+                <w:lang w:val="ru-RU"/>
+              </w:rPr>
+              <w:t xml:space="preserve"> </w:t>
+            </w:r>
+            <w:r>
+              <w:t>Entropy</w:t>
+            </w:r>
+            <w:r>
+              <w:rPr>
+                <w:lang w:val="ru-RU"/>
+              </w:rPr>
+              <w:t xml:space="preserve"> длительностей </w:t>
+            </w:r>
+            <w:proofErr w:type="spellStart"/>
+            <w:r>
+              <w:rPr>
+                <w:lang w:val="ru-RU"/>
+              </w:rPr>
+              <w:t>нагр</w:t>
+            </w:r>
+            <w:proofErr w:type="spellEnd"/>
+            <w:r>
+              <w:rPr>
+                <w:lang w:val="ru-RU"/>
+              </w:rPr>
+              <w:t>. фаз за 30 с</w:t>
+            </w:r>
+          </w:p>
+        </w:tc>
+      </w:tr>
+      <w:tr>
+        <w:trPr>
+          <w:divId w:val="1101805661"/>
+        </w:trPr>
+        <w:tc>
+          <w:tcPr>
+            <w:tcW w:w="3960" w:type="dxa"/>
+          </w:tcPr>
+          <w:p>
+            <w:pPr>
+              <w:pStyle w:val="aa"/>
+            </w:pPr>
+            <w:r>
+              <w:rPr>
+                <w:rStyle w:val="VerbatimChar"/>
+                <w:rFonts w:ascii="Times New Roman" w:hAnsi="Times New Roman"/>
+              </w:rPr>
+              <w:t>z_rest_sampen_30s</w:t>
+            </w:r>
+          </w:p>
+        </w:tc>
+        <w:tc>
+          <w:tcPr>
+            <w:tcW w:w="3960" w:type="dxa"/>
+          </w:tcPr>
+          <w:p>
+            <w:pPr>
+              <w:pStyle w:val="aa"/>
+              <w:rPr>
+                <w:lang w:val="ru-RU"/>
+              </w:rPr>
+            </w:pPr>
+            <w:r>
+              <w:t>Sample</w:t>
+            </w:r>
+            <w:r>
+              <w:rPr>
+                <w:lang w:val="ru-RU"/>
+              </w:rPr>
+              <w:t xml:space="preserve"> </w:t>
+            </w:r>
+            <w:r>
+              <w:t>Entropy</w:t>
+            </w:r>
+            <w:r>
+              <w:rPr>
+                <w:lang w:val="ru-RU"/>
+              </w:rPr>
+              <w:t xml:space="preserve"> длительностей </w:t>
+            </w:r>
+            <w:proofErr w:type="spellStart"/>
+            <w:r>
+              <w:rPr>
+                <w:lang w:val="ru-RU"/>
+              </w:rPr>
+              <w:t>восст</w:t>
+            </w:r>
+            <w:proofErr w:type="spellEnd"/>
+            <w:r>
+              <w:rPr>
+                <w:lang w:val="ru-RU"/>
+              </w:rPr>
+              <w:t>. фаз за 30 с</w:t>
             </w:r>
           </w:p>
         </w:tc>
@@ -37653,19 +38283,19 @@
         <w:pStyle w:val="31"/>
         <w:divId w:val="1101805661"/>
       </w:pPr>
-      <w:bookmarkStart w:id="75" w:name="кинематика-педалирования-11-признаков"/>
-      <w:bookmarkStart w:id="76" w:name="_Toc229934925"/>
-      <w:bookmarkEnd w:id="73"/>
-      <w:r>
-        <w:t xml:space="preserve">Кинематика </w:t>
-      </w:r>
-      <w:proofErr w:type="spellStart"/>
-      <w:r>
-        <w:t>педалирования</w:t>
-      </w:r>
-      <w:proofErr w:type="spellEnd"/>
-      <w:r>
-        <w:t xml:space="preserve"> (11 признаков)</w:t>
+      <w:bookmarkStart w:id="76" w:name="_Toc229934926"/>
+      <w:bookmarkStart w:id="77" w:name="X5224b52a843676adf2db617b5562460227a9005"/>
+      <w:bookmarkEnd w:id="75"/>
+      <w:r>
+        <w:t xml:space="preserve">NIRS — оконные признаки (15 признаков, </w:t>
+      </w:r>
+      <w:proofErr w:type="spellStart"/>
+      <w:r>
+        <w:t>Train.Red</w:t>
+      </w:r>
+      <w:proofErr w:type="spellEnd"/>
+      <w:r>
+        <w:t>)</w:t>
       </w:r>
       <w:bookmarkEnd w:id="76"/>
     </w:p>
@@ -37793,15 +38423,13 @@
             <w:pPr>
               <w:pStyle w:val="aa"/>
             </w:pPr>
-            <w:proofErr w:type="spellStart"/>
             <w:r>
               <w:rPr>
                 <w:rStyle w:val="VerbatimChar"/>
                 <w:rFonts w:ascii="Times New Roman" w:hAnsi="Times New Roman"/>
               </w:rPr>
-              <w:t>z_cadence_mean_rpm</w:t>
-            </w:r>
-            <w:proofErr w:type="spellEnd"/>
+              <w:t>trainred_smo2_mean</w:t>
+            </w:r>
           </w:p>
         </w:tc>
         <w:tc>
@@ -37811,38 +38439,30 @@
           <w:p>
             <w:pPr>
               <w:pStyle w:val="aa"/>
-              <w:rPr>
-                <w:lang w:val="ru-RU"/>
-              </w:rPr>
             </w:pPr>
-            <w:r>
-              <w:rPr>
-                <w:lang w:val="ru-RU"/>
-              </w:rPr>
-              <w:t xml:space="preserve">Средняя </w:t>
-            </w:r>
-            <w:proofErr w:type="spellStart"/>
-            <w:r>
-              <w:rPr>
-                <w:lang w:val="ru-RU"/>
-              </w:rPr>
-              <w:t>каденс</w:t>
-            </w:r>
-            <w:proofErr w:type="spellEnd"/>
-            <w:r>
-              <w:rPr>
-                <w:lang w:val="ru-RU"/>
-              </w:rPr>
-              <w:t xml:space="preserve"> в окне (об/мин), </w:t>
-            </w:r>
-            <w:r>
-              <w:t>z</w:t>
-            </w:r>
-            <w:r>
-              <w:rPr>
-                <w:lang w:val="ru-RU"/>
-              </w:rPr>
-              <w:t>-норм.</w:t>
+            <w:proofErr w:type="spellStart"/>
+            <w:r>
+              <w:t>Среднее</w:t>
+            </w:r>
+            <w:proofErr w:type="spellEnd"/>
+            <w:r>
+              <w:t xml:space="preserve"> </w:t>
+            </w:r>
+            <w:proofErr w:type="spellStart"/>
+            <w:r>
+              <w:t>SmO</w:t>
+            </w:r>
+            <w:proofErr w:type="spellEnd"/>
+            <w:r>
+              <w:t xml:space="preserve">₂ в </w:t>
+            </w:r>
+            <w:proofErr w:type="spellStart"/>
+            <w:r>
+              <w:t>окне</w:t>
+            </w:r>
+            <w:proofErr w:type="spellEnd"/>
+            <w:r>
+              <w:t xml:space="preserve"> (%)</w:t>
             </w:r>
           </w:p>
         </w:tc>
@@ -37859,15 +38479,14 @@
             <w:pPr>
               <w:pStyle w:val="aa"/>
             </w:pPr>
-            <w:proofErr w:type="spellStart"/>
             <w:r>
               <w:rPr>
                 <w:rStyle w:val="VerbatimChar"/>
                 <w:rFonts w:ascii="Times New Roman" w:hAnsi="Times New Roman"/>
               </w:rPr>
-              <w:t>z_cadence_cv</w:t>
-            </w:r>
-            <w:proofErr w:type="spellEnd"/>
+              <w:lastRenderedPageBreak/>
+              <w:t>trainred_smo2_drop</w:t>
+            </w:r>
           </w:p>
         </w:tc>
         <w:tc>
@@ -37877,28 +38496,27 @@
           <w:p>
             <w:pPr>
               <w:pStyle w:val="aa"/>
+              <w:rPr>
+                <w:lang w:val="ru-RU"/>
+              </w:rPr>
             </w:pPr>
-            <w:proofErr w:type="spellStart"/>
-            <w:r>
-              <w:t>Коэффициент</w:t>
-            </w:r>
-            <w:proofErr w:type="spellEnd"/>
-            <w:r>
-              <w:t xml:space="preserve"> </w:t>
-            </w:r>
-            <w:proofErr w:type="spellStart"/>
-            <w:r>
-              <w:t>вариации</w:t>
-            </w:r>
-            <w:proofErr w:type="spellEnd"/>
-            <w:r>
-              <w:t xml:space="preserve"> </w:t>
-            </w:r>
-            <w:proofErr w:type="spellStart"/>
-            <w:r>
-              <w:t>каденса</w:t>
-            </w:r>
-            <w:proofErr w:type="spellEnd"/>
+            <w:r>
+              <w:rPr>
+                <w:lang w:val="ru-RU"/>
+              </w:rPr>
+              <w:t xml:space="preserve">Снижение </w:t>
+            </w:r>
+            <w:proofErr w:type="spellStart"/>
+            <w:r>
+              <w:t>SmO</w:t>
+            </w:r>
+            <w:proofErr w:type="spellEnd"/>
+            <w:r>
+              <w:rPr>
+                <w:lang w:val="ru-RU"/>
+              </w:rPr>
+              <w:t>₂ от начала окна</w:t>
+            </w:r>
           </w:p>
         </w:tc>
       </w:tr>
@@ -37914,15 +38532,13 @@
             <w:pPr>
               <w:pStyle w:val="aa"/>
             </w:pPr>
-            <w:proofErr w:type="spellStart"/>
             <w:r>
               <w:rPr>
                 <w:rStyle w:val="VerbatimChar"/>
                 <w:rFonts w:ascii="Times New Roman" w:hAnsi="Times New Roman"/>
               </w:rPr>
-              <w:t>z_load_duration_ms</w:t>
-            </w:r>
-            <w:proofErr w:type="spellEnd"/>
+              <w:t>trainred_smo2_slope</w:t>
+            </w:r>
           </w:p>
         </w:tc>
         <w:tc>
@@ -37940,21 +38556,18 @@
               <w:rPr>
                 <w:lang w:val="ru-RU"/>
               </w:rPr>
-              <w:t>Средняя длительность фазы нагрузки (</w:t>
-            </w:r>
-            <w:proofErr w:type="spellStart"/>
+              <w:t xml:space="preserve">Линейный тренд </w:t>
+            </w:r>
+            <w:proofErr w:type="spellStart"/>
+            <w:r>
+              <w:t>SmO</w:t>
+            </w:r>
+            <w:proofErr w:type="spellEnd"/>
             <w:r>
               <w:rPr>
                 <w:lang w:val="ru-RU"/>
               </w:rPr>
-              <w:t>мс</w:t>
-            </w:r>
-            <w:proofErr w:type="spellEnd"/>
-            <w:r>
-              <w:rPr>
-                <w:lang w:val="ru-RU"/>
-              </w:rPr>
-              <w:t>)</w:t>
+              <w:t>₂ в окне</w:t>
             </w:r>
           </w:p>
         </w:tc>
@@ -37971,15 +38584,13 @@
             <w:pPr>
               <w:pStyle w:val="aa"/>
             </w:pPr>
-            <w:proofErr w:type="spellStart"/>
             <w:r>
               <w:rPr>
                 <w:rStyle w:val="VerbatimChar"/>
                 <w:rFonts w:ascii="Times New Roman" w:hAnsi="Times New Roman"/>
               </w:rPr>
-              <w:t>z_rest_duration_ms</w:t>
-            </w:r>
-            <w:proofErr w:type="spellEnd"/>
+              <w:t>trainred_smo2_std</w:t>
+            </w:r>
           </w:p>
         </w:tc>
         <w:tc>
@@ -37989,29 +38600,30 @@
           <w:p>
             <w:pPr>
               <w:pStyle w:val="aa"/>
-              <w:rPr>
-                <w:lang w:val="ru-RU"/>
-              </w:rPr>
             </w:pPr>
-            <w:r>
-              <w:rPr>
-                <w:lang w:val="ru-RU"/>
-              </w:rPr>
-              <w:t>Средняя длительность фазы восстановления (</w:t>
-            </w:r>
-            <w:proofErr w:type="spellStart"/>
-            <w:r>
-              <w:rPr>
-                <w:lang w:val="ru-RU"/>
-              </w:rPr>
-              <w:t>мс</w:t>
-            </w:r>
-            <w:proofErr w:type="spellEnd"/>
-            <w:r>
-              <w:rPr>
-                <w:lang w:val="ru-RU"/>
-              </w:rPr>
-              <w:t>)</w:t>
+            <w:proofErr w:type="spellStart"/>
+            <w:r>
+              <w:t>Стандартное</w:t>
+            </w:r>
+            <w:proofErr w:type="spellEnd"/>
+            <w:r>
+              <w:t xml:space="preserve"> </w:t>
+            </w:r>
+            <w:proofErr w:type="spellStart"/>
+            <w:r>
+              <w:t>отклонение</w:t>
+            </w:r>
+            <w:proofErr w:type="spellEnd"/>
+            <w:r>
+              <w:t xml:space="preserve"> </w:t>
+            </w:r>
+            <w:proofErr w:type="spellStart"/>
+            <w:r>
+              <w:t>SmO</w:t>
+            </w:r>
+            <w:proofErr w:type="spellEnd"/>
+            <w:r>
+              <w:t>₂</w:t>
             </w:r>
           </w:p>
         </w:tc>
@@ -38028,15 +38640,13 @@
             <w:pPr>
               <w:pStyle w:val="aa"/>
             </w:pPr>
-            <w:proofErr w:type="spellStart"/>
             <w:r>
               <w:rPr>
                 <w:rStyle w:val="VerbatimChar"/>
                 <w:rFonts w:ascii="Times New Roman" w:hAnsi="Times New Roman"/>
               </w:rPr>
-              <w:t>z_load_rest_ratio</w:t>
-            </w:r>
-            <w:proofErr w:type="spellEnd"/>
+              <w:t>trainred_dsmo2_dt</w:t>
+            </w:r>
           </w:p>
         </w:tc>
         <w:tc>
@@ -38049,7 +38659,7 @@
             </w:pPr>
             <w:proofErr w:type="spellStart"/>
             <w:r>
-              <w:t>Отношение</w:t>
+              <w:t>Производная</w:t>
             </w:r>
             <w:proofErr w:type="spellEnd"/>
             <w:r>
@@ -38057,30 +38667,25 @@
             </w:r>
             <w:proofErr w:type="spellStart"/>
             <w:r>
-              <w:t>длительностей</w:t>
+              <w:t>SmO</w:t>
+            </w:r>
+            <w:proofErr w:type="spellEnd"/>
+            <w:r>
+              <w:t xml:space="preserve">₂ </w:t>
+            </w:r>
+            <w:proofErr w:type="spellStart"/>
+            <w:r>
+              <w:t>по</w:t>
             </w:r>
             <w:proofErr w:type="spellEnd"/>
             <w:r>
               <w:t xml:space="preserve"> </w:t>
             </w:r>
             <w:proofErr w:type="spellStart"/>
-            <w:proofErr w:type="gramStart"/>
-            <w:r>
-              <w:t>нагр</w:t>
-            </w:r>
-            <w:proofErr w:type="spellEnd"/>
-            <w:r>
-              <w:t>./</w:t>
-            </w:r>
-            <w:proofErr w:type="spellStart"/>
-            <w:proofErr w:type="gramEnd"/>
-            <w:r>
-              <w:t>восст</w:t>
-            </w:r>
-            <w:proofErr w:type="spellEnd"/>
-            <w:r>
-              <w:t>.</w:t>
-            </w:r>
+            <w:r>
+              <w:t>времени</w:t>
+            </w:r>
+            <w:proofErr w:type="spellEnd"/>
           </w:p>
         </w:tc>
       </w:tr>
@@ -38102,7 +38707,7 @@
                 <w:rStyle w:val="VerbatimChar"/>
                 <w:rFonts w:ascii="Times New Roman" w:hAnsi="Times New Roman"/>
               </w:rPr>
-              <w:t>z_load_duration_cv</w:t>
+              <w:t>trainred_hhb_mean</w:t>
             </w:r>
             <w:proofErr w:type="spellEnd"/>
           </w:p>
@@ -38115,12 +38720,9 @@
             <w:pPr>
               <w:pStyle w:val="aa"/>
             </w:pPr>
-            <w:r>
-              <w:t xml:space="preserve">CV </w:t>
-            </w:r>
-            <w:proofErr w:type="spellStart"/>
-            <w:r>
-              <w:t>длительностей</w:t>
+            <w:proofErr w:type="spellStart"/>
+            <w:r>
+              <w:t>Среднее</w:t>
             </w:r>
             <w:proofErr w:type="spellEnd"/>
             <w:r>
@@ -38128,7 +38730,7 @@
             </w:r>
             <w:proofErr w:type="spellStart"/>
             <w:r>
-              <w:t>фаз</w:t>
+              <w:t>дезоксигемоглобина</w:t>
             </w:r>
             <w:proofErr w:type="spellEnd"/>
             <w:r>
@@ -38136,7 +38738,7 @@
             </w:r>
             <w:proofErr w:type="spellStart"/>
             <w:r>
-              <w:t>нагрузки</w:t>
+              <w:t>HHb</w:t>
             </w:r>
             <w:proofErr w:type="spellEnd"/>
           </w:p>
@@ -38160,7 +38762,7 @@
                 <w:rStyle w:val="VerbatimChar"/>
                 <w:rFonts w:ascii="Times New Roman" w:hAnsi="Times New Roman"/>
               </w:rPr>
-              <w:t>z_rest_duration_cv</w:t>
+              <w:t>trainred_hhb_slope</w:t>
             </w:r>
             <w:proofErr w:type="spellEnd"/>
           </w:p>
@@ -38172,31 +38774,27 @@
           <w:p>
             <w:pPr>
               <w:pStyle w:val="aa"/>
+              <w:rPr>
+                <w:lang w:val="ru-RU"/>
+              </w:rPr>
             </w:pPr>
             <w:r>
-              <w:t xml:space="preserve">CV </w:t>
-            </w:r>
-            <w:proofErr w:type="spellStart"/>
-            <w:r>
-              <w:t>длительностей</w:t>
-            </w:r>
-            <w:proofErr w:type="spellEnd"/>
-            <w:r>
-              <w:t xml:space="preserve"> </w:t>
-            </w:r>
-            <w:proofErr w:type="spellStart"/>
-            <w:r>
-              <w:t>фаз</w:t>
-            </w:r>
-            <w:proofErr w:type="spellEnd"/>
-            <w:r>
-              <w:t xml:space="preserve"> </w:t>
-            </w:r>
-            <w:proofErr w:type="spellStart"/>
-            <w:r>
-              <w:t>восстановления</w:t>
-            </w:r>
-            <w:proofErr w:type="spellEnd"/>
+              <w:rPr>
+                <w:lang w:val="ru-RU"/>
+              </w:rPr>
+              <w:t xml:space="preserve">Линейный тренд </w:t>
+            </w:r>
+            <w:proofErr w:type="spellStart"/>
+            <w:r>
+              <w:t>HHb</w:t>
+            </w:r>
+            <w:proofErr w:type="spellEnd"/>
+            <w:r>
+              <w:rPr>
+                <w:lang w:val="ru-RU"/>
+              </w:rPr>
+              <w:t xml:space="preserve"> в окне</w:t>
+            </w:r>
           </w:p>
         </w:tc>
       </w:tr>
@@ -38212,13 +38810,15 @@
             <w:pPr>
               <w:pStyle w:val="aa"/>
             </w:pPr>
+            <w:proofErr w:type="spellStart"/>
             <w:r>
               <w:rPr>
                 <w:rStyle w:val="VerbatimChar"/>
                 <w:rFonts w:ascii="Times New Roman" w:hAnsi="Times New Roman"/>
               </w:rPr>
-              <w:t>z_load_trend_cv_ratio_30s</w:t>
-            </w:r>
+              <w:t>trainred_hhb_std</w:t>
+            </w:r>
+            <w:proofErr w:type="spellEnd"/>
           </w:p>
         </w:tc>
         <w:tc>
@@ -38228,39 +38828,28 @@
           <w:p>
             <w:pPr>
               <w:pStyle w:val="aa"/>
-              <w:rPr>
-                <w:lang w:val="ru-RU"/>
-              </w:rPr>
             </w:pPr>
-            <w:r>
-              <w:rPr>
-                <w:lang w:val="ru-RU"/>
-              </w:rPr>
-              <w:t xml:space="preserve">Отношение </w:t>
-            </w:r>
-            <w:r>
-              <w:t>CV</w:t>
-            </w:r>
-            <w:r>
-              <w:rPr>
-                <w:lang w:val="ru-RU"/>
-              </w:rPr>
-              <w:t xml:space="preserve"> последней трети к первой трети </w:t>
-            </w:r>
-            <w:proofErr w:type="spellStart"/>
-            <w:r>
-              <w:rPr>
-                <w:lang w:val="ru-RU"/>
-              </w:rPr>
-              <w:t>нагр</w:t>
-            </w:r>
-            <w:proofErr w:type="spellEnd"/>
-            <w:r>
-              <w:rPr>
-                <w:lang w:val="ru-RU"/>
-              </w:rPr>
-              <w:t>. за 30 с</w:t>
-            </w:r>
+            <w:proofErr w:type="spellStart"/>
+            <w:r>
+              <w:t>Стандартное</w:t>
+            </w:r>
+            <w:proofErr w:type="spellEnd"/>
+            <w:r>
+              <w:t xml:space="preserve"> </w:t>
+            </w:r>
+            <w:proofErr w:type="spellStart"/>
+            <w:r>
+              <w:t>отклонение</w:t>
+            </w:r>
+            <w:proofErr w:type="spellEnd"/>
+            <w:r>
+              <w:t xml:space="preserve"> </w:t>
+            </w:r>
+            <w:proofErr w:type="spellStart"/>
+            <w:r>
+              <w:t>HHb</w:t>
+            </w:r>
+            <w:proofErr w:type="spellEnd"/>
           </w:p>
         </w:tc>
       </w:tr>
@@ -38276,13 +38865,15 @@
             <w:pPr>
               <w:pStyle w:val="aa"/>
             </w:pPr>
+            <w:proofErr w:type="spellStart"/>
             <w:r>
               <w:rPr>
                 <w:rStyle w:val="VerbatimChar"/>
                 <w:rFonts w:ascii="Times New Roman" w:hAnsi="Times New Roman"/>
               </w:rPr>
-              <w:t>z_rest_trend_cv_ratio_30s</w:t>
-            </w:r>
+              <w:t>trainred_dhhb_dt</w:t>
+            </w:r>
+            <w:proofErr w:type="spellEnd"/>
           </w:p>
         </w:tc>
         <w:tc>
@@ -38292,39 +38883,36 @@
           <w:p>
             <w:pPr>
               <w:pStyle w:val="aa"/>
-              <w:rPr>
-                <w:lang w:val="ru-RU"/>
-              </w:rPr>
             </w:pPr>
-            <w:r>
-              <w:rPr>
-                <w:lang w:val="ru-RU"/>
-              </w:rPr>
-              <w:t xml:space="preserve">Отношение </w:t>
-            </w:r>
-            <w:r>
-              <w:t>CV</w:t>
-            </w:r>
-            <w:r>
-              <w:rPr>
-                <w:lang w:val="ru-RU"/>
-              </w:rPr>
-              <w:t xml:space="preserve"> последней трети к первой трети </w:t>
-            </w:r>
-            <w:proofErr w:type="spellStart"/>
-            <w:r>
-              <w:rPr>
-                <w:lang w:val="ru-RU"/>
-              </w:rPr>
-              <w:t>восст</w:t>
-            </w:r>
-            <w:proofErr w:type="spellEnd"/>
-            <w:r>
-              <w:rPr>
-                <w:lang w:val="ru-RU"/>
-              </w:rPr>
-              <w:t>. за 30 с</w:t>
-            </w:r>
+            <w:proofErr w:type="spellStart"/>
+            <w:r>
+              <w:t>Производная</w:t>
+            </w:r>
+            <w:proofErr w:type="spellEnd"/>
+            <w:r>
+              <w:t xml:space="preserve"> </w:t>
+            </w:r>
+            <w:proofErr w:type="spellStart"/>
+            <w:r>
+              <w:t>HHb</w:t>
+            </w:r>
+            <w:proofErr w:type="spellEnd"/>
+            <w:r>
+              <w:t xml:space="preserve"> </w:t>
+            </w:r>
+            <w:proofErr w:type="spellStart"/>
+            <w:r>
+              <w:t>по</w:t>
+            </w:r>
+            <w:proofErr w:type="spellEnd"/>
+            <w:r>
+              <w:t xml:space="preserve"> </w:t>
+            </w:r>
+            <w:proofErr w:type="spellStart"/>
+            <w:r>
+              <w:t>времени</w:t>
+            </w:r>
+            <w:proofErr w:type="spellEnd"/>
           </w:p>
         </w:tc>
       </w:tr>
@@ -38340,13 +38928,15 @@
             <w:pPr>
               <w:pStyle w:val="aa"/>
             </w:pPr>
+            <w:proofErr w:type="spellStart"/>
             <w:r>
               <w:rPr>
                 <w:rStyle w:val="VerbatimChar"/>
                 <w:rFonts w:ascii="Times New Roman" w:hAnsi="Times New Roman"/>
               </w:rPr>
-              <w:t>z_load_sampen_30s</w:t>
-            </w:r>
+              <w:t>trainred_hbdiff_mean</w:t>
+            </w:r>
+            <w:proofErr w:type="spellEnd"/>
           </w:p>
         </w:tc>
         <w:tc>
@@ -38361,36 +38951,57 @@
               </w:rPr>
             </w:pPr>
             <w:r>
-              <w:t>Sample</w:t>
-            </w:r>
-            <w:r>
               <w:rPr>
                 <w:lang w:val="ru-RU"/>
               </w:rPr>
+              <w:t xml:space="preserve">Среднее индекса </w:t>
+            </w:r>
+            <w:proofErr w:type="spellStart"/>
+            <w:r>
+              <w:rPr>
+                <w:lang w:val="ru-RU"/>
+              </w:rPr>
+              <w:t>оксигенации</w:t>
+            </w:r>
+            <w:proofErr w:type="spellEnd"/>
+            <w:r>
+              <w:rPr>
+                <w:lang w:val="ru-RU"/>
+              </w:rPr>
               <w:t xml:space="preserve"> </w:t>
             </w:r>
-            <w:r>
-              <w:t>Entropy</w:t>
-            </w:r>
+            <w:proofErr w:type="spellStart"/>
+            <w:r>
+              <w:t>HbDiff</w:t>
+            </w:r>
+            <w:proofErr w:type="spellEnd"/>
             <w:r>
               <w:rPr>
                 <w:lang w:val="ru-RU"/>
               </w:rPr>
-              <w:t xml:space="preserve"> длительностей </w:t>
-            </w:r>
-            <w:proofErr w:type="spellStart"/>
+              <w:t xml:space="preserve"> (= </w:t>
+            </w:r>
+            <w:proofErr w:type="spellStart"/>
+            <w:r>
+              <w:t>HbO</w:t>
+            </w:r>
+            <w:proofErr w:type="spellEnd"/>
             <w:r>
               <w:rPr>
                 <w:lang w:val="ru-RU"/>
               </w:rPr>
-              <w:t>нагр</w:t>
+              <w:t xml:space="preserve">₂ − </w:t>
+            </w:r>
+            <w:proofErr w:type="spellStart"/>
+            <w:r>
+              <w:t>HHb</w:t>
             </w:r>
             <w:proofErr w:type="spellEnd"/>
             <w:r>
               <w:rPr>
                 <w:lang w:val="ru-RU"/>
               </w:rPr>
-              <w:t>. фаз за 30 с</w:t>
+              <w:t>)</w:t>
             </w:r>
           </w:p>
         </w:tc>
@@ -38407,13 +39018,15 @@
             <w:pPr>
               <w:pStyle w:val="aa"/>
             </w:pPr>
+            <w:proofErr w:type="spellStart"/>
             <w:r>
               <w:rPr>
                 <w:rStyle w:val="VerbatimChar"/>
                 <w:rFonts w:ascii="Times New Roman" w:hAnsi="Times New Roman"/>
               </w:rPr>
-              <w:t>z_rest_sampen_30s</w:t>
-            </w:r>
+              <w:t>trainred_hbdiff_slope</w:t>
+            </w:r>
+            <w:proofErr w:type="spellEnd"/>
           </w:p>
         </w:tc>
         <w:tc>
@@ -38423,42 +39036,256 @@
           <w:p>
             <w:pPr>
               <w:pStyle w:val="aa"/>
-              <w:rPr>
-                <w:lang w:val="ru-RU"/>
-              </w:rPr>
             </w:pPr>
-            <w:r>
-              <w:t>Sample</w:t>
-            </w:r>
-            <w:r>
-              <w:rPr>
-                <w:lang w:val="ru-RU"/>
-              </w:rPr>
+            <w:proofErr w:type="spellStart"/>
+            <w:r>
+              <w:t>Линейный</w:t>
+            </w:r>
+            <w:proofErr w:type="spellEnd"/>
+            <w:r>
               <w:t xml:space="preserve"> </w:t>
             </w:r>
-            <w:r>
-              <w:t>Entropy</w:t>
-            </w:r>
-            <w:r>
-              <w:rPr>
-                <w:lang w:val="ru-RU"/>
-              </w:rPr>
-              <w:t xml:space="preserve"> длительностей </w:t>
-            </w:r>
-            <w:proofErr w:type="spellStart"/>
-            <w:r>
-              <w:rPr>
-                <w:lang w:val="ru-RU"/>
-              </w:rPr>
-              <w:t>восст</w:t>
-            </w:r>
-            <w:proofErr w:type="spellEnd"/>
-            <w:r>
-              <w:rPr>
-                <w:lang w:val="ru-RU"/>
-              </w:rPr>
-              <w:t>. фаз за 30 с</w:t>
-            </w:r>
+            <w:proofErr w:type="spellStart"/>
+            <w:r>
+              <w:t>тренд</w:t>
+            </w:r>
+            <w:proofErr w:type="spellEnd"/>
+            <w:r>
+              <w:t xml:space="preserve"> </w:t>
+            </w:r>
+            <w:proofErr w:type="spellStart"/>
+            <w:r>
+              <w:t>HbDiff</w:t>
+            </w:r>
+            <w:proofErr w:type="spellEnd"/>
+          </w:p>
+        </w:tc>
+      </w:tr>
+      <w:tr>
+        <w:trPr>
+          <w:divId w:val="1101805661"/>
+        </w:trPr>
+        <w:tc>
+          <w:tcPr>
+            <w:tcW w:w="3960" w:type="dxa"/>
+          </w:tcPr>
+          <w:p>
+            <w:pPr>
+              <w:pStyle w:val="aa"/>
+            </w:pPr>
+            <w:proofErr w:type="spellStart"/>
+            <w:r>
+              <w:rPr>
+                <w:rStyle w:val="VerbatimChar"/>
+                <w:rFonts w:ascii="Times New Roman" w:hAnsi="Times New Roman"/>
+              </w:rPr>
+              <w:t>trainred_hbdiff_std</w:t>
+            </w:r>
+            <w:proofErr w:type="spellEnd"/>
+          </w:p>
+        </w:tc>
+        <w:tc>
+          <w:tcPr>
+            <w:tcW w:w="3960" w:type="dxa"/>
+          </w:tcPr>
+          <w:p>
+            <w:pPr>
+              <w:pStyle w:val="aa"/>
+            </w:pPr>
+            <w:proofErr w:type="spellStart"/>
+            <w:r>
+              <w:t>Стандартное</w:t>
+            </w:r>
+            <w:proofErr w:type="spellEnd"/>
+            <w:r>
+              <w:t xml:space="preserve"> </w:t>
+            </w:r>
+            <w:proofErr w:type="spellStart"/>
+            <w:r>
+              <w:t>отклонение</w:t>
+            </w:r>
+            <w:proofErr w:type="spellEnd"/>
+            <w:r>
+              <w:t xml:space="preserve"> </w:t>
+            </w:r>
+            <w:proofErr w:type="spellStart"/>
+            <w:r>
+              <w:t>HbDiff</w:t>
+            </w:r>
+            <w:proofErr w:type="spellEnd"/>
+          </w:p>
+        </w:tc>
+      </w:tr>
+      <w:tr>
+        <w:trPr>
+          <w:divId w:val="1101805661"/>
+        </w:trPr>
+        <w:tc>
+          <w:tcPr>
+            <w:tcW w:w="3960" w:type="dxa"/>
+          </w:tcPr>
+          <w:p>
+            <w:pPr>
+              <w:pStyle w:val="aa"/>
+            </w:pPr>
+            <w:proofErr w:type="spellStart"/>
+            <w:r>
+              <w:rPr>
+                <w:rStyle w:val="VerbatimChar"/>
+                <w:rFonts w:ascii="Times New Roman" w:hAnsi="Times New Roman"/>
+              </w:rPr>
+              <w:t>trainred_thb_mean</w:t>
+            </w:r>
+            <w:proofErr w:type="spellEnd"/>
+          </w:p>
+        </w:tc>
+        <w:tc>
+          <w:tcPr>
+            <w:tcW w:w="3960" w:type="dxa"/>
+          </w:tcPr>
+          <w:p>
+            <w:pPr>
+              <w:pStyle w:val="aa"/>
+            </w:pPr>
+            <w:proofErr w:type="spellStart"/>
+            <w:r>
+              <w:t>Среднее</w:t>
+            </w:r>
+            <w:proofErr w:type="spellEnd"/>
+            <w:r>
+              <w:t xml:space="preserve"> </w:t>
+            </w:r>
+            <w:proofErr w:type="spellStart"/>
+            <w:r>
+              <w:t>общего</w:t>
+            </w:r>
+            <w:proofErr w:type="spellEnd"/>
+            <w:r>
+              <w:t xml:space="preserve"> </w:t>
+            </w:r>
+            <w:proofErr w:type="spellStart"/>
+            <w:r>
+              <w:t>гемоглобина</w:t>
+            </w:r>
+            <w:proofErr w:type="spellEnd"/>
+            <w:r>
+              <w:t xml:space="preserve"> </w:t>
+            </w:r>
+            <w:proofErr w:type="spellStart"/>
+            <w:r>
+              <w:t>THb</w:t>
+            </w:r>
+            <w:proofErr w:type="spellEnd"/>
+          </w:p>
+        </w:tc>
+      </w:tr>
+      <w:tr>
+        <w:trPr>
+          <w:divId w:val="1101805661"/>
+        </w:trPr>
+        <w:tc>
+          <w:tcPr>
+            <w:tcW w:w="3960" w:type="dxa"/>
+          </w:tcPr>
+          <w:p>
+            <w:pPr>
+              <w:pStyle w:val="aa"/>
+            </w:pPr>
+            <w:proofErr w:type="spellStart"/>
+            <w:r>
+              <w:rPr>
+                <w:rStyle w:val="VerbatimChar"/>
+                <w:rFonts w:ascii="Times New Roman" w:hAnsi="Times New Roman"/>
+              </w:rPr>
+              <w:t>trainred_thb_slope</w:t>
+            </w:r>
+            <w:proofErr w:type="spellEnd"/>
+          </w:p>
+        </w:tc>
+        <w:tc>
+          <w:tcPr>
+            <w:tcW w:w="3960" w:type="dxa"/>
+          </w:tcPr>
+          <w:p>
+            <w:pPr>
+              <w:pStyle w:val="aa"/>
+            </w:pPr>
+            <w:proofErr w:type="spellStart"/>
+            <w:r>
+              <w:t>Линейный</w:t>
+            </w:r>
+            <w:proofErr w:type="spellEnd"/>
+            <w:r>
+              <w:t xml:space="preserve"> </w:t>
+            </w:r>
+            <w:proofErr w:type="spellStart"/>
+            <w:r>
+              <w:t>тренд</w:t>
+            </w:r>
+            <w:proofErr w:type="spellEnd"/>
+            <w:r>
+              <w:t xml:space="preserve"> </w:t>
+            </w:r>
+            <w:proofErr w:type="spellStart"/>
+            <w:r>
+              <w:t>THb</w:t>
+            </w:r>
+            <w:proofErr w:type="spellEnd"/>
+          </w:p>
+        </w:tc>
+      </w:tr>
+      <w:tr>
+        <w:trPr>
+          <w:divId w:val="1101805661"/>
+        </w:trPr>
+        <w:tc>
+          <w:tcPr>
+            <w:tcW w:w="3960" w:type="dxa"/>
+          </w:tcPr>
+          <w:p>
+            <w:pPr>
+              <w:pStyle w:val="aa"/>
+            </w:pPr>
+            <w:proofErr w:type="spellStart"/>
+            <w:r>
+              <w:rPr>
+                <w:rStyle w:val="VerbatimChar"/>
+                <w:rFonts w:ascii="Times New Roman" w:hAnsi="Times New Roman"/>
+              </w:rPr>
+              <w:t>trainred_thb_std</w:t>
+            </w:r>
+            <w:proofErr w:type="spellEnd"/>
+          </w:p>
+        </w:tc>
+        <w:tc>
+          <w:tcPr>
+            <w:tcW w:w="3960" w:type="dxa"/>
+          </w:tcPr>
+          <w:p>
+            <w:pPr>
+              <w:pStyle w:val="aa"/>
+            </w:pPr>
+            <w:proofErr w:type="spellStart"/>
+            <w:r>
+              <w:t>Стандартное</w:t>
+            </w:r>
+            <w:proofErr w:type="spellEnd"/>
+            <w:r>
+              <w:t xml:space="preserve"> </w:t>
+            </w:r>
+            <w:proofErr w:type="spellStart"/>
+            <w:r>
+              <w:t>отклонение</w:t>
+            </w:r>
+            <w:proofErr w:type="spellEnd"/>
+            <w:r>
+              <w:t xml:space="preserve"> </w:t>
+            </w:r>
+            <w:proofErr w:type="spellStart"/>
+            <w:r>
+              <w:t>THb</w:t>
+            </w:r>
+            <w:proofErr w:type="spellEnd"/>
           </w:p>
         </w:tc>
       </w:tr>
@@ -38473,19 +39300,11 @@
         <w:pStyle w:val="31"/>
         <w:divId w:val="1101805661"/>
       </w:pPr>
-      <w:bookmarkStart w:id="77" w:name="X5224b52a843676adf2db617b5562460227a9005"/>
-      <w:bookmarkStart w:id="78" w:name="_Toc229934926"/>
-      <w:bookmarkEnd w:id="75"/>
-      <w:r>
-        <w:t xml:space="preserve">NIRS — оконные признаки (15 признаков, </w:t>
-      </w:r>
-      <w:proofErr w:type="spellStart"/>
-      <w:r>
-        <w:t>Train.Red</w:t>
-      </w:r>
-      <w:proofErr w:type="spellEnd"/>
-      <w:r>
-        <w:t>)</w:t>
+      <w:bookmarkStart w:id="78" w:name="_Toc229934927"/>
+      <w:bookmarkStart w:id="79" w:name="nirs-кумулятивные-признаки-3-признака"/>
+      <w:bookmarkEnd w:id="77"/>
+      <w:r>
+        <w:t>NIRS — кумулятивные признаки (3 признака)</w:t>
       </w:r>
       <w:bookmarkEnd w:id="78"/>
     </w:p>
@@ -38618,7 +39437,7 @@
                 <w:rStyle w:val="VerbatimChar"/>
                 <w:rFonts w:ascii="Times New Roman" w:hAnsi="Times New Roman"/>
               </w:rPr>
-              <w:t>trainred_smo2_mean</w:t>
+              <w:t>smo2_from_running_max</w:t>
             </w:r>
           </w:p>
         </w:tc>
@@ -38629,14 +39448,15 @@
           <w:p>
             <w:pPr>
               <w:pStyle w:val="aa"/>
+              <w:rPr>
+                <w:lang w:val="ru-RU"/>
+              </w:rPr>
             </w:pPr>
-            <w:proofErr w:type="spellStart"/>
-            <w:r>
-              <w:t>Среднее</w:t>
-            </w:r>
-            <w:proofErr w:type="spellEnd"/>
-            <w:r>
-              <w:t xml:space="preserve"> </w:t>
+            <w:r>
+              <w:rPr>
+                <w:lang w:val="ru-RU"/>
+              </w:rPr>
+              <w:t xml:space="preserve">Падение </w:t>
             </w:r>
             <w:proofErr w:type="spellStart"/>
             <w:r>
@@ -38644,15 +39464,10 @@
             </w:r>
             <w:proofErr w:type="spellEnd"/>
             <w:r>
-              <w:t xml:space="preserve">₂ в </w:t>
-            </w:r>
-            <w:proofErr w:type="spellStart"/>
-            <w:r>
-              <w:t>окне</w:t>
-            </w:r>
-            <w:proofErr w:type="spellEnd"/>
-            <w:r>
-              <w:t xml:space="preserve"> (%)</w:t>
+              <w:rPr>
+                <w:lang w:val="ru-RU"/>
+              </w:rPr>
+              <w:t>₂ от текущего максимума сессии</w:t>
             </w:r>
           </w:p>
         </w:tc>
@@ -38669,14 +39484,15 @@
             <w:pPr>
               <w:pStyle w:val="aa"/>
             </w:pPr>
+            <w:proofErr w:type="spellStart"/>
             <w:r>
               <w:rPr>
                 <w:rStyle w:val="VerbatimChar"/>
                 <w:rFonts w:ascii="Times New Roman" w:hAnsi="Times New Roman"/>
               </w:rPr>
-              <w:lastRenderedPageBreak/>
-              <w:t>trainred_smo2_drop</w:t>
-            </w:r>
+              <w:t>hhb_from_running_min</w:t>
+            </w:r>
+            <w:proofErr w:type="spellEnd"/>
           </w:p>
         </w:tc>
         <w:tc>
@@ -38694,18 +39510,18 @@
               <w:rPr>
                 <w:lang w:val="ru-RU"/>
               </w:rPr>
-              <w:t xml:space="preserve">Снижение </w:t>
-            </w:r>
-            <w:proofErr w:type="spellStart"/>
-            <w:r>
-              <w:t>SmO</w:t>
+              <w:t xml:space="preserve">Подъём </w:t>
+            </w:r>
+            <w:proofErr w:type="spellStart"/>
+            <w:r>
+              <w:t>HHb</w:t>
             </w:r>
             <w:proofErr w:type="spellEnd"/>
             <w:r>
               <w:rPr>
                 <w:lang w:val="ru-RU"/>
               </w:rPr>
-              <w:t>₂ от начала окна</w:t>
+              <w:t xml:space="preserve"> от текущего минимума сессии</w:t>
             </w:r>
           </w:p>
         </w:tc>
@@ -38727,7 +39543,7 @@
                 <w:rStyle w:val="VerbatimChar"/>
                 <w:rFonts w:ascii="Times New Roman" w:hAnsi="Times New Roman"/>
               </w:rPr>
-              <w:t>trainred_smo2_slope</w:t>
+              <w:t>smo2_rel_drop_pct</w:t>
             </w:r>
           </w:p>
         </w:tc>
@@ -38746,7 +39562,7 @@
               <w:rPr>
                 <w:lang w:val="ru-RU"/>
               </w:rPr>
-              <w:t xml:space="preserve">Линейный тренд </w:t>
+              <w:t xml:space="preserve">Относительное снижение </w:t>
             </w:r>
             <w:proofErr w:type="spellStart"/>
             <w:r>
@@ -38757,725 +39573,8 @@
               <w:rPr>
                 <w:lang w:val="ru-RU"/>
               </w:rPr>
-              <w:t>₂ в окне</w:t>
-            </w:r>
-          </w:p>
-        </w:tc>
-      </w:tr>
-      <w:tr>
-        <w:trPr>
-          <w:divId w:val="1101805661"/>
-        </w:trPr>
-        <w:tc>
-          <w:tcPr>
-            <w:tcW w:w="3960" w:type="dxa"/>
-          </w:tcPr>
-          <w:p>
-            <w:pPr>
-              <w:pStyle w:val="aa"/>
-            </w:pPr>
-            <w:r>
-              <w:rPr>
-                <w:rStyle w:val="VerbatimChar"/>
-                <w:rFonts w:ascii="Times New Roman" w:hAnsi="Times New Roman"/>
-              </w:rPr>
-              <w:t>trainred_smo2_std</w:t>
-            </w:r>
-          </w:p>
-        </w:tc>
-        <w:tc>
-          <w:tcPr>
-            <w:tcW w:w="3960" w:type="dxa"/>
-          </w:tcPr>
-          <w:p>
-            <w:pPr>
-              <w:pStyle w:val="aa"/>
-            </w:pPr>
-            <w:proofErr w:type="spellStart"/>
-            <w:r>
-              <w:t>Стандартное</w:t>
-            </w:r>
-            <w:proofErr w:type="spellEnd"/>
-            <w:r>
-              <w:t xml:space="preserve"> </w:t>
-            </w:r>
-            <w:proofErr w:type="spellStart"/>
-            <w:r>
-              <w:t>отклонение</w:t>
-            </w:r>
-            <w:proofErr w:type="spellEnd"/>
-            <w:r>
-              <w:t xml:space="preserve"> </w:t>
-            </w:r>
-            <w:proofErr w:type="spellStart"/>
-            <w:r>
-              <w:t>SmO</w:t>
-            </w:r>
-            <w:proofErr w:type="spellEnd"/>
-            <w:r>
-              <w:t>₂</w:t>
-            </w:r>
-          </w:p>
-        </w:tc>
-      </w:tr>
-      <w:tr>
-        <w:trPr>
-          <w:divId w:val="1101805661"/>
-        </w:trPr>
-        <w:tc>
-          <w:tcPr>
-            <w:tcW w:w="3960" w:type="dxa"/>
-          </w:tcPr>
-          <w:p>
-            <w:pPr>
-              <w:pStyle w:val="aa"/>
-            </w:pPr>
-            <w:r>
-              <w:rPr>
-                <w:rStyle w:val="VerbatimChar"/>
-                <w:rFonts w:ascii="Times New Roman" w:hAnsi="Times New Roman"/>
-              </w:rPr>
-              <w:t>trainred_dsmo2_dt</w:t>
-            </w:r>
-          </w:p>
-        </w:tc>
-        <w:tc>
-          <w:tcPr>
-            <w:tcW w:w="3960" w:type="dxa"/>
-          </w:tcPr>
-          <w:p>
-            <w:pPr>
-              <w:pStyle w:val="aa"/>
-            </w:pPr>
-            <w:proofErr w:type="spellStart"/>
-            <w:r>
-              <w:t>Производная</w:t>
-            </w:r>
-            <w:proofErr w:type="spellEnd"/>
-            <w:r>
-              <w:t xml:space="preserve"> </w:t>
-            </w:r>
-            <w:proofErr w:type="spellStart"/>
-            <w:r>
-              <w:t>SmO</w:t>
-            </w:r>
-            <w:proofErr w:type="spellEnd"/>
-            <w:r>
-              <w:t xml:space="preserve">₂ </w:t>
-            </w:r>
-            <w:proofErr w:type="spellStart"/>
-            <w:r>
-              <w:t>по</w:t>
-            </w:r>
-            <w:proofErr w:type="spellEnd"/>
-            <w:r>
-              <w:t xml:space="preserve"> </w:t>
-            </w:r>
-            <w:proofErr w:type="spellStart"/>
-            <w:r>
-              <w:t>времени</w:t>
-            </w:r>
-            <w:proofErr w:type="spellEnd"/>
-          </w:p>
-        </w:tc>
-      </w:tr>
-      <w:tr>
-        <w:trPr>
-          <w:divId w:val="1101805661"/>
-        </w:trPr>
-        <w:tc>
-          <w:tcPr>
-            <w:tcW w:w="3960" w:type="dxa"/>
-          </w:tcPr>
-          <w:p>
-            <w:pPr>
-              <w:pStyle w:val="aa"/>
-            </w:pPr>
-            <w:proofErr w:type="spellStart"/>
-            <w:r>
-              <w:rPr>
-                <w:rStyle w:val="VerbatimChar"/>
-                <w:rFonts w:ascii="Times New Roman" w:hAnsi="Times New Roman"/>
-              </w:rPr>
-              <w:t>trainred_hhb_mean</w:t>
-            </w:r>
-            <w:proofErr w:type="spellEnd"/>
-          </w:p>
-        </w:tc>
-        <w:tc>
-          <w:tcPr>
-            <w:tcW w:w="3960" w:type="dxa"/>
-          </w:tcPr>
-          <w:p>
-            <w:pPr>
-              <w:pStyle w:val="aa"/>
-            </w:pPr>
-            <w:proofErr w:type="spellStart"/>
-            <w:r>
-              <w:t>Среднее</w:t>
-            </w:r>
-            <w:proofErr w:type="spellEnd"/>
-            <w:r>
-              <w:t xml:space="preserve"> </w:t>
-            </w:r>
-            <w:proofErr w:type="spellStart"/>
-            <w:r>
-              <w:t>дезоксигемоглобина</w:t>
-            </w:r>
-            <w:proofErr w:type="spellEnd"/>
-            <w:r>
-              <w:t xml:space="preserve"> </w:t>
-            </w:r>
-            <w:proofErr w:type="spellStart"/>
-            <w:r>
-              <w:t>HHb</w:t>
-            </w:r>
-            <w:proofErr w:type="spellEnd"/>
-          </w:p>
-        </w:tc>
-      </w:tr>
-      <w:tr>
-        <w:trPr>
-          <w:divId w:val="1101805661"/>
-        </w:trPr>
-        <w:tc>
-          <w:tcPr>
-            <w:tcW w:w="3960" w:type="dxa"/>
-          </w:tcPr>
-          <w:p>
-            <w:pPr>
-              <w:pStyle w:val="aa"/>
-            </w:pPr>
-            <w:proofErr w:type="spellStart"/>
-            <w:r>
-              <w:rPr>
-                <w:rStyle w:val="VerbatimChar"/>
-                <w:rFonts w:ascii="Times New Roman" w:hAnsi="Times New Roman"/>
-              </w:rPr>
-              <w:t>trainred_hhb_slope</w:t>
-            </w:r>
-            <w:proofErr w:type="spellEnd"/>
-          </w:p>
-        </w:tc>
-        <w:tc>
-          <w:tcPr>
-            <w:tcW w:w="3960" w:type="dxa"/>
-          </w:tcPr>
-          <w:p>
-            <w:pPr>
-              <w:pStyle w:val="aa"/>
-              <w:rPr>
-                <w:lang w:val="ru-RU"/>
-              </w:rPr>
-            </w:pPr>
-            <w:r>
-              <w:rPr>
-                <w:lang w:val="ru-RU"/>
-              </w:rPr>
-              <w:t xml:space="preserve">Линейный тренд </w:t>
-            </w:r>
-            <w:proofErr w:type="spellStart"/>
-            <w:r>
-              <w:t>HHb</w:t>
-            </w:r>
-            <w:proofErr w:type="spellEnd"/>
-            <w:r>
-              <w:rPr>
-                <w:lang w:val="ru-RU"/>
-              </w:rPr>
-              <w:t xml:space="preserve"> в окне</w:t>
-            </w:r>
-          </w:p>
-        </w:tc>
-      </w:tr>
-      <w:tr>
-        <w:trPr>
-          <w:divId w:val="1101805661"/>
-        </w:trPr>
-        <w:tc>
-          <w:tcPr>
-            <w:tcW w:w="3960" w:type="dxa"/>
-          </w:tcPr>
-          <w:p>
-            <w:pPr>
-              <w:pStyle w:val="aa"/>
-            </w:pPr>
-            <w:proofErr w:type="spellStart"/>
-            <w:r>
-              <w:rPr>
-                <w:rStyle w:val="VerbatimChar"/>
-                <w:rFonts w:ascii="Times New Roman" w:hAnsi="Times New Roman"/>
-              </w:rPr>
-              <w:t>trainred_hhb_std</w:t>
-            </w:r>
-            <w:proofErr w:type="spellEnd"/>
-          </w:p>
-        </w:tc>
-        <w:tc>
-          <w:tcPr>
-            <w:tcW w:w="3960" w:type="dxa"/>
-          </w:tcPr>
-          <w:p>
-            <w:pPr>
-              <w:pStyle w:val="aa"/>
-            </w:pPr>
-            <w:proofErr w:type="spellStart"/>
-            <w:r>
-              <w:t>Стандартное</w:t>
-            </w:r>
-            <w:proofErr w:type="spellEnd"/>
-            <w:r>
-              <w:t xml:space="preserve"> </w:t>
-            </w:r>
-            <w:proofErr w:type="spellStart"/>
-            <w:r>
-              <w:t>отклонение</w:t>
-            </w:r>
-            <w:proofErr w:type="spellEnd"/>
-            <w:r>
-              <w:t xml:space="preserve"> </w:t>
-            </w:r>
-            <w:proofErr w:type="spellStart"/>
-            <w:r>
-              <w:t>HHb</w:t>
-            </w:r>
-            <w:proofErr w:type="spellEnd"/>
-          </w:p>
-        </w:tc>
-      </w:tr>
-      <w:tr>
-        <w:trPr>
-          <w:divId w:val="1101805661"/>
-        </w:trPr>
-        <w:tc>
-          <w:tcPr>
-            <w:tcW w:w="3960" w:type="dxa"/>
-          </w:tcPr>
-          <w:p>
-            <w:pPr>
-              <w:pStyle w:val="aa"/>
-            </w:pPr>
-            <w:proofErr w:type="spellStart"/>
-            <w:r>
-              <w:rPr>
-                <w:rStyle w:val="VerbatimChar"/>
-                <w:rFonts w:ascii="Times New Roman" w:hAnsi="Times New Roman"/>
-              </w:rPr>
-              <w:t>trainred_dhhb_dt</w:t>
-            </w:r>
-            <w:proofErr w:type="spellEnd"/>
-          </w:p>
-        </w:tc>
-        <w:tc>
-          <w:tcPr>
-            <w:tcW w:w="3960" w:type="dxa"/>
-          </w:tcPr>
-          <w:p>
-            <w:pPr>
-              <w:pStyle w:val="aa"/>
-            </w:pPr>
-            <w:proofErr w:type="spellStart"/>
-            <w:r>
-              <w:t>Производная</w:t>
-            </w:r>
-            <w:proofErr w:type="spellEnd"/>
-            <w:r>
-              <w:t xml:space="preserve"> </w:t>
-            </w:r>
-            <w:proofErr w:type="spellStart"/>
-            <w:r>
-              <w:t>HHb</w:t>
-            </w:r>
-            <w:proofErr w:type="spellEnd"/>
-            <w:r>
-              <w:t xml:space="preserve"> </w:t>
-            </w:r>
-            <w:proofErr w:type="spellStart"/>
-            <w:r>
-              <w:t>по</w:t>
-            </w:r>
-            <w:proofErr w:type="spellEnd"/>
-            <w:r>
-              <w:t xml:space="preserve"> </w:t>
-            </w:r>
-            <w:proofErr w:type="spellStart"/>
-            <w:r>
-              <w:t>времени</w:t>
-            </w:r>
-            <w:proofErr w:type="spellEnd"/>
-          </w:p>
-        </w:tc>
-      </w:tr>
-      <w:tr>
-        <w:trPr>
-          <w:divId w:val="1101805661"/>
-        </w:trPr>
-        <w:tc>
-          <w:tcPr>
-            <w:tcW w:w="3960" w:type="dxa"/>
-          </w:tcPr>
-          <w:p>
-            <w:pPr>
-              <w:pStyle w:val="aa"/>
-            </w:pPr>
-            <w:proofErr w:type="spellStart"/>
-            <w:r>
-              <w:rPr>
-                <w:rStyle w:val="VerbatimChar"/>
-                <w:rFonts w:ascii="Times New Roman" w:hAnsi="Times New Roman"/>
-              </w:rPr>
-              <w:t>trainred_hbdiff_mean</w:t>
-            </w:r>
-            <w:proofErr w:type="spellEnd"/>
-          </w:p>
-        </w:tc>
-        <w:tc>
-          <w:tcPr>
-            <w:tcW w:w="3960" w:type="dxa"/>
-          </w:tcPr>
-          <w:p>
-            <w:pPr>
-              <w:pStyle w:val="aa"/>
-              <w:rPr>
-                <w:lang w:val="ru-RU"/>
-              </w:rPr>
-            </w:pPr>
-            <w:r>
-              <w:rPr>
-                <w:lang w:val="ru-RU"/>
-              </w:rPr>
-              <w:t xml:space="preserve">Среднее индекса </w:t>
-            </w:r>
-            <w:proofErr w:type="spellStart"/>
-            <w:r>
-              <w:rPr>
-                <w:lang w:val="ru-RU"/>
-              </w:rPr>
-              <w:t>оксигенации</w:t>
-            </w:r>
-            <w:proofErr w:type="spellEnd"/>
-            <w:r>
-              <w:rPr>
-                <w:lang w:val="ru-RU"/>
-              </w:rPr>
-              <w:t xml:space="preserve"> </w:t>
-            </w:r>
-            <w:proofErr w:type="spellStart"/>
-            <w:r>
-              <w:t>HbDiff</w:t>
-            </w:r>
-            <w:proofErr w:type="spellEnd"/>
-            <w:r>
-              <w:rPr>
-                <w:lang w:val="ru-RU"/>
-              </w:rPr>
-              <w:t xml:space="preserve"> (= </w:t>
-            </w:r>
-            <w:proofErr w:type="spellStart"/>
-            <w:r>
-              <w:t>HbO</w:t>
-            </w:r>
-            <w:proofErr w:type="spellEnd"/>
-            <w:r>
-              <w:rPr>
-                <w:lang w:val="ru-RU"/>
-              </w:rPr>
-              <w:t xml:space="preserve">₂ − </w:t>
-            </w:r>
-            <w:proofErr w:type="spellStart"/>
-            <w:r>
-              <w:t>HHb</w:t>
-            </w:r>
-            <w:proofErr w:type="spellEnd"/>
-            <w:r>
-              <w:rPr>
-                <w:lang w:val="ru-RU"/>
-              </w:rPr>
-              <w:t>)</w:t>
-            </w:r>
-          </w:p>
-        </w:tc>
-      </w:tr>
-      <w:tr>
-        <w:trPr>
-          <w:divId w:val="1101805661"/>
-        </w:trPr>
-        <w:tc>
-          <w:tcPr>
-            <w:tcW w:w="3960" w:type="dxa"/>
-          </w:tcPr>
-          <w:p>
-            <w:pPr>
-              <w:pStyle w:val="aa"/>
-            </w:pPr>
-            <w:proofErr w:type="spellStart"/>
-            <w:r>
-              <w:rPr>
-                <w:rStyle w:val="VerbatimChar"/>
-                <w:rFonts w:ascii="Times New Roman" w:hAnsi="Times New Roman"/>
-              </w:rPr>
-              <w:t>trainred_hbdiff_slope</w:t>
-            </w:r>
-            <w:proofErr w:type="spellEnd"/>
-          </w:p>
-        </w:tc>
-        <w:tc>
-          <w:tcPr>
-            <w:tcW w:w="3960" w:type="dxa"/>
-          </w:tcPr>
-          <w:p>
-            <w:pPr>
-              <w:pStyle w:val="aa"/>
-            </w:pPr>
-            <w:proofErr w:type="spellStart"/>
-            <w:r>
-              <w:t>Линейный</w:t>
-            </w:r>
-            <w:proofErr w:type="spellEnd"/>
-            <w:r>
-              <w:t xml:space="preserve"> </w:t>
-            </w:r>
-            <w:proofErr w:type="spellStart"/>
-            <w:r>
-              <w:t>тренд</w:t>
-            </w:r>
-            <w:proofErr w:type="spellEnd"/>
-            <w:r>
-              <w:t xml:space="preserve"> </w:t>
-            </w:r>
-            <w:proofErr w:type="spellStart"/>
-            <w:r>
-              <w:t>HbDiff</w:t>
-            </w:r>
-            <w:proofErr w:type="spellEnd"/>
-          </w:p>
-        </w:tc>
-      </w:tr>
-      <w:tr>
-        <w:trPr>
-          <w:divId w:val="1101805661"/>
-        </w:trPr>
-        <w:tc>
-          <w:tcPr>
-            <w:tcW w:w="3960" w:type="dxa"/>
-          </w:tcPr>
-          <w:p>
-            <w:pPr>
-              <w:pStyle w:val="aa"/>
-            </w:pPr>
-            <w:proofErr w:type="spellStart"/>
-            <w:r>
-              <w:rPr>
-                <w:rStyle w:val="VerbatimChar"/>
-                <w:rFonts w:ascii="Times New Roman" w:hAnsi="Times New Roman"/>
-              </w:rPr>
-              <w:t>trainred_hbdiff_std</w:t>
-            </w:r>
-            <w:proofErr w:type="spellEnd"/>
-          </w:p>
-        </w:tc>
-        <w:tc>
-          <w:tcPr>
-            <w:tcW w:w="3960" w:type="dxa"/>
-          </w:tcPr>
-          <w:p>
-            <w:pPr>
-              <w:pStyle w:val="aa"/>
-            </w:pPr>
-            <w:proofErr w:type="spellStart"/>
-            <w:r>
-              <w:t>Стандартное</w:t>
-            </w:r>
-            <w:proofErr w:type="spellEnd"/>
-            <w:r>
-              <w:t xml:space="preserve"> </w:t>
-            </w:r>
-            <w:proofErr w:type="spellStart"/>
-            <w:r>
-              <w:t>отклонение</w:t>
-            </w:r>
-            <w:proofErr w:type="spellEnd"/>
-            <w:r>
-              <w:t xml:space="preserve"> </w:t>
-            </w:r>
-            <w:proofErr w:type="spellStart"/>
-            <w:r>
-              <w:t>HbDiff</w:t>
-            </w:r>
-            <w:proofErr w:type="spellEnd"/>
-          </w:p>
-        </w:tc>
-      </w:tr>
-      <w:tr>
-        <w:trPr>
-          <w:divId w:val="1101805661"/>
-        </w:trPr>
-        <w:tc>
-          <w:tcPr>
-            <w:tcW w:w="3960" w:type="dxa"/>
-          </w:tcPr>
-          <w:p>
-            <w:pPr>
-              <w:pStyle w:val="aa"/>
-            </w:pPr>
-            <w:proofErr w:type="spellStart"/>
-            <w:r>
-              <w:rPr>
-                <w:rStyle w:val="VerbatimChar"/>
-                <w:rFonts w:ascii="Times New Roman" w:hAnsi="Times New Roman"/>
-              </w:rPr>
-              <w:t>trainred_thb_mean</w:t>
-            </w:r>
-            <w:proofErr w:type="spellEnd"/>
-          </w:p>
-        </w:tc>
-        <w:tc>
-          <w:tcPr>
-            <w:tcW w:w="3960" w:type="dxa"/>
-          </w:tcPr>
-          <w:p>
-            <w:pPr>
-              <w:pStyle w:val="aa"/>
-            </w:pPr>
-            <w:proofErr w:type="spellStart"/>
-            <w:r>
-              <w:t>Среднее</w:t>
-            </w:r>
-            <w:proofErr w:type="spellEnd"/>
-            <w:r>
-              <w:t xml:space="preserve"> </w:t>
-            </w:r>
-            <w:proofErr w:type="spellStart"/>
-            <w:r>
-              <w:t>общего</w:t>
-            </w:r>
-            <w:proofErr w:type="spellEnd"/>
-            <w:r>
-              <w:t xml:space="preserve"> </w:t>
-            </w:r>
-            <w:proofErr w:type="spellStart"/>
-            <w:r>
-              <w:t>гемоглобина</w:t>
-            </w:r>
-            <w:proofErr w:type="spellEnd"/>
-            <w:r>
-              <w:t xml:space="preserve"> </w:t>
-            </w:r>
-            <w:proofErr w:type="spellStart"/>
-            <w:r>
-              <w:t>THb</w:t>
-            </w:r>
-            <w:proofErr w:type="spellEnd"/>
-          </w:p>
-        </w:tc>
-      </w:tr>
-      <w:tr>
-        <w:trPr>
-          <w:divId w:val="1101805661"/>
-        </w:trPr>
-        <w:tc>
-          <w:tcPr>
-            <w:tcW w:w="3960" w:type="dxa"/>
-          </w:tcPr>
-          <w:p>
-            <w:pPr>
-              <w:pStyle w:val="aa"/>
-            </w:pPr>
-            <w:proofErr w:type="spellStart"/>
-            <w:r>
-              <w:rPr>
-                <w:rStyle w:val="VerbatimChar"/>
-                <w:rFonts w:ascii="Times New Roman" w:hAnsi="Times New Roman"/>
-              </w:rPr>
-              <w:t>trainred_thb_slope</w:t>
-            </w:r>
-            <w:proofErr w:type="spellEnd"/>
-          </w:p>
-        </w:tc>
-        <w:tc>
-          <w:tcPr>
-            <w:tcW w:w="3960" w:type="dxa"/>
-          </w:tcPr>
-          <w:p>
-            <w:pPr>
-              <w:pStyle w:val="aa"/>
-            </w:pPr>
-            <w:proofErr w:type="spellStart"/>
-            <w:r>
-              <w:t>Линейный</w:t>
-            </w:r>
-            <w:proofErr w:type="spellEnd"/>
-            <w:r>
-              <w:t xml:space="preserve"> </w:t>
-            </w:r>
-            <w:proofErr w:type="spellStart"/>
-            <w:r>
-              <w:t>тренд</w:t>
-            </w:r>
-            <w:proofErr w:type="spellEnd"/>
-            <w:r>
-              <w:t xml:space="preserve"> </w:t>
-            </w:r>
-            <w:proofErr w:type="spellStart"/>
-            <w:r>
-              <w:t>THb</w:t>
-            </w:r>
-            <w:proofErr w:type="spellEnd"/>
-          </w:p>
-        </w:tc>
-      </w:tr>
-      <w:tr>
-        <w:trPr>
-          <w:divId w:val="1101805661"/>
-        </w:trPr>
-        <w:tc>
-          <w:tcPr>
-            <w:tcW w:w="3960" w:type="dxa"/>
-          </w:tcPr>
-          <w:p>
-            <w:pPr>
-              <w:pStyle w:val="aa"/>
-            </w:pPr>
-            <w:proofErr w:type="spellStart"/>
-            <w:r>
-              <w:rPr>
-                <w:rStyle w:val="VerbatimChar"/>
-                <w:rFonts w:ascii="Times New Roman" w:hAnsi="Times New Roman"/>
-              </w:rPr>
-              <w:t>trainred_thb_std</w:t>
-            </w:r>
-            <w:proofErr w:type="spellEnd"/>
-          </w:p>
-        </w:tc>
-        <w:tc>
-          <w:tcPr>
-            <w:tcW w:w="3960" w:type="dxa"/>
-          </w:tcPr>
-          <w:p>
-            <w:pPr>
-              <w:pStyle w:val="aa"/>
-            </w:pPr>
-            <w:proofErr w:type="spellStart"/>
-            <w:r>
-              <w:t>Стандартное</w:t>
-            </w:r>
-            <w:proofErr w:type="spellEnd"/>
-            <w:r>
-              <w:t xml:space="preserve"> </w:t>
-            </w:r>
-            <w:proofErr w:type="spellStart"/>
-            <w:r>
-              <w:t>отклонение</w:t>
-            </w:r>
-            <w:proofErr w:type="spellEnd"/>
-            <w:r>
-              <w:t xml:space="preserve"> </w:t>
-            </w:r>
-            <w:proofErr w:type="spellStart"/>
-            <w:r>
-              <w:t>THb</w:t>
-            </w:r>
-            <w:proofErr w:type="spellEnd"/>
+              <w:t>₂ от базального уровня (%)</w:t>
+            </w:r>
           </w:p>
         </w:tc>
       </w:tr>
@@ -39490,325 +39589,36 @@
         <w:pStyle w:val="31"/>
         <w:divId w:val="1101805661"/>
       </w:pPr>
-      <w:bookmarkStart w:id="79" w:name="nirs-кумулятивные-признаки-3-признака"/>
-      <w:bookmarkStart w:id="80" w:name="_Toc229934927"/>
-      <w:bookmarkEnd w:id="77"/>
-      <w:r>
-        <w:t>NIRS — кумулятивные признаки (3 признака)</w:t>
+      <w:bookmarkStart w:id="80" w:name="_Toc229934928"/>
+      <w:bookmarkStart w:id="81" w:name="вср-7-признаков"/>
+      <w:bookmarkEnd w:id="79"/>
+      <w:r>
+        <w:t>H</w:t>
+      </w:r>
+      <w:r>
+        <w:rPr>
+          <w:lang w:val="en-US"/>
+        </w:rPr>
+        <w:t>RV</w:t>
+      </w:r>
+      <w:r>
+        <w:t xml:space="preserve"> —</w:t>
+      </w:r>
+      <w:proofErr w:type="spellStart"/>
+      <w:r>
+        <w:t>в</w:t>
+      </w:r>
+      <w:r>
+        <w:t>риабельность</w:t>
+      </w:r>
+      <w:proofErr w:type="spellEnd"/>
+      <w:r>
+        <w:t xml:space="preserve"> сердечного ритма </w:t>
+      </w:r>
+      <w:r>
+        <w:t>(7 признаков)</w:t>
       </w:r>
       <w:bookmarkEnd w:id="80"/>
-    </w:p>
-    <w:tbl>
-      <w:tblPr>
-        <w:tblStyle w:val="Table"/>
-        <w:tblW w:w="5000" w:type="pct"/>
-        <w:tblBorders>
-          <w:top w:val="single" w:sz="4" w:space="0" w:color="auto"/>
-          <w:left w:val="single" w:sz="4" w:space="0" w:color="auto"/>
-          <w:bottom w:val="single" w:sz="4" w:space="0" w:color="auto"/>
-          <w:right w:val="single" w:sz="4" w:space="0" w:color="auto"/>
-          <w:insideH w:val="single" w:sz="4" w:space="0" w:color="auto"/>
-          <w:insideV w:val="single" w:sz="4" w:space="0" w:color="auto"/>
-        </w:tblBorders>
-        <w:tblLayout w:type="fixed"/>
-        <w:tblLook w:val="0020" w:firstRow="1" w:lastRow="0" w:firstColumn="0" w:lastColumn="0" w:noHBand="0" w:noVBand="0"/>
-      </w:tblPr>
-      <w:tblGrid>
-        <w:gridCol w:w="4672"/>
-        <w:gridCol w:w="4673"/>
-      </w:tblGrid>
-      <w:tr>
-        <w:trPr>
-          <w:cnfStyle w:val="100000000000" w:firstRow="1" w:lastRow="0" w:firstColumn="0" w:lastColumn="0" w:oddVBand="0" w:evenVBand="0" w:oddHBand="0" w:evenHBand="0" w:firstRowFirstColumn="0" w:firstRowLastColumn="0" w:lastRowFirstColumn="0" w:lastRowLastColumn="0"/>
-          <w:divId w:val="1101805661"/>
-          <w:tblHeader/>
-        </w:trPr>
-        <w:tc>
-          <w:tcPr>
-            <w:tcW w:w="3960" w:type="dxa"/>
-            <w:tcBorders>
-              <w:bottom w:val="none" w:sz="0" w:space="0" w:color="auto"/>
-            </w:tcBorders>
-          </w:tcPr>
-          <w:p>
-            <w:pPr>
-              <w:pStyle w:val="aa"/>
-              <w:jc w:val="center"/>
-              <w:rPr>
-                <w:b/>
-                <w:bCs/>
-              </w:rPr>
-            </w:pPr>
-            <w:proofErr w:type="spellStart"/>
-            <w:r>
-              <w:rPr>
-                <w:b/>
-                <w:bCs/>
-              </w:rPr>
-              <w:t>Техническое</w:t>
-            </w:r>
-            <w:proofErr w:type="spellEnd"/>
-            <w:r>
-              <w:rPr>
-                <w:b/>
-                <w:bCs/>
-              </w:rPr>
-              <w:t xml:space="preserve"> </w:t>
-            </w:r>
-            <w:proofErr w:type="spellStart"/>
-            <w:r>
-              <w:rPr>
-                <w:b/>
-                <w:bCs/>
-              </w:rPr>
-              <w:t>обозначение</w:t>
-            </w:r>
-            <w:proofErr w:type="spellEnd"/>
-          </w:p>
-        </w:tc>
-        <w:tc>
-          <w:tcPr>
-            <w:tcW w:w="3960" w:type="dxa"/>
-            <w:tcBorders>
-              <w:bottom w:val="none" w:sz="0" w:space="0" w:color="auto"/>
-            </w:tcBorders>
-          </w:tcPr>
-          <w:p>
-            <w:pPr>
-              <w:pStyle w:val="aa"/>
-              <w:jc w:val="center"/>
-              <w:rPr>
-                <w:b/>
-                <w:bCs/>
-              </w:rPr>
-            </w:pPr>
-            <w:proofErr w:type="spellStart"/>
-            <w:r>
-              <w:rPr>
-                <w:b/>
-                <w:bCs/>
-              </w:rPr>
-              <w:t>Физиологический</w:t>
-            </w:r>
-            <w:proofErr w:type="spellEnd"/>
-            <w:r>
-              <w:rPr>
-                <w:b/>
-                <w:bCs/>
-              </w:rPr>
-              <w:t xml:space="preserve"> </w:t>
-            </w:r>
-            <w:proofErr w:type="spellStart"/>
-            <w:r>
-              <w:rPr>
-                <w:b/>
-                <w:bCs/>
-              </w:rPr>
-              <w:t>смысл</w:t>
-            </w:r>
-            <w:proofErr w:type="spellEnd"/>
-          </w:p>
-        </w:tc>
-      </w:tr>
-      <w:tr>
-        <w:trPr>
-          <w:divId w:val="1101805661"/>
-        </w:trPr>
-        <w:tc>
-          <w:tcPr>
-            <w:tcW w:w="3960" w:type="dxa"/>
-          </w:tcPr>
-          <w:p>
-            <w:pPr>
-              <w:pStyle w:val="aa"/>
-            </w:pPr>
-            <w:r>
-              <w:rPr>
-                <w:rStyle w:val="VerbatimChar"/>
-                <w:rFonts w:ascii="Times New Roman" w:hAnsi="Times New Roman"/>
-              </w:rPr>
-              <w:t>smo2_from_running_max</w:t>
-            </w:r>
-          </w:p>
-        </w:tc>
-        <w:tc>
-          <w:tcPr>
-            <w:tcW w:w="3960" w:type="dxa"/>
-          </w:tcPr>
-          <w:p>
-            <w:pPr>
-              <w:pStyle w:val="aa"/>
-              <w:rPr>
-                <w:lang w:val="ru-RU"/>
-              </w:rPr>
-            </w:pPr>
-            <w:r>
-              <w:rPr>
-                <w:lang w:val="ru-RU"/>
-              </w:rPr>
-              <w:t xml:space="preserve">Падение </w:t>
-            </w:r>
-            <w:proofErr w:type="spellStart"/>
-            <w:r>
-              <w:t>SmO</w:t>
-            </w:r>
-            <w:proofErr w:type="spellEnd"/>
-            <w:r>
-              <w:rPr>
-                <w:lang w:val="ru-RU"/>
-              </w:rPr>
-              <w:t>₂ от текущего максимума сессии</w:t>
-            </w:r>
-          </w:p>
-        </w:tc>
-      </w:tr>
-      <w:tr>
-        <w:trPr>
-          <w:divId w:val="1101805661"/>
-        </w:trPr>
-        <w:tc>
-          <w:tcPr>
-            <w:tcW w:w="3960" w:type="dxa"/>
-          </w:tcPr>
-          <w:p>
-            <w:pPr>
-              <w:pStyle w:val="aa"/>
-            </w:pPr>
-            <w:proofErr w:type="spellStart"/>
-            <w:r>
-              <w:rPr>
-                <w:rStyle w:val="VerbatimChar"/>
-                <w:rFonts w:ascii="Times New Roman" w:hAnsi="Times New Roman"/>
-              </w:rPr>
-              <w:t>hhb_from_running_min</w:t>
-            </w:r>
-            <w:proofErr w:type="spellEnd"/>
-          </w:p>
-        </w:tc>
-        <w:tc>
-          <w:tcPr>
-            <w:tcW w:w="3960" w:type="dxa"/>
-          </w:tcPr>
-          <w:p>
-            <w:pPr>
-              <w:pStyle w:val="aa"/>
-              <w:rPr>
-                <w:lang w:val="ru-RU"/>
-              </w:rPr>
-            </w:pPr>
-            <w:r>
-              <w:rPr>
-                <w:lang w:val="ru-RU"/>
-              </w:rPr>
-              <w:t xml:space="preserve">Подъём </w:t>
-            </w:r>
-            <w:proofErr w:type="spellStart"/>
-            <w:r>
-              <w:t>HHb</w:t>
-            </w:r>
-            <w:proofErr w:type="spellEnd"/>
-            <w:r>
-              <w:rPr>
-                <w:lang w:val="ru-RU"/>
-              </w:rPr>
-              <w:t xml:space="preserve"> от текущего минимума сессии</w:t>
-            </w:r>
-          </w:p>
-        </w:tc>
-      </w:tr>
-      <w:tr>
-        <w:trPr>
-          <w:divId w:val="1101805661"/>
-        </w:trPr>
-        <w:tc>
-          <w:tcPr>
-            <w:tcW w:w="3960" w:type="dxa"/>
-          </w:tcPr>
-          <w:p>
-            <w:pPr>
-              <w:pStyle w:val="aa"/>
-            </w:pPr>
-            <w:r>
-              <w:rPr>
-                <w:rStyle w:val="VerbatimChar"/>
-                <w:rFonts w:ascii="Times New Roman" w:hAnsi="Times New Roman"/>
-              </w:rPr>
-              <w:t>smo2_rel_drop_pct</w:t>
-            </w:r>
-          </w:p>
-        </w:tc>
-        <w:tc>
-          <w:tcPr>
-            <w:tcW w:w="3960" w:type="dxa"/>
-          </w:tcPr>
-          <w:p>
-            <w:pPr>
-              <w:pStyle w:val="aa"/>
-              <w:rPr>
-                <w:lang w:val="ru-RU"/>
-              </w:rPr>
-            </w:pPr>
-            <w:r>
-              <w:rPr>
-                <w:lang w:val="ru-RU"/>
-              </w:rPr>
-              <w:t xml:space="preserve">Относительное снижение </w:t>
-            </w:r>
-            <w:proofErr w:type="spellStart"/>
-            <w:r>
-              <w:t>SmO</w:t>
-            </w:r>
-            <w:proofErr w:type="spellEnd"/>
-            <w:r>
-              <w:rPr>
-                <w:lang w:val="ru-RU"/>
-              </w:rPr>
-              <w:t>₂ от базального уровня (%)</w:t>
-            </w:r>
-          </w:p>
-        </w:tc>
-      </w:tr>
-    </w:tbl>
-    <w:p>
-      <w:pPr>
-        <w:divId w:val="1101805661"/>
-      </w:pPr>
-    </w:p>
-    <w:p>
-      <w:pPr>
-        <w:pStyle w:val="31"/>
-        <w:divId w:val="1101805661"/>
-      </w:pPr>
-      <w:bookmarkStart w:id="81" w:name="вср-7-признаков"/>
-      <w:bookmarkStart w:id="82" w:name="_Toc229934928"/>
-      <w:bookmarkEnd w:id="79"/>
-      <w:r>
-        <w:t>H</w:t>
-      </w:r>
-      <w:r>
-        <w:rPr>
-          <w:lang w:val="en-US"/>
-        </w:rPr>
-        <w:t>RV</w:t>
-      </w:r>
-      <w:r>
-        <w:t xml:space="preserve"> —</w:t>
-      </w:r>
-      <w:proofErr w:type="spellStart"/>
-      <w:r>
-        <w:t>в</w:t>
-      </w:r>
-      <w:r>
-        <w:t>риабельность</w:t>
-      </w:r>
-      <w:proofErr w:type="spellEnd"/>
-      <w:r>
-        <w:t xml:space="preserve"> сердечного ритма </w:t>
-      </w:r>
-      <w:r>
-        <w:t>(7 признаков)</w:t>
-      </w:r>
-      <w:bookmarkEnd w:id="82"/>
     </w:p>
     <w:tbl>
       <w:tblPr>
@@ -40296,13 +40106,13 @@
         <w:pStyle w:val="31"/>
         <w:divId w:val="1101805661"/>
       </w:pPr>
+      <w:bookmarkStart w:id="82" w:name="_Toc229934929"/>
       <w:bookmarkStart w:id="83" w:name="X8736719f5aa8828c943fd466deb86029f8cf0b2"/>
-      <w:bookmarkStart w:id="84" w:name="_Toc229934929"/>
       <w:bookmarkEnd w:id="81"/>
       <w:r>
         <w:t>Взаимодействия (3 признака, только EMG+NIRS+HRV)</w:t>
       </w:r>
-      <w:bookmarkEnd w:id="84"/>
+      <w:bookmarkEnd w:id="82"/>
     </w:p>
     <w:tbl>
       <w:tblPr>
@@ -40675,7 +40485,7 @@
         <w:pStyle w:val="31"/>
         <w:divId w:val="1101805661"/>
       </w:pPr>
-      <w:bookmarkStart w:id="85" w:name="_Toc229934930"/>
+      <w:bookmarkStart w:id="84" w:name="_Toc229934930"/>
       <w:bookmarkEnd w:id="83"/>
       <w:r>
         <w:t xml:space="preserve">Абсолютные признаки, исключаемые в варианте </w:t>
@@ -40688,7 +40498,7 @@
       <w:r>
         <w:t xml:space="preserve"> (6 признаков)</w:t>
       </w:r>
-      <w:bookmarkEnd w:id="85"/>
+      <w:bookmarkEnd w:id="84"/>
     </w:p>
     <w:tbl>
       <w:tblPr>
@@ -41121,11 +40931,11 @@
         <w:pStyle w:val="31"/>
         <w:divId w:val="1101805661"/>
       </w:pPr>
-      <w:bookmarkStart w:id="86" w:name="_Toc229934931"/>
+      <w:bookmarkStart w:id="85" w:name="_Toc229934931"/>
       <w:r>
         <w:t>Базальные физиологические показатели</w:t>
       </w:r>
-      <w:bookmarkEnd w:id="86"/>
+      <w:bookmarkEnd w:id="85"/>
     </w:p>
     <w:tbl>
       <w:tblPr>
@@ -44817,9 +44627,9 @@
     </w:lvl>
   </w:abstractNum>
   <w:abstractNum w:abstractNumId="26" w15:restartNumberingAfterBreak="0">
-    <w:nsid w:val="4AEF64A2"/>
+    <w:nsid w:val="4345019D"/>
     <w:multiLevelType w:val="hybridMultilevel"/>
-    <w:tmpl w:val="B6546094"/>
+    <w:tmpl w:val="45EA8296"/>
     <w:lvl w:ilvl="0" w:tplc="04190001">
       <w:start w:val="1"/>
       <w:numFmt w:val="bullet"/>
@@ -44930,16 +44740,16 @@
     </w:lvl>
   </w:abstractNum>
   <w:abstractNum w:abstractNumId="27" w15:restartNumberingAfterBreak="0">
-    <w:nsid w:val="507B3FDB"/>
+    <w:nsid w:val="4AEF64A2"/>
     <w:multiLevelType w:val="hybridMultilevel"/>
-    <w:tmpl w:val="E40EAF44"/>
+    <w:tmpl w:val="B6546094"/>
     <w:lvl w:ilvl="0" w:tplc="04190001">
       <w:start w:val="1"/>
       <w:numFmt w:val="bullet"/>
       <w:lvlText w:val=""/>
       <w:lvlJc w:val="left"/>
       <w:pPr>
-        <w:ind w:left="1429" w:hanging="360"/>
+        <w:ind w:left="720" w:hanging="360"/>
       </w:pPr>
       <w:rPr>
         <w:rFonts w:ascii="Symbol" w:hAnsi="Symbol" w:hint="default"/>
@@ -44951,7 +44761,7 @@
       <w:lvlText w:val="o"/>
       <w:lvlJc w:val="left"/>
       <w:pPr>
-        <w:ind w:left="2149" w:hanging="360"/>
+        <w:ind w:left="1440" w:hanging="360"/>
       </w:pPr>
       <w:rPr>
         <w:rFonts w:ascii="Courier New" w:hAnsi="Courier New" w:cs="Courier New" w:hint="default"/>
@@ -44963,7 +44773,7 @@
       <w:lvlText w:val=""/>
       <w:lvlJc w:val="left"/>
       <w:pPr>
-        <w:ind w:left="2869" w:hanging="360"/>
+        <w:ind w:left="2160" w:hanging="360"/>
       </w:pPr>
       <w:rPr>
         <w:rFonts w:ascii="Wingdings" w:hAnsi="Wingdings" w:hint="default"/>
@@ -44975,7 +44785,7 @@
       <w:lvlText w:val=""/>
       <w:lvlJc w:val="left"/>
       <w:pPr>
-        <w:ind w:left="3589" w:hanging="360"/>
+        <w:ind w:left="2880" w:hanging="360"/>
       </w:pPr>
       <w:rPr>
         <w:rFonts w:ascii="Symbol" w:hAnsi="Symbol" w:hint="default"/>
@@ -44987,7 +44797,7 @@
       <w:lvlText w:val="o"/>
       <w:lvlJc w:val="left"/>
       <w:pPr>
-        <w:ind w:left="4309" w:hanging="360"/>
+        <w:ind w:left="3600" w:hanging="360"/>
       </w:pPr>
       <w:rPr>
         <w:rFonts w:ascii="Courier New" w:hAnsi="Courier New" w:cs="Courier New" w:hint="default"/>
@@ -44999,7 +44809,7 @@
       <w:lvlText w:val=""/>
       <w:lvlJc w:val="left"/>
       <w:pPr>
-        <w:ind w:left="5029" w:hanging="360"/>
+        <w:ind w:left="4320" w:hanging="360"/>
       </w:pPr>
       <w:rPr>
         <w:rFonts w:ascii="Wingdings" w:hAnsi="Wingdings" w:hint="default"/>
@@ -45011,7 +44821,7 @@
       <w:lvlText w:val=""/>
       <w:lvlJc w:val="left"/>
       <w:pPr>
-        <w:ind w:left="5749" w:hanging="360"/>
+        <w:ind w:left="5040" w:hanging="360"/>
       </w:pPr>
       <w:rPr>
         <w:rFonts w:ascii="Symbol" w:hAnsi="Symbol" w:hint="default"/>
@@ -45023,7 +44833,7 @@
       <w:lvlText w:val="o"/>
       <w:lvlJc w:val="left"/>
       <w:pPr>
-        <w:ind w:left="6469" w:hanging="360"/>
+        <w:ind w:left="5760" w:hanging="360"/>
       </w:pPr>
       <w:rPr>
         <w:rFonts w:ascii="Courier New" w:hAnsi="Courier New" w:cs="Courier New" w:hint="default"/>
@@ -45035,7 +44845,7 @@
       <w:lvlText w:val=""/>
       <w:lvlJc w:val="left"/>
       <w:pPr>
-        <w:ind w:left="7189" w:hanging="360"/>
+        <w:ind w:left="6480" w:hanging="360"/>
       </w:pPr>
       <w:rPr>
         <w:rFonts w:ascii="Wingdings" w:hAnsi="Wingdings" w:hint="default"/>
@@ -45043,16 +44853,16 @@
     </w:lvl>
   </w:abstractNum>
   <w:abstractNum w:abstractNumId="28" w15:restartNumberingAfterBreak="0">
-    <w:nsid w:val="515F7BC1"/>
+    <w:nsid w:val="507B3FDB"/>
     <w:multiLevelType w:val="hybridMultilevel"/>
-    <w:tmpl w:val="DC52C2A0"/>
+    <w:tmpl w:val="E40EAF44"/>
     <w:lvl w:ilvl="0" w:tplc="04190001">
       <w:start w:val="1"/>
       <w:numFmt w:val="bullet"/>
       <w:lvlText w:val=""/>
       <w:lvlJc w:val="left"/>
       <w:pPr>
-        <w:ind w:left="1429" w:hanging="360"/>
+        <w:ind w:left="1068" w:hanging="360"/>
       </w:pPr>
       <w:rPr>
         <w:rFonts w:ascii="Symbol" w:hAnsi="Symbol" w:hint="default"/>
@@ -45064,7 +44874,7 @@
       <w:lvlText w:val="o"/>
       <w:lvlJc w:val="left"/>
       <w:pPr>
-        <w:ind w:left="2149" w:hanging="360"/>
+        <w:ind w:left="1788" w:hanging="360"/>
       </w:pPr>
       <w:rPr>
         <w:rFonts w:ascii="Courier New" w:hAnsi="Courier New" w:cs="Courier New" w:hint="default"/>
@@ -45076,7 +44886,7 @@
       <w:lvlText w:val=""/>
       <w:lvlJc w:val="left"/>
       <w:pPr>
-        <w:ind w:left="2869" w:hanging="360"/>
+        <w:ind w:left="2508" w:hanging="360"/>
       </w:pPr>
       <w:rPr>
         <w:rFonts w:ascii="Wingdings" w:hAnsi="Wingdings" w:hint="default"/>
@@ -45088,7 +44898,7 @@
       <w:lvlText w:val=""/>
       <w:lvlJc w:val="left"/>
       <w:pPr>
-        <w:ind w:left="3589" w:hanging="360"/>
+        <w:ind w:left="3228" w:hanging="360"/>
       </w:pPr>
       <w:rPr>
         <w:rFonts w:ascii="Symbol" w:hAnsi="Symbol" w:hint="default"/>
@@ -45100,7 +44910,7 @@
       <w:lvlText w:val="o"/>
       <w:lvlJc w:val="left"/>
       <w:pPr>
-        <w:ind w:left="4309" w:hanging="360"/>
+        <w:ind w:left="3948" w:hanging="360"/>
       </w:pPr>
       <w:rPr>
         <w:rFonts w:ascii="Courier New" w:hAnsi="Courier New" w:cs="Courier New" w:hint="default"/>
@@ -45112,7 +44922,7 @@
       <w:lvlText w:val=""/>
       <w:lvlJc w:val="left"/>
       <w:pPr>
-        <w:ind w:left="5029" w:hanging="360"/>
+        <w:ind w:left="4668" w:hanging="360"/>
       </w:pPr>
       <w:rPr>
         <w:rFonts w:ascii="Wingdings" w:hAnsi="Wingdings" w:hint="default"/>
@@ -45124,7 +44934,7 @@
       <w:lvlText w:val=""/>
       <w:lvlJc w:val="left"/>
       <w:pPr>
-        <w:ind w:left="5749" w:hanging="360"/>
+        <w:ind w:left="5388" w:hanging="360"/>
       </w:pPr>
       <w:rPr>
         <w:rFonts w:ascii="Symbol" w:hAnsi="Symbol" w:hint="default"/>
@@ -45136,7 +44946,7 @@
       <w:lvlText w:val="o"/>
       <w:lvlJc w:val="left"/>
       <w:pPr>
-        <w:ind w:left="6469" w:hanging="360"/>
+        <w:ind w:left="6108" w:hanging="360"/>
       </w:pPr>
       <w:rPr>
         <w:rFonts w:ascii="Courier New" w:hAnsi="Courier New" w:cs="Courier New" w:hint="default"/>
@@ -45148,7 +44958,7 @@
       <w:lvlText w:val=""/>
       <w:lvlJc w:val="left"/>
       <w:pPr>
-        <w:ind w:left="7189" w:hanging="360"/>
+        <w:ind w:left="6828" w:hanging="360"/>
       </w:pPr>
       <w:rPr>
         <w:rFonts w:ascii="Wingdings" w:hAnsi="Wingdings" w:hint="default"/>
@@ -45156,16 +44966,16 @@
     </w:lvl>
   </w:abstractNum>
   <w:abstractNum w:abstractNumId="29" w15:restartNumberingAfterBreak="0">
-    <w:nsid w:val="51F57B19"/>
+    <w:nsid w:val="515F7BC1"/>
     <w:multiLevelType w:val="hybridMultilevel"/>
-    <w:tmpl w:val="9C062766"/>
+    <w:tmpl w:val="DC52C2A0"/>
     <w:lvl w:ilvl="0" w:tplc="04190001">
       <w:start w:val="1"/>
       <w:numFmt w:val="bullet"/>
       <w:lvlText w:val=""/>
       <w:lvlJc w:val="left"/>
       <w:pPr>
-        <w:ind w:left="1429" w:hanging="360"/>
+        <w:ind w:left="1069" w:hanging="360"/>
       </w:pPr>
       <w:rPr>
         <w:rFonts w:ascii="Symbol" w:hAnsi="Symbol" w:hint="default"/>
@@ -45177,6 +44987,119 @@
       <w:lvlText w:val="o"/>
       <w:lvlJc w:val="left"/>
       <w:pPr>
+        <w:ind w:left="1789" w:hanging="360"/>
+      </w:pPr>
+      <w:rPr>
+        <w:rFonts w:ascii="Courier New" w:hAnsi="Courier New" w:cs="Courier New" w:hint="default"/>
+      </w:rPr>
+    </w:lvl>
+    <w:lvl w:ilvl="2" w:tplc="04190005" w:tentative="1">
+      <w:start w:val="1"/>
+      <w:numFmt w:val="bullet"/>
+      <w:lvlText w:val=""/>
+      <w:lvlJc w:val="left"/>
+      <w:pPr>
+        <w:ind w:left="2509" w:hanging="360"/>
+      </w:pPr>
+      <w:rPr>
+        <w:rFonts w:ascii="Wingdings" w:hAnsi="Wingdings" w:hint="default"/>
+      </w:rPr>
+    </w:lvl>
+    <w:lvl w:ilvl="3" w:tplc="04190001" w:tentative="1">
+      <w:start w:val="1"/>
+      <w:numFmt w:val="bullet"/>
+      <w:lvlText w:val=""/>
+      <w:lvlJc w:val="left"/>
+      <w:pPr>
+        <w:ind w:left="3229" w:hanging="360"/>
+      </w:pPr>
+      <w:rPr>
+        <w:rFonts w:ascii="Symbol" w:hAnsi="Symbol" w:hint="default"/>
+      </w:rPr>
+    </w:lvl>
+    <w:lvl w:ilvl="4" w:tplc="04190003" w:tentative="1">
+      <w:start w:val="1"/>
+      <w:numFmt w:val="bullet"/>
+      <w:lvlText w:val="o"/>
+      <w:lvlJc w:val="left"/>
+      <w:pPr>
+        <w:ind w:left="3949" w:hanging="360"/>
+      </w:pPr>
+      <w:rPr>
+        <w:rFonts w:ascii="Courier New" w:hAnsi="Courier New" w:cs="Courier New" w:hint="default"/>
+      </w:rPr>
+    </w:lvl>
+    <w:lvl w:ilvl="5" w:tplc="04190005" w:tentative="1">
+      <w:start w:val="1"/>
+      <w:numFmt w:val="bullet"/>
+      <w:lvlText w:val=""/>
+      <w:lvlJc w:val="left"/>
+      <w:pPr>
+        <w:ind w:left="4669" w:hanging="360"/>
+      </w:pPr>
+      <w:rPr>
+        <w:rFonts w:ascii="Wingdings" w:hAnsi="Wingdings" w:hint="default"/>
+      </w:rPr>
+    </w:lvl>
+    <w:lvl w:ilvl="6" w:tplc="04190001" w:tentative="1">
+      <w:start w:val="1"/>
+      <w:numFmt w:val="bullet"/>
+      <w:lvlText w:val=""/>
+      <w:lvlJc w:val="left"/>
+      <w:pPr>
+        <w:ind w:left="5389" w:hanging="360"/>
+      </w:pPr>
+      <w:rPr>
+        <w:rFonts w:ascii="Symbol" w:hAnsi="Symbol" w:hint="default"/>
+      </w:rPr>
+    </w:lvl>
+    <w:lvl w:ilvl="7" w:tplc="04190003" w:tentative="1">
+      <w:start w:val="1"/>
+      <w:numFmt w:val="bullet"/>
+      <w:lvlText w:val="o"/>
+      <w:lvlJc w:val="left"/>
+      <w:pPr>
+        <w:ind w:left="6109" w:hanging="360"/>
+      </w:pPr>
+      <w:rPr>
+        <w:rFonts w:ascii="Courier New" w:hAnsi="Courier New" w:cs="Courier New" w:hint="default"/>
+      </w:rPr>
+    </w:lvl>
+    <w:lvl w:ilvl="8" w:tplc="04190005" w:tentative="1">
+      <w:start w:val="1"/>
+      <w:numFmt w:val="bullet"/>
+      <w:lvlText w:val=""/>
+      <w:lvlJc w:val="left"/>
+      <w:pPr>
+        <w:ind w:left="6829" w:hanging="360"/>
+      </w:pPr>
+      <w:rPr>
+        <w:rFonts w:ascii="Wingdings" w:hAnsi="Wingdings" w:hint="default"/>
+      </w:rPr>
+    </w:lvl>
+  </w:abstractNum>
+  <w:abstractNum w:abstractNumId="30" w15:restartNumberingAfterBreak="0">
+    <w:nsid w:val="51F57B19"/>
+    <w:multiLevelType w:val="hybridMultilevel"/>
+    <w:tmpl w:val="9C062766"/>
+    <w:lvl w:ilvl="0" w:tplc="04190001">
+      <w:start w:val="1"/>
+      <w:numFmt w:val="bullet"/>
+      <w:lvlText w:val=""/>
+      <w:lvlJc w:val="left"/>
+      <w:pPr>
+        <w:ind w:left="1429" w:hanging="360"/>
+      </w:pPr>
+      <w:rPr>
+        <w:rFonts w:ascii="Symbol" w:hAnsi="Symbol" w:hint="default"/>
+      </w:rPr>
+    </w:lvl>
+    <w:lvl w:ilvl="1" w:tplc="04190003" w:tentative="1">
+      <w:start w:val="1"/>
+      <w:numFmt w:val="bullet"/>
+      <w:lvlText w:val="o"/>
+      <w:lvlJc w:val="left"/>
+      <w:pPr>
         <w:ind w:left="2149" w:hanging="360"/>
       </w:pPr>
       <w:rPr>
@@ -45268,7 +45191,7 @@
       </w:rPr>
     </w:lvl>
   </w:abstractNum>
-  <w:abstractNum w:abstractNumId="30" w15:restartNumberingAfterBreak="0">
+  <w:abstractNum w:abstractNumId="31" w15:restartNumberingAfterBreak="0">
     <w:nsid w:val="553B0CFE"/>
     <w:multiLevelType w:val="hybridMultilevel"/>
     <w:tmpl w:val="318C48BC"/>
@@ -45381,14 +45304,14 @@
       </w:rPr>
     </w:lvl>
   </w:abstractNum>
-  <w:abstractNum w:abstractNumId="31" w15:restartNumberingAfterBreak="0">
-    <w:nsid w:val="663D7927"/>
+  <w:abstractNum w:abstractNumId="32" w15:restartNumberingAfterBreak="0">
+    <w:nsid w:val="592C3E91"/>
     <w:multiLevelType w:val="hybridMultilevel"/>
-    <w:tmpl w:val="58984810"/>
-    <w:lvl w:ilvl="0" w:tplc="D4623C92">
+    <w:tmpl w:val="E750AF46"/>
+    <w:lvl w:ilvl="0" w:tplc="04190001">
       <w:start w:val="1"/>
       <w:numFmt w:val="bullet"/>
-      <w:lvlText w:val=""/>
+      <w:lvlText w:val=""/>
       <w:lvlJc w:val="left"/>
       <w:pPr>
         <w:ind w:left="720" w:hanging="360"/>
@@ -45494,7 +45417,120 @@
       </w:rPr>
     </w:lvl>
   </w:abstractNum>
-  <w:abstractNum w:abstractNumId="32" w15:restartNumberingAfterBreak="0">
+  <w:abstractNum w:abstractNumId="33" w15:restartNumberingAfterBreak="0">
+    <w:nsid w:val="663D7927"/>
+    <w:multiLevelType w:val="hybridMultilevel"/>
+    <w:tmpl w:val="58984810"/>
+    <w:lvl w:ilvl="0" w:tplc="D4623C92">
+      <w:start w:val="1"/>
+      <w:numFmt w:val="bullet"/>
+      <w:lvlText w:val=""/>
+      <w:lvlJc w:val="left"/>
+      <w:pPr>
+        <w:ind w:left="720" w:hanging="360"/>
+      </w:pPr>
+      <w:rPr>
+        <w:rFonts w:ascii="Symbol" w:hAnsi="Symbol" w:hint="default"/>
+      </w:rPr>
+    </w:lvl>
+    <w:lvl w:ilvl="1" w:tplc="04190003" w:tentative="1">
+      <w:start w:val="1"/>
+      <w:numFmt w:val="bullet"/>
+      <w:lvlText w:val="o"/>
+      <w:lvlJc w:val="left"/>
+      <w:pPr>
+        <w:ind w:left="1440" w:hanging="360"/>
+      </w:pPr>
+      <w:rPr>
+        <w:rFonts w:ascii="Courier New" w:hAnsi="Courier New" w:cs="Courier New" w:hint="default"/>
+      </w:rPr>
+    </w:lvl>
+    <w:lvl w:ilvl="2" w:tplc="04190005" w:tentative="1">
+      <w:start w:val="1"/>
+      <w:numFmt w:val="bullet"/>
+      <w:lvlText w:val=""/>
+      <w:lvlJc w:val="left"/>
+      <w:pPr>
+        <w:ind w:left="2160" w:hanging="360"/>
+      </w:pPr>
+      <w:rPr>
+        <w:rFonts w:ascii="Wingdings" w:hAnsi="Wingdings" w:hint="default"/>
+      </w:rPr>
+    </w:lvl>
+    <w:lvl w:ilvl="3" w:tplc="04190001" w:tentative="1">
+      <w:start w:val="1"/>
+      <w:numFmt w:val="bullet"/>
+      <w:lvlText w:val=""/>
+      <w:lvlJc w:val="left"/>
+      <w:pPr>
+        <w:ind w:left="2880" w:hanging="360"/>
+      </w:pPr>
+      <w:rPr>
+        <w:rFonts w:ascii="Symbol" w:hAnsi="Symbol" w:hint="default"/>
+      </w:rPr>
+    </w:lvl>
+    <w:lvl w:ilvl="4" w:tplc="04190003" w:tentative="1">
+      <w:start w:val="1"/>
+      <w:numFmt w:val="bullet"/>
+      <w:lvlText w:val="o"/>
+      <w:lvlJc w:val="left"/>
+      <w:pPr>
+        <w:ind w:left="3600" w:hanging="360"/>
+      </w:pPr>
+      <w:rPr>
+        <w:rFonts w:ascii="Courier New" w:hAnsi="Courier New" w:cs="Courier New" w:hint="default"/>
+      </w:rPr>
+    </w:lvl>
+    <w:lvl w:ilvl="5" w:tplc="04190005" w:tentative="1">
+      <w:start w:val="1"/>
+      <w:numFmt w:val="bullet"/>
+      <w:lvlText w:val=""/>
+      <w:lvlJc w:val="left"/>
+      <w:pPr>
+        <w:ind w:left="4320" w:hanging="360"/>
+      </w:pPr>
+      <w:rPr>
+        <w:rFonts w:ascii="Wingdings" w:hAnsi="Wingdings" w:hint="default"/>
+      </w:rPr>
+    </w:lvl>
+    <w:lvl w:ilvl="6" w:tplc="04190001" w:tentative="1">
+      <w:start w:val="1"/>
+      <w:numFmt w:val="bullet"/>
+      <w:lvlText w:val=""/>
+      <w:lvlJc w:val="left"/>
+      <w:pPr>
+        <w:ind w:left="5040" w:hanging="360"/>
+      </w:pPr>
+      <w:rPr>
+        <w:rFonts w:ascii="Symbol" w:hAnsi="Symbol" w:hint="default"/>
+      </w:rPr>
+    </w:lvl>
+    <w:lvl w:ilvl="7" w:tplc="04190003" w:tentative="1">
+      <w:start w:val="1"/>
+      <w:numFmt w:val="bullet"/>
+      <w:lvlText w:val="o"/>
+      <w:lvlJc w:val="left"/>
+      <w:pPr>
+        <w:ind w:left="5760" w:hanging="360"/>
+      </w:pPr>
+      <w:rPr>
+        <w:rFonts w:ascii="Courier New" w:hAnsi="Courier New" w:cs="Courier New" w:hint="default"/>
+      </w:rPr>
+    </w:lvl>
+    <w:lvl w:ilvl="8" w:tplc="04190005" w:tentative="1">
+      <w:start w:val="1"/>
+      <w:numFmt w:val="bullet"/>
+      <w:lvlText w:val=""/>
+      <w:lvlJc w:val="left"/>
+      <w:pPr>
+        <w:ind w:left="6480" w:hanging="360"/>
+      </w:pPr>
+      <w:rPr>
+        <w:rFonts w:ascii="Wingdings" w:hAnsi="Wingdings" w:hint="default"/>
+      </w:rPr>
+    </w:lvl>
+  </w:abstractNum>
+  <w:abstractNum w:abstractNumId="34" w15:restartNumberingAfterBreak="0">
     <w:nsid w:val="6689655A"/>
     <w:multiLevelType w:val="multilevel"/>
     <w:tmpl w:val="047ECC60"/>
@@ -45611,7 +45647,7 @@
       </w:pPr>
     </w:lvl>
   </w:abstractNum>
-  <w:abstractNum w:abstractNumId="33" w15:restartNumberingAfterBreak="0">
+  <w:abstractNum w:abstractNumId="35" w15:restartNumberingAfterBreak="0">
     <w:nsid w:val="6C4F5F15"/>
     <w:multiLevelType w:val="hybridMultilevel"/>
     <w:tmpl w:val="CCA0BC3C"/>
@@ -45724,7 +45760,7 @@
       </w:rPr>
     </w:lvl>
   </w:abstractNum>
-  <w:abstractNum w:abstractNumId="34" w15:restartNumberingAfterBreak="0">
+  <w:abstractNum w:abstractNumId="36" w15:restartNumberingAfterBreak="0">
     <w:nsid w:val="70082E1D"/>
     <w:multiLevelType w:val="hybridMultilevel"/>
     <w:tmpl w:val="9FF401DA"/>
@@ -45837,7 +45873,7 @@
       </w:rPr>
     </w:lvl>
   </w:abstractNum>
-  <w:abstractNum w:abstractNumId="35" w15:restartNumberingAfterBreak="0">
+  <w:abstractNum w:abstractNumId="37" w15:restartNumberingAfterBreak="0">
     <w:nsid w:val="71FD42C6"/>
     <w:multiLevelType w:val="multilevel"/>
     <w:tmpl w:val="DFE2743E"/>
@@ -45950,7 +45986,7 @@
       </w:rPr>
     </w:lvl>
   </w:abstractNum>
-  <w:abstractNum w:abstractNumId="36" w15:restartNumberingAfterBreak="0">
+  <w:abstractNum w:abstractNumId="38" w15:restartNumberingAfterBreak="0">
     <w:nsid w:val="79BF7079"/>
     <w:multiLevelType w:val="hybridMultilevel"/>
     <w:tmpl w:val="25800142"/>
@@ -46063,7 +46099,7 @@
       </w:rPr>
     </w:lvl>
   </w:abstractNum>
-  <w:abstractNum w:abstractNumId="37" w15:restartNumberingAfterBreak="0">
+  <w:abstractNum w:abstractNumId="39" w15:restartNumberingAfterBreak="0">
     <w:nsid w:val="7C8C572C"/>
     <w:multiLevelType w:val="hybridMultilevel"/>
     <w:tmpl w:val="E892BAE4"/>
@@ -46176,7 +46212,7 @@
       </w:rPr>
     </w:lvl>
   </w:abstractNum>
-  <w:abstractNum w:abstractNumId="38" w15:restartNumberingAfterBreak="0">
+  <w:abstractNum w:abstractNumId="40" w15:restartNumberingAfterBreak="0">
     <w:nsid w:val="7F495F7A"/>
     <w:multiLevelType w:val="hybridMultilevel"/>
     <w:tmpl w:val="14682FAC"/>
@@ -46290,7 +46326,7 @@
     </w:lvl>
   </w:abstractNum>
   <w:num w:numId="1">
-    <w:abstractNumId w:val="33"/>
+    <w:abstractNumId w:val="35"/>
   </w:num>
   <w:num w:numId="2">
     <w:abstractNumId w:val="23"/>
@@ -46320,10 +46356,10 @@
     <w:abstractNumId w:val="19"/>
   </w:num>
   <w:num w:numId="11">
-    <w:abstractNumId w:val="32"/>
+    <w:abstractNumId w:val="34"/>
   </w:num>
   <w:num w:numId="12">
-    <w:abstractNumId w:val="36"/>
+    <w:abstractNumId w:val="38"/>
   </w:num>
   <w:num w:numId="13">
     <w:abstractNumId w:val="15"/>
@@ -46341,19 +46377,19 @@
     <w:abstractNumId w:val="4"/>
   </w:num>
   <w:num w:numId="18">
-    <w:abstractNumId w:val="35"/>
+    <w:abstractNumId w:val="37"/>
   </w:num>
   <w:num w:numId="19">
-    <w:abstractNumId w:val="31"/>
+    <w:abstractNumId w:val="33"/>
   </w:num>
   <w:num w:numId="20">
-    <w:abstractNumId w:val="38"/>
+    <w:abstractNumId w:val="40"/>
   </w:num>
   <w:num w:numId="21">
     <w:abstractNumId w:val="12"/>
   </w:num>
   <w:num w:numId="22">
-    <w:abstractNumId w:val="34"/>
+    <w:abstractNumId w:val="36"/>
   </w:num>
   <w:num w:numId="23">
     <w:abstractNumId w:val="18"/>
@@ -46374,16 +46410,16 @@
     <w:abstractNumId w:val="6"/>
   </w:num>
   <w:num w:numId="29">
-    <w:abstractNumId w:val="26"/>
+    <w:abstractNumId w:val="27"/>
   </w:num>
   <w:num w:numId="30">
-    <w:abstractNumId w:val="29"/>
+    <w:abstractNumId w:val="30"/>
   </w:num>
   <w:num w:numId="31">
     <w:abstractNumId w:val="0"/>
   </w:num>
   <w:num w:numId="32">
-    <w:abstractNumId w:val="37"/>
+    <w:abstractNumId w:val="39"/>
   </w:num>
   <w:num w:numId="33">
     <w:abstractNumId w:val="2"/>
@@ -46398,13 +46434,19 @@
     <w:abstractNumId w:val="24"/>
   </w:num>
   <w:num w:numId="37">
-    <w:abstractNumId w:val="30"/>
+    <w:abstractNumId w:val="31"/>
   </w:num>
   <w:num w:numId="38">
-    <w:abstractNumId w:val="27"/>
+    <w:abstractNumId w:val="28"/>
   </w:num>
   <w:num w:numId="39">
-    <w:abstractNumId w:val="28"/>
+    <w:abstractNumId w:val="29"/>
+  </w:num>
+  <w:num w:numId="40">
+    <w:abstractNumId w:val="26"/>
+  </w:num>
+  <w:num w:numId="41">
+    <w:abstractNumId w:val="32"/>
   </w:num>
 </w:numbering>
 </file>
@@ -46911,6 +46953,7 @@
   <w:style w:type="character" w:default="1" w:styleId="a0">
     <w:name w:val="Default Paragraph Font"/>
     <w:uiPriority w:val="1"/>
+    <w:semiHidden/>
     <w:unhideWhenUsed/>
   </w:style>
   <w:style w:type="table" w:default="1" w:styleId="a1">
@@ -47735,6 +47778,7 @@
   <w:rsids>
     <w:rsidRoot w:val="00152326"/>
     <w:rsid w:val="00152326"/>
+    <w:rsid w:val="00184BA0"/>
     <w:rsid w:val="001F50A1"/>
     <w:rsid w:val="0030575D"/>
     <w:rsid w:val="003D427A"/>

--- a/Тамразов.docx
+++ b/Тамразов.docx
@@ -12989,7 +12989,7 @@
           <w:noProof/>
         </w:rPr>
         <w:drawing>
-          <wp:inline distT="0" distB="0" distL="0" distR="0" wp14:anchorId="27EA1F97" wp14:editId="5BCAB18E">
+          <wp:inline distT="0" distB="0" distL="0" distR="0" wp14:anchorId="23123317" wp14:editId="0C3ECEB4">
             <wp:extent cx="5940425" cy="3203575"/>
             <wp:effectExtent l="0" t="0" r="3175" b="0"/>
             <wp:docPr id="1" name="Рисунок 1"/>
@@ -24973,7 +24973,7 @@
         <w:ind w:firstLine="709"/>
       </w:pPr>
       <w:r>
-        <w:t>Для семейства классических моделей базовый перебор образует полное декартово произведение двух таргетов (LT1, LT2), пяти наборов признаков (EMG, NIRS, HRV, EMG+NIRS, EMG+NIRS+HRV) и двух вариантов состава признаков (полный набор и вариант без абсолютных признаков), что даёт 580 baseline-конфигураций. Дополнительно для наборов признаков, содержащих EMG-компоненту, исследовались три режима формирования ЭМГ-признаков:</w:t>
+        <w:t>Для семейства классических моделей базовый перебор образует полное декартово произведение двух таргетов (LT1, LT2), пяти наборов признаков (EMG, NIRS, HRV, EMG+NIRS, EMG+NIRS+HRV) и двух вариантов состава признаков (полный набор и вариант без абсолютных признаков), что даёт 580 базовых конфигураций. Дополнительно для наборов признаков, содержащих EMG-компоненту, исследовались три режима формирования ЭМГ-признаков:</w:t>
       </w:r>
     </w:p>
     <w:p>
@@ -25534,7 +25534,7 @@
         <w:ind w:firstLine="709"/>
       </w:pPr>
       <w:r>
-        <w:t>В отличие от ранних скриптов, в актуальном пайплайне конфигурации семейства классических моделей не отбираются по отдельности внутри каждого LOSO-фолда. Все 29 baseline-конфигураций рассматриваются как независимые кандидаты, а в EMG-содержащих постановках к ним дополнительно добавляются варианты phase_split. Итоговое сравнение выполняется после агрегирования subject-level метрик и LT-point метрик на этапе анализа.</w:t>
+        <w:t>В отличие от ранних скриптов, в актуальном пайплайне конфигурации семейства классических моделей не отбираются по отдельности внутри каждого LOSO-фолда. Все 29 базовых конфигураций рассматриваются как независимые кандидаты, а в EMG-содержащих постановках к ним дополнительно добавляются варианты phase_split. Итоговое сравнение выполняется после агрегирования subject-level метрик и LT-point метрик на этапе анализа.</w:t>
       </w:r>
     </w:p>
     <w:p>
@@ -27327,7 +27327,11 @@
         <w:ind w:firstLine="709"/>
       </w:pPr>
       <w:r>
-        <w:t>Агрегация SHAP проводится на нескольких уровнях. Базовый уровень составляет пооконное объяснение, после чего значения агрегируются отдельно для каждого испытуемого, что позволяет анализировать межсубъектную устойчивость структуры вкладов. Далее строятся сводки на уровне модели и физиологических групп признаков (EMG, NIRS, HRV, кинематика и взаимодействия). Важность признака оценивается как среднее абсолютное значение SHAP, а важность модальности — как суммарный вклад признаков, принадлежащих данной группе. Такая схема делает интерпретацию согласованной с итоговым отбором моделей: объясняются не произвольные победители по одной метрике, а конфигурации, которые одновременно демонстрируют приемлемую точность определения порога и адекватность реконструируемой траектории.</w:t>
+        <w:t xml:space="preserve">Агрегация SHAP проводится на нескольких уровнях. Базовый уровень составляет пооконное объяснение, после чего значения агрегируются отдельно для каждого испытуемого, что позволяет анализировать межсубъектную устойчивость структуры вкладов. Далее строятся сводки на уровне модели и физиологических групп признаков (EMG, NIRS, HRV, кинематика и взаимодействия). Важность признака оценивается как среднее абсолютное значение SHAP, а важность модальности — как суммарный вклад признаков, принадлежащих данной группе. Такая схема делает интерпретацию согласованной с итоговым отбором моделей: объясняются не произвольные победители по одной метрике, а конфигурации, которые одновременно демонстрируют приемлемую точность определения порога и </w:t>
+      </w:r>
+      <w:r>
+        <w:lastRenderedPageBreak/>
+        <w:t>адекватность реконструируемой траектории.</w:t>
       </w:r>
     </w:p>
     <w:p>
@@ -27341,7 +27345,6 @@
           <w:szCs w:val="28"/>
         </w:rPr>
       </w:pPr>
-      <w:bookmarkStart w:id="63" w:name="_Toc229934917"/>
       <w:r>
         <w:br w:type="page"/>
       </w:r>
@@ -27356,41 +27359,2728 @@
       </w:pPr>
       <w:r>
         <w:lastRenderedPageBreak/>
-        <w:t>3 Результаты и обсуждения</w:t>
-      </w:r>
-      <w:bookmarkEnd w:id="63"/>
+        <w:t>3 Результаты</w:t>
+      </w:r>
     </w:p>
     <w:p>
       <w:pPr>
         <w:pStyle w:val="21"/>
       </w:pPr>
-      <w:bookmarkStart w:id="64" w:name="_Toc229934918"/>
-      <w:r>
-        <w:t>3.</w:t>
-      </w:r>
-      <w:r>
-        <w:t xml:space="preserve">1 </w:t>
-      </w:r>
-      <w:r>
-        <w:t>Сводный рейтинг моделей</w:t>
-      </w:r>
-      <w:bookmarkEnd w:id="64"/>
-    </w:p>
+      <w:r>
+        <w:t>3.1 Логика экспериментальной проверки</w:t>
+      </w:r>
+    </w:p>
+    <w:p>
+      <w:r>
+        <w:t>Глава результатов построена не как перечисление вычислительных модулей, а как последовательная проверка исследовательских вопросов работы. В центре внимания находятся четыре связанные задачи: принципиальная осуществимость онлайн-предсказания лактатных порогов по данным носимых датчиков, роль отдельных модальностей и их комбинаций, различие между задачами LT1 и LT2, а также устойчивость и интерпретируемость лучших моделей.</w:t>
+      </w:r>
+    </w:p>
+    <w:p>
+      <w:r>
+        <w:t>Сравнение семейств моделей в настоящей главе относится к фактически достигнутой точности и устойчивости в постановке кросс-валидации с поочерёдным исключением одного испытуемого. При этом глубина последующего анализа намеренно несимметрична. Для всех семейств рассматривается достижимое качество предсказания, однако углублённая интерпретация выполняется только для тех групп моделей, для которых она методологически наиболее надёжна: для финальных кандидатных моделей классического семейства и для отдельно отобранных финальных конфигураций нейросетевых архитектур.</w:t>
+      </w:r>
+    </w:p>
+    <w:p>
+      <w:r>
+        <w:t>Такое сужение объясняется не априорным предположением о превосходстве одного семейства над другим, а сочетанием трёх факторов. Во-первых, выборка из 18 испытуемых ограничивает подтверждающую силу статистических выводов и делает нейросетевые модели более чувствительными к нестабильности между запусками. Во-вторых, классические модели опираются на явные оконные признаки, что позволяет интерпретировать их на уровне физиологических дескрипторов и модальностей. В-третьих, для нейросетевых моделей интерпретация носит характер сопоставления нескольких методов анализа вклада признаков на уровне модальностей и временной структуры, а не самостоятельной шкалы ранжирования.</w:t>
+      </w:r>
+    </w:p>
+    <w:p>
+      <w:r>
+        <w:lastRenderedPageBreak/>
+        <w:t>Статистический слой результатов также требует отдельной оговорки. После поправки на множественные сравнения ни одно из парных сравнений в текущем анализе не достигает формального порога значимости. В условиях данной выборки это следует трактовать прежде всего как ограничение мощности тестов, а не как доказательство отсутствия направленных различий между подходами. Поэтому в последующих подразделах акцент делается не на дихотомии «значимо или незначимо», а на согласованности направления эффекта, величине сдвига, ранговом положении моделей, множестве доверенных кандидатных моделей и содержательной физиологической интерпретации.</w:t>
+      </w:r>
+    </w:p>
+    <w:p>
+      <w:r>
+        <w:t>Наконец, все результаты получены в едином стандартизованном вычислительном контуре, включающем подготовку датасета, унифицированные раннеры обучения, массовый запуск конфигураций и общий аналитический слой для агрегации метрик, сравнений и интерпретации. Для классических моделей, где это применимо, использовались фиксированные гиперпараметры и детерминированные источники псевдослучайности; для нейросетевых моделей фиксировались базовые генераторы случайности, хотя побитовая воспроизводимость весов не гарантировалась. Вследствие этого последующие подразделы следует читать как результаты единой воспроизводимой экспериментальной системы, а не как набор разрозненных частных запусков.</w:t>
+      </w:r>
+    </w:p>
+    <w:p/>
     <w:p>
       <w:pPr>
         <w:pStyle w:val="21"/>
-        <w:jc w:val="both"/>
-      </w:pPr>
-      <w:bookmarkStart w:id="65" w:name="_Toc229934919"/>
-      <w:r>
-        <w:t>…</w:t>
-      </w:r>
-      <w:bookmarkEnd w:id="65"/>
+      </w:pPr>
+      <w:r>
+        <w:t>3.2 Общая работоспособность подхода</w:t>
+      </w:r>
+    </w:p>
+    <w:p>
+      <w:r>
+        <w:t xml:space="preserve">Первый вопрос главы результатов состоит в том, демонстрируют ли построенные модели принципиальную работоспособность самой постановки задачи, то есть возможность неинвазивного онлайн-предсказания приближения к LT1 и LT2 по данным носимых датчиков. Полученные результаты позволяют ответить на этот вопрос положительно. В постановке кросс-валидации с поочерёдным исключением одного испытуемого как </w:t>
+      </w:r>
+      <w:r>
+        <w:lastRenderedPageBreak/>
+        <w:t>классические, так и нейросетевые модели достигают нетривиальной точности, что подтверждает информативность используемых сигналов и реализуемость самого подхода.</w:t>
+      </w:r>
+    </w:p>
+    <w:p>
+      <w:r>
+        <w:t>На уровне исходного рейтинга моделей лучшие значения медианной ошибки определения порога составили порядка 119 с для LT1 и 104 с для LT2. Уже на этом этапе видно, что среди верхних позиций присутствуют как модели классического семейства, так и нейросетевые конфигурации, то есть задача не сводится к успеху одного-единственного класса алгоритмов. Важнее, однако, другое: ошибки такого масштаба существенно меньше типичной продолжительности 3-минутной ступени нагрузочного протокола и потому подтверждают практическую осмысленность самой идеи пошагового онлайн-мониторинга приближения к порогу.</w:t>
+      </w:r>
+    </w:p>
+    <w:p>
+      <w:r>
+        <w:t>Вместе с тем данный подраздел сознательно опирается на исходный рейтинг только как на демонстрацию достижимого качества, а не как на окончательный выбор лучших моделей. Одной метрики ошибки по времени до порога недостаточно для интерпретации надёжности модели: даже при хорошем среднем качестве локализации порога возможны выраженный систематический сдвиг прогноза, тяжёлый хвост грубых ошибок или неудовлетворительное восстановление общей формы траектории. Поэтому уже на уровне общей работоспособности результаты следует читать многомерно — через сочетание ошибки локализации порога, систематического смещения, доли грубых промахов и устойчивости траекторных метрик.</w:t>
+      </w:r>
+    </w:p>
+    <w:p>
+      <w:r>
+        <w:t xml:space="preserve">Для этой цели в дальнейших подразделах используется рабочий порог грубой ошибки 120 с. Он не рассматривается как физиологическая константа, а задаёт практически осмысленный уровень серьёзного промаха в условиях ступенчатого протокола, где одна ступень длится 180 с. Ошибка такого порядка означает смещение прогноза на существенную часть соседней ступени и потому интерпретируется как потеря прикладной точности </w:t>
+      </w:r>
+      <w:r>
+        <w:lastRenderedPageBreak/>
+        <w:t>локализации порога. Более строгий вариант проверки чувствительности с порогом 90 с в текущей выборке приводил к исчезновению множества финальных кандидатных моделей при сохранении того же правила отбора, поэтому основной анализ далее сохраняет порог 120 с как компромисс между строгостью критерия и устойчивостью отбора.</w:t>
+      </w:r>
+    </w:p>
+    <w:p>
+      <w:r>
+        <w:t>Таким образом, ответ на базовый вопрос этого подраздела является положительным: сам подход к онлайн-предсказанию приближения к лактатным порогам по данным носимых датчиков работоспособен. Однако из этого ещё не следует, что верхние строки исходного рейтинга автоматически соответствуют наиболее надёжным и физиологически интерпретируемым моделям. Именно поэтому логика более строгого итогового отбора будет рассмотрена отдельно в разделе 3.7.</w:t>
+      </w:r>
+    </w:p>
+    <w:p>
+      <w:pPr>
+        <w:pStyle w:val="ad"/>
+      </w:pPr>
+      <w:r>
+        <w:t>Таблица 5. Лучшая конфигурация каждого семейства по задаче LT1.</w:t>
+      </w:r>
+    </w:p>
+    <w:tbl>
+      <w:tblPr>
+        <w:tblStyle w:val="a9"/>
+        <w:tblW w:w="9493" w:type="dxa"/>
+        <w:tblLook w:val="04A0" w:firstRow="1" w:lastRow="0" w:firstColumn="1" w:lastColumn="0" w:noHBand="0" w:noVBand="1"/>
+      </w:tblPr>
+      <w:tblGrid>
+        <w:gridCol w:w="1139"/>
+        <w:gridCol w:w="1621"/>
+        <w:gridCol w:w="1771"/>
+        <w:gridCol w:w="1126"/>
+        <w:gridCol w:w="1290"/>
+        <w:gridCol w:w="1132"/>
+        <w:gridCol w:w="1414"/>
+      </w:tblGrid>
+      <w:tr>
+        <w:tc>
+          <w:tcPr>
+            <w:tcW w:w="1139" w:type="dxa"/>
+          </w:tcPr>
+          <w:p>
+            <w:pPr>
+              <w:pStyle w:val="aa"/>
+            </w:pPr>
+            <w:proofErr w:type="spellStart"/>
+            <w:r>
+              <w:t>Место</w:t>
+            </w:r>
+            <w:proofErr w:type="spellEnd"/>
+            <w:r>
+              <w:t xml:space="preserve"> в </w:t>
+            </w:r>
+            <w:proofErr w:type="spellStart"/>
+            <w:r>
+              <w:t>общем</w:t>
+            </w:r>
+            <w:proofErr w:type="spellEnd"/>
+            <w:r>
+              <w:t xml:space="preserve"> </w:t>
+            </w:r>
+            <w:proofErr w:type="spellStart"/>
+            <w:r>
+              <w:t>рейтинге</w:t>
+            </w:r>
+            <w:proofErr w:type="spellEnd"/>
+          </w:p>
+        </w:tc>
+        <w:tc>
+          <w:tcPr>
+            <w:tcW w:w="1621" w:type="dxa"/>
+          </w:tcPr>
+          <w:p>
+            <w:pPr>
+              <w:pStyle w:val="aa"/>
+            </w:pPr>
+            <w:proofErr w:type="spellStart"/>
+            <w:r>
+              <w:t>Семейство</w:t>
+            </w:r>
+            <w:proofErr w:type="spellEnd"/>
+          </w:p>
+        </w:tc>
+        <w:tc>
+          <w:tcPr>
+            <w:tcW w:w="1771" w:type="dxa"/>
+          </w:tcPr>
+          <w:p>
+            <w:pPr>
+              <w:pStyle w:val="aa"/>
+              <w:rPr>
+                <w:lang w:val="ru-RU"/>
+              </w:rPr>
+            </w:pPr>
+            <w:r>
+              <w:t>ЭМГ-</w:t>
+            </w:r>
+            <w:proofErr w:type="spellStart"/>
+            <w:r>
+              <w:t>признак</w:t>
+            </w:r>
+            <w:proofErr w:type="spellEnd"/>
+            <w:r>
+              <w:rPr>
+                <w:lang w:val="ru-RU"/>
+              </w:rPr>
+              <w:t>и</w:t>
+            </w:r>
+          </w:p>
+        </w:tc>
+        <w:tc>
+          <w:tcPr>
+            <w:tcW w:w="1126" w:type="dxa"/>
+          </w:tcPr>
+          <w:p>
+            <w:pPr>
+              <w:pStyle w:val="aa"/>
+            </w:pPr>
+            <w:proofErr w:type="spellStart"/>
+            <w:r>
+              <w:t>Ошибка</w:t>
+            </w:r>
+            <w:proofErr w:type="spellEnd"/>
+            <w:r>
+              <w:t xml:space="preserve"> LT, с</w:t>
+            </w:r>
+          </w:p>
+        </w:tc>
+        <w:tc>
+          <w:tcPr>
+            <w:tcW w:w="1290" w:type="dxa"/>
+          </w:tcPr>
+          <w:p>
+            <w:pPr>
+              <w:pStyle w:val="aa"/>
+            </w:pPr>
+            <w:proofErr w:type="spellStart"/>
+            <w:r>
+              <w:t>Смещение</w:t>
+            </w:r>
+            <w:proofErr w:type="spellEnd"/>
+            <w:r>
+              <w:t xml:space="preserve"> LT, с</w:t>
+            </w:r>
+          </w:p>
+        </w:tc>
+        <w:tc>
+          <w:tcPr>
+            <w:tcW w:w="1132" w:type="dxa"/>
+          </w:tcPr>
+          <w:p>
+            <w:pPr>
+              <w:pStyle w:val="aa"/>
+            </w:pPr>
+            <w:proofErr w:type="spellStart"/>
+            <w:r>
+              <w:t>Доля</w:t>
+            </w:r>
+            <w:proofErr w:type="spellEnd"/>
+            <w:r>
+              <w:t xml:space="preserve"> </w:t>
+            </w:r>
+            <w:proofErr w:type="spellStart"/>
+            <w:r>
+              <w:t>грубых</w:t>
+            </w:r>
+            <w:proofErr w:type="spellEnd"/>
+            <w:r>
+              <w:t xml:space="preserve"> </w:t>
+            </w:r>
+            <w:proofErr w:type="spellStart"/>
+            <w:r>
+              <w:t>ошибок</w:t>
+            </w:r>
+            <w:proofErr w:type="spellEnd"/>
+          </w:p>
+        </w:tc>
+        <w:tc>
+          <w:tcPr>
+            <w:tcW w:w="1414" w:type="dxa"/>
+          </w:tcPr>
+          <w:p>
+            <w:pPr>
+              <w:pStyle w:val="aa"/>
+            </w:pPr>
+            <w:proofErr w:type="spellStart"/>
+            <w:r>
+              <w:t>Медиана</w:t>
+            </w:r>
+            <w:proofErr w:type="spellEnd"/>
+            <w:r>
+              <w:t xml:space="preserve"> R²</w:t>
+            </w:r>
+          </w:p>
+        </w:tc>
+      </w:tr>
+      <w:tr>
+        <w:tc>
+          <w:tcPr>
+            <w:tcW w:w="1139" w:type="dxa"/>
+          </w:tcPr>
+          <w:p>
+            <w:pPr>
+              <w:pStyle w:val="aa"/>
+            </w:pPr>
+            <w:r>
+              <w:t>1</w:t>
+            </w:r>
+          </w:p>
+        </w:tc>
+        <w:tc>
+          <w:tcPr>
+            <w:tcW w:w="1621" w:type="dxa"/>
+          </w:tcPr>
+          <w:p>
+            <w:pPr>
+              <w:pStyle w:val="aa"/>
+            </w:pPr>
+            <w:proofErr w:type="spellStart"/>
+            <w:r>
+              <w:t>Классическое</w:t>
+            </w:r>
+            <w:proofErr w:type="spellEnd"/>
+          </w:p>
+        </w:tc>
+        <w:tc>
+          <w:tcPr>
+            <w:tcW w:w="1771" w:type="dxa"/>
+          </w:tcPr>
+          <w:p>
+            <w:pPr>
+              <w:pStyle w:val="aa"/>
+            </w:pPr>
+            <w:proofErr w:type="spellStart"/>
+            <w:r>
+              <w:t>По</w:t>
+            </w:r>
+            <w:proofErr w:type="spellEnd"/>
+            <w:r>
+              <w:t xml:space="preserve"> </w:t>
+            </w:r>
+            <w:proofErr w:type="spellStart"/>
+            <w:r>
+              <w:t>полному</w:t>
+            </w:r>
+            <w:proofErr w:type="spellEnd"/>
+            <w:r>
+              <w:t xml:space="preserve"> </w:t>
+            </w:r>
+            <w:proofErr w:type="spellStart"/>
+            <w:r>
+              <w:t>окну</w:t>
+            </w:r>
+            <w:proofErr w:type="spellEnd"/>
+          </w:p>
+        </w:tc>
+        <w:tc>
+          <w:tcPr>
+            <w:tcW w:w="1126" w:type="dxa"/>
+          </w:tcPr>
+          <w:p>
+            <w:pPr>
+              <w:pStyle w:val="aa"/>
+            </w:pPr>
+            <w:r>
+              <w:t>119</w:t>
+            </w:r>
+          </w:p>
+        </w:tc>
+        <w:tc>
+          <w:tcPr>
+            <w:tcW w:w="1290" w:type="dxa"/>
+          </w:tcPr>
+          <w:p>
+            <w:pPr>
+              <w:pStyle w:val="aa"/>
+            </w:pPr>
+            <w:r>
+              <w:t>23</w:t>
+            </w:r>
+          </w:p>
+        </w:tc>
+        <w:tc>
+          <w:tcPr>
+            <w:tcW w:w="1132" w:type="dxa"/>
+          </w:tcPr>
+          <w:p>
+            <w:pPr>
+              <w:pStyle w:val="aa"/>
+            </w:pPr>
+            <w:r>
+              <w:t>0.45</w:t>
+            </w:r>
+          </w:p>
+        </w:tc>
+        <w:tc>
+          <w:tcPr>
+            <w:tcW w:w="1414" w:type="dxa"/>
+          </w:tcPr>
+          <w:p>
+            <w:pPr>
+              <w:pStyle w:val="aa"/>
+            </w:pPr>
+            <w:r>
+              <w:t>0.78</w:t>
+            </w:r>
+          </w:p>
+        </w:tc>
+      </w:tr>
+      <w:tr>
+        <w:tc>
+          <w:tcPr>
+            <w:tcW w:w="1139" w:type="dxa"/>
+          </w:tcPr>
+          <w:p>
+            <w:pPr>
+              <w:pStyle w:val="aa"/>
+            </w:pPr>
+            <w:r>
+              <w:t>21</w:t>
+            </w:r>
+          </w:p>
+        </w:tc>
+        <w:tc>
+          <w:tcPr>
+            <w:tcW w:w="1621" w:type="dxa"/>
+          </w:tcPr>
+          <w:p>
+            <w:pPr>
+              <w:pStyle w:val="aa"/>
+            </w:pPr>
+            <w:r>
+              <w:t>LSTM</w:t>
+            </w:r>
+          </w:p>
+        </w:tc>
+        <w:tc>
+          <w:tcPr>
+            <w:tcW w:w="1771" w:type="dxa"/>
+          </w:tcPr>
+          <w:p>
+            <w:pPr>
+              <w:pStyle w:val="aa"/>
+            </w:pPr>
+            <w:proofErr w:type="spellStart"/>
+            <w:r>
+              <w:t>По</w:t>
+            </w:r>
+            <w:proofErr w:type="spellEnd"/>
+            <w:r>
+              <w:t xml:space="preserve"> </w:t>
+            </w:r>
+            <w:proofErr w:type="spellStart"/>
+            <w:r>
+              <w:t>фазам</w:t>
+            </w:r>
+            <w:proofErr w:type="spellEnd"/>
+            <w:r>
+              <w:t xml:space="preserve"> </w:t>
+            </w:r>
+            <w:proofErr w:type="spellStart"/>
+            <w:r>
+              <w:t>цикла</w:t>
+            </w:r>
+            <w:proofErr w:type="spellEnd"/>
+          </w:p>
+        </w:tc>
+        <w:tc>
+          <w:tcPr>
+            <w:tcW w:w="1126" w:type="dxa"/>
+          </w:tcPr>
+          <w:p>
+            <w:pPr>
+              <w:pStyle w:val="aa"/>
+            </w:pPr>
+            <w:r>
+              <w:t>131</w:t>
+            </w:r>
+          </w:p>
+        </w:tc>
+        <w:tc>
+          <w:tcPr>
+            <w:tcW w:w="1290" w:type="dxa"/>
+          </w:tcPr>
+          <w:p>
+            <w:pPr>
+              <w:pStyle w:val="aa"/>
+            </w:pPr>
+            <w:r>
+              <w:t>-13</w:t>
+            </w:r>
+          </w:p>
+        </w:tc>
+        <w:tc>
+          <w:tcPr>
+            <w:tcW w:w="1132" w:type="dxa"/>
+          </w:tcPr>
+          <w:p>
+            <w:pPr>
+              <w:pStyle w:val="aa"/>
+            </w:pPr>
+            <w:r>
+              <w:t>0.49</w:t>
+            </w:r>
+          </w:p>
+        </w:tc>
+        <w:tc>
+          <w:tcPr>
+            <w:tcW w:w="1414" w:type="dxa"/>
+          </w:tcPr>
+          <w:p>
+            <w:pPr>
+              <w:pStyle w:val="aa"/>
+            </w:pPr>
+            <w:r>
+              <w:t>0.82</w:t>
+            </w:r>
+          </w:p>
+        </w:tc>
+      </w:tr>
+      <w:tr>
+        <w:tc>
+          <w:tcPr>
+            <w:tcW w:w="1139" w:type="dxa"/>
+          </w:tcPr>
+          <w:p>
+            <w:pPr>
+              <w:pStyle w:val="aa"/>
+            </w:pPr>
+            <w:r>
+              <w:t>88</w:t>
+            </w:r>
+          </w:p>
+        </w:tc>
+        <w:tc>
+          <w:tcPr>
+            <w:tcW w:w="1621" w:type="dxa"/>
+          </w:tcPr>
+          <w:p>
+            <w:pPr>
+              <w:pStyle w:val="aa"/>
+            </w:pPr>
+            <w:r>
+              <w:t>TCN</w:t>
+            </w:r>
+          </w:p>
+        </w:tc>
+        <w:tc>
+          <w:tcPr>
+            <w:tcW w:w="1771" w:type="dxa"/>
+          </w:tcPr>
+          <w:p>
+            <w:pPr>
+              <w:pStyle w:val="aa"/>
+            </w:pPr>
+            <w:proofErr w:type="spellStart"/>
+            <w:r>
+              <w:t>По</w:t>
+            </w:r>
+            <w:proofErr w:type="spellEnd"/>
+            <w:r>
+              <w:t xml:space="preserve"> </w:t>
+            </w:r>
+            <w:proofErr w:type="spellStart"/>
+            <w:r>
+              <w:t>фазам</w:t>
+            </w:r>
+            <w:proofErr w:type="spellEnd"/>
+            <w:r>
+              <w:t xml:space="preserve"> </w:t>
+            </w:r>
+            <w:proofErr w:type="spellStart"/>
+            <w:r>
+              <w:t>цикла</w:t>
+            </w:r>
+            <w:proofErr w:type="spellEnd"/>
+          </w:p>
+        </w:tc>
+        <w:tc>
+          <w:tcPr>
+            <w:tcW w:w="1126" w:type="dxa"/>
+          </w:tcPr>
+          <w:p>
+            <w:pPr>
+              <w:pStyle w:val="aa"/>
+            </w:pPr>
+            <w:r>
+              <w:t>150</w:t>
+            </w:r>
+          </w:p>
+        </w:tc>
+        <w:tc>
+          <w:tcPr>
+            <w:tcW w:w="1290" w:type="dxa"/>
+          </w:tcPr>
+          <w:p>
+            <w:pPr>
+              <w:pStyle w:val="aa"/>
+            </w:pPr>
+            <w:r>
+              <w:t>9</w:t>
+            </w:r>
+          </w:p>
+        </w:tc>
+        <w:tc>
+          <w:tcPr>
+            <w:tcW w:w="1132" w:type="dxa"/>
+          </w:tcPr>
+          <w:p>
+            <w:pPr>
+              <w:pStyle w:val="aa"/>
+            </w:pPr>
+            <w:r>
+              <w:t>0.66</w:t>
+            </w:r>
+          </w:p>
+        </w:tc>
+        <w:tc>
+          <w:tcPr>
+            <w:tcW w:w="1414" w:type="dxa"/>
+          </w:tcPr>
+          <w:p>
+            <w:pPr>
+              <w:pStyle w:val="aa"/>
+            </w:pPr>
+            <w:r>
+              <w:t>0.59</w:t>
+            </w:r>
+          </w:p>
+        </w:tc>
+      </w:tr>
+    </w:tbl>
+    <w:p/>
+    <w:p>
+      <w:r>
+        <w:t xml:space="preserve">В таблице 5 все модели из топа обучались на </w:t>
+      </w:r>
+      <w:proofErr w:type="spellStart"/>
+      <w:r>
+        <w:t>датасете</w:t>
+      </w:r>
+      <w:proofErr w:type="spellEnd"/>
+      <w:r>
+        <w:t xml:space="preserve"> без абсолютных признаков, а также на</w:t>
+      </w:r>
+      <w:r>
+        <w:t xml:space="preserve"> полном наборе модальностей</w:t>
+      </w:r>
+    </w:p>
+    <w:p>
+      <w:pPr>
+        <w:pStyle w:val="ad"/>
+      </w:pPr>
+      <w:r>
+        <w:t>Таблица 6. Лучшая конфигурация каждого семейства по задаче LT2.</w:t>
+      </w:r>
+    </w:p>
+    <w:tbl>
+      <w:tblPr>
+        <w:tblStyle w:val="a9"/>
+        <w:tblW w:w="0" w:type="auto"/>
+        <w:tblLook w:val="04A0" w:firstRow="1" w:lastRow="0" w:firstColumn="1" w:lastColumn="0" w:noHBand="0" w:noVBand="1"/>
+      </w:tblPr>
+      <w:tblGrid>
+        <w:gridCol w:w="1138"/>
+        <w:gridCol w:w="1621"/>
+        <w:gridCol w:w="2074"/>
+        <w:gridCol w:w="1048"/>
+        <w:gridCol w:w="1290"/>
+        <w:gridCol w:w="1008"/>
+        <w:gridCol w:w="1128"/>
+      </w:tblGrid>
+      <w:tr>
+        <w:tc>
+          <w:tcPr>
+            <w:tcW w:w="895" w:type="dxa"/>
+          </w:tcPr>
+          <w:p>
+            <w:pPr>
+              <w:pStyle w:val="aa"/>
+            </w:pPr>
+            <w:r>
+              <w:t>Место в общем рейтинге</w:t>
+            </w:r>
+          </w:p>
+        </w:tc>
+        <w:tc>
+          <w:tcPr>
+            <w:tcW w:w="1249" w:type="dxa"/>
+          </w:tcPr>
+          <w:p>
+            <w:pPr>
+              <w:pStyle w:val="aa"/>
+            </w:pPr>
+            <w:r>
+              <w:t>Семейство</w:t>
+            </w:r>
+          </w:p>
+        </w:tc>
+        <w:tc>
+          <w:tcPr>
+            <w:tcW w:w="1583" w:type="dxa"/>
+          </w:tcPr>
+          <w:p>
+            <w:pPr>
+              <w:pStyle w:val="aa"/>
+            </w:pPr>
+            <w:r>
+              <w:t>Модальности</w:t>
+            </w:r>
+          </w:p>
+        </w:tc>
+        <w:tc>
+          <w:tcPr>
+            <w:tcW w:w="828" w:type="dxa"/>
+          </w:tcPr>
+          <w:p>
+            <w:pPr>
+              <w:pStyle w:val="aa"/>
+            </w:pPr>
+            <w:r>
+              <w:t>Ошибка LT, с</w:t>
+            </w:r>
+          </w:p>
+        </w:tc>
+        <w:tc>
+          <w:tcPr>
+            <w:tcW w:w="1006" w:type="dxa"/>
+          </w:tcPr>
+          <w:p>
+            <w:pPr>
+              <w:pStyle w:val="aa"/>
+            </w:pPr>
+            <w:r>
+              <w:t>Смещение LT, с</w:t>
+            </w:r>
+          </w:p>
+        </w:tc>
+        <w:tc>
+          <w:tcPr>
+            <w:tcW w:w="798" w:type="dxa"/>
+          </w:tcPr>
+          <w:p>
+            <w:pPr>
+              <w:pStyle w:val="aa"/>
+            </w:pPr>
+            <w:r>
+              <w:t>Доля грубых ошибок</w:t>
+            </w:r>
+          </w:p>
+        </w:tc>
+        <w:tc>
+          <w:tcPr>
+            <w:tcW w:w="887" w:type="dxa"/>
+          </w:tcPr>
+          <w:p>
+            <w:pPr>
+              <w:pStyle w:val="aa"/>
+            </w:pPr>
+            <w:r>
+              <w:t>Медиана R²</w:t>
+            </w:r>
+          </w:p>
+        </w:tc>
+      </w:tr>
+      <w:tr>
+        <w:tc>
+          <w:tcPr>
+            <w:tcW w:w="895" w:type="dxa"/>
+          </w:tcPr>
+          <w:p>
+            <w:pPr>
+              <w:pStyle w:val="aa"/>
+            </w:pPr>
+            <w:r>
+              <w:t>1</w:t>
+            </w:r>
+          </w:p>
+        </w:tc>
+        <w:tc>
+          <w:tcPr>
+            <w:tcW w:w="1249" w:type="dxa"/>
+          </w:tcPr>
+          <w:p>
+            <w:pPr>
+              <w:pStyle w:val="aa"/>
+            </w:pPr>
+            <w:r>
+              <w:t>TCN</w:t>
+            </w:r>
+          </w:p>
+        </w:tc>
+        <w:tc>
+          <w:tcPr>
+            <w:tcW w:w="1583" w:type="dxa"/>
+          </w:tcPr>
+          <w:p>
+            <w:pPr>
+              <w:pStyle w:val="aa"/>
+            </w:pPr>
+            <w:r>
+              <w:t>EMG+NIRS+HRV</w:t>
+            </w:r>
+          </w:p>
+        </w:tc>
+        <w:tc>
+          <w:tcPr>
+            <w:tcW w:w="828" w:type="dxa"/>
+          </w:tcPr>
+          <w:p>
+            <w:pPr>
+              <w:pStyle w:val="aa"/>
+            </w:pPr>
+            <w:r>
+              <w:t>104</w:t>
+            </w:r>
+          </w:p>
+        </w:tc>
+        <w:tc>
+          <w:tcPr>
+            <w:tcW w:w="1006" w:type="dxa"/>
+          </w:tcPr>
+          <w:p>
+            <w:pPr>
+              <w:pStyle w:val="aa"/>
+            </w:pPr>
+            <w:r>
+              <w:t>20</w:t>
+            </w:r>
+          </w:p>
+        </w:tc>
+        <w:tc>
+          <w:tcPr>
+            <w:tcW w:w="798" w:type="dxa"/>
+          </w:tcPr>
+          <w:p>
+            <w:pPr>
+              <w:pStyle w:val="aa"/>
+            </w:pPr>
+            <w:r>
+              <w:t>0.53</w:t>
+            </w:r>
+          </w:p>
+        </w:tc>
+        <w:tc>
+          <w:tcPr>
+            <w:tcW w:w="887" w:type="dxa"/>
+          </w:tcPr>
+          <w:p>
+            <w:pPr>
+              <w:pStyle w:val="aa"/>
+            </w:pPr>
+            <w:r>
+              <w:t>0.61</w:t>
+            </w:r>
+          </w:p>
+        </w:tc>
+      </w:tr>
+      <w:tr>
+        <w:tc>
+          <w:tcPr>
+            <w:tcW w:w="895" w:type="dxa"/>
+          </w:tcPr>
+          <w:p>
+            <w:pPr>
+              <w:pStyle w:val="aa"/>
+            </w:pPr>
+            <w:r>
+              <w:t>2</w:t>
+            </w:r>
+          </w:p>
+        </w:tc>
+        <w:tc>
+          <w:tcPr>
+            <w:tcW w:w="1249" w:type="dxa"/>
+          </w:tcPr>
+          <w:p>
+            <w:pPr>
+              <w:pStyle w:val="aa"/>
+            </w:pPr>
+            <w:r>
+              <w:t>Классическое</w:t>
+            </w:r>
+          </w:p>
+        </w:tc>
+        <w:tc>
+          <w:tcPr>
+            <w:tcW w:w="1583" w:type="dxa"/>
+          </w:tcPr>
+          <w:p>
+            <w:pPr>
+              <w:pStyle w:val="aa"/>
+            </w:pPr>
+            <w:r>
+              <w:t>HRV</w:t>
+            </w:r>
+          </w:p>
+        </w:tc>
+        <w:tc>
+          <w:tcPr>
+            <w:tcW w:w="828" w:type="dxa"/>
+          </w:tcPr>
+          <w:p>
+            <w:pPr>
+              <w:pStyle w:val="aa"/>
+            </w:pPr>
+            <w:r>
+              <w:t>108</w:t>
+            </w:r>
+          </w:p>
+        </w:tc>
+        <w:tc>
+          <w:tcPr>
+            <w:tcW w:w="1006" w:type="dxa"/>
+          </w:tcPr>
+          <w:p>
+            <w:pPr>
+              <w:pStyle w:val="aa"/>
+            </w:pPr>
+            <w:r>
+              <w:t>39</w:t>
+            </w:r>
+          </w:p>
+        </w:tc>
+        <w:tc>
+          <w:tcPr>
+            <w:tcW w:w="798" w:type="dxa"/>
+          </w:tcPr>
+          <w:p>
+            <w:pPr>
+              <w:pStyle w:val="aa"/>
+            </w:pPr>
+            <w:r>
+              <w:t>0.50</w:t>
+            </w:r>
+          </w:p>
+        </w:tc>
+        <w:tc>
+          <w:tcPr>
+            <w:tcW w:w="887" w:type="dxa"/>
+          </w:tcPr>
+          <w:p>
+            <w:pPr>
+              <w:pStyle w:val="aa"/>
+            </w:pPr>
+            <w:r>
+              <w:t>0.65</w:t>
+            </w:r>
+          </w:p>
+        </w:tc>
+      </w:tr>
+      <w:tr>
+        <w:tc>
+          <w:tcPr>
+            <w:tcW w:w="895" w:type="dxa"/>
+          </w:tcPr>
+          <w:p>
+            <w:pPr>
+              <w:pStyle w:val="aa"/>
+            </w:pPr>
+            <w:r>
+              <w:t>3</w:t>
+            </w:r>
+          </w:p>
+        </w:tc>
+        <w:tc>
+          <w:tcPr>
+            <w:tcW w:w="1249" w:type="dxa"/>
+          </w:tcPr>
+          <w:p>
+            <w:pPr>
+              <w:pStyle w:val="aa"/>
+            </w:pPr>
+            <w:r>
+              <w:t>LSTM</w:t>
+            </w:r>
+          </w:p>
+        </w:tc>
+        <w:tc>
+          <w:tcPr>
+            <w:tcW w:w="1583" w:type="dxa"/>
+          </w:tcPr>
+          <w:p>
+            <w:pPr>
+              <w:pStyle w:val="aa"/>
+            </w:pPr>
+            <w:r>
+              <w:t>EMG+NIRS+HRV</w:t>
+            </w:r>
+          </w:p>
+        </w:tc>
+        <w:tc>
+          <w:tcPr>
+            <w:tcW w:w="828" w:type="dxa"/>
+          </w:tcPr>
+          <w:p>
+            <w:pPr>
+              <w:pStyle w:val="aa"/>
+            </w:pPr>
+            <w:r>
+              <w:t>109</w:t>
+            </w:r>
+          </w:p>
+        </w:tc>
+        <w:tc>
+          <w:tcPr>
+            <w:tcW w:w="1006" w:type="dxa"/>
+          </w:tcPr>
+          <w:p>
+            <w:pPr>
+              <w:pStyle w:val="aa"/>
+            </w:pPr>
+            <w:r>
+              <w:t>-2</w:t>
+            </w:r>
+          </w:p>
+        </w:tc>
+        <w:tc>
+          <w:tcPr>
+            <w:tcW w:w="798" w:type="dxa"/>
+          </w:tcPr>
+          <w:p>
+            <w:pPr>
+              <w:pStyle w:val="aa"/>
+            </w:pPr>
+            <w:r>
+              <w:t>0.52</w:t>
+            </w:r>
+          </w:p>
+        </w:tc>
+        <w:tc>
+          <w:tcPr>
+            <w:tcW w:w="887" w:type="dxa"/>
+          </w:tcPr>
+          <w:p>
+            <w:pPr>
+              <w:pStyle w:val="aa"/>
+            </w:pPr>
+            <w:r>
+              <w:t>0.71</w:t>
+            </w:r>
+          </w:p>
+        </w:tc>
+      </w:tr>
+    </w:tbl>
+    <w:p/>
+    <w:p>
+      <w:r>
+        <w:t xml:space="preserve">В таблице 6 все модели из топа обучались на </w:t>
+      </w:r>
+      <w:proofErr w:type="spellStart"/>
+      <w:r>
+        <w:t>датасете</w:t>
+      </w:r>
+      <w:proofErr w:type="spellEnd"/>
+      <w:r>
+        <w:t xml:space="preserve"> с абсолютными значениями признаков, а также с </w:t>
+      </w:r>
+      <w:proofErr w:type="spellStart"/>
+      <w:r>
+        <w:t>эмг</w:t>
+      </w:r>
+      <w:proofErr w:type="spellEnd"/>
+      <w:r>
+        <w:t xml:space="preserve"> признаками по фазам цикла.</w:t>
+      </w:r>
+    </w:p>
+    <w:p>
+      <w:pPr>
+        <w:pStyle w:val="21"/>
+      </w:pPr>
+      <w:r>
+        <w:lastRenderedPageBreak/>
+        <w:t>3.3 Вклад модальностей</w:t>
+      </w:r>
+    </w:p>
+    <w:p>
+      <w:r>
+        <w:t>Следующий вопрос касается роли отдельных модальностей и их комбинаций. В рамках настоящей работы сравнивались одномодальные и мультимодальные постановки, прежде всего варианты на основе ЭМГ, ЭМГ+NIRS и ЭМГ+NIRS+HRV. При этом данный подраздел следует читать в фиксированной аналитической рамке: речь идёт прежде всего о сравнении модальностей при стандартном фазо-разделённом режиме формирования ЭМГ-признаков. Влияние альтернативных режимов формирования ЭМГ-признаков рассматривается отдельно в разделе 3.6, чтобы не смешивать эффект модальности с эффектом способа агрегирования сигнала.</w:t>
+      </w:r>
+    </w:p>
+    <w:p>
+      <w:r>
+        <w:t>Для LT1 наблюдается достаточно согласованная картина: расширение одномодальной постановки до мультимодальной в большинстве случаев улучшает качество предсказания. Если сравнивать попарно совпадающие по архитектуре конфигурации, то вариант EMG+NIRS+HRV оказывается лучше чисто ЭМГ-постановки в 183 из 212 сопоставимых случаев (86,3%), а медианный выигрыш по ошибке локализации порога составляет 34,7 с. При сравнении EMG+NIRS с EMG+NIRS+HRV улучшение наблюдается уже в 91 из 96 сопоставимых конфигураций (94,8%), с медианным выигрышем 24,0 с. После поправки на множественные сравнения эти различия не сохраняют формальной значимости, однако направление эффекта оказывается исключительно устойчивым. Особенно заметно это при переходе от ЭМГ и ЭМГ+NIRS к конфигурации ЭМГ+NIRS+HRV. Такой выигрыш прослеживается как в классическом семействе, так и в рекуррентных и сверточных нейросетевых моделях. Иными словами, для первого порога объединение нескольких носимых каналов чаще оказывается полезнее, чем попытка опереться на один источник информации.</w:t>
+      </w:r>
+    </w:p>
+    <w:p>
+      <w:r>
+        <w:t>Для LT2 картина становится менее однозначной по интерпретации, но не по самому направлению эффекта. Если сравнивать совпадающие по архитектуре конфигурации, то вариант EMG+NIRS+HRV оказывается лучше чисто ЭМГ-</w:t>
+      </w:r>
+      <w:r>
+        <w:lastRenderedPageBreak/>
+        <w:t>постановки в 208 из 212 случаев (98,1%), а его преимущество над конфигурацией EMG+NIRS наблюдается в 94 из 96 случаев (97,9%). Медианный выигрыш при этих переходах составляет 54,0 и 44,1 с соответственно. При этом внутри классического семейства HRV-only конфигурации на LT2 оказываются лучше мультимодальных вариантов в 36 из 58 сопоставимых случаев (62,1%), а медианное преимущество HRV составляет 12,6 с. Поэтому мультимодальность в целом остаётся полезной, однако выигрыш оказывается более зависимым от семейства модели и от конкретной конфигурации признаков. В одних случаях добавление NIRS к ЭМГ даёт лишь умеренный эффект или почти не меняет качество, тогда как в других случаях заметнее проявляется вклад HRV-компоненты. Это важно подчеркнуть отдельно: обнаруженная роль HRV не означает пересмотра исходной цели исследования, акцентированной на ЭМГ и NIRS, а описывает эмпирически выявленную особенность части моделей, прежде всего в задаче LT2.</w:t>
+      </w:r>
+    </w:p>
+    <w:p>
+      <w:r>
+        <w:t>Таким образом, ответ на вопрос о модальностях не сводится к простой формуле «чем больше датчиков, тем лучше». Для LT1 наиболее убедительным выглядит преимущество расширенных мультимодальных постановок. Для LT2 зависимость сложнее: выигрыш мультимодальности сохраняется, но распределяется неравномерно, а информативность HRV-компоненты становится более заметной, чем в задаче LT1. В дальнейших подразделах это различие будет рассматриваться как один из аргументов в пользу того, что LT1 и LT2 являются родственными, но не тождественными задачами.</w:t>
+      </w:r>
+    </w:p>
+    <w:p>
+      <w:r>
+        <w:rPr>
+          <w:noProof/>
+        </w:rPr>
+        <w:lastRenderedPageBreak/>
+        <w:drawing>
+          <wp:inline distT="0" distB="0" distL="0" distR="0" wp14:anchorId="608C7E98" wp14:editId="08E177B2">
+            <wp:extent cx="6217920" cy="2902253"/>
+            <wp:effectExtent l="0" t="0" r="0" b="0"/>
+            <wp:docPr id="5" name="Picture 5"/>
+            <wp:cNvGraphicFramePr>
+              <a:graphicFrameLocks xmlns:a="http://schemas.openxmlformats.org/drawingml/2006/main" noChangeAspect="1"/>
+            </wp:cNvGraphicFramePr>
+            <a:graphic xmlns:a="http://schemas.openxmlformats.org/drawingml/2006/main">
+              <a:graphicData uri="http://schemas.openxmlformats.org/drawingml/2006/picture">
+                <pic:pic xmlns:pic="http://schemas.openxmlformats.org/drawingml/2006/picture">
+                  <pic:nvPicPr>
+                    <pic:cNvPr id="0" name="modality_effects_lt1_lt2.png"/>
+                    <pic:cNvPicPr/>
+                  </pic:nvPicPr>
+                  <pic:blipFill>
+                    <a:blip r:embed="rId9"/>
+                    <a:stretch>
+                      <a:fillRect/>
+                    </a:stretch>
+                  </pic:blipFill>
+                  <pic:spPr>
+                    <a:xfrm>
+                      <a:off x="0" y="0"/>
+                      <a:ext cx="6217920" cy="2902253"/>
+                    </a:xfrm>
+                    <a:prstGeom prst="rect">
+                      <a:avLst/>
+                    </a:prstGeom>
+                  </pic:spPr>
+                </pic:pic>
+              </a:graphicData>
+            </a:graphic>
+          </wp:inline>
+        </w:drawing>
+      </w:r>
+    </w:p>
+    <w:p>
+      <w:pPr>
+        <w:pStyle w:val="af0"/>
+        <w:rPr>
+          <w:lang w:val="ru-RU"/>
+        </w:rPr>
+      </w:pPr>
+      <w:r>
+        <w:rPr>
+          <w:lang w:val="ru-RU"/>
+        </w:rPr>
+        <w:t xml:space="preserve">Рисунок 1. Направление эффекта расширения модального состава для </w:t>
+      </w:r>
+      <w:r>
+        <w:t>LT</w:t>
+      </w:r>
+      <w:r>
+        <w:rPr>
+          <w:lang w:val="ru-RU"/>
+        </w:rPr>
+        <w:t xml:space="preserve">1 и </w:t>
+      </w:r>
+      <w:r>
+        <w:t>LT</w:t>
+      </w:r>
+      <w:r>
+        <w:rPr>
+          <w:lang w:val="ru-RU"/>
+        </w:rPr>
+        <w:t>2 в разных семействах моделей.</w:t>
+      </w:r>
+    </w:p>
+    <w:p/>
+    <w:p/>
+    <w:p>
+      <w:pPr>
+        <w:pStyle w:val="21"/>
+      </w:pPr>
+      <w:r>
+        <w:t>3.4 Сравнение семейств моделей</w:t>
+      </w:r>
+    </w:p>
+    <w:p>
+      <w:r>
+        <w:t>После анализа модальностей естественным следующим шагом является сопоставление самих семейств моделей. Для настоящей работы этот вопрос принципиален, поскольку она сочетает два разных подхода к решению задачи: классические модели на основе явных оконных признаков и нейросетевые архитектуры, извлекающие временные закономерности непосредственно из последовательностей окон. При этом сравнение семейств в данной главе относится не к их гипотетическому максимальному потенциалу, а к реально достигнутому качеству в текущем экспериментальном дизайне.</w:t>
+      </w:r>
+    </w:p>
+    <w:p>
+      <w:r>
+        <w:t xml:space="preserve">Полученные результаты не позволяют говорить о существовании одного универсально доминирующего семейства. На уровне LT1 средняя ошибка локализации порога составляет 186,8 с для классического семейства, 188,4 с для LSTM и 195,8 с для TCN. Таким образом, весь разрыв между лучшим и худшим средним значением составляет около 9 с, что существенно меньше внутрисемейного разброса моделей (стандартное отклонение 23–41 с). Для LT2 картина также не сводится к победе одного класса моделей: средние </w:t>
+      </w:r>
+      <w:r>
+        <w:lastRenderedPageBreak/>
+        <w:t>значения составляют 172,3 с для классических моделей, 167,8 с для LSTM и 167,3 с для TCN, то есть межсемейный разрыв сокращается примерно до 5 с при внутрисемейном разбросе 25–47 с. Локальные преимущества отдельных конфигураций наблюдаются, однако на уровне всего семейства они не превращаются в безусловное превосходство.</w:t>
+      </w:r>
+    </w:p>
+    <w:p>
+      <w:r>
+        <w:t>Такой результат важен сам по себе. Он показывает, что в рамках данной выборки и данной схемы валидации классические модели с ручными признаками остаются конкурентоспособными по отношению к нейросетям и не могут рассматриваться лишь как слабая техническая базовая линия сравнения. Более того, на LT1 средняя ошибка классического семейства практически совпадает с LSTM, а на LT2 различие между тремя семьями укладывается в считанные секунды. Одновременно отсутствие универсального преимущества нейросетей не следует трактовать как доказательство их принципиальной слабости: скорее, речь идёт о том, что в текущих условиях более сложная архитектура сама по себе ещё не гарантирует лучшего результата.</w:t>
+      </w:r>
+    </w:p>
+    <w:p>
+      <w:r>
+        <w:t>Внутри нейросетевых семейств дополнительно проявляется вторичная архитектурная ось — временная конфигурация модели. Длина последовательности, шаг дискретизации и, для части TCN-конфигураций, использование вейвлетного представления влияют на доступный модели временной контекст и, следовательно, на итоговое качество. Однако этот сюжет имеет подчинённый статус по сравнению с вопросами модальности, различия LT1 и LT2 и устойчивости финальных моделей. Поэтому далее временная конфигурация будет упоминаться как важный архитектурный фактор, но не как самостоятельный центральный результат главы.</w:t>
+      </w:r>
+    </w:p>
+    <w:p>
+      <w:r>
+        <w:t xml:space="preserve">Таким образом, ответ на вопрос о семействах моделей оказывается сдержанным. В данной работе нейросетевые модели не вытесняют классические решения, а сосуществуют с ними как альтернативный класс подходов со своими сильными и слабыми сторонами. Для дальнейшего </w:t>
+      </w:r>
+      <w:r>
+        <w:lastRenderedPageBreak/>
+        <w:t>анализа это означает, что итоговые выводы следует строить не вокруг поиска «лучшего семейства вообще», а вокруг сочетания задачи, модальности, режима признаков и устойчивости конкретных моделей.</w:t>
+      </w:r>
+    </w:p>
+    <w:p>
+      <w:r>
+        <w:rPr>
+          <w:noProof/>
+        </w:rPr>
+        <w:drawing>
+          <wp:inline distT="0" distB="0" distL="0" distR="0" wp14:anchorId="4CB99F69" wp14:editId="08255E62">
+            <wp:extent cx="6035040" cy="2915110"/>
+            <wp:effectExtent l="0" t="0" r="0" b="0"/>
+            <wp:docPr id="6" name="Picture 6"/>
+            <wp:cNvGraphicFramePr>
+              <a:graphicFrameLocks xmlns:a="http://schemas.openxmlformats.org/drawingml/2006/main" noChangeAspect="1"/>
+            </wp:cNvGraphicFramePr>
+            <a:graphic xmlns:a="http://schemas.openxmlformats.org/drawingml/2006/main">
+              <a:graphicData uri="http://schemas.openxmlformats.org/drawingml/2006/picture">
+                <pic:pic xmlns:pic="http://schemas.openxmlformats.org/drawingml/2006/picture">
+                  <pic:nvPicPr>
+                    <pic:cNvPr id="0" name="family_comparison_lt1_lt2.png"/>
+                    <pic:cNvPicPr/>
+                  </pic:nvPicPr>
+                  <pic:blipFill>
+                    <a:blip r:embed="rId10"/>
+                    <a:stretch>
+                      <a:fillRect/>
+                    </a:stretch>
+                  </pic:blipFill>
+                  <pic:spPr>
+                    <a:xfrm>
+                      <a:off x="0" y="0"/>
+                      <a:ext cx="6035040" cy="2915110"/>
+                    </a:xfrm>
+                    <a:prstGeom prst="rect">
+                      <a:avLst/>
+                    </a:prstGeom>
+                  </pic:spPr>
+                </pic:pic>
+              </a:graphicData>
+            </a:graphic>
+          </wp:inline>
+        </w:drawing>
+      </w:r>
+    </w:p>
+    <w:p>
+      <w:pPr>
+        <w:pStyle w:val="af0"/>
+        <w:rPr>
+          <w:lang w:val="ru-RU"/>
+        </w:rPr>
+      </w:pPr>
+      <w:r>
+        <w:rPr>
+          <w:lang w:val="ru-RU"/>
+        </w:rPr>
+        <w:t xml:space="preserve">Рисунок 2. Распределение ошибки локализации порога по семействам моделей отдельно для </w:t>
+      </w:r>
+      <w:r>
+        <w:t>LT</w:t>
+      </w:r>
+      <w:r>
+        <w:rPr>
+          <w:lang w:val="ru-RU"/>
+        </w:rPr>
+        <w:t xml:space="preserve">1 и </w:t>
+      </w:r>
+      <w:r>
+        <w:t>LT</w:t>
+      </w:r>
+      <w:r>
+        <w:rPr>
+          <w:lang w:val="ru-RU"/>
+        </w:rPr>
+        <w:t>2.</w:t>
+      </w:r>
+    </w:p>
+    <w:p/>
+    <w:p/>
+    <w:p>
+      <w:pPr>
+        <w:pStyle w:val="21"/>
+      </w:pPr>
+      <w:r>
+        <w:t>3.5 LT1 и LT2 как разные задачи предсказания</w:t>
+      </w:r>
+    </w:p>
+    <w:p>
+      <w:r>
+        <w:t>Один из центральных вопросов всей работы состоит в том, можно ли рассматривать LT1 и LT2 как одну и ту же задачу с разными метками или же для них требуются разные модельные решения. Полученные результаты поддерживают вторую интерпретацию. Хотя оба порога относятся к одной физиологической оси нарастающей нагрузки, их предсказание опирается на неодинаковую структуру сигналов и приводит к различающимся конфигурациям лидирующих моделей.</w:t>
+      </w:r>
+    </w:p>
+    <w:p>
+      <w:r>
+        <w:t xml:space="preserve">Первый аргумент в пользу такого вывода даёт сравнение составов лучших и наиболее надёжных моделей. В итоговый набор финальных кандидатных моделей для LT1 вошли четыре классические мультимодальные конфигурации EMG+NIRS+HRV, тогда как для LT2 — только две модели, из </w:t>
+      </w:r>
+      <w:r>
+        <w:lastRenderedPageBreak/>
+        <w:t>которых одна опирается исключительно на HRV, а другая использует полный мультимодальный набор. Уже на уровне модальностей видно, что для LT1 более естественным ядром остаются решения, в которых ведущую роль играют ЭМГ и NIRS, тогда как для LT2 заметнее возрастает роль HRV-компоненты. Это различие проявляется не только в итоговых интерпретациях моделей, но и в распределении успешных конфигураций внутри семейства классических моделей и нейросетевых архитектур.</w:t>
+      </w:r>
+    </w:p>
+    <w:p>
+      <w:r>
+        <w:t>Второй аргумент связан с сопоставлением одних и тех же модельных конфигураций между двумя задачами. Если бы LT1 и LT2 фактически совпадали как задачи предсказания, можно было бы ожидать близкого профиля ошибок у одних и тех же моделей. Однако парные сравнения показывают, что для многих конфигураций величина ошибки заметно меняется при переходе от одного порога к другому, а типичный сдвиг не сводится к исчезающе малому. Если суммировать такие сопоставления по семействам, то медианный абсолютный сдвиг средней ошибки между LT1 и LT2 составляет около 23,5 с для классических моделей, 18,2 с для LSTM и 20,0 с для TCN. Особенно выражено это для временных сверточных и части рекуррентных архитектур, где различия между задачами уверенно достигают десятков секунд.</w:t>
+      </w:r>
+    </w:p>
+    <w:p>
+      <w:r>
+        <w:t xml:space="preserve">Третий аргумент даёт сопоставление рангов моделей между задачами. По всему пулу конфигураций ранговая корреляция между LT1 и LT2 остаётся положительной, то есть успешные решения для одного порога нередко оказываются неплохими и для другого. Однако эта связь далека от полной эквивалентности: для всего пула моделей коэффициент Спирмена составляет около 0,57, внутри классического семейства — 0,58, а внутри семейства LSTM снижается до 0,40. Более высокая оценка для TCN (0,76) получена лишь на 18 сопоставимых конфигурациях и потому требует осторожной интерпретации. Напротив, внутри классического семейства согласованность рангов выше, что </w:t>
+      </w:r>
+      <w:r>
+        <w:lastRenderedPageBreak/>
+        <w:t>указывает не на тождество задач, а скорее на более стабильное поведение ручных признаков при переходе от LT1 к LT2.</w:t>
+      </w:r>
+    </w:p>
+    <w:p>
+      <w:r>
+        <w:rPr>
+          <w:noProof/>
+        </w:rPr>
+        <w:drawing>
+          <wp:inline distT="0" distB="0" distL="0" distR="0" wp14:anchorId="1CA283E9" wp14:editId="21AB3EDD">
+            <wp:extent cx="5486400" cy="4583401"/>
+            <wp:effectExtent l="0" t="0" r="0" b="0"/>
+            <wp:docPr id="7" name="Picture 7"/>
+            <wp:cNvGraphicFramePr>
+              <a:graphicFrameLocks xmlns:a="http://schemas.openxmlformats.org/drawingml/2006/main" noChangeAspect="1"/>
+            </wp:cNvGraphicFramePr>
+            <a:graphic xmlns:a="http://schemas.openxmlformats.org/drawingml/2006/main">
+              <a:graphicData uri="http://schemas.openxmlformats.org/drawingml/2006/picture">
+                <pic:pic xmlns:pic="http://schemas.openxmlformats.org/drawingml/2006/picture">
+                  <pic:nvPicPr>
+                    <pic:cNvPr id="0" name="lt1_lt2_rank_correlation.png"/>
+                    <pic:cNvPicPr/>
+                  </pic:nvPicPr>
+                  <pic:blipFill>
+                    <a:blip r:embed="rId11"/>
+                    <a:stretch>
+                      <a:fillRect/>
+                    </a:stretch>
+                  </pic:blipFill>
+                  <pic:spPr>
+                    <a:xfrm>
+                      <a:off x="0" y="0"/>
+                      <a:ext cx="5486400" cy="4583401"/>
+                    </a:xfrm>
+                    <a:prstGeom prst="rect">
+                      <a:avLst/>
+                    </a:prstGeom>
+                  </pic:spPr>
+                </pic:pic>
+              </a:graphicData>
+            </a:graphic>
+          </wp:inline>
+        </w:drawing>
+      </w:r>
+    </w:p>
+    <w:p>
+      <w:pPr>
+        <w:pStyle w:val="af0"/>
+        <w:rPr>
+          <w:lang w:val="ru-RU"/>
+        </w:rPr>
+      </w:pPr>
+      <w:r>
+        <w:rPr>
+          <w:lang w:val="ru-RU"/>
+        </w:rPr>
+        <w:t xml:space="preserve">Рисунок 3. Сопоставление рангов архитектур по задачам </w:t>
+      </w:r>
+      <w:r>
+        <w:t>LT</w:t>
+      </w:r>
+      <w:r>
+        <w:rPr>
+          <w:lang w:val="ru-RU"/>
+        </w:rPr>
+        <w:t xml:space="preserve">1 и </w:t>
+      </w:r>
+      <w:r>
+        <w:t>LT</w:t>
+      </w:r>
+      <w:r>
+        <w:rPr>
+          <w:lang w:val="ru-RU"/>
+        </w:rPr>
+        <w:t>2.</w:t>
+      </w:r>
+    </w:p>
+    <w:p/>
+    <w:p>
+      <w:r>
+        <w:t>Таким образом, LT1 и LT2 следует рассматривать как родственные, но не тождественные задачи предсказания. Они связаны общей физиологической логикой нагрузочного теста, однако различаются по тому, какие модальности и какие архитектурные решения оказываются наиболее полезными. Для дальнейшей интерпретации это означает, что обобщать результаты одного порога на другой без отдельной проверки нельзя: каждое семейство моделей и каждая комбинация модальностей должны оцениваться по LT1 и LT2 раздельно.</w:t>
+      </w:r>
+    </w:p>
+    <w:p>
+      <w:pPr>
+        <w:pStyle w:val="21"/>
+      </w:pPr>
+      <w:r>
+        <w:lastRenderedPageBreak/>
+        <w:t>3.6 Абляция режимов формирования ЭМГ-признаков</w:t>
+      </w:r>
+    </w:p>
+    <w:p>
+      <w:r>
+        <w:t>Отдельный вопрос касается того, влияет ли способ формирования ЭМГ-признаков на качество классических моделей. В данном подразделе сравниваются три режима: фазо-разделённый, цикловой и полнооконный. При интерпретации важно не смешивать этот сюжет ни с разделом 3.3 о модальностях, ни с разделом 3.4 о временной конфигурации моделей. Если в разделе 3.3 основной интерес представляло сравнение различных наборов сигналов, а в разделе 3.4 — длины последовательности и шага анализа, то здесь рассматривается именно то, как меняется результат при переходе от раздельного учёта фаз цикла к более целостному использованию ЭМГ-сигнала внутри окна.</w:t>
+      </w:r>
+    </w:p>
+    <w:p>
+      <w:r>
+        <w:t>Для LT1 картина выглядит достаточно определённой в одном важном отношении: в верхней части рейтинга доминируют интегральные режимы формирования ЭМГ-признаков, то есть полнооконный и цикловой, тогда как фазо-разделённый режим практически исчезает из числа лучших конфигураций. Между полнооконным и цикловым вариантами нет столь же однозначного превосходства: по составу иллюстративного среза из 30 лучших классических EMG-содержащих моделей они представлены почти поровну, хотя полнооконный режим несколько чаще встречается у самой вершины рейтинга. Это позволяет сделать более осторожный вывод: для первого порога модели чаще выигрывают тогда, когда опираются не на жёсткое разделение нагрузки и восстановления, а на более целостное представление динамики ЭМГ в пределах цикла или всего окна наблюдения.</w:t>
+      </w:r>
+    </w:p>
+    <w:p>
+      <w:r>
+        <w:t xml:space="preserve">Для LT2 ситуация иная. В том же иллюстративном срезе верхней части рейтинга одновременно присутствуют фазо-разделённые, цикловые и полнооконные конфигурации, причём различия между ними оказываются существенно менее однозначными. На этом основании нельзя утверждать, что один режим формирования ЭМГ-признаков универсально предпочтителен для второго порога. Скорее, для LT2 эффект режима оказывается ограниченно </w:t>
+      </w:r>
+      <w:r>
+        <w:lastRenderedPageBreak/>
+        <w:t>переносимым и сильнее зависит от того, с какими модальностями и с какой конкретной модельной конфигурацией он сочетается.</w:t>
+      </w:r>
+    </w:p>
+    <w:p>
+      <w:r>
+        <w:t>Тем самым абляция по режимам формирования ЭМГ-признаков усиливает один из главных выводов главы: LT1 и LT2 нельзя рассматривать как полностью одинаковые задачи. Для LT1 отказ от жёсткого фазового разделения ЭМГ выглядит практически полезным направлением. Для LT2 тот же шаг уже не даёт столь же устойчивого выигрыша и требует более осторожной интерпретации. Поэтому в дальнейших обсуждениях для LT1 имеет смысл рассматривать прежде всего интегральные режимы формирования ЭМГ-признаков, тогда как для LT2 выбор между ними требует более осторожной и контекстной интерпретации.</w:t>
+      </w:r>
+    </w:p>
+    <w:p/>
+    <w:p>
+      <w:pPr>
+        <w:jc w:val="center"/>
+      </w:pPr>
+      <w:r>
+        <w:rPr>
+          <w:noProof/>
+        </w:rPr>
+        <w:drawing>
+          <wp:inline distT="0" distB="0" distL="0" distR="0" wp14:anchorId="4197671F" wp14:editId="685BEAFF">
+            <wp:extent cx="6126480" cy="3102841"/>
+            <wp:effectExtent l="0" t="0" r="0" b="0"/>
+            <wp:docPr id="8" name="Picture 8"/>
+            <wp:cNvGraphicFramePr>
+              <a:graphicFrameLocks xmlns:a="http://schemas.openxmlformats.org/drawingml/2006/main" noChangeAspect="1"/>
+            </wp:cNvGraphicFramePr>
+            <a:graphic xmlns:a="http://schemas.openxmlformats.org/drawingml/2006/main">
+              <a:graphicData uri="http://schemas.openxmlformats.org/drawingml/2006/picture">
+                <pic:pic xmlns:pic="http://schemas.openxmlformats.org/drawingml/2006/picture">
+                  <pic:nvPicPr>
+                    <pic:cNvPr id="0" name="phase_split_top30_lt1_lt2.png"/>
+                    <pic:cNvPicPr/>
+                  </pic:nvPicPr>
+                  <pic:blipFill>
+                    <a:blip r:embed="rId12"/>
+                    <a:stretch>
+                      <a:fillRect/>
+                    </a:stretch>
+                  </pic:blipFill>
+                  <pic:spPr>
+                    <a:xfrm>
+                      <a:off x="0" y="0"/>
+                      <a:ext cx="6126480" cy="3102841"/>
+                    </a:xfrm>
+                    <a:prstGeom prst="rect">
+                      <a:avLst/>
+                    </a:prstGeom>
+                  </pic:spPr>
+                </pic:pic>
+              </a:graphicData>
+            </a:graphic>
+          </wp:inline>
+        </w:drawing>
+      </w:r>
+    </w:p>
+    <w:p>
+      <w:pPr>
+        <w:pStyle w:val="af0"/>
+        <w:rPr>
+          <w:lang w:val="ru-RU"/>
+        </w:rPr>
+      </w:pPr>
+      <w:r>
+        <w:rPr>
+          <w:lang w:val="ru-RU"/>
+        </w:rPr>
+        <w:t xml:space="preserve">Рисунок 4. Состав иллюстративного среза из 30 лучших классических </w:t>
+      </w:r>
+      <w:r>
+        <w:t>EMG</w:t>
+      </w:r>
+      <w:r>
+        <w:rPr>
+          <w:lang w:val="ru-RU"/>
+        </w:rPr>
+        <w:t xml:space="preserve">-содержащих моделей по режимам формирования ЭМГ-признаков отдельно для </w:t>
+      </w:r>
+      <w:r>
+        <w:t>LT</w:t>
+      </w:r>
+      <w:r>
+        <w:rPr>
+          <w:lang w:val="ru-RU"/>
+        </w:rPr>
+        <w:t xml:space="preserve">1 и </w:t>
+      </w:r>
+      <w:r>
+        <w:t>LT</w:t>
+      </w:r>
+      <w:r>
+        <w:rPr>
+          <w:lang w:val="ru-RU"/>
+        </w:rPr>
+        <w:t>2.</w:t>
+      </w:r>
+    </w:p>
+    <w:p>
+      <w:pPr>
+        <w:pStyle w:val="21"/>
+      </w:pPr>
+      <w:r>
+        <w:t>3.7 Надёжность лучших моделей: исходный рейтинг против финальных кандидатных моделей</w:t>
+      </w:r>
+    </w:p>
+    <w:p>
+      <w:r>
+        <w:t xml:space="preserve">До этого момента результаты главы описывались преимущественно через исходный рейтинг по ошибке локализации порога. Такой рейтинг необходим для прозрачного сравнения моделей, однако он не отвечает на вопрос о том, </w:t>
+      </w:r>
+      <w:r>
+        <w:lastRenderedPageBreak/>
+        <w:t>каким конфигурациям можно доверять как финальным кандидатам. Хорошее среднее значение ошибки по времени до порога ещё не гарантирует, что модель адекватно восстанавливает траекторию у типичного испытуемого, не даёт систематического смещения и не проваливается на существенной части выборки.</w:t>
+      </w:r>
+    </w:p>
+    <w:p>
+      <w:r>
+        <w:t>По этой причине в работе использовался дополнительный этап отбора, отделяющий исходных победителей по одной LT-метрике от множества финальных кандидатных моделей. Этот этап задавался не постфактум под конкретных лидеров, а как набор минимальных требований к физиологически осмысленной и практически пригодной траектории. В явном виде использовались пороги r2_median ≥ 0, доля грубых ошибок ≤ 0,50, а для LT2 дополнительно — покрытия области пересечения и стабилизации не ниже 0,80. В качестве одного из таких требований использовалась медиана R², а не только среднее значение этого показателя: при выборке из 18 испытуемых медиана меньше зависит от одного-двух тяжёлых выбросов и позволяет проверить, не оказывается ли траектория хуже константного предиктора хотя бы для типичного участника. Ограничение на долю грубых ошибок задавалось как требование не проваливаться более чем в половине случаев. Более строгий вариант проверки чувствительности с порогом 90 с при тех же правилах отбора приводил к исчезновению множества финальных кандидатных моделей, поэтому в основном анализе был сохранён рабочий порог 120 с как более реалистичный компромисс между строгостью критерия и устойчивостью отбора.</w:t>
+      </w:r>
+    </w:p>
+    <w:p>
+      <w:r>
+        <w:t xml:space="preserve">Для второго порога к этим ограничениям добавлялись требования к покрытию области пересечения и стабилизации траектории. Их смысл состоял не в достижении формальной стопроцентной полноты, а в том, чтобы подавляющее большинство индивидуальных траекторий вообще доходило до интерпретируемой области, в которой локализация LT2 имеет физиологический смысл. В практическом виде это фиксировалось порогами </w:t>
+      </w:r>
+      <w:r>
+        <w:lastRenderedPageBreak/>
+        <w:t>zero_crossing_coverage ≥ 0,80 и stable_window_coverage ≥ 0,80. Значения этих порогов также следует рассматривать как рабочие критерии допустимости, а не как универсальные константы. Отдельно необходимо оговорить и область применения общего отбора: в объединённом варианте он использовался для классического семейства, поскольку здесь модели строятся на общей системе ручных признаков и допускают единообразную последующую интерпретацию. Для нейросетевых семейств те же ограничения применялись отдельно внутри каждой семьи, чтобы не смешивать вопрос надёжности с различиями между самими классами моделей.</w:t>
+      </w:r>
+    </w:p>
+    <w:p>
+      <w:r>
+        <w:t>Практический результат такого подхода состоит в том, что исходные лидеры и финальные кандидатные модели совпадают лишь частично. Для LT1 лучшая классическая конфигурация из таблицы 5 — ElasticNet(α=0,01; l1_ratio=0,5) с полнооконными ЭМГ-признаками — сохраняется и после дополнительной фильтрации. Для LT2 ситуация иная: лучшая классическая конфигурация из таблицы 6 — ElasticNet(α=1,0; l1_ratio=0,2) на HRV-признаках — в итоговый набор уже не входит. После дополнительного отбора для второго порога остаются более устойчивые модели ElasticNet(α=0,1; l1_ratio=0,2) на HRV и GradientBoostingRegressor(max_depth=3; n_estimators=50) в мультимодальной постановке EMG+NIRS+HRV. Нейросетевые лидеры из таблиц 5–6 в данное множество не включались по определению, поскольку этот этап отбора был ограничен классическим семейством. Это ещё раз подчёркивает разницу между двумя задачами: если для LT1 хороший результат по основной метрике чаще сочетается с приемлемым качеством траектории, то для LT2 противоречие между точностью локализации порога и устойчивостью формы кривой проявляется сильнее.</w:t>
+      </w:r>
+    </w:p>
+    <w:p>
+      <w:r>
+        <w:t xml:space="preserve">Таким образом, дополнительный отбор не заменяет исходный рейтинг, а уточняет его смысл. Исходный рейтинг показывает, какие модели лучше минимизируют ошибку определения порога. Множество финальных кандидатных моделей, напротив, выделяет те конфигурации, которые </w:t>
+      </w:r>
+      <w:r>
+        <w:lastRenderedPageBreak/>
+        <w:t>одновременно сохраняют приемлемую точность, устойчивость и интерпретируемость. Именно поэтому дальнейший анализ признаков и модальностей в работе опирается не на весь верх исходного рейтинга, а на этот более узкий и методологически защищённый набор моделей.</w:t>
+      </w:r>
+    </w:p>
+    <w:p>
+      <w:pPr>
+        <w:pStyle w:val="ad"/>
+      </w:pPr>
+      <w:r>
+        <w:t>Таблица 7. Финальные кандидатные модели классического семейства для LT1 и LT2.</w:t>
+      </w:r>
+    </w:p>
+    <w:tbl>
+      <w:tblPr>
+        <w:tblStyle w:val="a9"/>
+        <w:tblW w:w="0" w:type="auto"/>
+        <w:tblLook w:val="04A0" w:firstRow="1" w:lastRow="0" w:firstColumn="1" w:lastColumn="0" w:noHBand="0" w:noVBand="1"/>
+      </w:tblPr>
+      <w:tblGrid>
+        <w:gridCol w:w="687"/>
+        <w:gridCol w:w="3295"/>
+        <w:gridCol w:w="1600"/>
+        <w:gridCol w:w="1226"/>
+        <w:gridCol w:w="836"/>
+        <w:gridCol w:w="806"/>
+        <w:gridCol w:w="895"/>
+      </w:tblGrid>
+      <w:tr>
+        <w:tc>
+          <w:tcPr>
+            <w:tcW w:w="1336" w:type="dxa"/>
+          </w:tcPr>
+          <w:p>
+            <w:r>
+              <w:t>Порог</w:t>
+            </w:r>
+          </w:p>
+        </w:tc>
+        <w:tc>
+          <w:tcPr>
+            <w:tcW w:w="1336" w:type="dxa"/>
+          </w:tcPr>
+          <w:p>
+            <w:r>
+              <w:t>Модель</w:t>
+            </w:r>
+          </w:p>
+        </w:tc>
+        <w:tc>
+          <w:tcPr>
+            <w:tcW w:w="1336" w:type="dxa"/>
+          </w:tcPr>
+          <w:p>
+            <w:r>
+              <w:t>Модальности</w:t>
+            </w:r>
+          </w:p>
+        </w:tc>
+        <w:tc>
+          <w:tcPr>
+            <w:tcW w:w="1336" w:type="dxa"/>
+          </w:tcPr>
+          <w:p>
+            <w:r>
+              <w:t>Режим ЭМГ-признаков</w:t>
+            </w:r>
+          </w:p>
+        </w:tc>
+        <w:tc>
+          <w:tcPr>
+            <w:tcW w:w="1336" w:type="dxa"/>
+          </w:tcPr>
+          <w:p>
+            <w:r>
+              <w:t>Ошибка LT, с</w:t>
+            </w:r>
+          </w:p>
+        </w:tc>
+        <w:tc>
+          <w:tcPr>
+            <w:tcW w:w="1336" w:type="dxa"/>
+          </w:tcPr>
+          <w:p>
+            <w:r>
+              <w:t>Доля грубых ошибок</w:t>
+            </w:r>
+          </w:p>
+        </w:tc>
+        <w:tc>
+          <w:tcPr>
+            <w:tcW w:w="1336" w:type="dxa"/>
+          </w:tcPr>
+          <w:p>
+            <w:r>
+              <w:t>Медиана R²</w:t>
+            </w:r>
+          </w:p>
+        </w:tc>
+      </w:tr>
+      <w:tr>
+        <w:tc>
+          <w:tcPr>
+            <w:tcW w:w="1336" w:type="dxa"/>
+          </w:tcPr>
+          <w:p>
+            <w:r>
+              <w:t>LT1</w:t>
+            </w:r>
+          </w:p>
+        </w:tc>
+        <w:tc>
+          <w:tcPr>
+            <w:tcW w:w="1336" w:type="dxa"/>
+          </w:tcPr>
+          <w:p>
+            <w:r>
+              <w:t>ElasticNet(α=0,01; l1_ratio=0,5)</w:t>
+            </w:r>
+          </w:p>
+        </w:tc>
+        <w:tc>
+          <w:tcPr>
+            <w:tcW w:w="1336" w:type="dxa"/>
+          </w:tcPr>
+          <w:p>
+            <w:r>
+              <w:t>EMG+NIRS+HRV</w:t>
+            </w:r>
+          </w:p>
+        </w:tc>
+        <w:tc>
+          <w:tcPr>
+            <w:tcW w:w="1336" w:type="dxa"/>
+          </w:tcPr>
+          <w:p>
+            <w:r>
+              <w:t>По полному окну</w:t>
+            </w:r>
+          </w:p>
+        </w:tc>
+        <w:tc>
+          <w:tcPr>
+            <w:tcW w:w="1336" w:type="dxa"/>
+          </w:tcPr>
+          <w:p>
+            <w:r>
+              <w:t>119,4</w:t>
+            </w:r>
+          </w:p>
+        </w:tc>
+        <w:tc>
+          <w:tcPr>
+            <w:tcW w:w="1336" w:type="dxa"/>
+          </w:tcPr>
+          <w:p>
+            <w:r>
+              <w:t>0,449</w:t>
+            </w:r>
+          </w:p>
+        </w:tc>
+        <w:tc>
+          <w:tcPr>
+            <w:tcW w:w="1336" w:type="dxa"/>
+          </w:tcPr>
+          <w:p>
+            <w:r>
+              <w:t>0,776</w:t>
+            </w:r>
+          </w:p>
+        </w:tc>
+      </w:tr>
+      <w:tr>
+        <w:tc>
+          <w:tcPr>
+            <w:tcW w:w="1336" w:type="dxa"/>
+          </w:tcPr>
+          <w:p>
+            <w:r>
+              <w:t>LT1</w:t>
+            </w:r>
+          </w:p>
+        </w:tc>
+        <w:tc>
+          <w:tcPr>
+            <w:tcW w:w="1336" w:type="dxa"/>
+          </w:tcPr>
+          <w:p>
+            <w:r>
+              <w:t>ElasticNet(α=0,01; l1_ratio=0,2)</w:t>
+            </w:r>
+          </w:p>
+        </w:tc>
+        <w:tc>
+          <w:tcPr>
+            <w:tcW w:w="1336" w:type="dxa"/>
+          </w:tcPr>
+          <w:p>
+            <w:r>
+              <w:t>EMG+NIRS+HRV</w:t>
+            </w:r>
+          </w:p>
+        </w:tc>
+        <w:tc>
+          <w:tcPr>
+            <w:tcW w:w="1336" w:type="dxa"/>
+          </w:tcPr>
+          <w:p>
+            <w:r>
+              <w:t>По полному окну</w:t>
+            </w:r>
+          </w:p>
+        </w:tc>
+        <w:tc>
+          <w:tcPr>
+            <w:tcW w:w="1336" w:type="dxa"/>
+          </w:tcPr>
+          <w:p>
+            <w:r>
+              <w:t>121,5</w:t>
+            </w:r>
+          </w:p>
+        </w:tc>
+        <w:tc>
+          <w:tcPr>
+            <w:tcW w:w="1336" w:type="dxa"/>
+          </w:tcPr>
+          <w:p>
+            <w:r>
+              <w:t>0,466</w:t>
+            </w:r>
+          </w:p>
+        </w:tc>
+        <w:tc>
+          <w:tcPr>
+            <w:tcW w:w="1336" w:type="dxa"/>
+          </w:tcPr>
+          <w:p>
+            <w:r>
+              <w:t>0,729</w:t>
+            </w:r>
+          </w:p>
+        </w:tc>
+      </w:tr>
+      <w:tr>
+        <w:tc>
+          <w:tcPr>
+            <w:tcW w:w="1336" w:type="dxa"/>
+          </w:tcPr>
+          <w:p>
+            <w:r>
+              <w:t>LT1</w:t>
+            </w:r>
+          </w:p>
+        </w:tc>
+        <w:tc>
+          <w:tcPr>
+            <w:tcW w:w="1336" w:type="dxa"/>
+          </w:tcPr>
+          <w:p>
+            <w:r>
+              <w:t>Ridge(α=10)</w:t>
+            </w:r>
+          </w:p>
+        </w:tc>
+        <w:tc>
+          <w:tcPr>
+            <w:tcW w:w="1336" w:type="dxa"/>
+          </w:tcPr>
+          <w:p>
+            <w:r>
+              <w:t>EMG+NIRS+HRV</w:t>
+            </w:r>
+          </w:p>
+        </w:tc>
+        <w:tc>
+          <w:tcPr>
+            <w:tcW w:w="1336" w:type="dxa"/>
+          </w:tcPr>
+          <w:p>
+            <w:r>
+              <w:t>По полному окну</w:t>
+            </w:r>
+          </w:p>
+        </w:tc>
+        <w:tc>
+          <w:tcPr>
+            <w:tcW w:w="1336" w:type="dxa"/>
+          </w:tcPr>
+          <w:p>
+            <w:r>
+              <w:t>122,5</w:t>
+            </w:r>
+          </w:p>
+        </w:tc>
+        <w:tc>
+          <w:tcPr>
+            <w:tcW w:w="1336" w:type="dxa"/>
+          </w:tcPr>
+          <w:p>
+            <w:r>
+              <w:t>0,464</w:t>
+            </w:r>
+          </w:p>
+        </w:tc>
+        <w:tc>
+          <w:tcPr>
+            <w:tcW w:w="1336" w:type="dxa"/>
+          </w:tcPr>
+          <w:p>
+            <w:r>
+              <w:t>0,803</w:t>
+            </w:r>
+          </w:p>
+        </w:tc>
+      </w:tr>
+      <w:tr>
+        <w:tc>
+          <w:tcPr>
+            <w:tcW w:w="1336" w:type="dxa"/>
+          </w:tcPr>
+          <w:p>
+            <w:r>
+              <w:t>LT1</w:t>
+            </w:r>
+          </w:p>
+        </w:tc>
+        <w:tc>
+          <w:tcPr>
+            <w:tcW w:w="1336" w:type="dxa"/>
+          </w:tcPr>
+          <w:p>
+            <w:r>
+              <w:t>ElasticNet(α=0,1; l1_ratio=0,9)</w:t>
+            </w:r>
+          </w:p>
+        </w:tc>
+        <w:tc>
+          <w:tcPr>
+            <w:tcW w:w="1336" w:type="dxa"/>
+          </w:tcPr>
+          <w:p>
+            <w:r>
+              <w:t>EMG+NIRS+HRV</w:t>
+            </w:r>
+          </w:p>
+        </w:tc>
+        <w:tc>
+          <w:tcPr>
+            <w:tcW w:w="1336" w:type="dxa"/>
+          </w:tcPr>
+          <w:p>
+            <w:r>
+              <w:t>По полному окну</w:t>
+            </w:r>
+          </w:p>
+        </w:tc>
+        <w:tc>
+          <w:tcPr>
+            <w:tcW w:w="1336" w:type="dxa"/>
+          </w:tcPr>
+          <w:p>
+            <w:r>
+              <w:t>122,7</w:t>
+            </w:r>
+          </w:p>
+        </w:tc>
+        <w:tc>
+          <w:tcPr>
+            <w:tcW w:w="1336" w:type="dxa"/>
+          </w:tcPr>
+          <w:p>
+            <w:r>
+              <w:t>0,472</w:t>
+            </w:r>
+          </w:p>
+        </w:tc>
+        <w:tc>
+          <w:tcPr>
+            <w:tcW w:w="1336" w:type="dxa"/>
+          </w:tcPr>
+          <w:p>
+            <w:r>
+              <w:t>0,721</w:t>
+            </w:r>
+          </w:p>
+        </w:tc>
+      </w:tr>
+      <w:tr>
+        <w:tc>
+          <w:tcPr>
+            <w:tcW w:w="1336" w:type="dxa"/>
+          </w:tcPr>
+          <w:p>
+            <w:r>
+              <w:t>LT2</w:t>
+            </w:r>
+          </w:p>
+        </w:tc>
+        <w:tc>
+          <w:tcPr>
+            <w:tcW w:w="1336" w:type="dxa"/>
+          </w:tcPr>
+          <w:p>
+            <w:r>
+              <w:t>ElasticNet(α=0,1; l1_ratio=0,2)</w:t>
+            </w:r>
+          </w:p>
+        </w:tc>
+        <w:tc>
+          <w:tcPr>
+            <w:tcW w:w="1336" w:type="dxa"/>
+          </w:tcPr>
+          <w:p>
+            <w:r>
+              <w:t>HRV</w:t>
+            </w:r>
+          </w:p>
+        </w:tc>
+        <w:tc>
+          <w:tcPr>
+            <w:tcW w:w="1336" w:type="dxa"/>
+          </w:tcPr>
+          <w:p>
+            <w:r>
+              <w:t>Не используется</w:t>
+            </w:r>
+          </w:p>
+        </w:tc>
+        <w:tc>
+          <w:tcPr>
+            <w:tcW w:w="1336" w:type="dxa"/>
+          </w:tcPr>
+          <w:p>
+            <w:r>
+              <w:t>111,7</w:t>
+            </w:r>
+          </w:p>
+        </w:tc>
+        <w:tc>
+          <w:tcPr>
+            <w:tcW w:w="1336" w:type="dxa"/>
+          </w:tcPr>
+          <w:p>
+            <w:r>
+              <w:t>0,451</w:t>
+            </w:r>
+          </w:p>
+        </w:tc>
+        <w:tc>
+          <w:tcPr>
+            <w:tcW w:w="1336" w:type="dxa"/>
+          </w:tcPr>
+          <w:p>
+            <w:r>
+              <w:t>0,774</w:t>
+            </w:r>
+          </w:p>
+        </w:tc>
+      </w:tr>
+      <w:tr>
+        <w:tc>
+          <w:tcPr>
+            <w:tcW w:w="1336" w:type="dxa"/>
+          </w:tcPr>
+          <w:p>
+            <w:r>
+              <w:t>LT2</w:t>
+            </w:r>
+          </w:p>
+        </w:tc>
+        <w:tc>
+          <w:tcPr>
+            <w:tcW w:w="1336" w:type="dxa"/>
+          </w:tcPr>
+          <w:p>
+            <w:pPr>
+              <w:rPr>
+                <w:lang w:val="en-US"/>
+              </w:rPr>
+            </w:pPr>
+            <w:proofErr w:type="spellStart"/>
+            <w:proofErr w:type="gramStart"/>
+            <w:r>
+              <w:rPr>
+                <w:lang w:val="en-US"/>
+              </w:rPr>
+              <w:t>GradientBoostingRegressor</w:t>
+            </w:r>
+            <w:proofErr w:type="spellEnd"/>
+            <w:r>
+              <w:rPr>
+                <w:lang w:val="en-US"/>
+              </w:rPr>
+              <w:t>(</w:t>
+            </w:r>
+            <w:proofErr w:type="spellStart"/>
+            <w:proofErr w:type="gramEnd"/>
+            <w:r>
+              <w:rPr>
+                <w:lang w:val="en-US"/>
+              </w:rPr>
+              <w:t>max_depth</w:t>
+            </w:r>
+            <w:proofErr w:type="spellEnd"/>
+            <w:r>
+              <w:rPr>
+                <w:lang w:val="en-US"/>
+              </w:rPr>
+              <w:t xml:space="preserve">=3; </w:t>
+            </w:r>
+            <w:proofErr w:type="spellStart"/>
+            <w:r>
+              <w:rPr>
+                <w:lang w:val="en-US"/>
+              </w:rPr>
+              <w:t>n_estimators</w:t>
+            </w:r>
+            <w:proofErr w:type="spellEnd"/>
+            <w:r>
+              <w:rPr>
+                <w:lang w:val="en-US"/>
+              </w:rPr>
+              <w:t>=50)</w:t>
+            </w:r>
+          </w:p>
+        </w:tc>
+        <w:tc>
+          <w:tcPr>
+            <w:tcW w:w="1336" w:type="dxa"/>
+          </w:tcPr>
+          <w:p>
+            <w:r>
+              <w:t>EMG+NIRS+HRV</w:t>
+            </w:r>
+          </w:p>
+        </w:tc>
+        <w:tc>
+          <w:tcPr>
+            <w:tcW w:w="1336" w:type="dxa"/>
+          </w:tcPr>
+          <w:p>
+            <w:r>
+              <w:t>По полному окну</w:t>
+            </w:r>
+          </w:p>
+        </w:tc>
+        <w:tc>
+          <w:tcPr>
+            <w:tcW w:w="1336" w:type="dxa"/>
+          </w:tcPr>
+          <w:p>
+            <w:r>
+              <w:t>113,1</w:t>
+            </w:r>
+          </w:p>
+        </w:tc>
+        <w:tc>
+          <w:tcPr>
+            <w:tcW w:w="1336" w:type="dxa"/>
+          </w:tcPr>
+          <w:p>
+            <w:r>
+              <w:t>0,461</w:t>
+            </w:r>
+          </w:p>
+        </w:tc>
+        <w:tc>
+          <w:tcPr>
+            <w:tcW w:w="1336" w:type="dxa"/>
+          </w:tcPr>
+          <w:p>
+            <w:r>
+              <w:t>0,809</w:t>
+            </w:r>
+          </w:p>
+        </w:tc>
+      </w:tr>
+    </w:tbl>
+    <w:p>
+      <w:pPr>
+        <w:jc w:val="center"/>
+      </w:pPr>
+      <w:r>
+        <w:rPr>
+          <w:noProof/>
+        </w:rPr>
+        <w:lastRenderedPageBreak/>
+        <w:drawing>
+          <wp:inline distT="0" distB="0" distL="0" distR="0" wp14:anchorId="29533791" wp14:editId="788783F9">
+            <wp:extent cx="5852160" cy="2955528"/>
+            <wp:effectExtent l="0" t="0" r="0" b="0"/>
+            <wp:docPr id="9" name="Picture 9"/>
+            <wp:cNvGraphicFramePr>
+              <a:graphicFrameLocks xmlns:a="http://schemas.openxmlformats.org/drawingml/2006/main" noChangeAspect="1"/>
+            </wp:cNvGraphicFramePr>
+            <a:graphic xmlns:a="http://schemas.openxmlformats.org/drawingml/2006/main">
+              <a:graphicData uri="http://schemas.openxmlformats.org/drawingml/2006/picture">
+                <pic:pic xmlns:pic="http://schemas.openxmlformats.org/drawingml/2006/picture">
+                  <pic:nvPicPr>
+                    <pic:cNvPr id="0" name="trusted_selection_counts.png"/>
+                    <pic:cNvPicPr/>
+                  </pic:nvPicPr>
+                  <pic:blipFill>
+                    <a:blip r:embed="rId13"/>
+                    <a:stretch>
+                      <a:fillRect/>
+                    </a:stretch>
+                  </pic:blipFill>
+                  <pic:spPr>
+                    <a:xfrm>
+                      <a:off x="0" y="0"/>
+                      <a:ext cx="5852160" cy="2955528"/>
+                    </a:xfrm>
+                    <a:prstGeom prst="rect">
+                      <a:avLst/>
+                    </a:prstGeom>
+                  </pic:spPr>
+                </pic:pic>
+              </a:graphicData>
+            </a:graphic>
+          </wp:inline>
+        </w:drawing>
+      </w:r>
+    </w:p>
+    <w:p>
+      <w:pPr>
+        <w:pStyle w:val="af0"/>
+        <w:rPr>
+          <w:lang w:val="ru-RU"/>
+        </w:rPr>
+      </w:pPr>
+      <w:r>
+        <w:rPr>
+          <w:lang w:val="ru-RU"/>
+        </w:rPr>
+        <w:t xml:space="preserve">Рисунок 5. Число классических моделей на последовательных этапах дополнительного отбора отдельно для </w:t>
+      </w:r>
+      <w:r>
+        <w:t>LT</w:t>
+      </w:r>
+      <w:r>
+        <w:rPr>
+          <w:lang w:val="ru-RU"/>
+        </w:rPr>
+        <w:t xml:space="preserve">1 и </w:t>
+      </w:r>
+      <w:r>
+        <w:t>LT</w:t>
+      </w:r>
+      <w:r>
+        <w:rPr>
+          <w:lang w:val="ru-RU"/>
+        </w:rPr>
+        <w:t>2.</w:t>
+      </w:r>
+    </w:p>
+    <w:p>
+      <w:pPr>
+        <w:jc w:val="center"/>
+      </w:pPr>
+      <w:r>
+        <w:rPr>
+          <w:noProof/>
+        </w:rPr>
+        <w:drawing>
+          <wp:inline distT="0" distB="0" distL="0" distR="0" wp14:anchorId="01DEE08C" wp14:editId="5E58FC5A">
+            <wp:extent cx="6309360" cy="2531998"/>
+            <wp:effectExtent l="0" t="0" r="0" b="0"/>
+            <wp:docPr id="12" name="Picture 12"/>
+            <wp:cNvGraphicFramePr>
+              <a:graphicFrameLocks xmlns:a="http://schemas.openxmlformats.org/drawingml/2006/main" noChangeAspect="1"/>
+            </wp:cNvGraphicFramePr>
+            <a:graphic xmlns:a="http://schemas.openxmlformats.org/drawingml/2006/main">
+              <a:graphicData uri="http://schemas.openxmlformats.org/drawingml/2006/picture">
+                <pic:pic xmlns:pic="http://schemas.openxmlformats.org/drawingml/2006/picture">
+                  <pic:nvPicPr>
+                    <pic:cNvPr id="0" name="trajectory_compare_lt1.png"/>
+                    <pic:cNvPicPr/>
+                  </pic:nvPicPr>
+                  <pic:blipFill>
+                    <a:blip r:embed="rId14"/>
+                    <a:stretch>
+                      <a:fillRect/>
+                    </a:stretch>
+                  </pic:blipFill>
+                  <pic:spPr>
+                    <a:xfrm>
+                      <a:off x="0" y="0"/>
+                      <a:ext cx="6309360" cy="2531998"/>
+                    </a:xfrm>
+                    <a:prstGeom prst="rect">
+                      <a:avLst/>
+                    </a:prstGeom>
+                  </pic:spPr>
+                </pic:pic>
+              </a:graphicData>
+            </a:graphic>
+          </wp:inline>
+        </w:drawing>
+      </w:r>
+    </w:p>
+    <w:p>
+      <w:pPr>
+        <w:pStyle w:val="af0"/>
+        <w:rPr>
+          <w:lang w:val="ru-RU"/>
+        </w:rPr>
+      </w:pPr>
+      <w:r>
+        <w:rPr>
+          <w:lang w:val="ru-RU"/>
+        </w:rPr>
+        <w:t xml:space="preserve">Рисунок 6. Индивидуальные траектории истинного и предсказанного времени до </w:t>
+      </w:r>
+      <w:r>
+        <w:t>LT</w:t>
+      </w:r>
+      <w:r>
+        <w:rPr>
+          <w:lang w:val="ru-RU"/>
+        </w:rPr>
+        <w:t xml:space="preserve">1 для лучшей модели; в данном случае исходный лидер и финальная </w:t>
+      </w:r>
+      <w:proofErr w:type="spellStart"/>
+      <w:r>
+        <w:rPr>
+          <w:lang w:val="ru-RU"/>
+        </w:rPr>
+        <w:t>кандидатная</w:t>
+      </w:r>
+      <w:proofErr w:type="spellEnd"/>
+      <w:r>
+        <w:rPr>
+          <w:lang w:val="ru-RU"/>
+        </w:rPr>
+        <w:t xml:space="preserve"> модель совпадают, поэтому на каждом </w:t>
+      </w:r>
+      <w:proofErr w:type="spellStart"/>
+      <w:r>
+        <w:rPr>
+          <w:lang w:val="ru-RU"/>
+        </w:rPr>
+        <w:t>подграфике</w:t>
+      </w:r>
+      <w:proofErr w:type="spellEnd"/>
+      <w:r>
+        <w:rPr>
+          <w:lang w:val="ru-RU"/>
+        </w:rPr>
+        <w:t xml:space="preserve"> показана одна предсказанная траектория.</w:t>
+      </w:r>
+    </w:p>
+    <w:p>
+      <w:pPr>
+        <w:jc w:val="center"/>
+      </w:pPr>
+      <w:r>
+        <w:rPr>
+          <w:noProof/>
+        </w:rPr>
+        <w:lastRenderedPageBreak/>
+        <w:drawing>
+          <wp:inline distT="0" distB="0" distL="0" distR="0" wp14:anchorId="16D5E9F5" wp14:editId="277D1DA5">
+            <wp:extent cx="6309360" cy="2531024"/>
+            <wp:effectExtent l="0" t="0" r="0" b="0"/>
+            <wp:docPr id="13" name="Picture 13"/>
+            <wp:cNvGraphicFramePr>
+              <a:graphicFrameLocks xmlns:a="http://schemas.openxmlformats.org/drawingml/2006/main" noChangeAspect="1"/>
+            </wp:cNvGraphicFramePr>
+            <a:graphic xmlns:a="http://schemas.openxmlformats.org/drawingml/2006/main">
+              <a:graphicData uri="http://schemas.openxmlformats.org/drawingml/2006/picture">
+                <pic:pic xmlns:pic="http://schemas.openxmlformats.org/drawingml/2006/picture">
+                  <pic:nvPicPr>
+                    <pic:cNvPr id="0" name="trajectory_compare_lt2.png"/>
+                    <pic:cNvPicPr/>
+                  </pic:nvPicPr>
+                  <pic:blipFill>
+                    <a:blip r:embed="rId15"/>
+                    <a:stretch>
+                      <a:fillRect/>
+                    </a:stretch>
+                  </pic:blipFill>
+                  <pic:spPr>
+                    <a:xfrm>
+                      <a:off x="0" y="0"/>
+                      <a:ext cx="6309360" cy="2531024"/>
+                    </a:xfrm>
+                    <a:prstGeom prst="rect">
+                      <a:avLst/>
+                    </a:prstGeom>
+                  </pic:spPr>
+                </pic:pic>
+              </a:graphicData>
+            </a:graphic>
+          </wp:inline>
+        </w:drawing>
+      </w:r>
+    </w:p>
+    <w:p>
+      <w:pPr>
+        <w:pStyle w:val="af0"/>
+        <w:rPr>
+          <w:lang w:val="ru-RU"/>
+        </w:rPr>
+      </w:pPr>
+      <w:r>
+        <w:rPr>
+          <w:lang w:val="ru-RU"/>
+        </w:rPr>
+        <w:t xml:space="preserve">Рисунок 7. Индивидуальные траектории истинного и предсказанного времени до </w:t>
+      </w:r>
+      <w:r>
+        <w:t>LT</w:t>
+      </w:r>
+      <w:r>
+        <w:rPr>
+          <w:lang w:val="ru-RU"/>
+        </w:rPr>
+        <w:t xml:space="preserve">2 для исходного лидера и финальной </w:t>
+      </w:r>
+      <w:proofErr w:type="spellStart"/>
+      <w:r>
+        <w:rPr>
+          <w:lang w:val="ru-RU"/>
+        </w:rPr>
+        <w:t>кандидатной</w:t>
+      </w:r>
+      <w:proofErr w:type="spellEnd"/>
+      <w:r>
+        <w:rPr>
+          <w:lang w:val="ru-RU"/>
+        </w:rPr>
+        <w:t xml:space="preserve"> модели; различие между кривыми показывает, почему минимальная ошибка локализации порога не всегда совпадает с наиболее надёжной траекторией.</w:t>
+      </w:r>
+    </w:p>
+    <w:p>
+      <w:r>
+        <w:t>Следует отметить, что отдельные панели на рисунках 6–7 отражают не только свойства модели, но и ограничения качества исходных данных. В частности, более шумная траектория у S007 на LT1 согласуется с повышенной зашумлённостью кардиорегуляторного канала, а укороченная траектория у S018 на LT2 обусловлена исключением части окон на этапе контроля качества.</w:t>
+      </w:r>
+    </w:p>
+    <w:p>
+      <w:pPr>
+        <w:pStyle w:val="21"/>
+      </w:pPr>
+      <w:r>
+        <w:t>3.8 Интерпретация финальных кандидатных моделей</w:t>
+      </w:r>
+    </w:p>
+    <w:p>
+      <w:r>
+        <w:t>После отбора финальных кандидатных моделей возникает следующий вопрос: какие именно сигналы и признаки лежат в основе полученных прогнозов. В данном подразделе эта задача решается раздельно для классических и нейросетевых моделей. Для классического семейства использовался анализ вкладов признаков методом SHAP, а для нейросетевых моделей — градиентная атрибуция с сопоставлением нескольких методов. Такой раздельный подход важен, поскольку сами модели имеют различную внутреннюю структуру и извлекают информацию из входных данных по-разному.</w:t>
+      </w:r>
+    </w:p>
+    <w:p>
+      <w:pPr>
+        <w:pStyle w:val="31"/>
+      </w:pPr>
+      <w:r>
+        <w:t>3.8.1 Классические модели: анализ вклада признаков</w:t>
+      </w:r>
+    </w:p>
+    <w:p>
+      <w:r>
+        <w:t xml:space="preserve">Для классического семейства интерпретация проводилась только на множестве финальных кандидатных моделей и прежде всего на уровне </w:t>
+      </w:r>
+      <w:r>
+        <w:lastRenderedPageBreak/>
+        <w:t>отдельных испытуемых. Это позволяет оценивать не только среднюю картину, но и её устойчивость между субъектами. Для LT1 набор финальных моделей оказался достаточно однородным: все они относятся к мультимодальной конфигурации с ЭМГ, NIRS и HRV, а основной вклад в прогноз вносит блок ЭМГ-признаков. В среднем по финальному набору около 63% суммарного |SHAP| приходится на ЭМГ и ещё около 21% — на NIRS, тогда как доля HRV составляет лишь около 5%. На втором месте по важности устойчиво находится NIRS, тогда как вклад HRV и составных признаков оказывается заметно меньше. Такой результат хорошо согласуется с общей логикой первого порога: в его окрестности модель прежде всего использует локальные мышечные и оксигенационные изменения, а дополнительные признаки играют скорее поддерживающую роль.</w:t>
+      </w:r>
+    </w:p>
+    <w:p>
+      <w:r>
+        <w:t>Для LT2 картина менее однородна. В число финальных кандидатных моделей вошли как HRV-ориентированная конфигурация, так и мультимодальная модель, в которой одновременно присутствуют ЭМГ, NIRS и HRV. Поэтому здесь нельзя формулировать универсальный физиологический вывод о доминировании какой-либо одной модальности. Корректнее говорить, что в рамках текущего набора наиболее надёжных моделей для второго порога заметно усиливается роль кардиорегуляторных и составных признаков. Если исключить HRV-ориентированную модель и рассматривать только лучшую мультимодальную конфигурацию LT2, то около 39% суммарного |SHAP| приходится на HRV, 28% — на составные признаки, 21% — на NIRS и лишь 12% — на ЭМГ. Следовательно, различие между LT1 и LT2 проявляется не только в составе лучших моделей, но и в структуре наиболее информативных признаков.</w:t>
+      </w:r>
+    </w:p>
+    <w:p>
+      <w:r>
+        <w:t xml:space="preserve">При этом SHAP в данной работе следует трактовать как интерпретацию уже обученных финальных кандидатных моделей, а не как доказательство причинной роли соответствующих сигналов. Сильной стороной этого слоя анализа является именно межсубъектная устойчивость: важен не только </w:t>
+      </w:r>
+      <w:r>
+        <w:lastRenderedPageBreak/>
+        <w:t>средний вклад признака по всей выборке, но и то, повторяется ли его значимость у разных испытуемых.</w:t>
+      </w:r>
+    </w:p>
+    <w:p>
+      <w:pPr>
+        <w:jc w:val="center"/>
+      </w:pPr>
+      <w:r>
+        <w:rPr>
+          <w:noProof/>
+        </w:rPr>
+        <w:drawing>
+          <wp:inline distT="0" distB="0" distL="0" distR="0" wp14:anchorId="05E6FAEB" wp14:editId="0934B0C9">
+            <wp:extent cx="6035040" cy="2761487"/>
+            <wp:effectExtent l="0" t="0" r="0" b="0"/>
+            <wp:docPr id="10" name="Picture 10"/>
+            <wp:cNvGraphicFramePr>
+              <a:graphicFrameLocks xmlns:a="http://schemas.openxmlformats.org/drawingml/2006/main" noChangeAspect="1"/>
+            </wp:cNvGraphicFramePr>
+            <a:graphic xmlns:a="http://schemas.openxmlformats.org/drawingml/2006/main">
+              <a:graphicData uri="http://schemas.openxmlformats.org/drawingml/2006/picture">
+                <pic:pic xmlns:pic="http://schemas.openxmlformats.org/drawingml/2006/picture">
+                  <pic:nvPicPr>
+                    <pic:cNvPr id="0" name="shap_finalist_modalities.png"/>
+                    <pic:cNvPicPr/>
+                  </pic:nvPicPr>
+                  <pic:blipFill>
+                    <a:blip r:embed="rId16"/>
+                    <a:stretch>
+                      <a:fillRect/>
+                    </a:stretch>
+                  </pic:blipFill>
+                  <pic:spPr>
+                    <a:xfrm>
+                      <a:off x="0" y="0"/>
+                      <a:ext cx="6035040" cy="2761487"/>
+                    </a:xfrm>
+                    <a:prstGeom prst="rect">
+                      <a:avLst/>
+                    </a:prstGeom>
+                  </pic:spPr>
+                </pic:pic>
+              </a:graphicData>
+            </a:graphic>
+          </wp:inline>
+        </w:drawing>
+      </w:r>
+    </w:p>
+    <w:p>
+      <w:pPr>
+        <w:pStyle w:val="af0"/>
+        <w:rPr>
+          <w:lang w:val="ru-RU"/>
+        </w:rPr>
+      </w:pPr>
+      <w:r>
+        <w:rPr>
+          <w:lang w:val="ru-RU"/>
+        </w:rPr>
+        <w:t xml:space="preserve">Рисунок 8. Средний вклад модальностей в классических финальных </w:t>
+      </w:r>
+      <w:proofErr w:type="spellStart"/>
+      <w:r>
+        <w:rPr>
+          <w:lang w:val="ru-RU"/>
+        </w:rPr>
+        <w:t>кандидатных</w:t>
+      </w:r>
+      <w:proofErr w:type="spellEnd"/>
+      <w:r>
+        <w:rPr>
+          <w:lang w:val="ru-RU"/>
+        </w:rPr>
+        <w:t xml:space="preserve"> моделях по данным </w:t>
+      </w:r>
+      <w:r>
+        <w:t>SHAP</w:t>
+      </w:r>
+      <w:r>
+        <w:rPr>
+          <w:lang w:val="ru-RU"/>
+        </w:rPr>
+        <w:t xml:space="preserve"> отдельно для </w:t>
+      </w:r>
+      <w:r>
+        <w:t>LT</w:t>
+      </w:r>
+      <w:r>
+        <w:rPr>
+          <w:lang w:val="ru-RU"/>
+        </w:rPr>
+        <w:t xml:space="preserve">1 и </w:t>
+      </w:r>
+      <w:r>
+        <w:t>LT</w:t>
+      </w:r>
+      <w:r>
+        <w:rPr>
+          <w:lang w:val="ru-RU"/>
+        </w:rPr>
+        <w:t>2.</w:t>
+      </w:r>
+    </w:p>
+    <w:p>
+      <w:pPr>
+        <w:pStyle w:val="31"/>
+      </w:pPr>
+      <w:r>
+        <w:t xml:space="preserve">3.8.2 </w:t>
+      </w:r>
+      <w:proofErr w:type="spellStart"/>
+      <w:r>
+        <w:t>Нейросетевые</w:t>
+      </w:r>
+      <w:proofErr w:type="spellEnd"/>
+      <w:r>
+        <w:t xml:space="preserve"> модели: градиентная атрибуция</w:t>
+      </w:r>
+    </w:p>
+    <w:p>
+      <w:r>
+        <w:t>Для нейросетевых семейств интерпретация проводилась отдельно внутри каждого семейства. Для LT1 в качестве наиболее надёжной рекуррентной модели рассматривалась конфигурация LSTMRegressor с длиной последовательности 6 и шагом 15 с, а для LT2 — конфигурация DwtTCN с длиной последовательности 30 и шагом 5 с. Здесь анализ вкладов имеет дополнительное измерение: помимо модальностей и отдельных признаков приходится учитывать ещё и распределение важности по временной оси.</w:t>
+      </w:r>
+    </w:p>
+    <w:p>
+      <w:r>
+        <w:t xml:space="preserve">Для LSTM-модели, соответствующей LT1, два градиентных метода дают практически совпадающую картину: на ЭМГ приходится 55,4% суммарного вклада по Integrated Gradients и 54,6% по GradientShap, на NIRS — 25,0 и 25,4% соответственно, тогда как доля HRV не превышает 7,6%, а составных признаков — 6,5%. Метод маскирования даёт более сглаженный профиль: доля ЭМГ снижается до 36,5%, тогда как HRV и составные признаки возрастают до 15,3 и 14,2% соответственно. На уровне отдельных признаков при этом в верхних позициях оказываются главным образом NIRS- и составные признаки, что означает не слабость ЭМГ-блока, а более </w:t>
+      </w:r>
+      <w:r>
+        <w:lastRenderedPageBreak/>
+        <w:t>распределённый характер его вклада: важность ЭМГ размазывается по множеству нормализованных каналов, тогда как некоторые признаки NIRS и составные признаки формируют более выраженные локальные пики. По временной оси модель опирается не только на последнее окно, а на краткую предысторию сигнала, что подтверждает использование накопленного временного контекста, а не только самой свежей информации.</w:t>
+      </w:r>
+    </w:p>
+    <w:p>
+      <w:r>
+        <w:t>Для TCN-модели, соответствующей LT2, картина сложнее. Градиентные методы снова показывают доминирующую роль ЭМГ на уровне модальностей: по Integrated Gradients и GradientShap на ЭМГ приходится 52,0 и 52,2% суммарного вклада, на NIRS — 23,6 и 23,3%, на HRV — 9,3 и 9,2%, а на составные признаки — около 7%. Однако при маскировании модальных блоков доля ЭМГ снижается до 28,6%, тогда как вклад HRV возрастает до 16,9%, а составных признаков — до 25,2%. Уже на уровне отдельных признаков наибольший вклад вносят показатели HRV и составные признаки. Это хорошо согласуется с более сложной структурой LT2, которая уже проявлялась и в классическом семействе. Дополнительная особенность TCN-модели состоит в том, что по временной оси возникает выраженный чередующийся рисунок с шагом порядка 15 секунд. Его нельзя трактовать как самостоятельный физиологический ритм: он отражает архитектурную многошкальную обработку сигнала и, следовательно, ограничивает временное разрешение самой интерпретации.</w:t>
+      </w:r>
+    </w:p>
+    <w:p>
+      <w:r>
+        <w:t xml:space="preserve">Сопоставление нескольких методов атрибуции здесь имеет разный смысл. Близость результатов Integrated Gradients и GradientShap следует рассматривать как внутреннюю проверку численной устойчивости, поскольку оба метода родственны по конструкции. Отдельную независимую проверку даёт только маскирование модальных блоков. При этом различия между подходами оказываются количественно существенными: для LSTM доля ЭМГ снижается с примерно 55% по градиентным методам до 36% при маскировании, а для TCN — с 52% до 29%, тогда как вклад составных </w:t>
+      </w:r>
+      <w:r>
+        <w:lastRenderedPageBreak/>
+        <w:t>признаков в TCN возрастает с 7% до 25%. В то же время и этот метод не является нейтральным арбитром важности: при коррелированных и частично избыточных входах, особенно между NIRS, HRV и составными признаками, отключение одного блока может частично компенсироваться другими. Поэтому расхождения между градиентными методами и маскированием нужно трактовать как метод-зависимую чувствительность анализа, а не как однозначное доказательство истинной важности соответствующей модальности.</w:t>
+      </w:r>
+    </w:p>
+    <w:p>
+      <w:pPr>
+        <w:jc w:val="center"/>
+      </w:pPr>
+      <w:r>
+        <w:rPr>
+          <w:noProof/>
+        </w:rPr>
+        <w:drawing>
+          <wp:inline distT="0" distB="0" distL="0" distR="0" wp14:anchorId="456ED753" wp14:editId="48476FDB">
+            <wp:extent cx="6217920" cy="3501528"/>
+            <wp:effectExtent l="0" t="0" r="0" b="0"/>
+            <wp:docPr id="11" name="Picture 11"/>
+            <wp:cNvGraphicFramePr>
+              <a:graphicFrameLocks xmlns:a="http://schemas.openxmlformats.org/drawingml/2006/main" noChangeAspect="1"/>
+            </wp:cNvGraphicFramePr>
+            <a:graphic xmlns:a="http://schemas.openxmlformats.org/drawingml/2006/main">
+              <a:graphicData uri="http://schemas.openxmlformats.org/drawingml/2006/picture">
+                <pic:pic xmlns:pic="http://schemas.openxmlformats.org/drawingml/2006/picture">
+                  <pic:nvPicPr>
+                    <pic:cNvPr id="0" name="captum_modalities.png"/>
+                    <pic:cNvPicPr/>
+                  </pic:nvPicPr>
+                  <pic:blipFill>
+                    <a:blip r:embed="rId17"/>
+                    <a:stretch>
+                      <a:fillRect/>
+                    </a:stretch>
+                  </pic:blipFill>
+                  <pic:spPr>
+                    <a:xfrm>
+                      <a:off x="0" y="0"/>
+                      <a:ext cx="6217920" cy="3501528"/>
+                    </a:xfrm>
+                    <a:prstGeom prst="rect">
+                      <a:avLst/>
+                    </a:prstGeom>
+                  </pic:spPr>
+                </pic:pic>
+              </a:graphicData>
+            </a:graphic>
+          </wp:inline>
+        </w:drawing>
+      </w:r>
+    </w:p>
+    <w:p>
+      <w:pPr>
+        <w:pStyle w:val="af0"/>
+        <w:rPr>
+          <w:lang w:val="ru-RU"/>
+        </w:rPr>
+      </w:pPr>
+      <w:r>
+        <w:rPr>
+          <w:lang w:val="ru-RU"/>
+        </w:rPr>
+        <w:t xml:space="preserve">Рисунок 9. Распределение вклада модальностей в </w:t>
+      </w:r>
+      <w:proofErr w:type="spellStart"/>
+      <w:r>
+        <w:rPr>
+          <w:lang w:val="ru-RU"/>
+        </w:rPr>
+        <w:t>нейросетевых</w:t>
+      </w:r>
+      <w:proofErr w:type="spellEnd"/>
+      <w:r>
+        <w:rPr>
+          <w:lang w:val="ru-RU"/>
+        </w:rPr>
+        <w:t xml:space="preserve"> финальных моделях для трёх методов атрибуции.</w:t>
+      </w:r>
+    </w:p>
+    <w:p>
+      <w:pPr>
+        <w:pStyle w:val="31"/>
+      </w:pPr>
+      <w:r>
+        <w:t>3.8.3 Сопоставление классических и нейросетевых моделей</w:t>
+      </w:r>
+    </w:p>
+    <w:p>
+      <w:r>
+        <w:t>Если сопоставлять результаты анализа вкладов между классическими и нейросетевыми моделями на уровне модальностей, то для LT1 согласованность оказывается достаточно высокой. И в классических финальных моделях, и в наиболее надёжной LSTM-конфигурации доминирует ЭМГ-блок, тогда как NIRS занимает вторую позицию. Это позволяет считать вывод о ведущей роли локальных мышечных признаков для первого порога достаточно устойчивым к выбору класса модели.</w:t>
+      </w:r>
+    </w:p>
+    <w:p>
+      <w:r>
+        <w:lastRenderedPageBreak/>
+        <w:t>Для LT2 такое согласование выражено слабее. Здесь между SHAP и градиентной атрибуцией совпадает скорее общий сюжет: по сравнению с LT1 возрастает роль кардиорегуляторных и составных признаков. Однако точное ранжирование модальностей уже зависит от семейства модели. Это следует трактовать не как противоречие, а как дополнительный признак большей сложности второго порога: разные классы моделей извлекают из одних и тех же сигналов не полностью совпадающую информацию. Следовательно, кросс-семейное сопоставление для LT2 позволяет подтвердить не жёсткую идентичность интерпретации, а лишь согласованное направление сдвига по сравнению с LT1.</w:t>
+      </w:r>
+    </w:p>
+    <w:p>
+      <w:r>
+        <w:t>Таким образом, интерпретационный анализ усиливает один из главных выводов главы. Для LT1 наиболее устойчивый результат связан с доминирующей ролью ЭМГ при поддерживающем вкладе NIRS. Для LT2 структура признаков оказывается более неоднородной: вклад ЭМГ сохраняется, но заметно возрастает значение кардиорегуляторных и составных характеристик, а согласованность между различными классами моделей становится слабее. Это ещё раз подтверждает, что LT1 и LT2 следует рассматривать как две родственные, но не тождественные задачи предсказания.</w:t>
+      </w:r>
+    </w:p>
+    <w:p>
+      <w:pPr>
+        <w:pStyle w:val="21"/>
+      </w:pPr>
+      <w:r>
+        <w:t>3.9 Устойчивость и границы применимости полученных результатов</w:t>
+      </w:r>
+    </w:p>
+    <w:p>
+      <w:r>
+        <w:t xml:space="preserve">Полученные результаты следует рассматривать одновременно в двух плоскостях: как ответ на вопрос о принципиальной работоспособности онлайн-предсказания порогов и как оценку того, насколько далеко такие выводы можно переносить за пределы текущей экспериментальной постановки. На уровне точечных моделей картина выглядит достаточно устойчивой. Согласованные выводы повторяются в нескольких независимых слоях анализа: в схеме leave-one-subject-out, в сравнении различных семейств и модальностей, в дополнительном отборе финальных кандидатных моделей и в последующем интерпретационном анализе. Это позволяет считать </w:t>
+      </w:r>
+      <w:r>
+        <w:lastRenderedPageBreak/>
+        <w:t>основной результат главы устойчивым: приближение к LT1 и LT2 действительно может оцениваться по данным носимых датчиков без обращения к инвазивным лабораторным измерениям на каждом шаге прогноза.</w:t>
+      </w:r>
+    </w:p>
+    <w:p>
+      <w:r>
+        <w:t>Однако подтверждающая сила этих результатов не должна переоцениваться. Выборка включает 18 испытуемых, поэтому статистические сравнения обладают ограниченной мощностью. В текущем анализе после поправки на множественные сравнения ни одно из парных сопоставлений не достигает формального порога значимости. Это следует трактовать не как доказательство отсутствия эффекта, а как ограничение чувствительности тестов в данной постановке. По этой причине в работе основной акцент делается не на дихотомии «значимо или незначимо», а на согласованности направления эффекта, величине сдвига, ранговом положении моделей и повторяемости выводов между несколькими аналитическими слоями.</w:t>
+      </w:r>
+    </w:p>
+    <w:p>
+      <w:r>
+        <w:t>Дополнительная проверка показала, что для индивидуальной калибровки доверительных интервалов в формальном смысле текущая выборка недостаточна — это естественное ограничение задач с детальным мультимодальным сбором и не относится к самой точечной модели. Подробности оценки неопределённости вынесены в приложение 2.</w:t>
+      </w:r>
+    </w:p>
+    <w:p>
+      <w:r>
+        <w:t>Не менее важны и содержательные границы применимости. Все выводы получены на материале ступенчатого велоэргометрического теста с длительностью ступени 3 минуты, на конкретной выборке испытуемых и с использованием определённого набора носимых датчиков. Поэтому перенос этих результатов на другие виды нагрузки, иные спортивные дисциплины, непрерывные протоколы тестирования или клинические популяции требует отдельной проверки. То же относится и к интерпретации признаков: обнаруженные структуры важности отражают поведение лучших моделей в данной постановке, а не универсальные физиологические законы, одинаково справедливые для всех условий.</w:t>
+      </w:r>
+    </w:p>
+    <w:p>
+      <w:r>
+        <w:lastRenderedPageBreak/>
+        <w:t>Таким образом, устойчивость результатов в настоящей работе достаточна для двух выводов. Во-первых, сама задача неинвазивного онлайн-предсказания LT1 и LT2 по данным носимых датчиков является решаемой. Во-вторых, оптимальные решения для первого и второго порога оказываются различными как по составу моделей, так и по структуре наиболее информативных сигналов. Одновременно работа задаёт и ясные пределы этих выводов: они относятся к конкретной экспериментальной схеме и требуют дальнейшей валидации на более широких выборках и в иных сценариях нагрузки.</w:t>
+      </w:r>
+    </w:p>
+    <w:p>
+      <w:pPr>
+        <w:pStyle w:val="2"/>
+      </w:pPr>
+      <w:r>
+        <w:t>Обсуждение</w:t>
+      </w:r>
+    </w:p>
+    <w:p>
+      <w:pPr>
+        <w:spacing w:line="259" w:lineRule="auto"/>
+        <w:jc w:val="left"/>
+      </w:pPr>
+      <w:r>
+        <w:t>Очень скоро</w:t>
+      </w:r>
     </w:p>
     <w:p>
       <w:pPr>
         <w:widowControl w:val="0"/>
         <w:spacing w:after="0"/>
+        <w:ind w:firstLine="709"/>
       </w:pPr>
     </w:p>
     <w:p>
@@ -27412,54 +30102,12 @@
       <w:pPr>
         <w:pStyle w:val="2"/>
       </w:pPr>
-      <w:bookmarkStart w:id="66" w:name="_Toc229934920"/>
-      <w:r>
-        <w:lastRenderedPageBreak/>
-        <w:t>Заключение</w:t>
-      </w:r>
-      <w:bookmarkEnd w:id="66"/>
-    </w:p>
-    <w:p>
-      <w:pPr>
-        <w:spacing w:line="259" w:lineRule="auto"/>
-        <w:jc w:val="left"/>
-      </w:pPr>
-      <w:r>
-        <w:t>Дописать, после обработки</w:t>
-      </w:r>
-    </w:p>
-    <w:p>
-      <w:pPr>
-        <w:widowControl w:val="0"/>
-        <w:spacing w:after="0"/>
-        <w:ind w:firstLine="709"/>
-      </w:pPr>
-    </w:p>
-    <w:p>
-      <w:pPr>
-        <w:spacing w:line="259" w:lineRule="auto"/>
-        <w:jc w:val="left"/>
-        <w:rPr>
-          <w:rFonts w:eastAsiaTheme="majorEastAsia" w:cs="Times New Roman"/>
-          <w:b/>
-          <w:caps/>
-          <w:szCs w:val="28"/>
-        </w:rPr>
-      </w:pPr>
-      <w:r>
-        <w:br w:type="page"/>
-      </w:r>
-    </w:p>
-    <w:p>
-      <w:pPr>
-        <w:pStyle w:val="2"/>
-      </w:pPr>
-      <w:bookmarkStart w:id="67" w:name="_Toc229934921"/>
+      <w:bookmarkStart w:id="63" w:name="_Toc229934921"/>
       <w:r>
         <w:lastRenderedPageBreak/>
         <w:t>Список использованных источников</w:t>
       </w:r>
-      <w:bookmarkEnd w:id="67"/>
+      <w:bookmarkEnd w:id="63"/>
     </w:p>
     <w:p/>
     <w:sdt>
@@ -31142,17 +33790,17 @@
           <w:b w:val="0"/>
         </w:rPr>
       </w:pPr>
-      <w:bookmarkStart w:id="68" w:name="_Toc190776678"/>
-      <w:bookmarkStart w:id="69" w:name="_Toc229934922"/>
+      <w:bookmarkStart w:id="64" w:name="_Toc190776678"/>
+      <w:bookmarkStart w:id="65" w:name="_Toc229934922"/>
       <w:r>
         <w:lastRenderedPageBreak/>
         <w:t xml:space="preserve">Приложение </w:t>
       </w:r>
-      <w:bookmarkEnd w:id="68"/>
+      <w:bookmarkEnd w:id="64"/>
       <w:r>
         <w:t>1</w:t>
       </w:r>
-      <w:bookmarkEnd w:id="69"/>
+      <w:bookmarkEnd w:id="65"/>
     </w:p>
     <w:p>
       <w:pPr>
@@ -31291,8 +33939,8 @@
         <w:pStyle w:val="31"/>
         <w:divId w:val="1101805661"/>
       </w:pPr>
-      <w:bookmarkStart w:id="70" w:name="_Toc229934923"/>
-      <w:bookmarkStart w:id="71" w:name="X753b266d9c56295c0318ba240c8cfcaf2496a89"/>
+      <w:bookmarkStart w:id="66" w:name="_Toc229934923"/>
+      <w:bookmarkStart w:id="67" w:name="X753b266d9c56295c0318ba240c8cfcaf2496a89"/>
       <w:r>
         <w:t xml:space="preserve">ЭМГ: </w:t>
       </w:r>
@@ -31304,7 +33952,7 @@
       <w:r>
         <w:t xml:space="preserve"> область (16 признаков × 4 потока = 64)</w:t>
       </w:r>
-      <w:bookmarkEnd w:id="70"/>
+      <w:bookmarkEnd w:id="66"/>
     </w:p>
     <w:tbl>
       <w:tblPr>
@@ -37000,13 +39648,13 @@
         <w:pStyle w:val="31"/>
         <w:divId w:val="1101805661"/>
       </w:pPr>
-      <w:bookmarkStart w:id="72" w:name="_Toc229934924"/>
-      <w:bookmarkStart w:id="73" w:name="X0050d68fb57b38026066ac753840f9f9f5ded83"/>
-      <w:bookmarkEnd w:id="71"/>
+      <w:bookmarkStart w:id="68" w:name="_Toc229934924"/>
+      <w:bookmarkStart w:id="69" w:name="X0050d68fb57b38026066ac753840f9f9f5ded83"/>
+      <w:bookmarkEnd w:id="67"/>
       <w:r>
         <w:t>ЭМГ: вариабельность амплитуды цикл-к-циклу (4 признака)</w:t>
       </w:r>
-      <w:bookmarkEnd w:id="72"/>
+      <w:bookmarkEnd w:id="68"/>
     </w:p>
     <w:tbl>
       <w:tblPr>
@@ -37463,9 +40111,9 @@
         <w:pStyle w:val="31"/>
         <w:divId w:val="1101805661"/>
       </w:pPr>
-      <w:bookmarkStart w:id="74" w:name="_Toc229934925"/>
-      <w:bookmarkStart w:id="75" w:name="кинематика-педалирования-11-признаков"/>
-      <w:bookmarkEnd w:id="73"/>
+      <w:bookmarkStart w:id="70" w:name="_Toc229934925"/>
+      <w:bookmarkStart w:id="71" w:name="кинематика-педалирования-11-признаков"/>
+      <w:bookmarkEnd w:id="69"/>
       <w:r>
         <w:t xml:space="preserve">Кинематика </w:t>
       </w:r>
@@ -37477,7 +40125,7 @@
       <w:r>
         <w:t xml:space="preserve"> (11 признаков)</w:t>
       </w:r>
-      <w:bookmarkEnd w:id="74"/>
+      <w:bookmarkEnd w:id="70"/>
     </w:p>
     <w:tbl>
       <w:tblPr>
@@ -38283,9 +40931,9 @@
         <w:pStyle w:val="31"/>
         <w:divId w:val="1101805661"/>
       </w:pPr>
-      <w:bookmarkStart w:id="76" w:name="_Toc229934926"/>
-      <w:bookmarkStart w:id="77" w:name="X5224b52a843676adf2db617b5562460227a9005"/>
-      <w:bookmarkEnd w:id="75"/>
+      <w:bookmarkStart w:id="72" w:name="_Toc229934926"/>
+      <w:bookmarkStart w:id="73" w:name="X5224b52a843676adf2db617b5562460227a9005"/>
+      <w:bookmarkEnd w:id="71"/>
       <w:r>
         <w:t xml:space="preserve">NIRS — оконные признаки (15 признаков, </w:t>
       </w:r>
@@ -38297,7 +40945,7 @@
       <w:r>
         <w:t>)</w:t>
       </w:r>
-      <w:bookmarkEnd w:id="76"/>
+      <w:bookmarkEnd w:id="72"/>
     </w:p>
     <w:tbl>
       <w:tblPr>
@@ -39300,13 +41948,13 @@
         <w:pStyle w:val="31"/>
         <w:divId w:val="1101805661"/>
       </w:pPr>
-      <w:bookmarkStart w:id="78" w:name="_Toc229934927"/>
-      <w:bookmarkStart w:id="79" w:name="nirs-кумулятивные-признаки-3-признака"/>
-      <w:bookmarkEnd w:id="77"/>
+      <w:bookmarkStart w:id="74" w:name="_Toc229934927"/>
+      <w:bookmarkStart w:id="75" w:name="nirs-кумулятивные-признаки-3-признака"/>
+      <w:bookmarkEnd w:id="73"/>
       <w:r>
         <w:t>NIRS — кумулятивные признаки (3 признака)</w:t>
       </w:r>
-      <w:bookmarkEnd w:id="78"/>
+      <w:bookmarkEnd w:id="74"/>
     </w:p>
     <w:tbl>
       <w:tblPr>
@@ -39589,9 +42237,9 @@
         <w:pStyle w:val="31"/>
         <w:divId w:val="1101805661"/>
       </w:pPr>
-      <w:bookmarkStart w:id="80" w:name="_Toc229934928"/>
-      <w:bookmarkStart w:id="81" w:name="вср-7-признаков"/>
-      <w:bookmarkEnd w:id="79"/>
+      <w:bookmarkStart w:id="76" w:name="_Toc229934928"/>
+      <w:bookmarkStart w:id="77" w:name="вср-7-признаков"/>
+      <w:bookmarkEnd w:id="75"/>
       <w:r>
         <w:t>H</w:t>
       </w:r>
@@ -39618,7 +42266,7 @@
       <w:r>
         <w:t>(7 признаков)</w:t>
       </w:r>
-      <w:bookmarkEnd w:id="80"/>
+      <w:bookmarkEnd w:id="76"/>
     </w:p>
     <w:tbl>
       <w:tblPr>
@@ -40106,13 +42754,13 @@
         <w:pStyle w:val="31"/>
         <w:divId w:val="1101805661"/>
       </w:pPr>
-      <w:bookmarkStart w:id="82" w:name="_Toc229934929"/>
-      <w:bookmarkStart w:id="83" w:name="X8736719f5aa8828c943fd466deb86029f8cf0b2"/>
-      <w:bookmarkEnd w:id="81"/>
+      <w:bookmarkStart w:id="78" w:name="_Toc229934929"/>
+      <w:bookmarkStart w:id="79" w:name="X8736719f5aa8828c943fd466deb86029f8cf0b2"/>
+      <w:bookmarkEnd w:id="77"/>
       <w:r>
         <w:t>Взаимодействия (3 признака, только EMG+NIRS+HRV)</w:t>
       </w:r>
-      <w:bookmarkEnd w:id="82"/>
+      <w:bookmarkEnd w:id="78"/>
     </w:p>
     <w:tbl>
       <w:tblPr>
@@ -40485,8 +43133,8 @@
         <w:pStyle w:val="31"/>
         <w:divId w:val="1101805661"/>
       </w:pPr>
-      <w:bookmarkStart w:id="84" w:name="_Toc229934930"/>
-      <w:bookmarkEnd w:id="83"/>
+      <w:bookmarkStart w:id="80" w:name="_Toc229934930"/>
+      <w:bookmarkEnd w:id="79"/>
       <w:r>
         <w:t xml:space="preserve">Абсолютные признаки, исключаемые в варианте </w:t>
       </w:r>
@@ -40498,7 +43146,7 @@
       <w:r>
         <w:t xml:space="preserve"> (6 признаков)</w:t>
       </w:r>
-      <w:bookmarkEnd w:id="84"/>
+      <w:bookmarkEnd w:id="80"/>
     </w:p>
     <w:tbl>
       <w:tblPr>
@@ -40931,11 +43579,11 @@
         <w:pStyle w:val="31"/>
         <w:divId w:val="1101805661"/>
       </w:pPr>
-      <w:bookmarkStart w:id="85" w:name="_Toc229934931"/>
+      <w:bookmarkStart w:id="81" w:name="_Toc229934931"/>
       <w:r>
         <w:t>Базальные физиологические показатели</w:t>
       </w:r>
-      <w:bookmarkEnd w:id="85"/>
+      <w:bookmarkEnd w:id="81"/>
     </w:p>
     <w:tbl>
       <w:tblPr>
@@ -41678,8 +44326,386 @@
         </w:rPr>
       </w:pPr>
     </w:p>
+    <w:p>
+      <w:r>
+        <w:br w:type="page"/>
+      </w:r>
+    </w:p>
+    <w:p>
+      <w:pPr>
+        <w:pStyle w:val="21"/>
+      </w:pPr>
+      <w:r>
+        <w:lastRenderedPageBreak/>
+        <w:t>Приложение 2. Оценка неопределённости точечных предсказаний</w:t>
+      </w:r>
+    </w:p>
+    <w:p>
+      <w:pPr>
+        <w:pStyle w:val="31"/>
+      </w:pPr>
+      <w:r>
+        <w:t>П2.1 Назначение приложения</w:t>
+      </w:r>
+    </w:p>
+    <w:p>
+      <w:r>
+        <w:t>В основной главе результатов точечные модели рассматриваются как центральный объект анализа: оценивается их типичная ошибка локализации порога, согласованность по семействам, поведение в наборе финальных кандидатных моделей. Отдельным вспомогательным сюжетом является оценка неопределённости этих точечных предсказаний — в какой полосе вокруг точечного прогноза может лежать истинное время до достижения порога.</w:t>
+      </w:r>
+    </w:p>
+    <w:p>
+      <w:r>
+        <w:t>Этот вопрос рассматривается в работе как методологическая проверка, а не как самостоятельный практический инструмент. Основные сведения вынесены в данное приложение, чтобы основной текст главы не подменял вывод о работоспособности точечных моделей вторичным сюжетом об ограниченности интервальной оценки на текущей выборке.</w:t>
+      </w:r>
+    </w:p>
+    <w:p>
+      <w:pPr>
+        <w:pStyle w:val="31"/>
+      </w:pPr>
+      <w:r>
+        <w:t>П2.2 Использованная процедура</w:t>
+      </w:r>
+    </w:p>
+    <w:p>
+      <w:r>
+        <w:t>Для оценки неопределённости применялся вариант конформного предсказания</w:t>
+      </w:r>
+      <w:r>
+        <w:t xml:space="preserve"> </w:t>
+      </w:r>
+      <w:r>
+        <w:t>со схемой поочерёдного исключения одного испытуемого. Содержательно</w:t>
+      </w:r>
+      <w:r>
+        <w:t xml:space="preserve"> </w:t>
+      </w:r>
+      <w:r>
+        <w:t>процедура устроена так:</w:t>
+      </w:r>
+    </w:p>
+    <w:p>
+      <w:pPr>
+        <w:pStyle w:val="a5"/>
+      </w:pPr>
+      <w:r>
+        <w:t>1. Для каждого из 18 испытуемых строится модель, обученная на остальных</w:t>
+      </w:r>
+      <w:r>
+        <w:t xml:space="preserve"> </w:t>
+      </w:r>
+      <w:r>
+        <w:t>17 участниках (та же схема валидации, что и в основной главе).</w:t>
+      </w:r>
+    </w:p>
+    <w:p>
+      <w:pPr>
+        <w:pStyle w:val="a5"/>
+      </w:pPr>
+      <w:r>
+        <w:t>2. На исключённом испытуемом фиксируется фактическая ошибка точечного</w:t>
+      </w:r>
+      <w:r>
+        <w:t xml:space="preserve"> </w:t>
+      </w:r>
+      <w:r>
+        <w:t>прогноза по основной метрике локализации порога.</w:t>
+      </w:r>
+    </w:p>
+    <w:p>
+      <w:pPr>
+        <w:pStyle w:val="a5"/>
+      </w:pPr>
+      <w:r>
+        <w:t>3. По набору таких ошибок, полученных по всем 18 участникам,</w:t>
+      </w:r>
+      <w:r>
+        <w:t xml:space="preserve"> </w:t>
+      </w:r>
+      <w:r>
+        <w:t>рассчитывается верхняя граница допустимого отклонения,</w:t>
+      </w:r>
+      <w:r>
+        <w:t xml:space="preserve"> </w:t>
+      </w:r>
+      <w:r>
+        <w:t>обеспечивающая</w:t>
+      </w:r>
+      <w:r>
+        <w:t xml:space="preserve"> </w:t>
+      </w:r>
+      <w:r>
+        <w:t>заявленный уровень покрытия. Полная ширина доверительного</w:t>
+      </w:r>
+      <w:r>
+        <w:t xml:space="preserve"> </w:t>
+      </w:r>
+      <w:r>
+        <w:t>интервала</w:t>
+      </w:r>
+      <w:r>
+        <w:t xml:space="preserve"> </w:t>
+      </w:r>
+      <w:r>
+        <w:t>определяется этой границей и считается отдельно для каждой модели.</w:t>
+      </w:r>
+    </w:p>
+    <w:p>
+      <w:r>
+        <w:lastRenderedPageBreak/>
+        <w:t>Такая схема выбрана из соображений согласованности с основной схемой валидации в работе: оценка неопределённости использует тот же принцип поочерёдного исключения, что и оценка точечного качества, и потому не требует отдельной калибровочной выборки сверх 18 участников.</w:t>
+      </w:r>
+    </w:p>
+    <w:p>
+      <w:pPr>
+        <w:pStyle w:val="31"/>
+      </w:pPr>
+      <w:r>
+        <w:t>П2.3 Полученные количественные характеристики</w:t>
+      </w:r>
+    </w:p>
+    <w:p>
+      <w:r>
+        <w:t>При номинальном уровне покрытия 80 % (требование, чтобы интервал с вероятностью 0.80 содержал истинное время до порога):</w:t>
+      </w:r>
+    </w:p>
+    <w:p>
+      <w:pPr>
+        <w:pStyle w:val="a5"/>
+      </w:pPr>
+      <w:r>
+        <w:t>• эмпирическое покрытие на текущей выборке составляет приблизительно 89 %, то есть превышает номинальный уровень;</w:t>
+      </w:r>
+    </w:p>
+    <w:p>
+      <w:pPr>
+        <w:pStyle w:val="a5"/>
+      </w:pPr>
+      <w:r>
+        <w:t>• медианная полная ширина интервала составляет около 780 секунд, что соответствует примерно ±6.5 минут вокруг точечного прогноза.</w:t>
+      </w:r>
+    </w:p>
+    <w:p>
+      <w:r>
+        <w:t>При более мягком номинальном уровне покрытия 70 % эмпирическое покрытие также превышает номинальное (около 78 % против 70 %), а медианная ширина уменьшается, но остаётся значительной — порядка 540 секунд. При более строгих уровнях покрытия (90 % и выше) при выборке из 18 калибровочных испытуемых процедура теоретически ограничена и фактически сводится к максимальной наблюдаемой ошибке; такие уровни в работе не репортируются.</w:t>
+      </w:r>
+    </w:p>
+    <w:p>
+      <w:r>
+        <w:t>Для сопоставления: типичная точечная ошибка лучших моделей по тем же данным составляет порядка 120 секунд для задачи LT1 и порядка 105 секунд для задачи LT2, то есть приблизительно две минуты.</w:t>
+      </w:r>
+    </w:p>
+    <w:p>
+      <w:pPr>
+        <w:pStyle w:val="31"/>
+      </w:pPr>
+      <w:r>
+        <w:t>П2.4 Интерпретация: точечная ошибка и ширина интервала измеряют разное</w:t>
+      </w:r>
+    </w:p>
+    <w:p>
+      <w:r>
+        <w:t>Главное методологическое замечание состоит в том, что число «780 секунд» не следует читать как ошибку модели. Точечная ошибка и ширина доверительного интервала отвечают на разные вопросы:</w:t>
+      </w:r>
+    </w:p>
+    <w:tbl>
+      <w:tblPr>
+        <w:tblStyle w:val="a9"/>
+        <w:tblW w:w="0" w:type="auto"/>
+        <w:tblLook w:val="04A0" w:firstRow="1" w:lastRow="0" w:firstColumn="1" w:lastColumn="0" w:noHBand="0" w:noVBand="1"/>
+      </w:tblPr>
+      <w:tblGrid>
+        <w:gridCol w:w="4670"/>
+        <w:gridCol w:w="4675"/>
+      </w:tblGrid>
+      <w:tr>
+        <w:tc>
+          <w:tcPr>
+            <w:tcW w:w="6400" w:type="dxa"/>
+            <w:tcBorders>
+              <w:top w:val="single" w:sz="4" w:space="0" w:color="BFBFBF"/>
+              <w:left w:val="single" w:sz="4" w:space="0" w:color="BFBFBF"/>
+              <w:bottom w:val="single" w:sz="4" w:space="0" w:color="BFBFBF"/>
+              <w:right w:val="single" w:sz="4" w:space="0" w:color="BFBFBF"/>
+            </w:tcBorders>
+          </w:tcPr>
+          <w:p>
+            <w:pPr>
+              <w:pStyle w:val="aa"/>
+            </w:pPr>
+            <w:proofErr w:type="spellStart"/>
+            <w:r>
+              <w:t>Показатель</w:t>
+            </w:r>
+            <w:proofErr w:type="spellEnd"/>
+          </w:p>
+        </w:tc>
+        <w:tc>
+          <w:tcPr>
+            <w:tcW w:w="6400" w:type="dxa"/>
+            <w:tcBorders>
+              <w:top w:val="single" w:sz="4" w:space="0" w:color="BFBFBF"/>
+              <w:left w:val="single" w:sz="4" w:space="0" w:color="BFBFBF"/>
+              <w:bottom w:val="single" w:sz="4" w:space="0" w:color="BFBFBF"/>
+              <w:right w:val="single" w:sz="4" w:space="0" w:color="BFBFBF"/>
+            </w:tcBorders>
+          </w:tcPr>
+          <w:p>
+            <w:pPr>
+              <w:pStyle w:val="aa"/>
+            </w:pPr>
+            <w:r>
+              <w:t>Что измеряет</w:t>
+            </w:r>
+          </w:p>
+        </w:tc>
+      </w:tr>
+      <w:tr>
+        <w:tc>
+          <w:tcPr>
+            <w:tcW w:w="6400" w:type="dxa"/>
+            <w:tcBorders>
+              <w:top w:val="single" w:sz="4" w:space="0" w:color="BFBFBF"/>
+              <w:left w:val="single" w:sz="4" w:space="0" w:color="BFBFBF"/>
+              <w:bottom w:val="single" w:sz="4" w:space="0" w:color="BFBFBF"/>
+              <w:right w:val="single" w:sz="4" w:space="0" w:color="BFBFBF"/>
+            </w:tcBorders>
+          </w:tcPr>
+          <w:p>
+            <w:pPr>
+              <w:pStyle w:val="aa"/>
+            </w:pPr>
+            <w:r>
+              <w:lastRenderedPageBreak/>
+              <w:t>Типичная точечная ошибка (~120 секунд)</w:t>
+            </w:r>
+          </w:p>
+        </w:tc>
+        <w:tc>
+          <w:tcPr>
+            <w:tcW w:w="6400" w:type="dxa"/>
+            <w:tcBorders>
+              <w:top w:val="single" w:sz="4" w:space="0" w:color="BFBFBF"/>
+              <w:left w:val="single" w:sz="4" w:space="0" w:color="BFBFBF"/>
+              <w:bottom w:val="single" w:sz="4" w:space="0" w:color="BFBFBF"/>
+              <w:right w:val="single" w:sz="4" w:space="0" w:color="BFBFBF"/>
+            </w:tcBorders>
+          </w:tcPr>
+          <w:p>
+            <w:pPr>
+              <w:pStyle w:val="aa"/>
+              <w:rPr>
+                <w:lang w:val="ru-RU"/>
+              </w:rPr>
+            </w:pPr>
+            <w:r>
+              <w:rPr>
+                <w:lang w:val="ru-RU"/>
+              </w:rPr>
+              <w:t>Насколько в среднем модель промахивается мимо истинного времени до порога.</w:t>
+            </w:r>
+          </w:p>
+        </w:tc>
+      </w:tr>
+      <w:tr>
+        <w:tc>
+          <w:tcPr>
+            <w:tcW w:w="6400" w:type="dxa"/>
+            <w:tcBorders>
+              <w:top w:val="single" w:sz="4" w:space="0" w:color="BFBFBF"/>
+              <w:left w:val="single" w:sz="4" w:space="0" w:color="BFBFBF"/>
+              <w:bottom w:val="single" w:sz="4" w:space="0" w:color="BFBFBF"/>
+              <w:right w:val="single" w:sz="4" w:space="0" w:color="BFBFBF"/>
+            </w:tcBorders>
+          </w:tcPr>
+          <w:p>
+            <w:pPr>
+              <w:pStyle w:val="aa"/>
+              <w:rPr>
+                <w:lang w:val="ru-RU"/>
+              </w:rPr>
+            </w:pPr>
+            <w:r>
+              <w:rPr>
+                <w:lang w:val="ru-RU"/>
+              </w:rPr>
+              <w:t>Ширина доверительного интервала (~780 секунд при 80 % покрытии)</w:t>
+            </w:r>
+          </w:p>
+        </w:tc>
+        <w:tc>
+          <w:tcPr>
+            <w:tcW w:w="6400" w:type="dxa"/>
+            <w:tcBorders>
+              <w:top w:val="single" w:sz="4" w:space="0" w:color="BFBFBF"/>
+              <w:left w:val="single" w:sz="4" w:space="0" w:color="BFBFBF"/>
+              <w:bottom w:val="single" w:sz="4" w:space="0" w:color="BFBFBF"/>
+              <w:right w:val="single" w:sz="4" w:space="0" w:color="BFBFBF"/>
+            </w:tcBorders>
+          </w:tcPr>
+          <w:p>
+            <w:pPr>
+              <w:pStyle w:val="aa"/>
+              <w:rPr>
+                <w:lang w:val="ru-RU"/>
+              </w:rPr>
+            </w:pPr>
+            <w:r>
+              <w:rPr>
+                <w:lang w:val="ru-RU"/>
+              </w:rPr>
+              <w:t>Какая по ширине полоса вокруг точечного прогноза необходима, чтобы с заявленной вероятностью гарантированно накрывать истинное значение на текущей выборке.</w:t>
+            </w:r>
+          </w:p>
+        </w:tc>
+      </w:tr>
+    </w:tbl>
+    <w:p>
+      <w:r>
+        <w:t>Иначе говоря, «±6.5 минут» — это гарантированная верхняя оценка разброса при заявленном уровне покрытия, а не «модель ошибается на 6.5 минут». Сама модель в типичном случае ошибается на величину, существенно меньшую — порядка двух минут.</w:t>
+      </w:r>
+    </w:p>
+    <w:p>
+      <w:pPr>
+        <w:pStyle w:val="31"/>
+      </w:pPr>
+      <w:r>
+        <w:t>П2.5 Почему интервал так широк при N=18</w:t>
+      </w:r>
+    </w:p>
+    <w:p>
+      <w:r>
+        <w:t>Конформная процедура поочерёдного исключения испытуемых обеспечивает формальную гарантию покрытия только за счёт ориентации фактически на наихудший случай в калибровочной выборке. Содержательно это означает следующее. При 18 калибровочных наблюдениях для гарантированного покрытия 80 % процедура вынуждена взять квантиль уровня примерно 0.88 из распределения индивидуальных ошибок. На выборке такого размера это почти эквивалентно тому, чтобы ориентироваться на одного-двух испытуемых с самой большой индивидуальной ошибкой: эти участники автоматически растягивают ширину интервала для всей выборки.</w:t>
+      </w:r>
+    </w:p>
+    <w:p>
+      <w:r>
+        <w:t>Этот эффект имеет чисто статистическую природу и не связан с качеством самой точечной модели. С увеличением калибровочной выборки тот же номинальный уровень покрытия 80 % достигается за счёт квантиля более низкого порядка, и интервал сужается. Для получения практически узких индивидуальных интервалов при сохранении заявленного уровня покрытия требуется выборка существенно большего размера, чем доступна в задачах с детальным мультимодальным физиологическим сбором, и это относится к условию калибровки неопределённости, а не к ограничению самой модели.</w:t>
+      </w:r>
+    </w:p>
+    <w:p>
+      <w:pPr>
+        <w:pStyle w:val="31"/>
+      </w:pPr>
+      <w:r>
+        <w:t>П2.6 Вывод</w:t>
+      </w:r>
+    </w:p>
+    <w:p>
+      <w:r>
+        <w:t xml:space="preserve">Точечные модели в данной работе остаются практически осмысленным инструментом онлайн-оценки приближения к LT1 и LT2: их типичная ошибка </w:t>
+      </w:r>
+      <w:r>
+        <w:lastRenderedPageBreak/>
+        <w:t>существенно меньше длительности ступени нагрузочного протокола. Интервальный же слой при текущем размере калибровочной выборки даёт заведомо консервативную оценку и в данной работе рассматривается исключительно как методологическая проверка наличия осмысленного способа количественно описать неопределённость, а не как готовый инструмент для прецизионных индивидуальных рекомендаций.</w:t>
+      </w:r>
+    </w:p>
+    <w:p>
+      <w:r>
+        <w:t>Развитие интервальной оценки до прикладного уровня предполагает увеличение калибровочной выборки и относится к задачам, выходящим за рамки данной работы; перенос точечных результатов на иные виды нагрузки и популяции обсуждается отдельно в разделе 3.9 основной части.</w:t>
+      </w:r>
+    </w:p>
     <w:sectPr>
-      <w:footerReference w:type="default" r:id="rId9"/>
+      <w:footerReference w:type="default" r:id="rId18"/>
       <w:pgSz w:w="11906" w:h="16838"/>
       <w:pgMar w:top="1134" w:right="850" w:bottom="993" w:left="1701" w:header="708" w:footer="453" w:gutter="0"/>
       <w:cols w:space="708"/>
@@ -47785,8 +50811,10 @@
     <w:rsid w:val="003F2A0D"/>
     <w:rsid w:val="00451746"/>
     <w:rsid w:val="004664AD"/>
+    <w:rsid w:val="00495F14"/>
     <w:rsid w:val="004E64FF"/>
     <w:rsid w:val="004F7C40"/>
+    <w:rsid w:val="005D0FC6"/>
     <w:rsid w:val="0067232C"/>
     <w:rsid w:val="00683803"/>
     <w:rsid w:val="006925B1"/>
@@ -47802,9 +50830,11 @@
     <w:rsid w:val="00B75200"/>
     <w:rsid w:val="00B800F6"/>
     <w:rsid w:val="00BA287F"/>
+    <w:rsid w:val="00C22C97"/>
     <w:rsid w:val="00C366AC"/>
     <w:rsid w:val="00D4388C"/>
     <w:rsid w:val="00D50C1F"/>
+    <w:rsid w:val="00E942A6"/>
     <w:rsid w:val="00EE051A"/>
     <w:rsid w:val="00EE1512"/>
     <w:rsid w:val="00F13E9E"/>
